--- a/Documentation/The Ripple Effect - IMPLEMENTATION DOCUMENT.docx
+++ b/Documentation/The Ripple Effect - IMPLEMENTATION DOCUMENT.docx
@@ -1,6 +1,6 @@
 
 <file path=word/document.xml><?xml version="1.0" encoding="utf-8"?>
-<w:document xmlns:wpc="http://schemas.microsoft.com/office/word/2010/wordprocessingCanvas" xmlns:cx="http://schemas.microsoft.com/office/drawing/2014/chartex" xmlns:cx1="http://schemas.microsoft.com/office/drawing/2015/9/8/chartex" xmlns:cx2="http://schemas.microsoft.com/office/drawing/2015/10/21/chartex" xmlns:cx3="http://schemas.microsoft.com/office/drawing/2016/5/9/chartex" xmlns:cx4="http://schemas.microsoft.com/office/drawing/2016/5/10/chartex" xmlns:cx5="http://schemas.microsoft.com/office/drawing/2016/5/11/chartex" xmlns:cx6="http://schemas.microsoft.com/office/drawing/2016/5/12/chartex" xmlns:cx7="http://schemas.microsoft.com/office/drawing/2016/5/13/chartex" xmlns:cx8="http://schemas.microsoft.com/office/drawing/2016/5/14/chartex" xmlns:mc="http://schemas.openxmlformats.org/markup-compatibility/2006" xmlns:aink="http://schemas.microsoft.com/office/drawing/2016/ink" xmlns:am3d="http://schemas.microsoft.com/office/drawing/2017/model3d" xmlns:o="urn:schemas-microsoft-com:office:office" xmlns:oel="http://schemas.microsoft.com/office/2019/extlst" xmlns:r="http://schemas.openxmlformats.org/officeDocument/2006/relationships" xmlns:m="http://schemas.openxmlformats.org/officeDocument/2006/math" xmlns:v="urn:schemas-microsoft-com:vml" xmlns:wp14="http://schemas.microsoft.com/office/word/2010/wordprocessingDrawing" xmlns:wp="http://schemas.openxmlformats.org/drawingml/2006/wordprocessingDrawing" xmlns:w10="urn:schemas-microsoft-com:office:word" xmlns:w="http://schemas.openxmlformats.org/wordprocessingml/2006/main" xmlns:w14="http://schemas.microsoft.com/office/word/2010/wordml" xmlns:w15="http://schemas.microsoft.com/office/word/2012/wordml" xmlns:w16cex="http://schemas.microsoft.com/office/word/2018/wordml/cex" xmlns:w16cid="http://schemas.microsoft.com/office/word/2016/wordml/cid" xmlns:w16="http://schemas.microsoft.com/office/word/2018/wordml" xmlns:w16du="http://schemas.microsoft.com/office/word/2023/wordml/word16du" xmlns:w16sdtdh="http://schemas.microsoft.com/office/word/2020/wordml/sdtdatahash" xmlns:w16sdtfl="http://schemas.microsoft.com/office/word/2024/wordml/sdtformatlock" xmlns:w16se="http://schemas.microsoft.com/office/word/2015/wordml/symex" xmlns:wpg="http://schemas.microsoft.com/office/word/2010/wordprocessingGroup" xmlns:wpi="http://schemas.microsoft.com/office/word/2010/wordprocessingInk" xmlns:wne="http://schemas.microsoft.com/office/word/2006/wordml" xmlns:wps="http://schemas.microsoft.com/office/word/2010/wordprocessingShape" mc:Ignorable="w14 w15 w16se w16cid w16 w16cex w16sdtdh w16sdtfl w16du wp14">
+<w:document xmlns:wpc="http://schemas.microsoft.com/office/word/2010/wordprocessingCanvas" xmlns:cx="http://schemas.microsoft.com/office/drawing/2014/chartex" xmlns:cx1="http://schemas.microsoft.com/office/drawing/2015/9/8/chartex" xmlns:cx2="http://schemas.microsoft.com/office/drawing/2015/10/21/chartex" xmlns:cx3="http://schemas.microsoft.com/office/drawing/2016/5/9/chartex" xmlns:cx4="http://schemas.microsoft.com/office/drawing/2016/5/10/chartex" xmlns:cx5="http://schemas.microsoft.com/office/drawing/2016/5/11/chartex" xmlns:cx6="http://schemas.microsoft.com/office/drawing/2016/5/12/chartex" xmlns:cx7="http://schemas.microsoft.com/office/drawing/2016/5/13/chartex" xmlns:cx8="http://schemas.microsoft.com/office/drawing/2016/5/14/chartex" xmlns:mc="http://schemas.openxmlformats.org/markup-compatibility/2006" xmlns:aink="http://schemas.microsoft.com/office/drawing/2016/ink" xmlns:am3d="http://schemas.microsoft.com/office/drawing/2017/model3d" xmlns:o="urn:schemas-microsoft-com:office:office" xmlns:r="http://schemas.openxmlformats.org/officeDocument/2006/relationships" xmlns:m="http://schemas.openxmlformats.org/officeDocument/2006/math" xmlns:v="urn:schemas-microsoft-com:vml" xmlns:wp14="http://schemas.microsoft.com/office/word/2010/wordprocessingDrawing" xmlns:wp="http://schemas.openxmlformats.org/drawingml/2006/wordprocessingDrawing" xmlns:w10="urn:schemas-microsoft-com:office:word" xmlns:w="http://schemas.openxmlformats.org/wordprocessingml/2006/main" xmlns:w14="http://schemas.microsoft.com/office/word/2010/wordml" xmlns:w15="http://schemas.microsoft.com/office/word/2012/wordml" xmlns:w16cid="http://schemas.microsoft.com/office/word/2016/wordml/cid" xmlns:w16se="http://schemas.microsoft.com/office/word/2015/wordml/symex" xmlns:wpg="http://schemas.microsoft.com/office/word/2010/wordprocessingGroup" xmlns:wpi="http://schemas.microsoft.com/office/word/2010/wordprocessingInk" xmlns:wne="http://schemas.microsoft.com/office/word/2006/wordml" xmlns:wps="http://schemas.microsoft.com/office/word/2010/wordprocessingShape" mc:Ignorable="w14 w15 w16se w16cid wp14">
   <w:body>
     <w:p>
       <w:pPr>
@@ -18,6 +18,13 @@
     </w:p>
     <w:sdt>
       <w:sdtPr>
+        <w:rPr>
+          <w:rFonts w:asciiTheme="minorHAnsi" w:eastAsiaTheme="minorHAnsi" w:hAnsiTheme="minorHAnsi" w:cstheme="minorBidi"/>
+          <w:color w:val="auto"/>
+          <w:sz w:val="24"/>
+          <w:szCs w:val="24"/>
+          <w:lang w:val="en-ZA"/>
+        </w:rPr>
         <w:id w:val="1032081102"/>
         <w:docPartObj>
           <w:docPartGallery w:val="Table of Contents"/>
@@ -26,14 +33,9 @@
       </w:sdtPr>
       <w:sdtEndPr>
         <w:rPr>
-          <w:rFonts w:asciiTheme="minorHAnsi" w:eastAsiaTheme="minorHAnsi" w:hAnsiTheme="minorHAnsi" w:cstheme="minorBidi"/>
           <w:b/>
           <w:bCs/>
           <w:noProof/>
-          <w:color w:val="auto"/>
-          <w:sz w:val="24"/>
-          <w:szCs w:val="24"/>
-          <w:lang w:val="en-ZA"/>
         </w:rPr>
       </w:sdtEndPr>
       <w:sdtContent>
@@ -303,20 +305,41 @@
       </w:pPr>
     </w:p>
     <w:p>
-      <w:pPr>
-        <w:rPr>
-          <w:color w:val="4472C4" w:themeColor="accent1"/>
-          <w:sz w:val="23"/>
-          <w:szCs w:val="23"/>
-        </w:rPr>
-      </w:pPr>
-      <w:r>
-        <w:rPr>
-          <w:color w:val="4472C4" w:themeColor="accent1"/>
-          <w:sz w:val="23"/>
-          <w:szCs w:val="23"/>
-        </w:rPr>
-        <w:t>The introduction starts with describing the purpose of this document and what it will cover.</w:t>
+      <w:r>
+        <w:t xml:space="preserve">This document details the technical implementation of </w:t>
+      </w:r>
+      <w:r>
+        <w:rPr>
+          <w:i/>
+        </w:rPr>
+        <w:t>SplashScreen</w:t>
+      </w:r>
+      <w:r>
+        <w:t xml:space="preserve">. </w:t>
+      </w:r>
+      <w:r>
+        <w:t>The</w:t>
+      </w:r>
+      <w:r>
+        <w:t xml:space="preserve"> primary purpose is to outline the key development tools selected, present complex or critical extracts of </w:t>
+      </w:r>
+      <w:r>
+        <w:t>our</w:t>
+      </w:r>
+      <w:r>
+        <w:t xml:space="preserve"> code</w:t>
+      </w:r>
+      <w:r>
+        <w:t>base</w:t>
+      </w:r>
+      <w:r>
+        <w:t>, provide references for third-party code utilized, and offer a reflective summary of the major technical challenges encountered and overcome during the development process. The foc</w:t>
+      </w:r>
+      <w:r>
+        <w:t>al point</w:t>
+      </w:r>
+      <w:r>
+        <w:t xml:space="preserve"> will be the core concepts and unique solutions employed within the Android environment.</w:t>
       </w:r>
     </w:p>
     <w:p>
@@ -360,68 +383,277 @@
       <w:pPr>
         <w:rPr>
           <w:b/>
-          <w:sz w:val="28"/>
-          <w:szCs w:val="28"/>
-          <w:lang w:val="en-US"/>
-        </w:rPr>
-      </w:pPr>
-    </w:p>
-    <w:p>
-      <w:pPr>
-        <w:rPr>
-          <w:color w:val="4472C4" w:themeColor="accent1"/>
-          <w:lang w:val="en-US"/>
-        </w:rPr>
-      </w:pPr>
-      <w:r>
-        <w:rPr>
-          <w:color w:val="4472C4" w:themeColor="accent1"/>
-          <w:lang w:val="en-US"/>
-        </w:rPr>
-        <w:t>In this section you should describe the tools you used to develop the application and why the specific choices were made</w:t>
-      </w:r>
-      <w:r>
-        <w:rPr>
-          <w:color w:val="4472C4" w:themeColor="accent1"/>
-          <w:lang w:val="en-US"/>
-        </w:rPr>
-        <w:t>, e.g. Visual Studio 20</w:t>
-      </w:r>
-      <w:r>
-        <w:rPr>
-          <w:color w:val="4472C4" w:themeColor="accent1"/>
-          <w:lang w:val="en-US"/>
-        </w:rPr>
-        <w:t>22</w:t>
-      </w:r>
-      <w:r>
-        <w:rPr>
-          <w:color w:val="4472C4" w:themeColor="accent1"/>
-          <w:lang w:val="en-US"/>
-        </w:rPr>
-        <w:t>, SQL Server 201</w:t>
-      </w:r>
-      <w:r>
-        <w:rPr>
-          <w:color w:val="4472C4" w:themeColor="accent1"/>
-          <w:lang w:val="en-US"/>
-        </w:rPr>
-        <w:t>9</w:t>
-      </w:r>
-      <w:r>
-        <w:rPr>
-          <w:color w:val="4472C4" w:themeColor="accent1"/>
-          <w:lang w:val="en-US"/>
-        </w:rPr>
-        <w:t>, etc.  In each case use the name of the tool as a numbered sub-heading</w:t>
-      </w:r>
-      <w:r>
-        <w:rPr>
-          <w:color w:val="4472C4" w:themeColor="accent1"/>
-          <w:lang w:val="en-US"/>
-        </w:rPr>
-        <w:t>.</w:t>
-      </w:r>
+          <w:lang w:val="en-US"/>
+        </w:rPr>
+      </w:pPr>
+    </w:p>
+    <w:p>
+      <w:pPr>
+        <w:rPr>
+          <w:lang w:val="en-US"/>
+        </w:rPr>
+      </w:pPr>
+      <w:r>
+        <w:rPr>
+          <w:lang w:val="en-US"/>
+        </w:rPr>
+        <w:t>SplashScreen has been built as a</w:t>
+      </w:r>
+      <w:r>
+        <w:rPr>
+          <w:lang w:val="en-US"/>
+        </w:rPr>
+        <w:t xml:space="preserve"> native Android mobile application based on the criteria outlined in our business case. This platform choice was mandatory because the application's core functionality is centered on providing maximum accessibility to our target market: individual pool owners and pool service providers. Mobile applications are best suited for:</w:t>
+      </w:r>
+    </w:p>
+    <w:p>
+      <w:pPr>
+        <w:rPr>
+          <w:lang w:val="en-US"/>
+        </w:rPr>
+      </w:pPr>
+    </w:p>
+    <w:p>
+      <w:pPr>
+        <w:rPr>
+          <w:lang w:val="en-US"/>
+        </w:rPr>
+      </w:pPr>
+      <w:r>
+        <w:rPr>
+          <w:b/>
+          <w:lang w:val="en-US"/>
+        </w:rPr>
+        <w:t>Immediate Utility at the Poolside:</w:t>
+      </w:r>
+      <w:r>
+        <w:rPr>
+          <w:lang w:val="en-US"/>
+        </w:rPr>
+        <w:t xml:space="preserve"> Mobile devices are </w:t>
+      </w:r>
+      <w:r>
+        <w:rPr>
+          <w:lang w:val="en-US"/>
+        </w:rPr>
+        <w:t xml:space="preserve">widely used and </w:t>
+      </w:r>
+      <w:r>
+        <w:rPr>
+          <w:lang w:val="en-US"/>
+        </w:rPr>
+        <w:t>portable, enabling users to log chemical readings, update maintenance records, and check water restrictions directly at the point of action</w:t>
+      </w:r>
+      <w:r>
+        <w:rPr>
+          <w:lang w:val="en-US"/>
+        </w:rPr>
+        <w:t xml:space="preserve">: </w:t>
+      </w:r>
+      <w:r>
+        <w:rPr>
+          <w:lang w:val="en-US"/>
+        </w:rPr>
+        <w:t xml:space="preserve">the swimming pool. </w:t>
+      </w:r>
+      <w:r>
+        <w:rPr>
+          <w:lang w:val="en-US"/>
+        </w:rPr>
+        <w:t>Building a desktop or</w:t>
+      </w:r>
+      <w:r>
+        <w:rPr>
+          <w:lang w:val="en-US"/>
+        </w:rPr>
+        <w:t xml:space="preserve"> web app would lack the instant access and offline capabilities often needed in this environment.</w:t>
+      </w:r>
+    </w:p>
+    <w:p>
+      <w:pPr>
+        <w:rPr>
+          <w:lang w:val="en-US"/>
+        </w:rPr>
+      </w:pPr>
+    </w:p>
+    <w:p>
+      <w:pPr>
+        <w:rPr>
+          <w:lang w:val="en-US"/>
+        </w:rPr>
+      </w:pPr>
+      <w:r>
+        <w:rPr>
+          <w:b/>
+          <w:lang w:val="en-US"/>
+        </w:rPr>
+        <w:t>Service Provider Mobility:</w:t>
+      </w:r>
+      <w:r>
+        <w:rPr>
+          <w:lang w:val="en-US"/>
+        </w:rPr>
+        <w:t xml:space="preserve"> For maintenance businesses, the solution must support staff who are constantly mobile. Native GPS capabilities</w:t>
+      </w:r>
+      <w:r>
+        <w:rPr>
+          <w:lang w:val="en-US"/>
+        </w:rPr>
+        <w:t xml:space="preserve"> such as</w:t>
+      </w:r>
+      <w:r>
+        <w:rPr>
+          <w:lang w:val="en-US"/>
+        </w:rPr>
+        <w:t xml:space="preserve"> localized weather</w:t>
+      </w:r>
+      <w:r>
+        <w:rPr>
+          <w:lang w:val="en-US"/>
+        </w:rPr>
+        <w:t xml:space="preserve">, </w:t>
+      </w:r>
+      <w:r>
+        <w:rPr>
+          <w:lang w:val="en-US"/>
+        </w:rPr>
+        <w:t>alerts and instant push notifications for scheduling are superior on a mobile platform compared to web or desktop environments.</w:t>
+      </w:r>
+    </w:p>
+    <w:p>
+      <w:pPr>
+        <w:rPr>
+          <w:lang w:val="en-US"/>
+        </w:rPr>
+      </w:pPr>
+    </w:p>
+    <w:p>
+      <w:pPr>
+        <w:rPr>
+          <w:lang w:val="en-US"/>
+        </w:rPr>
+      </w:pPr>
+      <w:r>
+        <w:rPr>
+          <w:b/>
+          <w:lang w:val="en-US"/>
+        </w:rPr>
+        <w:t>Hardware Integration:</w:t>
+      </w:r>
+      <w:r>
+        <w:rPr>
+          <w:lang w:val="en-US"/>
+        </w:rPr>
+        <w:t xml:space="preserve"> Native development allows direct, efficient access to hardware features like the camera and GPS, which are essential for core feature delivery.</w:t>
+      </w:r>
+      <w:r>
+        <w:rPr>
+          <w:lang w:val="en-US"/>
+        </w:rPr>
+        <w:t xml:space="preserve"> We plan on extending the functionality after the MVP submission to include </w:t>
+      </w:r>
+      <w:r>
+        <w:rPr>
+          <w:lang w:val="en-US"/>
+        </w:rPr>
+        <w:t>future image analysis of test strips</w:t>
+      </w:r>
+      <w:r>
+        <w:rPr>
+          <w:lang w:val="en-US"/>
+        </w:rPr>
+        <w:t xml:space="preserve"> using a machine learning model.</w:t>
+      </w:r>
+    </w:p>
+    <w:p>
+      <w:pPr>
+        <w:rPr>
+          <w:lang w:val="en-US"/>
+        </w:rPr>
+      </w:pPr>
+    </w:p>
+    <w:p>
+      <w:pPr>
+        <w:rPr>
+          <w:lang w:val="en-US"/>
+        </w:rPr>
+      </w:pPr>
+      <w:r>
+        <w:rPr>
+          <w:lang w:val="en-US"/>
+        </w:rPr>
+        <w:t>The following specific development tools were selected to facilitate the creation of this high-performance, native Android application, based on criteria such as platform compatibility, robust community support, and ease of integration.</w:t>
+      </w:r>
+    </w:p>
+    <w:p>
+      <w:pPr>
+        <w:rPr>
+          <w:lang w:val="en-US"/>
+        </w:rPr>
+      </w:pPr>
+    </w:p>
+    <w:p>
+      <w:pPr>
+        <w:rPr>
+          <w:lang w:val="en-US"/>
+        </w:rPr>
+      </w:pPr>
+    </w:p>
+    <w:p>
+      <w:pPr>
+        <w:rPr>
+          <w:lang w:val="en-US"/>
+        </w:rPr>
+      </w:pPr>
+    </w:p>
+    <w:p>
+      <w:pPr>
+        <w:rPr>
+          <w:lang w:val="en-US"/>
+        </w:rPr>
+      </w:pPr>
+    </w:p>
+    <w:p>
+      <w:pPr>
+        <w:rPr>
+          <w:lang w:val="en-US"/>
+        </w:rPr>
+      </w:pPr>
+    </w:p>
+    <w:p>
+      <w:pPr>
+        <w:rPr>
+          <w:lang w:val="en-US"/>
+        </w:rPr>
+      </w:pPr>
+    </w:p>
+    <w:p>
+      <w:pPr>
+        <w:rPr>
+          <w:lang w:val="en-US"/>
+        </w:rPr>
+      </w:pPr>
+    </w:p>
+    <w:p>
+      <w:pPr>
+        <w:rPr>
+          <w:lang w:val="en-US"/>
+        </w:rPr>
+      </w:pPr>
+    </w:p>
+    <w:p>
+      <w:pPr>
+        <w:rPr>
+          <w:lang w:val="en-US"/>
+        </w:rPr>
+      </w:pPr>
+    </w:p>
+    <w:p>
+      <w:pPr>
+        <w:rPr>
+          <w:lang w:val="en-US"/>
+        </w:rPr>
+      </w:pPr>
     </w:p>
     <w:p>
       <w:pPr>
@@ -447,6 +679,7 @@
           <w:u w:val="single"/>
           <w:lang w:val="en-US"/>
         </w:rPr>
+        <w:lastRenderedPageBreak/>
         <w:t xml:space="preserve">1.1.1 </w:t>
       </w:r>
       <w:r>
@@ -456,56 +689,359 @@
           <w:u w:val="single"/>
           <w:lang w:val="en-US"/>
         </w:rPr>
-        <w:t>Visual Studio 20</w:t>
-      </w:r>
-      <w:r>
+        <w:t>Android Studio</w:t>
+      </w:r>
+    </w:p>
+    <w:p>
+      <w:pPr>
+        <w:rPr>
+          <w:lang w:val="en-US"/>
+        </w:rPr>
+      </w:pPr>
+    </w:p>
+    <w:p>
+      <w:pPr>
+        <w:rPr>
+          <w:lang w:val="en-US"/>
+        </w:rPr>
+      </w:pPr>
+      <w:r>
+        <w:rPr>
+          <w:lang w:val="en-US"/>
+        </w:rPr>
+        <w:drawing>
+          <wp:inline distT="0" distB="0" distL="0" distR="0" wp14:anchorId="0B358036" wp14:editId="5AA813CE">
+            <wp:extent cx="5273666" cy="2845558"/>
+            <wp:effectExtent l="0" t="0" r="3810" b="0"/>
+            <wp:docPr id="2" name="Picture 2"/>
+            <wp:cNvGraphicFramePr>
+              <a:graphicFrameLocks xmlns:a="http://schemas.openxmlformats.org/drawingml/2006/main" noChangeAspect="1"/>
+            </wp:cNvGraphicFramePr>
+            <a:graphic xmlns:a="http://schemas.openxmlformats.org/drawingml/2006/main">
+              <a:graphicData uri="http://schemas.openxmlformats.org/drawingml/2006/picture">
+                <pic:pic xmlns:pic="http://schemas.openxmlformats.org/drawingml/2006/picture">
+                  <pic:nvPicPr>
+                    <pic:cNvPr id="1" name=""/>
+                    <pic:cNvPicPr/>
+                  </pic:nvPicPr>
+                  <pic:blipFill>
+                    <a:blip r:embed="rId6"/>
+                    <a:stretch>
+                      <a:fillRect/>
+                    </a:stretch>
+                  </pic:blipFill>
+                  <pic:spPr>
+                    <a:xfrm>
+                      <a:off x="0" y="0"/>
+                      <a:ext cx="5299536" cy="2859517"/>
+                    </a:xfrm>
+                    <a:prstGeom prst="rect">
+                      <a:avLst/>
+                    </a:prstGeom>
+                  </pic:spPr>
+                </pic:pic>
+              </a:graphicData>
+            </a:graphic>
+          </wp:inline>
+        </w:drawing>
+      </w:r>
+    </w:p>
+    <w:p>
+      <w:pPr>
+        <w:pStyle w:val="Images"/>
+      </w:pPr>
+      <w:r>
+        <w:t xml:space="preserve">Figure </w:t>
+      </w:r>
+      <w:r>
+        <w:t>1.1 Android Studio’s embedded version control support</w:t>
+      </w:r>
+    </w:p>
+    <w:p>
+      <w:pPr>
+        <w:rPr>
+          <w:lang w:val="en-US"/>
+        </w:rPr>
+      </w:pPr>
+      <w:r>
+        <w:rPr>
+          <w:lang w:val="en-US"/>
+        </w:rPr>
+        <w:t>Android Studio was chosen as the primary Integrated Development Environment (IDE) because it's the official and most comprehensive tool for native Android development. It provides essential features like the Android SDK, an integrated emulator, an intuitive XML layout editor, and robust debugging tools</w:t>
+      </w:r>
+      <w:r>
+        <w:rPr>
+          <w:lang w:val="en-US"/>
+        </w:rPr>
+        <w:t xml:space="preserve">, </w:t>
+      </w:r>
+      <w:r>
+        <w:rPr>
+          <w:lang w:val="en-US"/>
+        </w:rPr>
+        <w:t xml:space="preserve">the Layout Inspector and Profiler. </w:t>
+      </w:r>
+      <w:r>
+        <w:rPr>
+          <w:lang w:val="en-US"/>
+        </w:rPr>
+        <w:t>Android Studio’s</w:t>
+      </w:r>
+      <w:r>
+        <w:rPr>
+          <w:lang w:val="en-US"/>
+        </w:rPr>
+        <w:t xml:space="preserve"> native support for the Gradle build system and version control streamlines the entire development workflow for a high-performance, platform-optimized application.</w:t>
+      </w:r>
+    </w:p>
+    <w:p>
+      <w:pPr>
+        <w:rPr>
+          <w:lang w:val="en-US"/>
+        </w:rPr>
+      </w:pPr>
+      <w:r>
+        <w:rPr>
+          <w:b/>
+          <w:lang w:val="en-US"/>
+        </w:rPr>
+        <w:t>Figure 1</w:t>
+      </w:r>
+      <w:r>
+        <w:rPr>
+          <w:b/>
+          <w:lang w:val="en-US"/>
+        </w:rPr>
+        <w:t>.1</w:t>
+      </w:r>
+      <w:r>
+        <w:rPr>
+          <w:lang w:val="en-US"/>
+        </w:rPr>
+        <w:t xml:space="preserve"> shows the direct version control capabilities embedded within Android Studio, a feature that has been crucial within our development journey.</w:t>
+      </w:r>
+    </w:p>
+    <w:p>
+      <w:pPr>
+        <w:rPr>
+          <w:lang w:val="en-US"/>
+        </w:rPr>
+      </w:pPr>
+    </w:p>
+    <w:p>
+      <w:pPr>
+        <w:rPr>
+          <w:lang w:val="en-US"/>
+        </w:rPr>
+      </w:pPr>
+    </w:p>
+    <w:p>
+      <w:pPr>
+        <w:rPr>
+          <w:lang w:val="en-US"/>
+        </w:rPr>
+      </w:pPr>
+      <w:r>
+        <w:rPr>
+          <w:lang w:val="en-US"/>
+        </w:rPr>
+        <w:t>For an app like SplashScreen, building native</w:t>
+      </w:r>
+      <w:r>
+        <w:rPr>
+          <w:lang w:val="en-US"/>
+        </w:rPr>
+        <w:t xml:space="preserve"> mobile app</w:t>
+      </w:r>
+      <w:r>
+        <w:rPr>
+          <w:lang w:val="en-US"/>
+        </w:rPr>
+        <w:t xml:space="preserve"> was a critical decision. It gives us a direct </w:t>
+      </w:r>
+      <w:r>
+        <w:rPr>
+          <w:lang w:val="en-US"/>
+        </w:rPr>
+        <w:t>access</w:t>
+      </w:r>
+      <w:r>
+        <w:rPr>
+          <w:lang w:val="en-US"/>
+        </w:rPr>
+        <w:t xml:space="preserve"> to the device's hardware and the latest Android features without the performance overhead that can come from a cross-platform abstraction layer</w:t>
+      </w:r>
+      <w:r>
+        <w:rPr>
+          <w:lang w:val="en-US"/>
+        </w:rPr>
+        <w:t xml:space="preserve">, </w:t>
+      </w:r>
+      <w:r>
+        <w:rPr>
+          <w:lang w:val="en-US"/>
+        </w:rPr>
+        <w:t>like in React Native or Flutter.</w:t>
+      </w:r>
+      <w:r>
+        <w:rPr>
+          <w:lang w:val="en-US"/>
+        </w:rPr>
+        <w:t xml:space="preserve"> </w:t>
+      </w:r>
+      <w:r>
+        <w:rPr>
+          <w:lang w:val="en-US"/>
+        </w:rPr>
+        <w:t xml:space="preserve">This means faster app load times, a </w:t>
+      </w:r>
+      <w:r>
+        <w:rPr>
+          <w:lang w:val="en-US"/>
+        </w:rPr>
+        <w:t>more responsive</w:t>
+      </w:r>
+      <w:r>
+        <w:rPr>
+          <w:lang w:val="en-US"/>
+        </w:rPr>
+        <w:t xml:space="preserve"> user interface and a smaller initial app size</w:t>
+      </w:r>
+      <w:r>
+        <w:rPr>
+          <w:lang w:val="en-US"/>
+        </w:rPr>
+        <w:t xml:space="preserve">, </w:t>
+      </w:r>
+      <w:r>
+        <w:rPr>
+          <w:lang w:val="en-US"/>
+        </w:rPr>
+        <w:t>all key factors for a great user experience.</w:t>
+      </w:r>
+      <w:r>
+        <w:rPr>
+          <w:lang w:val="en-US"/>
+        </w:rPr>
+        <w:t xml:space="preserve"> </w:t>
+      </w:r>
+      <w:r>
+        <w:rPr>
+          <w:lang w:val="en-US"/>
+        </w:rPr>
+        <w:t xml:space="preserve">For </w:t>
+      </w:r>
+      <w:r>
+        <w:rPr>
+          <w:lang w:val="en-US"/>
+        </w:rPr>
+        <w:t xml:space="preserve">android </w:t>
+      </w:r>
+      <w:r>
+        <w:rPr>
+          <w:lang w:val="en-US"/>
+        </w:rPr>
+        <w:t>development, we weren’t as limited to device capabilities compared to iOS app development.</w:t>
+      </w:r>
+    </w:p>
+    <w:p>
+      <w:pPr>
+        <w:rPr>
+          <w:lang w:val="en-US"/>
+        </w:rPr>
+      </w:pPr>
+    </w:p>
+    <w:p>
+      <w:pPr>
+        <w:rPr>
+          <w:lang w:val="en-US"/>
+        </w:rPr>
+      </w:pPr>
+      <w:r>
+        <w:rPr>
+          <w:lang w:val="en-US"/>
+        </w:rPr>
+        <w:t xml:space="preserve">We opted for the traditional stack of Java and XML. While modern alternatives like Kotlin and Jetpack Compose offer powerful features, Java's long-standing stability and immense library support provided </w:t>
+      </w:r>
+      <w:r>
+        <w:rPr>
+          <w:lang w:val="en-US"/>
+        </w:rPr>
+        <w:t xml:space="preserve">us </w:t>
+      </w:r>
+      <w:r>
+        <w:rPr>
+          <w:lang w:val="en-US"/>
+        </w:rPr>
+        <w:t xml:space="preserve">a reliable foundation. The visual XML Layout Editor was also incredibly valuable for rapidly designing and iterating on </w:t>
+      </w:r>
+      <w:r>
+        <w:rPr>
+          <w:i/>
+          <w:lang w:val="en-US"/>
+        </w:rPr>
+        <w:t>SplashScreen's</w:t>
+      </w:r>
+      <w:r>
+        <w:rPr>
+          <w:lang w:val="en-US"/>
+        </w:rPr>
+        <w:t xml:space="preserve"> complex user interfaces, from the custom navigation drawer to the detailed calculator screens</w:t>
+      </w:r>
+      <w:r>
+        <w:rPr>
+          <w:lang w:val="en-US"/>
+        </w:rPr>
+        <w:t>, developing our designs was made easier</w:t>
+      </w:r>
+      <w:r>
+        <w:rPr>
+          <w:lang w:val="en-US"/>
+        </w:rPr>
+        <w:t xml:space="preserve">. Given the project's timeline, leveraging our existing proficiency in this stack was a pragmatic choice. It allowed us to focus our efforts on implementing robust features and adopting modern architectural patterns, like the Shared </w:t>
+      </w:r>
+      <w:proofErr w:type="spellStart"/>
+      <w:r>
+        <w:rPr>
+          <w:lang w:val="en-US"/>
+        </w:rPr>
+        <w:t>ViewModel</w:t>
+      </w:r>
+      <w:proofErr w:type="spellEnd"/>
+      <w:r>
+        <w:rPr>
+          <w:lang w:val="en-US"/>
+        </w:rPr>
+        <w:t>, rather than learning an entirely new language and UI framework from the ground up.</w:t>
+      </w:r>
+    </w:p>
+    <w:p>
+      <w:pPr>
+        <w:rPr>
+          <w:lang w:val="en-US"/>
+        </w:rPr>
+      </w:pPr>
+    </w:p>
+    <w:p>
+      <w:pPr>
+        <w:pStyle w:val="Heading3"/>
         <w:rPr>
           <w:sz w:val="28"/>
           <w:szCs w:val="28"/>
           <w:u w:val="single"/>
           <w:lang w:val="en-US"/>
         </w:rPr>
-        <w:t>22</w:t>
-      </w:r>
-    </w:p>
-    <w:p>
-      <w:pPr>
-        <w:rPr>
-          <w:lang w:val="en-US"/>
-        </w:rPr>
-      </w:pPr>
-    </w:p>
-    <w:p>
-      <w:pPr>
-        <w:rPr>
-          <w:lang w:val="en-US"/>
-        </w:rPr>
-      </w:pPr>
-      <w:r>
-        <w:rPr>
-          <w:color w:val="4472C4" w:themeColor="accent1"/>
-          <w:lang w:val="en-US"/>
-        </w:rPr>
-        <w:t>Discussion here.</w:t>
-      </w:r>
-    </w:p>
-    <w:p>
-      <w:pPr>
-        <w:rPr>
-          <w:lang w:val="en-US"/>
-        </w:rPr>
-      </w:pPr>
-    </w:p>
-    <w:p>
-      <w:pPr>
-        <w:pStyle w:val="Heading3"/>
+      </w:pPr>
+      <w:r>
         <w:rPr>
           <w:sz w:val="28"/>
           <w:szCs w:val="28"/>
           <w:u w:val="single"/>
           <w:lang w:val="en-US"/>
         </w:rPr>
-      </w:pPr>
+        <w:lastRenderedPageBreak/>
+        <w:t xml:space="preserve">1.1.2 </w:t>
+      </w:r>
       <w:r>
         <w:rPr>
           <w:sz w:val="28"/>
@@ -513,55 +1049,422 @@
           <w:u w:val="single"/>
           <w:lang w:val="en-US"/>
         </w:rPr>
-        <w:t xml:space="preserve">1.1.2 </w:t>
-      </w:r>
-      <w:r>
-        <w:rPr>
-          <w:sz w:val="28"/>
-          <w:szCs w:val="28"/>
+        <w:t>Firebase</w:t>
+      </w:r>
+    </w:p>
+    <w:p>
+      <w:pPr>
+        <w:rPr>
+          <w:lang w:val="en-US"/>
+        </w:rPr>
+      </w:pPr>
+    </w:p>
+    <w:p>
+      <w:pPr>
+        <w:rPr>
+          <w:lang w:val="en-US"/>
+        </w:rPr>
+      </w:pPr>
+      <w:r>
+        <w:rPr>
+          <w:lang w:val="en-US"/>
+        </w:rPr>
+        <w:drawing>
+          <wp:inline distT="0" distB="0" distL="0" distR="0" wp14:anchorId="31909B6E" wp14:editId="53598810">
+            <wp:extent cx="5727700" cy="2847340"/>
+            <wp:effectExtent l="0" t="0" r="6350" b="0"/>
+            <wp:docPr id="3" name="Picture 3"/>
+            <wp:cNvGraphicFramePr>
+              <a:graphicFrameLocks xmlns:a="http://schemas.openxmlformats.org/drawingml/2006/main" noChangeAspect="1"/>
+            </wp:cNvGraphicFramePr>
+            <a:graphic xmlns:a="http://schemas.openxmlformats.org/drawingml/2006/main">
+              <a:graphicData uri="http://schemas.openxmlformats.org/drawingml/2006/picture">
+                <pic:pic xmlns:pic="http://schemas.openxmlformats.org/drawingml/2006/picture">
+                  <pic:nvPicPr>
+                    <pic:cNvPr id="1" name=""/>
+                    <pic:cNvPicPr/>
+                  </pic:nvPicPr>
+                  <pic:blipFill>
+                    <a:blip r:embed="rId7"/>
+                    <a:stretch>
+                      <a:fillRect/>
+                    </a:stretch>
+                  </pic:blipFill>
+                  <pic:spPr>
+                    <a:xfrm>
+                      <a:off x="0" y="0"/>
+                      <a:ext cx="5727700" cy="2847340"/>
+                    </a:xfrm>
+                    <a:prstGeom prst="rect">
+                      <a:avLst/>
+                    </a:prstGeom>
+                  </pic:spPr>
+                </pic:pic>
+              </a:graphicData>
+            </a:graphic>
+          </wp:inline>
+        </w:drawing>
+      </w:r>
+    </w:p>
+    <w:p>
+      <w:pPr>
+        <w:pStyle w:val="Images"/>
+      </w:pPr>
+      <w:r>
+        <w:t xml:space="preserve">Figure </w:t>
+      </w:r>
+      <w:r>
+        <w:t>1.</w:t>
+      </w:r>
+      <w:r>
+        <w:t>2</w:t>
+      </w:r>
+      <w:r>
+        <w:t xml:space="preserve"> Custom </w:t>
+      </w:r>
+      <w:proofErr w:type="spellStart"/>
+      <w:r>
+        <w:t>Firestore</w:t>
+      </w:r>
+      <w:proofErr w:type="spellEnd"/>
+      <w:r>
+        <w:t xml:space="preserve"> Security Rules enforcing user-level and business-level data ownership for the SplashScreen database</w:t>
+      </w:r>
+    </w:p>
+    <w:p>
+      <w:pPr>
+        <w:rPr>
+          <w:lang w:val="en-US"/>
+        </w:rPr>
+      </w:pPr>
+      <w:r>
+        <w:rPr>
+          <w:lang w:val="en-US"/>
+        </w:rPr>
+        <w:t xml:space="preserve">For our backend we selected </w:t>
+      </w:r>
+      <w:r>
+        <w:rPr>
+          <w:lang w:val="en-US"/>
+        </w:rPr>
+        <w:t xml:space="preserve">Firebase, a platform developed by Google, for its comprehensive suite of backend services. Its inclusion avoids the need to build and maintain a custom server infrastructure, significantly accelerating </w:t>
+      </w:r>
+      <w:r>
+        <w:rPr>
+          <w:lang w:val="en-US"/>
+        </w:rPr>
+        <w:t xml:space="preserve">our </w:t>
+      </w:r>
+      <w:r>
+        <w:rPr>
+          <w:lang w:val="en-US"/>
+        </w:rPr>
+        <w:t xml:space="preserve">deployment. </w:t>
+      </w:r>
+      <w:r>
+        <w:rPr>
+          <w:lang w:val="en-US"/>
+        </w:rPr>
+        <w:t>The k</w:t>
+      </w:r>
+      <w:r>
+        <w:rPr>
+          <w:lang w:val="en-US"/>
+        </w:rPr>
+        <w:t>ey services</w:t>
+      </w:r>
+      <w:r>
+        <w:rPr>
+          <w:lang w:val="en-US"/>
+        </w:rPr>
+        <w:t xml:space="preserve"> we</w:t>
+      </w:r>
+      <w:r>
+        <w:rPr>
+          <w:lang w:val="en-US"/>
+        </w:rPr>
+        <w:t xml:space="preserve"> utilized include Firebase Authentication for secure user login/registration and Cloud </w:t>
+      </w:r>
+      <w:proofErr w:type="spellStart"/>
+      <w:r>
+        <w:rPr>
+          <w:lang w:val="en-US"/>
+        </w:rPr>
+        <w:t>Firestore</w:t>
+      </w:r>
+      <w:proofErr w:type="spellEnd"/>
+      <w:r>
+        <w:rPr>
+          <w:lang w:val="en-US"/>
+        </w:rPr>
+        <w:t xml:space="preserve"> for efficient and scalable data storage.</w:t>
+      </w:r>
+    </w:p>
+    <w:p>
+      <w:pPr>
+        <w:rPr>
+          <w:lang w:val="en-US"/>
+        </w:rPr>
+      </w:pPr>
+    </w:p>
+    <w:p>
+      <w:pPr>
+        <w:rPr>
+          <w:lang w:val="en-US"/>
+        </w:rPr>
+      </w:pPr>
+      <w:r>
+        <w:rPr>
+          <w:lang w:val="en-US"/>
+        </w:rPr>
+        <w:t xml:space="preserve">We chose this non-relational database platform primarily for its developer velocity and powerful real-time capabilities. While Cloud </w:t>
+      </w:r>
+      <w:proofErr w:type="spellStart"/>
+      <w:r>
+        <w:rPr>
+          <w:lang w:val="en-US"/>
+        </w:rPr>
+        <w:t>Firestore</w:t>
+      </w:r>
+      <w:proofErr w:type="spellEnd"/>
+      <w:r>
+        <w:rPr>
+          <w:lang w:val="en-US"/>
+        </w:rPr>
+        <w:t xml:space="preserve"> is NoSQL, our data structure was carefully designed to mirror relational database best practices, ensuring data integrity comparable to normalization standards. The core advantage for </w:t>
+      </w:r>
+      <w:r>
+        <w:rPr>
+          <w:i/>
+          <w:lang w:val="en-US"/>
+        </w:rPr>
+        <w:t>SplashScreen</w:t>
+      </w:r>
+      <w:r>
+        <w:rPr>
+          <w:lang w:val="en-US"/>
+        </w:rPr>
+        <w:t>, however, lies in Firebase's comprehensive security and data delivery:</w:t>
+      </w:r>
+    </w:p>
+    <w:p>
+      <w:pPr>
+        <w:rPr>
+          <w:lang w:val="en-US"/>
+        </w:rPr>
+      </w:pPr>
+    </w:p>
+    <w:p>
+      <w:pPr>
+        <w:rPr>
+          <w:lang w:val="en-US"/>
+        </w:rPr>
+      </w:pPr>
+      <w:r>
+        <w:rPr>
+          <w:b/>
+          <w:lang w:val="en-US"/>
+        </w:rPr>
+        <w:t>Authentication and Data Modularity:</w:t>
+      </w:r>
+      <w:r>
+        <w:rPr>
+          <w:lang w:val="en-US"/>
+        </w:rPr>
+        <w:t xml:space="preserve"> Firebase natively handles secure user sign-in and provides real-time data synchronization. This was critical for building features like our </w:t>
+      </w:r>
+      <w:r>
+        <w:rPr>
+          <w:lang w:val="en-US"/>
+        </w:rPr>
+        <w:t xml:space="preserve">maintenance </w:t>
+      </w:r>
+      <w:r>
+        <w:rPr>
+          <w:lang w:val="en-US"/>
+        </w:rPr>
+        <w:t>event management functionality, ensuring users receive immediate updates when they create, modify, or delete maintenance events or logs from any authenticated device.</w:t>
+      </w:r>
+    </w:p>
+    <w:p>
+      <w:pPr>
+        <w:rPr>
+          <w:lang w:val="en-US"/>
+        </w:rPr>
+      </w:pPr>
+    </w:p>
+    <w:p>
+      <w:pPr>
+        <w:rPr>
+          <w:lang w:val="en-US"/>
+        </w:rPr>
+      </w:pPr>
+      <w:r>
+        <w:rPr>
+          <w:b/>
+          <w:lang w:val="en-US"/>
+        </w:rPr>
+        <w:t>Security Rules:</w:t>
+      </w:r>
+      <w:r>
+        <w:rPr>
+          <w:lang w:val="en-US"/>
+        </w:rPr>
+        <w:t xml:space="preserve"> The platform allows for precise control over data access via </w:t>
+      </w:r>
+      <w:proofErr w:type="spellStart"/>
+      <w:r>
+        <w:rPr>
+          <w:lang w:val="en-US"/>
+        </w:rPr>
+        <w:t>Firestore</w:t>
+      </w:r>
+      <w:proofErr w:type="spellEnd"/>
+      <w:r>
+        <w:rPr>
+          <w:lang w:val="en-US"/>
+        </w:rPr>
+        <w:t xml:space="preserve"> Security Rules. As demonstrated in </w:t>
+      </w:r>
+      <w:r>
+        <w:rPr>
+          <w:b/>
+          <w:lang w:val="en-US"/>
+        </w:rPr>
+        <w:t>Figure 1.2</w:t>
+      </w:r>
+      <w:r>
+        <w:rPr>
+          <w:lang w:val="en-US"/>
+        </w:rPr>
+        <w:t>, every read and write operation is tightly coupled to the authenticated user's ID (</w:t>
+      </w:r>
+      <w:proofErr w:type="spellStart"/>
+      <w:r>
+        <w:rPr>
+          <w:lang w:val="en-US"/>
+        </w:rPr>
+        <w:t>request.auth.uid</w:t>
+      </w:r>
+      <w:proofErr w:type="spellEnd"/>
+      <w:r>
+        <w:rPr>
+          <w:lang w:val="en-US"/>
+        </w:rPr>
+        <w:t>), ensuring that a pool owner can only access or modify data belonging to their specific pool document.</w:t>
+      </w:r>
+    </w:p>
+    <w:p>
+      <w:pPr>
+        <w:rPr>
+          <w:lang w:val="en-US"/>
+        </w:rPr>
+      </w:pPr>
+    </w:p>
+    <w:p>
+      <w:pPr>
+        <w:rPr>
+          <w:lang w:val="en-US"/>
+        </w:rPr>
+      </w:pPr>
+      <w:r>
+        <w:rPr>
+          <w:b/>
+          <w:lang w:val="en-US"/>
+        </w:rPr>
+        <w:t>App Integrity:</w:t>
+      </w:r>
+      <w:r>
+        <w:rPr>
+          <w:lang w:val="en-US"/>
+        </w:rPr>
+        <w:t xml:space="preserve"> To further secure the backend, we utilized Firebase App Check. This feature ensures that database queries and network requests originating from the client are only accepted if they come from a verified instance of the SplashScreen application, effectively </w:t>
+      </w:r>
+      <w:r>
+        <w:rPr>
+          <w:lang w:val="en-US"/>
+        </w:rPr>
+        <w:lastRenderedPageBreak/>
+        <w:t>mitigating denial-of-service (DDoS) and unauthorized access attempts.</w:t>
+      </w:r>
+      <w:r>
+        <w:rPr>
+          <w:lang w:val="en-US"/>
+        </w:rPr>
+        <w:t xml:space="preserve"> Every signed version of the SplashScreen .</w:t>
+      </w:r>
+      <w:proofErr w:type="spellStart"/>
+      <w:r>
+        <w:rPr>
+          <w:lang w:val="en-US"/>
+        </w:rPr>
+        <w:t>apk</w:t>
+      </w:r>
+      <w:proofErr w:type="spellEnd"/>
+      <w:r>
+        <w:rPr>
+          <w:lang w:val="en-US"/>
+        </w:rPr>
+        <w:t xml:space="preserve"> we have additional configurations that will conform to this.</w:t>
+      </w:r>
+    </w:p>
+    <w:p>
+      <w:pPr>
+        <w:rPr>
+          <w:lang w:val="en-US"/>
+        </w:rPr>
+      </w:pPr>
+      <w:r>
+        <w:rPr>
+          <w:lang w:val="en-US"/>
+        </w:rPr>
+        <w:t>This robust framework ensures the application is not only fast and responsive but also highly secure and scalable as the user base grows.</w:t>
+      </w:r>
+    </w:p>
+    <w:p>
+      <w:pPr>
+        <w:rPr>
+          <w:lang w:val="en-US"/>
+        </w:rPr>
+      </w:pPr>
+    </w:p>
+    <w:p>
+      <w:pPr>
+        <w:pStyle w:val="Heading2"/>
+        <w:rPr>
+          <w:sz w:val="32"/>
+          <w:szCs w:val="32"/>
           <w:u w:val="single"/>
           <w:lang w:val="en-US"/>
         </w:rPr>
-        <w:t>SQL Server 20</w:t>
-      </w:r>
-      <w:r>
-        <w:rPr>
-          <w:sz w:val="28"/>
-          <w:szCs w:val="28"/>
+      </w:pPr>
+      <w:r>
+        <w:rPr>
+          <w:sz w:val="32"/>
+          <w:szCs w:val="32"/>
           <w:u w:val="single"/>
           <w:lang w:val="en-US"/>
         </w:rPr>
-        <w:t>19</w:t>
-      </w:r>
-    </w:p>
-    <w:p>
-      <w:pPr>
-        <w:rPr>
-          <w:lang w:val="en-US"/>
-        </w:rPr>
-      </w:pPr>
-    </w:p>
-    <w:p>
-      <w:pPr>
-        <w:rPr>
-          <w:color w:val="4472C4" w:themeColor="accent1"/>
-          <w:lang w:val="en-US"/>
-        </w:rPr>
-      </w:pPr>
-      <w:r>
-        <w:rPr>
-          <w:color w:val="4472C4" w:themeColor="accent1"/>
-          <w:lang w:val="en-US"/>
-        </w:rPr>
-        <w:t>Discussion here.</w:t>
-      </w:r>
-    </w:p>
-    <w:p>
-      <w:pPr>
-        <w:rPr>
-          <w:lang w:val="en-US"/>
-        </w:rPr>
-      </w:pPr>
+        <w:t xml:space="preserve">1.2 </w:t>
+      </w:r>
+      <w:r>
+        <w:rPr>
+          <w:sz w:val="32"/>
+          <w:szCs w:val="32"/>
+          <w:u w:val="single"/>
+          <w:lang w:val="en-US"/>
+        </w:rPr>
+        <w:t>Extracts of complex code</w:t>
+      </w:r>
+      <w:r>
+        <w:rPr>
+          <w:sz w:val="32"/>
+          <w:szCs w:val="32"/>
+          <w:u w:val="single"/>
+          <w:lang w:val="en-US"/>
+        </w:rPr>
+        <w:t xml:space="preserve"> </w:t>
+      </w:r>
     </w:p>
     <w:p>
       <w:pPr>
@@ -575,68 +1478,21 @@
     </w:p>
     <w:p>
       <w:pPr>
-        <w:pStyle w:val="Heading2"/>
-        <w:rPr>
-          <w:sz w:val="32"/>
-          <w:szCs w:val="32"/>
-          <w:u w:val="single"/>
-          <w:lang w:val="en-US"/>
-        </w:rPr>
-      </w:pPr>
-      <w:r>
-        <w:rPr>
-          <w:sz w:val="32"/>
-          <w:szCs w:val="32"/>
-          <w:u w:val="single"/>
-          <w:lang w:val="en-US"/>
-        </w:rPr>
-        <w:t xml:space="preserve">1.2 </w:t>
-      </w:r>
-      <w:r>
-        <w:rPr>
-          <w:sz w:val="32"/>
-          <w:szCs w:val="32"/>
-          <w:u w:val="single"/>
-          <w:lang w:val="en-US"/>
-        </w:rPr>
-        <w:t>Extracts of complex code</w:t>
-      </w:r>
-      <w:r>
-        <w:rPr>
-          <w:sz w:val="32"/>
-          <w:szCs w:val="32"/>
-          <w:u w:val="single"/>
-          <w:lang w:val="en-US"/>
-        </w:rPr>
-        <w:t xml:space="preserve"> </w:t>
-      </w:r>
-    </w:p>
-    <w:p>
-      <w:pPr>
-        <w:rPr>
-          <w:b/>
-          <w:sz w:val="28"/>
-          <w:szCs w:val="28"/>
-          <w:lang w:val="en-US"/>
-        </w:rPr>
-      </w:pPr>
-    </w:p>
-    <w:p>
-      <w:pPr>
-        <w:jc w:val="both"/>
-        <w:rPr>
-          <w:lang w:val="en-US"/>
-        </w:rPr>
-      </w:pPr>
-    </w:p>
-    <w:p>
-      <w:pPr>
-        <w:jc w:val="both"/>
-        <w:rPr>
-          <w:color w:val="4472C4" w:themeColor="accent1"/>
-          <w:lang w:val="en-US"/>
-        </w:rPr>
-      </w:pPr>
+        <w:jc w:val="both"/>
+        <w:rPr>
+          <w:lang w:val="en-US"/>
+        </w:rPr>
+      </w:pPr>
+    </w:p>
+    <w:p>
+      <w:pPr>
+        <w:jc w:val="both"/>
+        <w:rPr>
+          <w:color w:val="4472C4" w:themeColor="accent1"/>
+          <w:lang w:val="en-US"/>
+        </w:rPr>
+      </w:pPr>
+      <w:bookmarkStart w:id="0" w:name="_GoBack"/>
       <w:r>
         <w:rPr>
           <w:color w:val="4472C4" w:themeColor="accent1"/>
@@ -768,7 +1624,7 @@
                     <pic:cNvPicPr/>
                   </pic:nvPicPr>
                   <pic:blipFill>
-                    <a:blip r:embed="rId6">
+                    <a:blip r:embed="rId8">
                       <a:extLst>
                         <a:ext uri="{28A0092B-C50C-407E-A947-70E740481C1C}">
                           <a14:useLocalDpi xmlns:a14="http://schemas.microsoft.com/office/drawing/2010/main" val="0"/>
@@ -797,8 +1653,7 @@
     </w:p>
     <w:p>
       <w:pPr>
-        <w:pStyle w:val="Caption"/>
-        <w:jc w:val="center"/>
+        <w:pStyle w:val="Images"/>
         <w:rPr>
           <w:sz w:val="23"/>
           <w:szCs w:val="23"/>
@@ -827,7 +1682,6 @@
           <w:color w:val="4472C4" w:themeColor="accent1"/>
           <w:lang w:val="en-US"/>
         </w:rPr>
-        <w:lastRenderedPageBreak/>
         <w:t xml:space="preserve">The </w:t>
       </w:r>
       <w:proofErr w:type="spellStart"/>
@@ -911,6 +1765,7 @@
         <w:t>.</w:t>
       </w:r>
     </w:p>
+    <w:bookmarkEnd w:id="0"/>
     <w:p>
       <w:pPr>
         <w:rPr>
@@ -1107,6 +1962,7 @@
           <w:color w:val="4472C4" w:themeColor="accent1"/>
           <w:lang w:val="en-US"/>
         </w:rPr>
+        <w:lastRenderedPageBreak/>
         <w:t xml:space="preserve">Name of at least one page / place in your system in which it is used.  </w:t>
       </w:r>
     </w:p>
@@ -1370,7 +2226,7 @@
         </w:rPr>
         <w:t xml:space="preserve">rajantawate1 (2009). C# Image to Byte Array and Byte Array to Image Converter Class. Retrieved August 28, 2019, from </w:t>
       </w:r>
-      <w:hyperlink r:id="rId7" w:history="1">
+      <w:hyperlink r:id="rId9" w:history="1">
         <w:r>
           <w:rPr>
             <w:rStyle w:val="Hyperlink"/>
@@ -1461,15 +2317,7 @@
           <w:color w:val="4472C4" w:themeColor="accent1"/>
           <w:lang w:val="en-US"/>
         </w:rPr>
-        <w:t xml:space="preserve">represents a bit of reflection on your part.  Discuss anything in the development of your project which you struggled with.  For each problem provide a numbered heading, a </w:t>
-      </w:r>
-      <w:r>
-        <w:rPr>
-          <w:color w:val="4472C4" w:themeColor="accent1"/>
-          <w:lang w:val="en-US"/>
-        </w:rPr>
-        <w:lastRenderedPageBreak/>
-        <w:t xml:space="preserve">description </w:t>
+        <w:t xml:space="preserve">represents a bit of reflection on your part.  Discuss anything in the development of your project which you struggled with.  For each problem provide a numbered heading, a description </w:t>
       </w:r>
       <w:r>
         <w:rPr>
@@ -1668,7 +2516,7 @@
 </file>
 
 <file path=word/numbering.xml><?xml version="1.0" encoding="utf-8"?>
-<w:numbering xmlns:wpc="http://schemas.microsoft.com/office/word/2010/wordprocessingCanvas" xmlns:cx="http://schemas.microsoft.com/office/drawing/2014/chartex" xmlns:cx1="http://schemas.microsoft.com/office/drawing/2015/9/8/chartex" xmlns:cx2="http://schemas.microsoft.com/office/drawing/2015/10/21/chartex" xmlns:cx3="http://schemas.microsoft.com/office/drawing/2016/5/9/chartex" xmlns:cx4="http://schemas.microsoft.com/office/drawing/2016/5/10/chartex" xmlns:cx5="http://schemas.microsoft.com/office/drawing/2016/5/11/chartex" xmlns:cx6="http://schemas.microsoft.com/office/drawing/2016/5/12/chartex" xmlns:cx7="http://schemas.microsoft.com/office/drawing/2016/5/13/chartex" xmlns:cx8="http://schemas.microsoft.com/office/drawing/2016/5/14/chartex" xmlns:mc="http://schemas.openxmlformats.org/markup-compatibility/2006" xmlns:aink="http://schemas.microsoft.com/office/drawing/2016/ink" xmlns:am3d="http://schemas.microsoft.com/office/drawing/2017/model3d" xmlns:o="urn:schemas-microsoft-com:office:office" xmlns:oel="http://schemas.microsoft.com/office/2019/extlst" xmlns:r="http://schemas.openxmlformats.org/officeDocument/2006/relationships" xmlns:m="http://schemas.openxmlformats.org/officeDocument/2006/math" xmlns:v="urn:schemas-microsoft-com:vml" xmlns:wp14="http://schemas.microsoft.com/office/word/2010/wordprocessingDrawing" xmlns:wp="http://schemas.openxmlformats.org/drawingml/2006/wordprocessingDrawing" xmlns:w10="urn:schemas-microsoft-com:office:word" xmlns:w="http://schemas.openxmlformats.org/wordprocessingml/2006/main" xmlns:w14="http://schemas.microsoft.com/office/word/2010/wordml" xmlns:w15="http://schemas.microsoft.com/office/word/2012/wordml" xmlns:w16cex="http://schemas.microsoft.com/office/word/2018/wordml/cex" xmlns:w16cid="http://schemas.microsoft.com/office/word/2016/wordml/cid" xmlns:w16="http://schemas.microsoft.com/office/word/2018/wordml" xmlns:w16du="http://schemas.microsoft.com/office/word/2023/wordml/word16du" xmlns:w16sdtdh="http://schemas.microsoft.com/office/word/2020/wordml/sdtdatahash" xmlns:w16sdtfl="http://schemas.microsoft.com/office/word/2024/wordml/sdtformatlock" xmlns:w16se="http://schemas.microsoft.com/office/word/2015/wordml/symex" xmlns:wpg="http://schemas.microsoft.com/office/word/2010/wordprocessingGroup" xmlns:wpi="http://schemas.microsoft.com/office/word/2010/wordprocessingInk" xmlns:wne="http://schemas.microsoft.com/office/word/2006/wordml" xmlns:wps="http://schemas.microsoft.com/office/word/2010/wordprocessingShape" mc:Ignorable="w14 w15 w16se w16cid w16 w16cex w16sdtdh w16sdtfl w16du wp14">
+<w:numbering xmlns:wpc="http://schemas.microsoft.com/office/word/2010/wordprocessingCanvas" xmlns:cx="http://schemas.microsoft.com/office/drawing/2014/chartex" xmlns:cx1="http://schemas.microsoft.com/office/drawing/2015/9/8/chartex" xmlns:cx2="http://schemas.microsoft.com/office/drawing/2015/10/21/chartex" xmlns:cx3="http://schemas.microsoft.com/office/drawing/2016/5/9/chartex" xmlns:cx4="http://schemas.microsoft.com/office/drawing/2016/5/10/chartex" xmlns:cx5="http://schemas.microsoft.com/office/drawing/2016/5/11/chartex" xmlns:cx6="http://schemas.microsoft.com/office/drawing/2016/5/12/chartex" xmlns:cx7="http://schemas.microsoft.com/office/drawing/2016/5/13/chartex" xmlns:cx8="http://schemas.microsoft.com/office/drawing/2016/5/14/chartex" xmlns:mc="http://schemas.openxmlformats.org/markup-compatibility/2006" xmlns:aink="http://schemas.microsoft.com/office/drawing/2016/ink" xmlns:am3d="http://schemas.microsoft.com/office/drawing/2017/model3d" xmlns:o="urn:schemas-microsoft-com:office:office" xmlns:r="http://schemas.openxmlformats.org/officeDocument/2006/relationships" xmlns:m="http://schemas.openxmlformats.org/officeDocument/2006/math" xmlns:v="urn:schemas-microsoft-com:vml" xmlns:wp14="http://schemas.microsoft.com/office/word/2010/wordprocessingDrawing" xmlns:wp="http://schemas.openxmlformats.org/drawingml/2006/wordprocessingDrawing" xmlns:w10="urn:schemas-microsoft-com:office:word" xmlns:w="http://schemas.openxmlformats.org/wordprocessingml/2006/main" xmlns:w14="http://schemas.microsoft.com/office/word/2010/wordml" xmlns:w15="http://schemas.microsoft.com/office/word/2012/wordml" xmlns:w16cid="http://schemas.microsoft.com/office/word/2016/wordml/cid" xmlns:w16se="http://schemas.microsoft.com/office/word/2015/wordml/symex" xmlns:wpg="http://schemas.microsoft.com/office/word/2010/wordprocessingGroup" xmlns:wpi="http://schemas.microsoft.com/office/word/2010/wordprocessingInk" xmlns:wne="http://schemas.microsoft.com/office/word/2006/wordml" xmlns:wps="http://schemas.microsoft.com/office/word/2010/wordprocessingShape" mc:Ignorable="w14 w15 w16se w16cid wp14">
   <w:abstractNum w:abstractNumId="0" w15:restartNumberingAfterBreak="0">
     <w:nsid w:val="07600B59"/>
     <w:multiLevelType w:val="hybridMultilevel"/>
@@ -2460,32 +3308,32 @@
       </w:rPr>
     </w:lvl>
   </w:abstractNum>
-  <w:num w:numId="1" w16cid:durableId="1936983909">
+  <w:num w:numId="1">
     <w:abstractNumId w:val="3"/>
   </w:num>
-  <w:num w:numId="2" w16cid:durableId="1909339140">
+  <w:num w:numId="2">
     <w:abstractNumId w:val="1"/>
   </w:num>
-  <w:num w:numId="3" w16cid:durableId="245850191">
+  <w:num w:numId="3">
     <w:abstractNumId w:val="6"/>
   </w:num>
-  <w:num w:numId="4" w16cid:durableId="191771206">
+  <w:num w:numId="4">
     <w:abstractNumId w:val="5"/>
   </w:num>
-  <w:num w:numId="5" w16cid:durableId="573394065">
+  <w:num w:numId="5">
     <w:abstractNumId w:val="0"/>
   </w:num>
-  <w:num w:numId="6" w16cid:durableId="998537886">
+  <w:num w:numId="6">
     <w:abstractNumId w:val="2"/>
   </w:num>
-  <w:num w:numId="7" w16cid:durableId="790050418">
+  <w:num w:numId="7">
     <w:abstractNumId w:val="4"/>
   </w:num>
 </w:numbering>
 </file>
 
 <file path=word/styles.xml><?xml version="1.0" encoding="utf-8"?>
-<w:styles xmlns:mc="http://schemas.openxmlformats.org/markup-compatibility/2006" xmlns:r="http://schemas.openxmlformats.org/officeDocument/2006/relationships" xmlns:w="http://schemas.openxmlformats.org/wordprocessingml/2006/main" xmlns:w14="http://schemas.microsoft.com/office/word/2010/wordml" xmlns:w15="http://schemas.microsoft.com/office/word/2012/wordml" xmlns:w16cex="http://schemas.microsoft.com/office/word/2018/wordml/cex" xmlns:w16cid="http://schemas.microsoft.com/office/word/2016/wordml/cid" xmlns:w16="http://schemas.microsoft.com/office/word/2018/wordml" xmlns:w16du="http://schemas.microsoft.com/office/word/2023/wordml/word16du" xmlns:w16sdtdh="http://schemas.microsoft.com/office/word/2020/wordml/sdtdatahash" xmlns:w16sdtfl="http://schemas.microsoft.com/office/word/2024/wordml/sdtformatlock" xmlns:w16se="http://schemas.microsoft.com/office/word/2015/wordml/symex" mc:Ignorable="w14 w15 w16se w16cid w16 w16cex w16sdtdh w16sdtfl w16du">
+<w:styles xmlns:mc="http://schemas.openxmlformats.org/markup-compatibility/2006" xmlns:r="http://schemas.openxmlformats.org/officeDocument/2006/relationships" xmlns:w="http://schemas.openxmlformats.org/wordprocessingml/2006/main" xmlns:w14="http://schemas.microsoft.com/office/word/2010/wordml" xmlns:w15="http://schemas.microsoft.com/office/word/2012/wordml" xmlns:w16cid="http://schemas.microsoft.com/office/word/2016/wordml/cid" xmlns:w16se="http://schemas.microsoft.com/office/word/2015/wordml/symex" mc:Ignorable="w14 w15 w16se w16cid">
   <w:docDefaults>
     <w:rPrDefault>
       <w:rPr>
@@ -2497,7 +3345,7 @@
     </w:rPrDefault>
     <w:pPrDefault/>
   </w:docDefaults>
-  <w:latentStyles w:defLockedState="0" w:defUIPriority="99" w:defSemiHidden="0" w:defUnhideWhenUsed="0" w:defQFormat="0" w:count="376">
+  <w:latentStyles w:defLockedState="0" w:defUIPriority="99" w:defSemiHidden="0" w:defUnhideWhenUsed="0" w:defQFormat="0" w:count="375">
     <w:lsdException w:name="Normal" w:uiPriority="0" w:qFormat="1"/>
     <w:lsdException w:name="heading 1" w:uiPriority="9" w:qFormat="1"/>
     <w:lsdException w:name="heading 2" w:semiHidden="1" w:uiPriority="9" w:unhideWhenUsed="1" w:qFormat="1"/>
@@ -2873,7 +3721,6 @@
     <w:lsdException w:name="Smart Hyperlink" w:semiHidden="1" w:unhideWhenUsed="1"/>
     <w:lsdException w:name="Hashtag" w:semiHidden="1" w:unhideWhenUsed="1"/>
     <w:lsdException w:name="Unresolved Mention" w:semiHidden="1" w:unhideWhenUsed="1"/>
-    <w:lsdException w:name="Smart Link" w:semiHidden="1" w:unhideWhenUsed="1"/>
   </w:latentStyles>
   <w:style w:type="paragraph" w:default="1" w:styleId="Normal">
     <w:name w:val="Normal"/>
@@ -3034,6 +3881,7 @@
     <w:name w:val="caption"/>
     <w:basedOn w:val="Normal"/>
     <w:next w:val="Normal"/>
+    <w:link w:val="CaptionChar"/>
     <w:uiPriority w:val="35"/>
     <w:unhideWhenUsed/>
     <w:qFormat/>
@@ -3100,6 +3948,43 @@
     <w:rPr>
       <w:rFonts w:asciiTheme="majorHAnsi" w:eastAsiaTheme="majorEastAsia" w:hAnsiTheme="majorHAnsi" w:cstheme="majorBidi"/>
       <w:color w:val="1F3763" w:themeColor="accent1" w:themeShade="7F"/>
+    </w:rPr>
+  </w:style>
+  <w:style w:type="paragraph" w:customStyle="1" w:styleId="Images">
+    <w:name w:val="Images"/>
+    <w:basedOn w:val="Caption"/>
+    <w:link w:val="ImagesChar"/>
+    <w:qFormat/>
+    <w:rsid w:val="000B6A80"/>
+    <w:pPr>
+      <w:jc w:val="center"/>
+    </w:pPr>
+  </w:style>
+  <w:style w:type="character" w:customStyle="1" w:styleId="CaptionChar">
+    <w:name w:val="Caption Char"/>
+    <w:basedOn w:val="DefaultParagraphFont"/>
+    <w:link w:val="Caption"/>
+    <w:uiPriority w:val="35"/>
+    <w:rsid w:val="000B6A80"/>
+    <w:rPr>
+      <w:i/>
+      <w:iCs/>
+      <w:color w:val="44546A" w:themeColor="text2"/>
+      <w:sz w:val="18"/>
+      <w:szCs w:val="18"/>
+    </w:rPr>
+  </w:style>
+  <w:style w:type="character" w:customStyle="1" w:styleId="ImagesChar">
+    <w:name w:val="Images Char"/>
+    <w:basedOn w:val="CaptionChar"/>
+    <w:link w:val="Images"/>
+    <w:rsid w:val="000B6A80"/>
+    <w:rPr>
+      <w:i/>
+      <w:iCs/>
+      <w:color w:val="44546A" w:themeColor="text2"/>
+      <w:sz w:val="18"/>
+      <w:szCs w:val="18"/>
     </w:rPr>
   </w:style>
 </w:styles>
@@ -3405,7 +4290,7 @@
 </file>
 
 <file path=customXml/itemProps1.xml><?xml version="1.0" encoding="utf-8"?>
-<ds:datastoreItem xmlns:ds="http://schemas.openxmlformats.org/officeDocument/2006/customXml" ds:itemID="{E4F0B3EE-A9B1-C849-BE3D-42576B9FCB15}">
+<ds:datastoreItem xmlns:ds="http://schemas.openxmlformats.org/officeDocument/2006/customXml" ds:itemID="{EFF7A1FF-2E23-49D1-989F-15AA6644E775}">
   <ds:schemaRefs>
     <ds:schemaRef ds:uri="http://schemas.openxmlformats.org/officeDocument/2006/bibliography"/>
   </ds:schemaRefs>

--- a/Documentation/The Ripple Effect - IMPLEMENTATION DOCUMENT.docx
+++ b/Documentation/The Ripple Effect - IMPLEMENTATION DOCUMENT.docx
@@ -1,6 +1,6 @@
 
 <file path=word/document.xml><?xml version="1.0" encoding="utf-8"?>
-<w:document xmlns:wpc="http://schemas.microsoft.com/office/word/2010/wordprocessingCanvas" xmlns:cx="http://schemas.microsoft.com/office/drawing/2014/chartex" xmlns:cx1="http://schemas.microsoft.com/office/drawing/2015/9/8/chartex" xmlns:cx2="http://schemas.microsoft.com/office/drawing/2015/10/21/chartex" xmlns:cx3="http://schemas.microsoft.com/office/drawing/2016/5/9/chartex" xmlns:cx4="http://schemas.microsoft.com/office/drawing/2016/5/10/chartex" xmlns:cx5="http://schemas.microsoft.com/office/drawing/2016/5/11/chartex" xmlns:cx6="http://schemas.microsoft.com/office/drawing/2016/5/12/chartex" xmlns:cx7="http://schemas.microsoft.com/office/drawing/2016/5/13/chartex" xmlns:cx8="http://schemas.microsoft.com/office/drawing/2016/5/14/chartex" xmlns:mc="http://schemas.openxmlformats.org/markup-compatibility/2006" xmlns:aink="http://schemas.microsoft.com/office/drawing/2016/ink" xmlns:am3d="http://schemas.microsoft.com/office/drawing/2017/model3d" xmlns:o="urn:schemas-microsoft-com:office:office" xmlns:r="http://schemas.openxmlformats.org/officeDocument/2006/relationships" xmlns:m="http://schemas.openxmlformats.org/officeDocument/2006/math" xmlns:v="urn:schemas-microsoft-com:vml" xmlns:wp14="http://schemas.microsoft.com/office/word/2010/wordprocessingDrawing" xmlns:wp="http://schemas.openxmlformats.org/drawingml/2006/wordprocessingDrawing" xmlns:w10="urn:schemas-microsoft-com:office:word" xmlns:w="http://schemas.openxmlformats.org/wordprocessingml/2006/main" xmlns:w14="http://schemas.microsoft.com/office/word/2010/wordml" xmlns:w15="http://schemas.microsoft.com/office/word/2012/wordml" xmlns:w16cid="http://schemas.microsoft.com/office/word/2016/wordml/cid" xmlns:w16se="http://schemas.microsoft.com/office/word/2015/wordml/symex" xmlns:wpg="http://schemas.microsoft.com/office/word/2010/wordprocessingGroup" xmlns:wpi="http://schemas.microsoft.com/office/word/2010/wordprocessingInk" xmlns:wne="http://schemas.microsoft.com/office/word/2006/wordml" xmlns:wps="http://schemas.microsoft.com/office/word/2010/wordprocessingShape" mc:Ignorable="w14 w15 w16se w16cid wp14">
+<w:document xmlns:wpc="http://schemas.microsoft.com/office/word/2010/wordprocessingCanvas" xmlns:cx="http://schemas.microsoft.com/office/drawing/2014/chartex" xmlns:cx1="http://schemas.microsoft.com/office/drawing/2015/9/8/chartex" xmlns:cx2="http://schemas.microsoft.com/office/drawing/2015/10/21/chartex" xmlns:cx3="http://schemas.microsoft.com/office/drawing/2016/5/9/chartex" xmlns:cx4="http://schemas.microsoft.com/office/drawing/2016/5/10/chartex" xmlns:cx5="http://schemas.microsoft.com/office/drawing/2016/5/11/chartex" xmlns:cx6="http://schemas.microsoft.com/office/drawing/2016/5/12/chartex" xmlns:cx7="http://schemas.microsoft.com/office/drawing/2016/5/13/chartex" xmlns:cx8="http://schemas.microsoft.com/office/drawing/2016/5/14/chartex" xmlns:mc="http://schemas.openxmlformats.org/markup-compatibility/2006" xmlns:aink="http://schemas.microsoft.com/office/drawing/2016/ink" xmlns:am3d="http://schemas.microsoft.com/office/drawing/2017/model3d" xmlns:o="urn:schemas-microsoft-com:office:office" xmlns:r="http://schemas.openxmlformats.org/officeDocument/2006/relationships" xmlns:m="http://schemas.openxmlformats.org/officeDocument/2006/math" xmlns:v="urn:schemas-microsoft-com:vml" xmlns:wp14="http://schemas.microsoft.com/office/word/2010/wordprocessingDrawing" xmlns:wp="http://schemas.openxmlformats.org/drawingml/2006/wordprocessingDrawing" xmlns:w10="urn:schemas-microsoft-com:office:word" xmlns:w="http://schemas.openxmlformats.org/wordprocessingml/2006/main" xmlns:w14="http://schemas.microsoft.com/office/word/2010/wordml" xmlns:w15="http://schemas.microsoft.com/office/word/2012/wordml" xmlns:w16cex="http://schemas.microsoft.com/office/word/2018/wordml/cex" xmlns:w16cid="http://schemas.microsoft.com/office/word/2016/wordml/cid" xmlns:w16="http://schemas.microsoft.com/office/word/2018/wordml" xmlns:w16sdtdh="http://schemas.microsoft.com/office/word/2020/wordml/sdtdatahash" xmlns:w16se="http://schemas.microsoft.com/office/word/2015/wordml/symex" xmlns:wpg="http://schemas.microsoft.com/office/word/2010/wordprocessingGroup" xmlns:wpi="http://schemas.microsoft.com/office/word/2010/wordprocessingInk" xmlns:wne="http://schemas.microsoft.com/office/word/2006/wordml" xmlns:wps="http://schemas.microsoft.com/office/word/2010/wordprocessingShape" mc:Ignorable="w14 w15 w16se w16cid w16 w16cex w16sdtdh wp14">
   <w:body>
     <w:p>
       <w:pPr>
@@ -48,6 +48,19 @@
           </w:r>
         </w:p>
         <w:p>
+          <w:pPr>
+            <w:pStyle w:val="TOC1"/>
+            <w:tabs>
+              <w:tab w:val="right" w:leader="dot" w:pos="9010"/>
+            </w:tabs>
+            <w:rPr>
+              <w:rFonts w:eastAsiaTheme="minorEastAsia"/>
+              <w:noProof/>
+              <w:sz w:val="22"/>
+              <w:szCs w:val="22"/>
+              <w:lang w:val="en-GB" w:eastAsia="en-GB"/>
+            </w:rPr>
+          </w:pPr>
           <w:r>
             <w:fldChar w:fldCharType="begin"/>
           </w:r>
@@ -57,6 +70,2072 @@
           <w:r>
             <w:fldChar w:fldCharType="separate"/>
           </w:r>
+          <w:hyperlink w:anchor="_Toc211001944" w:history="1">
+            <w:r>
+              <w:rPr>
+                <w:rStyle w:val="Hyperlink"/>
+                <w:noProof/>
+              </w:rPr>
+              <w:t>Introduction</w:t>
+            </w:r>
+            <w:r>
+              <w:rPr>
+                <w:noProof/>
+                <w:webHidden/>
+              </w:rPr>
+              <w:tab/>
+            </w:r>
+            <w:r>
+              <w:rPr>
+                <w:noProof/>
+                <w:webHidden/>
+              </w:rPr>
+              <w:fldChar w:fldCharType="begin"/>
+            </w:r>
+            <w:r>
+              <w:rPr>
+                <w:noProof/>
+                <w:webHidden/>
+              </w:rPr>
+              <w:instrText xml:space="preserve"> PAGEREF _Toc211001944 \h </w:instrText>
+            </w:r>
+            <w:r>
+              <w:rPr>
+                <w:noProof/>
+                <w:webHidden/>
+              </w:rPr>
+            </w:r>
+            <w:r>
+              <w:rPr>
+                <w:noProof/>
+                <w:webHidden/>
+              </w:rPr>
+              <w:fldChar w:fldCharType="separate"/>
+            </w:r>
+            <w:r>
+              <w:rPr>
+                <w:noProof/>
+                <w:webHidden/>
+              </w:rPr>
+              <w:t>1</w:t>
+            </w:r>
+            <w:r>
+              <w:rPr>
+                <w:noProof/>
+                <w:webHidden/>
+              </w:rPr>
+              <w:fldChar w:fldCharType="end"/>
+            </w:r>
+          </w:hyperlink>
+        </w:p>
+        <w:p>
+          <w:pPr>
+            <w:pStyle w:val="TOC1"/>
+            <w:tabs>
+              <w:tab w:val="right" w:leader="dot" w:pos="9010"/>
+            </w:tabs>
+            <w:rPr>
+              <w:rFonts w:eastAsiaTheme="minorEastAsia"/>
+              <w:noProof/>
+              <w:sz w:val="22"/>
+              <w:szCs w:val="22"/>
+              <w:lang w:val="en-GB" w:eastAsia="en-GB"/>
+            </w:rPr>
+          </w:pPr>
+          <w:hyperlink w:anchor="_Toc211001945" w:history="1">
+            <w:r>
+              <w:rPr>
+                <w:rStyle w:val="Hyperlink"/>
+                <w:noProof/>
+              </w:rPr>
+              <w:t>1.1 Choice of Tools</w:t>
+            </w:r>
+            <w:r>
+              <w:rPr>
+                <w:noProof/>
+                <w:webHidden/>
+              </w:rPr>
+              <w:tab/>
+            </w:r>
+            <w:r>
+              <w:rPr>
+                <w:noProof/>
+                <w:webHidden/>
+              </w:rPr>
+              <w:fldChar w:fldCharType="begin"/>
+            </w:r>
+            <w:r>
+              <w:rPr>
+                <w:noProof/>
+                <w:webHidden/>
+              </w:rPr>
+              <w:instrText xml:space="preserve"> PAGEREF _Toc211001945 \h </w:instrText>
+            </w:r>
+            <w:r>
+              <w:rPr>
+                <w:noProof/>
+                <w:webHidden/>
+              </w:rPr>
+            </w:r>
+            <w:r>
+              <w:rPr>
+                <w:noProof/>
+                <w:webHidden/>
+              </w:rPr>
+              <w:fldChar w:fldCharType="separate"/>
+            </w:r>
+            <w:r>
+              <w:rPr>
+                <w:noProof/>
+                <w:webHidden/>
+              </w:rPr>
+              <w:t>1</w:t>
+            </w:r>
+            <w:r>
+              <w:rPr>
+                <w:noProof/>
+                <w:webHidden/>
+              </w:rPr>
+              <w:fldChar w:fldCharType="end"/>
+            </w:r>
+          </w:hyperlink>
+        </w:p>
+        <w:p>
+          <w:pPr>
+            <w:pStyle w:val="TOC3"/>
+            <w:tabs>
+              <w:tab w:val="right" w:leader="dot" w:pos="9010"/>
+            </w:tabs>
+            <w:rPr>
+              <w:rFonts w:eastAsiaTheme="minorEastAsia"/>
+              <w:noProof/>
+              <w:sz w:val="22"/>
+              <w:szCs w:val="22"/>
+              <w:lang w:val="en-GB" w:eastAsia="en-GB"/>
+            </w:rPr>
+          </w:pPr>
+          <w:hyperlink w:anchor="_Toc211001946" w:history="1">
+            <w:r>
+              <w:rPr>
+                <w:rStyle w:val="Hyperlink"/>
+                <w:noProof/>
+                <w:lang w:val="en-US"/>
+              </w:rPr>
+              <w:t>1.1.1 Android Studio</w:t>
+            </w:r>
+            <w:r>
+              <w:rPr>
+                <w:noProof/>
+                <w:webHidden/>
+              </w:rPr>
+              <w:tab/>
+            </w:r>
+            <w:r>
+              <w:rPr>
+                <w:noProof/>
+                <w:webHidden/>
+              </w:rPr>
+              <w:fldChar w:fldCharType="begin"/>
+            </w:r>
+            <w:r>
+              <w:rPr>
+                <w:noProof/>
+                <w:webHidden/>
+              </w:rPr>
+              <w:instrText xml:space="preserve"> PAGEREF _Toc211001946 \h </w:instrText>
+            </w:r>
+            <w:r>
+              <w:rPr>
+                <w:noProof/>
+                <w:webHidden/>
+              </w:rPr>
+            </w:r>
+            <w:r>
+              <w:rPr>
+                <w:noProof/>
+                <w:webHidden/>
+              </w:rPr>
+              <w:fldChar w:fldCharType="separate"/>
+            </w:r>
+            <w:r>
+              <w:rPr>
+                <w:noProof/>
+                <w:webHidden/>
+              </w:rPr>
+              <w:t>2</w:t>
+            </w:r>
+            <w:r>
+              <w:rPr>
+                <w:noProof/>
+                <w:webHidden/>
+              </w:rPr>
+              <w:fldChar w:fldCharType="end"/>
+            </w:r>
+          </w:hyperlink>
+        </w:p>
+        <w:p>
+          <w:pPr>
+            <w:pStyle w:val="TOC3"/>
+            <w:tabs>
+              <w:tab w:val="right" w:leader="dot" w:pos="9010"/>
+            </w:tabs>
+            <w:rPr>
+              <w:rFonts w:eastAsiaTheme="minorEastAsia"/>
+              <w:noProof/>
+              <w:sz w:val="22"/>
+              <w:szCs w:val="22"/>
+              <w:lang w:val="en-GB" w:eastAsia="en-GB"/>
+            </w:rPr>
+          </w:pPr>
+          <w:hyperlink w:anchor="_Toc211001947" w:history="1">
+            <w:r>
+              <w:rPr>
+                <w:rStyle w:val="Hyperlink"/>
+                <w:noProof/>
+                <w:lang w:val="en-US"/>
+              </w:rPr>
+              <w:t>1.1.2 Firebase</w:t>
+            </w:r>
+            <w:r>
+              <w:rPr>
+                <w:noProof/>
+                <w:webHidden/>
+              </w:rPr>
+              <w:tab/>
+            </w:r>
+            <w:r>
+              <w:rPr>
+                <w:noProof/>
+                <w:webHidden/>
+              </w:rPr>
+              <w:fldChar w:fldCharType="begin"/>
+            </w:r>
+            <w:r>
+              <w:rPr>
+                <w:noProof/>
+                <w:webHidden/>
+              </w:rPr>
+              <w:instrText xml:space="preserve"> PAGEREF _Toc211001947 \h </w:instrText>
+            </w:r>
+            <w:r>
+              <w:rPr>
+                <w:noProof/>
+                <w:webHidden/>
+              </w:rPr>
+            </w:r>
+            <w:r>
+              <w:rPr>
+                <w:noProof/>
+                <w:webHidden/>
+              </w:rPr>
+              <w:fldChar w:fldCharType="separate"/>
+            </w:r>
+            <w:r>
+              <w:rPr>
+                <w:noProof/>
+                <w:webHidden/>
+              </w:rPr>
+              <w:t>3</w:t>
+            </w:r>
+            <w:r>
+              <w:rPr>
+                <w:noProof/>
+                <w:webHidden/>
+              </w:rPr>
+              <w:fldChar w:fldCharType="end"/>
+            </w:r>
+          </w:hyperlink>
+        </w:p>
+        <w:p>
+          <w:pPr>
+            <w:pStyle w:val="TOC1"/>
+            <w:tabs>
+              <w:tab w:val="right" w:leader="dot" w:pos="9010"/>
+            </w:tabs>
+            <w:rPr>
+              <w:rFonts w:eastAsiaTheme="minorEastAsia"/>
+              <w:noProof/>
+              <w:sz w:val="22"/>
+              <w:szCs w:val="22"/>
+              <w:lang w:val="en-GB" w:eastAsia="en-GB"/>
+            </w:rPr>
+          </w:pPr>
+          <w:hyperlink w:anchor="_Toc211001948" w:history="1">
+            <w:r>
+              <w:rPr>
+                <w:rStyle w:val="Hyperlink"/>
+                <w:noProof/>
+              </w:rPr>
+              <w:t>1.2 Extracts of complex code</w:t>
+            </w:r>
+            <w:r>
+              <w:rPr>
+                <w:noProof/>
+                <w:webHidden/>
+              </w:rPr>
+              <w:tab/>
+            </w:r>
+            <w:r>
+              <w:rPr>
+                <w:noProof/>
+                <w:webHidden/>
+              </w:rPr>
+              <w:fldChar w:fldCharType="begin"/>
+            </w:r>
+            <w:r>
+              <w:rPr>
+                <w:noProof/>
+                <w:webHidden/>
+              </w:rPr>
+              <w:instrText xml:space="preserve"> PAGEREF _Toc211001948 \h </w:instrText>
+            </w:r>
+            <w:r>
+              <w:rPr>
+                <w:noProof/>
+                <w:webHidden/>
+              </w:rPr>
+            </w:r>
+            <w:r>
+              <w:rPr>
+                <w:noProof/>
+                <w:webHidden/>
+              </w:rPr>
+              <w:fldChar w:fldCharType="separate"/>
+            </w:r>
+            <w:r>
+              <w:rPr>
+                <w:noProof/>
+                <w:webHidden/>
+              </w:rPr>
+              <w:t>4</w:t>
+            </w:r>
+            <w:r>
+              <w:rPr>
+                <w:noProof/>
+                <w:webHidden/>
+              </w:rPr>
+              <w:fldChar w:fldCharType="end"/>
+            </w:r>
+          </w:hyperlink>
+        </w:p>
+        <w:p>
+          <w:pPr>
+            <w:pStyle w:val="TOC3"/>
+            <w:tabs>
+              <w:tab w:val="right" w:leader="dot" w:pos="9010"/>
+            </w:tabs>
+            <w:rPr>
+              <w:rFonts w:eastAsiaTheme="minorEastAsia"/>
+              <w:noProof/>
+              <w:sz w:val="22"/>
+              <w:szCs w:val="22"/>
+              <w:lang w:val="en-GB" w:eastAsia="en-GB"/>
+            </w:rPr>
+          </w:pPr>
+          <w:hyperlink w:anchor="_Toc211001949" w:history="1">
+            <w:r>
+              <w:rPr>
+                <w:rStyle w:val="Hyperlink"/>
+                <w:noProof/>
+                <w:lang w:val="en-US"/>
+              </w:rPr>
+              <w:t>1.2.1 Loading events and rea-time management</w:t>
+            </w:r>
+            <w:r>
+              <w:rPr>
+                <w:noProof/>
+                <w:webHidden/>
+              </w:rPr>
+              <w:tab/>
+            </w:r>
+            <w:r>
+              <w:rPr>
+                <w:noProof/>
+                <w:webHidden/>
+              </w:rPr>
+              <w:fldChar w:fldCharType="begin"/>
+            </w:r>
+            <w:r>
+              <w:rPr>
+                <w:noProof/>
+                <w:webHidden/>
+              </w:rPr>
+              <w:instrText xml:space="preserve"> PAGEREF _Toc211001949 \h </w:instrText>
+            </w:r>
+            <w:r>
+              <w:rPr>
+                <w:noProof/>
+                <w:webHidden/>
+              </w:rPr>
+            </w:r>
+            <w:r>
+              <w:rPr>
+                <w:noProof/>
+                <w:webHidden/>
+              </w:rPr>
+              <w:fldChar w:fldCharType="separate"/>
+            </w:r>
+            <w:r>
+              <w:rPr>
+                <w:noProof/>
+                <w:webHidden/>
+              </w:rPr>
+              <w:t>4</w:t>
+            </w:r>
+            <w:r>
+              <w:rPr>
+                <w:noProof/>
+                <w:webHidden/>
+              </w:rPr>
+              <w:fldChar w:fldCharType="end"/>
+            </w:r>
+          </w:hyperlink>
+        </w:p>
+        <w:p>
+          <w:pPr>
+            <w:pStyle w:val="TOC1"/>
+            <w:tabs>
+              <w:tab w:val="right" w:leader="dot" w:pos="9010"/>
+            </w:tabs>
+            <w:rPr>
+              <w:rFonts w:eastAsiaTheme="minorEastAsia"/>
+              <w:noProof/>
+              <w:sz w:val="22"/>
+              <w:szCs w:val="22"/>
+              <w:lang w:val="en-GB" w:eastAsia="en-GB"/>
+            </w:rPr>
+          </w:pPr>
+          <w:hyperlink w:anchor="_Toc211001950" w:history="1">
+            <w:r>
+              <w:rPr>
+                <w:rStyle w:val="Hyperlink"/>
+                <w:noProof/>
+              </w:rPr>
+              <w:t>1.3 Source code references</w:t>
+            </w:r>
+            <w:r>
+              <w:rPr>
+                <w:noProof/>
+                <w:webHidden/>
+              </w:rPr>
+              <w:tab/>
+            </w:r>
+            <w:r>
+              <w:rPr>
+                <w:noProof/>
+                <w:webHidden/>
+              </w:rPr>
+              <w:fldChar w:fldCharType="begin"/>
+            </w:r>
+            <w:r>
+              <w:rPr>
+                <w:noProof/>
+                <w:webHidden/>
+              </w:rPr>
+              <w:instrText xml:space="preserve"> PAGEREF _Toc211001950 \h </w:instrText>
+            </w:r>
+            <w:r>
+              <w:rPr>
+                <w:noProof/>
+                <w:webHidden/>
+              </w:rPr>
+            </w:r>
+            <w:r>
+              <w:rPr>
+                <w:noProof/>
+                <w:webHidden/>
+              </w:rPr>
+              <w:fldChar w:fldCharType="separate"/>
+            </w:r>
+            <w:r>
+              <w:rPr>
+                <w:noProof/>
+                <w:webHidden/>
+              </w:rPr>
+              <w:t>6</w:t>
+            </w:r>
+            <w:r>
+              <w:rPr>
+                <w:noProof/>
+                <w:webHidden/>
+              </w:rPr>
+              <w:fldChar w:fldCharType="end"/>
+            </w:r>
+          </w:hyperlink>
+        </w:p>
+        <w:p>
+          <w:pPr>
+            <w:pStyle w:val="TOC2"/>
+            <w:tabs>
+              <w:tab w:val="right" w:leader="dot" w:pos="9010"/>
+            </w:tabs>
+            <w:rPr>
+              <w:rFonts w:eastAsiaTheme="minorEastAsia"/>
+              <w:noProof/>
+              <w:sz w:val="22"/>
+              <w:szCs w:val="22"/>
+              <w:lang w:val="en-GB" w:eastAsia="en-GB"/>
+            </w:rPr>
+          </w:pPr>
+          <w:hyperlink w:anchor="_Toc211001951" w:history="1">
+            <w:r>
+              <w:rPr>
+                <w:rStyle w:val="Hyperlink"/>
+                <w:noProof/>
+                <w:lang w:val="en-US"/>
+              </w:rPr>
+              <w:t>1.3.1 Implementing a Fragment-to-Fragment Communication Pattern</w:t>
+            </w:r>
+            <w:r>
+              <w:rPr>
+                <w:noProof/>
+                <w:webHidden/>
+              </w:rPr>
+              <w:tab/>
+            </w:r>
+            <w:r>
+              <w:rPr>
+                <w:noProof/>
+                <w:webHidden/>
+              </w:rPr>
+              <w:fldChar w:fldCharType="begin"/>
+            </w:r>
+            <w:r>
+              <w:rPr>
+                <w:noProof/>
+                <w:webHidden/>
+              </w:rPr>
+              <w:instrText xml:space="preserve"> PAGEREF _Toc211001951 \h </w:instrText>
+            </w:r>
+            <w:r>
+              <w:rPr>
+                <w:noProof/>
+                <w:webHidden/>
+              </w:rPr>
+            </w:r>
+            <w:r>
+              <w:rPr>
+                <w:noProof/>
+                <w:webHidden/>
+              </w:rPr>
+              <w:fldChar w:fldCharType="separate"/>
+            </w:r>
+            <w:r>
+              <w:rPr>
+                <w:noProof/>
+                <w:webHidden/>
+              </w:rPr>
+              <w:t>6</w:t>
+            </w:r>
+            <w:r>
+              <w:rPr>
+                <w:noProof/>
+                <w:webHidden/>
+              </w:rPr>
+              <w:fldChar w:fldCharType="end"/>
+            </w:r>
+          </w:hyperlink>
+        </w:p>
+        <w:p>
+          <w:pPr>
+            <w:pStyle w:val="TOC3"/>
+            <w:tabs>
+              <w:tab w:val="right" w:leader="dot" w:pos="9010"/>
+            </w:tabs>
+            <w:rPr>
+              <w:rFonts w:eastAsiaTheme="minorEastAsia"/>
+              <w:noProof/>
+              <w:sz w:val="22"/>
+              <w:szCs w:val="22"/>
+              <w:lang w:val="en-GB" w:eastAsia="en-GB"/>
+            </w:rPr>
+          </w:pPr>
+          <w:hyperlink w:anchor="_Toc211001952" w:history="1">
+            <w:r>
+              <w:rPr>
+                <w:rStyle w:val="Hyperlink"/>
+                <w:noProof/>
+                <w:lang w:val="en-US"/>
+              </w:rPr>
+              <w:t>Description</w:t>
+            </w:r>
+            <w:r>
+              <w:rPr>
+                <w:noProof/>
+                <w:webHidden/>
+              </w:rPr>
+              <w:tab/>
+            </w:r>
+            <w:r>
+              <w:rPr>
+                <w:noProof/>
+                <w:webHidden/>
+              </w:rPr>
+              <w:fldChar w:fldCharType="begin"/>
+            </w:r>
+            <w:r>
+              <w:rPr>
+                <w:noProof/>
+                <w:webHidden/>
+              </w:rPr>
+              <w:instrText xml:space="preserve"> PAGEREF _Toc211001952 \h </w:instrText>
+            </w:r>
+            <w:r>
+              <w:rPr>
+                <w:noProof/>
+                <w:webHidden/>
+              </w:rPr>
+            </w:r>
+            <w:r>
+              <w:rPr>
+                <w:noProof/>
+                <w:webHidden/>
+              </w:rPr>
+              <w:fldChar w:fldCharType="separate"/>
+            </w:r>
+            <w:r>
+              <w:rPr>
+                <w:noProof/>
+                <w:webHidden/>
+              </w:rPr>
+              <w:t>6</w:t>
+            </w:r>
+            <w:r>
+              <w:rPr>
+                <w:noProof/>
+                <w:webHidden/>
+              </w:rPr>
+              <w:fldChar w:fldCharType="end"/>
+            </w:r>
+          </w:hyperlink>
+        </w:p>
+        <w:p>
+          <w:pPr>
+            <w:pStyle w:val="TOC3"/>
+            <w:tabs>
+              <w:tab w:val="right" w:leader="dot" w:pos="9010"/>
+            </w:tabs>
+            <w:rPr>
+              <w:rFonts w:eastAsiaTheme="minorEastAsia"/>
+              <w:noProof/>
+              <w:sz w:val="22"/>
+              <w:szCs w:val="22"/>
+              <w:lang w:val="en-GB" w:eastAsia="en-GB"/>
+            </w:rPr>
+          </w:pPr>
+          <w:hyperlink w:anchor="_Toc211001953" w:history="1">
+            <w:r>
+              <w:rPr>
+                <w:rStyle w:val="Hyperlink"/>
+                <w:noProof/>
+                <w:lang w:val="en-US"/>
+              </w:rPr>
+              <w:t>Usage</w:t>
+            </w:r>
+            <w:r>
+              <w:rPr>
+                <w:noProof/>
+                <w:webHidden/>
+              </w:rPr>
+              <w:tab/>
+            </w:r>
+            <w:r>
+              <w:rPr>
+                <w:noProof/>
+                <w:webHidden/>
+              </w:rPr>
+              <w:fldChar w:fldCharType="begin"/>
+            </w:r>
+            <w:r>
+              <w:rPr>
+                <w:noProof/>
+                <w:webHidden/>
+              </w:rPr>
+              <w:instrText xml:space="preserve"> PAGEREF _Toc211001953 \h </w:instrText>
+            </w:r>
+            <w:r>
+              <w:rPr>
+                <w:noProof/>
+                <w:webHidden/>
+              </w:rPr>
+            </w:r>
+            <w:r>
+              <w:rPr>
+                <w:noProof/>
+                <w:webHidden/>
+              </w:rPr>
+              <w:fldChar w:fldCharType="separate"/>
+            </w:r>
+            <w:r>
+              <w:rPr>
+                <w:noProof/>
+                <w:webHidden/>
+              </w:rPr>
+              <w:t>6</w:t>
+            </w:r>
+            <w:r>
+              <w:rPr>
+                <w:noProof/>
+                <w:webHidden/>
+              </w:rPr>
+              <w:fldChar w:fldCharType="end"/>
+            </w:r>
+          </w:hyperlink>
+        </w:p>
+        <w:p>
+          <w:pPr>
+            <w:pStyle w:val="TOC3"/>
+            <w:tabs>
+              <w:tab w:val="right" w:leader="dot" w:pos="9010"/>
+            </w:tabs>
+            <w:rPr>
+              <w:rFonts w:eastAsiaTheme="minorEastAsia"/>
+              <w:noProof/>
+              <w:sz w:val="22"/>
+              <w:szCs w:val="22"/>
+              <w:lang w:val="en-GB" w:eastAsia="en-GB"/>
+            </w:rPr>
+          </w:pPr>
+          <w:hyperlink w:anchor="_Toc211001954" w:history="1">
+            <w:r>
+              <w:rPr>
+                <w:rStyle w:val="Hyperlink"/>
+                <w:noProof/>
+                <w:lang w:val="en-US"/>
+              </w:rPr>
+              <w:t>Reference</w:t>
+            </w:r>
+            <w:r>
+              <w:rPr>
+                <w:noProof/>
+                <w:webHidden/>
+              </w:rPr>
+              <w:tab/>
+            </w:r>
+            <w:r>
+              <w:rPr>
+                <w:noProof/>
+                <w:webHidden/>
+              </w:rPr>
+              <w:fldChar w:fldCharType="begin"/>
+            </w:r>
+            <w:r>
+              <w:rPr>
+                <w:noProof/>
+                <w:webHidden/>
+              </w:rPr>
+              <w:instrText xml:space="preserve"> PAGEREF _Toc211001954 \h </w:instrText>
+            </w:r>
+            <w:r>
+              <w:rPr>
+                <w:noProof/>
+                <w:webHidden/>
+              </w:rPr>
+            </w:r>
+            <w:r>
+              <w:rPr>
+                <w:noProof/>
+                <w:webHidden/>
+              </w:rPr>
+              <w:fldChar w:fldCharType="separate"/>
+            </w:r>
+            <w:r>
+              <w:rPr>
+                <w:noProof/>
+                <w:webHidden/>
+              </w:rPr>
+              <w:t>6</w:t>
+            </w:r>
+            <w:r>
+              <w:rPr>
+                <w:noProof/>
+                <w:webHidden/>
+              </w:rPr>
+              <w:fldChar w:fldCharType="end"/>
+            </w:r>
+          </w:hyperlink>
+        </w:p>
+        <w:p>
+          <w:pPr>
+            <w:pStyle w:val="TOC2"/>
+            <w:tabs>
+              <w:tab w:val="right" w:leader="dot" w:pos="9010"/>
+            </w:tabs>
+            <w:rPr>
+              <w:rFonts w:eastAsiaTheme="minorEastAsia"/>
+              <w:noProof/>
+              <w:sz w:val="22"/>
+              <w:szCs w:val="22"/>
+              <w:lang w:val="en-GB" w:eastAsia="en-GB"/>
+            </w:rPr>
+          </w:pPr>
+          <w:hyperlink w:anchor="_Toc211001955" w:history="1">
+            <w:r>
+              <w:rPr>
+                <w:rStyle w:val="Hyperlink"/>
+                <w:noProof/>
+                <w:lang w:val="en-US"/>
+              </w:rPr>
+              <w:t>1.3.2 Constructing Time-Based Range Queries in Cloud Firestore</w:t>
+            </w:r>
+            <w:r>
+              <w:rPr>
+                <w:noProof/>
+                <w:webHidden/>
+              </w:rPr>
+              <w:tab/>
+            </w:r>
+            <w:r>
+              <w:rPr>
+                <w:noProof/>
+                <w:webHidden/>
+              </w:rPr>
+              <w:fldChar w:fldCharType="begin"/>
+            </w:r>
+            <w:r>
+              <w:rPr>
+                <w:noProof/>
+                <w:webHidden/>
+              </w:rPr>
+              <w:instrText xml:space="preserve"> PAGEREF _Toc211001955 \h </w:instrText>
+            </w:r>
+            <w:r>
+              <w:rPr>
+                <w:noProof/>
+                <w:webHidden/>
+              </w:rPr>
+            </w:r>
+            <w:r>
+              <w:rPr>
+                <w:noProof/>
+                <w:webHidden/>
+              </w:rPr>
+              <w:fldChar w:fldCharType="separate"/>
+            </w:r>
+            <w:r>
+              <w:rPr>
+                <w:noProof/>
+                <w:webHidden/>
+              </w:rPr>
+              <w:t>6</w:t>
+            </w:r>
+            <w:r>
+              <w:rPr>
+                <w:noProof/>
+                <w:webHidden/>
+              </w:rPr>
+              <w:fldChar w:fldCharType="end"/>
+            </w:r>
+          </w:hyperlink>
+        </w:p>
+        <w:p>
+          <w:pPr>
+            <w:pStyle w:val="TOC3"/>
+            <w:tabs>
+              <w:tab w:val="right" w:leader="dot" w:pos="9010"/>
+            </w:tabs>
+            <w:rPr>
+              <w:rFonts w:eastAsiaTheme="minorEastAsia"/>
+              <w:noProof/>
+              <w:sz w:val="22"/>
+              <w:szCs w:val="22"/>
+              <w:lang w:val="en-GB" w:eastAsia="en-GB"/>
+            </w:rPr>
+          </w:pPr>
+          <w:hyperlink w:anchor="_Toc211001956" w:history="1">
+            <w:r>
+              <w:rPr>
+                <w:rStyle w:val="Hyperlink"/>
+                <w:noProof/>
+                <w:lang w:val="en-US"/>
+              </w:rPr>
+              <w:t>Description</w:t>
+            </w:r>
+            <w:r>
+              <w:rPr>
+                <w:noProof/>
+                <w:webHidden/>
+              </w:rPr>
+              <w:tab/>
+            </w:r>
+            <w:r>
+              <w:rPr>
+                <w:noProof/>
+                <w:webHidden/>
+              </w:rPr>
+              <w:fldChar w:fldCharType="begin"/>
+            </w:r>
+            <w:r>
+              <w:rPr>
+                <w:noProof/>
+                <w:webHidden/>
+              </w:rPr>
+              <w:instrText xml:space="preserve"> PAGEREF _Toc211001956 \h </w:instrText>
+            </w:r>
+            <w:r>
+              <w:rPr>
+                <w:noProof/>
+                <w:webHidden/>
+              </w:rPr>
+            </w:r>
+            <w:r>
+              <w:rPr>
+                <w:noProof/>
+                <w:webHidden/>
+              </w:rPr>
+              <w:fldChar w:fldCharType="separate"/>
+            </w:r>
+            <w:r>
+              <w:rPr>
+                <w:noProof/>
+                <w:webHidden/>
+              </w:rPr>
+              <w:t>6</w:t>
+            </w:r>
+            <w:r>
+              <w:rPr>
+                <w:noProof/>
+                <w:webHidden/>
+              </w:rPr>
+              <w:fldChar w:fldCharType="end"/>
+            </w:r>
+          </w:hyperlink>
+        </w:p>
+        <w:p>
+          <w:pPr>
+            <w:pStyle w:val="TOC3"/>
+            <w:tabs>
+              <w:tab w:val="right" w:leader="dot" w:pos="9010"/>
+            </w:tabs>
+            <w:rPr>
+              <w:rFonts w:eastAsiaTheme="minorEastAsia"/>
+              <w:noProof/>
+              <w:sz w:val="22"/>
+              <w:szCs w:val="22"/>
+              <w:lang w:val="en-GB" w:eastAsia="en-GB"/>
+            </w:rPr>
+          </w:pPr>
+          <w:hyperlink w:anchor="_Toc211001957" w:history="1">
+            <w:r>
+              <w:rPr>
+                <w:rStyle w:val="Hyperlink"/>
+                <w:noProof/>
+                <w:lang w:val="en-US"/>
+              </w:rPr>
+              <w:t>Usage</w:t>
+            </w:r>
+            <w:r>
+              <w:rPr>
+                <w:noProof/>
+                <w:webHidden/>
+              </w:rPr>
+              <w:tab/>
+            </w:r>
+            <w:r>
+              <w:rPr>
+                <w:noProof/>
+                <w:webHidden/>
+              </w:rPr>
+              <w:fldChar w:fldCharType="begin"/>
+            </w:r>
+            <w:r>
+              <w:rPr>
+                <w:noProof/>
+                <w:webHidden/>
+              </w:rPr>
+              <w:instrText xml:space="preserve"> PAGEREF _Toc211001957 \h </w:instrText>
+            </w:r>
+            <w:r>
+              <w:rPr>
+                <w:noProof/>
+                <w:webHidden/>
+              </w:rPr>
+            </w:r>
+            <w:r>
+              <w:rPr>
+                <w:noProof/>
+                <w:webHidden/>
+              </w:rPr>
+              <w:fldChar w:fldCharType="separate"/>
+            </w:r>
+            <w:r>
+              <w:rPr>
+                <w:noProof/>
+                <w:webHidden/>
+              </w:rPr>
+              <w:t>6</w:t>
+            </w:r>
+            <w:r>
+              <w:rPr>
+                <w:noProof/>
+                <w:webHidden/>
+              </w:rPr>
+              <w:fldChar w:fldCharType="end"/>
+            </w:r>
+          </w:hyperlink>
+        </w:p>
+        <w:p>
+          <w:pPr>
+            <w:pStyle w:val="TOC3"/>
+            <w:tabs>
+              <w:tab w:val="right" w:leader="dot" w:pos="9010"/>
+            </w:tabs>
+            <w:rPr>
+              <w:rFonts w:eastAsiaTheme="minorEastAsia"/>
+              <w:noProof/>
+              <w:sz w:val="22"/>
+              <w:szCs w:val="22"/>
+              <w:lang w:val="en-GB" w:eastAsia="en-GB"/>
+            </w:rPr>
+          </w:pPr>
+          <w:hyperlink w:anchor="_Toc211001958" w:history="1">
+            <w:r>
+              <w:rPr>
+                <w:rStyle w:val="Hyperlink"/>
+                <w:noProof/>
+                <w:lang w:val="en-US"/>
+              </w:rPr>
+              <w:t>Reference</w:t>
+            </w:r>
+            <w:r>
+              <w:rPr>
+                <w:noProof/>
+                <w:webHidden/>
+              </w:rPr>
+              <w:tab/>
+            </w:r>
+            <w:r>
+              <w:rPr>
+                <w:noProof/>
+                <w:webHidden/>
+              </w:rPr>
+              <w:fldChar w:fldCharType="begin"/>
+            </w:r>
+            <w:r>
+              <w:rPr>
+                <w:noProof/>
+                <w:webHidden/>
+              </w:rPr>
+              <w:instrText xml:space="preserve"> PAGEREF _Toc211001958 \h </w:instrText>
+            </w:r>
+            <w:r>
+              <w:rPr>
+                <w:noProof/>
+                <w:webHidden/>
+              </w:rPr>
+            </w:r>
+            <w:r>
+              <w:rPr>
+                <w:noProof/>
+                <w:webHidden/>
+              </w:rPr>
+              <w:fldChar w:fldCharType="separate"/>
+            </w:r>
+            <w:r>
+              <w:rPr>
+                <w:noProof/>
+                <w:webHidden/>
+              </w:rPr>
+              <w:t>6</w:t>
+            </w:r>
+            <w:r>
+              <w:rPr>
+                <w:noProof/>
+                <w:webHidden/>
+              </w:rPr>
+              <w:fldChar w:fldCharType="end"/>
+            </w:r>
+          </w:hyperlink>
+        </w:p>
+        <w:p>
+          <w:pPr>
+            <w:pStyle w:val="TOC1"/>
+            <w:tabs>
+              <w:tab w:val="right" w:leader="dot" w:pos="9010"/>
+            </w:tabs>
+            <w:rPr>
+              <w:rFonts w:eastAsiaTheme="minorEastAsia"/>
+              <w:noProof/>
+              <w:sz w:val="22"/>
+              <w:szCs w:val="22"/>
+              <w:lang w:val="en-GB" w:eastAsia="en-GB"/>
+            </w:rPr>
+          </w:pPr>
+          <w:hyperlink w:anchor="_Toc211001959" w:history="1">
+            <w:r>
+              <w:rPr>
+                <w:rStyle w:val="Hyperlink"/>
+                <w:noProof/>
+                <w:lang w:val="en-US"/>
+              </w:rPr>
+              <w:t>1.4 Problems encountered</w:t>
+            </w:r>
+            <w:r>
+              <w:rPr>
+                <w:noProof/>
+                <w:webHidden/>
+              </w:rPr>
+              <w:tab/>
+            </w:r>
+            <w:r>
+              <w:rPr>
+                <w:noProof/>
+                <w:webHidden/>
+              </w:rPr>
+              <w:fldChar w:fldCharType="begin"/>
+            </w:r>
+            <w:r>
+              <w:rPr>
+                <w:noProof/>
+                <w:webHidden/>
+              </w:rPr>
+              <w:instrText xml:space="preserve"> PAGEREF _Toc211001959 \h </w:instrText>
+            </w:r>
+            <w:r>
+              <w:rPr>
+                <w:noProof/>
+                <w:webHidden/>
+              </w:rPr>
+            </w:r>
+            <w:r>
+              <w:rPr>
+                <w:noProof/>
+                <w:webHidden/>
+              </w:rPr>
+              <w:fldChar w:fldCharType="separate"/>
+            </w:r>
+            <w:r>
+              <w:rPr>
+                <w:noProof/>
+                <w:webHidden/>
+              </w:rPr>
+              <w:t>7</w:t>
+            </w:r>
+            <w:r>
+              <w:rPr>
+                <w:noProof/>
+                <w:webHidden/>
+              </w:rPr>
+              <w:fldChar w:fldCharType="end"/>
+            </w:r>
+          </w:hyperlink>
+        </w:p>
+        <w:p>
+          <w:pPr>
+            <w:pStyle w:val="TOC2"/>
+            <w:tabs>
+              <w:tab w:val="right" w:leader="dot" w:pos="9010"/>
+            </w:tabs>
+            <w:rPr>
+              <w:rFonts w:eastAsiaTheme="minorEastAsia"/>
+              <w:noProof/>
+              <w:sz w:val="22"/>
+              <w:szCs w:val="22"/>
+              <w:lang w:val="en-GB" w:eastAsia="en-GB"/>
+            </w:rPr>
+          </w:pPr>
+          <w:hyperlink w:anchor="_Toc211001960" w:history="1">
+            <w:r>
+              <w:rPr>
+                <w:rStyle w:val="Hyperlink"/>
+                <w:noProof/>
+                <w:lang w:val="en-US"/>
+              </w:rPr>
+              <w:t xml:space="preserve">1.4.1 </w:t>
+            </w:r>
+            <w:r>
+              <w:rPr>
+                <w:rStyle w:val="Hyperlink"/>
+                <w:noProof/>
+              </w:rPr>
+              <w:t>Integrating a Functional and Customizable Calendar System</w:t>
+            </w:r>
+            <w:r>
+              <w:rPr>
+                <w:noProof/>
+                <w:webHidden/>
+              </w:rPr>
+              <w:tab/>
+            </w:r>
+            <w:r>
+              <w:rPr>
+                <w:noProof/>
+                <w:webHidden/>
+              </w:rPr>
+              <w:fldChar w:fldCharType="begin"/>
+            </w:r>
+            <w:r>
+              <w:rPr>
+                <w:noProof/>
+                <w:webHidden/>
+              </w:rPr>
+              <w:instrText xml:space="preserve"> PAGEREF _Toc211001960 \h </w:instrText>
+            </w:r>
+            <w:r>
+              <w:rPr>
+                <w:noProof/>
+                <w:webHidden/>
+              </w:rPr>
+            </w:r>
+            <w:r>
+              <w:rPr>
+                <w:noProof/>
+                <w:webHidden/>
+              </w:rPr>
+              <w:fldChar w:fldCharType="separate"/>
+            </w:r>
+            <w:r>
+              <w:rPr>
+                <w:noProof/>
+                <w:webHidden/>
+              </w:rPr>
+              <w:t>7</w:t>
+            </w:r>
+            <w:r>
+              <w:rPr>
+                <w:noProof/>
+                <w:webHidden/>
+              </w:rPr>
+              <w:fldChar w:fldCharType="end"/>
+            </w:r>
+          </w:hyperlink>
+        </w:p>
+        <w:p>
+          <w:pPr>
+            <w:pStyle w:val="TOC3"/>
+            <w:tabs>
+              <w:tab w:val="right" w:leader="dot" w:pos="9010"/>
+            </w:tabs>
+            <w:rPr>
+              <w:rFonts w:eastAsiaTheme="minorEastAsia"/>
+              <w:noProof/>
+              <w:sz w:val="22"/>
+              <w:szCs w:val="22"/>
+              <w:lang w:val="en-GB" w:eastAsia="en-GB"/>
+            </w:rPr>
+          </w:pPr>
+          <w:hyperlink w:anchor="_Toc211001961" w:history="1">
+            <w:r>
+              <w:rPr>
+                <w:rStyle w:val="Hyperlink"/>
+                <w:i/>
+                <w:iCs/>
+                <w:noProof/>
+                <w:lang w:val="en-US"/>
+              </w:rPr>
+              <w:t>Problem</w:t>
+            </w:r>
+            <w:r>
+              <w:rPr>
+                <w:noProof/>
+                <w:webHidden/>
+              </w:rPr>
+              <w:tab/>
+            </w:r>
+            <w:r>
+              <w:rPr>
+                <w:noProof/>
+                <w:webHidden/>
+              </w:rPr>
+              <w:fldChar w:fldCharType="begin"/>
+            </w:r>
+            <w:r>
+              <w:rPr>
+                <w:noProof/>
+                <w:webHidden/>
+              </w:rPr>
+              <w:instrText xml:space="preserve"> PAGEREF _Toc211001961 \h </w:instrText>
+            </w:r>
+            <w:r>
+              <w:rPr>
+                <w:noProof/>
+                <w:webHidden/>
+              </w:rPr>
+            </w:r>
+            <w:r>
+              <w:rPr>
+                <w:noProof/>
+                <w:webHidden/>
+              </w:rPr>
+              <w:fldChar w:fldCharType="separate"/>
+            </w:r>
+            <w:r>
+              <w:rPr>
+                <w:noProof/>
+                <w:webHidden/>
+              </w:rPr>
+              <w:t>7</w:t>
+            </w:r>
+            <w:r>
+              <w:rPr>
+                <w:noProof/>
+                <w:webHidden/>
+              </w:rPr>
+              <w:fldChar w:fldCharType="end"/>
+            </w:r>
+          </w:hyperlink>
+        </w:p>
+        <w:p>
+          <w:pPr>
+            <w:pStyle w:val="TOC3"/>
+            <w:tabs>
+              <w:tab w:val="right" w:leader="dot" w:pos="9010"/>
+            </w:tabs>
+            <w:rPr>
+              <w:rFonts w:eastAsiaTheme="minorEastAsia"/>
+              <w:noProof/>
+              <w:sz w:val="22"/>
+              <w:szCs w:val="22"/>
+              <w:lang w:val="en-GB" w:eastAsia="en-GB"/>
+            </w:rPr>
+          </w:pPr>
+          <w:hyperlink w:anchor="_Toc211001962" w:history="1">
+            <w:r>
+              <w:rPr>
+                <w:rStyle w:val="Hyperlink"/>
+                <w:i/>
+                <w:iCs/>
+                <w:noProof/>
+              </w:rPr>
+              <w:t>Solution</w:t>
+            </w:r>
+            <w:r>
+              <w:rPr>
+                <w:noProof/>
+                <w:webHidden/>
+              </w:rPr>
+              <w:tab/>
+            </w:r>
+            <w:r>
+              <w:rPr>
+                <w:noProof/>
+                <w:webHidden/>
+              </w:rPr>
+              <w:fldChar w:fldCharType="begin"/>
+            </w:r>
+            <w:r>
+              <w:rPr>
+                <w:noProof/>
+                <w:webHidden/>
+              </w:rPr>
+              <w:instrText xml:space="preserve"> PAGEREF _Toc211001962 \h </w:instrText>
+            </w:r>
+            <w:r>
+              <w:rPr>
+                <w:noProof/>
+                <w:webHidden/>
+              </w:rPr>
+            </w:r>
+            <w:r>
+              <w:rPr>
+                <w:noProof/>
+                <w:webHidden/>
+              </w:rPr>
+              <w:fldChar w:fldCharType="separate"/>
+            </w:r>
+            <w:r>
+              <w:rPr>
+                <w:noProof/>
+                <w:webHidden/>
+              </w:rPr>
+              <w:t>7</w:t>
+            </w:r>
+            <w:r>
+              <w:rPr>
+                <w:noProof/>
+                <w:webHidden/>
+              </w:rPr>
+              <w:fldChar w:fldCharType="end"/>
+            </w:r>
+          </w:hyperlink>
+        </w:p>
+        <w:p>
+          <w:pPr>
+            <w:pStyle w:val="TOC2"/>
+            <w:tabs>
+              <w:tab w:val="right" w:leader="dot" w:pos="9010"/>
+            </w:tabs>
+            <w:rPr>
+              <w:rFonts w:eastAsiaTheme="minorEastAsia"/>
+              <w:noProof/>
+              <w:sz w:val="22"/>
+              <w:szCs w:val="22"/>
+              <w:lang w:val="en-GB" w:eastAsia="en-GB"/>
+            </w:rPr>
+          </w:pPr>
+          <w:hyperlink w:anchor="_Toc211001963" w:history="1">
+            <w:r>
+              <w:rPr>
+                <w:rStyle w:val="Hyperlink"/>
+                <w:noProof/>
+                <w:lang w:val="en-US"/>
+              </w:rPr>
+              <w:t xml:space="preserve">1.4.2 </w:t>
+            </w:r>
+            <w:r>
+              <w:rPr>
+                <w:rStyle w:val="Hyperlink"/>
+                <w:noProof/>
+              </w:rPr>
+              <w:t>Managing Git Version Control and Merge Conflicts</w:t>
+            </w:r>
+            <w:r>
+              <w:rPr>
+                <w:noProof/>
+                <w:webHidden/>
+              </w:rPr>
+              <w:tab/>
+            </w:r>
+            <w:r>
+              <w:rPr>
+                <w:noProof/>
+                <w:webHidden/>
+              </w:rPr>
+              <w:fldChar w:fldCharType="begin"/>
+            </w:r>
+            <w:r>
+              <w:rPr>
+                <w:noProof/>
+                <w:webHidden/>
+              </w:rPr>
+              <w:instrText xml:space="preserve"> PAGEREF _Toc211001963 \h </w:instrText>
+            </w:r>
+            <w:r>
+              <w:rPr>
+                <w:noProof/>
+                <w:webHidden/>
+              </w:rPr>
+            </w:r>
+            <w:r>
+              <w:rPr>
+                <w:noProof/>
+                <w:webHidden/>
+              </w:rPr>
+              <w:fldChar w:fldCharType="separate"/>
+            </w:r>
+            <w:r>
+              <w:rPr>
+                <w:noProof/>
+                <w:webHidden/>
+              </w:rPr>
+              <w:t>7</w:t>
+            </w:r>
+            <w:r>
+              <w:rPr>
+                <w:noProof/>
+                <w:webHidden/>
+              </w:rPr>
+              <w:fldChar w:fldCharType="end"/>
+            </w:r>
+          </w:hyperlink>
+        </w:p>
+        <w:p>
+          <w:pPr>
+            <w:pStyle w:val="TOC3"/>
+            <w:tabs>
+              <w:tab w:val="right" w:leader="dot" w:pos="9010"/>
+            </w:tabs>
+            <w:rPr>
+              <w:rFonts w:eastAsiaTheme="minorEastAsia"/>
+              <w:noProof/>
+              <w:sz w:val="22"/>
+              <w:szCs w:val="22"/>
+              <w:lang w:val="en-GB" w:eastAsia="en-GB"/>
+            </w:rPr>
+          </w:pPr>
+          <w:hyperlink w:anchor="_Toc211001964" w:history="1">
+            <w:r>
+              <w:rPr>
+                <w:rStyle w:val="Hyperlink"/>
+                <w:i/>
+                <w:iCs/>
+                <w:noProof/>
+                <w:lang w:val="en-US"/>
+              </w:rPr>
+              <w:t>Problem</w:t>
+            </w:r>
+            <w:r>
+              <w:rPr>
+                <w:noProof/>
+                <w:webHidden/>
+              </w:rPr>
+              <w:tab/>
+            </w:r>
+            <w:r>
+              <w:rPr>
+                <w:noProof/>
+                <w:webHidden/>
+              </w:rPr>
+              <w:fldChar w:fldCharType="begin"/>
+            </w:r>
+            <w:r>
+              <w:rPr>
+                <w:noProof/>
+                <w:webHidden/>
+              </w:rPr>
+              <w:instrText xml:space="preserve"> PAGEREF _Toc211001964 \h </w:instrText>
+            </w:r>
+            <w:r>
+              <w:rPr>
+                <w:noProof/>
+                <w:webHidden/>
+              </w:rPr>
+            </w:r>
+            <w:r>
+              <w:rPr>
+                <w:noProof/>
+                <w:webHidden/>
+              </w:rPr>
+              <w:fldChar w:fldCharType="separate"/>
+            </w:r>
+            <w:r>
+              <w:rPr>
+                <w:noProof/>
+                <w:webHidden/>
+              </w:rPr>
+              <w:t>7</w:t>
+            </w:r>
+            <w:r>
+              <w:rPr>
+                <w:noProof/>
+                <w:webHidden/>
+              </w:rPr>
+              <w:fldChar w:fldCharType="end"/>
+            </w:r>
+          </w:hyperlink>
+        </w:p>
+        <w:p>
+          <w:pPr>
+            <w:pStyle w:val="TOC3"/>
+            <w:tabs>
+              <w:tab w:val="right" w:leader="dot" w:pos="9010"/>
+            </w:tabs>
+            <w:rPr>
+              <w:rFonts w:eastAsiaTheme="minorEastAsia"/>
+              <w:noProof/>
+              <w:sz w:val="22"/>
+              <w:szCs w:val="22"/>
+              <w:lang w:val="en-GB" w:eastAsia="en-GB"/>
+            </w:rPr>
+          </w:pPr>
+          <w:hyperlink w:anchor="_Toc211001965" w:history="1">
+            <w:r>
+              <w:rPr>
+                <w:rStyle w:val="Hyperlink"/>
+                <w:i/>
+                <w:iCs/>
+                <w:noProof/>
+              </w:rPr>
+              <w:t>Solution</w:t>
+            </w:r>
+            <w:r>
+              <w:rPr>
+                <w:noProof/>
+                <w:webHidden/>
+              </w:rPr>
+              <w:tab/>
+            </w:r>
+            <w:r>
+              <w:rPr>
+                <w:noProof/>
+                <w:webHidden/>
+              </w:rPr>
+              <w:fldChar w:fldCharType="begin"/>
+            </w:r>
+            <w:r>
+              <w:rPr>
+                <w:noProof/>
+                <w:webHidden/>
+              </w:rPr>
+              <w:instrText xml:space="preserve"> PAGEREF _Toc211001965 \h </w:instrText>
+            </w:r>
+            <w:r>
+              <w:rPr>
+                <w:noProof/>
+                <w:webHidden/>
+              </w:rPr>
+            </w:r>
+            <w:r>
+              <w:rPr>
+                <w:noProof/>
+                <w:webHidden/>
+              </w:rPr>
+              <w:fldChar w:fldCharType="separate"/>
+            </w:r>
+            <w:r>
+              <w:rPr>
+                <w:noProof/>
+                <w:webHidden/>
+              </w:rPr>
+              <w:t>7</w:t>
+            </w:r>
+            <w:r>
+              <w:rPr>
+                <w:noProof/>
+                <w:webHidden/>
+              </w:rPr>
+              <w:fldChar w:fldCharType="end"/>
+            </w:r>
+          </w:hyperlink>
+        </w:p>
+        <w:p>
+          <w:pPr>
+            <w:pStyle w:val="TOC2"/>
+            <w:tabs>
+              <w:tab w:val="right" w:leader="dot" w:pos="9010"/>
+            </w:tabs>
+            <w:rPr>
+              <w:rFonts w:eastAsiaTheme="minorEastAsia"/>
+              <w:noProof/>
+              <w:sz w:val="22"/>
+              <w:szCs w:val="22"/>
+              <w:lang w:val="en-GB" w:eastAsia="en-GB"/>
+            </w:rPr>
+          </w:pPr>
+          <w:hyperlink w:anchor="_Toc211001966" w:history="1">
+            <w:r>
+              <w:rPr>
+                <w:rStyle w:val="Hyperlink"/>
+                <w:noProof/>
+                <w:lang w:val="en-US"/>
+              </w:rPr>
+              <w:t xml:space="preserve">1.4.3 </w:t>
+            </w:r>
+            <w:r>
+              <w:rPr>
+                <w:rStyle w:val="Hyperlink"/>
+                <w:noProof/>
+              </w:rPr>
+              <w:t>Data Dependency and Implementation of Offline Capabilities</w:t>
+            </w:r>
+            <w:r>
+              <w:rPr>
+                <w:noProof/>
+                <w:webHidden/>
+              </w:rPr>
+              <w:tab/>
+            </w:r>
+            <w:r>
+              <w:rPr>
+                <w:noProof/>
+                <w:webHidden/>
+              </w:rPr>
+              <w:fldChar w:fldCharType="begin"/>
+            </w:r>
+            <w:r>
+              <w:rPr>
+                <w:noProof/>
+                <w:webHidden/>
+              </w:rPr>
+              <w:instrText xml:space="preserve"> PAGEREF _Toc211001966 \h </w:instrText>
+            </w:r>
+            <w:r>
+              <w:rPr>
+                <w:noProof/>
+                <w:webHidden/>
+              </w:rPr>
+            </w:r>
+            <w:r>
+              <w:rPr>
+                <w:noProof/>
+                <w:webHidden/>
+              </w:rPr>
+              <w:fldChar w:fldCharType="separate"/>
+            </w:r>
+            <w:r>
+              <w:rPr>
+                <w:noProof/>
+                <w:webHidden/>
+              </w:rPr>
+              <w:t>8</w:t>
+            </w:r>
+            <w:r>
+              <w:rPr>
+                <w:noProof/>
+                <w:webHidden/>
+              </w:rPr>
+              <w:fldChar w:fldCharType="end"/>
+            </w:r>
+          </w:hyperlink>
+        </w:p>
+        <w:p>
+          <w:pPr>
+            <w:pStyle w:val="TOC3"/>
+            <w:tabs>
+              <w:tab w:val="right" w:leader="dot" w:pos="9010"/>
+            </w:tabs>
+            <w:rPr>
+              <w:rFonts w:eastAsiaTheme="minorEastAsia"/>
+              <w:noProof/>
+              <w:sz w:val="22"/>
+              <w:szCs w:val="22"/>
+              <w:lang w:val="en-GB" w:eastAsia="en-GB"/>
+            </w:rPr>
+          </w:pPr>
+          <w:hyperlink w:anchor="_Toc211001967" w:history="1">
+            <w:r>
+              <w:rPr>
+                <w:rStyle w:val="Hyperlink"/>
+                <w:i/>
+                <w:iCs/>
+                <w:noProof/>
+                <w:lang w:val="en-US"/>
+              </w:rPr>
+              <w:t>Problem</w:t>
+            </w:r>
+            <w:r>
+              <w:rPr>
+                <w:noProof/>
+                <w:webHidden/>
+              </w:rPr>
+              <w:tab/>
+            </w:r>
+            <w:r>
+              <w:rPr>
+                <w:noProof/>
+                <w:webHidden/>
+              </w:rPr>
+              <w:fldChar w:fldCharType="begin"/>
+            </w:r>
+            <w:r>
+              <w:rPr>
+                <w:noProof/>
+                <w:webHidden/>
+              </w:rPr>
+              <w:instrText xml:space="preserve"> PAGEREF _Toc211001967 \h </w:instrText>
+            </w:r>
+            <w:r>
+              <w:rPr>
+                <w:noProof/>
+                <w:webHidden/>
+              </w:rPr>
+            </w:r>
+            <w:r>
+              <w:rPr>
+                <w:noProof/>
+                <w:webHidden/>
+              </w:rPr>
+              <w:fldChar w:fldCharType="separate"/>
+            </w:r>
+            <w:r>
+              <w:rPr>
+                <w:noProof/>
+                <w:webHidden/>
+              </w:rPr>
+              <w:t>8</w:t>
+            </w:r>
+            <w:r>
+              <w:rPr>
+                <w:noProof/>
+                <w:webHidden/>
+              </w:rPr>
+              <w:fldChar w:fldCharType="end"/>
+            </w:r>
+          </w:hyperlink>
+        </w:p>
+        <w:p>
+          <w:pPr>
+            <w:pStyle w:val="TOC3"/>
+            <w:tabs>
+              <w:tab w:val="right" w:leader="dot" w:pos="9010"/>
+            </w:tabs>
+            <w:rPr>
+              <w:rFonts w:eastAsiaTheme="minorEastAsia"/>
+              <w:noProof/>
+              <w:sz w:val="22"/>
+              <w:szCs w:val="22"/>
+              <w:lang w:val="en-GB" w:eastAsia="en-GB"/>
+            </w:rPr>
+          </w:pPr>
+          <w:hyperlink w:anchor="_Toc211001968" w:history="1">
+            <w:r>
+              <w:rPr>
+                <w:rStyle w:val="Hyperlink"/>
+                <w:i/>
+                <w:iCs/>
+                <w:noProof/>
+              </w:rPr>
+              <w:t>Solution</w:t>
+            </w:r>
+            <w:r>
+              <w:rPr>
+                <w:noProof/>
+                <w:webHidden/>
+              </w:rPr>
+              <w:tab/>
+            </w:r>
+            <w:r>
+              <w:rPr>
+                <w:noProof/>
+                <w:webHidden/>
+              </w:rPr>
+              <w:fldChar w:fldCharType="begin"/>
+            </w:r>
+            <w:r>
+              <w:rPr>
+                <w:noProof/>
+                <w:webHidden/>
+              </w:rPr>
+              <w:instrText xml:space="preserve"> PAGEREF _Toc211001968 \h </w:instrText>
+            </w:r>
+            <w:r>
+              <w:rPr>
+                <w:noProof/>
+                <w:webHidden/>
+              </w:rPr>
+            </w:r>
+            <w:r>
+              <w:rPr>
+                <w:noProof/>
+                <w:webHidden/>
+              </w:rPr>
+              <w:fldChar w:fldCharType="separate"/>
+            </w:r>
+            <w:r>
+              <w:rPr>
+                <w:noProof/>
+                <w:webHidden/>
+              </w:rPr>
+              <w:t>8</w:t>
+            </w:r>
+            <w:r>
+              <w:rPr>
+                <w:noProof/>
+                <w:webHidden/>
+              </w:rPr>
+              <w:fldChar w:fldCharType="end"/>
+            </w:r>
+          </w:hyperlink>
+        </w:p>
+        <w:p>
+          <w:pPr>
+            <w:pStyle w:val="TOC2"/>
+            <w:tabs>
+              <w:tab w:val="right" w:leader="dot" w:pos="9010"/>
+            </w:tabs>
+            <w:rPr>
+              <w:rFonts w:eastAsiaTheme="minorEastAsia"/>
+              <w:noProof/>
+              <w:sz w:val="22"/>
+              <w:szCs w:val="22"/>
+              <w:lang w:val="en-GB" w:eastAsia="en-GB"/>
+            </w:rPr>
+          </w:pPr>
+          <w:hyperlink w:anchor="_Toc211001969" w:history="1">
+            <w:r>
+              <w:rPr>
+                <w:rStyle w:val="Hyperlink"/>
+                <w:noProof/>
+                <w:lang w:val="en-US"/>
+              </w:rPr>
+              <w:t xml:space="preserve">1.4.4 </w:t>
+            </w:r>
+            <w:r>
+              <w:rPr>
+                <w:rStyle w:val="Hyperlink"/>
+                <w:noProof/>
+              </w:rPr>
+              <w:t>Storing User Images and Overcoming Firebase Storage Limits</w:t>
+            </w:r>
+            <w:r>
+              <w:rPr>
+                <w:noProof/>
+                <w:webHidden/>
+              </w:rPr>
+              <w:tab/>
+            </w:r>
+            <w:r>
+              <w:rPr>
+                <w:noProof/>
+                <w:webHidden/>
+              </w:rPr>
+              <w:fldChar w:fldCharType="begin"/>
+            </w:r>
+            <w:r>
+              <w:rPr>
+                <w:noProof/>
+                <w:webHidden/>
+              </w:rPr>
+              <w:instrText xml:space="preserve"> PAGEREF _Toc211001969 \h </w:instrText>
+            </w:r>
+            <w:r>
+              <w:rPr>
+                <w:noProof/>
+                <w:webHidden/>
+              </w:rPr>
+            </w:r>
+            <w:r>
+              <w:rPr>
+                <w:noProof/>
+                <w:webHidden/>
+              </w:rPr>
+              <w:fldChar w:fldCharType="separate"/>
+            </w:r>
+            <w:r>
+              <w:rPr>
+                <w:noProof/>
+                <w:webHidden/>
+              </w:rPr>
+              <w:t>8</w:t>
+            </w:r>
+            <w:r>
+              <w:rPr>
+                <w:noProof/>
+                <w:webHidden/>
+              </w:rPr>
+              <w:fldChar w:fldCharType="end"/>
+            </w:r>
+          </w:hyperlink>
+        </w:p>
+        <w:p>
+          <w:pPr>
+            <w:pStyle w:val="TOC3"/>
+            <w:tabs>
+              <w:tab w:val="right" w:leader="dot" w:pos="9010"/>
+            </w:tabs>
+            <w:rPr>
+              <w:rFonts w:eastAsiaTheme="minorEastAsia"/>
+              <w:noProof/>
+              <w:sz w:val="22"/>
+              <w:szCs w:val="22"/>
+              <w:lang w:val="en-GB" w:eastAsia="en-GB"/>
+            </w:rPr>
+          </w:pPr>
+          <w:hyperlink w:anchor="_Toc211001970" w:history="1">
+            <w:r>
+              <w:rPr>
+                <w:rStyle w:val="Hyperlink"/>
+                <w:i/>
+                <w:iCs/>
+                <w:noProof/>
+              </w:rPr>
+              <w:t>Problem</w:t>
+            </w:r>
+            <w:r>
+              <w:rPr>
+                <w:noProof/>
+                <w:webHidden/>
+              </w:rPr>
+              <w:tab/>
+            </w:r>
+            <w:r>
+              <w:rPr>
+                <w:noProof/>
+                <w:webHidden/>
+              </w:rPr>
+              <w:fldChar w:fldCharType="begin"/>
+            </w:r>
+            <w:r>
+              <w:rPr>
+                <w:noProof/>
+                <w:webHidden/>
+              </w:rPr>
+              <w:instrText xml:space="preserve"> PAGEREF _Toc211001970 \h </w:instrText>
+            </w:r>
+            <w:r>
+              <w:rPr>
+                <w:noProof/>
+                <w:webHidden/>
+              </w:rPr>
+            </w:r>
+            <w:r>
+              <w:rPr>
+                <w:noProof/>
+                <w:webHidden/>
+              </w:rPr>
+              <w:fldChar w:fldCharType="separate"/>
+            </w:r>
+            <w:r>
+              <w:rPr>
+                <w:noProof/>
+                <w:webHidden/>
+              </w:rPr>
+              <w:t>8</w:t>
+            </w:r>
+            <w:r>
+              <w:rPr>
+                <w:noProof/>
+                <w:webHidden/>
+              </w:rPr>
+              <w:fldChar w:fldCharType="end"/>
+            </w:r>
+          </w:hyperlink>
+        </w:p>
+        <w:p>
+          <w:pPr>
+            <w:pStyle w:val="TOC3"/>
+            <w:tabs>
+              <w:tab w:val="right" w:leader="dot" w:pos="9010"/>
+            </w:tabs>
+            <w:rPr>
+              <w:rFonts w:eastAsiaTheme="minorEastAsia"/>
+              <w:noProof/>
+              <w:sz w:val="22"/>
+              <w:szCs w:val="22"/>
+              <w:lang w:val="en-GB" w:eastAsia="en-GB"/>
+            </w:rPr>
+          </w:pPr>
+          <w:hyperlink w:anchor="_Toc211001971" w:history="1">
+            <w:r>
+              <w:rPr>
+                <w:rStyle w:val="Hyperlink"/>
+                <w:i/>
+                <w:iCs/>
+                <w:noProof/>
+              </w:rPr>
+              <w:t>Solution</w:t>
+            </w:r>
+            <w:r>
+              <w:rPr>
+                <w:noProof/>
+                <w:webHidden/>
+              </w:rPr>
+              <w:tab/>
+            </w:r>
+            <w:r>
+              <w:rPr>
+                <w:noProof/>
+                <w:webHidden/>
+              </w:rPr>
+              <w:fldChar w:fldCharType="begin"/>
+            </w:r>
+            <w:r>
+              <w:rPr>
+                <w:noProof/>
+                <w:webHidden/>
+              </w:rPr>
+              <w:instrText xml:space="preserve"> PAGEREF _Toc211001971 \h </w:instrText>
+            </w:r>
+            <w:r>
+              <w:rPr>
+                <w:noProof/>
+                <w:webHidden/>
+              </w:rPr>
+            </w:r>
+            <w:r>
+              <w:rPr>
+                <w:noProof/>
+                <w:webHidden/>
+              </w:rPr>
+              <w:fldChar w:fldCharType="separate"/>
+            </w:r>
+            <w:r>
+              <w:rPr>
+                <w:noProof/>
+                <w:webHidden/>
+              </w:rPr>
+              <w:t>8</w:t>
+            </w:r>
+            <w:r>
+              <w:rPr>
+                <w:noProof/>
+                <w:webHidden/>
+              </w:rPr>
+              <w:fldChar w:fldCharType="end"/>
+            </w:r>
+          </w:hyperlink>
+        </w:p>
+        <w:p>
           <w:r>
             <w:rPr>
               <w:b/>
@@ -64,14 +2143,6 @@
               <w:noProof/>
               <w:lang w:val="en-US"/>
             </w:rPr>
-            <w:t>No table of contents entries found.</w:t>
-          </w:r>
-          <w:r>
-            <w:rPr>
-              <w:b/>
-              <w:bCs/>
-              <w:noProof/>
-            </w:rPr>
             <w:fldChar w:fldCharType="end"/>
           </w:r>
         </w:p>
@@ -101,201 +2172,28 @@
     <w:p>
       <w:pPr>
         <w:rPr>
-          <w:lang w:val="en-US"/>
-        </w:rPr>
-      </w:pPr>
-    </w:p>
-    <w:p>
-      <w:pPr>
-        <w:rPr>
-          <w:lang w:val="en-US"/>
-        </w:rPr>
-      </w:pPr>
-    </w:p>
-    <w:p>
-      <w:pPr>
-        <w:rPr>
-          <w:lang w:val="en-US"/>
-        </w:rPr>
-      </w:pPr>
-    </w:p>
-    <w:p>
-      <w:pPr>
-        <w:rPr>
-          <w:lang w:val="en-US"/>
-        </w:rPr>
-      </w:pPr>
-    </w:p>
-    <w:p>
-      <w:pPr>
-        <w:rPr>
-          <w:lang w:val="en-US"/>
-        </w:rPr>
-      </w:pPr>
-    </w:p>
-    <w:p>
-      <w:pPr>
-        <w:rPr>
-          <w:lang w:val="en-US"/>
-        </w:rPr>
-      </w:pPr>
-    </w:p>
-    <w:p>
-      <w:pPr>
-        <w:rPr>
-          <w:lang w:val="en-US"/>
-        </w:rPr>
-      </w:pPr>
-    </w:p>
-    <w:p>
-      <w:pPr>
-        <w:rPr>
-          <w:lang w:val="en-US"/>
-        </w:rPr>
-      </w:pPr>
-    </w:p>
-    <w:p>
-      <w:pPr>
-        <w:rPr>
-          <w:lang w:val="en-US"/>
-        </w:rPr>
-      </w:pPr>
-    </w:p>
-    <w:p>
-      <w:pPr>
-        <w:rPr>
-          <w:lang w:val="en-US"/>
-        </w:rPr>
-      </w:pPr>
-    </w:p>
-    <w:p>
-      <w:pPr>
-        <w:rPr>
-          <w:lang w:val="en-US"/>
-        </w:rPr>
-      </w:pPr>
-    </w:p>
-    <w:p>
-      <w:pPr>
-        <w:rPr>
-          <w:lang w:val="en-US"/>
-        </w:rPr>
-      </w:pPr>
-    </w:p>
-    <w:p>
-      <w:pPr>
-        <w:rPr>
-          <w:lang w:val="en-US"/>
-        </w:rPr>
-      </w:pPr>
-    </w:p>
-    <w:p>
-      <w:pPr>
-        <w:rPr>
-          <w:lang w:val="en-US"/>
-        </w:rPr>
-      </w:pPr>
-    </w:p>
-    <w:p>
-      <w:pPr>
-        <w:rPr>
-          <w:lang w:val="en-US"/>
-        </w:rPr>
-      </w:pPr>
-    </w:p>
-    <w:p>
-      <w:pPr>
-        <w:rPr>
-          <w:lang w:val="en-US"/>
-        </w:rPr>
-      </w:pPr>
-    </w:p>
-    <w:p>
-      <w:pPr>
-        <w:rPr>
-          <w:lang w:val="en-US"/>
-        </w:rPr>
-      </w:pPr>
-    </w:p>
-    <w:p>
-      <w:pPr>
-        <w:rPr>
-          <w:lang w:val="en-US"/>
-        </w:rPr>
-      </w:pPr>
-    </w:p>
-    <w:p>
-      <w:pPr>
-        <w:rPr>
-          <w:lang w:val="en-US"/>
-        </w:rPr>
-      </w:pPr>
-    </w:p>
-    <w:p>
-      <w:pPr>
-        <w:rPr>
-          <w:lang w:val="en-US"/>
-        </w:rPr>
-      </w:pPr>
-    </w:p>
-    <w:p>
-      <w:pPr>
-        <w:rPr>
-          <w:lang w:val="en-US"/>
-        </w:rPr>
-      </w:pPr>
-    </w:p>
-    <w:p>
-      <w:pPr>
-        <w:rPr>
-          <w:lang w:val="en-US"/>
-        </w:rPr>
-      </w:pPr>
-    </w:p>
-    <w:p>
-      <w:pPr>
-        <w:rPr>
-          <w:lang w:val="en-US"/>
-        </w:rPr>
-      </w:pPr>
-    </w:p>
-    <w:p>
-      <w:pPr>
-        <w:rPr>
           <w:sz w:val="56"/>
           <w:szCs w:val="56"/>
           <w:lang w:val="en-US"/>
         </w:rPr>
-      </w:pPr>
-      <w:r>
-        <w:rPr>
-          <w:sz w:val="56"/>
-          <w:szCs w:val="56"/>
-          <w:lang w:val="en-US"/>
-        </w:rPr>
-        <w:br w:type="page"/>
-      </w:r>
-    </w:p>
-    <w:p>
-      <w:pPr>
-        <w:pStyle w:val="Heading1"/>
-        <w:rPr>
-          <w:sz w:val="40"/>
-          <w:szCs w:val="40"/>
-          <w:u w:val="single"/>
-          <w:lang w:val="en-US"/>
-        </w:rPr>
-      </w:pPr>
-      <w:r>
-        <w:rPr>
-          <w:sz w:val="40"/>
-          <w:szCs w:val="40"/>
-          <w:u w:val="single"/>
-          <w:lang w:val="en-US"/>
-        </w:rPr>
+        <w:sectPr>
+          <w:pgSz w:w="11900" w:h="16840"/>
+          <w:pgMar w:top="1440" w:right="1440" w:bottom="1440" w:left="1440" w:header="708" w:footer="708" w:gutter="0"/>
+          <w:cols w:space="708"/>
+          <w:docGrid w:linePitch="360"/>
+        </w:sectPr>
+      </w:pPr>
+    </w:p>
+    <w:p>
+      <w:pPr>
+        <w:pStyle w:val="Head1"/>
+      </w:pPr>
+      <w:bookmarkStart w:id="0" w:name="_Toc211001944"/>
+      <w:r>
         <w:lastRenderedPageBreak/>
-        <w:t>Implementation</w:t>
-      </w:r>
+        <w:t>Introduction</w:t>
+      </w:r>
+      <w:bookmarkEnd w:id="0"/>
     </w:p>
     <w:p>
       <w:pPr>
@@ -315,31 +2213,7 @@
         <w:t>SplashScreen</w:t>
       </w:r>
       <w:r>
-        <w:t xml:space="preserve">. </w:t>
-      </w:r>
-      <w:r>
-        <w:t>The</w:t>
-      </w:r>
-      <w:r>
-        <w:t xml:space="preserve"> primary purpose is to outline the key development tools selected, present complex or critical extracts of </w:t>
-      </w:r>
-      <w:r>
-        <w:t>our</w:t>
-      </w:r>
-      <w:r>
-        <w:t xml:space="preserve"> code</w:t>
-      </w:r>
-      <w:r>
-        <w:t>base</w:t>
-      </w:r>
-      <w:r>
-        <w:t>, provide references for third-party code utilized, and offer a reflective summary of the major technical challenges encountered and overcome during the development process. The foc</w:t>
-      </w:r>
-      <w:r>
-        <w:t>al point</w:t>
-      </w:r>
-      <w:r>
-        <w:t xml:space="preserve"> will be the core concepts and unique solutions employed within the Android environment.</w:t>
+        <w:t>. The primary purpose is to outline the key development tools selected, present complex or critical extracts of our codebase, provide references for third-party code utilized, and offer a reflective summary of the major technical challenges encountered and overcome during the development process. The focal point will be the core concepts and unique solutions employed within the Android environment.</w:t>
       </w:r>
     </w:p>
     <w:p>
@@ -352,32 +2226,16 @@
     </w:p>
     <w:p>
       <w:pPr>
-        <w:pStyle w:val="Heading2"/>
-        <w:rPr>
-          <w:sz w:val="32"/>
-          <w:szCs w:val="32"/>
-          <w:u w:val="single"/>
-          <w:lang w:val="en-US"/>
-        </w:rPr>
-      </w:pPr>
-      <w:r>
-        <w:rPr>
-          <w:sz w:val="32"/>
-          <w:szCs w:val="32"/>
-          <w:u w:val="single"/>
-          <w:lang w:val="en-US"/>
-        </w:rPr>
+        <w:pStyle w:val="Head1"/>
+      </w:pPr>
+      <w:bookmarkStart w:id="1" w:name="_Toc211001945"/>
+      <w:r>
         <w:t xml:space="preserve">1.1 </w:t>
       </w:r>
       <w:r>
-        <w:rPr>
-          <w:sz w:val="32"/>
-          <w:szCs w:val="32"/>
-          <w:u w:val="single"/>
-          <w:lang w:val="en-US"/>
-        </w:rPr>
         <w:t>Choice of Tools</w:t>
       </w:r>
+      <w:bookmarkEnd w:id="1"/>
     </w:p>
     <w:p>
       <w:pPr>
@@ -672,6 +2530,7 @@
           <w:lang w:val="en-US"/>
         </w:rPr>
       </w:pPr>
+      <w:bookmarkStart w:id="2" w:name="_Toc211001946"/>
       <w:r>
         <w:rPr>
           <w:sz w:val="28"/>
@@ -679,7 +2538,6 @@
           <w:u w:val="single"/>
           <w:lang w:val="en-US"/>
         </w:rPr>
-        <w:lastRenderedPageBreak/>
         <w:t xml:space="preserve">1.1.1 </w:t>
       </w:r>
       <w:r>
@@ -691,22 +2549,24 @@
         </w:rPr>
         <w:t>Android Studio</w:t>
       </w:r>
-    </w:p>
-    <w:p>
-      <w:pPr>
-        <w:rPr>
-          <w:lang w:val="en-US"/>
-        </w:rPr>
-      </w:pPr>
-    </w:p>
-    <w:p>
-      <w:pPr>
-        <w:rPr>
-          <w:lang w:val="en-US"/>
-        </w:rPr>
-      </w:pPr>
-      <w:r>
-        <w:rPr>
+      <w:bookmarkEnd w:id="2"/>
+    </w:p>
+    <w:p>
+      <w:pPr>
+        <w:rPr>
+          <w:lang w:val="en-US"/>
+        </w:rPr>
+      </w:pPr>
+    </w:p>
+    <w:p>
+      <w:pPr>
+        <w:rPr>
+          <w:lang w:val="en-US"/>
+        </w:rPr>
+      </w:pPr>
+      <w:r>
+        <w:rPr>
+          <w:noProof/>
           <w:lang w:val="en-US"/>
         </w:rPr>
         <w:drawing>
@@ -725,7 +2585,7 @@
                     <pic:cNvPicPr/>
                   </pic:nvPicPr>
                   <pic:blipFill>
-                    <a:blip r:embed="rId6"/>
+                    <a:blip r:embed="rId8"/>
                     <a:stretch>
                       <a:fillRect/>
                     </a:stretch>
@@ -929,19 +2789,7 @@
         <w:rPr>
           <w:lang w:val="en-US"/>
         </w:rPr>
-        <w:t xml:space="preserve">For </w:t>
-      </w:r>
-      <w:r>
-        <w:rPr>
-          <w:lang w:val="en-US"/>
-        </w:rPr>
-        <w:t xml:space="preserve">android </w:t>
-      </w:r>
-      <w:r>
-        <w:rPr>
-          <w:lang w:val="en-US"/>
-        </w:rPr>
-        <w:t>development, we weren’t as limited to device capabilities compared to iOS app development.</w:t>
+        <w:t>For android development, we weren’t as limited to device capabilities compared to iOS app development.</w:t>
       </w:r>
     </w:p>
     <w:p>
@@ -1032,6 +2880,7 @@
           <w:lang w:val="en-US"/>
         </w:rPr>
       </w:pPr>
+      <w:bookmarkStart w:id="3" w:name="_Toc211001947"/>
       <w:r>
         <w:rPr>
           <w:sz w:val="28"/>
@@ -1039,7 +2888,6 @@
           <w:u w:val="single"/>
           <w:lang w:val="en-US"/>
         </w:rPr>
-        <w:lastRenderedPageBreak/>
         <w:t xml:space="preserve">1.1.2 </w:t>
       </w:r>
       <w:r>
@@ -1051,22 +2899,24 @@
         </w:rPr>
         <w:t>Firebase</w:t>
       </w:r>
-    </w:p>
-    <w:p>
-      <w:pPr>
-        <w:rPr>
-          <w:lang w:val="en-US"/>
-        </w:rPr>
-      </w:pPr>
-    </w:p>
-    <w:p>
-      <w:pPr>
-        <w:rPr>
-          <w:lang w:val="en-US"/>
-        </w:rPr>
-      </w:pPr>
-      <w:r>
-        <w:rPr>
+      <w:bookmarkEnd w:id="3"/>
+    </w:p>
+    <w:p>
+      <w:pPr>
+        <w:rPr>
+          <w:lang w:val="en-US"/>
+        </w:rPr>
+      </w:pPr>
+    </w:p>
+    <w:p>
+      <w:pPr>
+        <w:rPr>
+          <w:lang w:val="en-US"/>
+        </w:rPr>
+      </w:pPr>
+      <w:r>
+        <w:rPr>
+          <w:noProof/>
           <w:lang w:val="en-US"/>
         </w:rPr>
         <w:drawing>
@@ -1085,7 +2935,7 @@
                     <pic:cNvPicPr/>
                   </pic:nvPicPr>
                   <pic:blipFill>
-                    <a:blip r:embed="rId7"/>
+                    <a:blip r:embed="rId9"/>
                     <a:stretch>
                       <a:fillRect/>
                     </a:stretch>
@@ -1114,13 +2964,7 @@
         <w:t xml:space="preserve">Figure </w:t>
       </w:r>
       <w:r>
-        <w:t>1.</w:t>
-      </w:r>
-      <w:r>
-        <w:t>2</w:t>
-      </w:r>
-      <w:r>
-        <w:t xml:space="preserve"> Custom </w:t>
+        <w:t xml:space="preserve">1.2 Custom </w:t>
       </w:r>
       <w:proofErr w:type="spellStart"/>
       <w:r>
@@ -1430,39 +3274,17 @@
     </w:p>
     <w:p>
       <w:pPr>
-        <w:pStyle w:val="Heading2"/>
-        <w:rPr>
-          <w:sz w:val="32"/>
-          <w:szCs w:val="32"/>
-          <w:u w:val="single"/>
-          <w:lang w:val="en-US"/>
-        </w:rPr>
-      </w:pPr>
-      <w:r>
-        <w:rPr>
-          <w:sz w:val="32"/>
-          <w:szCs w:val="32"/>
-          <w:u w:val="single"/>
-          <w:lang w:val="en-US"/>
-        </w:rPr>
+        <w:pStyle w:val="Head1"/>
+      </w:pPr>
+      <w:bookmarkStart w:id="4" w:name="_Toc211001948"/>
+      <w:r>
         <w:t xml:space="preserve">1.2 </w:t>
       </w:r>
       <w:r>
-        <w:rPr>
-          <w:sz w:val="32"/>
-          <w:szCs w:val="32"/>
-          <w:u w:val="single"/>
-          <w:lang w:val="en-US"/>
-        </w:rPr>
         <w:t>Extracts of complex code</w:t>
       </w:r>
-      <w:r>
-        <w:rPr>
-          <w:sz w:val="32"/>
-          <w:szCs w:val="32"/>
-          <w:u w:val="single"/>
-          <w:lang w:val="en-US"/>
-        </w:rPr>
+      <w:bookmarkEnd w:id="4"/>
+      <w:r>
         <w:t xml:space="preserve"> </w:t>
       </w:r>
     </w:p>
@@ -1483,6 +3305,19 @@
           <w:lang w:val="en-US"/>
         </w:rPr>
       </w:pPr>
+      <w:r>
+        <w:t xml:space="preserve">This section presents our most complex operations, as of October 2025 from the </w:t>
+      </w:r>
+      <w:r>
+        <w:rPr>
+          <w:i/>
+          <w:iCs/>
+        </w:rPr>
+        <w:t xml:space="preserve">SplashScreen </w:t>
+      </w:r>
+      <w:r>
+        <w:t>codebase.</w:t>
+      </w:r>
     </w:p>
     <w:p>
       <w:pPr>
@@ -1492,71 +3327,74 @@
           <w:lang w:val="en-US"/>
         </w:rPr>
       </w:pPr>
-      <w:bookmarkStart w:id="0" w:name="_GoBack"/>
-      <w:r>
+    </w:p>
+    <w:p>
+      <w:pPr>
+        <w:pStyle w:val="Heading3"/>
+        <w:rPr>
+          <w:sz w:val="28"/>
+          <w:szCs w:val="28"/>
+          <w:u w:val="single"/>
+          <w:lang w:val="en-US"/>
+        </w:rPr>
+      </w:pPr>
+      <w:bookmarkStart w:id="5" w:name="_Toc211001949"/>
+      <w:r>
+        <w:rPr>
+          <w:sz w:val="28"/>
+          <w:szCs w:val="28"/>
+          <w:u w:val="single"/>
+          <w:lang w:val="en-US"/>
+        </w:rPr>
+        <w:t>1.</w:t>
+      </w:r>
+      <w:r>
+        <w:rPr>
+          <w:sz w:val="28"/>
+          <w:szCs w:val="28"/>
+          <w:u w:val="single"/>
+          <w:lang w:val="en-US"/>
+        </w:rPr>
+        <w:t>2.1</w:t>
+      </w:r>
+      <w:r>
+        <w:rPr>
+          <w:sz w:val="28"/>
+          <w:szCs w:val="28"/>
+          <w:u w:val="single"/>
+          <w:lang w:val="en-US"/>
+        </w:rPr>
+        <w:t xml:space="preserve"> </w:t>
+      </w:r>
+      <w:r>
+        <w:rPr>
+          <w:sz w:val="28"/>
+          <w:szCs w:val="28"/>
+          <w:u w:val="single"/>
+          <w:lang w:val="en-US"/>
+        </w:rPr>
+        <w:t>Loading events and rea-time management</w:t>
+      </w:r>
+      <w:bookmarkEnd w:id="5"/>
+    </w:p>
+    <w:p>
+      <w:pPr>
+        <w:jc w:val="both"/>
         <w:rPr>
           <w:color w:val="4472C4" w:themeColor="accent1"/>
           <w:lang w:val="en-US"/>
         </w:rPr>
-        <w:t xml:space="preserve">This section should present </w:t>
-      </w:r>
-      <w:r>
-        <w:rPr>
-          <w:color w:val="4472C4" w:themeColor="accent1"/>
-          <w:lang w:val="en-US"/>
-        </w:rPr>
-        <w:t xml:space="preserve">extracts of code which you found to be complex to write.  </w:t>
-      </w:r>
-      <w:r>
-        <w:rPr>
-          <w:color w:val="4472C4" w:themeColor="accent1"/>
-          <w:lang w:val="en-US"/>
-        </w:rPr>
-        <w:t xml:space="preserve">This </w:t>
-      </w:r>
-    </w:p>
-    <w:p>
-      <w:pPr>
-        <w:jc w:val="both"/>
-        <w:rPr>
-          <w:color w:val="4472C4" w:themeColor="accent1"/>
-          <w:lang w:val="en-US"/>
-        </w:rPr>
-      </w:pPr>
-      <w:r>
-        <w:rPr>
-          <w:color w:val="4472C4" w:themeColor="accent1"/>
-          <w:lang w:val="en-US"/>
-        </w:rPr>
-        <w:t xml:space="preserve">needs to be your own code.  Not code sourced from elsewhere.  </w:t>
-      </w:r>
-      <w:r>
-        <w:rPr>
-          <w:color w:val="4472C4" w:themeColor="accent1"/>
-          <w:lang w:val="en-US"/>
-        </w:rPr>
-        <w:t>Think about things that happen in your system that might be different to what is found in other student’s systems.  For each code extract</w:t>
-      </w:r>
-      <w:r>
-        <w:rPr>
-          <w:color w:val="4472C4" w:themeColor="accent1"/>
-          <w:lang w:val="en-US"/>
-        </w:rPr>
-        <w:t>,</w:t>
-      </w:r>
-      <w:r>
-        <w:rPr>
-          <w:color w:val="4472C4" w:themeColor="accent1"/>
-          <w:lang w:val="en-US"/>
-        </w:rPr>
-        <w:t xml:space="preserve"> provide a descriptive overview of what happens in the piece of code.</w:t>
-      </w:r>
-      <w:r>
-        <w:rPr>
-          <w:color w:val="4472C4" w:themeColor="accent1"/>
-          <w:lang w:val="en-US"/>
-        </w:rPr>
-        <w:t xml:space="preserve">  </w:t>
+      </w:pPr>
+    </w:p>
+    <w:p>
+      <w:pPr>
+        <w:pStyle w:val="Heading4"/>
+      </w:pPr>
+      <w:r>
+        <w:t>T</w:t>
+      </w:r>
+      <w:r>
+        <w:t>heoretical Anatomy</w:t>
       </w:r>
     </w:p>
     <w:p>
@@ -1585,7 +3423,45 @@
           <w:color w:val="4472C4" w:themeColor="accent1"/>
           <w:lang w:val="en-US"/>
         </w:rPr>
-        <w:t>Example:</w:t>
+        <w:t>Extract</w:t>
+      </w:r>
+      <w:r>
+        <w:rPr>
+          <w:i/>
+          <w:iCs/>
+          <w:color w:val="4472C4" w:themeColor="accent1"/>
+          <w:lang w:val="en-US"/>
+        </w:rPr>
+        <w:t>:</w:t>
+      </w:r>
+      <w:r>
+        <w:rPr>
+          <w:i/>
+          <w:iCs/>
+          <w:color w:val="4472C4" w:themeColor="accent1"/>
+          <w:lang w:val="en-US"/>
+        </w:rPr>
+        <w:t xml:space="preserve"> </w:t>
+      </w:r>
+      <w:r>
+        <w:t xml:space="preserve">The </w:t>
+      </w:r>
+      <w:proofErr w:type="spellStart"/>
+      <w:r>
+        <w:rPr>
+          <w:rStyle w:val="HTMLCode"/>
+          <w:rFonts w:asciiTheme="minorHAnsi" w:eastAsiaTheme="minorHAnsi" w:hAnsiTheme="minorHAnsi" w:cstheme="minorHAnsi"/>
+          <w:sz w:val="24"/>
+          <w:szCs w:val="24"/>
+        </w:rPr>
+        <w:t>loadEventsForSelectedDate</w:t>
+      </w:r>
+      <w:proofErr w:type="spellEnd"/>
+      <w:r>
+        <w:t xml:space="preserve"> </w:t>
+      </w:r>
+      <w:r>
+        <w:t>Method for Real-Time Event Management</w:t>
       </w:r>
     </w:p>
     <w:p>
@@ -1609,10 +3485,10 @@
           <w:lang w:val="en-US"/>
         </w:rPr>
         <w:drawing>
-          <wp:inline distT="0" distB="0" distL="0" distR="0" wp14:anchorId="1CABCB88" wp14:editId="31921FC7">
-            <wp:extent cx="5727700" cy="2494280"/>
-            <wp:effectExtent l="0" t="0" r="0" b="0"/>
-            <wp:docPr id="1" name="Picture 1" descr="A screenshot of a cell phone&#10;&#10;Description automatically generated"/>
+          <wp:inline distT="0" distB="0" distL="0" distR="0" wp14:anchorId="6A42C76D" wp14:editId="30B549F7">
+            <wp:extent cx="5727700" cy="2820670"/>
+            <wp:effectExtent l="0" t="0" r="6350" b="0"/>
+            <wp:docPr id="1" name="Picture 1"/>
             <wp:cNvGraphicFramePr>
               <a:graphicFrameLocks xmlns:a="http://schemas.openxmlformats.org/drawingml/2006/main" noChangeAspect="1"/>
             </wp:cNvGraphicFramePr>
@@ -1620,17 +3496,11 @@
               <a:graphicData uri="http://schemas.openxmlformats.org/drawingml/2006/picture">
                 <pic:pic xmlns:pic="http://schemas.openxmlformats.org/drawingml/2006/picture">
                   <pic:nvPicPr>
-                    <pic:cNvPr id="1" name="Screenshot 2019-08-28 at 13.41.08.png"/>
+                    <pic:cNvPr id="1" name=""/>
                     <pic:cNvPicPr/>
                   </pic:nvPicPr>
                   <pic:blipFill>
-                    <a:blip r:embed="rId8">
-                      <a:extLst>
-                        <a:ext uri="{28A0092B-C50C-407E-A947-70E740481C1C}">
-                          <a14:useLocalDpi xmlns:a14="http://schemas.microsoft.com/office/drawing/2010/main" val="0"/>
-                        </a:ext>
-                      </a:extLst>
-                    </a:blip>
+                    <a:blip r:embed="rId10"/>
                     <a:stretch>
                       <a:fillRect/>
                     </a:stretch>
@@ -1638,7 +3508,7 @@
                   <pic:spPr>
                     <a:xfrm>
                       <a:off x="0" y="0"/>
-                      <a:ext cx="5727700" cy="2494280"/>
+                      <a:ext cx="5727700" cy="2820670"/>
                     </a:xfrm>
                     <a:prstGeom prst="rect">
                       <a:avLst/>
@@ -1660,426 +3530,673 @@
         </w:rPr>
       </w:pPr>
       <w:r>
-        <w:t xml:space="preserve">Figure 1.2 </w:t>
-      </w:r>
-      <w:r>
-        <w:t>A method</w:t>
-      </w:r>
-      <w:r>
-        <w:t xml:space="preserve"> for generating a colour</w:t>
+        <w:t>Figure 1.</w:t>
+      </w:r>
+      <w:r>
+        <w:t>3</w:t>
+      </w:r>
+      <w:r>
+        <w:t xml:space="preserve"> </w:t>
+      </w:r>
+      <w:r>
+        <w:t>A method for real-time maintenance event management</w:t>
       </w:r>
     </w:p>
     <w:p>
       <w:pPr>
         <w:jc w:val="both"/>
         <w:rPr>
+          <w:lang w:val="en-US"/>
+        </w:rPr>
+      </w:pPr>
+      <w:r>
+        <w:rPr>
+          <w:lang w:val="en-US"/>
+        </w:rPr>
+        <w:t xml:space="preserve">The </w:t>
+      </w:r>
+      <w:proofErr w:type="spellStart"/>
+      <w:r>
+        <w:rPr>
+          <w:rStyle w:val="HTMLCode"/>
+          <w:rFonts w:asciiTheme="minorHAnsi" w:eastAsiaTheme="minorHAnsi" w:hAnsiTheme="minorHAnsi" w:cstheme="minorHAnsi"/>
+          <w:sz w:val="24"/>
+          <w:szCs w:val="24"/>
+        </w:rPr>
+        <w:t>loadEventsForSelectedDate</w:t>
+      </w:r>
+      <w:proofErr w:type="spellEnd"/>
+      <w:r>
+        <w:rPr>
+          <w:lang w:val="en-US"/>
+        </w:rPr>
+        <w:t xml:space="preserve"> </w:t>
+      </w:r>
+      <w:r>
+        <w:rPr>
+          <w:lang w:val="en-US"/>
+        </w:rPr>
+        <w:t>method,</w:t>
+      </w:r>
+      <w:r>
+        <w:rPr>
+          <w:lang w:val="en-US"/>
+        </w:rPr>
+        <w:t xml:space="preserve"> seen in </w:t>
+      </w:r>
+      <w:r>
+        <w:rPr>
+          <w:b/>
+          <w:bCs/>
+          <w:lang w:val="en-US"/>
+        </w:rPr>
+        <w:t>Figure 1.3</w:t>
+      </w:r>
+      <w:r>
+        <w:rPr>
+          <w:lang w:val="en-US"/>
+        </w:rPr>
+        <w:t xml:space="preserve"> and </w:t>
+      </w:r>
+      <w:r>
+        <w:rPr>
+          <w:lang w:val="en-US"/>
+        </w:rPr>
+        <w:t xml:space="preserve">located within the </w:t>
+      </w:r>
+      <w:proofErr w:type="spellStart"/>
+      <w:r>
+        <w:rPr>
+          <w:lang w:val="en-US"/>
+        </w:rPr>
+        <w:t>PO_Calendar</w:t>
+      </w:r>
+      <w:proofErr w:type="spellEnd"/>
+      <w:r>
+        <w:rPr>
+          <w:lang w:val="en-US"/>
+        </w:rPr>
+        <w:t xml:space="preserve"> Fragment, manages the entire workflow for fetching, filtering, ordering, and displaying pool maintenance events for a specific day. Its complexity </w:t>
+      </w:r>
+      <w:r>
+        <w:rPr>
+          <w:lang w:val="en-US"/>
+        </w:rPr>
+        <w:t>originates</w:t>
+      </w:r>
+      <w:r>
+        <w:rPr>
+          <w:lang w:val="en-US"/>
+        </w:rPr>
+        <w:t xml:space="preserve"> from the need to translate a user's date selection (a human-readable day) into a precise, secure, and performant </w:t>
+      </w:r>
+      <w:proofErr w:type="spellStart"/>
+      <w:r>
+        <w:rPr>
+          <w:lang w:val="en-US"/>
+        </w:rPr>
+        <w:t>Firestore</w:t>
+      </w:r>
+      <w:proofErr w:type="spellEnd"/>
+      <w:r>
+        <w:rPr>
+          <w:lang w:val="en-US"/>
+        </w:rPr>
+        <w:t xml:space="preserve"> database query, while also ensuring the data is presented chronologically and updated asynchronously. This functionality is the backbone of our calendar and scheduling system.</w:t>
+      </w:r>
+    </w:p>
+    <w:p>
+      <w:pPr>
+        <w:jc w:val="both"/>
+        <w:rPr>
+          <w:lang w:val="en-US"/>
+        </w:rPr>
+      </w:pPr>
+    </w:p>
+    <w:p>
+      <w:pPr>
+        <w:jc w:val="both"/>
+        <w:rPr>
           <w:color w:val="4472C4" w:themeColor="accent1"/>
           <w:lang w:val="en-US"/>
         </w:rPr>
       </w:pPr>
       <w:r>
         <w:rPr>
+          <w:lang w:val="en-US"/>
+        </w:rPr>
+        <w:t xml:space="preserve">The initial challenge was establishing a security architecture where events are tightly linked to a specific </w:t>
+      </w:r>
+      <w:proofErr w:type="spellStart"/>
+      <w:r>
+        <w:rPr>
+          <w:lang w:val="en-US"/>
+        </w:rPr>
+        <w:t>poolId</w:t>
+      </w:r>
+      <w:proofErr w:type="spellEnd"/>
+      <w:r>
+        <w:rPr>
+          <w:lang w:val="en-US"/>
+        </w:rPr>
+        <w:t xml:space="preserve">, which is itself tied to the authenticated user. This was complicated </w:t>
+      </w:r>
+      <w:r>
+        <w:rPr>
+          <w:lang w:val="en-US"/>
+        </w:rPr>
+        <w:t xml:space="preserve">further </w:t>
+      </w:r>
+      <w:r>
+        <w:rPr>
+          <w:lang w:val="en-US"/>
+        </w:rPr>
+        <w:t xml:space="preserve">by the need to later </w:t>
+      </w:r>
+      <w:r>
+        <w:rPr>
+          <w:lang w:val="en-US"/>
+        </w:rPr>
+        <w:t>allow</w:t>
+      </w:r>
+      <w:r>
+        <w:rPr>
+          <w:lang w:val="en-US"/>
+        </w:rPr>
+        <w:t xml:space="preserve"> service providers</w:t>
+      </w:r>
+      <w:r>
+        <w:rPr>
+          <w:lang w:val="en-US"/>
+        </w:rPr>
+        <w:t xml:space="preserve">, </w:t>
+      </w:r>
+      <w:r>
+        <w:rPr>
+          <w:lang w:val="en-US"/>
+        </w:rPr>
+        <w:t>who are not the pool owner</w:t>
+      </w:r>
+      <w:r>
+        <w:rPr>
+          <w:lang w:val="en-US"/>
+        </w:rPr>
+        <w:t xml:space="preserve">, </w:t>
+      </w:r>
+      <w:r>
+        <w:rPr>
+          <w:lang w:val="en-US"/>
+        </w:rPr>
+        <w:t xml:space="preserve">to also read and </w:t>
+      </w:r>
+      <w:r>
+        <w:rPr>
+          <w:lang w:val="en-US"/>
+        </w:rPr>
+        <w:lastRenderedPageBreak/>
+        <w:t xml:space="preserve">write events for that pool, necessitating careful design of the database rules </w:t>
+      </w:r>
+      <w:r>
+        <w:rPr>
+          <w:b/>
+          <w:bCs/>
+          <w:lang w:val="en-US"/>
+        </w:rPr>
+        <w:t>Figure 1.</w:t>
+      </w:r>
+      <w:r>
+        <w:rPr>
+          <w:b/>
+          <w:bCs/>
+          <w:lang w:val="en-US"/>
+        </w:rPr>
+        <w:t>2</w:t>
+      </w:r>
+      <w:r>
+        <w:rPr>
+          <w:lang w:val="en-US"/>
+        </w:rPr>
+        <w:t xml:space="preserve"> to allow this delegated access</w:t>
+      </w:r>
+      <w:r>
+        <w:rPr>
           <w:color w:val="4472C4" w:themeColor="accent1"/>
           <w:lang w:val="en-US"/>
         </w:rPr>
-        <w:t xml:space="preserve">The </w:t>
+        <w:t>.</w:t>
+      </w:r>
+    </w:p>
+    <w:p>
+      <w:pPr>
+        <w:rPr>
+          <w:lang w:val="en-US"/>
+        </w:rPr>
+      </w:pPr>
+    </w:p>
+    <w:p>
+      <w:pPr>
+        <w:pStyle w:val="Heading4"/>
+      </w:pPr>
+      <w:r>
+        <w:t>Technical Anatomy</w:t>
+      </w:r>
+    </w:p>
+    <w:p/>
+    <w:p>
+      <w:r>
+        <w:rPr>
+          <w:b/>
+          <w:bCs/>
+        </w:rPr>
+        <w:t>Date Range Calculation:</w:t>
+      </w:r>
+      <w:r>
+        <w:t xml:space="preserve"> A core technical difficulty was accurately querying a single 24-hour period. Standard date queries often fail due to </w:t>
       </w:r>
       <w:proofErr w:type="spellStart"/>
       <w:r>
-        <w:rPr>
-          <w:color w:val="4472C4" w:themeColor="accent1"/>
-          <w:lang w:val="en-US"/>
-        </w:rPr>
-        <w:t>GenerateColour</w:t>
+        <w:t>timezone</w:t>
       </w:r>
       <w:proofErr w:type="spellEnd"/>
       <w:r>
-        <w:rPr>
-          <w:color w:val="4472C4" w:themeColor="accent1"/>
-          <w:lang w:val="en-US"/>
-        </w:rPr>
-        <w:t xml:space="preserve"> method is used to randomly generate </w:t>
-      </w:r>
+        <w:t xml:space="preserve"> issues or imprecise timestamps. The method solves this by cloning the selected date and explicitly setting the time components to the millisecond:</w:t>
+      </w:r>
+    </w:p>
+    <w:p/>
+    <w:p>
       <w:proofErr w:type="spellStart"/>
       <w:r>
-        <w:rPr>
-          <w:color w:val="4472C4" w:themeColor="accent1"/>
-          <w:lang w:val="en-US"/>
-        </w:rPr>
-        <w:t>colours</w:t>
+        <w:t>startOfDay</w:t>
       </w:r>
       <w:proofErr w:type="spellEnd"/>
       <w:r>
-        <w:rPr>
-          <w:color w:val="4472C4" w:themeColor="accent1"/>
-          <w:lang w:val="en-US"/>
-        </w:rPr>
-        <w:t>.  It makes use of a Random number generator object (</w:t>
-      </w:r>
+        <w:t xml:space="preserve"> is set to 00:00:00.000</w:t>
+      </w:r>
+    </w:p>
+    <w:p>
       <w:proofErr w:type="spellStart"/>
       <w:r>
-        <w:rPr>
-          <w:color w:val="4472C4" w:themeColor="accent1"/>
-          <w:lang w:val="en-US"/>
-        </w:rPr>
-        <w:t>rGenerator</w:t>
+        <w:t>endOfDay</w:t>
       </w:r>
       <w:proofErr w:type="spellEnd"/>
       <w:r>
-        <w:rPr>
-          <w:color w:val="4472C4" w:themeColor="accent1"/>
-          <w:lang w:val="en-US"/>
-        </w:rPr>
-        <w:t xml:space="preserve">) which has been declared static in another section of the application.  The method generates 4 values in the range 0 to 255, which are then used to create a new Color object using ARGB values.  The R value represents the red component of the </w:t>
+        <w:t xml:space="preserve"> is set to 23:59:59.999</w:t>
+      </w:r>
+    </w:p>
+    <w:p/>
+    <w:p>
+      <w:r>
+        <w:t>This converts the calendar date into two precise Unix timestamps</w:t>
+      </w:r>
+      <w:r>
+        <w:t xml:space="preserve">, </w:t>
       </w:r>
       <w:proofErr w:type="spellStart"/>
       <w:r>
-        <w:rPr>
-          <w:color w:val="4472C4" w:themeColor="accent1"/>
-          <w:lang w:val="en-US"/>
-        </w:rPr>
-        <w:t>colour</w:t>
+        <w:t>startTime</w:t>
       </w:r>
       <w:proofErr w:type="spellEnd"/>
       <w:r>
-        <w:rPr>
-          <w:color w:val="4472C4" w:themeColor="accent1"/>
-          <w:lang w:val="en-US"/>
-        </w:rPr>
-        <w:t xml:space="preserve">, G represents green and B represents blue.  A represents the alpha value, which is used to define the level of opacity of the </w:t>
+        <w:t xml:space="preserve"> and </w:t>
       </w:r>
       <w:proofErr w:type="spellStart"/>
       <w:r>
-        <w:rPr>
-          <w:color w:val="4472C4" w:themeColor="accent1"/>
-          <w:lang w:val="en-US"/>
-        </w:rPr>
-        <w:t>colour</w:t>
+        <w:t>endTime</w:t>
       </w:r>
       <w:proofErr w:type="spellEnd"/>
       <w:r>
-        <w:rPr>
-          <w:color w:val="4472C4" w:themeColor="accent1"/>
-          <w:lang w:val="en-US"/>
-        </w:rPr>
+        <w:t xml:space="preserve">, </w:t>
+      </w:r>
+      <w:r>
+        <w:t xml:space="preserve">for accurate range filtering in </w:t>
+      </w:r>
+      <w:proofErr w:type="spellStart"/>
+      <w:r>
+        <w:t>Firestore</w:t>
+      </w:r>
+      <w:proofErr w:type="spellEnd"/>
+      <w:r>
         <w:t>.</w:t>
       </w:r>
     </w:p>
-    <w:bookmarkEnd w:id="0"/>
-    <w:p>
-      <w:pPr>
-        <w:rPr>
-          <w:lang w:val="en-US"/>
-        </w:rPr>
-      </w:pPr>
-    </w:p>
-    <w:p>
-      <w:pPr>
-        <w:pStyle w:val="Heading2"/>
-        <w:rPr>
-          <w:sz w:val="32"/>
-          <w:szCs w:val="32"/>
-          <w:u w:val="single"/>
-          <w:lang w:val="en-US"/>
-        </w:rPr>
-      </w:pPr>
-      <w:r>
-        <w:rPr>
-          <w:sz w:val="32"/>
-          <w:szCs w:val="32"/>
-          <w:u w:val="single"/>
-          <w:lang w:val="en-US"/>
-        </w:rPr>
-        <w:t>1.</w:t>
-      </w:r>
-      <w:r>
-        <w:rPr>
-          <w:sz w:val="32"/>
-          <w:szCs w:val="32"/>
-          <w:u w:val="single"/>
-          <w:lang w:val="en-US"/>
-        </w:rPr>
-        <w:t>3</w:t>
-      </w:r>
-      <w:r>
-        <w:rPr>
-          <w:sz w:val="32"/>
-          <w:szCs w:val="32"/>
-          <w:u w:val="single"/>
-          <w:lang w:val="en-US"/>
-        </w:rPr>
-        <w:t xml:space="preserve"> Source code references (if applicable) </w:t>
-      </w:r>
-    </w:p>
-    <w:p>
-      <w:pPr>
+    <w:p/>
+    <w:p>
+      <w:r>
         <w:rPr>
           <w:b/>
-          <w:sz w:val="28"/>
-          <w:szCs w:val="28"/>
-          <w:lang w:val="en-US"/>
-        </w:rPr>
-      </w:pPr>
-    </w:p>
-    <w:p>
-      <w:pPr>
-        <w:jc w:val="both"/>
-        <w:rPr>
-          <w:color w:val="4472C4" w:themeColor="accent1"/>
-          <w:lang w:val="en-US"/>
-        </w:rPr>
-      </w:pPr>
-      <w:r>
-        <w:rPr>
-          <w:color w:val="4472C4" w:themeColor="accent1"/>
-          <w:lang w:val="en-US"/>
-        </w:rPr>
-        <w:t>If you used code</w:t>
-      </w:r>
-      <w:r>
-        <w:rPr>
-          <w:color w:val="4472C4" w:themeColor="accent1"/>
-          <w:lang w:val="en-US"/>
-        </w:rPr>
-        <w:t xml:space="preserve">, a query, markup, styling or anything similar </w:t>
-      </w:r>
-      <w:r>
-        <w:rPr>
-          <w:color w:val="4472C4" w:themeColor="accent1"/>
-          <w:lang w:val="en-US"/>
-        </w:rPr>
-        <w:t xml:space="preserve">from any other author / site, you should list the </w:t>
-      </w:r>
-      <w:r>
-        <w:rPr>
-          <w:color w:val="4472C4" w:themeColor="accent1"/>
-          <w:lang w:val="en-US"/>
-        </w:rPr>
-        <w:t>details here</w:t>
-      </w:r>
-      <w:r>
-        <w:rPr>
-          <w:color w:val="4472C4" w:themeColor="accent1"/>
-          <w:lang w:val="en-US"/>
-        </w:rPr>
-        <w:t xml:space="preserve">.  Even if you modified the </w:t>
-      </w:r>
-      <w:r>
-        <w:rPr>
-          <w:color w:val="4472C4" w:themeColor="accent1"/>
-          <w:lang w:val="en-US"/>
-        </w:rPr>
-        <w:t>original text</w:t>
-      </w:r>
-      <w:r>
-        <w:rPr>
-          <w:color w:val="4472C4" w:themeColor="accent1"/>
-          <w:lang w:val="en-US"/>
-        </w:rPr>
-        <w:t xml:space="preserve">, you still need to credit the original author.  There is no need to list the code (since it may be long), but for each piece of </w:t>
-      </w:r>
-      <w:r>
-        <w:rPr>
-          <w:color w:val="4472C4" w:themeColor="accent1"/>
-          <w:lang w:val="en-US"/>
-        </w:rPr>
-        <w:t>text</w:t>
-      </w:r>
-      <w:r>
-        <w:rPr>
-          <w:color w:val="4472C4" w:themeColor="accent1"/>
-          <w:lang w:val="en-US"/>
-        </w:rPr>
-        <w:t xml:space="preserve"> you use that was originally created by someone else you need to provide the following:</w:t>
-      </w:r>
-    </w:p>
-    <w:p>
-      <w:pPr>
-        <w:jc w:val="both"/>
-        <w:rPr>
-          <w:color w:val="4472C4" w:themeColor="accent1"/>
-          <w:lang w:val="en-US"/>
-        </w:rPr>
-      </w:pPr>
-    </w:p>
+          <w:bCs/>
+        </w:rPr>
+        <w:t xml:space="preserve">Complex </w:t>
+      </w:r>
+      <w:proofErr w:type="spellStart"/>
+      <w:r>
+        <w:rPr>
+          <w:b/>
+          <w:bCs/>
+        </w:rPr>
+        <w:t>Firestore</w:t>
+      </w:r>
+      <w:proofErr w:type="spellEnd"/>
+      <w:r>
+        <w:rPr>
+          <w:b/>
+          <w:bCs/>
+        </w:rPr>
+        <w:t xml:space="preserve"> Querying:</w:t>
+      </w:r>
+      <w:r>
+        <w:t xml:space="preserve"> The application needed to satisfy three simultaneous query constraints:</w:t>
+      </w:r>
+    </w:p>
+    <w:p/>
     <w:p>
       <w:pPr>
         <w:pStyle w:val="ListParagraph"/>
         <w:numPr>
           <w:ilvl w:val="0"/>
-          <w:numId w:val="7"/>
+          <w:numId w:val="8"/>
         </w:numPr>
-        <w:jc w:val="both"/>
-        <w:rPr>
-          <w:color w:val="4472C4" w:themeColor="accent1"/>
-          <w:lang w:val="en-US"/>
-        </w:rPr>
-      </w:pPr>
-      <w:r>
-        <w:rPr>
-          <w:color w:val="4472C4" w:themeColor="accent1"/>
-          <w:lang w:val="en-US"/>
-        </w:rPr>
-        <w:t>A heading (sub-section) briefly stating what the code was used for</w:t>
-      </w:r>
-    </w:p>
+      </w:pPr>
+      <w:proofErr w:type="spellStart"/>
+      <w:proofErr w:type="gramStart"/>
+      <w:r>
+        <w:t>whereEqualTo</w:t>
+      </w:r>
+      <w:proofErr w:type="spellEnd"/>
+      <w:r>
+        <w:t>(</w:t>
+      </w:r>
+      <w:proofErr w:type="gramEnd"/>
+      <w:r>
+        <w:t>"</w:t>
+      </w:r>
+      <w:proofErr w:type="spellStart"/>
+      <w:r>
+        <w:t>poolId</w:t>
+      </w:r>
+      <w:proofErr w:type="spellEnd"/>
+      <w:r>
+        <w:t>", HOME_POOL_ID): Enforces the architectural rule that events are tied to the active pool (not just the user).</w:t>
+      </w:r>
+    </w:p>
+    <w:p/>
     <w:p>
       <w:pPr>
         <w:pStyle w:val="ListParagraph"/>
         <w:numPr>
           <w:ilvl w:val="0"/>
-          <w:numId w:val="7"/>
+          <w:numId w:val="8"/>
         </w:numPr>
-        <w:jc w:val="both"/>
-        <w:rPr>
-          <w:color w:val="4472C4" w:themeColor="accent1"/>
-          <w:lang w:val="en-US"/>
-        </w:rPr>
-      </w:pPr>
-      <w:r>
-        <w:rPr>
-          <w:color w:val="4472C4" w:themeColor="accent1"/>
-          <w:lang w:val="en-US"/>
-        </w:rPr>
-        <w:t>A brief description on why the code was used</w:t>
-      </w:r>
-    </w:p>
+      </w:pPr>
+      <w:proofErr w:type="spellStart"/>
+      <w:proofErr w:type="gramStart"/>
+      <w:r>
+        <w:t>whereGreaterThanOrEqualTo</w:t>
+      </w:r>
+      <w:proofErr w:type="spellEnd"/>
+      <w:r>
+        <w:t>(</w:t>
+      </w:r>
+      <w:proofErr w:type="gramEnd"/>
+      <w:r>
+        <w:t>"</w:t>
+      </w:r>
+      <w:proofErr w:type="spellStart"/>
+      <w:r>
+        <w:t>startDate</w:t>
+      </w:r>
+      <w:proofErr w:type="spellEnd"/>
+      <w:r>
+        <w:t xml:space="preserve">", </w:t>
+      </w:r>
+      <w:proofErr w:type="spellStart"/>
+      <w:r>
+        <w:t>startTime</w:t>
+      </w:r>
+      <w:proofErr w:type="spellEnd"/>
+      <w:r>
+        <w:t>)</w:t>
+      </w:r>
+    </w:p>
+    <w:p/>
     <w:p>
       <w:pPr>
         <w:pStyle w:val="ListParagraph"/>
         <w:numPr>
           <w:ilvl w:val="0"/>
-          <w:numId w:val="7"/>
+          <w:numId w:val="8"/>
         </w:numPr>
-        <w:jc w:val="both"/>
-        <w:rPr>
-          <w:color w:val="4472C4" w:themeColor="accent1"/>
-          <w:lang w:val="en-US"/>
-        </w:rPr>
-      </w:pPr>
-      <w:r>
-        <w:rPr>
-          <w:color w:val="4472C4" w:themeColor="accent1"/>
-          <w:lang w:val="en-US"/>
-        </w:rPr>
-        <w:lastRenderedPageBreak/>
-        <w:t xml:space="preserve">Name of at least one page / place in your system in which it is used.  </w:t>
-      </w:r>
-    </w:p>
+      </w:pPr>
+      <w:proofErr w:type="spellStart"/>
+      <w:proofErr w:type="gramStart"/>
+      <w:r>
+        <w:t>whereLessThanOrEqualTo</w:t>
+      </w:r>
+      <w:proofErr w:type="spellEnd"/>
+      <w:r>
+        <w:t>(</w:t>
+      </w:r>
+      <w:proofErr w:type="gramEnd"/>
+      <w:r>
+        <w:t>"</w:t>
+      </w:r>
+      <w:proofErr w:type="spellStart"/>
+      <w:r>
+        <w:t>startDate</w:t>
+      </w:r>
+      <w:proofErr w:type="spellEnd"/>
+      <w:r>
+        <w:t xml:space="preserve">", </w:t>
+      </w:r>
+      <w:proofErr w:type="spellStart"/>
+      <w:r>
+        <w:t>endTime</w:t>
+      </w:r>
+      <w:proofErr w:type="spellEnd"/>
+      <w:r>
+        <w:t>): Filters the events to exactly the selected 24-hour period.</w:t>
+      </w:r>
+    </w:p>
+    <w:p/>
     <w:p>
       <w:pPr>
         <w:pStyle w:val="ListParagraph"/>
         <w:numPr>
           <w:ilvl w:val="0"/>
-          <w:numId w:val="7"/>
+          <w:numId w:val="8"/>
         </w:numPr>
+      </w:pPr>
+      <w:proofErr w:type="spellStart"/>
+      <w:proofErr w:type="gramStart"/>
+      <w:r>
+        <w:t>orderBy</w:t>
+      </w:r>
+      <w:proofErr w:type="spellEnd"/>
+      <w:r>
+        <w:t>(</w:t>
+      </w:r>
+      <w:proofErr w:type="gramEnd"/>
+      <w:r>
+        <w:t>"</w:t>
+      </w:r>
+      <w:proofErr w:type="spellStart"/>
+      <w:r>
+        <w:t>startDate</w:t>
+      </w:r>
+      <w:proofErr w:type="spellEnd"/>
+      <w:r>
+        <w:t xml:space="preserve">", </w:t>
+      </w:r>
+      <w:proofErr w:type="spellStart"/>
+      <w:r>
+        <w:t>Query.Direction.ASCENDING</w:t>
+      </w:r>
+      <w:proofErr w:type="spellEnd"/>
+      <w:r>
+        <w:t>): Crucially sorts the events chronologically, ensuring the schedule appears correctly on the user interface.</w:t>
+      </w:r>
+    </w:p>
+    <w:p/>
+    <w:p>
+      <w:r>
+        <w:rPr>
+          <w:b/>
+          <w:bCs/>
+        </w:rPr>
+        <w:t>Backend Optimization (Indexing):</w:t>
+      </w:r>
+      <w:r>
+        <w:t xml:space="preserve"> Combining a range filter (</w:t>
+      </w:r>
+      <w:proofErr w:type="spellStart"/>
+      <w:r>
+        <w:t>whereGreaterThanOrEqualTo</w:t>
+      </w:r>
+      <w:proofErr w:type="spellEnd"/>
+      <w:r>
+        <w:t>/</w:t>
+      </w:r>
+      <w:proofErr w:type="spellStart"/>
+      <w:r>
+        <w:t>whereLessThanOrEqualTo</w:t>
+      </w:r>
+      <w:proofErr w:type="spellEnd"/>
+      <w:r>
+        <w:t>) with an equality filter (</w:t>
+      </w:r>
+      <w:proofErr w:type="spellStart"/>
+      <w:r>
+        <w:t>whereEqualTo</w:t>
+      </w:r>
+      <w:proofErr w:type="spellEnd"/>
+      <w:r>
+        <w:t>) and a sort (</w:t>
+      </w:r>
+      <w:proofErr w:type="spellStart"/>
+      <w:r>
+        <w:t>orderBy</w:t>
+      </w:r>
+      <w:proofErr w:type="spellEnd"/>
+      <w:r>
+        <w:t>) makes this a composite query. This required the manual creation of a Custom Index in the Firebase console, otherwise, the query would fail. This backend step was essential for maintaining query speed and efficiency.</w:t>
+      </w:r>
+    </w:p>
+    <w:p/>
+    <w:p>
+      <w:r>
+        <w:rPr>
+          <w:b/>
+          <w:bCs/>
+        </w:rPr>
+        <w:t>Asynchronous Data Handling</w:t>
+      </w:r>
+      <w:r>
+        <w:t xml:space="preserve">: </w:t>
+      </w:r>
+      <w:proofErr w:type="gramStart"/>
+      <w:r>
+        <w:t>The .get</w:t>
+      </w:r>
+      <w:proofErr w:type="gramEnd"/>
+      <w:r>
+        <w:t xml:space="preserve">() function executes asynchronously, meaning the main app thread is not blocked while fetching data. The result is handled within </w:t>
+      </w:r>
+      <w:proofErr w:type="gramStart"/>
+      <w:r>
+        <w:t>the .</w:t>
+      </w:r>
+      <w:proofErr w:type="spellStart"/>
+      <w:r>
+        <w:t>addOnCompleteListener</w:t>
+      </w:r>
+      <w:proofErr w:type="spellEnd"/>
+      <w:proofErr w:type="gramEnd"/>
+      <w:r>
+        <w:t xml:space="preserve"> </w:t>
+      </w:r>
+      <w:proofErr w:type="spellStart"/>
+      <w:r>
+        <w:t>callback</w:t>
+      </w:r>
+      <w:proofErr w:type="spellEnd"/>
+      <w:r>
+        <w:t xml:space="preserve">. This design ensures the app remains responsive, a key </w:t>
+      </w:r>
+      <w:r>
+        <w:t>requirement</w:t>
+      </w:r>
+      <w:r>
+        <w:t xml:space="preserve"> of modern Android development. The retrieved JSON data is automatically mapped to the local </w:t>
+      </w:r>
+      <w:proofErr w:type="spellStart"/>
+      <w:r>
+        <w:t>EventModel</w:t>
+      </w:r>
+      <w:proofErr w:type="spellEnd"/>
+      <w:r>
+        <w:t xml:space="preserve"> Java object using </w:t>
+      </w:r>
+      <w:proofErr w:type="spellStart"/>
+      <w:r>
+        <w:t>Firestore's</w:t>
+      </w:r>
+      <w:proofErr w:type="spellEnd"/>
+      <w:r>
+        <w:t xml:space="preserve"> built-in object mapping capabilities.</w:t>
+      </w:r>
+    </w:p>
+    <w:p>
+      <w:pPr>
+        <w:rPr>
+          <w:lang w:val="en-US"/>
+        </w:rPr>
+      </w:pPr>
+    </w:p>
+    <w:p>
+      <w:pPr>
+        <w:rPr>
+          <w:lang w:val="en-US"/>
+        </w:rPr>
+      </w:pPr>
+    </w:p>
+    <w:p>
+      <w:pPr>
+        <w:rPr>
+          <w:lang w:val="en-US"/>
+        </w:rPr>
+      </w:pPr>
+    </w:p>
+    <w:p>
+      <w:pPr>
+        <w:pStyle w:val="Heading1"/>
+      </w:pPr>
+      <w:bookmarkStart w:id="6" w:name="_Toc211001950"/>
+      <w:r>
+        <w:lastRenderedPageBreak/>
+        <w:t>1.</w:t>
+      </w:r>
+      <w:r>
+        <w:t>3</w:t>
+      </w:r>
+      <w:r>
+        <w:t xml:space="preserve"> Source code references</w:t>
+      </w:r>
+      <w:bookmarkEnd w:id="6"/>
+    </w:p>
+    <w:p>
+      <w:pPr>
         <w:jc w:val="both"/>
         <w:rPr>
-          <w:color w:val="4472C4" w:themeColor="accent1"/>
-          <w:lang w:val="en-US"/>
-        </w:rPr>
-      </w:pPr>
-      <w:r>
-        <w:rPr>
-          <w:color w:val="4472C4" w:themeColor="accent1"/>
-          <w:lang w:val="en-US"/>
-        </w:rPr>
-        <w:t>An APA style reference on where you found the code</w:t>
-      </w:r>
-    </w:p>
-    <w:p>
-      <w:pPr>
-        <w:jc w:val="both"/>
-        <w:rPr>
-          <w:lang w:val="en-US"/>
-        </w:rPr>
-      </w:pPr>
-    </w:p>
-    <w:p>
-      <w:pPr>
-        <w:jc w:val="both"/>
-        <w:rPr>
-          <w:lang w:val="en-US"/>
-        </w:rPr>
-      </w:pPr>
-    </w:p>
-    <w:p>
-      <w:pPr>
-        <w:jc w:val="both"/>
-        <w:rPr>
-          <w:i/>
-          <w:iCs/>
-          <w:color w:val="4472C4" w:themeColor="accent1"/>
-          <w:lang w:val="en-US"/>
-        </w:rPr>
-      </w:pPr>
-      <w:r>
-        <w:rPr>
-          <w:i/>
-          <w:iCs/>
-          <w:color w:val="4472C4" w:themeColor="accent1"/>
-          <w:lang w:val="en-US"/>
-        </w:rPr>
-        <w:t>Example:</w:t>
-      </w:r>
-    </w:p>
-    <w:p>
-      <w:pPr>
-        <w:jc w:val="both"/>
-        <w:rPr>
-          <w:lang w:val="en-US"/>
-        </w:rPr>
-      </w:pPr>
-    </w:p>
-    <w:p>
-      <w:pPr>
-        <w:pStyle w:val="Heading3"/>
-        <w:rPr>
-          <w:sz w:val="28"/>
-          <w:szCs w:val="28"/>
-          <w:u w:val="single"/>
-          <w:lang w:val="en-US"/>
-        </w:rPr>
-      </w:pPr>
-      <w:r>
-        <w:rPr>
-          <w:sz w:val="28"/>
-          <w:szCs w:val="28"/>
-          <w:u w:val="single"/>
-          <w:lang w:val="en-US"/>
-        </w:rPr>
-        <w:t>1.</w:t>
-      </w:r>
-      <w:r>
-        <w:rPr>
-          <w:sz w:val="28"/>
-          <w:szCs w:val="28"/>
-          <w:u w:val="single"/>
-          <w:lang w:val="en-US"/>
-        </w:rPr>
-        <w:t>3</w:t>
-      </w:r>
-      <w:r>
-        <w:rPr>
-          <w:sz w:val="28"/>
-          <w:szCs w:val="28"/>
-          <w:u w:val="single"/>
-          <w:lang w:val="en-US"/>
-        </w:rPr>
-        <w:t>.1 Converting images to byte arrays</w:t>
-      </w:r>
-    </w:p>
-    <w:p>
-      <w:pPr>
-        <w:jc w:val="both"/>
-        <w:rPr>
-          <w:lang w:val="en-US"/>
-        </w:rPr>
-      </w:pPr>
-    </w:p>
-    <w:p>
-      <w:pPr>
-        <w:jc w:val="both"/>
+          <w:lang w:val="en-US"/>
+        </w:rPr>
+      </w:pPr>
+      <w:r>
+        <w:rPr>
+          <w:lang w:val="en-US"/>
+        </w:rPr>
+        <w:t xml:space="preserve">This section compiled by </w:t>
+      </w:r>
+      <w:r>
         <w:rPr>
           <w:b/>
           <w:bCs/>
@@ -2087,17 +4204,75 @@
           <w:iCs/>
           <w:lang w:val="en-US"/>
         </w:rPr>
-      </w:pPr>
-      <w:r>
-        <w:rPr>
-          <w:b/>
-          <w:bCs/>
+        <w:t>The Ripple Effect</w:t>
+      </w:r>
+      <w:r>
+        <w:rPr>
+          <w:lang w:val="en-US"/>
+        </w:rPr>
+        <w:t xml:space="preserve">, is a declarative one in nature. We acknowledge and give attribution to the respective entities laid the technical foundation for the development of </w:t>
+      </w:r>
+      <w:r>
+        <w:rPr>
           <w:i/>
           <w:iCs/>
           <w:lang w:val="en-US"/>
         </w:rPr>
+        <w:t>SplashScreen</w:t>
+      </w:r>
+      <w:r>
+        <w:rPr>
+          <w:lang w:val="en-US"/>
+        </w:rPr>
+        <w:t>.</w:t>
+      </w:r>
+    </w:p>
+    <w:p>
+      <w:pPr>
+        <w:jc w:val="both"/>
+        <w:rPr>
+          <w:lang w:val="en-US"/>
+        </w:rPr>
+      </w:pPr>
+    </w:p>
+    <w:p>
+      <w:pPr>
+        <w:pStyle w:val="Heading2"/>
+        <w:rPr>
+          <w:lang w:val="en-US"/>
+        </w:rPr>
+      </w:pPr>
+      <w:bookmarkStart w:id="7" w:name="_Toc211001951"/>
+      <w:r>
+        <w:rPr>
+          <w:lang w:val="en-US"/>
+        </w:rPr>
+        <w:t>1.3.1 Implementing a Fragment-to-Fragment Communication Pattern</w:t>
+      </w:r>
+      <w:bookmarkEnd w:id="7"/>
+    </w:p>
+    <w:p>
+      <w:pPr>
+        <w:rPr>
+          <w:lang w:val="en-US"/>
+        </w:rPr>
+      </w:pPr>
+    </w:p>
+    <w:p>
+      <w:pPr>
+        <w:pStyle w:val="Heading3"/>
+        <w:rPr>
+          <w:lang w:val="en-US"/>
+        </w:rPr>
+      </w:pPr>
+      <w:bookmarkStart w:id="8" w:name="_Toc211001952"/>
+      <w:r>
+        <w:rPr>
+          <w:lang w:val="en-US"/>
+        </w:rPr>
         <w:t>Description</w:t>
       </w:r>
+      <w:bookmarkEnd w:id="8"/>
     </w:p>
     <w:p>
       <w:pPr>
@@ -2106,22 +4281,78 @@
           <w:lang w:val="en-US"/>
         </w:rPr>
       </w:pPr>
+      <w:r>
+        <w:rPr>
+          <w:lang w:val="en-US"/>
+        </w:rPr>
+        <w:t xml:space="preserve">In modern Android development, the legacy practice of communicating between Fragments using interfaces implemented by the parent Activity is replaced by the official </w:t>
+      </w:r>
+      <w:proofErr w:type="spellStart"/>
+      <w:r>
+        <w:rPr>
+          <w:lang w:val="en-US"/>
+        </w:rPr>
+        <w:t>FragmentResultListener</w:t>
+      </w:r>
+      <w:proofErr w:type="spellEnd"/>
+      <w:r>
+        <w:rPr>
+          <w:lang w:val="en-US"/>
+        </w:rPr>
+        <w:t xml:space="preserve"> API. This mechanism, used to pass data (such as confirmation flags or IDs) between the </w:t>
+      </w:r>
+      <w:proofErr w:type="spellStart"/>
+      <w:r>
+        <w:rPr>
+          <w:lang w:val="en-US"/>
+        </w:rPr>
+        <w:t>PO_AddEvent</w:t>
+      </w:r>
+      <w:proofErr w:type="spellEnd"/>
+      <w:r>
+        <w:rPr>
+          <w:lang w:val="en-US"/>
+        </w:rPr>
+        <w:t xml:space="preserve"> and </w:t>
+      </w:r>
+      <w:proofErr w:type="spellStart"/>
+      <w:r>
+        <w:rPr>
+          <w:lang w:val="en-US"/>
+        </w:rPr>
+        <w:t>PO_Calendar</w:t>
+      </w:r>
+      <w:proofErr w:type="spellEnd"/>
+      <w:r>
+        <w:rPr>
+          <w:lang w:val="en-US"/>
+        </w:rPr>
+        <w:t xml:space="preserve"> Fragments, is required for reliable, lifecycle-aware communication.</w:t>
+      </w:r>
     </w:p>
     <w:p>
       <w:pPr>
         <w:jc w:val="both"/>
         <w:rPr>
-          <w:color w:val="4472C4" w:themeColor="accent1"/>
-          <w:lang w:val="en-US"/>
-        </w:rPr>
-      </w:pPr>
-      <w:r>
-        <w:rPr>
-          <w:color w:val="4472C4" w:themeColor="accent1"/>
-          <w:lang w:val="en-US"/>
-        </w:rPr>
-        <w:t>In order to save an image in the database it first needs to be converted to a byte array.  To display the image on a page it needs to be converted from byte array to image.</w:t>
-      </w:r>
+          <w:lang w:val="en-US"/>
+        </w:rPr>
+      </w:pPr>
+    </w:p>
+    <w:p>
+      <w:pPr>
+        <w:pStyle w:val="Heading3"/>
+        <w:rPr>
+          <w:lang w:val="en-US"/>
+        </w:rPr>
+      </w:pPr>
+      <w:bookmarkStart w:id="9" w:name="_Toc211001953"/>
+      <w:r>
+        <w:rPr>
+          <w:lang w:val="en-US"/>
+        </w:rPr>
+        <w:t>Usage</w:t>
+      </w:r>
+      <w:bookmarkEnd w:id="9"/>
     </w:p>
     <w:p>
       <w:pPr>
@@ -2130,28 +4361,58 @@
           <w:lang w:val="en-US"/>
         </w:rPr>
       </w:pPr>
+      <w:r>
+        <w:rPr>
+          <w:lang w:val="en-US"/>
+        </w:rPr>
+        <w:t>PO_Calendar.java (</w:t>
+      </w:r>
+      <w:proofErr w:type="spellStart"/>
+      <w:proofErr w:type="gramStart"/>
+      <w:r>
+        <w:rPr>
+          <w:lang w:val="en-US"/>
+        </w:rPr>
+        <w:t>setupEventResultListener</w:t>
+      </w:r>
+      <w:proofErr w:type="spellEnd"/>
+      <w:r>
+        <w:rPr>
+          <w:lang w:val="en-US"/>
+        </w:rPr>
+        <w:t>(</w:t>
+      </w:r>
+      <w:proofErr w:type="gramEnd"/>
+      <w:r>
+        <w:rPr>
+          <w:lang w:val="en-US"/>
+        </w:rPr>
+        <w:t>) method) and PO_AddEvent.java</w:t>
+      </w:r>
     </w:p>
     <w:p>
       <w:pPr>
         <w:jc w:val="both"/>
         <w:rPr>
-          <w:b/>
-          <w:bCs/>
-          <w:i/>
-          <w:iCs/>
-          <w:lang w:val="en-US"/>
-        </w:rPr>
-      </w:pPr>
-      <w:r>
-        <w:rPr>
-          <w:b/>
-          <w:bCs/>
-          <w:i/>
-          <w:iCs/>
-          <w:lang w:val="en-US"/>
-        </w:rPr>
-        <w:t>Usage</w:t>
-      </w:r>
+          <w:lang w:val="en-US"/>
+        </w:rPr>
+      </w:pPr>
+    </w:p>
+    <w:p>
+      <w:pPr>
+        <w:pStyle w:val="Heading3"/>
+        <w:rPr>
+          <w:lang w:val="en-US"/>
+        </w:rPr>
+      </w:pPr>
+      <w:bookmarkStart w:id="10" w:name="_Toc211001954"/>
+      <w:r>
+        <w:rPr>
+          <w:lang w:val="en-US"/>
+        </w:rPr>
+        <w:t>Reference</w:t>
+      </w:r>
+      <w:bookmarkEnd w:id="10"/>
     </w:p>
     <w:p>
       <w:pPr>
@@ -2160,78 +4421,19 @@
           <w:lang w:val="en-US"/>
         </w:rPr>
       </w:pPr>
-    </w:p>
-    <w:p>
-      <w:pPr>
-        <w:jc w:val="both"/>
-        <w:rPr>
-          <w:color w:val="4472C4" w:themeColor="accent1"/>
-          <w:lang w:val="en-US"/>
-        </w:rPr>
-      </w:pPr>
-      <w:r>
-        <w:rPr>
-          <w:color w:val="4472C4" w:themeColor="accent1"/>
-          <w:lang w:val="en-US"/>
-        </w:rPr>
-        <w:t>User profile</w:t>
-      </w:r>
-    </w:p>
-    <w:p>
-      <w:pPr>
-        <w:jc w:val="both"/>
-        <w:rPr>
-          <w:lang w:val="en-US"/>
-        </w:rPr>
-      </w:pPr>
-    </w:p>
-    <w:p>
-      <w:pPr>
-        <w:jc w:val="both"/>
-        <w:rPr>
-          <w:b/>
-          <w:bCs/>
-          <w:i/>
-          <w:iCs/>
-          <w:lang w:val="en-US"/>
-        </w:rPr>
-      </w:pPr>
-      <w:r>
-        <w:rPr>
-          <w:b/>
-          <w:bCs/>
-          <w:i/>
-          <w:iCs/>
-          <w:lang w:val="en-US"/>
-        </w:rPr>
-        <w:t>Reference</w:t>
-      </w:r>
-    </w:p>
-    <w:p>
-      <w:pPr>
-        <w:jc w:val="both"/>
-        <w:rPr>
-          <w:lang w:val="en-US"/>
-        </w:rPr>
-      </w:pPr>
-    </w:p>
-    <w:p>
-      <w:pPr>
-        <w:jc w:val="both"/>
-      </w:pPr>
-      <w:r>
-        <w:rPr>
-          <w:color w:val="4472C4" w:themeColor="accent1"/>
-          <w:lang w:val="en-US"/>
-        </w:rPr>
-        <w:t xml:space="preserve">rajantawate1 (2009). C# Image to Byte Array and Byte Array to Image Converter Class. Retrieved August 28, 2019, from </w:t>
-      </w:r>
-      <w:hyperlink r:id="rId9" w:history="1">
+      <w:r>
+        <w:rPr>
+          <w:lang w:val="en-US"/>
+        </w:rPr>
+        <w:t xml:space="preserve">Android Developers. (2024). Pass results between fragments. Retrieved October 10, 2025, from </w:t>
+      </w:r>
+      <w:hyperlink r:id="rId11" w:history="1">
         <w:r>
           <w:rPr>
             <w:rStyle w:val="Hyperlink"/>
+            <w:lang w:val="en-US"/>
           </w:rPr>
-          <w:t>https://www.codeproject.com/Articles/15460/C-Image-to-Byte-Array-and-Byte-Array-to-Image-Conv</w:t>
+          <w:t>https://developer.android.com/guide/fragments/pass-data</w:t>
         </w:r>
       </w:hyperlink>
     </w:p>
@@ -2245,46 +4447,359 @@
     </w:p>
     <w:p>
       <w:pPr>
+        <w:pStyle w:val="Heading2"/>
+        <w:rPr>
+          <w:lang w:val="en-US"/>
+        </w:rPr>
+      </w:pPr>
+      <w:bookmarkStart w:id="11" w:name="_Toc211001955"/>
+      <w:r>
+        <w:rPr>
+          <w:lang w:val="en-US"/>
+        </w:rPr>
+        <w:t xml:space="preserve">1.3.2 Constructing Time-Based Range Queries in Cloud </w:t>
+      </w:r>
+      <w:proofErr w:type="spellStart"/>
+      <w:r>
+        <w:rPr>
+          <w:lang w:val="en-US"/>
+        </w:rPr>
+        <w:t>Firestore</w:t>
+      </w:r>
+      <w:bookmarkEnd w:id="11"/>
+      <w:proofErr w:type="spellEnd"/>
+    </w:p>
+    <w:p>
+      <w:pPr>
+        <w:rPr>
+          <w:lang w:val="en-US"/>
+        </w:rPr>
+      </w:pPr>
+    </w:p>
+    <w:p>
+      <w:pPr>
+        <w:pStyle w:val="Heading3"/>
+        <w:rPr>
+          <w:lang w:val="en-US"/>
+        </w:rPr>
+      </w:pPr>
+      <w:bookmarkStart w:id="12" w:name="_Toc211001956"/>
+      <w:r>
+        <w:rPr>
+          <w:lang w:val="en-US"/>
+        </w:rPr>
+        <w:t>Description</w:t>
+      </w:r>
+      <w:bookmarkEnd w:id="12"/>
+    </w:p>
+    <w:p>
+      <w:pPr>
         <w:jc w:val="both"/>
         <w:rPr>
           <w:lang w:val="en-US"/>
         </w:rPr>
       </w:pPr>
-    </w:p>
-    <w:p>
-      <w:pPr>
-        <w:pStyle w:val="Heading2"/>
-        <w:rPr>
-          <w:u w:val="single"/>
-          <w:lang w:val="en-US"/>
-        </w:rPr>
-      </w:pPr>
-      <w:r>
-        <w:rPr>
-          <w:sz w:val="32"/>
-          <w:szCs w:val="32"/>
-          <w:u w:val="single"/>
-          <w:lang w:val="en-US"/>
-        </w:rPr>
+      <w:r>
+        <w:rPr>
+          <w:lang w:val="en-US"/>
+        </w:rPr>
+        <w:t xml:space="preserve">To efficiently filter and display maintenance events for a single day, the application uses composite </w:t>
+      </w:r>
+      <w:proofErr w:type="spellStart"/>
+      <w:r>
+        <w:rPr>
+          <w:lang w:val="en-US"/>
+        </w:rPr>
+        <w:t>Firestore</w:t>
+      </w:r>
+      <w:proofErr w:type="spellEnd"/>
+      <w:r>
+        <w:rPr>
+          <w:lang w:val="en-US"/>
+        </w:rPr>
+        <w:t xml:space="preserve"> queries. Specifically, the use of </w:t>
+      </w:r>
+      <w:proofErr w:type="spellStart"/>
+      <w:proofErr w:type="gramStart"/>
+      <w:r>
+        <w:rPr>
+          <w:lang w:val="en-US"/>
+        </w:rPr>
+        <w:t>whereGreaterThanOrEqualTo</w:t>
+      </w:r>
+      <w:proofErr w:type="spellEnd"/>
+      <w:r>
+        <w:rPr>
+          <w:lang w:val="en-US"/>
+        </w:rPr>
+        <w:t>(</w:t>
+      </w:r>
+      <w:proofErr w:type="gramEnd"/>
+      <w:r>
+        <w:rPr>
+          <w:lang w:val="en-US"/>
+        </w:rPr>
+        <w:t xml:space="preserve">) and </w:t>
+      </w:r>
+      <w:proofErr w:type="spellStart"/>
+      <w:r>
+        <w:rPr>
+          <w:lang w:val="en-US"/>
+        </w:rPr>
+        <w:t>whereLessThanOrEqualTo</w:t>
+      </w:r>
+      <w:proofErr w:type="spellEnd"/>
+      <w:r>
+        <w:rPr>
+          <w:lang w:val="en-US"/>
+        </w:rPr>
+        <w:t xml:space="preserve">() on the </w:t>
+      </w:r>
+      <w:proofErr w:type="spellStart"/>
+      <w:r>
+        <w:rPr>
+          <w:lang w:val="en-US"/>
+        </w:rPr>
+        <w:t>startDate</w:t>
+      </w:r>
+      <w:proofErr w:type="spellEnd"/>
+      <w:r>
+        <w:rPr>
+          <w:lang w:val="en-US"/>
+        </w:rPr>
+        <w:t xml:space="preserve"> field, combined with the </w:t>
+      </w:r>
+      <w:proofErr w:type="spellStart"/>
+      <w:r>
+        <w:rPr>
+          <w:lang w:val="en-US"/>
+        </w:rPr>
+        <w:t>orderBy</w:t>
+      </w:r>
+      <w:proofErr w:type="spellEnd"/>
+      <w:r>
+        <w:rPr>
+          <w:lang w:val="en-US"/>
+        </w:rPr>
+        <w:t xml:space="preserve">() clause, is an advanced querying pattern essential for scheduling systems. This requires precise handling of </w:t>
+      </w:r>
+      <w:proofErr w:type="spellStart"/>
+      <w:r>
+        <w:rPr>
+          <w:lang w:val="en-US"/>
+        </w:rPr>
+        <w:t>System.currentTimeMillis</w:t>
+      </w:r>
+      <w:proofErr w:type="spellEnd"/>
+      <w:r>
+        <w:rPr>
+          <w:lang w:val="en-US"/>
+        </w:rPr>
+        <w:t>() timestamps and the creation of specific backend indexes to run successfully and maintain performance.</w:t>
+      </w:r>
+    </w:p>
+    <w:p>
+      <w:pPr>
+        <w:jc w:val="both"/>
+        <w:rPr>
+          <w:lang w:val="en-US"/>
+        </w:rPr>
+      </w:pPr>
+    </w:p>
+    <w:p>
+      <w:pPr>
+        <w:pStyle w:val="Heading3"/>
+        <w:rPr>
+          <w:lang w:val="en-US"/>
+        </w:rPr>
+      </w:pPr>
+      <w:bookmarkStart w:id="13" w:name="_Toc211001957"/>
+      <w:r>
+        <w:rPr>
+          <w:lang w:val="en-US"/>
+        </w:rPr>
+        <w:t>Usage</w:t>
+      </w:r>
+      <w:bookmarkEnd w:id="13"/>
+    </w:p>
+    <w:p>
+      <w:pPr>
+        <w:jc w:val="both"/>
+        <w:rPr>
+          <w:lang w:val="en-US"/>
+        </w:rPr>
+      </w:pPr>
+      <w:r>
+        <w:rPr>
+          <w:lang w:val="en-US"/>
+        </w:rPr>
+        <w:t>PO_Calendar.java (</w:t>
+      </w:r>
+      <w:proofErr w:type="spellStart"/>
+      <w:proofErr w:type="gramStart"/>
+      <w:r>
+        <w:rPr>
+          <w:lang w:val="en-US"/>
+        </w:rPr>
+        <w:t>loadEventsForSelectedDate</w:t>
+      </w:r>
+      <w:proofErr w:type="spellEnd"/>
+      <w:r>
+        <w:rPr>
+          <w:lang w:val="en-US"/>
+        </w:rPr>
+        <w:t>(</w:t>
+      </w:r>
+      <w:proofErr w:type="gramEnd"/>
+      <w:r>
+        <w:rPr>
+          <w:lang w:val="en-US"/>
+        </w:rPr>
+        <w:t>) method)</w:t>
+      </w:r>
+    </w:p>
+    <w:p>
+      <w:pPr>
+        <w:jc w:val="both"/>
+        <w:rPr>
+          <w:lang w:val="en-US"/>
+        </w:rPr>
+      </w:pPr>
+    </w:p>
+    <w:p>
+      <w:pPr>
+        <w:pStyle w:val="Heading3"/>
+        <w:rPr>
+          <w:lang w:val="en-US"/>
+        </w:rPr>
+      </w:pPr>
+      <w:bookmarkStart w:id="14" w:name="_Toc211001958"/>
+      <w:r>
+        <w:rPr>
+          <w:lang w:val="en-US"/>
+        </w:rPr>
+        <w:t>Reference</w:t>
+      </w:r>
+      <w:bookmarkEnd w:id="14"/>
+    </w:p>
+    <w:p>
+      <w:pPr>
+        <w:jc w:val="both"/>
+        <w:rPr>
+          <w:lang w:val="en-US"/>
+        </w:rPr>
+      </w:pPr>
+      <w:r>
+        <w:rPr>
+          <w:lang w:val="en-US"/>
+        </w:rPr>
+        <w:t xml:space="preserve">Android Developers. (2024). Simple and compound queries in Cloud </w:t>
+      </w:r>
+      <w:proofErr w:type="spellStart"/>
+      <w:r>
+        <w:rPr>
+          <w:lang w:val="en-US"/>
+        </w:rPr>
+        <w:t>Firestore</w:t>
+      </w:r>
+      <w:proofErr w:type="spellEnd"/>
+      <w:r>
+        <w:rPr>
+          <w:lang w:val="en-US"/>
+        </w:rPr>
+        <w:t xml:space="preserve">. Retrieved October 10, 2025, from </w:t>
+      </w:r>
+      <w:hyperlink r:id="rId12" w:history="1">
+        <w:r>
+          <w:rPr>
+            <w:rStyle w:val="Hyperlink"/>
+            <w:lang w:val="en-US"/>
+          </w:rPr>
+          <w:t>https://firebase.google.com/docs/firestore/query-data/queries</w:t>
+        </w:r>
+      </w:hyperlink>
+    </w:p>
+    <w:p>
+      <w:pPr>
+        <w:jc w:val="both"/>
+        <w:rPr>
+          <w:lang w:val="en-US"/>
+        </w:rPr>
+      </w:pPr>
+    </w:p>
+    <w:p>
+      <w:pPr>
+        <w:jc w:val="both"/>
+        <w:rPr>
+          <w:lang w:val="en-US"/>
+        </w:rPr>
+      </w:pPr>
+    </w:p>
+    <w:p>
+      <w:pPr>
+        <w:jc w:val="both"/>
+        <w:rPr>
+          <w:lang w:val="en-US"/>
+        </w:rPr>
+      </w:pPr>
+    </w:p>
+    <w:p>
+      <w:pPr>
+        <w:jc w:val="both"/>
+        <w:rPr>
+          <w:lang w:val="en-US"/>
+        </w:rPr>
+      </w:pPr>
+    </w:p>
+    <w:p>
+      <w:pPr>
+        <w:jc w:val="both"/>
+        <w:rPr>
+          <w:lang w:val="en-US"/>
+        </w:rPr>
+      </w:pPr>
+    </w:p>
+    <w:p>
+      <w:pPr>
+        <w:jc w:val="both"/>
+        <w:rPr>
+          <w:lang w:val="en-US"/>
+        </w:rPr>
+      </w:pPr>
+    </w:p>
+    <w:p>
+      <w:pPr>
+        <w:pStyle w:val="Heading1"/>
+        <w:rPr>
+          <w:lang w:val="en-US"/>
+        </w:rPr>
+      </w:pPr>
+      <w:bookmarkStart w:id="15" w:name="_Toc211001959"/>
+      <w:r>
+        <w:rPr>
+          <w:lang w:val="en-US"/>
+        </w:rPr>
+        <w:lastRenderedPageBreak/>
         <w:t>1.</w:t>
       </w:r>
       <w:r>
         <w:rPr>
-          <w:sz w:val="32"/>
-          <w:szCs w:val="32"/>
-          <w:u w:val="single"/>
           <w:lang w:val="en-US"/>
         </w:rPr>
         <w:t>4</w:t>
       </w:r>
       <w:r>
         <w:rPr>
-          <w:sz w:val="32"/>
-          <w:szCs w:val="32"/>
-          <w:u w:val="single"/>
-          <w:lang w:val="en-US"/>
-        </w:rPr>
-        <w:t xml:space="preserve"> Problems encountered </w:t>
+          <w:lang w:val="en-US"/>
+        </w:rPr>
+        <w:t xml:space="preserve"> Problems encountered</w:t>
+      </w:r>
+      <w:bookmarkEnd w:id="15"/>
+      <w:r>
+        <w:rPr>
+          <w:lang w:val="en-US"/>
+        </w:rPr>
+        <w:t xml:space="preserve"> </w:t>
       </w:r>
     </w:p>
     <w:p>
@@ -2300,121 +4815,110 @@
     <w:p>
       <w:pPr>
         <w:jc w:val="both"/>
+      </w:pPr>
+      <w:r>
+        <w:t>This section provides a reflection on the technical and logistical difficulties encountered during the project's development, outlining the challenges and the eventual strategies we employed to overcome them.</w:t>
+      </w:r>
+    </w:p>
+    <w:p>
+      <w:pPr>
+        <w:jc w:val="both"/>
         <w:rPr>
           <w:color w:val="4472C4" w:themeColor="accent1"/>
           <w:lang w:val="en-US"/>
         </w:rPr>
       </w:pPr>
-      <w:r>
-        <w:rPr>
-          <w:color w:val="4472C4" w:themeColor="accent1"/>
-          <w:lang w:val="en-US"/>
-        </w:rPr>
-        <w:t xml:space="preserve">This section </w:t>
-      </w:r>
-      <w:r>
-        <w:rPr>
-          <w:color w:val="4472C4" w:themeColor="accent1"/>
-          <w:lang w:val="en-US"/>
-        </w:rPr>
-        <w:t xml:space="preserve">represents a bit of reflection on your part.  Discuss anything in the development of your project which you struggled with.  For each problem provide a numbered heading, a description </w:t>
-      </w:r>
-      <w:r>
-        <w:rPr>
-          <w:color w:val="4472C4" w:themeColor="accent1"/>
-          <w:lang w:val="en-US"/>
-        </w:rPr>
-        <w:t xml:space="preserve">of the problem </w:t>
-      </w:r>
-      <w:r>
-        <w:rPr>
-          <w:color w:val="4472C4" w:themeColor="accent1"/>
-          <w:lang w:val="en-US"/>
-        </w:rPr>
-        <w:t>and how you solved it (eventually).</w:t>
-      </w:r>
-      <w:r>
-        <w:rPr>
-          <w:color w:val="4472C4" w:themeColor="accent1"/>
-          <w:lang w:val="en-US"/>
-        </w:rPr>
-        <w:t xml:space="preserve">  For this section it is fine to write in the first person.</w:t>
-      </w:r>
+    </w:p>
+    <w:p>
+      <w:pPr>
+        <w:pStyle w:val="Heading2"/>
+        <w:rPr>
+          <w:lang w:val="en-US"/>
+        </w:rPr>
+      </w:pPr>
+      <w:bookmarkStart w:id="16" w:name="_Toc211001960"/>
+      <w:r>
+        <w:rPr>
+          <w:lang w:val="en-US"/>
+        </w:rPr>
+        <w:t>1.</w:t>
+      </w:r>
+      <w:r>
+        <w:rPr>
+          <w:lang w:val="en-US"/>
+        </w:rPr>
+        <w:t>4</w:t>
+      </w:r>
+      <w:r>
+        <w:rPr>
+          <w:lang w:val="en-US"/>
+        </w:rPr>
+        <w:t xml:space="preserve">.1 </w:t>
+      </w:r>
+      <w:r>
+        <w:t>Integrating a Functional and Customizable Calendar System</w:t>
+      </w:r>
+      <w:bookmarkEnd w:id="16"/>
     </w:p>
     <w:p>
       <w:pPr>
         <w:jc w:val="both"/>
         <w:rPr>
-          <w:color w:val="4472C4" w:themeColor="accent1"/>
-          <w:lang w:val="en-US"/>
-        </w:rPr>
-      </w:pPr>
-    </w:p>
-    <w:p>
-      <w:pPr>
-        <w:jc w:val="both"/>
+          <w:lang w:val="en-US"/>
+        </w:rPr>
+      </w:pPr>
+    </w:p>
+    <w:p>
+      <w:pPr>
+        <w:pStyle w:val="Heading3"/>
         <w:rPr>
           <w:i/>
           <w:iCs/>
-          <w:color w:val="4472C4" w:themeColor="accent1"/>
-          <w:lang w:val="en-US"/>
-        </w:rPr>
-      </w:pPr>
+          <w:lang w:val="en-US"/>
+        </w:rPr>
+      </w:pPr>
+      <w:bookmarkStart w:id="17" w:name="_Toc211001961"/>
       <w:r>
         <w:rPr>
           <w:i/>
           <w:iCs/>
-          <w:color w:val="4472C4" w:themeColor="accent1"/>
-          <w:lang w:val="en-US"/>
-        </w:rPr>
-        <w:t>Example:</w:t>
-      </w:r>
+          <w:lang w:val="en-US"/>
+        </w:rPr>
+        <w:t>Problem</w:t>
+      </w:r>
+      <w:bookmarkEnd w:id="17"/>
     </w:p>
     <w:p>
       <w:pPr>
         <w:jc w:val="both"/>
-        <w:rPr>
-          <w:lang w:val="en-US"/>
-        </w:rPr>
+      </w:pPr>
+      <w:r>
+        <w:t>We encountered significant difficulty in establishing a calendar component that was both highly functional for scheduling and fully customizable to fit the SplashScreen user interface. Our initial approach involved evaluating several third-party Android libraries/packages. While some libraries offered a beautiful calendar view, they often imposed rigid internal structures that made it nearly impossible to integrate our specific Firebase event-fetching logic or customize the event display (e.g., color-coding, custom event titles) without heavily forking the library code.</w:t>
+      </w:r>
+    </w:p>
+    <w:p>
+      <w:pPr>
+        <w:jc w:val="both"/>
       </w:pPr>
     </w:p>
     <w:p>
       <w:pPr>
         <w:pStyle w:val="Heading3"/>
         <w:rPr>
-          <w:sz w:val="28"/>
-          <w:szCs w:val="28"/>
-          <w:u w:val="single"/>
-          <w:lang w:val="en-US"/>
-        </w:rPr>
-      </w:pPr>
-      <w:r>
-        <w:rPr>
-          <w:sz w:val="28"/>
-          <w:szCs w:val="28"/>
-          <w:u w:val="single"/>
-          <w:lang w:val="en-US"/>
-        </w:rPr>
-        <w:t>1.</w:t>
-      </w:r>
-      <w:r>
-        <w:rPr>
-          <w:sz w:val="28"/>
-          <w:szCs w:val="28"/>
-          <w:u w:val="single"/>
-          <w:lang w:val="en-US"/>
-        </w:rPr>
-        <w:t>4</w:t>
-      </w:r>
-      <w:r>
-        <w:rPr>
-          <w:sz w:val="28"/>
-          <w:szCs w:val="28"/>
-          <w:u w:val="single"/>
-          <w:lang w:val="en-US"/>
-        </w:rPr>
-        <w:t>.1 Creating a WCF web service</w:t>
-      </w:r>
+          <w:i/>
+          <w:iCs/>
+          <w:lang w:val="en-US"/>
+        </w:rPr>
+      </w:pPr>
+      <w:bookmarkStart w:id="18" w:name="_Toc211001962"/>
+      <w:r>
+        <w:rPr>
+          <w:i/>
+          <w:iCs/>
+        </w:rPr>
+        <w:t>Solution</w:t>
+      </w:r>
+      <w:bookmarkEnd w:id="18"/>
     </w:p>
     <w:p>
       <w:pPr>
@@ -2423,71 +4927,156 @@
           <w:lang w:val="en-US"/>
         </w:rPr>
       </w:pPr>
+      <w:r>
+        <w:rPr>
+          <w:lang w:val="en-US"/>
+        </w:rPr>
+        <w:t xml:space="preserve">We resolved this by abandoning external libraries and leveraging the built-in Android </w:t>
+      </w:r>
+      <w:proofErr w:type="spellStart"/>
+      <w:r>
+        <w:rPr>
+          <w:lang w:val="en-US"/>
+        </w:rPr>
+        <w:t>CalendarView</w:t>
+      </w:r>
+      <w:proofErr w:type="spellEnd"/>
+      <w:r>
+        <w:rPr>
+          <w:lang w:val="en-US"/>
+        </w:rPr>
+        <w:t xml:space="preserve"> component. This component provided the basic month view. Crucially, we custom-wrote all the related logic, including the time manipulation, database querying (as seen in Section 1.2), and the display of the events list (</w:t>
+      </w:r>
+      <w:proofErr w:type="spellStart"/>
+      <w:r>
+        <w:rPr>
+          <w:lang w:val="en-US"/>
+        </w:rPr>
+        <w:t>RecyclerView</w:t>
+      </w:r>
+      <w:proofErr w:type="spellEnd"/>
+      <w:r>
+        <w:rPr>
+          <w:lang w:val="en-US"/>
+        </w:rPr>
+        <w:t>). This allowed us to maintain full control over the UI/UX and integrate our complex data architecture seamlessly.</w:t>
+      </w:r>
     </w:p>
     <w:p>
       <w:pPr>
         <w:jc w:val="both"/>
         <w:rPr>
-          <w:color w:val="4472C4" w:themeColor="accent1"/>
-          <w:lang w:val="en-US"/>
-        </w:rPr>
-      </w:pPr>
-      <w:r>
-        <w:rPr>
-          <w:color w:val="4472C4" w:themeColor="accent1"/>
-          <w:lang w:val="en-US"/>
-        </w:rPr>
-        <w:t xml:space="preserve">I have never created any form of web service before.  The coding was simple, but I encountered issues while trying to host the web service in IIS.  </w:t>
-      </w:r>
+          <w:lang w:val="en-US"/>
+        </w:rPr>
+      </w:pPr>
+    </w:p>
+    <w:p>
+      <w:pPr>
+        <w:pStyle w:val="Heading2"/>
+      </w:pPr>
+      <w:bookmarkStart w:id="19" w:name="_Toc211001963"/>
+      <w:r>
+        <w:rPr>
+          <w:lang w:val="en-US"/>
+        </w:rPr>
+        <w:t>1.4.</w:t>
+      </w:r>
+      <w:r>
+        <w:rPr>
+          <w:lang w:val="en-US"/>
+        </w:rPr>
+        <w:t>2</w:t>
+      </w:r>
+      <w:r>
+        <w:rPr>
+          <w:lang w:val="en-US"/>
+        </w:rPr>
+        <w:t xml:space="preserve"> </w:t>
+      </w:r>
+      <w:r>
+        <w:t>Managing Git Version Control and Merge Conflicts</w:t>
+      </w:r>
+      <w:bookmarkEnd w:id="19"/>
+    </w:p>
+    <w:p/>
+    <w:p>
+      <w:pPr>
+        <w:pStyle w:val="Heading3"/>
+        <w:rPr>
+          <w:i/>
+          <w:iCs/>
+          <w:lang w:val="en-US"/>
+        </w:rPr>
+      </w:pPr>
+      <w:bookmarkStart w:id="20" w:name="_Toc211001964"/>
+      <w:r>
+        <w:rPr>
+          <w:i/>
+          <w:iCs/>
+          <w:lang w:val="en-US"/>
+        </w:rPr>
+        <w:t>Problem</w:t>
+      </w:r>
+      <w:bookmarkEnd w:id="20"/>
     </w:p>
     <w:p>
       <w:pPr>
         <w:jc w:val="both"/>
-        <w:rPr>
-          <w:color w:val="4472C4" w:themeColor="accent1"/>
-          <w:lang w:val="en-US"/>
-        </w:rPr>
-      </w:pPr>
+      </w:pPr>
+      <w:r>
+        <w:t xml:space="preserve">Throughout the development phase, particularly when transitioning between personal and campus workstations, we frequently encountered </w:t>
+      </w:r>
+      <w:r>
+        <w:rPr>
+          <w:b/>
+          <w:bCs/>
+        </w:rPr>
+        <w:t>Git merge conflicts</w:t>
+      </w:r>
+      <w:r>
+        <w:t>. These were usually due to us forgetting to pull the latest changes or commit local modifications before switching work environments. While our system utilized separate development and production branches, human error caused these inconsistencies in the local environment, leading to frustrating conflicts upon attempting a final push or merge.</w:t>
+      </w:r>
     </w:p>
     <w:p>
       <w:pPr>
         <w:jc w:val="both"/>
-        <w:rPr>
-          <w:color w:val="4472C4" w:themeColor="accent1"/>
-          <w:lang w:val="en-US"/>
-        </w:rPr>
-      </w:pPr>
-      <w:r>
-        <w:rPr>
-          <w:color w:val="4472C4" w:themeColor="accent1"/>
-          <w:lang w:val="en-US"/>
-        </w:rPr>
-        <w:t>Eventually I discovered that the folder in which the service was hosted did not have adequate rights on the server.  Once I applied the appropriate rights, the service started immediately.</w:t>
-      </w:r>
+      </w:pPr>
+    </w:p>
+    <w:p>
+      <w:pPr>
+        <w:pStyle w:val="Heading3"/>
+        <w:rPr>
+          <w:i/>
+          <w:iCs/>
+          <w:lang w:val="en-US"/>
+        </w:rPr>
+      </w:pPr>
+      <w:bookmarkStart w:id="21" w:name="_Toc211001965"/>
+      <w:r>
+        <w:rPr>
+          <w:i/>
+          <w:iCs/>
+        </w:rPr>
+        <w:t>Solution</w:t>
+      </w:r>
+      <w:bookmarkEnd w:id="21"/>
     </w:p>
     <w:p>
       <w:pPr>
         <w:jc w:val="both"/>
-        <w:rPr>
-          <w:color w:val="4472C4" w:themeColor="accent1"/>
-          <w:lang w:val="en-US"/>
-        </w:rPr>
-      </w:pPr>
+      </w:pPr>
+      <w:r>
+        <w:t>To resolve these issues efficiently, we relied heavily on Git's command-line history tools. We would often use git log and git diff to precisely identify the conflicting changes. The common resolution involved checking out specific commits, comparing the applicable code fragments manually, and then compiling the required changes into a single, converged version. This rigorous manual process, while time-consuming, ensured no critical logic was accidentally discarded.</w:t>
+      </w:r>
     </w:p>
     <w:p>
       <w:pPr>
         <w:jc w:val="both"/>
-        <w:rPr>
-          <w:lang w:val="en-US"/>
-        </w:rPr>
       </w:pPr>
     </w:p>
     <w:p>
       <w:pPr>
         <w:jc w:val="both"/>
-        <w:rPr>
-          <w:lang w:val="en-US"/>
-        </w:rPr>
       </w:pPr>
     </w:p>
     <w:p>
@@ -2500,24 +5089,603 @@
     </w:p>
     <w:p>
       <w:pPr>
+        <w:pStyle w:val="Heading2"/>
+      </w:pPr>
+      <w:bookmarkStart w:id="22" w:name="_Toc211001966"/>
+      <w:r>
+        <w:rPr>
+          <w:lang w:val="en-US"/>
+        </w:rPr>
+        <w:lastRenderedPageBreak/>
+        <w:t>1.4.</w:t>
+      </w:r>
+      <w:r>
+        <w:rPr>
+          <w:lang w:val="en-US"/>
+        </w:rPr>
+        <w:t>3</w:t>
+      </w:r>
+      <w:r>
+        <w:rPr>
+          <w:lang w:val="en-US"/>
+        </w:rPr>
+        <w:t xml:space="preserve"> </w:t>
+      </w:r>
+      <w:r>
+        <w:t>Data Dependency and Implementation of Offline Capabilities</w:t>
+      </w:r>
+      <w:bookmarkEnd w:id="22"/>
+    </w:p>
+    <w:p>
+      <w:pPr>
+        <w:rPr>
+          <w:lang w:val="en-US"/>
+        </w:rPr>
+      </w:pPr>
+    </w:p>
+    <w:p>
+      <w:pPr>
+        <w:pStyle w:val="Heading3"/>
+        <w:rPr>
+          <w:i/>
+          <w:iCs/>
+          <w:lang w:val="en-US"/>
+        </w:rPr>
+      </w:pPr>
+      <w:bookmarkStart w:id="23" w:name="_Toc211001967"/>
+      <w:r>
+        <w:rPr>
+          <w:i/>
+          <w:iCs/>
+          <w:lang w:val="en-US"/>
+        </w:rPr>
+        <w:t>Problem</w:t>
+      </w:r>
+      <w:bookmarkEnd w:id="23"/>
+    </w:p>
+    <w:p>
+      <w:r>
+        <w:t xml:space="preserve">A persistent challenge has been managing the application's reliance on a stable internet connection. While Firebase is robust, users need to view recent pool logs or maintenance schedules even when temporarily offline (e.g., at a remote pool location). Achieving a complete, reliable offline-first state is complex due to the asynchronous nature of Cloud </w:t>
+      </w:r>
+      <w:proofErr w:type="spellStart"/>
+      <w:r>
+        <w:t>Firestore's</w:t>
+      </w:r>
+      <w:proofErr w:type="spellEnd"/>
+      <w:r>
+        <w:t xml:space="preserve"> data synchronization.</w:t>
+      </w:r>
+    </w:p>
+    <w:p/>
+    <w:p>
+      <w:pPr>
+        <w:pStyle w:val="Heading3"/>
+        <w:rPr>
+          <w:i/>
+          <w:iCs/>
+          <w:lang w:val="en-US"/>
+        </w:rPr>
+      </w:pPr>
+      <w:bookmarkStart w:id="24" w:name="_Toc211001968"/>
+      <w:r>
+        <w:rPr>
+          <w:i/>
+          <w:iCs/>
+        </w:rPr>
+        <w:t>Solution</w:t>
+      </w:r>
+      <w:bookmarkEnd w:id="24"/>
+    </w:p>
+    <w:p>
+      <w:r>
+        <w:t xml:space="preserve">Our current strategy focuses on </w:t>
+      </w:r>
+      <w:r>
+        <w:rPr>
+          <w:b/>
+          <w:bCs/>
+        </w:rPr>
+        <w:t>managing cache dependency</w:t>
+      </w:r>
+      <w:r>
+        <w:t xml:space="preserve">. We utilize </w:t>
+      </w:r>
+      <w:proofErr w:type="spellStart"/>
+      <w:r>
+        <w:t>Firestore's</w:t>
+      </w:r>
+      <w:proofErr w:type="spellEnd"/>
+      <w:r>
+        <w:t xml:space="preserve"> built-in offline capabilities, which allow the app to cache data it has recently accessed while online. This provides limited offline functionality. For future iterations, the goal is to implement a more comprehensive cache-management layer—potentially using the </w:t>
+      </w:r>
+      <w:r>
+        <w:rPr>
+          <w:b/>
+          <w:bCs/>
+        </w:rPr>
+        <w:t>Repository pattern</w:t>
+      </w:r>
+      <w:r>
+        <w:t>—to actively store and serve data (like event logs) during offline periods, with synchronization only occurring when connectivity is restored.</w:t>
+      </w:r>
+    </w:p>
+    <w:p/>
+    <w:p>
+      <w:pPr>
+        <w:pStyle w:val="Heading2"/>
+      </w:pPr>
+      <w:bookmarkStart w:id="25" w:name="_Toc211001969"/>
+      <w:r>
+        <w:rPr>
+          <w:lang w:val="en-US"/>
+        </w:rPr>
+        <w:t>1.4.</w:t>
+      </w:r>
+      <w:r>
+        <w:rPr>
+          <w:lang w:val="en-US"/>
+        </w:rPr>
+        <w:t xml:space="preserve">4 </w:t>
+      </w:r>
+      <w:r>
+        <w:t>Storing User Images and Overcoming Firebase Storage Limits</w:t>
+      </w:r>
+      <w:bookmarkEnd w:id="25"/>
+    </w:p>
+    <w:p/>
+    <w:p>
+      <w:pPr>
+        <w:pStyle w:val="Heading3"/>
+        <w:rPr>
+          <w:i/>
+          <w:iCs/>
+        </w:rPr>
+      </w:pPr>
+      <w:bookmarkStart w:id="26" w:name="_Toc211001970"/>
+      <w:r>
+        <w:rPr>
+          <w:i/>
+          <w:iCs/>
+        </w:rPr>
+        <w:t>Problem</w:t>
+      </w:r>
+      <w:bookmarkEnd w:id="26"/>
+    </w:p>
+    <w:p>
+      <w:r>
+        <w:t xml:space="preserve">We faced a logistical hurdle regarding the storage of large binary data, specifically user-uploaded pool images, necessary for both pool owners and service providers. While Cloud </w:t>
+      </w:r>
+      <w:proofErr w:type="spellStart"/>
+      <w:r>
+        <w:t>Firestore</w:t>
+      </w:r>
+      <w:proofErr w:type="spellEnd"/>
+      <w:r>
+        <w:t xml:space="preserve"> is ideal for transactional data, it is not designed to store images. Images must be stored in </w:t>
+      </w:r>
+      <w:r>
+        <w:rPr>
+          <w:b/>
+          <w:bCs/>
+        </w:rPr>
+        <w:t>Firebase Cloud Storage (Buckets)</w:t>
+      </w:r>
+      <w:r>
+        <w:t>. The free tier of Firebase Storage imposes rate limits and bandwidth restrictions, which, combined with the administrative requirement of linking a credit card for initial configuration (even for the free tier), presented a barrier since the project is currently unfunded.</w:t>
+      </w:r>
+    </w:p>
+    <w:p/>
+    <w:p>
+      <w:pPr>
+        <w:pStyle w:val="Heading3"/>
+        <w:rPr>
+          <w:i/>
+          <w:iCs/>
+        </w:rPr>
+      </w:pPr>
+      <w:bookmarkStart w:id="27" w:name="_Toc211001971"/>
+      <w:r>
+        <w:rPr>
+          <w:i/>
+          <w:iCs/>
+        </w:rPr>
+        <w:t>Solution</w:t>
+      </w:r>
+      <w:bookmarkEnd w:id="27"/>
+    </w:p>
+    <w:p>
+      <w:r>
+        <w:t xml:space="preserve">We devised a conceptual workaround involving an external cloud provider, </w:t>
+      </w:r>
+      <w:proofErr w:type="spellStart"/>
+      <w:r>
+        <w:t>Cloudinary</w:t>
+      </w:r>
+      <w:proofErr w:type="spellEnd"/>
+      <w:r>
+        <w:t>, to handle the image hosting. The conceptual flow involves:</w:t>
+      </w:r>
+    </w:p>
+    <w:p/>
+    <w:p>
+      <w:pPr>
+        <w:pStyle w:val="ListParagraph"/>
+        <w:numPr>
+          <w:ilvl w:val="0"/>
+          <w:numId w:val="9"/>
+        </w:numPr>
+      </w:pPr>
+      <w:r>
+        <w:t>The user uploads a pool image from the app.</w:t>
+      </w:r>
+    </w:p>
+    <w:p>
+      <w:pPr>
+        <w:pStyle w:val="ListParagraph"/>
+        <w:numPr>
+          <w:ilvl w:val="0"/>
+          <w:numId w:val="9"/>
+        </w:numPr>
+      </w:pPr>
+      <w:r>
+        <w:t xml:space="preserve">The app sends the image directly to </w:t>
+      </w:r>
+      <w:proofErr w:type="spellStart"/>
+      <w:r>
+        <w:t>Cloudinary</w:t>
+      </w:r>
+      <w:proofErr w:type="spellEnd"/>
+      <w:r>
+        <w:t>.</w:t>
+      </w:r>
+    </w:p>
+    <w:p>
+      <w:pPr>
+        <w:pStyle w:val="ListParagraph"/>
+        <w:numPr>
+          <w:ilvl w:val="0"/>
+          <w:numId w:val="9"/>
+        </w:numPr>
+      </w:pPr>
+      <w:proofErr w:type="spellStart"/>
+      <w:r>
+        <w:t>Cloudinary</w:t>
+      </w:r>
+      <w:proofErr w:type="spellEnd"/>
+      <w:r>
+        <w:t xml:space="preserve"> returns a secure URL.</w:t>
+      </w:r>
+    </w:p>
+    <w:p>
+      <w:pPr>
+        <w:pStyle w:val="ListParagraph"/>
+        <w:numPr>
+          <w:ilvl w:val="0"/>
+          <w:numId w:val="9"/>
+        </w:numPr>
+      </w:pPr>
+      <w:r>
+        <w:t xml:space="preserve">This URL (not the image itself) is stored in the corresponding pool document in Cloud </w:t>
+      </w:r>
+      <w:proofErr w:type="spellStart"/>
+      <w:r>
+        <w:t>Firestore</w:t>
+      </w:r>
+      <w:proofErr w:type="spellEnd"/>
+      <w:r>
+        <w:t>.</w:t>
+      </w:r>
+    </w:p>
+    <w:p>
+      <w:pPr>
+        <w:pStyle w:val="ListParagraph"/>
+        <w:numPr>
+          <w:ilvl w:val="0"/>
+          <w:numId w:val="9"/>
+        </w:numPr>
+      </w:pPr>
+      <w:r>
+        <w:t xml:space="preserve">When a user (owner or service provider) views the pool, the app fetches the URL from </w:t>
+      </w:r>
+      <w:proofErr w:type="spellStart"/>
+      <w:r>
+        <w:t>Firestore</w:t>
+      </w:r>
+      <w:proofErr w:type="spellEnd"/>
+      <w:r>
+        <w:t xml:space="preserve"> and downloads the image from </w:t>
+      </w:r>
+      <w:proofErr w:type="spellStart"/>
+      <w:r>
+        <w:t>Cloudinary</w:t>
+      </w:r>
+      <w:proofErr w:type="spellEnd"/>
+      <w:r>
+        <w:t>. This decentralized approach allows us to manage image storage and delivery independently of Firebase's immediate financial constraints.</w:t>
+      </w:r>
+    </w:p>
+    <w:p/>
+    <w:p>
+      <w:pPr>
         <w:rPr>
           <w:lang w:val="en-US"/>
         </w:rPr>
       </w:pPr>
     </w:p>
     <w:sectPr>
+      <w:footerReference w:type="default" r:id="rId13"/>
+      <w:footerReference w:type="first" r:id="rId14"/>
       <w:pgSz w:w="11900" w:h="16840"/>
       <w:pgMar w:top="1440" w:right="1440" w:bottom="1440" w:left="1440" w:header="708" w:footer="708" w:gutter="0"/>
+      <w:pgNumType w:start="1"/>
       <w:cols w:space="708"/>
+      <w:titlePg/>
       <w:docGrid w:linePitch="360"/>
     </w:sectPr>
   </w:body>
 </w:document>
 </file>
 
+<file path=word/endnotes.xml><?xml version="1.0" encoding="utf-8"?>
+<w:endnotes xmlns:wpc="http://schemas.microsoft.com/office/word/2010/wordprocessingCanvas" xmlns:cx="http://schemas.microsoft.com/office/drawing/2014/chartex" xmlns:cx1="http://schemas.microsoft.com/office/drawing/2015/9/8/chartex" xmlns:cx2="http://schemas.microsoft.com/office/drawing/2015/10/21/chartex" xmlns:cx3="http://schemas.microsoft.com/office/drawing/2016/5/9/chartex" xmlns:cx4="http://schemas.microsoft.com/office/drawing/2016/5/10/chartex" xmlns:cx5="http://schemas.microsoft.com/office/drawing/2016/5/11/chartex" xmlns:cx6="http://schemas.microsoft.com/office/drawing/2016/5/12/chartex" xmlns:cx7="http://schemas.microsoft.com/office/drawing/2016/5/13/chartex" xmlns:cx8="http://schemas.microsoft.com/office/drawing/2016/5/14/chartex" xmlns:mc="http://schemas.openxmlformats.org/markup-compatibility/2006" xmlns:aink="http://schemas.microsoft.com/office/drawing/2016/ink" xmlns:am3d="http://schemas.microsoft.com/office/drawing/2017/model3d" xmlns:o="urn:schemas-microsoft-com:office:office" xmlns:r="http://schemas.openxmlformats.org/officeDocument/2006/relationships" xmlns:m="http://schemas.openxmlformats.org/officeDocument/2006/math" xmlns:v="urn:schemas-microsoft-com:vml" xmlns:wp14="http://schemas.microsoft.com/office/word/2010/wordprocessingDrawing" xmlns:wp="http://schemas.openxmlformats.org/drawingml/2006/wordprocessingDrawing" xmlns:w10="urn:schemas-microsoft-com:office:word" xmlns:w="http://schemas.openxmlformats.org/wordprocessingml/2006/main" xmlns:w14="http://schemas.microsoft.com/office/word/2010/wordml" xmlns:w15="http://schemas.microsoft.com/office/word/2012/wordml" xmlns:w16cex="http://schemas.microsoft.com/office/word/2018/wordml/cex" xmlns:w16cid="http://schemas.microsoft.com/office/word/2016/wordml/cid" xmlns:w16="http://schemas.microsoft.com/office/word/2018/wordml" xmlns:w16sdtdh="http://schemas.microsoft.com/office/word/2020/wordml/sdtdatahash" xmlns:w16se="http://schemas.microsoft.com/office/word/2015/wordml/symex" xmlns:wpg="http://schemas.microsoft.com/office/word/2010/wordprocessingGroup" xmlns:wpi="http://schemas.microsoft.com/office/word/2010/wordprocessingInk" xmlns:wne="http://schemas.microsoft.com/office/word/2006/wordml" xmlns:wps="http://schemas.microsoft.com/office/word/2010/wordprocessingShape" mc:Ignorable="w14 w15 w16se w16cid w16 w16cex w16sdtdh wp14">
+  <w:endnote w:type="separator" w:id="-1">
+    <w:p>
+      <w:r>
+        <w:separator/>
+      </w:r>
+    </w:p>
+  </w:endnote>
+  <w:endnote w:type="continuationSeparator" w:id="0">
+    <w:p>
+      <w:r>
+        <w:continuationSeparator/>
+      </w:r>
+    </w:p>
+  </w:endnote>
+</w:endnotes>
+</file>
+
+<file path=word/footer1.xml><?xml version="1.0" encoding="utf-8"?>
+<w:ftr xmlns:wpc="http://schemas.microsoft.com/office/word/2010/wordprocessingCanvas" xmlns:cx="http://schemas.microsoft.com/office/drawing/2014/chartex" xmlns:cx1="http://schemas.microsoft.com/office/drawing/2015/9/8/chartex" xmlns:cx2="http://schemas.microsoft.com/office/drawing/2015/10/21/chartex" xmlns:cx3="http://schemas.microsoft.com/office/drawing/2016/5/9/chartex" xmlns:cx4="http://schemas.microsoft.com/office/drawing/2016/5/10/chartex" xmlns:cx5="http://schemas.microsoft.com/office/drawing/2016/5/11/chartex" xmlns:cx6="http://schemas.microsoft.com/office/drawing/2016/5/12/chartex" xmlns:cx7="http://schemas.microsoft.com/office/drawing/2016/5/13/chartex" xmlns:cx8="http://schemas.microsoft.com/office/drawing/2016/5/14/chartex" xmlns:mc="http://schemas.openxmlformats.org/markup-compatibility/2006" xmlns:aink="http://schemas.microsoft.com/office/drawing/2016/ink" xmlns:am3d="http://schemas.microsoft.com/office/drawing/2017/model3d" xmlns:o="urn:schemas-microsoft-com:office:office" xmlns:r="http://schemas.openxmlformats.org/officeDocument/2006/relationships" xmlns:m="http://schemas.openxmlformats.org/officeDocument/2006/math" xmlns:v="urn:schemas-microsoft-com:vml" xmlns:wp14="http://schemas.microsoft.com/office/word/2010/wordprocessingDrawing" xmlns:wp="http://schemas.openxmlformats.org/drawingml/2006/wordprocessingDrawing" xmlns:w10="urn:schemas-microsoft-com:office:word" xmlns:w="http://schemas.openxmlformats.org/wordprocessingml/2006/main" xmlns:w14="http://schemas.microsoft.com/office/word/2010/wordml" xmlns:w15="http://schemas.microsoft.com/office/word/2012/wordml" xmlns:w16cex="http://schemas.microsoft.com/office/word/2018/wordml/cex" xmlns:w16cid="http://schemas.microsoft.com/office/word/2016/wordml/cid" xmlns:w16="http://schemas.microsoft.com/office/word/2018/wordml" xmlns:w16sdtdh="http://schemas.microsoft.com/office/word/2020/wordml/sdtdatahash" xmlns:w16se="http://schemas.microsoft.com/office/word/2015/wordml/symex" xmlns:wpg="http://schemas.microsoft.com/office/word/2010/wordprocessingGroup" xmlns:wpi="http://schemas.microsoft.com/office/word/2010/wordprocessingInk" xmlns:wne="http://schemas.microsoft.com/office/word/2006/wordml" xmlns:wps="http://schemas.microsoft.com/office/word/2010/wordprocessingShape" mc:Ignorable="w14 w15 w16se w16cid w16 w16cex w16sdtdh wp14">
+  <w:sdt>
+    <w:sdtPr>
+      <w:id w:val="-1767219425"/>
+      <w:docPartObj>
+        <w:docPartGallery w:val="Page Numbers (Bottom of Page)"/>
+        <w:docPartUnique/>
+      </w:docPartObj>
+    </w:sdtPr>
+    <w:sdtEndPr>
+      <w:rPr>
+        <w:noProof/>
+      </w:rPr>
+    </w:sdtEndPr>
+    <w:sdtContent>
+      <w:p>
+        <w:pPr>
+          <w:pStyle w:val="Footer"/>
+          <w:jc w:val="right"/>
+        </w:pPr>
+        <w:r>
+          <w:fldChar w:fldCharType="begin"/>
+        </w:r>
+        <w:r>
+          <w:instrText xml:space="preserve"> PAGE   \* MERGEFORMAT </w:instrText>
+        </w:r>
+        <w:r>
+          <w:fldChar w:fldCharType="separate"/>
+        </w:r>
+        <w:r>
+          <w:rPr>
+            <w:noProof/>
+          </w:rPr>
+          <w:t>2</w:t>
+        </w:r>
+        <w:r>
+          <w:rPr>
+            <w:noProof/>
+          </w:rPr>
+          <w:fldChar w:fldCharType="end"/>
+        </w:r>
+      </w:p>
+    </w:sdtContent>
+  </w:sdt>
+  <w:p>
+    <w:pPr>
+      <w:pStyle w:val="Footer"/>
+    </w:pPr>
+  </w:p>
+</w:ftr>
+</file>
+
+<file path=word/footer2.xml><?xml version="1.0" encoding="utf-8"?>
+<w:ftr xmlns:wpc="http://schemas.microsoft.com/office/word/2010/wordprocessingCanvas" xmlns:cx="http://schemas.microsoft.com/office/drawing/2014/chartex" xmlns:cx1="http://schemas.microsoft.com/office/drawing/2015/9/8/chartex" xmlns:cx2="http://schemas.microsoft.com/office/drawing/2015/10/21/chartex" xmlns:cx3="http://schemas.microsoft.com/office/drawing/2016/5/9/chartex" xmlns:cx4="http://schemas.microsoft.com/office/drawing/2016/5/10/chartex" xmlns:cx5="http://schemas.microsoft.com/office/drawing/2016/5/11/chartex" xmlns:cx6="http://schemas.microsoft.com/office/drawing/2016/5/12/chartex" xmlns:cx7="http://schemas.microsoft.com/office/drawing/2016/5/13/chartex" xmlns:cx8="http://schemas.microsoft.com/office/drawing/2016/5/14/chartex" xmlns:mc="http://schemas.openxmlformats.org/markup-compatibility/2006" xmlns:aink="http://schemas.microsoft.com/office/drawing/2016/ink" xmlns:am3d="http://schemas.microsoft.com/office/drawing/2017/model3d" xmlns:o="urn:schemas-microsoft-com:office:office" xmlns:r="http://schemas.openxmlformats.org/officeDocument/2006/relationships" xmlns:m="http://schemas.openxmlformats.org/officeDocument/2006/math" xmlns:v="urn:schemas-microsoft-com:vml" xmlns:wp14="http://schemas.microsoft.com/office/word/2010/wordprocessingDrawing" xmlns:wp="http://schemas.openxmlformats.org/drawingml/2006/wordprocessingDrawing" xmlns:w10="urn:schemas-microsoft-com:office:word" xmlns:w="http://schemas.openxmlformats.org/wordprocessingml/2006/main" xmlns:w14="http://schemas.microsoft.com/office/word/2010/wordml" xmlns:w15="http://schemas.microsoft.com/office/word/2012/wordml" xmlns:w16cex="http://schemas.microsoft.com/office/word/2018/wordml/cex" xmlns:w16cid="http://schemas.microsoft.com/office/word/2016/wordml/cid" xmlns:w16="http://schemas.microsoft.com/office/word/2018/wordml" xmlns:w16sdtdh="http://schemas.microsoft.com/office/word/2020/wordml/sdtdatahash" xmlns:w16se="http://schemas.microsoft.com/office/word/2015/wordml/symex" xmlns:wpg="http://schemas.microsoft.com/office/word/2010/wordprocessingGroup" xmlns:wpi="http://schemas.microsoft.com/office/word/2010/wordprocessingInk" xmlns:wne="http://schemas.microsoft.com/office/word/2006/wordml" xmlns:wps="http://schemas.microsoft.com/office/word/2010/wordprocessingShape" mc:Ignorable="w14 w15 w16se w16cid w16 w16cex w16sdtdh wp14">
+  <w:sdt>
+    <w:sdtPr>
+      <w:id w:val="-383260592"/>
+      <w:docPartObj>
+        <w:docPartGallery w:val="Page Numbers (Bottom of Page)"/>
+        <w:docPartUnique/>
+      </w:docPartObj>
+    </w:sdtPr>
+    <w:sdtEndPr>
+      <w:rPr>
+        <w:noProof/>
+      </w:rPr>
+    </w:sdtEndPr>
+    <w:sdtContent>
+      <w:p>
+        <w:pPr>
+          <w:pStyle w:val="Footer"/>
+          <w:jc w:val="right"/>
+        </w:pPr>
+        <w:r>
+          <w:fldChar w:fldCharType="begin"/>
+        </w:r>
+        <w:r>
+          <w:instrText xml:space="preserve"> PAGE   \* MERGEFORMAT </w:instrText>
+        </w:r>
+        <w:r>
+          <w:fldChar w:fldCharType="separate"/>
+        </w:r>
+        <w:r>
+          <w:rPr>
+            <w:noProof/>
+          </w:rPr>
+          <w:t>2</w:t>
+        </w:r>
+        <w:r>
+          <w:rPr>
+            <w:noProof/>
+          </w:rPr>
+          <w:fldChar w:fldCharType="end"/>
+        </w:r>
+      </w:p>
+    </w:sdtContent>
+  </w:sdt>
+  <w:p>
+    <w:pPr>
+      <w:pStyle w:val="Footer"/>
+    </w:pPr>
+  </w:p>
+</w:ftr>
+</file>
+
+<file path=word/footnotes.xml><?xml version="1.0" encoding="utf-8"?>
+<w:footnotes xmlns:wpc="http://schemas.microsoft.com/office/word/2010/wordprocessingCanvas" xmlns:cx="http://schemas.microsoft.com/office/drawing/2014/chartex" xmlns:cx1="http://schemas.microsoft.com/office/drawing/2015/9/8/chartex" xmlns:cx2="http://schemas.microsoft.com/office/drawing/2015/10/21/chartex" xmlns:cx3="http://schemas.microsoft.com/office/drawing/2016/5/9/chartex" xmlns:cx4="http://schemas.microsoft.com/office/drawing/2016/5/10/chartex" xmlns:cx5="http://schemas.microsoft.com/office/drawing/2016/5/11/chartex" xmlns:cx6="http://schemas.microsoft.com/office/drawing/2016/5/12/chartex" xmlns:cx7="http://schemas.microsoft.com/office/drawing/2016/5/13/chartex" xmlns:cx8="http://schemas.microsoft.com/office/drawing/2016/5/14/chartex" xmlns:mc="http://schemas.openxmlformats.org/markup-compatibility/2006" xmlns:aink="http://schemas.microsoft.com/office/drawing/2016/ink" xmlns:am3d="http://schemas.microsoft.com/office/drawing/2017/model3d" xmlns:o="urn:schemas-microsoft-com:office:office" xmlns:r="http://schemas.openxmlformats.org/officeDocument/2006/relationships" xmlns:m="http://schemas.openxmlformats.org/officeDocument/2006/math" xmlns:v="urn:schemas-microsoft-com:vml" xmlns:wp14="http://schemas.microsoft.com/office/word/2010/wordprocessingDrawing" xmlns:wp="http://schemas.openxmlformats.org/drawingml/2006/wordprocessingDrawing" xmlns:w10="urn:schemas-microsoft-com:office:word" xmlns:w="http://schemas.openxmlformats.org/wordprocessingml/2006/main" xmlns:w14="http://schemas.microsoft.com/office/word/2010/wordml" xmlns:w15="http://schemas.microsoft.com/office/word/2012/wordml" xmlns:w16cex="http://schemas.microsoft.com/office/word/2018/wordml/cex" xmlns:w16cid="http://schemas.microsoft.com/office/word/2016/wordml/cid" xmlns:w16="http://schemas.microsoft.com/office/word/2018/wordml" xmlns:w16sdtdh="http://schemas.microsoft.com/office/word/2020/wordml/sdtdatahash" xmlns:w16se="http://schemas.microsoft.com/office/word/2015/wordml/symex" xmlns:wpg="http://schemas.microsoft.com/office/word/2010/wordprocessingGroup" xmlns:wpi="http://schemas.microsoft.com/office/word/2010/wordprocessingInk" xmlns:wne="http://schemas.microsoft.com/office/word/2006/wordml" xmlns:wps="http://schemas.microsoft.com/office/word/2010/wordprocessingShape" mc:Ignorable="w14 w15 w16se w16cid w16 w16cex w16sdtdh wp14">
+  <w:footnote w:type="separator" w:id="-1">
+    <w:p>
+      <w:r>
+        <w:separator/>
+      </w:r>
+    </w:p>
+  </w:footnote>
+  <w:footnote w:type="continuationSeparator" w:id="0">
+    <w:p>
+      <w:r>
+        <w:continuationSeparator/>
+      </w:r>
+    </w:p>
+  </w:footnote>
+</w:footnotes>
+</file>
+
 <file path=word/numbering.xml><?xml version="1.0" encoding="utf-8"?>
-<w:numbering xmlns:wpc="http://schemas.microsoft.com/office/word/2010/wordprocessingCanvas" xmlns:cx="http://schemas.microsoft.com/office/drawing/2014/chartex" xmlns:cx1="http://schemas.microsoft.com/office/drawing/2015/9/8/chartex" xmlns:cx2="http://schemas.microsoft.com/office/drawing/2015/10/21/chartex" xmlns:cx3="http://schemas.microsoft.com/office/drawing/2016/5/9/chartex" xmlns:cx4="http://schemas.microsoft.com/office/drawing/2016/5/10/chartex" xmlns:cx5="http://schemas.microsoft.com/office/drawing/2016/5/11/chartex" xmlns:cx6="http://schemas.microsoft.com/office/drawing/2016/5/12/chartex" xmlns:cx7="http://schemas.microsoft.com/office/drawing/2016/5/13/chartex" xmlns:cx8="http://schemas.microsoft.com/office/drawing/2016/5/14/chartex" xmlns:mc="http://schemas.openxmlformats.org/markup-compatibility/2006" xmlns:aink="http://schemas.microsoft.com/office/drawing/2016/ink" xmlns:am3d="http://schemas.microsoft.com/office/drawing/2017/model3d" xmlns:o="urn:schemas-microsoft-com:office:office" xmlns:r="http://schemas.openxmlformats.org/officeDocument/2006/relationships" xmlns:m="http://schemas.openxmlformats.org/officeDocument/2006/math" xmlns:v="urn:schemas-microsoft-com:vml" xmlns:wp14="http://schemas.microsoft.com/office/word/2010/wordprocessingDrawing" xmlns:wp="http://schemas.openxmlformats.org/drawingml/2006/wordprocessingDrawing" xmlns:w10="urn:schemas-microsoft-com:office:word" xmlns:w="http://schemas.openxmlformats.org/wordprocessingml/2006/main" xmlns:w14="http://schemas.microsoft.com/office/word/2010/wordml" xmlns:w15="http://schemas.microsoft.com/office/word/2012/wordml" xmlns:w16cid="http://schemas.microsoft.com/office/word/2016/wordml/cid" xmlns:w16se="http://schemas.microsoft.com/office/word/2015/wordml/symex" xmlns:wpg="http://schemas.microsoft.com/office/word/2010/wordprocessingGroup" xmlns:wpi="http://schemas.microsoft.com/office/word/2010/wordprocessingInk" xmlns:wne="http://schemas.microsoft.com/office/word/2006/wordml" xmlns:wps="http://schemas.microsoft.com/office/word/2010/wordprocessingShape" mc:Ignorable="w14 w15 w16se w16cid wp14">
+<w:numbering xmlns:wpc="http://schemas.microsoft.com/office/word/2010/wordprocessingCanvas" xmlns:cx="http://schemas.microsoft.com/office/drawing/2014/chartex" xmlns:cx1="http://schemas.microsoft.com/office/drawing/2015/9/8/chartex" xmlns:cx2="http://schemas.microsoft.com/office/drawing/2015/10/21/chartex" xmlns:cx3="http://schemas.microsoft.com/office/drawing/2016/5/9/chartex" xmlns:cx4="http://schemas.microsoft.com/office/drawing/2016/5/10/chartex" xmlns:cx5="http://schemas.microsoft.com/office/drawing/2016/5/11/chartex" xmlns:cx6="http://schemas.microsoft.com/office/drawing/2016/5/12/chartex" xmlns:cx7="http://schemas.microsoft.com/office/drawing/2016/5/13/chartex" xmlns:cx8="http://schemas.microsoft.com/office/drawing/2016/5/14/chartex" xmlns:mc="http://schemas.openxmlformats.org/markup-compatibility/2006" xmlns:aink="http://schemas.microsoft.com/office/drawing/2016/ink" xmlns:am3d="http://schemas.microsoft.com/office/drawing/2017/model3d" xmlns:o="urn:schemas-microsoft-com:office:office" xmlns:r="http://schemas.openxmlformats.org/officeDocument/2006/relationships" xmlns:m="http://schemas.openxmlformats.org/officeDocument/2006/math" xmlns:v="urn:schemas-microsoft-com:vml" xmlns:wp14="http://schemas.microsoft.com/office/word/2010/wordprocessingDrawing" xmlns:wp="http://schemas.openxmlformats.org/drawingml/2006/wordprocessingDrawing" xmlns:w10="urn:schemas-microsoft-com:office:word" xmlns:w="http://schemas.openxmlformats.org/wordprocessingml/2006/main" xmlns:w14="http://schemas.microsoft.com/office/word/2010/wordml" xmlns:w15="http://schemas.microsoft.com/office/word/2012/wordml" xmlns:w16cex="http://schemas.microsoft.com/office/word/2018/wordml/cex" xmlns:w16cid="http://schemas.microsoft.com/office/word/2016/wordml/cid" xmlns:w16="http://schemas.microsoft.com/office/word/2018/wordml" xmlns:w16sdtdh="http://schemas.microsoft.com/office/word/2020/wordml/sdtdatahash" xmlns:w16se="http://schemas.microsoft.com/office/word/2015/wordml/symex" xmlns:wpg="http://schemas.microsoft.com/office/word/2010/wordprocessingGroup" xmlns:wpi="http://schemas.microsoft.com/office/word/2010/wordprocessingInk" xmlns:wne="http://schemas.microsoft.com/office/word/2006/wordml" xmlns:wps="http://schemas.microsoft.com/office/word/2010/wordprocessingShape" mc:Ignorable="w14 w15 w16se w16cid w16 w16cex w16sdtdh wp14">
   <w:abstractNum w:abstractNumId="0" w15:restartNumberingAfterBreak="0">
+    <w:nsid w:val="04F9736E"/>
+    <w:multiLevelType w:val="hybridMultilevel"/>
+    <w:tmpl w:val="F11C898A"/>
+    <w:lvl w:ilvl="0" w:tplc="08090001">
+      <w:start w:val="1"/>
+      <w:numFmt w:val="bullet"/>
+      <w:lvlText w:val=""/>
+      <w:lvlJc w:val="left"/>
+      <w:pPr>
+        <w:ind w:left="720" w:hanging="360"/>
+      </w:pPr>
+      <w:rPr>
+        <w:rFonts w:ascii="Symbol" w:hAnsi="Symbol" w:hint="default"/>
+      </w:rPr>
+    </w:lvl>
+    <w:lvl w:ilvl="1" w:tplc="08090003" w:tentative="1">
+      <w:start w:val="1"/>
+      <w:numFmt w:val="bullet"/>
+      <w:lvlText w:val="o"/>
+      <w:lvlJc w:val="left"/>
+      <w:pPr>
+        <w:ind w:left="1440" w:hanging="360"/>
+      </w:pPr>
+      <w:rPr>
+        <w:rFonts w:ascii="Courier New" w:hAnsi="Courier New" w:cs="Courier New" w:hint="default"/>
+      </w:rPr>
+    </w:lvl>
+    <w:lvl w:ilvl="2" w:tplc="08090005" w:tentative="1">
+      <w:start w:val="1"/>
+      <w:numFmt w:val="bullet"/>
+      <w:lvlText w:val=""/>
+      <w:lvlJc w:val="left"/>
+      <w:pPr>
+        <w:ind w:left="2160" w:hanging="360"/>
+      </w:pPr>
+      <w:rPr>
+        <w:rFonts w:ascii="Wingdings" w:hAnsi="Wingdings" w:hint="default"/>
+      </w:rPr>
+    </w:lvl>
+    <w:lvl w:ilvl="3" w:tplc="08090001" w:tentative="1">
+      <w:start w:val="1"/>
+      <w:numFmt w:val="bullet"/>
+      <w:lvlText w:val=""/>
+      <w:lvlJc w:val="left"/>
+      <w:pPr>
+        <w:ind w:left="2880" w:hanging="360"/>
+      </w:pPr>
+      <w:rPr>
+        <w:rFonts w:ascii="Symbol" w:hAnsi="Symbol" w:hint="default"/>
+      </w:rPr>
+    </w:lvl>
+    <w:lvl w:ilvl="4" w:tplc="08090003" w:tentative="1">
+      <w:start w:val="1"/>
+      <w:numFmt w:val="bullet"/>
+      <w:lvlText w:val="o"/>
+      <w:lvlJc w:val="left"/>
+      <w:pPr>
+        <w:ind w:left="3600" w:hanging="360"/>
+      </w:pPr>
+      <w:rPr>
+        <w:rFonts w:ascii="Courier New" w:hAnsi="Courier New" w:cs="Courier New" w:hint="default"/>
+      </w:rPr>
+    </w:lvl>
+    <w:lvl w:ilvl="5" w:tplc="08090005" w:tentative="1">
+      <w:start w:val="1"/>
+      <w:numFmt w:val="bullet"/>
+      <w:lvlText w:val=""/>
+      <w:lvlJc w:val="left"/>
+      <w:pPr>
+        <w:ind w:left="4320" w:hanging="360"/>
+      </w:pPr>
+      <w:rPr>
+        <w:rFonts w:ascii="Wingdings" w:hAnsi="Wingdings" w:hint="default"/>
+      </w:rPr>
+    </w:lvl>
+    <w:lvl w:ilvl="6" w:tplc="08090001" w:tentative="1">
+      <w:start w:val="1"/>
+      <w:numFmt w:val="bullet"/>
+      <w:lvlText w:val=""/>
+      <w:lvlJc w:val="left"/>
+      <w:pPr>
+        <w:ind w:left="5040" w:hanging="360"/>
+      </w:pPr>
+      <w:rPr>
+        <w:rFonts w:ascii="Symbol" w:hAnsi="Symbol" w:hint="default"/>
+      </w:rPr>
+    </w:lvl>
+    <w:lvl w:ilvl="7" w:tplc="08090003" w:tentative="1">
+      <w:start w:val="1"/>
+      <w:numFmt w:val="bullet"/>
+      <w:lvlText w:val="o"/>
+      <w:lvlJc w:val="left"/>
+      <w:pPr>
+        <w:ind w:left="5760" w:hanging="360"/>
+      </w:pPr>
+      <w:rPr>
+        <w:rFonts w:ascii="Courier New" w:hAnsi="Courier New" w:cs="Courier New" w:hint="default"/>
+      </w:rPr>
+    </w:lvl>
+    <w:lvl w:ilvl="8" w:tplc="08090005" w:tentative="1">
+      <w:start w:val="1"/>
+      <w:numFmt w:val="bullet"/>
+      <w:lvlText w:val=""/>
+      <w:lvlJc w:val="left"/>
+      <w:pPr>
+        <w:ind w:left="6480" w:hanging="360"/>
+      </w:pPr>
+      <w:rPr>
+        <w:rFonts w:ascii="Wingdings" w:hAnsi="Wingdings" w:hint="default"/>
+      </w:rPr>
+    </w:lvl>
+  </w:abstractNum>
+  <w:abstractNum w:abstractNumId="1" w15:restartNumberingAfterBreak="0">
     <w:nsid w:val="07600B59"/>
     <w:multiLevelType w:val="hybridMultilevel"/>
     <w:tmpl w:val="24AE9464"/>
@@ -2630,7 +5798,7 @@
       </w:rPr>
     </w:lvl>
   </w:abstractNum>
-  <w:abstractNum w:abstractNumId="1" w15:restartNumberingAfterBreak="0">
+  <w:abstractNum w:abstractNumId="2" w15:restartNumberingAfterBreak="0">
     <w:nsid w:val="0D093E9A"/>
     <w:multiLevelType w:val="hybridMultilevel"/>
     <w:tmpl w:val="BB90175C"/>
@@ -2743,7 +5911,7 @@
       </w:rPr>
     </w:lvl>
   </w:abstractNum>
-  <w:abstractNum w:abstractNumId="2" w15:restartNumberingAfterBreak="0">
+  <w:abstractNum w:abstractNumId="3" w15:restartNumberingAfterBreak="0">
     <w:nsid w:val="32FB17BC"/>
     <w:multiLevelType w:val="multilevel"/>
     <w:tmpl w:val="89EEEE52"/>
@@ -2856,7 +6024,7 @@
       </w:rPr>
     </w:lvl>
   </w:abstractNum>
-  <w:abstractNum w:abstractNumId="3" w15:restartNumberingAfterBreak="0">
+  <w:abstractNum w:abstractNumId="4" w15:restartNumberingAfterBreak="0">
     <w:nsid w:val="3A5C2AAE"/>
     <w:multiLevelType w:val="hybridMultilevel"/>
     <w:tmpl w:val="23143DEE"/>
@@ -2969,7 +6137,7 @@
       </w:rPr>
     </w:lvl>
   </w:abstractNum>
-  <w:abstractNum w:abstractNumId="4" w15:restartNumberingAfterBreak="0">
+  <w:abstractNum w:abstractNumId="5" w15:restartNumberingAfterBreak="0">
     <w:nsid w:val="3B5D1724"/>
     <w:multiLevelType w:val="hybridMultilevel"/>
     <w:tmpl w:val="0CE4D978"/>
@@ -3082,7 +6250,93 @@
       </w:rPr>
     </w:lvl>
   </w:abstractNum>
-  <w:abstractNum w:abstractNumId="5" w15:restartNumberingAfterBreak="0">
+  <w:abstractNum w:abstractNumId="6" w15:restartNumberingAfterBreak="0">
+    <w:nsid w:val="3F864336"/>
+    <w:multiLevelType w:val="hybridMultilevel"/>
+    <w:tmpl w:val="7CCE5D56"/>
+    <w:lvl w:ilvl="0" w:tplc="0809000F">
+      <w:start w:val="1"/>
+      <w:numFmt w:val="decimal"/>
+      <w:lvlText w:val="%1."/>
+      <w:lvlJc w:val="left"/>
+      <w:pPr>
+        <w:ind w:left="720" w:hanging="360"/>
+      </w:pPr>
+    </w:lvl>
+    <w:lvl w:ilvl="1" w:tplc="08090019" w:tentative="1">
+      <w:start w:val="1"/>
+      <w:numFmt w:val="lowerLetter"/>
+      <w:lvlText w:val="%2."/>
+      <w:lvlJc w:val="left"/>
+      <w:pPr>
+        <w:ind w:left="1440" w:hanging="360"/>
+      </w:pPr>
+    </w:lvl>
+    <w:lvl w:ilvl="2" w:tplc="0809001B" w:tentative="1">
+      <w:start w:val="1"/>
+      <w:numFmt w:val="lowerRoman"/>
+      <w:lvlText w:val="%3."/>
+      <w:lvlJc w:val="right"/>
+      <w:pPr>
+        <w:ind w:left="2160" w:hanging="180"/>
+      </w:pPr>
+    </w:lvl>
+    <w:lvl w:ilvl="3" w:tplc="0809000F" w:tentative="1">
+      <w:start w:val="1"/>
+      <w:numFmt w:val="decimal"/>
+      <w:lvlText w:val="%4."/>
+      <w:lvlJc w:val="left"/>
+      <w:pPr>
+        <w:ind w:left="2880" w:hanging="360"/>
+      </w:pPr>
+    </w:lvl>
+    <w:lvl w:ilvl="4" w:tplc="08090019" w:tentative="1">
+      <w:start w:val="1"/>
+      <w:numFmt w:val="lowerLetter"/>
+      <w:lvlText w:val="%5."/>
+      <w:lvlJc w:val="left"/>
+      <w:pPr>
+        <w:ind w:left="3600" w:hanging="360"/>
+      </w:pPr>
+    </w:lvl>
+    <w:lvl w:ilvl="5" w:tplc="0809001B" w:tentative="1">
+      <w:start w:val="1"/>
+      <w:numFmt w:val="lowerRoman"/>
+      <w:lvlText w:val="%6."/>
+      <w:lvlJc w:val="right"/>
+      <w:pPr>
+        <w:ind w:left="4320" w:hanging="180"/>
+      </w:pPr>
+    </w:lvl>
+    <w:lvl w:ilvl="6" w:tplc="0809000F" w:tentative="1">
+      <w:start w:val="1"/>
+      <w:numFmt w:val="decimal"/>
+      <w:lvlText w:val="%7."/>
+      <w:lvlJc w:val="left"/>
+      <w:pPr>
+        <w:ind w:left="5040" w:hanging="360"/>
+      </w:pPr>
+    </w:lvl>
+    <w:lvl w:ilvl="7" w:tplc="08090019" w:tentative="1">
+      <w:start w:val="1"/>
+      <w:numFmt w:val="lowerLetter"/>
+      <w:lvlText w:val="%8."/>
+      <w:lvlJc w:val="left"/>
+      <w:pPr>
+        <w:ind w:left="5760" w:hanging="360"/>
+      </w:pPr>
+    </w:lvl>
+    <w:lvl w:ilvl="8" w:tplc="0809001B" w:tentative="1">
+      <w:start w:val="1"/>
+      <w:numFmt w:val="lowerRoman"/>
+      <w:lvlText w:val="%9."/>
+      <w:lvlJc w:val="right"/>
+      <w:pPr>
+        <w:ind w:left="6480" w:hanging="180"/>
+      </w:pPr>
+    </w:lvl>
+  </w:abstractNum>
+  <w:abstractNum w:abstractNumId="7" w15:restartNumberingAfterBreak="0">
     <w:nsid w:val="5BD015E4"/>
     <w:multiLevelType w:val="hybridMultilevel"/>
     <w:tmpl w:val="F642E738"/>
@@ -3195,7 +6449,7 @@
       </w:rPr>
     </w:lvl>
   </w:abstractNum>
-  <w:abstractNum w:abstractNumId="6" w15:restartNumberingAfterBreak="0">
+  <w:abstractNum w:abstractNumId="8" w15:restartNumberingAfterBreak="0">
     <w:nsid w:val="5C7F3F22"/>
     <w:multiLevelType w:val="hybridMultilevel"/>
     <w:tmpl w:val="704ECE46"/>
@@ -3309,31 +6563,37 @@
     </w:lvl>
   </w:abstractNum>
   <w:num w:numId="1">
+    <w:abstractNumId w:val="4"/>
+  </w:num>
+  <w:num w:numId="2">
+    <w:abstractNumId w:val="2"/>
+  </w:num>
+  <w:num w:numId="3">
+    <w:abstractNumId w:val="8"/>
+  </w:num>
+  <w:num w:numId="4">
+    <w:abstractNumId w:val="7"/>
+  </w:num>
+  <w:num w:numId="5">
+    <w:abstractNumId w:val="1"/>
+  </w:num>
+  <w:num w:numId="6">
     <w:abstractNumId w:val="3"/>
   </w:num>
-  <w:num w:numId="2">
-    <w:abstractNumId w:val="1"/>
-  </w:num>
-  <w:num w:numId="3">
-    <w:abstractNumId w:val="6"/>
-  </w:num>
-  <w:num w:numId="4">
+  <w:num w:numId="7">
     <w:abstractNumId w:val="5"/>
   </w:num>
-  <w:num w:numId="5">
+  <w:num w:numId="8">
     <w:abstractNumId w:val="0"/>
   </w:num>
-  <w:num w:numId="6">
-    <w:abstractNumId w:val="2"/>
-  </w:num>
-  <w:num w:numId="7">
-    <w:abstractNumId w:val="4"/>
+  <w:num w:numId="9">
+    <w:abstractNumId w:val="6"/>
   </w:num>
 </w:numbering>
 </file>
 
 <file path=word/styles.xml><?xml version="1.0" encoding="utf-8"?>
-<w:styles xmlns:mc="http://schemas.openxmlformats.org/markup-compatibility/2006" xmlns:r="http://schemas.openxmlformats.org/officeDocument/2006/relationships" xmlns:w="http://schemas.openxmlformats.org/wordprocessingml/2006/main" xmlns:w14="http://schemas.microsoft.com/office/word/2010/wordml" xmlns:w15="http://schemas.microsoft.com/office/word/2012/wordml" xmlns:w16cid="http://schemas.microsoft.com/office/word/2016/wordml/cid" xmlns:w16se="http://schemas.microsoft.com/office/word/2015/wordml/symex" mc:Ignorable="w14 w15 w16se w16cid">
+<w:styles xmlns:mc="http://schemas.openxmlformats.org/markup-compatibility/2006" xmlns:r="http://schemas.openxmlformats.org/officeDocument/2006/relationships" xmlns:w="http://schemas.openxmlformats.org/wordprocessingml/2006/main" xmlns:w14="http://schemas.microsoft.com/office/word/2010/wordml" xmlns:w15="http://schemas.microsoft.com/office/word/2012/wordml" xmlns:w16cex="http://schemas.microsoft.com/office/word/2018/wordml/cex" xmlns:w16cid="http://schemas.microsoft.com/office/word/2016/wordml/cid" xmlns:w16="http://schemas.microsoft.com/office/word/2018/wordml" xmlns:w16sdtdh="http://schemas.microsoft.com/office/word/2020/wordml/sdtdatahash" xmlns:w16se="http://schemas.microsoft.com/office/word/2015/wordml/symex" mc:Ignorable="w14 w15 w16se w16cid w16 w16cex w16sdtdh">
   <w:docDefaults>
     <w:rPrDefault>
       <w:rPr>
@@ -3345,7 +6605,7 @@
     </w:rPrDefault>
     <w:pPrDefault/>
   </w:docDefaults>
-  <w:latentStyles w:defLockedState="0" w:defUIPriority="99" w:defSemiHidden="0" w:defUnhideWhenUsed="0" w:defQFormat="0" w:count="375">
+  <w:latentStyles w:defLockedState="0" w:defUIPriority="99" w:defSemiHidden="0" w:defUnhideWhenUsed="0" w:defQFormat="0" w:count="376">
     <w:lsdException w:name="Normal" w:uiPriority="0" w:qFormat="1"/>
     <w:lsdException w:name="heading 1" w:uiPriority="9" w:qFormat="1"/>
     <w:lsdException w:name="heading 2" w:semiHidden="1" w:uiPriority="9" w:unhideWhenUsed="1" w:qFormat="1"/>
@@ -3721,6 +6981,7 @@
     <w:lsdException w:name="Smart Hyperlink" w:semiHidden="1" w:unhideWhenUsed="1"/>
     <w:lsdException w:name="Hashtag" w:semiHidden="1" w:unhideWhenUsed="1"/>
     <w:lsdException w:name="Unresolved Mention" w:semiHidden="1" w:unhideWhenUsed="1"/>
+    <w:lsdException w:name="Smart Link" w:semiHidden="1" w:unhideWhenUsed="1"/>
   </w:latentStyles>
   <w:style w:type="paragraph" w:default="1" w:styleId="Normal">
     <w:name w:val="Normal"/>
@@ -3787,6 +7048,28 @@
     <w:rPr>
       <w:rFonts w:asciiTheme="majorHAnsi" w:eastAsiaTheme="majorEastAsia" w:hAnsiTheme="majorHAnsi" w:cstheme="majorBidi"/>
       <w:color w:val="1F3763" w:themeColor="accent1" w:themeShade="7F"/>
+    </w:rPr>
+  </w:style>
+  <w:style w:type="paragraph" w:styleId="Heading4">
+    <w:name w:val="heading 4"/>
+    <w:basedOn w:val="Normal"/>
+    <w:next w:val="Normal"/>
+    <w:link w:val="Heading4Char"/>
+    <w:uiPriority w:val="9"/>
+    <w:unhideWhenUsed/>
+    <w:qFormat/>
+    <w:rsid w:val="008F2880"/>
+    <w:pPr>
+      <w:keepNext/>
+      <w:keepLines/>
+      <w:spacing w:before="40"/>
+      <w:outlineLvl w:val="3"/>
+    </w:pPr>
+    <w:rPr>
+      <w:rFonts w:asciiTheme="majorHAnsi" w:eastAsiaTheme="majorEastAsia" w:hAnsiTheme="majorHAnsi" w:cstheme="majorBidi"/>
+      <w:i/>
+      <w:iCs/>
+      <w:color w:val="2F5496" w:themeColor="accent1" w:themeShade="BF"/>
     </w:rPr>
   </w:style>
   <w:style w:type="character" w:default="1" w:styleId="DefaultParagraphFont">
@@ -3986,6 +7269,175 @@
       <w:sz w:val="18"/>
       <w:szCs w:val="18"/>
     </w:rPr>
+  </w:style>
+  <w:style w:type="character" w:styleId="HTMLCode">
+    <w:name w:val="HTML Code"/>
+    <w:basedOn w:val="DefaultParagraphFont"/>
+    <w:uiPriority w:val="99"/>
+    <w:semiHidden/>
+    <w:unhideWhenUsed/>
+    <w:rsid w:val="00CF61A9"/>
+    <w:rPr>
+      <w:rFonts w:ascii="Courier New" w:eastAsia="Times New Roman" w:hAnsi="Courier New" w:cs="Courier New"/>
+      <w:sz w:val="20"/>
+      <w:szCs w:val="20"/>
+    </w:rPr>
+  </w:style>
+  <w:style w:type="paragraph" w:styleId="TOC1">
+    <w:name w:val="toc 1"/>
+    <w:basedOn w:val="Normal"/>
+    <w:next w:val="Normal"/>
+    <w:autoRedefine/>
+    <w:uiPriority w:val="39"/>
+    <w:unhideWhenUsed/>
+    <w:rsid w:val="00AB0BE6"/>
+    <w:pPr>
+      <w:spacing w:after="100"/>
+    </w:pPr>
+  </w:style>
+  <w:style w:type="paragraph" w:styleId="TOC2">
+    <w:name w:val="toc 2"/>
+    <w:basedOn w:val="Normal"/>
+    <w:next w:val="Normal"/>
+    <w:autoRedefine/>
+    <w:uiPriority w:val="39"/>
+    <w:unhideWhenUsed/>
+    <w:rsid w:val="00AB0BE6"/>
+    <w:pPr>
+      <w:spacing w:after="100"/>
+      <w:ind w:left="240"/>
+    </w:pPr>
+  </w:style>
+  <w:style w:type="paragraph" w:styleId="TOC3">
+    <w:name w:val="toc 3"/>
+    <w:basedOn w:val="Normal"/>
+    <w:next w:val="Normal"/>
+    <w:autoRedefine/>
+    <w:uiPriority w:val="39"/>
+    <w:unhideWhenUsed/>
+    <w:rsid w:val="00AB0BE6"/>
+    <w:pPr>
+      <w:spacing w:after="100"/>
+      <w:ind w:left="480"/>
+    </w:pPr>
+  </w:style>
+  <w:style w:type="paragraph" w:customStyle="1" w:styleId="Head1">
+    <w:name w:val="Head 1"/>
+    <w:basedOn w:val="Heading1"/>
+    <w:link w:val="Head1Char"/>
+    <w:qFormat/>
+    <w:rsid w:val="00AB0BE6"/>
+    <w:rPr>
+      <w:sz w:val="40"/>
+      <w:szCs w:val="40"/>
+      <w:u w:val="single"/>
+      <w:lang w:val="en-US"/>
+    </w:rPr>
+  </w:style>
+  <w:style w:type="paragraph" w:styleId="Subtitle">
+    <w:name w:val="Subtitle"/>
+    <w:basedOn w:val="Normal"/>
+    <w:next w:val="Normal"/>
+    <w:link w:val="SubtitleChar"/>
+    <w:uiPriority w:val="11"/>
+    <w:qFormat/>
+    <w:rsid w:val="008F2880"/>
+    <w:pPr>
+      <w:numPr>
+        <w:ilvl w:val="1"/>
+      </w:numPr>
+      <w:spacing w:after="160"/>
+    </w:pPr>
+    <w:rPr>
+      <w:rFonts w:eastAsiaTheme="minorEastAsia"/>
+      <w:color w:val="5A5A5A" w:themeColor="text1" w:themeTint="A5"/>
+      <w:spacing w:val="15"/>
+      <w:sz w:val="22"/>
+      <w:szCs w:val="22"/>
+    </w:rPr>
+  </w:style>
+  <w:style w:type="character" w:customStyle="1" w:styleId="Head1Char">
+    <w:name w:val="Head 1 Char"/>
+    <w:basedOn w:val="Heading1Char"/>
+    <w:link w:val="Head1"/>
+    <w:rsid w:val="00AB0BE6"/>
+    <w:rPr>
+      <w:rFonts w:asciiTheme="majorHAnsi" w:eastAsiaTheme="majorEastAsia" w:hAnsiTheme="majorHAnsi" w:cstheme="majorBidi"/>
+      <w:color w:val="2F5496" w:themeColor="accent1" w:themeShade="BF"/>
+      <w:sz w:val="40"/>
+      <w:szCs w:val="40"/>
+      <w:u w:val="single"/>
+      <w:lang w:val="en-US"/>
+    </w:rPr>
+  </w:style>
+  <w:style w:type="character" w:customStyle="1" w:styleId="SubtitleChar">
+    <w:name w:val="Subtitle Char"/>
+    <w:basedOn w:val="DefaultParagraphFont"/>
+    <w:link w:val="Subtitle"/>
+    <w:uiPriority w:val="11"/>
+    <w:rsid w:val="008F2880"/>
+    <w:rPr>
+      <w:rFonts w:eastAsiaTheme="minorEastAsia"/>
+      <w:color w:val="5A5A5A" w:themeColor="text1" w:themeTint="A5"/>
+      <w:spacing w:val="15"/>
+      <w:sz w:val="22"/>
+      <w:szCs w:val="22"/>
+    </w:rPr>
+  </w:style>
+  <w:style w:type="character" w:customStyle="1" w:styleId="Heading4Char">
+    <w:name w:val="Heading 4 Char"/>
+    <w:basedOn w:val="DefaultParagraphFont"/>
+    <w:link w:val="Heading4"/>
+    <w:uiPriority w:val="9"/>
+    <w:rsid w:val="008F2880"/>
+    <w:rPr>
+      <w:rFonts w:asciiTheme="majorHAnsi" w:eastAsiaTheme="majorEastAsia" w:hAnsiTheme="majorHAnsi" w:cstheme="majorBidi"/>
+      <w:i/>
+      <w:iCs/>
+      <w:color w:val="2F5496" w:themeColor="accent1" w:themeShade="BF"/>
+    </w:rPr>
+  </w:style>
+  <w:style w:type="paragraph" w:styleId="Header">
+    <w:name w:val="header"/>
+    <w:basedOn w:val="Normal"/>
+    <w:link w:val="HeaderChar"/>
+    <w:uiPriority w:val="99"/>
+    <w:unhideWhenUsed/>
+    <w:rsid w:val="00A50650"/>
+    <w:pPr>
+      <w:tabs>
+        <w:tab w:val="center" w:pos="4513"/>
+        <w:tab w:val="right" w:pos="9026"/>
+      </w:tabs>
+    </w:pPr>
+  </w:style>
+  <w:style w:type="character" w:customStyle="1" w:styleId="HeaderChar">
+    <w:name w:val="Header Char"/>
+    <w:basedOn w:val="DefaultParagraphFont"/>
+    <w:link w:val="Header"/>
+    <w:uiPriority w:val="99"/>
+    <w:rsid w:val="00A50650"/>
+  </w:style>
+  <w:style w:type="paragraph" w:styleId="Footer">
+    <w:name w:val="footer"/>
+    <w:basedOn w:val="Normal"/>
+    <w:link w:val="FooterChar"/>
+    <w:uiPriority w:val="99"/>
+    <w:unhideWhenUsed/>
+    <w:rsid w:val="00A50650"/>
+    <w:pPr>
+      <w:tabs>
+        <w:tab w:val="center" w:pos="4513"/>
+        <w:tab w:val="right" w:pos="9026"/>
+      </w:tabs>
+    </w:pPr>
+  </w:style>
+  <w:style w:type="character" w:customStyle="1" w:styleId="FooterChar">
+    <w:name w:val="Footer Char"/>
+    <w:basedOn w:val="DefaultParagraphFont"/>
+    <w:link w:val="Footer"/>
+    <w:uiPriority w:val="99"/>
+    <w:rsid w:val="00A50650"/>
   </w:style>
 </w:styles>
 </file>

--- a/Documentation/The Ripple Effect - IMPLEMENTATION DOCUMENT.docx
+++ b/Documentation/The Ripple Effect - IMPLEMENTATION DOCUMENT.docx
@@ -1,6 +1,6 @@
 
 <file path=word/document.xml><?xml version="1.0" encoding="utf-8"?>
-<w:document xmlns:wpc="http://schemas.microsoft.com/office/word/2010/wordprocessingCanvas" xmlns:cx="http://schemas.microsoft.com/office/drawing/2014/chartex" xmlns:cx1="http://schemas.microsoft.com/office/drawing/2015/9/8/chartex" xmlns:cx2="http://schemas.microsoft.com/office/drawing/2015/10/21/chartex" xmlns:cx3="http://schemas.microsoft.com/office/drawing/2016/5/9/chartex" xmlns:cx4="http://schemas.microsoft.com/office/drawing/2016/5/10/chartex" xmlns:cx5="http://schemas.microsoft.com/office/drawing/2016/5/11/chartex" xmlns:cx6="http://schemas.microsoft.com/office/drawing/2016/5/12/chartex" xmlns:cx7="http://schemas.microsoft.com/office/drawing/2016/5/13/chartex" xmlns:cx8="http://schemas.microsoft.com/office/drawing/2016/5/14/chartex" xmlns:mc="http://schemas.openxmlformats.org/markup-compatibility/2006" xmlns:aink="http://schemas.microsoft.com/office/drawing/2016/ink" xmlns:am3d="http://schemas.microsoft.com/office/drawing/2017/model3d" xmlns:o="urn:schemas-microsoft-com:office:office" xmlns:r="http://schemas.openxmlformats.org/officeDocument/2006/relationships" xmlns:m="http://schemas.openxmlformats.org/officeDocument/2006/math" xmlns:v="urn:schemas-microsoft-com:vml" xmlns:wp14="http://schemas.microsoft.com/office/word/2010/wordprocessingDrawing" xmlns:wp="http://schemas.openxmlformats.org/drawingml/2006/wordprocessingDrawing" xmlns:w10="urn:schemas-microsoft-com:office:word" xmlns:w="http://schemas.openxmlformats.org/wordprocessingml/2006/main" xmlns:w14="http://schemas.microsoft.com/office/word/2010/wordml" xmlns:w15="http://schemas.microsoft.com/office/word/2012/wordml" xmlns:w16cex="http://schemas.microsoft.com/office/word/2018/wordml/cex" xmlns:w16cid="http://schemas.microsoft.com/office/word/2016/wordml/cid" xmlns:w16="http://schemas.microsoft.com/office/word/2018/wordml" xmlns:w16sdtdh="http://schemas.microsoft.com/office/word/2020/wordml/sdtdatahash" xmlns:w16se="http://schemas.microsoft.com/office/word/2015/wordml/symex" xmlns:wpg="http://schemas.microsoft.com/office/word/2010/wordprocessingGroup" xmlns:wpi="http://schemas.microsoft.com/office/word/2010/wordprocessingInk" xmlns:wne="http://schemas.microsoft.com/office/word/2006/wordml" xmlns:wps="http://schemas.microsoft.com/office/word/2010/wordprocessingShape" mc:Ignorable="w14 w15 w16se w16cid w16 w16cex w16sdtdh wp14">
+<w:document xmlns:wpc="http://schemas.microsoft.com/office/word/2010/wordprocessingCanvas" xmlns:cx="http://schemas.microsoft.com/office/drawing/2014/chartex" xmlns:cx1="http://schemas.microsoft.com/office/drawing/2015/9/8/chartex" xmlns:cx2="http://schemas.microsoft.com/office/drawing/2015/10/21/chartex" xmlns:cx3="http://schemas.microsoft.com/office/drawing/2016/5/9/chartex" xmlns:cx4="http://schemas.microsoft.com/office/drawing/2016/5/10/chartex" xmlns:cx5="http://schemas.microsoft.com/office/drawing/2016/5/11/chartex" xmlns:cx6="http://schemas.microsoft.com/office/drawing/2016/5/12/chartex" xmlns:cx7="http://schemas.microsoft.com/office/drawing/2016/5/13/chartex" xmlns:cx8="http://schemas.microsoft.com/office/drawing/2016/5/14/chartex" xmlns:mc="http://schemas.openxmlformats.org/markup-compatibility/2006" xmlns:aink="http://schemas.microsoft.com/office/drawing/2016/ink" xmlns:am3d="http://schemas.microsoft.com/office/drawing/2017/model3d" xmlns:o="urn:schemas-microsoft-com:office:office" xmlns:r="http://schemas.openxmlformats.org/officeDocument/2006/relationships" xmlns:m="http://schemas.openxmlformats.org/officeDocument/2006/math" xmlns:v="urn:schemas-microsoft-com:vml" xmlns:wp14="http://schemas.microsoft.com/office/word/2010/wordprocessingDrawing" xmlns:wp="http://schemas.openxmlformats.org/drawingml/2006/wordprocessingDrawing" xmlns:w10="urn:schemas-microsoft-com:office:word" xmlns:w="http://schemas.openxmlformats.org/wordprocessingml/2006/main" xmlns:w14="http://schemas.microsoft.com/office/word/2010/wordml" xmlns:w15="http://schemas.microsoft.com/office/word/2012/wordml" xmlns:w16cid="http://schemas.microsoft.com/office/word/2016/wordml/cid" xmlns:w16se="http://schemas.microsoft.com/office/word/2015/wordml/symex" xmlns:wpg="http://schemas.microsoft.com/office/word/2010/wordprocessingGroup" xmlns:wpi="http://schemas.microsoft.com/office/word/2010/wordprocessingInk" xmlns:wne="http://schemas.microsoft.com/office/word/2006/wordml" xmlns:wps="http://schemas.microsoft.com/office/word/2010/wordprocessingShape" mc:Ignorable="w14 w15 w16se w16cid wp14">
   <w:body>
     <w:p>
       <w:pPr>
@@ -58,7 +58,7 @@
               <w:noProof/>
               <w:sz w:val="22"/>
               <w:szCs w:val="22"/>
-              <w:lang w:val="en-GB" w:eastAsia="en-GB"/>
+              <w:lang w:eastAsia="en-ZA"/>
             </w:rPr>
           </w:pPr>
           <w:r>
@@ -70,7 +70,7 @@
           <w:r>
             <w:fldChar w:fldCharType="separate"/>
           </w:r>
-          <w:hyperlink w:anchor="_Toc211001944" w:history="1">
+          <w:hyperlink w:anchor="_Toc211497660" w:history="1">
             <w:r>
               <w:rPr>
                 <w:rStyle w:val="Hyperlink"/>
@@ -97,7 +97,7 @@
                 <w:noProof/>
                 <w:webHidden/>
               </w:rPr>
-              <w:instrText xml:space="preserve"> PAGEREF _Toc211001944 \h </w:instrText>
+              <w:instrText xml:space="preserve"> PAGEREF _Toc211497660 \h </w:instrText>
             </w:r>
             <w:r>
               <w:rPr>
@@ -139,10 +139,10 @@
               <w:noProof/>
               <w:sz w:val="22"/>
               <w:szCs w:val="22"/>
-              <w:lang w:val="en-GB" w:eastAsia="en-GB"/>
+              <w:lang w:eastAsia="en-ZA"/>
             </w:rPr>
           </w:pPr>
-          <w:hyperlink w:anchor="_Toc211001945" w:history="1">
+          <w:hyperlink w:anchor="_Toc211497661" w:history="1">
             <w:r>
               <w:rPr>
                 <w:rStyle w:val="Hyperlink"/>
@@ -169,7 +169,7 @@
                 <w:noProof/>
                 <w:webHidden/>
               </w:rPr>
-              <w:instrText xml:space="preserve"> PAGEREF _Toc211001945 \h </w:instrText>
+              <w:instrText xml:space="preserve"> PAGEREF _Toc211497661 \h </w:instrText>
             </w:r>
             <w:r>
               <w:rPr>
@@ -211,10 +211,10 @@
               <w:noProof/>
               <w:sz w:val="22"/>
               <w:szCs w:val="22"/>
-              <w:lang w:val="en-GB" w:eastAsia="en-GB"/>
+              <w:lang w:eastAsia="en-ZA"/>
             </w:rPr>
           </w:pPr>
-          <w:hyperlink w:anchor="_Toc211001946" w:history="1">
+          <w:hyperlink w:anchor="_Toc211497662" w:history="1">
             <w:r>
               <w:rPr>
                 <w:rStyle w:val="Hyperlink"/>
@@ -242,7 +242,7 @@
                 <w:noProof/>
                 <w:webHidden/>
               </w:rPr>
-              <w:instrText xml:space="preserve"> PAGEREF _Toc211001946 \h </w:instrText>
+              <w:instrText xml:space="preserve"> PAGEREF _Toc211497662 \h </w:instrText>
             </w:r>
             <w:r>
               <w:rPr>
@@ -284,10 +284,10 @@
               <w:noProof/>
               <w:sz w:val="22"/>
               <w:szCs w:val="22"/>
-              <w:lang w:val="en-GB" w:eastAsia="en-GB"/>
+              <w:lang w:eastAsia="en-ZA"/>
             </w:rPr>
           </w:pPr>
-          <w:hyperlink w:anchor="_Toc211001947" w:history="1">
+          <w:hyperlink w:anchor="_Toc211497663" w:history="1">
             <w:r>
               <w:rPr>
                 <w:rStyle w:val="Hyperlink"/>
@@ -315,7 +315,7 @@
                 <w:noProof/>
                 <w:webHidden/>
               </w:rPr>
-              <w:instrText xml:space="preserve"> PAGEREF _Toc211001947 \h </w:instrText>
+              <w:instrText xml:space="preserve"> PAGEREF _Toc211497663 \h </w:instrText>
             </w:r>
             <w:r>
               <w:rPr>
@@ -357,10 +357,10 @@
               <w:noProof/>
               <w:sz w:val="22"/>
               <w:szCs w:val="22"/>
-              <w:lang w:val="en-GB" w:eastAsia="en-GB"/>
+              <w:lang w:eastAsia="en-ZA"/>
             </w:rPr>
           </w:pPr>
-          <w:hyperlink w:anchor="_Toc211001948" w:history="1">
+          <w:hyperlink w:anchor="_Toc211497664" w:history="1">
             <w:r>
               <w:rPr>
                 <w:rStyle w:val="Hyperlink"/>
@@ -387,7 +387,7 @@
                 <w:noProof/>
                 <w:webHidden/>
               </w:rPr>
-              <w:instrText xml:space="preserve"> PAGEREF _Toc211001948 \h </w:instrText>
+              <w:instrText xml:space="preserve"> PAGEREF _Toc211497664 \h </w:instrText>
             </w:r>
             <w:r>
               <w:rPr>
@@ -429,10 +429,10 @@
               <w:noProof/>
               <w:sz w:val="22"/>
               <w:szCs w:val="22"/>
-              <w:lang w:val="en-GB" w:eastAsia="en-GB"/>
+              <w:lang w:eastAsia="en-ZA"/>
             </w:rPr>
           </w:pPr>
-          <w:hyperlink w:anchor="_Toc211001949" w:history="1">
+          <w:hyperlink w:anchor="_Toc211497665" w:history="1">
             <w:r>
               <w:rPr>
                 <w:rStyle w:val="Hyperlink"/>
@@ -460,7 +460,7 @@
                 <w:noProof/>
                 <w:webHidden/>
               </w:rPr>
-              <w:instrText xml:space="preserve"> PAGEREF _Toc211001949 \h </w:instrText>
+              <w:instrText xml:space="preserve"> PAGEREF _Toc211497665 \h </w:instrText>
             </w:r>
             <w:r>
               <w:rPr>
@@ -502,10 +502,10 @@
               <w:noProof/>
               <w:sz w:val="22"/>
               <w:szCs w:val="22"/>
-              <w:lang w:val="en-GB" w:eastAsia="en-GB"/>
+              <w:lang w:eastAsia="en-ZA"/>
             </w:rPr>
           </w:pPr>
-          <w:hyperlink w:anchor="_Toc211001950" w:history="1">
+          <w:hyperlink w:anchor="_Toc211497666" w:history="1">
             <w:r>
               <w:rPr>
                 <w:rStyle w:val="Hyperlink"/>
@@ -532,7 +532,7 @@
                 <w:noProof/>
                 <w:webHidden/>
               </w:rPr>
-              <w:instrText xml:space="preserve"> PAGEREF _Toc211001950 \h </w:instrText>
+              <w:instrText xml:space="preserve"> PAGEREF _Toc211497666 \h </w:instrText>
             </w:r>
             <w:r>
               <w:rPr>
@@ -574,10 +574,10 @@
               <w:noProof/>
               <w:sz w:val="22"/>
               <w:szCs w:val="22"/>
-              <w:lang w:val="en-GB" w:eastAsia="en-GB"/>
+              <w:lang w:eastAsia="en-ZA"/>
             </w:rPr>
           </w:pPr>
-          <w:hyperlink w:anchor="_Toc211001951" w:history="1">
+          <w:hyperlink w:anchor="_Toc211497667" w:history="1">
             <w:r>
               <w:rPr>
                 <w:rStyle w:val="Hyperlink"/>
@@ -605,7 +605,7 @@
                 <w:noProof/>
                 <w:webHidden/>
               </w:rPr>
-              <w:instrText xml:space="preserve"> PAGEREF _Toc211001951 \h </w:instrText>
+              <w:instrText xml:space="preserve"> PAGEREF _Toc211497667 \h </w:instrText>
             </w:r>
             <w:r>
               <w:rPr>
@@ -647,10 +647,10 @@
               <w:noProof/>
               <w:sz w:val="22"/>
               <w:szCs w:val="22"/>
-              <w:lang w:val="en-GB" w:eastAsia="en-GB"/>
+              <w:lang w:eastAsia="en-ZA"/>
             </w:rPr>
           </w:pPr>
-          <w:hyperlink w:anchor="_Toc211001952" w:history="1">
+          <w:hyperlink w:anchor="_Toc211497668" w:history="1">
             <w:r>
               <w:rPr>
                 <w:rStyle w:val="Hyperlink"/>
@@ -678,7 +678,7 @@
                 <w:noProof/>
                 <w:webHidden/>
               </w:rPr>
-              <w:instrText xml:space="preserve"> PAGEREF _Toc211001952 \h </w:instrText>
+              <w:instrText xml:space="preserve"> PAGEREF _Toc211497668 \h </w:instrText>
             </w:r>
             <w:r>
               <w:rPr>
@@ -720,10 +720,10 @@
               <w:noProof/>
               <w:sz w:val="22"/>
               <w:szCs w:val="22"/>
-              <w:lang w:val="en-GB" w:eastAsia="en-GB"/>
+              <w:lang w:eastAsia="en-ZA"/>
             </w:rPr>
           </w:pPr>
-          <w:hyperlink w:anchor="_Toc211001953" w:history="1">
+          <w:hyperlink w:anchor="_Toc211497669" w:history="1">
             <w:r>
               <w:rPr>
                 <w:rStyle w:val="Hyperlink"/>
@@ -751,7 +751,7 @@
                 <w:noProof/>
                 <w:webHidden/>
               </w:rPr>
-              <w:instrText xml:space="preserve"> PAGEREF _Toc211001953 \h </w:instrText>
+              <w:instrText xml:space="preserve"> PAGEREF _Toc211497669 \h </w:instrText>
             </w:r>
             <w:r>
               <w:rPr>
@@ -793,10 +793,10 @@
               <w:noProof/>
               <w:sz w:val="22"/>
               <w:szCs w:val="22"/>
-              <w:lang w:val="en-GB" w:eastAsia="en-GB"/>
+              <w:lang w:eastAsia="en-ZA"/>
             </w:rPr>
           </w:pPr>
-          <w:hyperlink w:anchor="_Toc211001954" w:history="1">
+          <w:hyperlink w:anchor="_Toc211497670" w:history="1">
             <w:r>
               <w:rPr>
                 <w:rStyle w:val="Hyperlink"/>
@@ -824,7 +824,7 @@
                 <w:noProof/>
                 <w:webHidden/>
               </w:rPr>
-              <w:instrText xml:space="preserve"> PAGEREF _Toc211001954 \h </w:instrText>
+              <w:instrText xml:space="preserve"> PAGEREF _Toc211497670 \h </w:instrText>
             </w:r>
             <w:r>
               <w:rPr>
@@ -866,10 +866,10 @@
               <w:noProof/>
               <w:sz w:val="22"/>
               <w:szCs w:val="22"/>
-              <w:lang w:val="en-GB" w:eastAsia="en-GB"/>
+              <w:lang w:eastAsia="en-ZA"/>
             </w:rPr>
           </w:pPr>
-          <w:hyperlink w:anchor="_Toc211001955" w:history="1">
+          <w:hyperlink w:anchor="_Toc211497671" w:history="1">
             <w:r>
               <w:rPr>
                 <w:rStyle w:val="Hyperlink"/>
@@ -897,7 +897,7 @@
                 <w:noProof/>
                 <w:webHidden/>
               </w:rPr>
-              <w:instrText xml:space="preserve"> PAGEREF _Toc211001955 \h </w:instrText>
+              <w:instrText xml:space="preserve"> PAGEREF _Toc211497671 \h </w:instrText>
             </w:r>
             <w:r>
               <w:rPr>
@@ -939,10 +939,10 @@
               <w:noProof/>
               <w:sz w:val="22"/>
               <w:szCs w:val="22"/>
-              <w:lang w:val="en-GB" w:eastAsia="en-GB"/>
+              <w:lang w:eastAsia="en-ZA"/>
             </w:rPr>
           </w:pPr>
-          <w:hyperlink w:anchor="_Toc211001956" w:history="1">
+          <w:hyperlink w:anchor="_Toc211497672" w:history="1">
             <w:r>
               <w:rPr>
                 <w:rStyle w:val="Hyperlink"/>
@@ -970,7 +970,7 @@
                 <w:noProof/>
                 <w:webHidden/>
               </w:rPr>
-              <w:instrText xml:space="preserve"> PAGEREF _Toc211001956 \h </w:instrText>
+              <w:instrText xml:space="preserve"> PAGEREF _Toc211497672 \h </w:instrText>
             </w:r>
             <w:r>
               <w:rPr>
@@ -1012,10 +1012,10 @@
               <w:noProof/>
               <w:sz w:val="22"/>
               <w:szCs w:val="22"/>
-              <w:lang w:val="en-GB" w:eastAsia="en-GB"/>
+              <w:lang w:eastAsia="en-ZA"/>
             </w:rPr>
           </w:pPr>
-          <w:hyperlink w:anchor="_Toc211001957" w:history="1">
+          <w:hyperlink w:anchor="_Toc211497673" w:history="1">
             <w:r>
               <w:rPr>
                 <w:rStyle w:val="Hyperlink"/>
@@ -1043,7 +1043,7 @@
                 <w:noProof/>
                 <w:webHidden/>
               </w:rPr>
-              <w:instrText xml:space="preserve"> PAGEREF _Toc211001957 \h </w:instrText>
+              <w:instrText xml:space="preserve"> PAGEREF _Toc211497673 \h </w:instrText>
             </w:r>
             <w:r>
               <w:rPr>
@@ -1085,10 +1085,10 @@
               <w:noProof/>
               <w:sz w:val="22"/>
               <w:szCs w:val="22"/>
-              <w:lang w:val="en-GB" w:eastAsia="en-GB"/>
+              <w:lang w:eastAsia="en-ZA"/>
             </w:rPr>
           </w:pPr>
-          <w:hyperlink w:anchor="_Toc211001958" w:history="1">
+          <w:hyperlink w:anchor="_Toc211497674" w:history="1">
             <w:r>
               <w:rPr>
                 <w:rStyle w:val="Hyperlink"/>
@@ -1116,7 +1116,7 @@
                 <w:noProof/>
                 <w:webHidden/>
               </w:rPr>
-              <w:instrText xml:space="preserve"> PAGEREF _Toc211001958 \h </w:instrText>
+              <w:instrText xml:space="preserve"> PAGEREF _Toc211497674 \h </w:instrText>
             </w:r>
             <w:r>
               <w:rPr>
@@ -1158,10 +1158,10 @@
               <w:noProof/>
               <w:sz w:val="22"/>
               <w:szCs w:val="22"/>
-              <w:lang w:val="en-GB" w:eastAsia="en-GB"/>
+              <w:lang w:eastAsia="en-ZA"/>
             </w:rPr>
           </w:pPr>
-          <w:hyperlink w:anchor="_Toc211001959" w:history="1">
+          <w:hyperlink w:anchor="_Toc211497675" w:history="1">
             <w:r>
               <w:rPr>
                 <w:rStyle w:val="Hyperlink"/>
@@ -1189,7 +1189,7 @@
                 <w:noProof/>
                 <w:webHidden/>
               </w:rPr>
-              <w:instrText xml:space="preserve"> PAGEREF _Toc211001959 \h </w:instrText>
+              <w:instrText xml:space="preserve"> PAGEREF _Toc211497675 \h </w:instrText>
             </w:r>
             <w:r>
               <w:rPr>
@@ -1231,10 +1231,10 @@
               <w:noProof/>
               <w:sz w:val="22"/>
               <w:szCs w:val="22"/>
-              <w:lang w:val="en-GB" w:eastAsia="en-GB"/>
+              <w:lang w:eastAsia="en-ZA"/>
             </w:rPr>
           </w:pPr>
-          <w:hyperlink w:anchor="_Toc211001960" w:history="1">
+          <w:hyperlink w:anchor="_Toc211497676" w:history="1">
             <w:r>
               <w:rPr>
                 <w:rStyle w:val="Hyperlink"/>
@@ -1269,7 +1269,7 @@
                 <w:noProof/>
                 <w:webHidden/>
               </w:rPr>
-              <w:instrText xml:space="preserve"> PAGEREF _Toc211001960 \h </w:instrText>
+              <w:instrText xml:space="preserve"> PAGEREF _Toc211497676 \h </w:instrText>
             </w:r>
             <w:r>
               <w:rPr>
@@ -1311,10 +1311,10 @@
               <w:noProof/>
               <w:sz w:val="22"/>
               <w:szCs w:val="22"/>
-              <w:lang w:val="en-GB" w:eastAsia="en-GB"/>
+              <w:lang w:eastAsia="en-ZA"/>
             </w:rPr>
           </w:pPr>
-          <w:hyperlink w:anchor="_Toc211001961" w:history="1">
+          <w:hyperlink w:anchor="_Toc211497677" w:history="1">
             <w:r>
               <w:rPr>
                 <w:rStyle w:val="Hyperlink"/>
@@ -1344,7 +1344,7 @@
                 <w:noProof/>
                 <w:webHidden/>
               </w:rPr>
-              <w:instrText xml:space="preserve"> PAGEREF _Toc211001961 \h </w:instrText>
+              <w:instrText xml:space="preserve"> PAGEREF _Toc211497677 \h </w:instrText>
             </w:r>
             <w:r>
               <w:rPr>
@@ -1386,10 +1386,10 @@
               <w:noProof/>
               <w:sz w:val="22"/>
               <w:szCs w:val="22"/>
-              <w:lang w:val="en-GB" w:eastAsia="en-GB"/>
+              <w:lang w:eastAsia="en-ZA"/>
             </w:rPr>
           </w:pPr>
-          <w:hyperlink w:anchor="_Toc211001962" w:history="1">
+          <w:hyperlink w:anchor="_Toc211497678" w:history="1">
             <w:r>
               <w:rPr>
                 <w:rStyle w:val="Hyperlink"/>
@@ -1418,7 +1418,7 @@
                 <w:noProof/>
                 <w:webHidden/>
               </w:rPr>
-              <w:instrText xml:space="preserve"> PAGEREF _Toc211001962 \h </w:instrText>
+              <w:instrText xml:space="preserve"> PAGEREF _Toc211497678 \h </w:instrText>
             </w:r>
             <w:r>
               <w:rPr>
@@ -1460,10 +1460,10 @@
               <w:noProof/>
               <w:sz w:val="22"/>
               <w:szCs w:val="22"/>
-              <w:lang w:val="en-GB" w:eastAsia="en-GB"/>
+              <w:lang w:eastAsia="en-ZA"/>
             </w:rPr>
           </w:pPr>
-          <w:hyperlink w:anchor="_Toc211001963" w:history="1">
+          <w:hyperlink w:anchor="_Toc211497679" w:history="1">
             <w:r>
               <w:rPr>
                 <w:rStyle w:val="Hyperlink"/>
@@ -1498,7 +1498,7 @@
                 <w:noProof/>
                 <w:webHidden/>
               </w:rPr>
-              <w:instrText xml:space="preserve"> PAGEREF _Toc211001963 \h </w:instrText>
+              <w:instrText xml:space="preserve"> PAGEREF _Toc211497679 \h </w:instrText>
             </w:r>
             <w:r>
               <w:rPr>
@@ -1540,10 +1540,10 @@
               <w:noProof/>
               <w:sz w:val="22"/>
               <w:szCs w:val="22"/>
-              <w:lang w:val="en-GB" w:eastAsia="en-GB"/>
+              <w:lang w:eastAsia="en-ZA"/>
             </w:rPr>
           </w:pPr>
-          <w:hyperlink w:anchor="_Toc211001964" w:history="1">
+          <w:hyperlink w:anchor="_Toc211497680" w:history="1">
             <w:r>
               <w:rPr>
                 <w:rStyle w:val="Hyperlink"/>
@@ -1573,7 +1573,7 @@
                 <w:noProof/>
                 <w:webHidden/>
               </w:rPr>
-              <w:instrText xml:space="preserve"> PAGEREF _Toc211001964 \h </w:instrText>
+              <w:instrText xml:space="preserve"> PAGEREF _Toc211497680 \h </w:instrText>
             </w:r>
             <w:r>
               <w:rPr>
@@ -1615,10 +1615,10 @@
               <w:noProof/>
               <w:sz w:val="22"/>
               <w:szCs w:val="22"/>
-              <w:lang w:val="en-GB" w:eastAsia="en-GB"/>
+              <w:lang w:eastAsia="en-ZA"/>
             </w:rPr>
           </w:pPr>
-          <w:hyperlink w:anchor="_Toc211001965" w:history="1">
+          <w:hyperlink w:anchor="_Toc211497681" w:history="1">
             <w:r>
               <w:rPr>
                 <w:rStyle w:val="Hyperlink"/>
@@ -1647,7 +1647,7 @@
                 <w:noProof/>
                 <w:webHidden/>
               </w:rPr>
-              <w:instrText xml:space="preserve"> PAGEREF _Toc211001965 \h </w:instrText>
+              <w:instrText xml:space="preserve"> PAGEREF _Toc211497681 \h </w:instrText>
             </w:r>
             <w:r>
               <w:rPr>
@@ -1689,10 +1689,10 @@
               <w:noProof/>
               <w:sz w:val="22"/>
               <w:szCs w:val="22"/>
-              <w:lang w:val="en-GB" w:eastAsia="en-GB"/>
+              <w:lang w:eastAsia="en-ZA"/>
             </w:rPr>
           </w:pPr>
-          <w:hyperlink w:anchor="_Toc211001966" w:history="1">
+          <w:hyperlink w:anchor="_Toc211497682" w:history="1">
             <w:r>
               <w:rPr>
                 <w:rStyle w:val="Hyperlink"/>
@@ -1727,7 +1727,7 @@
                 <w:noProof/>
                 <w:webHidden/>
               </w:rPr>
-              <w:instrText xml:space="preserve"> PAGEREF _Toc211001966 \h </w:instrText>
+              <w:instrText xml:space="preserve"> PAGEREF _Toc211497682 \h </w:instrText>
             </w:r>
             <w:r>
               <w:rPr>
@@ -1769,10 +1769,10 @@
               <w:noProof/>
               <w:sz w:val="22"/>
               <w:szCs w:val="22"/>
-              <w:lang w:val="en-GB" w:eastAsia="en-GB"/>
+              <w:lang w:eastAsia="en-ZA"/>
             </w:rPr>
           </w:pPr>
-          <w:hyperlink w:anchor="_Toc211001967" w:history="1">
+          <w:hyperlink w:anchor="_Toc211497683" w:history="1">
             <w:r>
               <w:rPr>
                 <w:rStyle w:val="Hyperlink"/>
@@ -1802,7 +1802,7 @@
                 <w:noProof/>
                 <w:webHidden/>
               </w:rPr>
-              <w:instrText xml:space="preserve"> PAGEREF _Toc211001967 \h </w:instrText>
+              <w:instrText xml:space="preserve"> PAGEREF _Toc211497683 \h </w:instrText>
             </w:r>
             <w:r>
               <w:rPr>
@@ -1844,10 +1844,10 @@
               <w:noProof/>
               <w:sz w:val="22"/>
               <w:szCs w:val="22"/>
-              <w:lang w:val="en-GB" w:eastAsia="en-GB"/>
+              <w:lang w:eastAsia="en-ZA"/>
             </w:rPr>
           </w:pPr>
-          <w:hyperlink w:anchor="_Toc211001968" w:history="1">
+          <w:hyperlink w:anchor="_Toc211497684" w:history="1">
             <w:r>
               <w:rPr>
                 <w:rStyle w:val="Hyperlink"/>
@@ -1876,7 +1876,7 @@
                 <w:noProof/>
                 <w:webHidden/>
               </w:rPr>
-              <w:instrText xml:space="preserve"> PAGEREF _Toc211001968 \h </w:instrText>
+              <w:instrText xml:space="preserve"> PAGEREF _Toc211497684 \h </w:instrText>
             </w:r>
             <w:r>
               <w:rPr>
@@ -1918,10 +1918,10 @@
               <w:noProof/>
               <w:sz w:val="22"/>
               <w:szCs w:val="22"/>
-              <w:lang w:val="en-GB" w:eastAsia="en-GB"/>
+              <w:lang w:eastAsia="en-ZA"/>
             </w:rPr>
           </w:pPr>
-          <w:hyperlink w:anchor="_Toc211001969" w:history="1">
+          <w:hyperlink w:anchor="_Toc211497685" w:history="1">
             <w:r>
               <w:rPr>
                 <w:rStyle w:val="Hyperlink"/>
@@ -1956,7 +1956,7 @@
                 <w:noProof/>
                 <w:webHidden/>
               </w:rPr>
-              <w:instrText xml:space="preserve"> PAGEREF _Toc211001969 \h </w:instrText>
+              <w:instrText xml:space="preserve"> PAGEREF _Toc211497685 \h </w:instrText>
             </w:r>
             <w:r>
               <w:rPr>
@@ -1998,10 +1998,10 @@
               <w:noProof/>
               <w:sz w:val="22"/>
               <w:szCs w:val="22"/>
-              <w:lang w:val="en-GB" w:eastAsia="en-GB"/>
+              <w:lang w:eastAsia="en-ZA"/>
             </w:rPr>
           </w:pPr>
-          <w:hyperlink w:anchor="_Toc211001970" w:history="1">
+          <w:hyperlink w:anchor="_Toc211497686" w:history="1">
             <w:r>
               <w:rPr>
                 <w:rStyle w:val="Hyperlink"/>
@@ -2030,7 +2030,7 @@
                 <w:noProof/>
                 <w:webHidden/>
               </w:rPr>
-              <w:instrText xml:space="preserve"> PAGEREF _Toc211001970 \h </w:instrText>
+              <w:instrText xml:space="preserve"> PAGEREF _Toc211497686 \h </w:instrText>
             </w:r>
             <w:r>
               <w:rPr>
@@ -2072,10 +2072,10 @@
               <w:noProof/>
               <w:sz w:val="22"/>
               <w:szCs w:val="22"/>
-              <w:lang w:val="en-GB" w:eastAsia="en-GB"/>
+              <w:lang w:eastAsia="en-ZA"/>
             </w:rPr>
           </w:pPr>
-          <w:hyperlink w:anchor="_Toc211001971" w:history="1">
+          <w:hyperlink w:anchor="_Toc211497687" w:history="1">
             <w:r>
               <w:rPr>
                 <w:rStyle w:val="Hyperlink"/>
@@ -2104,7 +2104,7 @@
                 <w:noProof/>
                 <w:webHidden/>
               </w:rPr>
-              <w:instrText xml:space="preserve"> PAGEREF _Toc211001971 \h </w:instrText>
+              <w:instrText xml:space="preserve"> PAGEREF _Toc211497687 \h </w:instrText>
             </w:r>
             <w:r>
               <w:rPr>
@@ -2188,7 +2188,7 @@
       <w:pPr>
         <w:pStyle w:val="Head1"/>
       </w:pPr>
-      <w:bookmarkStart w:id="0" w:name="_Toc211001944"/>
+      <w:bookmarkStart w:id="0" w:name="_Toc211497660"/>
       <w:r>
         <w:lastRenderedPageBreak/>
         <w:t>Introduction</w:t>
@@ -2228,7 +2228,7 @@
       <w:pPr>
         <w:pStyle w:val="Head1"/>
       </w:pPr>
-      <w:bookmarkStart w:id="1" w:name="_Toc211001945"/>
+      <w:bookmarkStart w:id="1" w:name="_Toc211497661"/>
       <w:r>
         <w:t xml:space="preserve">1.1 </w:t>
       </w:r>
@@ -2530,7 +2530,7 @@
           <w:lang w:val="en-US"/>
         </w:rPr>
       </w:pPr>
-      <w:bookmarkStart w:id="2" w:name="_Toc211001946"/>
+      <w:bookmarkStart w:id="2" w:name="_Toc211497662"/>
       <w:r>
         <w:rPr>
           <w:sz w:val="28"/>
@@ -2880,7 +2880,7 @@
           <w:lang w:val="en-US"/>
         </w:rPr>
       </w:pPr>
-      <w:bookmarkStart w:id="3" w:name="_Toc211001947"/>
+      <w:bookmarkStart w:id="3" w:name="_Toc211497663"/>
       <w:r>
         <w:rPr>
           <w:sz w:val="28"/>
@@ -3235,13 +3235,27 @@
         <w:rPr>
           <w:lang w:val="en-US"/>
         </w:rPr>
-        <w:t xml:space="preserve"> Every signed version of the SplashScreen .</w:t>
+        <w:t xml:space="preserve"> Every signed version of the </w:t>
       </w:r>
       <w:proofErr w:type="spellStart"/>
       <w:r>
         <w:rPr>
           <w:lang w:val="en-US"/>
         </w:rPr>
+        <w:t>SplashScreen</w:t>
+      </w:r>
+      <w:proofErr w:type="spellEnd"/>
+      <w:r>
+        <w:rPr>
+          <w:lang w:val="en-US"/>
+        </w:rPr>
+        <w:t xml:space="preserve"> .</w:t>
+      </w:r>
+      <w:proofErr w:type="spellStart"/>
+      <w:r>
+        <w:rPr>
+          <w:lang w:val="en-US"/>
+        </w:rPr>
         <w:t>apk</w:t>
       </w:r>
       <w:proofErr w:type="spellEnd"/>
@@ -3276,7 +3290,7 @@
       <w:pPr>
         <w:pStyle w:val="Head1"/>
       </w:pPr>
-      <w:bookmarkStart w:id="4" w:name="_Toc211001948"/>
+      <w:bookmarkStart w:id="4" w:name="_Toc211497664"/>
       <w:r>
         <w:t xml:space="preserve">1.2 </w:t>
       </w:r>
@@ -3338,7 +3352,7 @@
           <w:lang w:val="en-US"/>
         </w:rPr>
       </w:pPr>
-      <w:bookmarkStart w:id="5" w:name="_Toc211001949"/>
+      <w:bookmarkStart w:id="5" w:name="_Toc211497665"/>
       <w:r>
         <w:rPr>
           <w:sz w:val="28"/>
@@ -3391,10 +3405,7 @@
         <w:pStyle w:val="Heading4"/>
       </w:pPr>
       <w:r>
-        <w:t>T</w:t>
-      </w:r>
-      <w:r>
-        <w:t>heoretical Anatomy</w:t>
+        <w:t>Theoretical Anatomy</w:t>
       </w:r>
     </w:p>
     <w:p>
@@ -3570,13 +3581,7 @@
         <w:rPr>
           <w:lang w:val="en-US"/>
         </w:rPr>
-        <w:t xml:space="preserve"> </w:t>
-      </w:r>
-      <w:r>
-        <w:rPr>
-          <w:lang w:val="en-US"/>
-        </w:rPr>
-        <w:t>method,</w:t>
+        <w:t xml:space="preserve"> method,</w:t>
       </w:r>
       <w:r>
         <w:rPr>
@@ -3742,113 +3747,99 @@
           <w:bCs/>
           <w:lang w:val="en-US"/>
         </w:rPr>
-        <w:t>Figure 1.</w:t>
-      </w:r>
+        <w:t>Figure 1.2</w:t>
+      </w:r>
+      <w:r>
+        <w:rPr>
+          <w:lang w:val="en-US"/>
+        </w:rPr>
+        <w:t xml:space="preserve"> to allow this delegated access</w:t>
+      </w:r>
+      <w:r>
+        <w:rPr>
+          <w:color w:val="4472C4" w:themeColor="accent1"/>
+          <w:lang w:val="en-US"/>
+        </w:rPr>
+        <w:t>.</w:t>
+      </w:r>
+    </w:p>
+    <w:p>
+      <w:pPr>
+        <w:rPr>
+          <w:lang w:val="en-US"/>
+        </w:rPr>
+      </w:pPr>
+    </w:p>
+    <w:p>
+      <w:pPr>
+        <w:pStyle w:val="Heading4"/>
+      </w:pPr>
+      <w:r>
+        <w:t>Technical Anatomy</w:t>
+      </w:r>
+    </w:p>
+    <w:p/>
+    <w:p>
       <w:r>
         <w:rPr>
           <w:b/>
           <w:bCs/>
-          <w:lang w:val="en-US"/>
-        </w:rPr>
-        <w:t>2</w:t>
-      </w:r>
-      <w:r>
-        <w:rPr>
-          <w:lang w:val="en-US"/>
-        </w:rPr>
-        <w:t xml:space="preserve"> to allow this delegated access</w:t>
-      </w:r>
-      <w:r>
-        <w:rPr>
-          <w:color w:val="4472C4" w:themeColor="accent1"/>
-          <w:lang w:val="en-US"/>
-        </w:rPr>
-        <w:t>.</w:t>
-      </w:r>
-    </w:p>
-    <w:p>
-      <w:pPr>
-        <w:rPr>
-          <w:lang w:val="en-US"/>
-        </w:rPr>
-      </w:pPr>
-    </w:p>
-    <w:p>
-      <w:pPr>
-        <w:pStyle w:val="Heading4"/>
-      </w:pPr>
-      <w:r>
-        <w:t>Technical Anatomy</w:t>
+        </w:rPr>
+        <w:t>Date Range Calculation:</w:t>
+      </w:r>
+      <w:r>
+        <w:t xml:space="preserve"> A core technical difficulty was accurately querying a single 24-hour period. Standard date queries often fail due to </w:t>
+      </w:r>
+      <w:proofErr w:type="spellStart"/>
+      <w:r>
+        <w:t>timezone</w:t>
+      </w:r>
+      <w:proofErr w:type="spellEnd"/>
+      <w:r>
+        <w:t xml:space="preserve"> issues or imprecise timestamps. The method solves this by cloning the selected date and explicitly setting the time components to the millisecond:</w:t>
       </w:r>
     </w:p>
     <w:p/>
     <w:p>
-      <w:r>
-        <w:rPr>
-          <w:b/>
-          <w:bCs/>
-        </w:rPr>
-        <w:t>Date Range Calculation:</w:t>
-      </w:r>
-      <w:r>
-        <w:t xml:space="preserve"> A core technical difficulty was accurately querying a single 24-hour period. Standard date queries often fail due to </w:t>
-      </w:r>
       <w:proofErr w:type="spellStart"/>
       <w:r>
-        <w:t>timezone</w:t>
+        <w:t>startOfDay</w:t>
       </w:r>
       <w:proofErr w:type="spellEnd"/>
       <w:r>
-        <w:t xml:space="preserve"> issues or imprecise timestamps. The method solves this by cloning the selected date and explicitly setting the time components to the millisecond:</w:t>
+        <w:t xml:space="preserve"> is set to 00:00:00.000</w:t>
+      </w:r>
+    </w:p>
+    <w:p>
+      <w:proofErr w:type="spellStart"/>
+      <w:r>
+        <w:t>endOfDay</w:t>
+      </w:r>
+      <w:proofErr w:type="spellEnd"/>
+      <w:r>
+        <w:t xml:space="preserve"> is set to 23:59:59.999</w:t>
       </w:r>
     </w:p>
     <w:p/>
     <w:p>
+      <w:r>
+        <w:t xml:space="preserve">This converts the calendar date into two precise Unix timestamps, </w:t>
+      </w:r>
       <w:proofErr w:type="spellStart"/>
       <w:r>
-        <w:t>startOfDay</w:t>
+        <w:t>startTime</w:t>
       </w:r>
       <w:proofErr w:type="spellEnd"/>
       <w:r>
-        <w:t xml:space="preserve"> is set to 00:00:00.000</w:t>
-      </w:r>
-    </w:p>
-    <w:p>
+        <w:t xml:space="preserve"> and </w:t>
+      </w:r>
       <w:proofErr w:type="spellStart"/>
       <w:r>
-        <w:t>endOfDay</w:t>
+        <w:t>endTime</w:t>
       </w:r>
       <w:proofErr w:type="spellEnd"/>
       <w:r>
-        <w:t xml:space="preserve"> is set to 23:59:59.999</w:t>
-      </w:r>
-    </w:p>
-    <w:p/>
-    <w:p>
-      <w:r>
-        <w:t>This converts the calendar date into two precise Unix timestamps</w:t>
-      </w:r>
-      <w:r>
-        <w:t xml:space="preserve">, </w:t>
-      </w:r>
-      <w:proofErr w:type="spellStart"/>
-      <w:r>
-        <w:t>startTime</w:t>
-      </w:r>
-      <w:proofErr w:type="spellEnd"/>
-      <w:r>
-        <w:t xml:space="preserve"> and </w:t>
-      </w:r>
-      <w:proofErr w:type="spellStart"/>
-      <w:r>
-        <w:t>endTime</w:t>
-      </w:r>
-      <w:proofErr w:type="spellEnd"/>
-      <w:r>
-        <w:t xml:space="preserve">, </w:t>
-      </w:r>
-      <w:r>
-        <w:t xml:space="preserve">for accurate range filtering in </w:t>
+        <w:t xml:space="preserve">, for accurate range filtering in </w:t>
       </w:r>
       <w:proofErr w:type="spellStart"/>
       <w:r>
@@ -3916,7 +3907,15 @@
       </w:r>
       <w:proofErr w:type="spellEnd"/>
       <w:r>
-        <w:t>", HOME_POOL_ID): Enforces the architectural rule that events are tied to the active pool (not just the user).</w:t>
+        <w:t xml:space="preserve">", </w:t>
+      </w:r>
+      <w:proofErr w:type="spellStart"/>
+      <w:r>
+        <w:t>HOME_POOL_ID</w:t>
+      </w:r>
+      <w:proofErr w:type="spellEnd"/>
+      <w:r>
+        <w:t>): Enforces the architectural rule that events are tied to the active pool (not just the user).</w:t>
       </w:r>
     </w:p>
     <w:p/>
@@ -4070,15 +4069,15 @@
       </w:r>
       <w:proofErr w:type="spellEnd"/>
       <w:r>
-        <w:t>) and a sort (</w:t>
-      </w:r>
-      <w:proofErr w:type="spellStart"/>
-      <w:r>
-        <w:t>orderBy</w:t>
-      </w:r>
-      <w:proofErr w:type="spellEnd"/>
-      <w:r>
-        <w:t>) makes this a composite query. This required the manual creation of a Custom Index in the Firebase console, otherwise, the query would fail. This backend step was essential for maintaining query speed and efficiency.</w:t>
+        <w:t>) and a sort</w:t>
+      </w:r>
+      <w:r>
+        <w:t xml:space="preserve"> or order by</w:t>
+      </w:r>
+      <w:bookmarkStart w:id="6" w:name="_GoBack"/>
+      <w:bookmarkEnd w:id="6"/>
+      <w:r>
+        <w:t xml:space="preserve"> makes this a composite query. This required the manual creation of a Custom Index in the Firebase console, otherwise, the query would fail. This backend step was essential for maintaining query speed and efficiency.</w:t>
       </w:r>
     </w:p>
     <w:p/>
@@ -4120,13 +4119,7 @@
       </w:r>
       <w:proofErr w:type="spellEnd"/>
       <w:r>
-        <w:t xml:space="preserve">. This design ensures the app remains responsive, a key </w:t>
-      </w:r>
-      <w:r>
-        <w:t>requirement</w:t>
-      </w:r>
-      <w:r>
-        <w:t xml:space="preserve"> of modern Android development. The retrieved JSON data is automatically mapped to the local </w:t>
+        <w:t xml:space="preserve">. This design ensures the app remains responsive, a key requirement of modern Android development. The retrieved JSON data is automatically mapped to the local </w:t>
       </w:r>
       <w:proofErr w:type="spellStart"/>
       <w:r>
@@ -4170,7 +4163,7 @@
       <w:pPr>
         <w:pStyle w:val="Heading1"/>
       </w:pPr>
-      <w:bookmarkStart w:id="6" w:name="_Toc211001950"/>
+      <w:bookmarkStart w:id="7" w:name="_Toc211497666"/>
       <w:r>
         <w:lastRenderedPageBreak/>
         <w:t>1.</w:t>
@@ -4181,7 +4174,7 @@
       <w:r>
         <w:t xml:space="preserve"> Source code references</w:t>
       </w:r>
-      <w:bookmarkEnd w:id="6"/>
+      <w:bookmarkEnd w:id="7"/>
     </w:p>
     <w:p>
       <w:pPr>
@@ -4242,14 +4235,14 @@
           <w:lang w:val="en-US"/>
         </w:rPr>
       </w:pPr>
-      <w:bookmarkStart w:id="7" w:name="_Toc211001951"/>
+      <w:bookmarkStart w:id="8" w:name="_Toc211497667"/>
       <w:r>
         <w:rPr>
           <w:lang w:val="en-US"/>
         </w:rPr>
         <w:t>1.3.1 Implementing a Fragment-to-Fragment Communication Pattern</w:t>
       </w:r>
-      <w:bookmarkEnd w:id="7"/>
+      <w:bookmarkEnd w:id="8"/>
     </w:p>
     <w:p>
       <w:pPr>
@@ -4265,14 +4258,14 @@
           <w:lang w:val="en-US"/>
         </w:rPr>
       </w:pPr>
-      <w:bookmarkStart w:id="8" w:name="_Toc211001952"/>
+      <w:bookmarkStart w:id="9" w:name="_Toc211497668"/>
       <w:r>
         <w:rPr>
           <w:lang w:val="en-US"/>
         </w:rPr>
         <w:t>Description</w:t>
       </w:r>
-      <w:bookmarkEnd w:id="8"/>
+      <w:bookmarkEnd w:id="9"/>
     </w:p>
     <w:p>
       <w:pPr>
@@ -4299,7 +4292,7 @@
         <w:rPr>
           <w:lang w:val="en-US"/>
         </w:rPr>
-        <w:t xml:space="preserve"> API. This mechanism, used to pass data (such as confirmation flags or IDs) between the </w:t>
+        <w:t xml:space="preserve"> API. This mechanism, used to pass data such as confirmation flags or IDs between the </w:t>
       </w:r>
       <w:proofErr w:type="spellStart"/>
       <w:r>
@@ -4345,14 +4338,14 @@
           <w:lang w:val="en-US"/>
         </w:rPr>
       </w:pPr>
-      <w:bookmarkStart w:id="9" w:name="_Toc211001953"/>
+      <w:bookmarkStart w:id="10" w:name="_Toc211497669"/>
       <w:r>
         <w:rPr>
           <w:lang w:val="en-US"/>
         </w:rPr>
         <w:t>Usage</w:t>
       </w:r>
-      <w:bookmarkEnd w:id="9"/>
+      <w:bookmarkEnd w:id="10"/>
     </w:p>
     <w:p>
       <w:pPr>
@@ -4405,14 +4398,14 @@
           <w:lang w:val="en-US"/>
         </w:rPr>
       </w:pPr>
-      <w:bookmarkStart w:id="10" w:name="_Toc211001954"/>
+      <w:bookmarkStart w:id="11" w:name="_Toc211497670"/>
       <w:r>
         <w:rPr>
           <w:lang w:val="en-US"/>
         </w:rPr>
         <w:t>Reference</w:t>
       </w:r>
-      <w:bookmarkEnd w:id="10"/>
+      <w:bookmarkEnd w:id="11"/>
     </w:p>
     <w:p>
       <w:pPr>
@@ -4452,7 +4445,7 @@
           <w:lang w:val="en-US"/>
         </w:rPr>
       </w:pPr>
-      <w:bookmarkStart w:id="11" w:name="_Toc211001955"/>
+      <w:bookmarkStart w:id="12" w:name="_Toc211497671"/>
       <w:r>
         <w:rPr>
           <w:lang w:val="en-US"/>
@@ -4466,7 +4459,7 @@
         </w:rPr>
         <w:t>Firestore</w:t>
       </w:r>
-      <w:bookmarkEnd w:id="11"/>
+      <w:bookmarkEnd w:id="12"/>
       <w:proofErr w:type="spellEnd"/>
     </w:p>
     <w:p>
@@ -4483,14 +4476,14 @@
           <w:lang w:val="en-US"/>
         </w:rPr>
       </w:pPr>
-      <w:bookmarkStart w:id="12" w:name="_Toc211001956"/>
+      <w:bookmarkStart w:id="13" w:name="_Toc211497672"/>
       <w:r>
         <w:rPr>
           <w:lang w:val="en-US"/>
         </w:rPr>
         <w:t>Description</w:t>
       </w:r>
-      <w:bookmarkEnd w:id="12"/>
+      <w:bookmarkEnd w:id="13"/>
     </w:p>
     <w:p>
       <w:pPr>
@@ -4613,14 +4606,14 @@
           <w:lang w:val="en-US"/>
         </w:rPr>
       </w:pPr>
-      <w:bookmarkStart w:id="13" w:name="_Toc211001957"/>
+      <w:bookmarkStart w:id="14" w:name="_Toc211497673"/>
       <w:r>
         <w:rPr>
           <w:lang w:val="en-US"/>
         </w:rPr>
         <w:t>Usage</w:t>
       </w:r>
-      <w:bookmarkEnd w:id="13"/>
+      <w:bookmarkEnd w:id="14"/>
     </w:p>
     <w:p>
       <w:pPr>
@@ -4673,14 +4666,14 @@
           <w:lang w:val="en-US"/>
         </w:rPr>
       </w:pPr>
-      <w:bookmarkStart w:id="14" w:name="_Toc211001958"/>
+      <w:bookmarkStart w:id="15" w:name="_Toc211497674"/>
       <w:r>
         <w:rPr>
           <w:lang w:val="en-US"/>
         </w:rPr>
         <w:t>Reference</w:t>
       </w:r>
-      <w:bookmarkEnd w:id="14"/>
+      <w:bookmarkEnd w:id="15"/>
     </w:p>
     <w:p>
       <w:pPr>
@@ -4774,7 +4767,7 @@
           <w:lang w:val="en-US"/>
         </w:rPr>
       </w:pPr>
-      <w:bookmarkStart w:id="15" w:name="_Toc211001959"/>
+      <w:bookmarkStart w:id="16" w:name="_Toc211497675"/>
       <w:r>
         <w:rPr>
           <w:lang w:val="en-US"/>
@@ -4794,7 +4787,7 @@
         </w:rPr>
         <w:t xml:space="preserve"> Problems encountered</w:t>
       </w:r>
-      <w:bookmarkEnd w:id="15"/>
+      <w:bookmarkEnd w:id="16"/>
       <w:r>
         <w:rPr>
           <w:lang w:val="en-US"/>
@@ -4836,7 +4829,7 @@
           <w:lang w:val="en-US"/>
         </w:rPr>
       </w:pPr>
-      <w:bookmarkStart w:id="16" w:name="_Toc211001960"/>
+      <w:bookmarkStart w:id="17" w:name="_Toc211497676"/>
       <w:r>
         <w:rPr>
           <w:lang w:val="en-US"/>
@@ -4858,7 +4851,7 @@
       <w:r>
         <w:t>Integrating a Functional and Customizable Calendar System</w:t>
       </w:r>
-      <w:bookmarkEnd w:id="16"/>
+      <w:bookmarkEnd w:id="17"/>
     </w:p>
     <w:p>
       <w:pPr>
@@ -4877,7 +4870,7 @@
           <w:lang w:val="en-US"/>
         </w:rPr>
       </w:pPr>
-      <w:bookmarkStart w:id="17" w:name="_Toc211001961"/>
+      <w:bookmarkStart w:id="18" w:name="_Toc211497677"/>
       <w:r>
         <w:rPr>
           <w:i/>
@@ -4886,7 +4879,7 @@
         </w:rPr>
         <w:t>Problem</w:t>
       </w:r>
-      <w:bookmarkEnd w:id="17"/>
+      <w:bookmarkEnd w:id="18"/>
     </w:p>
     <w:p>
       <w:pPr>
@@ -4910,7 +4903,7 @@
           <w:lang w:val="en-US"/>
         </w:rPr>
       </w:pPr>
-      <w:bookmarkStart w:id="18" w:name="_Toc211001962"/>
+      <w:bookmarkStart w:id="19" w:name="_Toc211497678"/>
       <w:r>
         <w:rPr>
           <w:i/>
@@ -4918,7 +4911,7 @@
         </w:rPr>
         <w:t>Solution</w:t>
       </w:r>
-      <w:bookmarkEnd w:id="18"/>
+      <w:bookmarkEnd w:id="19"/>
     </w:p>
     <w:p>
       <w:pPr>
@@ -4974,7 +4967,7 @@
       <w:pPr>
         <w:pStyle w:val="Heading2"/>
       </w:pPr>
-      <w:bookmarkStart w:id="19" w:name="_Toc211001963"/>
+      <w:bookmarkStart w:id="20" w:name="_Toc211497679"/>
       <w:r>
         <w:rPr>
           <w:lang w:val="en-US"/>
@@ -4996,7 +4989,7 @@
       <w:r>
         <w:t>Managing Git Version Control and Merge Conflicts</w:t>
       </w:r>
-      <w:bookmarkEnd w:id="19"/>
+      <w:bookmarkEnd w:id="20"/>
     </w:p>
     <w:p/>
     <w:p>
@@ -5008,7 +5001,7 @@
           <w:lang w:val="en-US"/>
         </w:rPr>
       </w:pPr>
-      <w:bookmarkStart w:id="20" w:name="_Toc211001964"/>
+      <w:bookmarkStart w:id="21" w:name="_Toc211497680"/>
       <w:r>
         <w:rPr>
           <w:i/>
@@ -5017,7 +5010,7 @@
         </w:rPr>
         <w:t>Problem</w:t>
       </w:r>
-      <w:bookmarkEnd w:id="20"/>
+      <w:bookmarkEnd w:id="21"/>
     </w:p>
     <w:p>
       <w:pPr>
@@ -5028,13 +5021,15 @@
       </w:r>
       <w:r>
         <w:rPr>
-          <w:b/>
           <w:bCs/>
         </w:rPr>
         <w:t>Git merge conflicts</w:t>
       </w:r>
       <w:r>
-        <w:t>. These were usually due to us forgetting to pull the latest changes or commit local modifications before switching work environments. While our system utilized separate development and production branches, human error caused these inconsistencies in the local environment, leading to frustrating conflicts upon attempting a final push or merge.</w:t>
+        <w:t>.</w:t>
+      </w:r>
+      <w:r>
+        <w:t xml:space="preserve"> These were usually due to us forgetting to pull the latest changes or commit local modifications before switching work environments. While our system utilized separate development and production branches, human error caused these inconsistencies in the local environment, leading to frustrating conflicts upon attempting a final push or merge.</w:t>
       </w:r>
     </w:p>
     <w:p>
@@ -5051,7 +5046,7 @@
           <w:lang w:val="en-US"/>
         </w:rPr>
       </w:pPr>
-      <w:bookmarkStart w:id="21" w:name="_Toc211001965"/>
+      <w:bookmarkStart w:id="22" w:name="_Toc211497681"/>
       <w:r>
         <w:rPr>
           <w:i/>
@@ -5059,14 +5054,26 @@
         </w:rPr>
         <w:t>Solution</w:t>
       </w:r>
-      <w:bookmarkEnd w:id="21"/>
+      <w:bookmarkEnd w:id="22"/>
     </w:p>
     <w:p>
       <w:pPr>
         <w:jc w:val="both"/>
       </w:pPr>
       <w:r>
-        <w:t>To resolve these issues efficiently, we relied heavily on Git's command-line history tools. We would often use git log and git diff to precisely identify the conflicting changes. The common resolution involved checking out specific commits, comparing the applicable code fragments manually, and then compiling the required changes into a single, converged version. This rigorous manual process, while time-consuming, ensured no critical logic was accidentally discarded.</w:t>
+        <w:t>To resolve these issues efficiently, we relied heavily on Git</w:t>
+      </w:r>
+      <w:r>
+        <w:t>Hub desktop</w:t>
+      </w:r>
+      <w:r>
+        <w:t xml:space="preserve">'s history tool. We would often use </w:t>
+      </w:r>
+      <w:r>
+        <w:t xml:space="preserve">the logs and check the differences </w:t>
+      </w:r>
+      <w:r>
+        <w:t>to precisely identify the conflicting changes. The common resolution involved checking out specific commits, comparing the applicable code fragments manually, and then compiling the required changes into a single, converged version. This rigorous manual process, while time-consuming, ensured no critical logic was accidentally discarded.</w:t>
       </w:r>
     </w:p>
     <w:p>
@@ -5091,7 +5098,7 @@
       <w:pPr>
         <w:pStyle w:val="Heading2"/>
       </w:pPr>
-      <w:bookmarkStart w:id="22" w:name="_Toc211001966"/>
+      <w:bookmarkStart w:id="23" w:name="_Toc211497682"/>
       <w:r>
         <w:rPr>
           <w:lang w:val="en-US"/>
@@ -5114,7 +5121,7 @@
       <w:r>
         <w:t>Data Dependency and Implementation of Offline Capabilities</w:t>
       </w:r>
-      <w:bookmarkEnd w:id="22"/>
+      <w:bookmarkEnd w:id="23"/>
     </w:p>
     <w:p>
       <w:pPr>
@@ -5132,7 +5139,7 @@
           <w:lang w:val="en-US"/>
         </w:rPr>
       </w:pPr>
-      <w:bookmarkStart w:id="23" w:name="_Toc211001967"/>
+      <w:bookmarkStart w:id="24" w:name="_Toc211497683"/>
       <w:r>
         <w:rPr>
           <w:i/>
@@ -5141,11 +5148,42 @@
         </w:rPr>
         <w:t>Problem</w:t>
       </w:r>
-      <w:bookmarkEnd w:id="23"/>
-    </w:p>
-    <w:p>
-      <w:r>
-        <w:t xml:space="preserve">A persistent challenge has been managing the application's reliance on a stable internet connection. While Firebase is robust, users need to view recent pool logs or maintenance schedules even when temporarily offline (e.g., at a remote pool location). Achieving a complete, reliable offline-first state is complex due to the asynchronous nature of Cloud </w:t>
+      <w:bookmarkEnd w:id="24"/>
+    </w:p>
+    <w:p>
+      <w:r>
+        <w:t xml:space="preserve">A persistent challenge has been managing the application's reliance on a stable internet connection. While Firebase is </w:t>
+      </w:r>
+      <w:r>
+        <w:t>strong</w:t>
+      </w:r>
+      <w:r>
+        <w:t xml:space="preserve">, users need to view recent pool logs or maintenance schedules even when temporarily </w:t>
+      </w:r>
+      <w:proofErr w:type="gramStart"/>
+      <w:r>
+        <w:t xml:space="preserve">offline </w:t>
+      </w:r>
+      <w:r>
+        <w:t>.</w:t>
+      </w:r>
+      <w:r>
+        <w:t>Achieving</w:t>
+      </w:r>
+      <w:proofErr w:type="gramEnd"/>
+      <w:r>
+        <w:t xml:space="preserve"> a complete, reliable offline-first state is complex due to the asynchronous nature of</w:t>
+      </w:r>
+      <w:r>
+        <w:t xml:space="preserve"> </w:t>
+      </w:r>
+      <w:proofErr w:type="spellStart"/>
+      <w:r>
+        <w:t>Fibebase</w:t>
+      </w:r>
+      <w:proofErr w:type="spellEnd"/>
+      <w:r>
+        <w:t xml:space="preserve"> </w:t>
       </w:r>
       <w:proofErr w:type="spellStart"/>
       <w:r>
@@ -5166,7 +5204,7 @@
           <w:lang w:val="en-US"/>
         </w:rPr>
       </w:pPr>
-      <w:bookmarkStart w:id="24" w:name="_Toc211001968"/>
+      <w:bookmarkStart w:id="25" w:name="_Toc211497684"/>
       <w:r>
         <w:rPr>
           <w:i/>
@@ -5174,7 +5212,7 @@
         </w:rPr>
         <w:t>Solution</w:t>
       </w:r>
-      <w:bookmarkEnd w:id="24"/>
+      <w:bookmarkEnd w:id="25"/>
     </w:p>
     <w:p>
       <w:r>
@@ -5182,13 +5220,15 @@
       </w:r>
       <w:r>
         <w:rPr>
-          <w:b/>
           <w:bCs/>
         </w:rPr>
         <w:t>managing cache dependency</w:t>
       </w:r>
       <w:r>
-        <w:t xml:space="preserve">. We utilize </w:t>
+        <w:t>.</w:t>
+      </w:r>
+      <w:r>
+        <w:t xml:space="preserve"> We utilize </w:t>
       </w:r>
       <w:proofErr w:type="spellStart"/>
       <w:r>
@@ -5196,17 +5236,25 @@
       </w:r>
       <w:proofErr w:type="spellEnd"/>
       <w:r>
-        <w:t xml:space="preserve"> built-in offline capabilities, which allow the app to cache data it has recently accessed while online. This provides limited offline functionality. For future iterations, the goal is to implement a more comprehensive cache-management layer—potentially using the </w:t>
-      </w:r>
-      <w:r>
-        <w:rPr>
-          <w:b/>
+        <w:t xml:space="preserve"> built-in offline capabilities, which allow the app to cache data it has recently accessed while online. This provides limited offline functionality. For future iterations, the goal is to implement a more comprehensive cache-management layer</w:t>
+      </w:r>
+      <w:r>
+        <w:t xml:space="preserve"> </w:t>
+      </w:r>
+      <w:r>
+        <w:t xml:space="preserve">potentially using the </w:t>
+      </w:r>
+      <w:r>
+        <w:rPr>
           <w:bCs/>
         </w:rPr>
         <w:t>Repository pattern</w:t>
       </w:r>
       <w:r>
-        <w:t>—to actively store and serve data (like event logs) during offline periods, with synchronization only occurring when connectivity is restored.</w:t>
+        <w:t xml:space="preserve"> </w:t>
+      </w:r>
+      <w:r>
+        <w:t>to actively store and serve data like event logs during offline periods, with synchronization only occurring when connectivity is restored.</w:t>
       </w:r>
     </w:p>
     <w:p/>
@@ -5214,7 +5262,7 @@
       <w:pPr>
         <w:pStyle w:val="Heading2"/>
       </w:pPr>
-      <w:bookmarkStart w:id="25" w:name="_Toc211001969"/>
+      <w:bookmarkStart w:id="26" w:name="_Toc211497685"/>
       <w:r>
         <w:rPr>
           <w:lang w:val="en-US"/>
@@ -5230,7 +5278,7 @@
       <w:r>
         <w:t>Storing User Images and Overcoming Firebase Storage Limits</w:t>
       </w:r>
-      <w:bookmarkEnd w:id="25"/>
+      <w:bookmarkEnd w:id="26"/>
     </w:p>
     <w:p/>
     <w:p>
@@ -5241,7 +5289,7 @@
           <w:iCs/>
         </w:rPr>
       </w:pPr>
-      <w:bookmarkStart w:id="26" w:name="_Toc211001970"/>
+      <w:bookmarkStart w:id="27" w:name="_Toc211497686"/>
       <w:r>
         <w:rPr>
           <w:i/>
@@ -5249,7 +5297,7 @@
         </w:rPr>
         <w:t>Problem</w:t>
       </w:r>
-      <w:bookmarkEnd w:id="26"/>
+      <w:bookmarkEnd w:id="27"/>
     </w:p>
     <w:p>
       <w:r>
@@ -5265,13 +5313,15 @@
       </w:r>
       <w:r>
         <w:rPr>
-          <w:b/>
           <w:bCs/>
         </w:rPr>
-        <w:t>Firebase Cloud Storage (Buckets)</w:t>
-      </w:r>
-      <w:r>
-        <w:t>. The free tier of Firebase Storage imposes rate limits and bandwidth restrictions, which, combined with the administrative requirement of linking a credit card for initial configuration (even for the free tier), presented a barrier since the project is currently unfunded.</w:t>
+        <w:t>Firebase Cloud Storage Buckets</w:t>
+      </w:r>
+      <w:r>
+        <w:t>.</w:t>
+      </w:r>
+      <w:r>
+        <w:t xml:space="preserve"> The free tier of Firebase Storage imposes rate limits and bandwidth restrictions, which, combined with the administrative requirement of linking a credit card for initial configuration even for the free tier, presented a barrier since the project is currently unfunded.</w:t>
       </w:r>
     </w:p>
     <w:p/>
@@ -5283,7 +5333,7 @@
           <w:iCs/>
         </w:rPr>
       </w:pPr>
-      <w:bookmarkStart w:id="27" w:name="_Toc211001971"/>
+      <w:bookmarkStart w:id="28" w:name="_Toc211497687"/>
       <w:r>
         <w:rPr>
           <w:i/>
@@ -5291,7 +5341,7 @@
         </w:rPr>
         <w:t>Solution</w:t>
       </w:r>
-      <w:bookmarkEnd w:id="27"/>
+      <w:bookmarkEnd w:id="28"/>
     </w:p>
     <w:p>
       <w:r>
@@ -5385,7 +5435,19 @@
         </w:numPr>
       </w:pPr>
       <w:r>
-        <w:t xml:space="preserve">When a user (owner or service provider) views the pool, the app fetches the URL from </w:t>
+        <w:t>When a user</w:t>
+      </w:r>
+      <w:r>
+        <w:t xml:space="preserve">, </w:t>
+      </w:r>
+      <w:r>
+        <w:t>owner or service provider</w:t>
+      </w:r>
+      <w:r>
+        <w:t>,</w:t>
+      </w:r>
+      <w:r>
+        <w:t xml:space="preserve"> views the pool, the app fetches the URL from </w:t>
       </w:r>
       <w:proofErr w:type="spellStart"/>
       <w:r>
@@ -5427,7 +5489,7 @@
 </file>
 
 <file path=word/endnotes.xml><?xml version="1.0" encoding="utf-8"?>
-<w:endnotes xmlns:wpc="http://schemas.microsoft.com/office/word/2010/wordprocessingCanvas" xmlns:cx="http://schemas.microsoft.com/office/drawing/2014/chartex" xmlns:cx1="http://schemas.microsoft.com/office/drawing/2015/9/8/chartex" xmlns:cx2="http://schemas.microsoft.com/office/drawing/2015/10/21/chartex" xmlns:cx3="http://schemas.microsoft.com/office/drawing/2016/5/9/chartex" xmlns:cx4="http://schemas.microsoft.com/office/drawing/2016/5/10/chartex" xmlns:cx5="http://schemas.microsoft.com/office/drawing/2016/5/11/chartex" xmlns:cx6="http://schemas.microsoft.com/office/drawing/2016/5/12/chartex" xmlns:cx7="http://schemas.microsoft.com/office/drawing/2016/5/13/chartex" xmlns:cx8="http://schemas.microsoft.com/office/drawing/2016/5/14/chartex" xmlns:mc="http://schemas.openxmlformats.org/markup-compatibility/2006" xmlns:aink="http://schemas.microsoft.com/office/drawing/2016/ink" xmlns:am3d="http://schemas.microsoft.com/office/drawing/2017/model3d" xmlns:o="urn:schemas-microsoft-com:office:office" xmlns:r="http://schemas.openxmlformats.org/officeDocument/2006/relationships" xmlns:m="http://schemas.openxmlformats.org/officeDocument/2006/math" xmlns:v="urn:schemas-microsoft-com:vml" xmlns:wp14="http://schemas.microsoft.com/office/word/2010/wordprocessingDrawing" xmlns:wp="http://schemas.openxmlformats.org/drawingml/2006/wordprocessingDrawing" xmlns:w10="urn:schemas-microsoft-com:office:word" xmlns:w="http://schemas.openxmlformats.org/wordprocessingml/2006/main" xmlns:w14="http://schemas.microsoft.com/office/word/2010/wordml" xmlns:w15="http://schemas.microsoft.com/office/word/2012/wordml" xmlns:w16cex="http://schemas.microsoft.com/office/word/2018/wordml/cex" xmlns:w16cid="http://schemas.microsoft.com/office/word/2016/wordml/cid" xmlns:w16="http://schemas.microsoft.com/office/word/2018/wordml" xmlns:w16sdtdh="http://schemas.microsoft.com/office/word/2020/wordml/sdtdatahash" xmlns:w16se="http://schemas.microsoft.com/office/word/2015/wordml/symex" xmlns:wpg="http://schemas.microsoft.com/office/word/2010/wordprocessingGroup" xmlns:wpi="http://schemas.microsoft.com/office/word/2010/wordprocessingInk" xmlns:wne="http://schemas.microsoft.com/office/word/2006/wordml" xmlns:wps="http://schemas.microsoft.com/office/word/2010/wordprocessingShape" mc:Ignorable="w14 w15 w16se w16cid w16 w16cex w16sdtdh wp14">
+<w:endnotes xmlns:wpc="http://schemas.microsoft.com/office/word/2010/wordprocessingCanvas" xmlns:cx="http://schemas.microsoft.com/office/drawing/2014/chartex" xmlns:cx1="http://schemas.microsoft.com/office/drawing/2015/9/8/chartex" xmlns:cx2="http://schemas.microsoft.com/office/drawing/2015/10/21/chartex" xmlns:cx3="http://schemas.microsoft.com/office/drawing/2016/5/9/chartex" xmlns:cx4="http://schemas.microsoft.com/office/drawing/2016/5/10/chartex" xmlns:cx5="http://schemas.microsoft.com/office/drawing/2016/5/11/chartex" xmlns:cx6="http://schemas.microsoft.com/office/drawing/2016/5/12/chartex" xmlns:cx7="http://schemas.microsoft.com/office/drawing/2016/5/13/chartex" xmlns:cx8="http://schemas.microsoft.com/office/drawing/2016/5/14/chartex" xmlns:mc="http://schemas.openxmlformats.org/markup-compatibility/2006" xmlns:aink="http://schemas.microsoft.com/office/drawing/2016/ink" xmlns:am3d="http://schemas.microsoft.com/office/drawing/2017/model3d" xmlns:o="urn:schemas-microsoft-com:office:office" xmlns:r="http://schemas.openxmlformats.org/officeDocument/2006/relationships" xmlns:m="http://schemas.openxmlformats.org/officeDocument/2006/math" xmlns:v="urn:schemas-microsoft-com:vml" xmlns:wp14="http://schemas.microsoft.com/office/word/2010/wordprocessingDrawing" xmlns:wp="http://schemas.openxmlformats.org/drawingml/2006/wordprocessingDrawing" xmlns:w10="urn:schemas-microsoft-com:office:word" xmlns:w="http://schemas.openxmlformats.org/wordprocessingml/2006/main" xmlns:w14="http://schemas.microsoft.com/office/word/2010/wordml" xmlns:w15="http://schemas.microsoft.com/office/word/2012/wordml" xmlns:w16cid="http://schemas.microsoft.com/office/word/2016/wordml/cid" xmlns:w16se="http://schemas.microsoft.com/office/word/2015/wordml/symex" xmlns:wpg="http://schemas.microsoft.com/office/word/2010/wordprocessingGroup" xmlns:wpi="http://schemas.microsoft.com/office/word/2010/wordprocessingInk" xmlns:wne="http://schemas.microsoft.com/office/word/2006/wordml" xmlns:wps="http://schemas.microsoft.com/office/word/2010/wordprocessingShape" mc:Ignorable="w14 w15 w16se w16cid wp14">
   <w:endnote w:type="separator" w:id="-1">
     <w:p>
       <w:r>
@@ -5446,7 +5508,7 @@
 </file>
 
 <file path=word/footer1.xml><?xml version="1.0" encoding="utf-8"?>
-<w:ftr xmlns:wpc="http://schemas.microsoft.com/office/word/2010/wordprocessingCanvas" xmlns:cx="http://schemas.microsoft.com/office/drawing/2014/chartex" xmlns:cx1="http://schemas.microsoft.com/office/drawing/2015/9/8/chartex" xmlns:cx2="http://schemas.microsoft.com/office/drawing/2015/10/21/chartex" xmlns:cx3="http://schemas.microsoft.com/office/drawing/2016/5/9/chartex" xmlns:cx4="http://schemas.microsoft.com/office/drawing/2016/5/10/chartex" xmlns:cx5="http://schemas.microsoft.com/office/drawing/2016/5/11/chartex" xmlns:cx6="http://schemas.microsoft.com/office/drawing/2016/5/12/chartex" xmlns:cx7="http://schemas.microsoft.com/office/drawing/2016/5/13/chartex" xmlns:cx8="http://schemas.microsoft.com/office/drawing/2016/5/14/chartex" xmlns:mc="http://schemas.openxmlformats.org/markup-compatibility/2006" xmlns:aink="http://schemas.microsoft.com/office/drawing/2016/ink" xmlns:am3d="http://schemas.microsoft.com/office/drawing/2017/model3d" xmlns:o="urn:schemas-microsoft-com:office:office" xmlns:r="http://schemas.openxmlformats.org/officeDocument/2006/relationships" xmlns:m="http://schemas.openxmlformats.org/officeDocument/2006/math" xmlns:v="urn:schemas-microsoft-com:vml" xmlns:wp14="http://schemas.microsoft.com/office/word/2010/wordprocessingDrawing" xmlns:wp="http://schemas.openxmlformats.org/drawingml/2006/wordprocessingDrawing" xmlns:w10="urn:schemas-microsoft-com:office:word" xmlns:w="http://schemas.openxmlformats.org/wordprocessingml/2006/main" xmlns:w14="http://schemas.microsoft.com/office/word/2010/wordml" xmlns:w15="http://schemas.microsoft.com/office/word/2012/wordml" xmlns:w16cex="http://schemas.microsoft.com/office/word/2018/wordml/cex" xmlns:w16cid="http://schemas.microsoft.com/office/word/2016/wordml/cid" xmlns:w16="http://schemas.microsoft.com/office/word/2018/wordml" xmlns:w16sdtdh="http://schemas.microsoft.com/office/word/2020/wordml/sdtdatahash" xmlns:w16se="http://schemas.microsoft.com/office/word/2015/wordml/symex" xmlns:wpg="http://schemas.microsoft.com/office/word/2010/wordprocessingGroup" xmlns:wpi="http://schemas.microsoft.com/office/word/2010/wordprocessingInk" xmlns:wne="http://schemas.microsoft.com/office/word/2006/wordml" xmlns:wps="http://schemas.microsoft.com/office/word/2010/wordprocessingShape" mc:Ignorable="w14 w15 w16se w16cid w16 w16cex w16sdtdh wp14">
+<w:ftr xmlns:wpc="http://schemas.microsoft.com/office/word/2010/wordprocessingCanvas" xmlns:cx="http://schemas.microsoft.com/office/drawing/2014/chartex" xmlns:cx1="http://schemas.microsoft.com/office/drawing/2015/9/8/chartex" xmlns:cx2="http://schemas.microsoft.com/office/drawing/2015/10/21/chartex" xmlns:cx3="http://schemas.microsoft.com/office/drawing/2016/5/9/chartex" xmlns:cx4="http://schemas.microsoft.com/office/drawing/2016/5/10/chartex" xmlns:cx5="http://schemas.microsoft.com/office/drawing/2016/5/11/chartex" xmlns:cx6="http://schemas.microsoft.com/office/drawing/2016/5/12/chartex" xmlns:cx7="http://schemas.microsoft.com/office/drawing/2016/5/13/chartex" xmlns:cx8="http://schemas.microsoft.com/office/drawing/2016/5/14/chartex" xmlns:mc="http://schemas.openxmlformats.org/markup-compatibility/2006" xmlns:aink="http://schemas.microsoft.com/office/drawing/2016/ink" xmlns:am3d="http://schemas.microsoft.com/office/drawing/2017/model3d" xmlns:o="urn:schemas-microsoft-com:office:office" xmlns:r="http://schemas.openxmlformats.org/officeDocument/2006/relationships" xmlns:m="http://schemas.openxmlformats.org/officeDocument/2006/math" xmlns:v="urn:schemas-microsoft-com:vml" xmlns:wp14="http://schemas.microsoft.com/office/word/2010/wordprocessingDrawing" xmlns:wp="http://schemas.openxmlformats.org/drawingml/2006/wordprocessingDrawing" xmlns:w10="urn:schemas-microsoft-com:office:word" xmlns:w="http://schemas.openxmlformats.org/wordprocessingml/2006/main" xmlns:w14="http://schemas.microsoft.com/office/word/2010/wordml" xmlns:w15="http://schemas.microsoft.com/office/word/2012/wordml" xmlns:w16cid="http://schemas.microsoft.com/office/word/2016/wordml/cid" xmlns:w16se="http://schemas.microsoft.com/office/word/2015/wordml/symex" xmlns:wpg="http://schemas.microsoft.com/office/word/2010/wordprocessingGroup" xmlns:wpi="http://schemas.microsoft.com/office/word/2010/wordprocessingInk" xmlns:wne="http://schemas.microsoft.com/office/word/2006/wordml" xmlns:wps="http://schemas.microsoft.com/office/word/2010/wordprocessingShape" mc:Ignorable="w14 w15 w16se w16cid wp14">
   <w:sdt>
     <w:sdtPr>
       <w:id w:val="-1767219425"/>
@@ -5499,7 +5561,7 @@
 </file>
 
 <file path=word/footer2.xml><?xml version="1.0" encoding="utf-8"?>
-<w:ftr xmlns:wpc="http://schemas.microsoft.com/office/word/2010/wordprocessingCanvas" xmlns:cx="http://schemas.microsoft.com/office/drawing/2014/chartex" xmlns:cx1="http://schemas.microsoft.com/office/drawing/2015/9/8/chartex" xmlns:cx2="http://schemas.microsoft.com/office/drawing/2015/10/21/chartex" xmlns:cx3="http://schemas.microsoft.com/office/drawing/2016/5/9/chartex" xmlns:cx4="http://schemas.microsoft.com/office/drawing/2016/5/10/chartex" xmlns:cx5="http://schemas.microsoft.com/office/drawing/2016/5/11/chartex" xmlns:cx6="http://schemas.microsoft.com/office/drawing/2016/5/12/chartex" xmlns:cx7="http://schemas.microsoft.com/office/drawing/2016/5/13/chartex" xmlns:cx8="http://schemas.microsoft.com/office/drawing/2016/5/14/chartex" xmlns:mc="http://schemas.openxmlformats.org/markup-compatibility/2006" xmlns:aink="http://schemas.microsoft.com/office/drawing/2016/ink" xmlns:am3d="http://schemas.microsoft.com/office/drawing/2017/model3d" xmlns:o="urn:schemas-microsoft-com:office:office" xmlns:r="http://schemas.openxmlformats.org/officeDocument/2006/relationships" xmlns:m="http://schemas.openxmlformats.org/officeDocument/2006/math" xmlns:v="urn:schemas-microsoft-com:vml" xmlns:wp14="http://schemas.microsoft.com/office/word/2010/wordprocessingDrawing" xmlns:wp="http://schemas.openxmlformats.org/drawingml/2006/wordprocessingDrawing" xmlns:w10="urn:schemas-microsoft-com:office:word" xmlns:w="http://schemas.openxmlformats.org/wordprocessingml/2006/main" xmlns:w14="http://schemas.microsoft.com/office/word/2010/wordml" xmlns:w15="http://schemas.microsoft.com/office/word/2012/wordml" xmlns:w16cex="http://schemas.microsoft.com/office/word/2018/wordml/cex" xmlns:w16cid="http://schemas.microsoft.com/office/word/2016/wordml/cid" xmlns:w16="http://schemas.microsoft.com/office/word/2018/wordml" xmlns:w16sdtdh="http://schemas.microsoft.com/office/word/2020/wordml/sdtdatahash" xmlns:w16se="http://schemas.microsoft.com/office/word/2015/wordml/symex" xmlns:wpg="http://schemas.microsoft.com/office/word/2010/wordprocessingGroup" xmlns:wpi="http://schemas.microsoft.com/office/word/2010/wordprocessingInk" xmlns:wne="http://schemas.microsoft.com/office/word/2006/wordml" xmlns:wps="http://schemas.microsoft.com/office/word/2010/wordprocessingShape" mc:Ignorable="w14 w15 w16se w16cid w16 w16cex w16sdtdh wp14">
+<w:ftr xmlns:wpc="http://schemas.microsoft.com/office/word/2010/wordprocessingCanvas" xmlns:cx="http://schemas.microsoft.com/office/drawing/2014/chartex" xmlns:cx1="http://schemas.microsoft.com/office/drawing/2015/9/8/chartex" xmlns:cx2="http://schemas.microsoft.com/office/drawing/2015/10/21/chartex" xmlns:cx3="http://schemas.microsoft.com/office/drawing/2016/5/9/chartex" xmlns:cx4="http://schemas.microsoft.com/office/drawing/2016/5/10/chartex" xmlns:cx5="http://schemas.microsoft.com/office/drawing/2016/5/11/chartex" xmlns:cx6="http://schemas.microsoft.com/office/drawing/2016/5/12/chartex" xmlns:cx7="http://schemas.microsoft.com/office/drawing/2016/5/13/chartex" xmlns:cx8="http://schemas.microsoft.com/office/drawing/2016/5/14/chartex" xmlns:mc="http://schemas.openxmlformats.org/markup-compatibility/2006" xmlns:aink="http://schemas.microsoft.com/office/drawing/2016/ink" xmlns:am3d="http://schemas.microsoft.com/office/drawing/2017/model3d" xmlns:o="urn:schemas-microsoft-com:office:office" xmlns:r="http://schemas.openxmlformats.org/officeDocument/2006/relationships" xmlns:m="http://schemas.openxmlformats.org/officeDocument/2006/math" xmlns:v="urn:schemas-microsoft-com:vml" xmlns:wp14="http://schemas.microsoft.com/office/word/2010/wordprocessingDrawing" xmlns:wp="http://schemas.openxmlformats.org/drawingml/2006/wordprocessingDrawing" xmlns:w10="urn:schemas-microsoft-com:office:word" xmlns:w="http://schemas.openxmlformats.org/wordprocessingml/2006/main" xmlns:w14="http://schemas.microsoft.com/office/word/2010/wordml" xmlns:w15="http://schemas.microsoft.com/office/word/2012/wordml" xmlns:w16cid="http://schemas.microsoft.com/office/word/2016/wordml/cid" xmlns:w16se="http://schemas.microsoft.com/office/word/2015/wordml/symex" xmlns:wpg="http://schemas.microsoft.com/office/word/2010/wordprocessingGroup" xmlns:wpi="http://schemas.microsoft.com/office/word/2010/wordprocessingInk" xmlns:wne="http://schemas.microsoft.com/office/word/2006/wordml" xmlns:wps="http://schemas.microsoft.com/office/word/2010/wordprocessingShape" mc:Ignorable="w14 w15 w16se w16cid wp14">
   <w:sdt>
     <w:sdtPr>
       <w:id w:val="-383260592"/>
@@ -5552,7 +5614,7 @@
 </file>
 
 <file path=word/footnotes.xml><?xml version="1.0" encoding="utf-8"?>
-<w:footnotes xmlns:wpc="http://schemas.microsoft.com/office/word/2010/wordprocessingCanvas" xmlns:cx="http://schemas.microsoft.com/office/drawing/2014/chartex" xmlns:cx1="http://schemas.microsoft.com/office/drawing/2015/9/8/chartex" xmlns:cx2="http://schemas.microsoft.com/office/drawing/2015/10/21/chartex" xmlns:cx3="http://schemas.microsoft.com/office/drawing/2016/5/9/chartex" xmlns:cx4="http://schemas.microsoft.com/office/drawing/2016/5/10/chartex" xmlns:cx5="http://schemas.microsoft.com/office/drawing/2016/5/11/chartex" xmlns:cx6="http://schemas.microsoft.com/office/drawing/2016/5/12/chartex" xmlns:cx7="http://schemas.microsoft.com/office/drawing/2016/5/13/chartex" xmlns:cx8="http://schemas.microsoft.com/office/drawing/2016/5/14/chartex" xmlns:mc="http://schemas.openxmlformats.org/markup-compatibility/2006" xmlns:aink="http://schemas.microsoft.com/office/drawing/2016/ink" xmlns:am3d="http://schemas.microsoft.com/office/drawing/2017/model3d" xmlns:o="urn:schemas-microsoft-com:office:office" xmlns:r="http://schemas.openxmlformats.org/officeDocument/2006/relationships" xmlns:m="http://schemas.openxmlformats.org/officeDocument/2006/math" xmlns:v="urn:schemas-microsoft-com:vml" xmlns:wp14="http://schemas.microsoft.com/office/word/2010/wordprocessingDrawing" xmlns:wp="http://schemas.openxmlformats.org/drawingml/2006/wordprocessingDrawing" xmlns:w10="urn:schemas-microsoft-com:office:word" xmlns:w="http://schemas.openxmlformats.org/wordprocessingml/2006/main" xmlns:w14="http://schemas.microsoft.com/office/word/2010/wordml" xmlns:w15="http://schemas.microsoft.com/office/word/2012/wordml" xmlns:w16cex="http://schemas.microsoft.com/office/word/2018/wordml/cex" xmlns:w16cid="http://schemas.microsoft.com/office/word/2016/wordml/cid" xmlns:w16="http://schemas.microsoft.com/office/word/2018/wordml" xmlns:w16sdtdh="http://schemas.microsoft.com/office/word/2020/wordml/sdtdatahash" xmlns:w16se="http://schemas.microsoft.com/office/word/2015/wordml/symex" xmlns:wpg="http://schemas.microsoft.com/office/word/2010/wordprocessingGroup" xmlns:wpi="http://schemas.microsoft.com/office/word/2010/wordprocessingInk" xmlns:wne="http://schemas.microsoft.com/office/word/2006/wordml" xmlns:wps="http://schemas.microsoft.com/office/word/2010/wordprocessingShape" mc:Ignorable="w14 w15 w16se w16cid w16 w16cex w16sdtdh wp14">
+<w:footnotes xmlns:wpc="http://schemas.microsoft.com/office/word/2010/wordprocessingCanvas" xmlns:cx="http://schemas.microsoft.com/office/drawing/2014/chartex" xmlns:cx1="http://schemas.microsoft.com/office/drawing/2015/9/8/chartex" xmlns:cx2="http://schemas.microsoft.com/office/drawing/2015/10/21/chartex" xmlns:cx3="http://schemas.microsoft.com/office/drawing/2016/5/9/chartex" xmlns:cx4="http://schemas.microsoft.com/office/drawing/2016/5/10/chartex" xmlns:cx5="http://schemas.microsoft.com/office/drawing/2016/5/11/chartex" xmlns:cx6="http://schemas.microsoft.com/office/drawing/2016/5/12/chartex" xmlns:cx7="http://schemas.microsoft.com/office/drawing/2016/5/13/chartex" xmlns:cx8="http://schemas.microsoft.com/office/drawing/2016/5/14/chartex" xmlns:mc="http://schemas.openxmlformats.org/markup-compatibility/2006" xmlns:aink="http://schemas.microsoft.com/office/drawing/2016/ink" xmlns:am3d="http://schemas.microsoft.com/office/drawing/2017/model3d" xmlns:o="urn:schemas-microsoft-com:office:office" xmlns:r="http://schemas.openxmlformats.org/officeDocument/2006/relationships" xmlns:m="http://schemas.openxmlformats.org/officeDocument/2006/math" xmlns:v="urn:schemas-microsoft-com:vml" xmlns:wp14="http://schemas.microsoft.com/office/word/2010/wordprocessingDrawing" xmlns:wp="http://schemas.openxmlformats.org/drawingml/2006/wordprocessingDrawing" xmlns:w10="urn:schemas-microsoft-com:office:word" xmlns:w="http://schemas.openxmlformats.org/wordprocessingml/2006/main" xmlns:w14="http://schemas.microsoft.com/office/word/2010/wordml" xmlns:w15="http://schemas.microsoft.com/office/word/2012/wordml" xmlns:w16cid="http://schemas.microsoft.com/office/word/2016/wordml/cid" xmlns:w16se="http://schemas.microsoft.com/office/word/2015/wordml/symex" xmlns:wpg="http://schemas.microsoft.com/office/word/2010/wordprocessingGroup" xmlns:wpi="http://schemas.microsoft.com/office/word/2010/wordprocessingInk" xmlns:wne="http://schemas.microsoft.com/office/word/2006/wordml" xmlns:wps="http://schemas.microsoft.com/office/word/2010/wordprocessingShape" mc:Ignorable="w14 w15 w16se w16cid wp14">
   <w:footnote w:type="separator" w:id="-1">
     <w:p>
       <w:r>
@@ -5571,7 +5633,7 @@
 </file>
 
 <file path=word/numbering.xml><?xml version="1.0" encoding="utf-8"?>
-<w:numbering xmlns:wpc="http://schemas.microsoft.com/office/word/2010/wordprocessingCanvas" xmlns:cx="http://schemas.microsoft.com/office/drawing/2014/chartex" xmlns:cx1="http://schemas.microsoft.com/office/drawing/2015/9/8/chartex" xmlns:cx2="http://schemas.microsoft.com/office/drawing/2015/10/21/chartex" xmlns:cx3="http://schemas.microsoft.com/office/drawing/2016/5/9/chartex" xmlns:cx4="http://schemas.microsoft.com/office/drawing/2016/5/10/chartex" xmlns:cx5="http://schemas.microsoft.com/office/drawing/2016/5/11/chartex" xmlns:cx6="http://schemas.microsoft.com/office/drawing/2016/5/12/chartex" xmlns:cx7="http://schemas.microsoft.com/office/drawing/2016/5/13/chartex" xmlns:cx8="http://schemas.microsoft.com/office/drawing/2016/5/14/chartex" xmlns:mc="http://schemas.openxmlformats.org/markup-compatibility/2006" xmlns:aink="http://schemas.microsoft.com/office/drawing/2016/ink" xmlns:am3d="http://schemas.microsoft.com/office/drawing/2017/model3d" xmlns:o="urn:schemas-microsoft-com:office:office" xmlns:r="http://schemas.openxmlformats.org/officeDocument/2006/relationships" xmlns:m="http://schemas.openxmlformats.org/officeDocument/2006/math" xmlns:v="urn:schemas-microsoft-com:vml" xmlns:wp14="http://schemas.microsoft.com/office/word/2010/wordprocessingDrawing" xmlns:wp="http://schemas.openxmlformats.org/drawingml/2006/wordprocessingDrawing" xmlns:w10="urn:schemas-microsoft-com:office:word" xmlns:w="http://schemas.openxmlformats.org/wordprocessingml/2006/main" xmlns:w14="http://schemas.microsoft.com/office/word/2010/wordml" xmlns:w15="http://schemas.microsoft.com/office/word/2012/wordml" xmlns:w16cex="http://schemas.microsoft.com/office/word/2018/wordml/cex" xmlns:w16cid="http://schemas.microsoft.com/office/word/2016/wordml/cid" xmlns:w16="http://schemas.microsoft.com/office/word/2018/wordml" xmlns:w16sdtdh="http://schemas.microsoft.com/office/word/2020/wordml/sdtdatahash" xmlns:w16se="http://schemas.microsoft.com/office/word/2015/wordml/symex" xmlns:wpg="http://schemas.microsoft.com/office/word/2010/wordprocessingGroup" xmlns:wpi="http://schemas.microsoft.com/office/word/2010/wordprocessingInk" xmlns:wne="http://schemas.microsoft.com/office/word/2006/wordml" xmlns:wps="http://schemas.microsoft.com/office/word/2010/wordprocessingShape" mc:Ignorable="w14 w15 w16se w16cid w16 w16cex w16sdtdh wp14">
+<w:numbering xmlns:wpc="http://schemas.microsoft.com/office/word/2010/wordprocessingCanvas" xmlns:cx="http://schemas.microsoft.com/office/drawing/2014/chartex" xmlns:cx1="http://schemas.microsoft.com/office/drawing/2015/9/8/chartex" xmlns:cx2="http://schemas.microsoft.com/office/drawing/2015/10/21/chartex" xmlns:cx3="http://schemas.microsoft.com/office/drawing/2016/5/9/chartex" xmlns:cx4="http://schemas.microsoft.com/office/drawing/2016/5/10/chartex" xmlns:cx5="http://schemas.microsoft.com/office/drawing/2016/5/11/chartex" xmlns:cx6="http://schemas.microsoft.com/office/drawing/2016/5/12/chartex" xmlns:cx7="http://schemas.microsoft.com/office/drawing/2016/5/13/chartex" xmlns:cx8="http://schemas.microsoft.com/office/drawing/2016/5/14/chartex" xmlns:mc="http://schemas.openxmlformats.org/markup-compatibility/2006" xmlns:aink="http://schemas.microsoft.com/office/drawing/2016/ink" xmlns:am3d="http://schemas.microsoft.com/office/drawing/2017/model3d" xmlns:o="urn:schemas-microsoft-com:office:office" xmlns:r="http://schemas.openxmlformats.org/officeDocument/2006/relationships" xmlns:m="http://schemas.openxmlformats.org/officeDocument/2006/math" xmlns:v="urn:schemas-microsoft-com:vml" xmlns:wp14="http://schemas.microsoft.com/office/word/2010/wordprocessingDrawing" xmlns:wp="http://schemas.openxmlformats.org/drawingml/2006/wordprocessingDrawing" xmlns:w10="urn:schemas-microsoft-com:office:word" xmlns:w="http://schemas.openxmlformats.org/wordprocessingml/2006/main" xmlns:w14="http://schemas.microsoft.com/office/word/2010/wordml" xmlns:w15="http://schemas.microsoft.com/office/word/2012/wordml" xmlns:w16cid="http://schemas.microsoft.com/office/word/2016/wordml/cid" xmlns:w16se="http://schemas.microsoft.com/office/word/2015/wordml/symex" xmlns:wpg="http://schemas.microsoft.com/office/word/2010/wordprocessingGroup" xmlns:wpi="http://schemas.microsoft.com/office/word/2010/wordprocessingInk" xmlns:wne="http://schemas.microsoft.com/office/word/2006/wordml" xmlns:wps="http://schemas.microsoft.com/office/word/2010/wordprocessingShape" mc:Ignorable="w14 w15 w16se w16cid wp14">
   <w:abstractNum w:abstractNumId="0" w15:restartNumberingAfterBreak="0">
     <w:nsid w:val="04F9736E"/>
     <w:multiLevelType w:val="hybridMultilevel"/>
@@ -6593,7 +6655,7 @@
 </file>
 
 <file path=word/styles.xml><?xml version="1.0" encoding="utf-8"?>
-<w:styles xmlns:mc="http://schemas.openxmlformats.org/markup-compatibility/2006" xmlns:r="http://schemas.openxmlformats.org/officeDocument/2006/relationships" xmlns:w="http://schemas.openxmlformats.org/wordprocessingml/2006/main" xmlns:w14="http://schemas.microsoft.com/office/word/2010/wordml" xmlns:w15="http://schemas.microsoft.com/office/word/2012/wordml" xmlns:w16cex="http://schemas.microsoft.com/office/word/2018/wordml/cex" xmlns:w16cid="http://schemas.microsoft.com/office/word/2016/wordml/cid" xmlns:w16="http://schemas.microsoft.com/office/word/2018/wordml" xmlns:w16sdtdh="http://schemas.microsoft.com/office/word/2020/wordml/sdtdatahash" xmlns:w16se="http://schemas.microsoft.com/office/word/2015/wordml/symex" mc:Ignorable="w14 w15 w16se w16cid w16 w16cex w16sdtdh">
+<w:styles xmlns:mc="http://schemas.openxmlformats.org/markup-compatibility/2006" xmlns:r="http://schemas.openxmlformats.org/officeDocument/2006/relationships" xmlns:w="http://schemas.openxmlformats.org/wordprocessingml/2006/main" xmlns:w14="http://schemas.microsoft.com/office/word/2010/wordml" xmlns:w15="http://schemas.microsoft.com/office/word/2012/wordml" xmlns:w16cid="http://schemas.microsoft.com/office/word/2016/wordml/cid" xmlns:w16se="http://schemas.microsoft.com/office/word/2015/wordml/symex" mc:Ignorable="w14 w15 w16se w16cid">
   <w:docDefaults>
     <w:rPrDefault>
       <w:rPr>
@@ -6605,7 +6667,7 @@
     </w:rPrDefault>
     <w:pPrDefault/>
   </w:docDefaults>
-  <w:latentStyles w:defLockedState="0" w:defUIPriority="99" w:defSemiHidden="0" w:defUnhideWhenUsed="0" w:defQFormat="0" w:count="376">
+  <w:latentStyles w:defLockedState="0" w:defUIPriority="99" w:defSemiHidden="0" w:defUnhideWhenUsed="0" w:defQFormat="0" w:count="375">
     <w:lsdException w:name="Normal" w:uiPriority="0" w:qFormat="1"/>
     <w:lsdException w:name="heading 1" w:uiPriority="9" w:qFormat="1"/>
     <w:lsdException w:name="heading 2" w:semiHidden="1" w:uiPriority="9" w:unhideWhenUsed="1" w:qFormat="1"/>
@@ -6981,7 +7043,6 @@
     <w:lsdException w:name="Smart Hyperlink" w:semiHidden="1" w:unhideWhenUsed="1"/>
     <w:lsdException w:name="Hashtag" w:semiHidden="1" w:unhideWhenUsed="1"/>
     <w:lsdException w:name="Unresolved Mention" w:semiHidden="1" w:unhideWhenUsed="1"/>
-    <w:lsdException w:name="Smart Link" w:semiHidden="1" w:unhideWhenUsed="1"/>
   </w:latentStyles>
   <w:style w:type="paragraph" w:default="1" w:styleId="Normal">
     <w:name w:val="Normal"/>
@@ -7742,7 +7803,7 @@
 </file>
 
 <file path=customXml/itemProps1.xml><?xml version="1.0" encoding="utf-8"?>
-<ds:datastoreItem xmlns:ds="http://schemas.openxmlformats.org/officeDocument/2006/customXml" ds:itemID="{EFF7A1FF-2E23-49D1-989F-15AA6644E775}">
+<ds:datastoreItem xmlns:ds="http://schemas.openxmlformats.org/officeDocument/2006/customXml" ds:itemID="{843764FD-7DAC-4FE9-A048-A743AD7927B7}">
   <ds:schemaRefs>
     <ds:schemaRef ds:uri="http://schemas.openxmlformats.org/officeDocument/2006/bibliography"/>
   </ds:schemaRefs>

--- a/Documentation/The Ripple Effect - IMPLEMENTATION DOCUMENT.docx
+++ b/Documentation/The Ripple Effect - IMPLEMENTATION DOCUMENT.docx
@@ -1,21 +1,7 @@
 
 <file path=word/document.xml><?xml version="1.0" encoding="utf-8"?>
-<w:document xmlns:wpc="http://schemas.microsoft.com/office/word/2010/wordprocessingCanvas" xmlns:cx="http://schemas.microsoft.com/office/drawing/2014/chartex" xmlns:cx1="http://schemas.microsoft.com/office/drawing/2015/9/8/chartex" xmlns:cx2="http://schemas.microsoft.com/office/drawing/2015/10/21/chartex" xmlns:cx3="http://schemas.microsoft.com/office/drawing/2016/5/9/chartex" xmlns:cx4="http://schemas.microsoft.com/office/drawing/2016/5/10/chartex" xmlns:cx5="http://schemas.microsoft.com/office/drawing/2016/5/11/chartex" xmlns:cx6="http://schemas.microsoft.com/office/drawing/2016/5/12/chartex" xmlns:cx7="http://schemas.microsoft.com/office/drawing/2016/5/13/chartex" xmlns:cx8="http://schemas.microsoft.com/office/drawing/2016/5/14/chartex" xmlns:mc="http://schemas.openxmlformats.org/markup-compatibility/2006" xmlns:aink="http://schemas.microsoft.com/office/drawing/2016/ink" xmlns:am3d="http://schemas.microsoft.com/office/drawing/2017/model3d" xmlns:o="urn:schemas-microsoft-com:office:office" xmlns:r="http://schemas.openxmlformats.org/officeDocument/2006/relationships" xmlns:m="http://schemas.openxmlformats.org/officeDocument/2006/math" xmlns:v="urn:schemas-microsoft-com:vml" xmlns:wp14="http://schemas.microsoft.com/office/word/2010/wordprocessingDrawing" xmlns:wp="http://schemas.openxmlformats.org/drawingml/2006/wordprocessingDrawing" xmlns:w10="urn:schemas-microsoft-com:office:word" xmlns:w="http://schemas.openxmlformats.org/wordprocessingml/2006/main" xmlns:w14="http://schemas.microsoft.com/office/word/2010/wordml" xmlns:w15="http://schemas.microsoft.com/office/word/2012/wordml" xmlns:w16cid="http://schemas.microsoft.com/office/word/2016/wordml/cid" xmlns:w16se="http://schemas.microsoft.com/office/word/2015/wordml/symex" xmlns:wpg="http://schemas.microsoft.com/office/word/2010/wordprocessingGroup" xmlns:wpi="http://schemas.microsoft.com/office/word/2010/wordprocessingInk" xmlns:wne="http://schemas.microsoft.com/office/word/2006/wordml" xmlns:wps="http://schemas.microsoft.com/office/word/2010/wordprocessingShape" mc:Ignorable="w14 w15 w16se w16cid wp14">
+<w:document xmlns:wpc="http://schemas.microsoft.com/office/word/2010/wordprocessingCanvas" xmlns:cx="http://schemas.microsoft.com/office/drawing/2014/chartex" xmlns:cx1="http://schemas.microsoft.com/office/drawing/2015/9/8/chartex" xmlns:cx2="http://schemas.microsoft.com/office/drawing/2015/10/21/chartex" xmlns:cx3="http://schemas.microsoft.com/office/drawing/2016/5/9/chartex" xmlns:cx4="http://schemas.microsoft.com/office/drawing/2016/5/10/chartex" xmlns:cx5="http://schemas.microsoft.com/office/drawing/2016/5/11/chartex" xmlns:cx6="http://schemas.microsoft.com/office/drawing/2016/5/12/chartex" xmlns:cx7="http://schemas.microsoft.com/office/drawing/2016/5/13/chartex" xmlns:cx8="http://schemas.microsoft.com/office/drawing/2016/5/14/chartex" xmlns:mc="http://schemas.openxmlformats.org/markup-compatibility/2006" xmlns:aink="http://schemas.microsoft.com/office/drawing/2016/ink" xmlns:am3d="http://schemas.microsoft.com/office/drawing/2017/model3d" xmlns:o="urn:schemas-microsoft-com:office:office" xmlns:oel="http://schemas.microsoft.com/office/2019/extlst" xmlns:r="http://schemas.openxmlformats.org/officeDocument/2006/relationships" xmlns:m="http://schemas.openxmlformats.org/officeDocument/2006/math" xmlns:v="urn:schemas-microsoft-com:vml" xmlns:wp14="http://schemas.microsoft.com/office/word/2010/wordprocessingDrawing" xmlns:wp="http://schemas.openxmlformats.org/drawingml/2006/wordprocessingDrawing" xmlns:w10="urn:schemas-microsoft-com:office:word" xmlns:w="http://schemas.openxmlformats.org/wordprocessingml/2006/main" xmlns:w14="http://schemas.microsoft.com/office/word/2010/wordml" xmlns:w15="http://schemas.microsoft.com/office/word/2012/wordml" xmlns:w16cex="http://schemas.microsoft.com/office/word/2018/wordml/cex" xmlns:w16cid="http://schemas.microsoft.com/office/word/2016/wordml/cid" xmlns:w16="http://schemas.microsoft.com/office/word/2018/wordml" xmlns:w16du="http://schemas.microsoft.com/office/word/2023/wordml/word16du" xmlns:w16sdtdh="http://schemas.microsoft.com/office/word/2020/wordml/sdtdatahash" xmlns:w16sdtfl="http://schemas.microsoft.com/office/word/2024/wordml/sdtformatlock" xmlns:w16se="http://schemas.microsoft.com/office/word/2015/wordml/symex" xmlns:wpg="http://schemas.microsoft.com/office/word/2010/wordprocessingGroup" xmlns:wpi="http://schemas.microsoft.com/office/word/2010/wordprocessingInk" xmlns:wne="http://schemas.microsoft.com/office/word/2006/wordml" xmlns:wps="http://schemas.microsoft.com/office/word/2010/wordprocessingShape" mc:Ignorable="w14 w15 w16se w16cid w16 w16cex w16sdtdh w16sdtfl w16du wp14">
   <w:body>
-    <w:p>
-      <w:pPr>
-        <w:rPr>
-          <w:rFonts w:asciiTheme="majorHAnsi" w:eastAsiaTheme="majorEastAsia" w:hAnsiTheme="majorHAnsi" w:cstheme="majorBidi"/>
-          <w:color w:val="2F5496" w:themeColor="accent1" w:themeShade="BF"/>
-          <w:sz w:val="32"/>
-          <w:szCs w:val="32"/>
-          <w:lang w:val="en-US"/>
-        </w:rPr>
-      </w:pPr>
-      <w:r>
-        <w:br w:type="page"/>
-      </w:r>
-    </w:p>
     <w:sdt>
       <w:sdtPr>
         <w:rPr>
@@ -3907,15 +3893,7 @@
       </w:r>
       <w:proofErr w:type="spellEnd"/>
       <w:r>
-        <w:t xml:space="preserve">", </w:t>
-      </w:r>
-      <w:proofErr w:type="spellStart"/>
-      <w:r>
-        <w:t>HOME_POOL_ID</w:t>
-      </w:r>
-      <w:proofErr w:type="spellEnd"/>
-      <w:r>
-        <w:t>): Enforces the architectural rule that events are tied to the active pool (not just the user).</w:t>
+        <w:t>", HOME_POOL_ID): Enforces the architectural rule that events are tied to the active pool (not just the user).</w:t>
       </w:r>
     </w:p>
     <w:p/>
@@ -4027,10 +4005,12 @@
         <w:t xml:space="preserve">", </w:t>
       </w:r>
       <w:proofErr w:type="spellStart"/>
+      <w:proofErr w:type="gramStart"/>
       <w:r>
         <w:t>Query.Direction.ASCENDING</w:t>
       </w:r>
       <w:proofErr w:type="spellEnd"/>
+      <w:proofErr w:type="gramEnd"/>
       <w:r>
         <w:t>): Crucially sorts the events chronologically, ensuring the schedule appears correctly on the user interface.</w:t>
       </w:r>
@@ -4074,8 +4054,6 @@
       <w:r>
         <w:t xml:space="preserve"> or order by</w:t>
       </w:r>
-      <w:bookmarkStart w:id="6" w:name="_GoBack"/>
-      <w:bookmarkEnd w:id="6"/>
       <w:r>
         <w:t xml:space="preserve"> makes this a composite query. This required the manual creation of a Custom Index in the Firebase console, otherwise, the query would fail. This backend step was essential for maintaining query speed and efficiency.</w:t>
       </w:r>
@@ -4111,30 +4089,22 @@
       <w:proofErr w:type="spellEnd"/>
       <w:proofErr w:type="gramEnd"/>
       <w:r>
-        <w:t xml:space="preserve"> </w:t>
+        <w:t xml:space="preserve"> callback. This design ensures the app remains responsive, a key requirement of modern Android development. The retrieved JSON data is automatically mapped to the local </w:t>
       </w:r>
       <w:proofErr w:type="spellStart"/>
       <w:r>
-        <w:t>callback</w:t>
+        <w:t>EventModel</w:t>
       </w:r>
       <w:proofErr w:type="spellEnd"/>
       <w:r>
-        <w:t xml:space="preserve">. This design ensures the app remains responsive, a key requirement of modern Android development. The retrieved JSON data is automatically mapped to the local </w:t>
+        <w:t xml:space="preserve"> Java object using </w:t>
       </w:r>
       <w:proofErr w:type="spellStart"/>
       <w:r>
-        <w:t>EventModel</w:t>
+        <w:t>Firestore's</w:t>
       </w:r>
       <w:proofErr w:type="spellEnd"/>
       <w:r>
-        <w:t xml:space="preserve"> Java object using </w:t>
-      </w:r>
-      <w:proofErr w:type="spellStart"/>
-      <w:r>
-        <w:t>Firestore's</w:t>
-      </w:r>
-      <w:proofErr w:type="spellEnd"/>
-      <w:r>
         <w:t xml:space="preserve"> built-in object mapping capabilities.</w:t>
       </w:r>
     </w:p>
@@ -4163,7 +4133,7 @@
       <w:pPr>
         <w:pStyle w:val="Heading1"/>
       </w:pPr>
-      <w:bookmarkStart w:id="7" w:name="_Toc211497666"/>
+      <w:bookmarkStart w:id="6" w:name="_Toc211497666"/>
       <w:r>
         <w:lastRenderedPageBreak/>
         <w:t>1.</w:t>
@@ -4174,7 +4144,7 @@
       <w:r>
         <w:t xml:space="preserve"> Source code references</w:t>
       </w:r>
-      <w:bookmarkEnd w:id="7"/>
+      <w:bookmarkEnd w:id="6"/>
     </w:p>
     <w:p>
       <w:pPr>
@@ -4235,17 +4205,97 @@
           <w:lang w:val="en-US"/>
         </w:rPr>
       </w:pPr>
-      <w:bookmarkStart w:id="8" w:name="_Toc211497667"/>
+      <w:bookmarkStart w:id="7" w:name="_Toc211497667"/>
       <w:r>
         <w:rPr>
           <w:lang w:val="en-US"/>
         </w:rPr>
         <w:t>1.3.1 Implementing a Fragment-to-Fragment Communication Pattern</w:t>
       </w:r>
+      <w:bookmarkEnd w:id="7"/>
+    </w:p>
+    <w:p>
+      <w:pPr>
+        <w:rPr>
+          <w:lang w:val="en-US"/>
+        </w:rPr>
+      </w:pPr>
+    </w:p>
+    <w:p>
+      <w:pPr>
+        <w:pStyle w:val="Heading3"/>
+        <w:rPr>
+          <w:lang w:val="en-US"/>
+        </w:rPr>
+      </w:pPr>
+      <w:bookmarkStart w:id="8" w:name="_Toc211497668"/>
+      <w:r>
+        <w:rPr>
+          <w:lang w:val="en-US"/>
+        </w:rPr>
+        <w:t>Description</w:t>
+      </w:r>
       <w:bookmarkEnd w:id="8"/>
     </w:p>
     <w:p>
       <w:pPr>
+        <w:jc w:val="both"/>
+        <w:rPr>
+          <w:lang w:val="en-US"/>
+        </w:rPr>
+      </w:pPr>
+      <w:r>
+        <w:rPr>
+          <w:lang w:val="en-US"/>
+        </w:rPr>
+        <w:t xml:space="preserve">In modern Android development, the legacy practice of communicating between Fragments using interfaces implemented by the parent Activity is replaced by the official </w:t>
+      </w:r>
+      <w:proofErr w:type="spellStart"/>
+      <w:r>
+        <w:rPr>
+          <w:lang w:val="en-US"/>
+        </w:rPr>
+        <w:t>FragmentResultListener</w:t>
+      </w:r>
+      <w:proofErr w:type="spellEnd"/>
+      <w:r>
+        <w:rPr>
+          <w:lang w:val="en-US"/>
+        </w:rPr>
+        <w:t xml:space="preserve"> API. This mechanism, used to pass data such as confirmation flags or IDs between the </w:t>
+      </w:r>
+      <w:proofErr w:type="spellStart"/>
+      <w:r>
+        <w:rPr>
+          <w:lang w:val="en-US"/>
+        </w:rPr>
+        <w:t>PO_AddEvent</w:t>
+      </w:r>
+      <w:proofErr w:type="spellEnd"/>
+      <w:r>
+        <w:rPr>
+          <w:lang w:val="en-US"/>
+        </w:rPr>
+        <w:t xml:space="preserve"> and </w:t>
+      </w:r>
+      <w:proofErr w:type="spellStart"/>
+      <w:r>
+        <w:rPr>
+          <w:lang w:val="en-US"/>
+        </w:rPr>
+        <w:t>PO_Calendar</w:t>
+      </w:r>
+      <w:proofErr w:type="spellEnd"/>
+      <w:r>
+        <w:rPr>
+          <w:lang w:val="en-US"/>
+        </w:rPr>
+        <w:t xml:space="preserve"> Fragments, is required for reliable, lifecycle-aware communication.</w:t>
+      </w:r>
+    </w:p>
+    <w:p>
+      <w:pPr>
+        <w:jc w:val="both"/>
         <w:rPr>
           <w:lang w:val="en-US"/>
         </w:rPr>
@@ -4258,94 +4308,14 @@
           <w:lang w:val="en-US"/>
         </w:rPr>
       </w:pPr>
-      <w:bookmarkStart w:id="9" w:name="_Toc211497668"/>
-      <w:r>
-        <w:rPr>
-          <w:lang w:val="en-US"/>
-        </w:rPr>
-        <w:t>Description</w:t>
+      <w:bookmarkStart w:id="9" w:name="_Toc211497669"/>
+      <w:r>
+        <w:rPr>
+          <w:lang w:val="en-US"/>
+        </w:rPr>
+        <w:t>Usage</w:t>
       </w:r>
       <w:bookmarkEnd w:id="9"/>
-    </w:p>
-    <w:p>
-      <w:pPr>
-        <w:jc w:val="both"/>
-        <w:rPr>
-          <w:lang w:val="en-US"/>
-        </w:rPr>
-      </w:pPr>
-      <w:r>
-        <w:rPr>
-          <w:lang w:val="en-US"/>
-        </w:rPr>
-        <w:t xml:space="preserve">In modern Android development, the legacy practice of communicating between Fragments using interfaces implemented by the parent Activity is replaced by the official </w:t>
-      </w:r>
-      <w:proofErr w:type="spellStart"/>
-      <w:r>
-        <w:rPr>
-          <w:lang w:val="en-US"/>
-        </w:rPr>
-        <w:t>FragmentResultListener</w:t>
-      </w:r>
-      <w:proofErr w:type="spellEnd"/>
-      <w:r>
-        <w:rPr>
-          <w:lang w:val="en-US"/>
-        </w:rPr>
-        <w:t xml:space="preserve"> API. This mechanism, used to pass data such as confirmation flags or IDs between the </w:t>
-      </w:r>
-      <w:proofErr w:type="spellStart"/>
-      <w:r>
-        <w:rPr>
-          <w:lang w:val="en-US"/>
-        </w:rPr>
-        <w:t>PO_AddEvent</w:t>
-      </w:r>
-      <w:proofErr w:type="spellEnd"/>
-      <w:r>
-        <w:rPr>
-          <w:lang w:val="en-US"/>
-        </w:rPr>
-        <w:t xml:space="preserve"> and </w:t>
-      </w:r>
-      <w:proofErr w:type="spellStart"/>
-      <w:r>
-        <w:rPr>
-          <w:lang w:val="en-US"/>
-        </w:rPr>
-        <w:t>PO_Calendar</w:t>
-      </w:r>
-      <w:proofErr w:type="spellEnd"/>
-      <w:r>
-        <w:rPr>
-          <w:lang w:val="en-US"/>
-        </w:rPr>
-        <w:t xml:space="preserve"> Fragments, is required for reliable, lifecycle-aware communication.</w:t>
-      </w:r>
-    </w:p>
-    <w:p>
-      <w:pPr>
-        <w:jc w:val="both"/>
-        <w:rPr>
-          <w:lang w:val="en-US"/>
-        </w:rPr>
-      </w:pPr>
-    </w:p>
-    <w:p>
-      <w:pPr>
-        <w:pStyle w:val="Heading3"/>
-        <w:rPr>
-          <w:lang w:val="en-US"/>
-        </w:rPr>
-      </w:pPr>
-      <w:bookmarkStart w:id="10" w:name="_Toc211497669"/>
-      <w:r>
-        <w:rPr>
-          <w:lang w:val="en-US"/>
-        </w:rPr>
-        <w:t>Usage</w:t>
-      </w:r>
-      <w:bookmarkEnd w:id="10"/>
     </w:p>
     <w:p>
       <w:pPr>
@@ -4398,14 +4368,14 @@
           <w:lang w:val="en-US"/>
         </w:rPr>
       </w:pPr>
-      <w:bookmarkStart w:id="11" w:name="_Toc211497670"/>
+      <w:bookmarkStart w:id="10" w:name="_Toc211497670"/>
       <w:r>
         <w:rPr>
           <w:lang w:val="en-US"/>
         </w:rPr>
         <w:t>Reference</w:t>
       </w:r>
-      <w:bookmarkEnd w:id="11"/>
+      <w:bookmarkEnd w:id="10"/>
     </w:p>
     <w:p>
       <w:pPr>
@@ -4445,7 +4415,7 @@
           <w:lang w:val="en-US"/>
         </w:rPr>
       </w:pPr>
-      <w:bookmarkStart w:id="12" w:name="_Toc211497671"/>
+      <w:bookmarkStart w:id="11" w:name="_Toc211497671"/>
       <w:r>
         <w:rPr>
           <w:lang w:val="en-US"/>
@@ -4459,31 +4429,31 @@
         </w:rPr>
         <w:t>Firestore</w:t>
       </w:r>
+      <w:bookmarkEnd w:id="11"/>
+      <w:proofErr w:type="spellEnd"/>
+    </w:p>
+    <w:p>
+      <w:pPr>
+        <w:rPr>
+          <w:lang w:val="en-US"/>
+        </w:rPr>
+      </w:pPr>
+    </w:p>
+    <w:p>
+      <w:pPr>
+        <w:pStyle w:val="Heading3"/>
+        <w:rPr>
+          <w:lang w:val="en-US"/>
+        </w:rPr>
+      </w:pPr>
+      <w:bookmarkStart w:id="12" w:name="_Toc211497672"/>
+      <w:r>
+        <w:rPr>
+          <w:lang w:val="en-US"/>
+        </w:rPr>
+        <w:t>Description</w:t>
+      </w:r>
       <w:bookmarkEnd w:id="12"/>
-      <w:proofErr w:type="spellEnd"/>
-    </w:p>
-    <w:p>
-      <w:pPr>
-        <w:rPr>
-          <w:lang w:val="en-US"/>
-        </w:rPr>
-      </w:pPr>
-    </w:p>
-    <w:p>
-      <w:pPr>
-        <w:pStyle w:val="Heading3"/>
-        <w:rPr>
-          <w:lang w:val="en-US"/>
-        </w:rPr>
-      </w:pPr>
-      <w:bookmarkStart w:id="13" w:name="_Toc211497672"/>
-      <w:r>
-        <w:rPr>
-          <w:lang w:val="en-US"/>
-        </w:rPr>
-        <w:t>Description</w:t>
-      </w:r>
-      <w:bookmarkEnd w:id="13"/>
     </w:p>
     <w:p>
       <w:pPr>
@@ -4535,6 +4505,7 @@
         <w:t xml:space="preserve">) and </w:t>
       </w:r>
       <w:proofErr w:type="spellStart"/>
+      <w:proofErr w:type="gramStart"/>
       <w:r>
         <w:rPr>
           <w:lang w:val="en-US"/>
@@ -4546,7 +4517,14 @@
         <w:rPr>
           <w:lang w:val="en-US"/>
         </w:rPr>
-        <w:t xml:space="preserve">() on the </w:t>
+        <w:t>(</w:t>
+      </w:r>
+      <w:proofErr w:type="gramEnd"/>
+      <w:r>
+        <w:rPr>
+          <w:lang w:val="en-US"/>
+        </w:rPr>
+        <w:t xml:space="preserve">) on the </w:t>
       </w:r>
       <w:proofErr w:type="spellStart"/>
       <w:r>
@@ -4561,72 +4539,6 @@
           <w:lang w:val="en-US"/>
         </w:rPr>
         <w:t xml:space="preserve"> field, combined with the </w:t>
-      </w:r>
-      <w:proofErr w:type="spellStart"/>
-      <w:r>
-        <w:rPr>
-          <w:lang w:val="en-US"/>
-        </w:rPr>
-        <w:t>orderBy</w:t>
-      </w:r>
-      <w:proofErr w:type="spellEnd"/>
-      <w:r>
-        <w:rPr>
-          <w:lang w:val="en-US"/>
-        </w:rPr>
-        <w:t xml:space="preserve">() clause, is an advanced querying pattern essential for scheduling systems. This requires precise handling of </w:t>
-      </w:r>
-      <w:proofErr w:type="spellStart"/>
-      <w:r>
-        <w:rPr>
-          <w:lang w:val="en-US"/>
-        </w:rPr>
-        <w:t>System.currentTimeMillis</w:t>
-      </w:r>
-      <w:proofErr w:type="spellEnd"/>
-      <w:r>
-        <w:rPr>
-          <w:lang w:val="en-US"/>
-        </w:rPr>
-        <w:t>() timestamps and the creation of specific backend indexes to run successfully and maintain performance.</w:t>
-      </w:r>
-    </w:p>
-    <w:p>
-      <w:pPr>
-        <w:jc w:val="both"/>
-        <w:rPr>
-          <w:lang w:val="en-US"/>
-        </w:rPr>
-      </w:pPr>
-    </w:p>
-    <w:p>
-      <w:pPr>
-        <w:pStyle w:val="Heading3"/>
-        <w:rPr>
-          <w:lang w:val="en-US"/>
-        </w:rPr>
-      </w:pPr>
-      <w:bookmarkStart w:id="14" w:name="_Toc211497673"/>
-      <w:r>
-        <w:rPr>
-          <w:lang w:val="en-US"/>
-        </w:rPr>
-        <w:t>Usage</w:t>
-      </w:r>
-      <w:bookmarkEnd w:id="14"/>
-    </w:p>
-    <w:p>
-      <w:pPr>
-        <w:jc w:val="both"/>
-        <w:rPr>
-          <w:lang w:val="en-US"/>
-        </w:rPr>
-      </w:pPr>
-      <w:r>
-        <w:rPr>
-          <w:lang w:val="en-US"/>
-        </w:rPr>
-        <w:t>PO_Calendar.java (</w:t>
       </w:r>
       <w:proofErr w:type="spellStart"/>
       <w:proofErr w:type="gramStart"/>
@@ -4634,6 +4546,80 @@
         <w:rPr>
           <w:lang w:val="en-US"/>
         </w:rPr>
+        <w:t>orderBy</w:t>
+      </w:r>
+      <w:proofErr w:type="spellEnd"/>
+      <w:r>
+        <w:rPr>
+          <w:lang w:val="en-US"/>
+        </w:rPr>
+        <w:t>(</w:t>
+      </w:r>
+      <w:proofErr w:type="gramEnd"/>
+      <w:r>
+        <w:rPr>
+          <w:lang w:val="en-US"/>
+        </w:rPr>
+        <w:t xml:space="preserve">) clause, is an advanced querying pattern essential for scheduling systems. This requires precise handling of </w:t>
+      </w:r>
+      <w:proofErr w:type="spellStart"/>
+      <w:r>
+        <w:rPr>
+          <w:lang w:val="en-US"/>
+        </w:rPr>
+        <w:t>System.currentTimeMillis</w:t>
+      </w:r>
+      <w:proofErr w:type="spellEnd"/>
+      <w:r>
+        <w:rPr>
+          <w:lang w:val="en-US"/>
+        </w:rPr>
+        <w:t>() timestamps and the creation of specific backend indexes to run successfully and maintain performance.</w:t>
+      </w:r>
+    </w:p>
+    <w:p>
+      <w:pPr>
+        <w:jc w:val="both"/>
+        <w:rPr>
+          <w:lang w:val="en-US"/>
+        </w:rPr>
+      </w:pPr>
+    </w:p>
+    <w:p>
+      <w:pPr>
+        <w:pStyle w:val="Heading3"/>
+        <w:rPr>
+          <w:lang w:val="en-US"/>
+        </w:rPr>
+      </w:pPr>
+      <w:bookmarkStart w:id="13" w:name="_Toc211497673"/>
+      <w:r>
+        <w:rPr>
+          <w:lang w:val="en-US"/>
+        </w:rPr>
+        <w:t>Usage</w:t>
+      </w:r>
+      <w:bookmarkEnd w:id="13"/>
+    </w:p>
+    <w:p>
+      <w:pPr>
+        <w:jc w:val="both"/>
+        <w:rPr>
+          <w:lang w:val="en-US"/>
+        </w:rPr>
+      </w:pPr>
+      <w:r>
+        <w:rPr>
+          <w:lang w:val="en-US"/>
+        </w:rPr>
+        <w:t>PO_Calendar.java (</w:t>
+      </w:r>
+      <w:proofErr w:type="spellStart"/>
+      <w:proofErr w:type="gramStart"/>
+      <w:r>
+        <w:rPr>
+          <w:lang w:val="en-US"/>
+        </w:rPr>
         <w:t>loadEventsForSelectedDate</w:t>
       </w:r>
       <w:proofErr w:type="spellEnd"/>
@@ -4666,14 +4652,14 @@
           <w:lang w:val="en-US"/>
         </w:rPr>
       </w:pPr>
-      <w:bookmarkStart w:id="15" w:name="_Toc211497674"/>
+      <w:bookmarkStart w:id="14" w:name="_Toc211497674"/>
       <w:r>
         <w:rPr>
           <w:lang w:val="en-US"/>
         </w:rPr>
         <w:t>Reference</w:t>
       </w:r>
-      <w:bookmarkEnd w:id="15"/>
+      <w:bookmarkEnd w:id="14"/>
     </w:p>
     <w:p>
       <w:pPr>
@@ -4767,7 +4753,7 @@
           <w:lang w:val="en-US"/>
         </w:rPr>
       </w:pPr>
-      <w:bookmarkStart w:id="16" w:name="_Toc211497675"/>
+      <w:bookmarkStart w:id="15" w:name="_Toc211497675"/>
       <w:r>
         <w:rPr>
           <w:lang w:val="en-US"/>
@@ -4787,7 +4773,7 @@
         </w:rPr>
         <w:t xml:space="preserve"> Problems encountered</w:t>
       </w:r>
-      <w:bookmarkEnd w:id="16"/>
+      <w:bookmarkEnd w:id="15"/>
       <w:r>
         <w:rPr>
           <w:lang w:val="en-US"/>
@@ -4829,7 +4815,7 @@
           <w:lang w:val="en-US"/>
         </w:rPr>
       </w:pPr>
-      <w:bookmarkStart w:id="17" w:name="_Toc211497676"/>
+      <w:bookmarkStart w:id="16" w:name="_Toc211497676"/>
       <w:r>
         <w:rPr>
           <w:lang w:val="en-US"/>
@@ -4851,7 +4837,7 @@
       <w:r>
         <w:t>Integrating a Functional and Customizable Calendar System</w:t>
       </w:r>
-      <w:bookmarkEnd w:id="17"/>
+      <w:bookmarkEnd w:id="16"/>
     </w:p>
     <w:p>
       <w:pPr>
@@ -4870,7 +4856,7 @@
           <w:lang w:val="en-US"/>
         </w:rPr>
       </w:pPr>
-      <w:bookmarkStart w:id="18" w:name="_Toc211497677"/>
+      <w:bookmarkStart w:id="17" w:name="_Toc211497677"/>
       <w:r>
         <w:rPr>
           <w:i/>
@@ -4879,7 +4865,7 @@
         </w:rPr>
         <w:t>Problem</w:t>
       </w:r>
-      <w:bookmarkEnd w:id="18"/>
+      <w:bookmarkEnd w:id="17"/>
     </w:p>
     <w:p>
       <w:pPr>
@@ -4903,7 +4889,7 @@
           <w:lang w:val="en-US"/>
         </w:rPr>
       </w:pPr>
-      <w:bookmarkStart w:id="19" w:name="_Toc211497678"/>
+      <w:bookmarkStart w:id="18" w:name="_Toc211497678"/>
       <w:r>
         <w:rPr>
           <w:i/>
@@ -4911,85 +4897,85 @@
         </w:rPr>
         <w:t>Solution</w:t>
       </w:r>
+      <w:bookmarkEnd w:id="18"/>
+    </w:p>
+    <w:p>
+      <w:pPr>
+        <w:jc w:val="both"/>
+        <w:rPr>
+          <w:lang w:val="en-US"/>
+        </w:rPr>
+      </w:pPr>
+      <w:r>
+        <w:rPr>
+          <w:lang w:val="en-US"/>
+        </w:rPr>
+        <w:t xml:space="preserve">We resolved this by abandoning external libraries and leveraging the built-in Android </w:t>
+      </w:r>
+      <w:proofErr w:type="spellStart"/>
+      <w:r>
+        <w:rPr>
+          <w:lang w:val="en-US"/>
+        </w:rPr>
+        <w:t>CalendarView</w:t>
+      </w:r>
+      <w:proofErr w:type="spellEnd"/>
+      <w:r>
+        <w:rPr>
+          <w:lang w:val="en-US"/>
+        </w:rPr>
+        <w:t xml:space="preserve"> component. This component provided the basic month view. Crucially, we custom-wrote all the related logic, including the time manipulation, database querying (as seen in Section 1.2), and the display of the events list (</w:t>
+      </w:r>
+      <w:proofErr w:type="spellStart"/>
+      <w:r>
+        <w:rPr>
+          <w:lang w:val="en-US"/>
+        </w:rPr>
+        <w:t>RecyclerView</w:t>
+      </w:r>
+      <w:proofErr w:type="spellEnd"/>
+      <w:r>
+        <w:rPr>
+          <w:lang w:val="en-US"/>
+        </w:rPr>
+        <w:t>). This allowed us to maintain full control over the UI/UX and integrate our complex data architecture seamlessly.</w:t>
+      </w:r>
+    </w:p>
+    <w:p>
+      <w:pPr>
+        <w:jc w:val="both"/>
+        <w:rPr>
+          <w:lang w:val="en-US"/>
+        </w:rPr>
+      </w:pPr>
+    </w:p>
+    <w:p>
+      <w:pPr>
+        <w:pStyle w:val="Heading2"/>
+      </w:pPr>
+      <w:bookmarkStart w:id="19" w:name="_Toc211497679"/>
+      <w:r>
+        <w:rPr>
+          <w:lang w:val="en-US"/>
+        </w:rPr>
+        <w:t>1.4.</w:t>
+      </w:r>
+      <w:r>
+        <w:rPr>
+          <w:lang w:val="en-US"/>
+        </w:rPr>
+        <w:t>2</w:t>
+      </w:r>
+      <w:r>
+        <w:rPr>
+          <w:lang w:val="en-US"/>
+        </w:rPr>
+        <w:t xml:space="preserve"> </w:t>
+      </w:r>
+      <w:r>
+        <w:t>Managing Git Version Control and Merge Conflicts</w:t>
+      </w:r>
       <w:bookmarkEnd w:id="19"/>
-    </w:p>
-    <w:p>
-      <w:pPr>
-        <w:jc w:val="both"/>
-        <w:rPr>
-          <w:lang w:val="en-US"/>
-        </w:rPr>
-      </w:pPr>
-      <w:r>
-        <w:rPr>
-          <w:lang w:val="en-US"/>
-        </w:rPr>
-        <w:t xml:space="preserve">We resolved this by abandoning external libraries and leveraging the built-in Android </w:t>
-      </w:r>
-      <w:proofErr w:type="spellStart"/>
-      <w:r>
-        <w:rPr>
-          <w:lang w:val="en-US"/>
-        </w:rPr>
-        <w:t>CalendarView</w:t>
-      </w:r>
-      <w:proofErr w:type="spellEnd"/>
-      <w:r>
-        <w:rPr>
-          <w:lang w:val="en-US"/>
-        </w:rPr>
-        <w:t xml:space="preserve"> component. This component provided the basic month view. Crucially, we custom-wrote all the related logic, including the time manipulation, database querying (as seen in Section 1.2), and the display of the events list (</w:t>
-      </w:r>
-      <w:proofErr w:type="spellStart"/>
-      <w:r>
-        <w:rPr>
-          <w:lang w:val="en-US"/>
-        </w:rPr>
-        <w:t>RecyclerView</w:t>
-      </w:r>
-      <w:proofErr w:type="spellEnd"/>
-      <w:r>
-        <w:rPr>
-          <w:lang w:val="en-US"/>
-        </w:rPr>
-        <w:t>). This allowed us to maintain full control over the UI/UX and integrate our complex data architecture seamlessly.</w:t>
-      </w:r>
-    </w:p>
-    <w:p>
-      <w:pPr>
-        <w:jc w:val="both"/>
-        <w:rPr>
-          <w:lang w:val="en-US"/>
-        </w:rPr>
-      </w:pPr>
-    </w:p>
-    <w:p>
-      <w:pPr>
-        <w:pStyle w:val="Heading2"/>
-      </w:pPr>
-      <w:bookmarkStart w:id="20" w:name="_Toc211497679"/>
-      <w:r>
-        <w:rPr>
-          <w:lang w:val="en-US"/>
-        </w:rPr>
-        <w:t>1.4.</w:t>
-      </w:r>
-      <w:r>
-        <w:rPr>
-          <w:lang w:val="en-US"/>
-        </w:rPr>
-        <w:t>2</w:t>
-      </w:r>
-      <w:r>
-        <w:rPr>
-          <w:lang w:val="en-US"/>
-        </w:rPr>
-        <w:t xml:space="preserve"> </w:t>
-      </w:r>
-      <w:r>
-        <w:t>Managing Git Version Control and Merge Conflicts</w:t>
-      </w:r>
-      <w:bookmarkEnd w:id="20"/>
     </w:p>
     <w:p/>
     <w:p>
@@ -5001,7 +4987,7 @@
           <w:lang w:val="en-US"/>
         </w:rPr>
       </w:pPr>
-      <w:bookmarkStart w:id="21" w:name="_Toc211497680"/>
+      <w:bookmarkStart w:id="20" w:name="_Toc211497680"/>
       <w:r>
         <w:rPr>
           <w:i/>
@@ -5010,7 +4996,7 @@
         </w:rPr>
         <w:t>Problem</w:t>
       </w:r>
-      <w:bookmarkEnd w:id="21"/>
+      <w:bookmarkEnd w:id="20"/>
     </w:p>
     <w:p>
       <w:pPr>
@@ -5046,7 +5032,7 @@
           <w:lang w:val="en-US"/>
         </w:rPr>
       </w:pPr>
-      <w:bookmarkStart w:id="22" w:name="_Toc211497681"/>
+      <w:bookmarkStart w:id="21" w:name="_Toc211497681"/>
       <w:r>
         <w:rPr>
           <w:i/>
@@ -5054,7 +5040,7 @@
         </w:rPr>
         <w:t>Solution</w:t>
       </w:r>
-      <w:bookmarkEnd w:id="22"/>
+      <w:bookmarkEnd w:id="21"/>
     </w:p>
     <w:p>
       <w:pPr>
@@ -5098,7 +5084,7 @@
       <w:pPr>
         <w:pStyle w:val="Heading2"/>
       </w:pPr>
-      <w:bookmarkStart w:id="23" w:name="_Toc211497682"/>
+      <w:bookmarkStart w:id="22" w:name="_Toc211497682"/>
       <w:r>
         <w:rPr>
           <w:lang w:val="en-US"/>
@@ -5121,7 +5107,7 @@
       <w:r>
         <w:t>Data Dependency and Implementation of Offline Capabilities</w:t>
       </w:r>
-      <w:bookmarkEnd w:id="23"/>
+      <w:bookmarkEnd w:id="22"/>
     </w:p>
     <w:p>
       <w:pPr>
@@ -5139,7 +5125,7 @@
           <w:lang w:val="en-US"/>
         </w:rPr>
       </w:pPr>
-      <w:bookmarkStart w:id="24" w:name="_Toc211497683"/>
+      <w:bookmarkStart w:id="23" w:name="_Toc211497683"/>
       <w:r>
         <w:rPr>
           <w:i/>
@@ -5148,7 +5134,7 @@
         </w:rPr>
         <w:t>Problem</w:t>
       </w:r>
-      <w:bookmarkEnd w:id="24"/>
+      <w:bookmarkEnd w:id="23"/>
     </w:p>
     <w:p>
       <w:r>
@@ -5204,7 +5190,7 @@
           <w:lang w:val="en-US"/>
         </w:rPr>
       </w:pPr>
-      <w:bookmarkStart w:id="25" w:name="_Toc211497684"/>
+      <w:bookmarkStart w:id="24" w:name="_Toc211497684"/>
       <w:r>
         <w:rPr>
           <w:i/>
@@ -5212,73 +5198,73 @@
         </w:rPr>
         <w:t>Solution</w:t>
       </w:r>
+      <w:bookmarkEnd w:id="24"/>
+    </w:p>
+    <w:p>
+      <w:r>
+        <w:t xml:space="preserve">Our current strategy focuses on </w:t>
+      </w:r>
+      <w:r>
+        <w:rPr>
+          <w:bCs/>
+        </w:rPr>
+        <w:t>managing cache dependency</w:t>
+      </w:r>
+      <w:r>
+        <w:t>.</w:t>
+      </w:r>
+      <w:r>
+        <w:t xml:space="preserve"> We utilize </w:t>
+      </w:r>
+      <w:proofErr w:type="spellStart"/>
+      <w:r>
+        <w:t>Firestore's</w:t>
+      </w:r>
+      <w:proofErr w:type="spellEnd"/>
+      <w:r>
+        <w:t xml:space="preserve"> built-in offline capabilities, which allow the app to cache data it has recently accessed while online. This provides limited offline functionality. For future iterations, the goal is to implement a more comprehensive cache-management layer</w:t>
+      </w:r>
+      <w:r>
+        <w:t xml:space="preserve"> </w:t>
+      </w:r>
+      <w:r>
+        <w:t xml:space="preserve">potentially using the </w:t>
+      </w:r>
+      <w:r>
+        <w:rPr>
+          <w:bCs/>
+        </w:rPr>
+        <w:t>Repository pattern</w:t>
+      </w:r>
+      <w:r>
+        <w:t xml:space="preserve"> </w:t>
+      </w:r>
+      <w:r>
+        <w:t>to actively store and serve data like event logs during offline periods, with synchronization only occurring when connectivity is restored.</w:t>
+      </w:r>
+    </w:p>
+    <w:p/>
+    <w:p>
+      <w:pPr>
+        <w:pStyle w:val="Heading2"/>
+      </w:pPr>
+      <w:bookmarkStart w:id="25" w:name="_Toc211497685"/>
+      <w:r>
+        <w:rPr>
+          <w:lang w:val="en-US"/>
+        </w:rPr>
+        <w:t>1.4.</w:t>
+      </w:r>
+      <w:r>
+        <w:rPr>
+          <w:lang w:val="en-US"/>
+        </w:rPr>
+        <w:t xml:space="preserve">4 </w:t>
+      </w:r>
+      <w:r>
+        <w:t>Storing User Images and Overcoming Firebase Storage Limits</w:t>
+      </w:r>
       <w:bookmarkEnd w:id="25"/>
-    </w:p>
-    <w:p>
-      <w:r>
-        <w:t xml:space="preserve">Our current strategy focuses on </w:t>
-      </w:r>
-      <w:r>
-        <w:rPr>
-          <w:bCs/>
-        </w:rPr>
-        <w:t>managing cache dependency</w:t>
-      </w:r>
-      <w:r>
-        <w:t>.</w:t>
-      </w:r>
-      <w:r>
-        <w:t xml:space="preserve"> We utilize </w:t>
-      </w:r>
-      <w:proofErr w:type="spellStart"/>
-      <w:r>
-        <w:t>Firestore's</w:t>
-      </w:r>
-      <w:proofErr w:type="spellEnd"/>
-      <w:r>
-        <w:t xml:space="preserve"> built-in offline capabilities, which allow the app to cache data it has recently accessed while online. This provides limited offline functionality. For future iterations, the goal is to implement a more comprehensive cache-management layer</w:t>
-      </w:r>
-      <w:r>
-        <w:t xml:space="preserve"> </w:t>
-      </w:r>
-      <w:r>
-        <w:t xml:space="preserve">potentially using the </w:t>
-      </w:r>
-      <w:r>
-        <w:rPr>
-          <w:bCs/>
-        </w:rPr>
-        <w:t>Repository pattern</w:t>
-      </w:r>
-      <w:r>
-        <w:t xml:space="preserve"> </w:t>
-      </w:r>
-      <w:r>
-        <w:t>to actively store and serve data like event logs during offline periods, with synchronization only occurring when connectivity is restored.</w:t>
-      </w:r>
-    </w:p>
-    <w:p/>
-    <w:p>
-      <w:pPr>
-        <w:pStyle w:val="Heading2"/>
-      </w:pPr>
-      <w:bookmarkStart w:id="26" w:name="_Toc211497685"/>
-      <w:r>
-        <w:rPr>
-          <w:lang w:val="en-US"/>
-        </w:rPr>
-        <w:t>1.4.</w:t>
-      </w:r>
-      <w:r>
-        <w:rPr>
-          <w:lang w:val="en-US"/>
-        </w:rPr>
-        <w:t xml:space="preserve">4 </w:t>
-      </w:r>
-      <w:r>
-        <w:t>Storing User Images and Overcoming Firebase Storage Limits</w:t>
-      </w:r>
-      <w:bookmarkEnd w:id="26"/>
     </w:p>
     <w:p/>
     <w:p>
@@ -5289,7 +5275,7 @@
           <w:iCs/>
         </w:rPr>
       </w:pPr>
-      <w:bookmarkStart w:id="27" w:name="_Toc211497686"/>
+      <w:bookmarkStart w:id="26" w:name="_Toc211497686"/>
       <w:r>
         <w:rPr>
           <w:i/>
@@ -5297,7 +5283,7 @@
         </w:rPr>
         <w:t>Problem</w:t>
       </w:r>
-      <w:bookmarkEnd w:id="27"/>
+      <w:bookmarkEnd w:id="26"/>
     </w:p>
     <w:p>
       <w:r>
@@ -5333,7 +5319,7 @@
           <w:iCs/>
         </w:rPr>
       </w:pPr>
-      <w:bookmarkStart w:id="28" w:name="_Toc211497687"/>
+      <w:bookmarkStart w:id="27" w:name="_Toc211497687"/>
       <w:r>
         <w:rPr>
           <w:i/>
@@ -5341,7 +5327,7 @@
         </w:rPr>
         <w:t>Solution</w:t>
       </w:r>
-      <w:bookmarkEnd w:id="28"/>
+      <w:bookmarkEnd w:id="27"/>
     </w:p>
     <w:p>
       <w:r>
@@ -5489,7 +5475,7 @@
 </file>
 
 <file path=word/endnotes.xml><?xml version="1.0" encoding="utf-8"?>
-<w:endnotes xmlns:wpc="http://schemas.microsoft.com/office/word/2010/wordprocessingCanvas" xmlns:cx="http://schemas.microsoft.com/office/drawing/2014/chartex" xmlns:cx1="http://schemas.microsoft.com/office/drawing/2015/9/8/chartex" xmlns:cx2="http://schemas.microsoft.com/office/drawing/2015/10/21/chartex" xmlns:cx3="http://schemas.microsoft.com/office/drawing/2016/5/9/chartex" xmlns:cx4="http://schemas.microsoft.com/office/drawing/2016/5/10/chartex" xmlns:cx5="http://schemas.microsoft.com/office/drawing/2016/5/11/chartex" xmlns:cx6="http://schemas.microsoft.com/office/drawing/2016/5/12/chartex" xmlns:cx7="http://schemas.microsoft.com/office/drawing/2016/5/13/chartex" xmlns:cx8="http://schemas.microsoft.com/office/drawing/2016/5/14/chartex" xmlns:mc="http://schemas.openxmlformats.org/markup-compatibility/2006" xmlns:aink="http://schemas.microsoft.com/office/drawing/2016/ink" xmlns:am3d="http://schemas.microsoft.com/office/drawing/2017/model3d" xmlns:o="urn:schemas-microsoft-com:office:office" xmlns:r="http://schemas.openxmlformats.org/officeDocument/2006/relationships" xmlns:m="http://schemas.openxmlformats.org/officeDocument/2006/math" xmlns:v="urn:schemas-microsoft-com:vml" xmlns:wp14="http://schemas.microsoft.com/office/word/2010/wordprocessingDrawing" xmlns:wp="http://schemas.openxmlformats.org/drawingml/2006/wordprocessingDrawing" xmlns:w10="urn:schemas-microsoft-com:office:word" xmlns:w="http://schemas.openxmlformats.org/wordprocessingml/2006/main" xmlns:w14="http://schemas.microsoft.com/office/word/2010/wordml" xmlns:w15="http://schemas.microsoft.com/office/word/2012/wordml" xmlns:w16cid="http://schemas.microsoft.com/office/word/2016/wordml/cid" xmlns:w16se="http://schemas.microsoft.com/office/word/2015/wordml/symex" xmlns:wpg="http://schemas.microsoft.com/office/word/2010/wordprocessingGroup" xmlns:wpi="http://schemas.microsoft.com/office/word/2010/wordprocessingInk" xmlns:wne="http://schemas.microsoft.com/office/word/2006/wordml" xmlns:wps="http://schemas.microsoft.com/office/word/2010/wordprocessingShape" mc:Ignorable="w14 w15 w16se w16cid wp14">
+<w:endnotes xmlns:wpc="http://schemas.microsoft.com/office/word/2010/wordprocessingCanvas" xmlns:cx="http://schemas.microsoft.com/office/drawing/2014/chartex" xmlns:cx1="http://schemas.microsoft.com/office/drawing/2015/9/8/chartex" xmlns:cx2="http://schemas.microsoft.com/office/drawing/2015/10/21/chartex" xmlns:cx3="http://schemas.microsoft.com/office/drawing/2016/5/9/chartex" xmlns:cx4="http://schemas.microsoft.com/office/drawing/2016/5/10/chartex" xmlns:cx5="http://schemas.microsoft.com/office/drawing/2016/5/11/chartex" xmlns:cx6="http://schemas.microsoft.com/office/drawing/2016/5/12/chartex" xmlns:cx7="http://schemas.microsoft.com/office/drawing/2016/5/13/chartex" xmlns:cx8="http://schemas.microsoft.com/office/drawing/2016/5/14/chartex" xmlns:mc="http://schemas.openxmlformats.org/markup-compatibility/2006" xmlns:aink="http://schemas.microsoft.com/office/drawing/2016/ink" xmlns:am3d="http://schemas.microsoft.com/office/drawing/2017/model3d" xmlns:o="urn:schemas-microsoft-com:office:office" xmlns:oel="http://schemas.microsoft.com/office/2019/extlst" xmlns:r="http://schemas.openxmlformats.org/officeDocument/2006/relationships" xmlns:m="http://schemas.openxmlformats.org/officeDocument/2006/math" xmlns:v="urn:schemas-microsoft-com:vml" xmlns:wp14="http://schemas.microsoft.com/office/word/2010/wordprocessingDrawing" xmlns:wp="http://schemas.openxmlformats.org/drawingml/2006/wordprocessingDrawing" xmlns:w10="urn:schemas-microsoft-com:office:word" xmlns:w="http://schemas.openxmlformats.org/wordprocessingml/2006/main" xmlns:w14="http://schemas.microsoft.com/office/word/2010/wordml" xmlns:w15="http://schemas.microsoft.com/office/word/2012/wordml" xmlns:w16cex="http://schemas.microsoft.com/office/word/2018/wordml/cex" xmlns:w16cid="http://schemas.microsoft.com/office/word/2016/wordml/cid" xmlns:w16="http://schemas.microsoft.com/office/word/2018/wordml" xmlns:w16du="http://schemas.microsoft.com/office/word/2023/wordml/word16du" xmlns:w16sdtdh="http://schemas.microsoft.com/office/word/2020/wordml/sdtdatahash" xmlns:w16sdtfl="http://schemas.microsoft.com/office/word/2024/wordml/sdtformatlock" xmlns:w16se="http://schemas.microsoft.com/office/word/2015/wordml/symex" xmlns:wpg="http://schemas.microsoft.com/office/word/2010/wordprocessingGroup" xmlns:wpi="http://schemas.microsoft.com/office/word/2010/wordprocessingInk" xmlns:wne="http://schemas.microsoft.com/office/word/2006/wordml" xmlns:wps="http://schemas.microsoft.com/office/word/2010/wordprocessingShape" mc:Ignorable="w14 w15 w16se w16cid w16 w16cex w16sdtdh w16sdtfl w16du wp14">
   <w:endnote w:type="separator" w:id="-1">
     <w:p>
       <w:r>
@@ -5508,7 +5494,7 @@
 </file>
 
 <file path=word/footer1.xml><?xml version="1.0" encoding="utf-8"?>
-<w:ftr xmlns:wpc="http://schemas.microsoft.com/office/word/2010/wordprocessingCanvas" xmlns:cx="http://schemas.microsoft.com/office/drawing/2014/chartex" xmlns:cx1="http://schemas.microsoft.com/office/drawing/2015/9/8/chartex" xmlns:cx2="http://schemas.microsoft.com/office/drawing/2015/10/21/chartex" xmlns:cx3="http://schemas.microsoft.com/office/drawing/2016/5/9/chartex" xmlns:cx4="http://schemas.microsoft.com/office/drawing/2016/5/10/chartex" xmlns:cx5="http://schemas.microsoft.com/office/drawing/2016/5/11/chartex" xmlns:cx6="http://schemas.microsoft.com/office/drawing/2016/5/12/chartex" xmlns:cx7="http://schemas.microsoft.com/office/drawing/2016/5/13/chartex" xmlns:cx8="http://schemas.microsoft.com/office/drawing/2016/5/14/chartex" xmlns:mc="http://schemas.openxmlformats.org/markup-compatibility/2006" xmlns:aink="http://schemas.microsoft.com/office/drawing/2016/ink" xmlns:am3d="http://schemas.microsoft.com/office/drawing/2017/model3d" xmlns:o="urn:schemas-microsoft-com:office:office" xmlns:r="http://schemas.openxmlformats.org/officeDocument/2006/relationships" xmlns:m="http://schemas.openxmlformats.org/officeDocument/2006/math" xmlns:v="urn:schemas-microsoft-com:vml" xmlns:wp14="http://schemas.microsoft.com/office/word/2010/wordprocessingDrawing" xmlns:wp="http://schemas.openxmlformats.org/drawingml/2006/wordprocessingDrawing" xmlns:w10="urn:schemas-microsoft-com:office:word" xmlns:w="http://schemas.openxmlformats.org/wordprocessingml/2006/main" xmlns:w14="http://schemas.microsoft.com/office/word/2010/wordml" xmlns:w15="http://schemas.microsoft.com/office/word/2012/wordml" xmlns:w16cid="http://schemas.microsoft.com/office/word/2016/wordml/cid" xmlns:w16se="http://schemas.microsoft.com/office/word/2015/wordml/symex" xmlns:wpg="http://schemas.microsoft.com/office/word/2010/wordprocessingGroup" xmlns:wpi="http://schemas.microsoft.com/office/word/2010/wordprocessingInk" xmlns:wne="http://schemas.microsoft.com/office/word/2006/wordml" xmlns:wps="http://schemas.microsoft.com/office/word/2010/wordprocessingShape" mc:Ignorable="w14 w15 w16se w16cid wp14">
+<w:ftr xmlns:wpc="http://schemas.microsoft.com/office/word/2010/wordprocessingCanvas" xmlns:cx="http://schemas.microsoft.com/office/drawing/2014/chartex" xmlns:cx1="http://schemas.microsoft.com/office/drawing/2015/9/8/chartex" xmlns:cx2="http://schemas.microsoft.com/office/drawing/2015/10/21/chartex" xmlns:cx3="http://schemas.microsoft.com/office/drawing/2016/5/9/chartex" xmlns:cx4="http://schemas.microsoft.com/office/drawing/2016/5/10/chartex" xmlns:cx5="http://schemas.microsoft.com/office/drawing/2016/5/11/chartex" xmlns:cx6="http://schemas.microsoft.com/office/drawing/2016/5/12/chartex" xmlns:cx7="http://schemas.microsoft.com/office/drawing/2016/5/13/chartex" xmlns:cx8="http://schemas.microsoft.com/office/drawing/2016/5/14/chartex" xmlns:mc="http://schemas.openxmlformats.org/markup-compatibility/2006" xmlns:aink="http://schemas.microsoft.com/office/drawing/2016/ink" xmlns:am3d="http://schemas.microsoft.com/office/drawing/2017/model3d" xmlns:o="urn:schemas-microsoft-com:office:office" xmlns:oel="http://schemas.microsoft.com/office/2019/extlst" xmlns:r="http://schemas.openxmlformats.org/officeDocument/2006/relationships" xmlns:m="http://schemas.openxmlformats.org/officeDocument/2006/math" xmlns:v="urn:schemas-microsoft-com:vml" xmlns:wp14="http://schemas.microsoft.com/office/word/2010/wordprocessingDrawing" xmlns:wp="http://schemas.openxmlformats.org/drawingml/2006/wordprocessingDrawing" xmlns:w10="urn:schemas-microsoft-com:office:word" xmlns:w="http://schemas.openxmlformats.org/wordprocessingml/2006/main" xmlns:w14="http://schemas.microsoft.com/office/word/2010/wordml" xmlns:w15="http://schemas.microsoft.com/office/word/2012/wordml" xmlns:w16cex="http://schemas.microsoft.com/office/word/2018/wordml/cex" xmlns:w16cid="http://schemas.microsoft.com/office/word/2016/wordml/cid" xmlns:w16="http://schemas.microsoft.com/office/word/2018/wordml" xmlns:w16du="http://schemas.microsoft.com/office/word/2023/wordml/word16du" xmlns:w16sdtdh="http://schemas.microsoft.com/office/word/2020/wordml/sdtdatahash" xmlns:w16sdtfl="http://schemas.microsoft.com/office/word/2024/wordml/sdtformatlock" xmlns:w16se="http://schemas.microsoft.com/office/word/2015/wordml/symex" xmlns:wpg="http://schemas.microsoft.com/office/word/2010/wordprocessingGroup" xmlns:wpi="http://schemas.microsoft.com/office/word/2010/wordprocessingInk" xmlns:wne="http://schemas.microsoft.com/office/word/2006/wordml" xmlns:wps="http://schemas.microsoft.com/office/word/2010/wordprocessingShape" mc:Ignorable="w14 w15 w16se w16cid w16 w16cex w16sdtdh w16sdtfl w16du wp14">
   <w:sdt>
     <w:sdtPr>
       <w:id w:val="-1767219425"/>
@@ -5561,7 +5547,7 @@
 </file>
 
 <file path=word/footer2.xml><?xml version="1.0" encoding="utf-8"?>
-<w:ftr xmlns:wpc="http://schemas.microsoft.com/office/word/2010/wordprocessingCanvas" xmlns:cx="http://schemas.microsoft.com/office/drawing/2014/chartex" xmlns:cx1="http://schemas.microsoft.com/office/drawing/2015/9/8/chartex" xmlns:cx2="http://schemas.microsoft.com/office/drawing/2015/10/21/chartex" xmlns:cx3="http://schemas.microsoft.com/office/drawing/2016/5/9/chartex" xmlns:cx4="http://schemas.microsoft.com/office/drawing/2016/5/10/chartex" xmlns:cx5="http://schemas.microsoft.com/office/drawing/2016/5/11/chartex" xmlns:cx6="http://schemas.microsoft.com/office/drawing/2016/5/12/chartex" xmlns:cx7="http://schemas.microsoft.com/office/drawing/2016/5/13/chartex" xmlns:cx8="http://schemas.microsoft.com/office/drawing/2016/5/14/chartex" xmlns:mc="http://schemas.openxmlformats.org/markup-compatibility/2006" xmlns:aink="http://schemas.microsoft.com/office/drawing/2016/ink" xmlns:am3d="http://schemas.microsoft.com/office/drawing/2017/model3d" xmlns:o="urn:schemas-microsoft-com:office:office" xmlns:r="http://schemas.openxmlformats.org/officeDocument/2006/relationships" xmlns:m="http://schemas.openxmlformats.org/officeDocument/2006/math" xmlns:v="urn:schemas-microsoft-com:vml" xmlns:wp14="http://schemas.microsoft.com/office/word/2010/wordprocessingDrawing" xmlns:wp="http://schemas.openxmlformats.org/drawingml/2006/wordprocessingDrawing" xmlns:w10="urn:schemas-microsoft-com:office:word" xmlns:w="http://schemas.openxmlformats.org/wordprocessingml/2006/main" xmlns:w14="http://schemas.microsoft.com/office/word/2010/wordml" xmlns:w15="http://schemas.microsoft.com/office/word/2012/wordml" xmlns:w16cid="http://schemas.microsoft.com/office/word/2016/wordml/cid" xmlns:w16se="http://schemas.microsoft.com/office/word/2015/wordml/symex" xmlns:wpg="http://schemas.microsoft.com/office/word/2010/wordprocessingGroup" xmlns:wpi="http://schemas.microsoft.com/office/word/2010/wordprocessingInk" xmlns:wne="http://schemas.microsoft.com/office/word/2006/wordml" xmlns:wps="http://schemas.microsoft.com/office/word/2010/wordprocessingShape" mc:Ignorable="w14 w15 w16se w16cid wp14">
+<w:ftr xmlns:wpc="http://schemas.microsoft.com/office/word/2010/wordprocessingCanvas" xmlns:cx="http://schemas.microsoft.com/office/drawing/2014/chartex" xmlns:cx1="http://schemas.microsoft.com/office/drawing/2015/9/8/chartex" xmlns:cx2="http://schemas.microsoft.com/office/drawing/2015/10/21/chartex" xmlns:cx3="http://schemas.microsoft.com/office/drawing/2016/5/9/chartex" xmlns:cx4="http://schemas.microsoft.com/office/drawing/2016/5/10/chartex" xmlns:cx5="http://schemas.microsoft.com/office/drawing/2016/5/11/chartex" xmlns:cx6="http://schemas.microsoft.com/office/drawing/2016/5/12/chartex" xmlns:cx7="http://schemas.microsoft.com/office/drawing/2016/5/13/chartex" xmlns:cx8="http://schemas.microsoft.com/office/drawing/2016/5/14/chartex" xmlns:mc="http://schemas.openxmlformats.org/markup-compatibility/2006" xmlns:aink="http://schemas.microsoft.com/office/drawing/2016/ink" xmlns:am3d="http://schemas.microsoft.com/office/drawing/2017/model3d" xmlns:o="urn:schemas-microsoft-com:office:office" xmlns:oel="http://schemas.microsoft.com/office/2019/extlst" xmlns:r="http://schemas.openxmlformats.org/officeDocument/2006/relationships" xmlns:m="http://schemas.openxmlformats.org/officeDocument/2006/math" xmlns:v="urn:schemas-microsoft-com:vml" xmlns:wp14="http://schemas.microsoft.com/office/word/2010/wordprocessingDrawing" xmlns:wp="http://schemas.openxmlformats.org/drawingml/2006/wordprocessingDrawing" xmlns:w10="urn:schemas-microsoft-com:office:word" xmlns:w="http://schemas.openxmlformats.org/wordprocessingml/2006/main" xmlns:w14="http://schemas.microsoft.com/office/word/2010/wordml" xmlns:w15="http://schemas.microsoft.com/office/word/2012/wordml" xmlns:w16cex="http://schemas.microsoft.com/office/word/2018/wordml/cex" xmlns:w16cid="http://schemas.microsoft.com/office/word/2016/wordml/cid" xmlns:w16="http://schemas.microsoft.com/office/word/2018/wordml" xmlns:w16du="http://schemas.microsoft.com/office/word/2023/wordml/word16du" xmlns:w16sdtdh="http://schemas.microsoft.com/office/word/2020/wordml/sdtdatahash" xmlns:w16sdtfl="http://schemas.microsoft.com/office/word/2024/wordml/sdtformatlock" xmlns:w16se="http://schemas.microsoft.com/office/word/2015/wordml/symex" xmlns:wpg="http://schemas.microsoft.com/office/word/2010/wordprocessingGroup" xmlns:wpi="http://schemas.microsoft.com/office/word/2010/wordprocessingInk" xmlns:wne="http://schemas.microsoft.com/office/word/2006/wordml" xmlns:wps="http://schemas.microsoft.com/office/word/2010/wordprocessingShape" mc:Ignorable="w14 w15 w16se w16cid w16 w16cex w16sdtdh w16sdtfl w16du wp14">
   <w:sdt>
     <w:sdtPr>
       <w:id w:val="-383260592"/>
@@ -5614,7 +5600,7 @@
 </file>
 
 <file path=word/footnotes.xml><?xml version="1.0" encoding="utf-8"?>
-<w:footnotes xmlns:wpc="http://schemas.microsoft.com/office/word/2010/wordprocessingCanvas" xmlns:cx="http://schemas.microsoft.com/office/drawing/2014/chartex" xmlns:cx1="http://schemas.microsoft.com/office/drawing/2015/9/8/chartex" xmlns:cx2="http://schemas.microsoft.com/office/drawing/2015/10/21/chartex" xmlns:cx3="http://schemas.microsoft.com/office/drawing/2016/5/9/chartex" xmlns:cx4="http://schemas.microsoft.com/office/drawing/2016/5/10/chartex" xmlns:cx5="http://schemas.microsoft.com/office/drawing/2016/5/11/chartex" xmlns:cx6="http://schemas.microsoft.com/office/drawing/2016/5/12/chartex" xmlns:cx7="http://schemas.microsoft.com/office/drawing/2016/5/13/chartex" xmlns:cx8="http://schemas.microsoft.com/office/drawing/2016/5/14/chartex" xmlns:mc="http://schemas.openxmlformats.org/markup-compatibility/2006" xmlns:aink="http://schemas.microsoft.com/office/drawing/2016/ink" xmlns:am3d="http://schemas.microsoft.com/office/drawing/2017/model3d" xmlns:o="urn:schemas-microsoft-com:office:office" xmlns:r="http://schemas.openxmlformats.org/officeDocument/2006/relationships" xmlns:m="http://schemas.openxmlformats.org/officeDocument/2006/math" xmlns:v="urn:schemas-microsoft-com:vml" xmlns:wp14="http://schemas.microsoft.com/office/word/2010/wordprocessingDrawing" xmlns:wp="http://schemas.openxmlformats.org/drawingml/2006/wordprocessingDrawing" xmlns:w10="urn:schemas-microsoft-com:office:word" xmlns:w="http://schemas.openxmlformats.org/wordprocessingml/2006/main" xmlns:w14="http://schemas.microsoft.com/office/word/2010/wordml" xmlns:w15="http://schemas.microsoft.com/office/word/2012/wordml" xmlns:w16cid="http://schemas.microsoft.com/office/word/2016/wordml/cid" xmlns:w16se="http://schemas.microsoft.com/office/word/2015/wordml/symex" xmlns:wpg="http://schemas.microsoft.com/office/word/2010/wordprocessingGroup" xmlns:wpi="http://schemas.microsoft.com/office/word/2010/wordprocessingInk" xmlns:wne="http://schemas.microsoft.com/office/word/2006/wordml" xmlns:wps="http://schemas.microsoft.com/office/word/2010/wordprocessingShape" mc:Ignorable="w14 w15 w16se w16cid wp14">
+<w:footnotes xmlns:wpc="http://schemas.microsoft.com/office/word/2010/wordprocessingCanvas" xmlns:cx="http://schemas.microsoft.com/office/drawing/2014/chartex" xmlns:cx1="http://schemas.microsoft.com/office/drawing/2015/9/8/chartex" xmlns:cx2="http://schemas.microsoft.com/office/drawing/2015/10/21/chartex" xmlns:cx3="http://schemas.microsoft.com/office/drawing/2016/5/9/chartex" xmlns:cx4="http://schemas.microsoft.com/office/drawing/2016/5/10/chartex" xmlns:cx5="http://schemas.microsoft.com/office/drawing/2016/5/11/chartex" xmlns:cx6="http://schemas.microsoft.com/office/drawing/2016/5/12/chartex" xmlns:cx7="http://schemas.microsoft.com/office/drawing/2016/5/13/chartex" xmlns:cx8="http://schemas.microsoft.com/office/drawing/2016/5/14/chartex" xmlns:mc="http://schemas.openxmlformats.org/markup-compatibility/2006" xmlns:aink="http://schemas.microsoft.com/office/drawing/2016/ink" xmlns:am3d="http://schemas.microsoft.com/office/drawing/2017/model3d" xmlns:o="urn:schemas-microsoft-com:office:office" xmlns:oel="http://schemas.microsoft.com/office/2019/extlst" xmlns:r="http://schemas.openxmlformats.org/officeDocument/2006/relationships" xmlns:m="http://schemas.openxmlformats.org/officeDocument/2006/math" xmlns:v="urn:schemas-microsoft-com:vml" xmlns:wp14="http://schemas.microsoft.com/office/word/2010/wordprocessingDrawing" xmlns:wp="http://schemas.openxmlformats.org/drawingml/2006/wordprocessingDrawing" xmlns:w10="urn:schemas-microsoft-com:office:word" xmlns:w="http://schemas.openxmlformats.org/wordprocessingml/2006/main" xmlns:w14="http://schemas.microsoft.com/office/word/2010/wordml" xmlns:w15="http://schemas.microsoft.com/office/word/2012/wordml" xmlns:w16cex="http://schemas.microsoft.com/office/word/2018/wordml/cex" xmlns:w16cid="http://schemas.microsoft.com/office/word/2016/wordml/cid" xmlns:w16="http://schemas.microsoft.com/office/word/2018/wordml" xmlns:w16du="http://schemas.microsoft.com/office/word/2023/wordml/word16du" xmlns:w16sdtdh="http://schemas.microsoft.com/office/word/2020/wordml/sdtdatahash" xmlns:w16sdtfl="http://schemas.microsoft.com/office/word/2024/wordml/sdtformatlock" xmlns:w16se="http://schemas.microsoft.com/office/word/2015/wordml/symex" xmlns:wpg="http://schemas.microsoft.com/office/word/2010/wordprocessingGroup" xmlns:wpi="http://schemas.microsoft.com/office/word/2010/wordprocessingInk" xmlns:wne="http://schemas.microsoft.com/office/word/2006/wordml" xmlns:wps="http://schemas.microsoft.com/office/word/2010/wordprocessingShape" mc:Ignorable="w14 w15 w16se w16cid w16 w16cex w16sdtdh w16sdtfl w16du wp14">
   <w:footnote w:type="separator" w:id="-1">
     <w:p>
       <w:r>
@@ -5633,7 +5619,7 @@
 </file>
 
 <file path=word/numbering.xml><?xml version="1.0" encoding="utf-8"?>
-<w:numbering xmlns:wpc="http://schemas.microsoft.com/office/word/2010/wordprocessingCanvas" xmlns:cx="http://schemas.microsoft.com/office/drawing/2014/chartex" xmlns:cx1="http://schemas.microsoft.com/office/drawing/2015/9/8/chartex" xmlns:cx2="http://schemas.microsoft.com/office/drawing/2015/10/21/chartex" xmlns:cx3="http://schemas.microsoft.com/office/drawing/2016/5/9/chartex" xmlns:cx4="http://schemas.microsoft.com/office/drawing/2016/5/10/chartex" xmlns:cx5="http://schemas.microsoft.com/office/drawing/2016/5/11/chartex" xmlns:cx6="http://schemas.microsoft.com/office/drawing/2016/5/12/chartex" xmlns:cx7="http://schemas.microsoft.com/office/drawing/2016/5/13/chartex" xmlns:cx8="http://schemas.microsoft.com/office/drawing/2016/5/14/chartex" xmlns:mc="http://schemas.openxmlformats.org/markup-compatibility/2006" xmlns:aink="http://schemas.microsoft.com/office/drawing/2016/ink" xmlns:am3d="http://schemas.microsoft.com/office/drawing/2017/model3d" xmlns:o="urn:schemas-microsoft-com:office:office" xmlns:r="http://schemas.openxmlformats.org/officeDocument/2006/relationships" xmlns:m="http://schemas.openxmlformats.org/officeDocument/2006/math" xmlns:v="urn:schemas-microsoft-com:vml" xmlns:wp14="http://schemas.microsoft.com/office/word/2010/wordprocessingDrawing" xmlns:wp="http://schemas.openxmlformats.org/drawingml/2006/wordprocessingDrawing" xmlns:w10="urn:schemas-microsoft-com:office:word" xmlns:w="http://schemas.openxmlformats.org/wordprocessingml/2006/main" xmlns:w14="http://schemas.microsoft.com/office/word/2010/wordml" xmlns:w15="http://schemas.microsoft.com/office/word/2012/wordml" xmlns:w16cid="http://schemas.microsoft.com/office/word/2016/wordml/cid" xmlns:w16se="http://schemas.microsoft.com/office/word/2015/wordml/symex" xmlns:wpg="http://schemas.microsoft.com/office/word/2010/wordprocessingGroup" xmlns:wpi="http://schemas.microsoft.com/office/word/2010/wordprocessingInk" xmlns:wne="http://schemas.microsoft.com/office/word/2006/wordml" xmlns:wps="http://schemas.microsoft.com/office/word/2010/wordprocessingShape" mc:Ignorable="w14 w15 w16se w16cid wp14">
+<w:numbering xmlns:wpc="http://schemas.microsoft.com/office/word/2010/wordprocessingCanvas" xmlns:cx="http://schemas.microsoft.com/office/drawing/2014/chartex" xmlns:cx1="http://schemas.microsoft.com/office/drawing/2015/9/8/chartex" xmlns:cx2="http://schemas.microsoft.com/office/drawing/2015/10/21/chartex" xmlns:cx3="http://schemas.microsoft.com/office/drawing/2016/5/9/chartex" xmlns:cx4="http://schemas.microsoft.com/office/drawing/2016/5/10/chartex" xmlns:cx5="http://schemas.microsoft.com/office/drawing/2016/5/11/chartex" xmlns:cx6="http://schemas.microsoft.com/office/drawing/2016/5/12/chartex" xmlns:cx7="http://schemas.microsoft.com/office/drawing/2016/5/13/chartex" xmlns:cx8="http://schemas.microsoft.com/office/drawing/2016/5/14/chartex" xmlns:mc="http://schemas.openxmlformats.org/markup-compatibility/2006" xmlns:aink="http://schemas.microsoft.com/office/drawing/2016/ink" xmlns:am3d="http://schemas.microsoft.com/office/drawing/2017/model3d" xmlns:o="urn:schemas-microsoft-com:office:office" xmlns:oel="http://schemas.microsoft.com/office/2019/extlst" xmlns:r="http://schemas.openxmlformats.org/officeDocument/2006/relationships" xmlns:m="http://schemas.openxmlformats.org/officeDocument/2006/math" xmlns:v="urn:schemas-microsoft-com:vml" xmlns:wp14="http://schemas.microsoft.com/office/word/2010/wordprocessingDrawing" xmlns:wp="http://schemas.openxmlformats.org/drawingml/2006/wordprocessingDrawing" xmlns:w10="urn:schemas-microsoft-com:office:word" xmlns:w="http://schemas.openxmlformats.org/wordprocessingml/2006/main" xmlns:w14="http://schemas.microsoft.com/office/word/2010/wordml" xmlns:w15="http://schemas.microsoft.com/office/word/2012/wordml" xmlns:w16cex="http://schemas.microsoft.com/office/word/2018/wordml/cex" xmlns:w16cid="http://schemas.microsoft.com/office/word/2016/wordml/cid" xmlns:w16="http://schemas.microsoft.com/office/word/2018/wordml" xmlns:w16du="http://schemas.microsoft.com/office/word/2023/wordml/word16du" xmlns:w16sdtdh="http://schemas.microsoft.com/office/word/2020/wordml/sdtdatahash" xmlns:w16sdtfl="http://schemas.microsoft.com/office/word/2024/wordml/sdtformatlock" xmlns:w16se="http://schemas.microsoft.com/office/word/2015/wordml/symex" xmlns:wpg="http://schemas.microsoft.com/office/word/2010/wordprocessingGroup" xmlns:wpi="http://schemas.microsoft.com/office/word/2010/wordprocessingInk" xmlns:wne="http://schemas.microsoft.com/office/word/2006/wordml" xmlns:wps="http://schemas.microsoft.com/office/word/2010/wordprocessingShape" mc:Ignorable="w14 w15 w16se w16cid w16 w16cex w16sdtdh w16sdtfl w16du wp14">
   <w:abstractNum w:abstractNumId="0" w15:restartNumberingAfterBreak="0">
     <w:nsid w:val="04F9736E"/>
     <w:multiLevelType w:val="hybridMultilevel"/>
@@ -6624,38 +6610,38 @@
       </w:rPr>
     </w:lvl>
   </w:abstractNum>
-  <w:num w:numId="1">
+  <w:num w:numId="1" w16cid:durableId="1840195114">
     <w:abstractNumId w:val="4"/>
   </w:num>
-  <w:num w:numId="2">
+  <w:num w:numId="2" w16cid:durableId="1334337635">
     <w:abstractNumId w:val="2"/>
   </w:num>
-  <w:num w:numId="3">
+  <w:num w:numId="3" w16cid:durableId="1422481941">
     <w:abstractNumId w:val="8"/>
   </w:num>
-  <w:num w:numId="4">
+  <w:num w:numId="4" w16cid:durableId="745735468">
     <w:abstractNumId w:val="7"/>
   </w:num>
-  <w:num w:numId="5">
+  <w:num w:numId="5" w16cid:durableId="1608151383">
     <w:abstractNumId w:val="1"/>
   </w:num>
-  <w:num w:numId="6">
+  <w:num w:numId="6" w16cid:durableId="1818112861">
     <w:abstractNumId w:val="3"/>
   </w:num>
-  <w:num w:numId="7">
+  <w:num w:numId="7" w16cid:durableId="694772628">
     <w:abstractNumId w:val="5"/>
   </w:num>
-  <w:num w:numId="8">
+  <w:num w:numId="8" w16cid:durableId="2099978427">
     <w:abstractNumId w:val="0"/>
   </w:num>
-  <w:num w:numId="9">
+  <w:num w:numId="9" w16cid:durableId="19287449">
     <w:abstractNumId w:val="6"/>
   </w:num>
 </w:numbering>
 </file>
 
 <file path=word/styles.xml><?xml version="1.0" encoding="utf-8"?>
-<w:styles xmlns:mc="http://schemas.openxmlformats.org/markup-compatibility/2006" xmlns:r="http://schemas.openxmlformats.org/officeDocument/2006/relationships" xmlns:w="http://schemas.openxmlformats.org/wordprocessingml/2006/main" xmlns:w14="http://schemas.microsoft.com/office/word/2010/wordml" xmlns:w15="http://schemas.microsoft.com/office/word/2012/wordml" xmlns:w16cid="http://schemas.microsoft.com/office/word/2016/wordml/cid" xmlns:w16se="http://schemas.microsoft.com/office/word/2015/wordml/symex" mc:Ignorable="w14 w15 w16se w16cid">
+<w:styles xmlns:mc="http://schemas.openxmlformats.org/markup-compatibility/2006" xmlns:r="http://schemas.openxmlformats.org/officeDocument/2006/relationships" xmlns:w="http://schemas.openxmlformats.org/wordprocessingml/2006/main" xmlns:w14="http://schemas.microsoft.com/office/word/2010/wordml" xmlns:w15="http://schemas.microsoft.com/office/word/2012/wordml" xmlns:w16cex="http://schemas.microsoft.com/office/word/2018/wordml/cex" xmlns:w16cid="http://schemas.microsoft.com/office/word/2016/wordml/cid" xmlns:w16="http://schemas.microsoft.com/office/word/2018/wordml" xmlns:w16du="http://schemas.microsoft.com/office/word/2023/wordml/word16du" xmlns:w16sdtdh="http://schemas.microsoft.com/office/word/2020/wordml/sdtdatahash" xmlns:w16sdtfl="http://schemas.microsoft.com/office/word/2024/wordml/sdtformatlock" xmlns:w16se="http://schemas.microsoft.com/office/word/2015/wordml/symex" mc:Ignorable="w14 w15 w16se w16cid w16 w16cex w16sdtdh w16sdtfl w16du">
   <w:docDefaults>
     <w:rPrDefault>
       <w:rPr>
@@ -6667,7 +6653,7 @@
     </w:rPrDefault>
     <w:pPrDefault/>
   </w:docDefaults>
-  <w:latentStyles w:defLockedState="0" w:defUIPriority="99" w:defSemiHidden="0" w:defUnhideWhenUsed="0" w:defQFormat="0" w:count="375">
+  <w:latentStyles w:defLockedState="0" w:defUIPriority="99" w:defSemiHidden="0" w:defUnhideWhenUsed="0" w:defQFormat="0" w:count="376">
     <w:lsdException w:name="Normal" w:uiPriority="0" w:qFormat="1"/>
     <w:lsdException w:name="heading 1" w:uiPriority="9" w:qFormat="1"/>
     <w:lsdException w:name="heading 2" w:semiHidden="1" w:uiPriority="9" w:unhideWhenUsed="1" w:qFormat="1"/>
@@ -7043,6 +7029,7 @@
     <w:lsdException w:name="Smart Hyperlink" w:semiHidden="1" w:unhideWhenUsed="1"/>
     <w:lsdException w:name="Hashtag" w:semiHidden="1" w:unhideWhenUsed="1"/>
     <w:lsdException w:name="Unresolved Mention" w:semiHidden="1" w:unhideWhenUsed="1"/>
+    <w:lsdException w:name="Smart Link" w:semiHidden="1" w:unhideWhenUsed="1"/>
   </w:latentStyles>
   <w:style w:type="paragraph" w:default="1" w:styleId="Normal">
     <w:name w:val="Normal"/>

--- a/Documentation/The Ripple Effect - IMPLEMENTATION DOCUMENT.docx
+++ b/Documentation/The Ripple Effect - IMPLEMENTATION DOCUMENT.docx
@@ -42,9 +42,9 @@
             <w:rPr>
               <w:rFonts w:eastAsiaTheme="minorEastAsia"/>
               <w:noProof/>
-              <w:sz w:val="22"/>
-              <w:szCs w:val="22"/>
+              <w:kern w:val="2"/>
               <w:lang w:eastAsia="en-ZA"/>
+              <w14:ligatures w14:val="standardContextual"/>
             </w:rPr>
           </w:pPr>
           <w:r>
@@ -56,7 +56,7 @@
           <w:r>
             <w:fldChar w:fldCharType="separate"/>
           </w:r>
-          <w:hyperlink w:anchor="_Toc211497660" w:history="1">
+          <w:hyperlink w:anchor="_Toc211592043" w:history="1">
             <w:r>
               <w:rPr>
                 <w:rStyle w:val="Hyperlink"/>
@@ -83,7 +83,7 @@
                 <w:noProof/>
                 <w:webHidden/>
               </w:rPr>
-              <w:instrText xml:space="preserve"> PAGEREF _Toc211497660 \h </w:instrText>
+              <w:instrText xml:space="preserve"> PAGEREF _Toc211592043 \h </w:instrText>
             </w:r>
             <w:r>
               <w:rPr>
@@ -123,12 +123,12 @@
             <w:rPr>
               <w:rFonts w:eastAsiaTheme="minorEastAsia"/>
               <w:noProof/>
-              <w:sz w:val="22"/>
-              <w:szCs w:val="22"/>
+              <w:kern w:val="2"/>
               <w:lang w:eastAsia="en-ZA"/>
+              <w14:ligatures w14:val="standardContextual"/>
             </w:rPr>
           </w:pPr>
-          <w:hyperlink w:anchor="_Toc211497661" w:history="1">
+          <w:hyperlink w:anchor="_Toc211592044" w:history="1">
             <w:r>
               <w:rPr>
                 <w:rStyle w:val="Hyperlink"/>
@@ -155,7 +155,7 @@
                 <w:noProof/>
                 <w:webHidden/>
               </w:rPr>
-              <w:instrText xml:space="preserve"> PAGEREF _Toc211497661 \h </w:instrText>
+              <w:instrText xml:space="preserve"> PAGEREF _Toc211592044 \h </w:instrText>
             </w:r>
             <w:r>
               <w:rPr>
@@ -195,12 +195,12 @@
             <w:rPr>
               <w:rFonts w:eastAsiaTheme="minorEastAsia"/>
               <w:noProof/>
-              <w:sz w:val="22"/>
-              <w:szCs w:val="22"/>
+              <w:kern w:val="2"/>
               <w:lang w:eastAsia="en-ZA"/>
+              <w14:ligatures w14:val="standardContextual"/>
             </w:rPr>
           </w:pPr>
-          <w:hyperlink w:anchor="_Toc211497662" w:history="1">
+          <w:hyperlink w:anchor="_Toc211592045" w:history="1">
             <w:r>
               <w:rPr>
                 <w:rStyle w:val="Hyperlink"/>
@@ -228,7 +228,7 @@
                 <w:noProof/>
                 <w:webHidden/>
               </w:rPr>
-              <w:instrText xml:space="preserve"> PAGEREF _Toc211497662 \h </w:instrText>
+              <w:instrText xml:space="preserve"> PAGEREF _Toc211592045 \h </w:instrText>
             </w:r>
             <w:r>
               <w:rPr>
@@ -268,12 +268,12 @@
             <w:rPr>
               <w:rFonts w:eastAsiaTheme="minorEastAsia"/>
               <w:noProof/>
-              <w:sz w:val="22"/>
-              <w:szCs w:val="22"/>
+              <w:kern w:val="2"/>
               <w:lang w:eastAsia="en-ZA"/>
+              <w14:ligatures w14:val="standardContextual"/>
             </w:rPr>
           </w:pPr>
-          <w:hyperlink w:anchor="_Toc211497663" w:history="1">
+          <w:hyperlink w:anchor="_Toc211592046" w:history="1">
             <w:r>
               <w:rPr>
                 <w:rStyle w:val="Hyperlink"/>
@@ -301,7 +301,7 @@
                 <w:noProof/>
                 <w:webHidden/>
               </w:rPr>
-              <w:instrText xml:space="preserve"> PAGEREF _Toc211497663 \h </w:instrText>
+              <w:instrText xml:space="preserve"> PAGEREF _Toc211592046 \h </w:instrText>
             </w:r>
             <w:r>
               <w:rPr>
@@ -341,12 +341,12 @@
             <w:rPr>
               <w:rFonts w:eastAsiaTheme="minorEastAsia"/>
               <w:noProof/>
-              <w:sz w:val="22"/>
-              <w:szCs w:val="22"/>
+              <w:kern w:val="2"/>
               <w:lang w:eastAsia="en-ZA"/>
+              <w14:ligatures w14:val="standardContextual"/>
             </w:rPr>
           </w:pPr>
-          <w:hyperlink w:anchor="_Toc211497664" w:history="1">
+          <w:hyperlink w:anchor="_Toc211592047" w:history="1">
             <w:r>
               <w:rPr>
                 <w:rStyle w:val="Hyperlink"/>
@@ -373,7 +373,7 @@
                 <w:noProof/>
                 <w:webHidden/>
               </w:rPr>
-              <w:instrText xml:space="preserve"> PAGEREF _Toc211497664 \h </w:instrText>
+              <w:instrText xml:space="preserve"> PAGEREF _Toc211592047 \h </w:instrText>
             </w:r>
             <w:r>
               <w:rPr>
@@ -413,12 +413,12 @@
             <w:rPr>
               <w:rFonts w:eastAsiaTheme="minorEastAsia"/>
               <w:noProof/>
-              <w:sz w:val="22"/>
-              <w:szCs w:val="22"/>
+              <w:kern w:val="2"/>
               <w:lang w:eastAsia="en-ZA"/>
+              <w14:ligatures w14:val="standardContextual"/>
             </w:rPr>
           </w:pPr>
-          <w:hyperlink w:anchor="_Toc211497665" w:history="1">
+          <w:hyperlink w:anchor="_Toc211592048" w:history="1">
             <w:r>
               <w:rPr>
                 <w:rStyle w:val="Hyperlink"/>
@@ -446,7 +446,7 @@
                 <w:noProof/>
                 <w:webHidden/>
               </w:rPr>
-              <w:instrText xml:space="preserve"> PAGEREF _Toc211497665 \h </w:instrText>
+              <w:instrText xml:space="preserve"> PAGEREF _Toc211592048 \h </w:instrText>
             </w:r>
             <w:r>
               <w:rPr>
@@ -486,12 +486,12 @@
             <w:rPr>
               <w:rFonts w:eastAsiaTheme="minorEastAsia"/>
               <w:noProof/>
-              <w:sz w:val="22"/>
-              <w:szCs w:val="22"/>
+              <w:kern w:val="2"/>
               <w:lang w:eastAsia="en-ZA"/>
+              <w14:ligatures w14:val="standardContextual"/>
             </w:rPr>
           </w:pPr>
-          <w:hyperlink w:anchor="_Toc211497666" w:history="1">
+          <w:hyperlink w:anchor="_Toc211592049" w:history="1">
             <w:r>
               <w:rPr>
                 <w:rStyle w:val="Hyperlink"/>
@@ -518,7 +518,7 @@
                 <w:noProof/>
                 <w:webHidden/>
               </w:rPr>
-              <w:instrText xml:space="preserve"> PAGEREF _Toc211497666 \h </w:instrText>
+              <w:instrText xml:space="preserve"> PAGEREF _Toc211592049 \h </w:instrText>
             </w:r>
             <w:r>
               <w:rPr>
@@ -558,12 +558,12 @@
             <w:rPr>
               <w:rFonts w:eastAsiaTheme="minorEastAsia"/>
               <w:noProof/>
-              <w:sz w:val="22"/>
-              <w:szCs w:val="22"/>
+              <w:kern w:val="2"/>
               <w:lang w:eastAsia="en-ZA"/>
+              <w14:ligatures w14:val="standardContextual"/>
             </w:rPr>
           </w:pPr>
-          <w:hyperlink w:anchor="_Toc211497667" w:history="1">
+          <w:hyperlink w:anchor="_Toc211592050" w:history="1">
             <w:r>
               <w:rPr>
                 <w:rStyle w:val="Hyperlink"/>
@@ -591,7 +591,7 @@
                 <w:noProof/>
                 <w:webHidden/>
               </w:rPr>
-              <w:instrText xml:space="preserve"> PAGEREF _Toc211497667 \h </w:instrText>
+              <w:instrText xml:space="preserve"> PAGEREF _Toc211592050 \h </w:instrText>
             </w:r>
             <w:r>
               <w:rPr>
@@ -631,12 +631,12 @@
             <w:rPr>
               <w:rFonts w:eastAsiaTheme="minorEastAsia"/>
               <w:noProof/>
-              <w:sz w:val="22"/>
-              <w:szCs w:val="22"/>
+              <w:kern w:val="2"/>
               <w:lang w:eastAsia="en-ZA"/>
+              <w14:ligatures w14:val="standardContextual"/>
             </w:rPr>
           </w:pPr>
-          <w:hyperlink w:anchor="_Toc211497668" w:history="1">
+          <w:hyperlink w:anchor="_Toc211592051" w:history="1">
             <w:r>
               <w:rPr>
                 <w:rStyle w:val="Hyperlink"/>
@@ -664,7 +664,7 @@
                 <w:noProof/>
                 <w:webHidden/>
               </w:rPr>
-              <w:instrText xml:space="preserve"> PAGEREF _Toc211497668 \h </w:instrText>
+              <w:instrText xml:space="preserve"> PAGEREF _Toc211592051 \h </w:instrText>
             </w:r>
             <w:r>
               <w:rPr>
@@ -704,12 +704,12 @@
             <w:rPr>
               <w:rFonts w:eastAsiaTheme="minorEastAsia"/>
               <w:noProof/>
-              <w:sz w:val="22"/>
-              <w:szCs w:val="22"/>
+              <w:kern w:val="2"/>
               <w:lang w:eastAsia="en-ZA"/>
+              <w14:ligatures w14:val="standardContextual"/>
             </w:rPr>
           </w:pPr>
-          <w:hyperlink w:anchor="_Toc211497669" w:history="1">
+          <w:hyperlink w:anchor="_Toc211592052" w:history="1">
             <w:r>
               <w:rPr>
                 <w:rStyle w:val="Hyperlink"/>
@@ -737,7 +737,7 @@
                 <w:noProof/>
                 <w:webHidden/>
               </w:rPr>
-              <w:instrText xml:space="preserve"> PAGEREF _Toc211497669 \h </w:instrText>
+              <w:instrText xml:space="preserve"> PAGEREF _Toc211592052 \h </w:instrText>
             </w:r>
             <w:r>
               <w:rPr>
@@ -777,12 +777,12 @@
             <w:rPr>
               <w:rFonts w:eastAsiaTheme="minorEastAsia"/>
               <w:noProof/>
-              <w:sz w:val="22"/>
-              <w:szCs w:val="22"/>
+              <w:kern w:val="2"/>
               <w:lang w:eastAsia="en-ZA"/>
+              <w14:ligatures w14:val="standardContextual"/>
             </w:rPr>
           </w:pPr>
-          <w:hyperlink w:anchor="_Toc211497670" w:history="1">
+          <w:hyperlink w:anchor="_Toc211592053" w:history="1">
             <w:r>
               <w:rPr>
                 <w:rStyle w:val="Hyperlink"/>
@@ -810,7 +810,7 @@
                 <w:noProof/>
                 <w:webHidden/>
               </w:rPr>
-              <w:instrText xml:space="preserve"> PAGEREF _Toc211497670 \h </w:instrText>
+              <w:instrText xml:space="preserve"> PAGEREF _Toc211592053 \h </w:instrText>
             </w:r>
             <w:r>
               <w:rPr>
@@ -850,12 +850,12 @@
             <w:rPr>
               <w:rFonts w:eastAsiaTheme="minorEastAsia"/>
               <w:noProof/>
-              <w:sz w:val="22"/>
-              <w:szCs w:val="22"/>
+              <w:kern w:val="2"/>
               <w:lang w:eastAsia="en-ZA"/>
+              <w14:ligatures w14:val="standardContextual"/>
             </w:rPr>
           </w:pPr>
-          <w:hyperlink w:anchor="_Toc211497671" w:history="1">
+          <w:hyperlink w:anchor="_Toc211592054" w:history="1">
             <w:r>
               <w:rPr>
                 <w:rStyle w:val="Hyperlink"/>
@@ -883,7 +883,7 @@
                 <w:noProof/>
                 <w:webHidden/>
               </w:rPr>
-              <w:instrText xml:space="preserve"> PAGEREF _Toc211497671 \h </w:instrText>
+              <w:instrText xml:space="preserve"> PAGEREF _Toc211592054 \h </w:instrText>
             </w:r>
             <w:r>
               <w:rPr>
@@ -923,12 +923,12 @@
             <w:rPr>
               <w:rFonts w:eastAsiaTheme="minorEastAsia"/>
               <w:noProof/>
-              <w:sz w:val="22"/>
-              <w:szCs w:val="22"/>
+              <w:kern w:val="2"/>
               <w:lang w:eastAsia="en-ZA"/>
+              <w14:ligatures w14:val="standardContextual"/>
             </w:rPr>
           </w:pPr>
-          <w:hyperlink w:anchor="_Toc211497672" w:history="1">
+          <w:hyperlink w:anchor="_Toc211592055" w:history="1">
             <w:r>
               <w:rPr>
                 <w:rStyle w:val="Hyperlink"/>
@@ -956,7 +956,7 @@
                 <w:noProof/>
                 <w:webHidden/>
               </w:rPr>
-              <w:instrText xml:space="preserve"> PAGEREF _Toc211497672 \h </w:instrText>
+              <w:instrText xml:space="preserve"> PAGEREF _Toc211592055 \h </w:instrText>
             </w:r>
             <w:r>
               <w:rPr>
@@ -996,12 +996,12 @@
             <w:rPr>
               <w:rFonts w:eastAsiaTheme="minorEastAsia"/>
               <w:noProof/>
-              <w:sz w:val="22"/>
-              <w:szCs w:val="22"/>
+              <w:kern w:val="2"/>
               <w:lang w:eastAsia="en-ZA"/>
+              <w14:ligatures w14:val="standardContextual"/>
             </w:rPr>
           </w:pPr>
-          <w:hyperlink w:anchor="_Toc211497673" w:history="1">
+          <w:hyperlink w:anchor="_Toc211592056" w:history="1">
             <w:r>
               <w:rPr>
                 <w:rStyle w:val="Hyperlink"/>
@@ -1029,7 +1029,7 @@
                 <w:noProof/>
                 <w:webHidden/>
               </w:rPr>
-              <w:instrText xml:space="preserve"> PAGEREF _Toc211497673 \h </w:instrText>
+              <w:instrText xml:space="preserve"> PAGEREF _Toc211592056 \h </w:instrText>
             </w:r>
             <w:r>
               <w:rPr>
@@ -1069,12 +1069,12 @@
             <w:rPr>
               <w:rFonts w:eastAsiaTheme="minorEastAsia"/>
               <w:noProof/>
-              <w:sz w:val="22"/>
-              <w:szCs w:val="22"/>
+              <w:kern w:val="2"/>
               <w:lang w:eastAsia="en-ZA"/>
+              <w14:ligatures w14:val="standardContextual"/>
             </w:rPr>
           </w:pPr>
-          <w:hyperlink w:anchor="_Toc211497674" w:history="1">
+          <w:hyperlink w:anchor="_Toc211592057" w:history="1">
             <w:r>
               <w:rPr>
                 <w:rStyle w:val="Hyperlink"/>
@@ -1102,7 +1102,7 @@
                 <w:noProof/>
                 <w:webHidden/>
               </w:rPr>
-              <w:instrText xml:space="preserve"> PAGEREF _Toc211497674 \h </w:instrText>
+              <w:instrText xml:space="preserve"> PAGEREF _Toc211592057 \h </w:instrText>
             </w:r>
             <w:r>
               <w:rPr>
@@ -1142,12 +1142,12 @@
             <w:rPr>
               <w:rFonts w:eastAsiaTheme="minorEastAsia"/>
               <w:noProof/>
-              <w:sz w:val="22"/>
-              <w:szCs w:val="22"/>
+              <w:kern w:val="2"/>
               <w:lang w:eastAsia="en-ZA"/>
+              <w14:ligatures w14:val="standardContextual"/>
             </w:rPr>
           </w:pPr>
-          <w:hyperlink w:anchor="_Toc211497675" w:history="1">
+          <w:hyperlink w:anchor="_Toc211592058" w:history="1">
             <w:r>
               <w:rPr>
                 <w:rStyle w:val="Hyperlink"/>
@@ -1175,7 +1175,7 @@
                 <w:noProof/>
                 <w:webHidden/>
               </w:rPr>
-              <w:instrText xml:space="preserve"> PAGEREF _Toc211497675 \h </w:instrText>
+              <w:instrText xml:space="preserve"> PAGEREF _Toc211592058 \h </w:instrText>
             </w:r>
             <w:r>
               <w:rPr>
@@ -1215,12 +1215,12 @@
             <w:rPr>
               <w:rFonts w:eastAsiaTheme="minorEastAsia"/>
               <w:noProof/>
-              <w:sz w:val="22"/>
-              <w:szCs w:val="22"/>
+              <w:kern w:val="2"/>
               <w:lang w:eastAsia="en-ZA"/>
+              <w14:ligatures w14:val="standardContextual"/>
             </w:rPr>
           </w:pPr>
-          <w:hyperlink w:anchor="_Toc211497676" w:history="1">
+          <w:hyperlink w:anchor="_Toc211592059" w:history="1">
             <w:r>
               <w:rPr>
                 <w:rStyle w:val="Hyperlink"/>
@@ -1255,7 +1255,7 @@
                 <w:noProof/>
                 <w:webHidden/>
               </w:rPr>
-              <w:instrText xml:space="preserve"> PAGEREF _Toc211497676 \h </w:instrText>
+              <w:instrText xml:space="preserve"> PAGEREF _Toc211592059 \h </w:instrText>
             </w:r>
             <w:r>
               <w:rPr>
@@ -1295,12 +1295,12 @@
             <w:rPr>
               <w:rFonts w:eastAsiaTheme="minorEastAsia"/>
               <w:noProof/>
-              <w:sz w:val="22"/>
-              <w:szCs w:val="22"/>
+              <w:kern w:val="2"/>
               <w:lang w:eastAsia="en-ZA"/>
+              <w14:ligatures w14:val="standardContextual"/>
             </w:rPr>
           </w:pPr>
-          <w:hyperlink w:anchor="_Toc211497677" w:history="1">
+          <w:hyperlink w:anchor="_Toc211592060" w:history="1">
             <w:r>
               <w:rPr>
                 <w:rStyle w:val="Hyperlink"/>
@@ -1330,7 +1330,7 @@
                 <w:noProof/>
                 <w:webHidden/>
               </w:rPr>
-              <w:instrText xml:space="preserve"> PAGEREF _Toc211497677 \h </w:instrText>
+              <w:instrText xml:space="preserve"> PAGEREF _Toc211592060 \h </w:instrText>
             </w:r>
             <w:r>
               <w:rPr>
@@ -1370,12 +1370,12 @@
             <w:rPr>
               <w:rFonts w:eastAsiaTheme="minorEastAsia"/>
               <w:noProof/>
-              <w:sz w:val="22"/>
-              <w:szCs w:val="22"/>
+              <w:kern w:val="2"/>
               <w:lang w:eastAsia="en-ZA"/>
+              <w14:ligatures w14:val="standardContextual"/>
             </w:rPr>
           </w:pPr>
-          <w:hyperlink w:anchor="_Toc211497678" w:history="1">
+          <w:hyperlink w:anchor="_Toc211592061" w:history="1">
             <w:r>
               <w:rPr>
                 <w:rStyle w:val="Hyperlink"/>
@@ -1404,7 +1404,7 @@
                 <w:noProof/>
                 <w:webHidden/>
               </w:rPr>
-              <w:instrText xml:space="preserve"> PAGEREF _Toc211497678 \h </w:instrText>
+              <w:instrText xml:space="preserve"> PAGEREF _Toc211592061 \h </w:instrText>
             </w:r>
             <w:r>
               <w:rPr>
@@ -1444,12 +1444,12 @@
             <w:rPr>
               <w:rFonts w:eastAsiaTheme="minorEastAsia"/>
               <w:noProof/>
-              <w:sz w:val="22"/>
-              <w:szCs w:val="22"/>
+              <w:kern w:val="2"/>
               <w:lang w:eastAsia="en-ZA"/>
+              <w14:ligatures w14:val="standardContextual"/>
             </w:rPr>
           </w:pPr>
-          <w:hyperlink w:anchor="_Toc211497679" w:history="1">
+          <w:hyperlink w:anchor="_Toc211592062" w:history="1">
             <w:r>
               <w:rPr>
                 <w:rStyle w:val="Hyperlink"/>
@@ -1484,7 +1484,7 @@
                 <w:noProof/>
                 <w:webHidden/>
               </w:rPr>
-              <w:instrText xml:space="preserve"> PAGEREF _Toc211497679 \h </w:instrText>
+              <w:instrText xml:space="preserve"> PAGEREF _Toc211592062 \h </w:instrText>
             </w:r>
             <w:r>
               <w:rPr>
@@ -1524,12 +1524,12 @@
             <w:rPr>
               <w:rFonts w:eastAsiaTheme="minorEastAsia"/>
               <w:noProof/>
-              <w:sz w:val="22"/>
-              <w:szCs w:val="22"/>
+              <w:kern w:val="2"/>
               <w:lang w:eastAsia="en-ZA"/>
+              <w14:ligatures w14:val="standardContextual"/>
             </w:rPr>
           </w:pPr>
-          <w:hyperlink w:anchor="_Toc211497680" w:history="1">
+          <w:hyperlink w:anchor="_Toc211592063" w:history="1">
             <w:r>
               <w:rPr>
                 <w:rStyle w:val="Hyperlink"/>
@@ -1559,7 +1559,7 @@
                 <w:noProof/>
                 <w:webHidden/>
               </w:rPr>
-              <w:instrText xml:space="preserve"> PAGEREF _Toc211497680 \h </w:instrText>
+              <w:instrText xml:space="preserve"> PAGEREF _Toc211592063 \h </w:instrText>
             </w:r>
             <w:r>
               <w:rPr>
@@ -1599,12 +1599,12 @@
             <w:rPr>
               <w:rFonts w:eastAsiaTheme="minorEastAsia"/>
               <w:noProof/>
-              <w:sz w:val="22"/>
-              <w:szCs w:val="22"/>
+              <w:kern w:val="2"/>
               <w:lang w:eastAsia="en-ZA"/>
+              <w14:ligatures w14:val="standardContextual"/>
             </w:rPr>
           </w:pPr>
-          <w:hyperlink w:anchor="_Toc211497681" w:history="1">
+          <w:hyperlink w:anchor="_Toc211592064" w:history="1">
             <w:r>
               <w:rPr>
                 <w:rStyle w:val="Hyperlink"/>
@@ -1633,7 +1633,7 @@
                 <w:noProof/>
                 <w:webHidden/>
               </w:rPr>
-              <w:instrText xml:space="preserve"> PAGEREF _Toc211497681 \h </w:instrText>
+              <w:instrText xml:space="preserve"> PAGEREF _Toc211592064 \h </w:instrText>
             </w:r>
             <w:r>
               <w:rPr>
@@ -1673,12 +1673,12 @@
             <w:rPr>
               <w:rFonts w:eastAsiaTheme="minorEastAsia"/>
               <w:noProof/>
-              <w:sz w:val="22"/>
-              <w:szCs w:val="22"/>
+              <w:kern w:val="2"/>
               <w:lang w:eastAsia="en-ZA"/>
+              <w14:ligatures w14:val="standardContextual"/>
             </w:rPr>
           </w:pPr>
-          <w:hyperlink w:anchor="_Toc211497682" w:history="1">
+          <w:hyperlink w:anchor="_Toc211592065" w:history="1">
             <w:r>
               <w:rPr>
                 <w:rStyle w:val="Hyperlink"/>
@@ -1713,7 +1713,7 @@
                 <w:noProof/>
                 <w:webHidden/>
               </w:rPr>
-              <w:instrText xml:space="preserve"> PAGEREF _Toc211497682 \h </w:instrText>
+              <w:instrText xml:space="preserve"> PAGEREF _Toc211592065 \h </w:instrText>
             </w:r>
             <w:r>
               <w:rPr>
@@ -1753,12 +1753,12 @@
             <w:rPr>
               <w:rFonts w:eastAsiaTheme="minorEastAsia"/>
               <w:noProof/>
-              <w:sz w:val="22"/>
-              <w:szCs w:val="22"/>
+              <w:kern w:val="2"/>
               <w:lang w:eastAsia="en-ZA"/>
+              <w14:ligatures w14:val="standardContextual"/>
             </w:rPr>
           </w:pPr>
-          <w:hyperlink w:anchor="_Toc211497683" w:history="1">
+          <w:hyperlink w:anchor="_Toc211592066" w:history="1">
             <w:r>
               <w:rPr>
                 <w:rStyle w:val="Hyperlink"/>
@@ -1788,7 +1788,7 @@
                 <w:noProof/>
                 <w:webHidden/>
               </w:rPr>
-              <w:instrText xml:space="preserve"> PAGEREF _Toc211497683 \h </w:instrText>
+              <w:instrText xml:space="preserve"> PAGEREF _Toc211592066 \h </w:instrText>
             </w:r>
             <w:r>
               <w:rPr>
@@ -1828,12 +1828,12 @@
             <w:rPr>
               <w:rFonts w:eastAsiaTheme="minorEastAsia"/>
               <w:noProof/>
-              <w:sz w:val="22"/>
-              <w:szCs w:val="22"/>
+              <w:kern w:val="2"/>
               <w:lang w:eastAsia="en-ZA"/>
+              <w14:ligatures w14:val="standardContextual"/>
             </w:rPr>
           </w:pPr>
-          <w:hyperlink w:anchor="_Toc211497684" w:history="1">
+          <w:hyperlink w:anchor="_Toc211592067" w:history="1">
             <w:r>
               <w:rPr>
                 <w:rStyle w:val="Hyperlink"/>
@@ -1862,7 +1862,7 @@
                 <w:noProof/>
                 <w:webHidden/>
               </w:rPr>
-              <w:instrText xml:space="preserve"> PAGEREF _Toc211497684 \h </w:instrText>
+              <w:instrText xml:space="preserve"> PAGEREF _Toc211592067 \h </w:instrText>
             </w:r>
             <w:r>
               <w:rPr>
@@ -1902,12 +1902,12 @@
             <w:rPr>
               <w:rFonts w:eastAsiaTheme="minorEastAsia"/>
               <w:noProof/>
-              <w:sz w:val="22"/>
-              <w:szCs w:val="22"/>
+              <w:kern w:val="2"/>
               <w:lang w:eastAsia="en-ZA"/>
+              <w14:ligatures w14:val="standardContextual"/>
             </w:rPr>
           </w:pPr>
-          <w:hyperlink w:anchor="_Toc211497685" w:history="1">
+          <w:hyperlink w:anchor="_Toc211592068" w:history="1">
             <w:r>
               <w:rPr>
                 <w:rStyle w:val="Hyperlink"/>
@@ -1942,7 +1942,7 @@
                 <w:noProof/>
                 <w:webHidden/>
               </w:rPr>
-              <w:instrText xml:space="preserve"> PAGEREF _Toc211497685 \h </w:instrText>
+              <w:instrText xml:space="preserve"> PAGEREF _Toc211592068 \h </w:instrText>
             </w:r>
             <w:r>
               <w:rPr>
@@ -1982,12 +1982,12 @@
             <w:rPr>
               <w:rFonts w:eastAsiaTheme="minorEastAsia"/>
               <w:noProof/>
-              <w:sz w:val="22"/>
-              <w:szCs w:val="22"/>
+              <w:kern w:val="2"/>
               <w:lang w:eastAsia="en-ZA"/>
+              <w14:ligatures w14:val="standardContextual"/>
             </w:rPr>
           </w:pPr>
-          <w:hyperlink w:anchor="_Toc211497686" w:history="1">
+          <w:hyperlink w:anchor="_Toc211592069" w:history="1">
             <w:r>
               <w:rPr>
                 <w:rStyle w:val="Hyperlink"/>
@@ -2016,7 +2016,7 @@
                 <w:noProof/>
                 <w:webHidden/>
               </w:rPr>
-              <w:instrText xml:space="preserve"> PAGEREF _Toc211497686 \h </w:instrText>
+              <w:instrText xml:space="preserve"> PAGEREF _Toc211592069 \h </w:instrText>
             </w:r>
             <w:r>
               <w:rPr>
@@ -2056,12 +2056,12 @@
             <w:rPr>
               <w:rFonts w:eastAsiaTheme="minorEastAsia"/>
               <w:noProof/>
-              <w:sz w:val="22"/>
-              <w:szCs w:val="22"/>
+              <w:kern w:val="2"/>
               <w:lang w:eastAsia="en-ZA"/>
+              <w14:ligatures w14:val="standardContextual"/>
             </w:rPr>
           </w:pPr>
-          <w:hyperlink w:anchor="_Toc211497687" w:history="1">
+          <w:hyperlink w:anchor="_Toc211592070" w:history="1">
             <w:r>
               <w:rPr>
                 <w:rStyle w:val="Hyperlink"/>
@@ -2090,7 +2090,7 @@
                 <w:noProof/>
                 <w:webHidden/>
               </w:rPr>
-              <w:instrText xml:space="preserve"> PAGEREF _Toc211497687 \h </w:instrText>
+              <w:instrText xml:space="preserve"> PAGEREF _Toc211592070 \h </w:instrText>
             </w:r>
             <w:r>
               <w:rPr>
@@ -2174,7 +2174,7 @@
       <w:pPr>
         <w:pStyle w:val="Head1"/>
       </w:pPr>
-      <w:bookmarkStart w:id="0" w:name="_Toc211497660"/>
+      <w:bookmarkStart w:id="0" w:name="_Toc211592043"/>
       <w:r>
         <w:lastRenderedPageBreak/>
         <w:t>Introduction</w:t>
@@ -2214,7 +2214,7 @@
       <w:pPr>
         <w:pStyle w:val="Head1"/>
       </w:pPr>
-      <w:bookmarkStart w:id="1" w:name="_Toc211497661"/>
+      <w:bookmarkStart w:id="1" w:name="_Toc211592044"/>
       <w:r>
         <w:t xml:space="preserve">1.1 </w:t>
       </w:r>
@@ -2516,7 +2516,7 @@
           <w:lang w:val="en-US"/>
         </w:rPr>
       </w:pPr>
-      <w:bookmarkStart w:id="2" w:name="_Toc211497662"/>
+      <w:bookmarkStart w:id="2" w:name="_Toc211592045"/>
       <w:r>
         <w:rPr>
           <w:sz w:val="28"/>
@@ -2866,7 +2866,7 @@
           <w:lang w:val="en-US"/>
         </w:rPr>
       </w:pPr>
-      <w:bookmarkStart w:id="3" w:name="_Toc211497663"/>
+      <w:bookmarkStart w:id="3" w:name="_Toc211592046"/>
       <w:r>
         <w:rPr>
           <w:sz w:val="28"/>
@@ -3276,7 +3276,7 @@
       <w:pPr>
         <w:pStyle w:val="Head1"/>
       </w:pPr>
-      <w:bookmarkStart w:id="4" w:name="_Toc211497664"/>
+      <w:bookmarkStart w:id="4" w:name="_Toc211592047"/>
       <w:r>
         <w:t xml:space="preserve">1.2 </w:t>
       </w:r>
@@ -3338,7 +3338,7 @@
           <w:lang w:val="en-US"/>
         </w:rPr>
       </w:pPr>
-      <w:bookmarkStart w:id="5" w:name="_Toc211497665"/>
+      <w:bookmarkStart w:id="5" w:name="_Toc211592048"/>
       <w:r>
         <w:rPr>
           <w:sz w:val="28"/>
@@ -4133,7 +4133,7 @@
       <w:pPr>
         <w:pStyle w:val="Heading1"/>
       </w:pPr>
-      <w:bookmarkStart w:id="6" w:name="_Toc211497666"/>
+      <w:bookmarkStart w:id="6" w:name="_Toc211592049"/>
       <w:r>
         <w:lastRenderedPageBreak/>
         <w:t>1.</w:t>
@@ -4205,7 +4205,7 @@
           <w:lang w:val="en-US"/>
         </w:rPr>
       </w:pPr>
-      <w:bookmarkStart w:id="7" w:name="_Toc211497667"/>
+      <w:bookmarkStart w:id="7" w:name="_Toc211592050"/>
       <w:r>
         <w:rPr>
           <w:lang w:val="en-US"/>
@@ -4228,7 +4228,7 @@
           <w:lang w:val="en-US"/>
         </w:rPr>
       </w:pPr>
-      <w:bookmarkStart w:id="8" w:name="_Toc211497668"/>
+      <w:bookmarkStart w:id="8" w:name="_Toc211592051"/>
       <w:r>
         <w:rPr>
           <w:lang w:val="en-US"/>
@@ -4308,7 +4308,7 @@
           <w:lang w:val="en-US"/>
         </w:rPr>
       </w:pPr>
-      <w:bookmarkStart w:id="9" w:name="_Toc211497669"/>
+      <w:bookmarkStart w:id="9" w:name="_Toc211592052"/>
       <w:r>
         <w:rPr>
           <w:lang w:val="en-US"/>
@@ -4368,7 +4368,7 @@
           <w:lang w:val="en-US"/>
         </w:rPr>
       </w:pPr>
-      <w:bookmarkStart w:id="10" w:name="_Toc211497670"/>
+      <w:bookmarkStart w:id="10" w:name="_Toc211592053"/>
       <w:r>
         <w:rPr>
           <w:lang w:val="en-US"/>
@@ -4415,7 +4415,7 @@
           <w:lang w:val="en-US"/>
         </w:rPr>
       </w:pPr>
-      <w:bookmarkStart w:id="11" w:name="_Toc211497671"/>
+      <w:bookmarkStart w:id="11" w:name="_Toc211592054"/>
       <w:r>
         <w:rPr>
           <w:lang w:val="en-US"/>
@@ -4446,7 +4446,7 @@
           <w:lang w:val="en-US"/>
         </w:rPr>
       </w:pPr>
-      <w:bookmarkStart w:id="12" w:name="_Toc211497672"/>
+      <w:bookmarkStart w:id="12" w:name="_Toc211592055"/>
       <w:r>
         <w:rPr>
           <w:lang w:val="en-US"/>
@@ -4592,7 +4592,7 @@
           <w:lang w:val="en-US"/>
         </w:rPr>
       </w:pPr>
-      <w:bookmarkStart w:id="13" w:name="_Toc211497673"/>
+      <w:bookmarkStart w:id="13" w:name="_Toc211592056"/>
       <w:r>
         <w:rPr>
           <w:lang w:val="en-US"/>
@@ -4652,7 +4652,7 @@
           <w:lang w:val="en-US"/>
         </w:rPr>
       </w:pPr>
-      <w:bookmarkStart w:id="14" w:name="_Toc211497674"/>
+      <w:bookmarkStart w:id="14" w:name="_Toc211592057"/>
       <w:r>
         <w:rPr>
           <w:lang w:val="en-US"/>
@@ -4753,7 +4753,7 @@
           <w:lang w:val="en-US"/>
         </w:rPr>
       </w:pPr>
-      <w:bookmarkStart w:id="15" w:name="_Toc211497675"/>
+      <w:bookmarkStart w:id="15" w:name="_Toc211592058"/>
       <w:r>
         <w:rPr>
           <w:lang w:val="en-US"/>
@@ -4815,7 +4815,7 @@
           <w:lang w:val="en-US"/>
         </w:rPr>
       </w:pPr>
-      <w:bookmarkStart w:id="16" w:name="_Toc211497676"/>
+      <w:bookmarkStart w:id="16" w:name="_Toc211592059"/>
       <w:r>
         <w:rPr>
           <w:lang w:val="en-US"/>
@@ -4856,7 +4856,7 @@
           <w:lang w:val="en-US"/>
         </w:rPr>
       </w:pPr>
-      <w:bookmarkStart w:id="17" w:name="_Toc211497677"/>
+      <w:bookmarkStart w:id="17" w:name="_Toc211592060"/>
       <w:r>
         <w:rPr>
           <w:i/>
@@ -4889,7 +4889,7 @@
           <w:lang w:val="en-US"/>
         </w:rPr>
       </w:pPr>
-      <w:bookmarkStart w:id="18" w:name="_Toc211497678"/>
+      <w:bookmarkStart w:id="18" w:name="_Toc211592061"/>
       <w:r>
         <w:rPr>
           <w:i/>
@@ -4953,7 +4953,7 @@
       <w:pPr>
         <w:pStyle w:val="Heading2"/>
       </w:pPr>
-      <w:bookmarkStart w:id="19" w:name="_Toc211497679"/>
+      <w:bookmarkStart w:id="19" w:name="_Toc211592062"/>
       <w:r>
         <w:rPr>
           <w:lang w:val="en-US"/>
@@ -4987,7 +4987,7 @@
           <w:lang w:val="en-US"/>
         </w:rPr>
       </w:pPr>
-      <w:bookmarkStart w:id="20" w:name="_Toc211497680"/>
+      <w:bookmarkStart w:id="20" w:name="_Toc211592063"/>
       <w:r>
         <w:rPr>
           <w:i/>
@@ -5032,7 +5032,7 @@
           <w:lang w:val="en-US"/>
         </w:rPr>
       </w:pPr>
-      <w:bookmarkStart w:id="21" w:name="_Toc211497681"/>
+      <w:bookmarkStart w:id="21" w:name="_Toc211592064"/>
       <w:r>
         <w:rPr>
           <w:i/>
@@ -5084,7 +5084,7 @@
       <w:pPr>
         <w:pStyle w:val="Heading2"/>
       </w:pPr>
-      <w:bookmarkStart w:id="22" w:name="_Toc211497682"/>
+      <w:bookmarkStart w:id="22" w:name="_Toc211592065"/>
       <w:r>
         <w:rPr>
           <w:lang w:val="en-US"/>
@@ -5125,7 +5125,7 @@
           <w:lang w:val="en-US"/>
         </w:rPr>
       </w:pPr>
-      <w:bookmarkStart w:id="23" w:name="_Toc211497683"/>
+      <w:bookmarkStart w:id="23" w:name="_Toc211592066"/>
       <w:r>
         <w:rPr>
           <w:i/>
@@ -5190,7 +5190,7 @@
           <w:lang w:val="en-US"/>
         </w:rPr>
       </w:pPr>
-      <w:bookmarkStart w:id="24" w:name="_Toc211497684"/>
+      <w:bookmarkStart w:id="24" w:name="_Toc211592067"/>
       <w:r>
         <w:rPr>
           <w:i/>
@@ -5248,7 +5248,7 @@
       <w:pPr>
         <w:pStyle w:val="Heading2"/>
       </w:pPr>
-      <w:bookmarkStart w:id="25" w:name="_Toc211497685"/>
+      <w:bookmarkStart w:id="25" w:name="_Toc211592068"/>
       <w:r>
         <w:rPr>
           <w:lang w:val="en-US"/>
@@ -5275,7 +5275,7 @@
           <w:iCs/>
         </w:rPr>
       </w:pPr>
-      <w:bookmarkStart w:id="26" w:name="_Toc211497686"/>
+      <w:bookmarkStart w:id="26" w:name="_Toc211592069"/>
       <w:r>
         <w:rPr>
           <w:i/>
@@ -5319,7 +5319,7 @@
           <w:iCs/>
         </w:rPr>
       </w:pPr>
-      <w:bookmarkStart w:id="27" w:name="_Toc211497687"/>
+      <w:bookmarkStart w:id="27" w:name="_Toc211592070"/>
       <w:r>
         <w:rPr>
           <w:i/>

--- a/Documentation/The Ripple Effect - IMPLEMENTATION DOCUMENT.docx
+++ b/Documentation/The Ripple Effect - IMPLEMENTATION DOCUMENT.docx
@@ -28,8 +28,26 @@
         <w:p>
           <w:pPr>
             <w:pStyle w:val="TOCHeading"/>
+            <w:rPr>
+              <w:rFonts w:asciiTheme="minorHAnsi" w:eastAsiaTheme="minorHAnsi" w:hAnsiTheme="minorHAnsi" w:cstheme="minorBidi"/>
+              <w:color w:val="auto"/>
+              <w:sz w:val="24"/>
+              <w:szCs w:val="24"/>
+              <w:lang w:val="en-ZA"/>
+            </w:rPr>
+          </w:pPr>
+        </w:p>
+        <w:p>
+          <w:r>
+            <w:br w:type="page"/>
+          </w:r>
+        </w:p>
+        <w:p>
+          <w:pPr>
+            <w:pStyle w:val="TOCHeading"/>
           </w:pPr>
           <w:r>
+            <w:lastRenderedPageBreak/>
             <w:t>Table of Contents</w:t>
           </w:r>
         </w:p>
@@ -2680,13 +2698,6 @@
           <w:lang w:val="en-US"/>
         </w:rPr>
       </w:pPr>
-    </w:p>
-    <w:p>
-      <w:pPr>
-        <w:rPr>
-          <w:lang w:val="en-US"/>
-        </w:rPr>
-      </w:pPr>
       <w:r>
         <w:rPr>
           <w:lang w:val="en-US"/>
@@ -2697,8 +2708,16 @@
         <w:rPr>
           <w:lang w:val="en-US"/>
         </w:rPr>
-        <w:t xml:space="preserve"> mobile app</w:t>
-      </w:r>
+        <w:t xml:space="preserve"> mobile </w:t>
+      </w:r>
+      <w:proofErr w:type="gramStart"/>
+      <w:r>
+        <w:rPr>
+          <w:lang w:val="en-US"/>
+        </w:rPr>
+        <w:t>app</w:t>
+      </w:r>
+      <w:proofErr w:type="gramEnd"/>
       <w:r>
         <w:rPr>
           <w:lang w:val="en-US"/>
@@ -2832,21 +2851,7 @@
         <w:rPr>
           <w:lang w:val="en-US"/>
         </w:rPr>
-        <w:t xml:space="preserve">. Given the project's timeline, leveraging our existing proficiency in this stack was a pragmatic choice. It allowed us to focus our efforts on implementing robust features and adopting modern architectural patterns, like the Shared </w:t>
-      </w:r>
-      <w:proofErr w:type="spellStart"/>
-      <w:r>
-        <w:rPr>
-          <w:lang w:val="en-US"/>
-        </w:rPr>
-        <w:t>ViewModel</w:t>
-      </w:r>
-      <w:proofErr w:type="spellEnd"/>
-      <w:r>
-        <w:rPr>
-          <w:lang w:val="en-US"/>
-        </w:rPr>
-        <w:t>, rather than learning an entirely new language and UI framework from the ground up.</w:t>
+        <w:t>. Given the project's timeline, leveraging our existing proficiency in this stack was a pragmatic choice. It allowed us to focus our efforts on implementing robust features and adopting modern architectural patterns, like the Shared ViewModel, rather than learning an entirely new language and UI framework from the ground up.</w:t>
       </w:r>
     </w:p>
     <w:p>
@@ -2874,6 +2879,7 @@
           <w:u w:val="single"/>
           <w:lang w:val="en-US"/>
         </w:rPr>
+        <w:lastRenderedPageBreak/>
         <w:t xml:space="preserve">1.1.2 </w:t>
       </w:r>
       <w:r>

--- a/Documentation/The Ripple Effect - IMPLEMENTATION DOCUMENT.docx
+++ b/Documentation/The Ripple Effect - IMPLEMENTATION DOCUMENT.docx
@@ -1,6 +1,6 @@
 
 <file path=word/document.xml><?xml version="1.0" encoding="utf-8"?>
-<w:document xmlns:wpc="http://schemas.microsoft.com/office/word/2010/wordprocessingCanvas" xmlns:cx="http://schemas.microsoft.com/office/drawing/2014/chartex" xmlns:cx1="http://schemas.microsoft.com/office/drawing/2015/9/8/chartex" xmlns:cx2="http://schemas.microsoft.com/office/drawing/2015/10/21/chartex" xmlns:cx3="http://schemas.microsoft.com/office/drawing/2016/5/9/chartex" xmlns:cx4="http://schemas.microsoft.com/office/drawing/2016/5/10/chartex" xmlns:cx5="http://schemas.microsoft.com/office/drawing/2016/5/11/chartex" xmlns:cx6="http://schemas.microsoft.com/office/drawing/2016/5/12/chartex" xmlns:cx7="http://schemas.microsoft.com/office/drawing/2016/5/13/chartex" xmlns:cx8="http://schemas.microsoft.com/office/drawing/2016/5/14/chartex" xmlns:mc="http://schemas.openxmlformats.org/markup-compatibility/2006" xmlns:aink="http://schemas.microsoft.com/office/drawing/2016/ink" xmlns:am3d="http://schemas.microsoft.com/office/drawing/2017/model3d" xmlns:o="urn:schemas-microsoft-com:office:office" xmlns:oel="http://schemas.microsoft.com/office/2019/extlst" xmlns:r="http://schemas.openxmlformats.org/officeDocument/2006/relationships" xmlns:m="http://schemas.openxmlformats.org/officeDocument/2006/math" xmlns:v="urn:schemas-microsoft-com:vml" xmlns:wp14="http://schemas.microsoft.com/office/word/2010/wordprocessingDrawing" xmlns:wp="http://schemas.openxmlformats.org/drawingml/2006/wordprocessingDrawing" xmlns:w10="urn:schemas-microsoft-com:office:word" xmlns:w="http://schemas.openxmlformats.org/wordprocessingml/2006/main" xmlns:w14="http://schemas.microsoft.com/office/word/2010/wordml" xmlns:w15="http://schemas.microsoft.com/office/word/2012/wordml" xmlns:w16cex="http://schemas.microsoft.com/office/word/2018/wordml/cex" xmlns:w16cid="http://schemas.microsoft.com/office/word/2016/wordml/cid" xmlns:w16="http://schemas.microsoft.com/office/word/2018/wordml" xmlns:w16du="http://schemas.microsoft.com/office/word/2023/wordml/word16du" xmlns:w16sdtdh="http://schemas.microsoft.com/office/word/2020/wordml/sdtdatahash" xmlns:w16sdtfl="http://schemas.microsoft.com/office/word/2024/wordml/sdtformatlock" xmlns:w16se="http://schemas.microsoft.com/office/word/2015/wordml/symex" xmlns:wpg="http://schemas.microsoft.com/office/word/2010/wordprocessingGroup" xmlns:wpi="http://schemas.microsoft.com/office/word/2010/wordprocessingInk" xmlns:wne="http://schemas.microsoft.com/office/word/2006/wordml" xmlns:wps="http://schemas.microsoft.com/office/word/2010/wordprocessingShape" mc:Ignorable="w14 w15 w16se w16cid w16 w16cex w16sdtdh w16sdtfl w16du wp14">
+<w:document xmlns:wpc="http://schemas.microsoft.com/office/word/2010/wordprocessingCanvas" xmlns:cx="http://schemas.microsoft.com/office/drawing/2014/chartex" xmlns:cx1="http://schemas.microsoft.com/office/drawing/2015/9/8/chartex" xmlns:cx2="http://schemas.microsoft.com/office/drawing/2015/10/21/chartex" xmlns:cx3="http://schemas.microsoft.com/office/drawing/2016/5/9/chartex" xmlns:cx4="http://schemas.microsoft.com/office/drawing/2016/5/10/chartex" xmlns:cx5="http://schemas.microsoft.com/office/drawing/2016/5/11/chartex" xmlns:cx6="http://schemas.microsoft.com/office/drawing/2016/5/12/chartex" xmlns:cx7="http://schemas.microsoft.com/office/drawing/2016/5/13/chartex" xmlns:cx8="http://schemas.microsoft.com/office/drawing/2016/5/14/chartex" xmlns:mc="http://schemas.openxmlformats.org/markup-compatibility/2006" xmlns:aink="http://schemas.microsoft.com/office/drawing/2016/ink" xmlns:am3d="http://schemas.microsoft.com/office/drawing/2017/model3d" xmlns:o="urn:schemas-microsoft-com:office:office" xmlns:r="http://schemas.openxmlformats.org/officeDocument/2006/relationships" xmlns:m="http://schemas.openxmlformats.org/officeDocument/2006/math" xmlns:v="urn:schemas-microsoft-com:vml" xmlns:wp14="http://schemas.microsoft.com/office/word/2010/wordprocessingDrawing" xmlns:wp="http://schemas.openxmlformats.org/drawingml/2006/wordprocessingDrawing" xmlns:w10="urn:schemas-microsoft-com:office:word" xmlns:w="http://schemas.openxmlformats.org/wordprocessingml/2006/main" xmlns:w14="http://schemas.microsoft.com/office/word/2010/wordml" xmlns:w15="http://schemas.microsoft.com/office/word/2012/wordml" xmlns:w16cex="http://schemas.microsoft.com/office/word/2018/wordml/cex" xmlns:w16cid="http://schemas.microsoft.com/office/word/2016/wordml/cid" xmlns:w16="http://schemas.microsoft.com/office/word/2018/wordml" xmlns:w16sdtdh="http://schemas.microsoft.com/office/word/2020/wordml/sdtdatahash" xmlns:w16se="http://schemas.microsoft.com/office/word/2015/wordml/symex" xmlns:wpg="http://schemas.microsoft.com/office/word/2010/wordprocessingGroup" xmlns:wpi="http://schemas.microsoft.com/office/word/2010/wordprocessingInk" xmlns:wne="http://schemas.microsoft.com/office/word/2006/wordml" xmlns:wps="http://schemas.microsoft.com/office/word/2010/wordprocessingShape" mc:Ignorable="w14 w15 w16se w16cid w16 w16cex w16sdtdh wp14">
   <w:body>
     <w:p>
       <w:pPr>
@@ -85,16 +85,1306 @@
         </w:sectPr>
       </w:pPr>
     </w:p>
+    <w:bookmarkStart w:id="0" w:name="_Toc211592043" w:displacedByCustomXml="next"/>
+    <w:sdt>
+      <w:sdtPr>
+        <w:rPr>
+          <w:rFonts w:asciiTheme="minorHAnsi" w:eastAsiaTheme="minorHAnsi" w:hAnsiTheme="minorHAnsi" w:cstheme="minorBidi"/>
+          <w:color w:val="auto"/>
+          <w:sz w:val="24"/>
+          <w:szCs w:val="24"/>
+          <w:lang w:val="en-ZA"/>
+        </w:rPr>
+        <w:id w:val="209615084"/>
+        <w:docPartObj>
+          <w:docPartGallery w:val="Table of Contents"/>
+          <w:docPartUnique/>
+        </w:docPartObj>
+      </w:sdtPr>
+      <w:sdtEndPr>
+        <w:rPr>
+          <w:b/>
+          <w:bCs/>
+          <w:noProof/>
+        </w:rPr>
+      </w:sdtEndPr>
+      <w:sdtContent>
+        <w:p>
+          <w:pPr>
+            <w:pStyle w:val="TOCHeading"/>
+          </w:pPr>
+          <w:r>
+            <w:t>Table of Contents</w:t>
+          </w:r>
+        </w:p>
+        <w:p>
+          <w:pPr>
+            <w:pStyle w:val="TOC1"/>
+            <w:tabs>
+              <w:tab w:val="right" w:leader="dot" w:pos="9010"/>
+            </w:tabs>
+            <w:rPr>
+              <w:rFonts w:eastAsiaTheme="minorEastAsia"/>
+              <w:noProof/>
+              <w:sz w:val="22"/>
+              <w:szCs w:val="22"/>
+              <w:lang w:eastAsia="en-ZA"/>
+            </w:rPr>
+          </w:pPr>
+          <w:r>
+            <w:fldChar w:fldCharType="begin"/>
+          </w:r>
+          <w:r>
+            <w:instrText xml:space="preserve"> TOC \o "1-3" \h \z \u </w:instrText>
+          </w:r>
+          <w:r>
+            <w:fldChar w:fldCharType="separate"/>
+          </w:r>
+          <w:hyperlink w:anchor="_Toc211620955" w:history="1">
+            <w:r>
+              <w:rPr>
+                <w:rStyle w:val="Hyperlink"/>
+                <w:noProof/>
+              </w:rPr>
+              <w:t>Introduction</w:t>
+            </w:r>
+            <w:r>
+              <w:rPr>
+                <w:noProof/>
+                <w:webHidden/>
+              </w:rPr>
+              <w:tab/>
+            </w:r>
+            <w:r>
+              <w:rPr>
+                <w:noProof/>
+                <w:webHidden/>
+              </w:rPr>
+              <w:fldChar w:fldCharType="begin"/>
+            </w:r>
+            <w:r>
+              <w:rPr>
+                <w:noProof/>
+                <w:webHidden/>
+              </w:rPr>
+              <w:instrText xml:space="preserve"> PAGEREF _Toc211620955 \h </w:instrText>
+            </w:r>
+            <w:r>
+              <w:rPr>
+                <w:noProof/>
+                <w:webHidden/>
+              </w:rPr>
+            </w:r>
+            <w:r>
+              <w:rPr>
+                <w:noProof/>
+                <w:webHidden/>
+              </w:rPr>
+              <w:fldChar w:fldCharType="separate"/>
+            </w:r>
+            <w:r>
+              <w:rPr>
+                <w:noProof/>
+                <w:webHidden/>
+              </w:rPr>
+              <w:t>2</w:t>
+            </w:r>
+            <w:r>
+              <w:rPr>
+                <w:noProof/>
+                <w:webHidden/>
+              </w:rPr>
+              <w:fldChar w:fldCharType="end"/>
+            </w:r>
+          </w:hyperlink>
+        </w:p>
+        <w:p>
+          <w:pPr>
+            <w:pStyle w:val="TOC1"/>
+            <w:tabs>
+              <w:tab w:val="right" w:leader="dot" w:pos="9010"/>
+            </w:tabs>
+            <w:rPr>
+              <w:rFonts w:eastAsiaTheme="minorEastAsia"/>
+              <w:noProof/>
+              <w:sz w:val="22"/>
+              <w:szCs w:val="22"/>
+              <w:lang w:eastAsia="en-ZA"/>
+            </w:rPr>
+          </w:pPr>
+          <w:hyperlink w:anchor="_Toc211620956" w:history="1">
+            <w:r>
+              <w:rPr>
+                <w:rStyle w:val="Hyperlink"/>
+                <w:noProof/>
+              </w:rPr>
+              <w:t>1.1 Choice of Tools</w:t>
+            </w:r>
+            <w:r>
+              <w:rPr>
+                <w:noProof/>
+                <w:webHidden/>
+              </w:rPr>
+              <w:tab/>
+            </w:r>
+            <w:r>
+              <w:rPr>
+                <w:noProof/>
+                <w:webHidden/>
+              </w:rPr>
+              <w:fldChar w:fldCharType="begin"/>
+            </w:r>
+            <w:r>
+              <w:rPr>
+                <w:noProof/>
+                <w:webHidden/>
+              </w:rPr>
+              <w:instrText xml:space="preserve"> PAGEREF _Toc211620956 \h </w:instrText>
+            </w:r>
+            <w:r>
+              <w:rPr>
+                <w:noProof/>
+                <w:webHidden/>
+              </w:rPr>
+            </w:r>
+            <w:r>
+              <w:rPr>
+                <w:noProof/>
+                <w:webHidden/>
+              </w:rPr>
+              <w:fldChar w:fldCharType="separate"/>
+            </w:r>
+            <w:r>
+              <w:rPr>
+                <w:noProof/>
+                <w:webHidden/>
+              </w:rPr>
+              <w:t>2</w:t>
+            </w:r>
+            <w:r>
+              <w:rPr>
+                <w:noProof/>
+                <w:webHidden/>
+              </w:rPr>
+              <w:fldChar w:fldCharType="end"/>
+            </w:r>
+          </w:hyperlink>
+        </w:p>
+        <w:p>
+          <w:pPr>
+            <w:pStyle w:val="TOC3"/>
+            <w:tabs>
+              <w:tab w:val="right" w:leader="dot" w:pos="9010"/>
+            </w:tabs>
+            <w:rPr>
+              <w:rFonts w:eastAsiaTheme="minorEastAsia"/>
+              <w:noProof/>
+              <w:sz w:val="22"/>
+              <w:szCs w:val="22"/>
+              <w:lang w:eastAsia="en-ZA"/>
+            </w:rPr>
+          </w:pPr>
+          <w:hyperlink w:anchor="_Toc211620957" w:history="1">
+            <w:r>
+              <w:rPr>
+                <w:rStyle w:val="Hyperlink"/>
+                <w:noProof/>
+                <w:lang w:val="en-US"/>
+              </w:rPr>
+              <w:t>1.1.1 Android Studio</w:t>
+            </w:r>
+            <w:r>
+              <w:rPr>
+                <w:noProof/>
+                <w:webHidden/>
+              </w:rPr>
+              <w:tab/>
+            </w:r>
+            <w:r>
+              <w:rPr>
+                <w:noProof/>
+                <w:webHidden/>
+              </w:rPr>
+              <w:fldChar w:fldCharType="begin"/>
+            </w:r>
+            <w:r>
+              <w:rPr>
+                <w:noProof/>
+                <w:webHidden/>
+              </w:rPr>
+              <w:instrText xml:space="preserve"> PAGEREF _Toc211620957 \h </w:instrText>
+            </w:r>
+            <w:r>
+              <w:rPr>
+                <w:noProof/>
+                <w:webHidden/>
+              </w:rPr>
+            </w:r>
+            <w:r>
+              <w:rPr>
+                <w:noProof/>
+                <w:webHidden/>
+              </w:rPr>
+              <w:fldChar w:fldCharType="separate"/>
+            </w:r>
+            <w:r>
+              <w:rPr>
+                <w:noProof/>
+                <w:webHidden/>
+              </w:rPr>
+              <w:t>3</w:t>
+            </w:r>
+            <w:r>
+              <w:rPr>
+                <w:noProof/>
+                <w:webHidden/>
+              </w:rPr>
+              <w:fldChar w:fldCharType="end"/>
+            </w:r>
+          </w:hyperlink>
+        </w:p>
+        <w:p>
+          <w:pPr>
+            <w:pStyle w:val="TOC3"/>
+            <w:tabs>
+              <w:tab w:val="right" w:leader="dot" w:pos="9010"/>
+            </w:tabs>
+            <w:rPr>
+              <w:rFonts w:eastAsiaTheme="minorEastAsia"/>
+              <w:noProof/>
+              <w:sz w:val="22"/>
+              <w:szCs w:val="22"/>
+              <w:lang w:eastAsia="en-ZA"/>
+            </w:rPr>
+          </w:pPr>
+          <w:hyperlink w:anchor="_Toc211620958" w:history="1">
+            <w:r>
+              <w:rPr>
+                <w:rStyle w:val="Hyperlink"/>
+                <w:noProof/>
+                <w:lang w:val="en-US"/>
+              </w:rPr>
+              <w:t>1.1.2 Firebase</w:t>
+            </w:r>
+            <w:r>
+              <w:rPr>
+                <w:noProof/>
+                <w:webHidden/>
+              </w:rPr>
+              <w:tab/>
+            </w:r>
+            <w:r>
+              <w:rPr>
+                <w:noProof/>
+                <w:webHidden/>
+              </w:rPr>
+              <w:fldChar w:fldCharType="begin"/>
+            </w:r>
+            <w:r>
+              <w:rPr>
+                <w:noProof/>
+                <w:webHidden/>
+              </w:rPr>
+              <w:instrText xml:space="preserve"> PAGEREF _Toc211620958 \h </w:instrText>
+            </w:r>
+            <w:r>
+              <w:rPr>
+                <w:noProof/>
+                <w:webHidden/>
+              </w:rPr>
+            </w:r>
+            <w:r>
+              <w:rPr>
+                <w:noProof/>
+                <w:webHidden/>
+              </w:rPr>
+              <w:fldChar w:fldCharType="separate"/>
+            </w:r>
+            <w:r>
+              <w:rPr>
+                <w:noProof/>
+                <w:webHidden/>
+              </w:rPr>
+              <w:t>4</w:t>
+            </w:r>
+            <w:r>
+              <w:rPr>
+                <w:noProof/>
+                <w:webHidden/>
+              </w:rPr>
+              <w:fldChar w:fldCharType="end"/>
+            </w:r>
+          </w:hyperlink>
+        </w:p>
+        <w:p>
+          <w:pPr>
+            <w:pStyle w:val="TOC1"/>
+            <w:tabs>
+              <w:tab w:val="right" w:leader="dot" w:pos="9010"/>
+            </w:tabs>
+            <w:rPr>
+              <w:rFonts w:eastAsiaTheme="minorEastAsia"/>
+              <w:noProof/>
+              <w:sz w:val="22"/>
+              <w:szCs w:val="22"/>
+              <w:lang w:eastAsia="en-ZA"/>
+            </w:rPr>
+          </w:pPr>
+          <w:hyperlink w:anchor="_Toc211620959" w:history="1">
+            <w:r>
+              <w:rPr>
+                <w:rStyle w:val="Hyperlink"/>
+                <w:noProof/>
+              </w:rPr>
+              <w:t>1.2 Extracts of complex code</w:t>
+            </w:r>
+            <w:r>
+              <w:rPr>
+                <w:noProof/>
+                <w:webHidden/>
+              </w:rPr>
+              <w:tab/>
+            </w:r>
+            <w:r>
+              <w:rPr>
+                <w:noProof/>
+                <w:webHidden/>
+              </w:rPr>
+              <w:fldChar w:fldCharType="begin"/>
+            </w:r>
+            <w:r>
+              <w:rPr>
+                <w:noProof/>
+                <w:webHidden/>
+              </w:rPr>
+              <w:instrText xml:space="preserve"> PAGEREF _Toc211620959 \h </w:instrText>
+            </w:r>
+            <w:r>
+              <w:rPr>
+                <w:noProof/>
+                <w:webHidden/>
+              </w:rPr>
+            </w:r>
+            <w:r>
+              <w:rPr>
+                <w:noProof/>
+                <w:webHidden/>
+              </w:rPr>
+              <w:fldChar w:fldCharType="separate"/>
+            </w:r>
+            <w:r>
+              <w:rPr>
+                <w:noProof/>
+                <w:webHidden/>
+              </w:rPr>
+              <w:t>5</w:t>
+            </w:r>
+            <w:r>
+              <w:rPr>
+                <w:noProof/>
+                <w:webHidden/>
+              </w:rPr>
+              <w:fldChar w:fldCharType="end"/>
+            </w:r>
+          </w:hyperlink>
+        </w:p>
+        <w:p>
+          <w:pPr>
+            <w:pStyle w:val="TOC3"/>
+            <w:tabs>
+              <w:tab w:val="right" w:leader="dot" w:pos="9010"/>
+            </w:tabs>
+            <w:rPr>
+              <w:rFonts w:eastAsiaTheme="minorEastAsia"/>
+              <w:noProof/>
+              <w:sz w:val="22"/>
+              <w:szCs w:val="22"/>
+              <w:lang w:eastAsia="en-ZA"/>
+            </w:rPr>
+          </w:pPr>
+          <w:hyperlink w:anchor="_Toc211620960" w:history="1">
+            <w:r>
+              <w:rPr>
+                <w:rStyle w:val="Hyperlink"/>
+                <w:noProof/>
+                <w:lang w:val="en-US"/>
+              </w:rPr>
+              <w:t>1.2.1 Loading events and rea-time management</w:t>
+            </w:r>
+            <w:r>
+              <w:rPr>
+                <w:noProof/>
+                <w:webHidden/>
+              </w:rPr>
+              <w:tab/>
+            </w:r>
+            <w:r>
+              <w:rPr>
+                <w:noProof/>
+                <w:webHidden/>
+              </w:rPr>
+              <w:fldChar w:fldCharType="begin"/>
+            </w:r>
+            <w:r>
+              <w:rPr>
+                <w:noProof/>
+                <w:webHidden/>
+              </w:rPr>
+              <w:instrText xml:space="preserve"> PAGEREF _Toc211620960 \h </w:instrText>
+            </w:r>
+            <w:r>
+              <w:rPr>
+                <w:noProof/>
+                <w:webHidden/>
+              </w:rPr>
+            </w:r>
+            <w:r>
+              <w:rPr>
+                <w:noProof/>
+                <w:webHidden/>
+              </w:rPr>
+              <w:fldChar w:fldCharType="separate"/>
+            </w:r>
+            <w:r>
+              <w:rPr>
+                <w:noProof/>
+                <w:webHidden/>
+              </w:rPr>
+              <w:t>5</w:t>
+            </w:r>
+            <w:r>
+              <w:rPr>
+                <w:noProof/>
+                <w:webHidden/>
+              </w:rPr>
+              <w:fldChar w:fldCharType="end"/>
+            </w:r>
+          </w:hyperlink>
+        </w:p>
+        <w:p>
+          <w:pPr>
+            <w:pStyle w:val="TOC3"/>
+            <w:tabs>
+              <w:tab w:val="right" w:leader="dot" w:pos="9010"/>
+            </w:tabs>
+            <w:rPr>
+              <w:rFonts w:eastAsiaTheme="minorEastAsia"/>
+              <w:noProof/>
+              <w:sz w:val="22"/>
+              <w:szCs w:val="22"/>
+              <w:lang w:eastAsia="en-ZA"/>
+            </w:rPr>
+          </w:pPr>
+          <w:hyperlink w:anchor="_Toc211620961" w:history="1">
+            <w:r>
+              <w:rPr>
+                <w:rStyle w:val="Hyperlink"/>
+                <w:noProof/>
+                <w:lang w:val="en-US"/>
+              </w:rPr>
+              <w:t xml:space="preserve">1.2.2 </w:t>
+            </w:r>
+            <w:r>
+              <w:rPr>
+                <w:rStyle w:val="Hyperlink"/>
+                <w:noProof/>
+              </w:rPr>
+              <w:t>Custom navigation logic</w:t>
+            </w:r>
+            <w:r>
+              <w:rPr>
+                <w:noProof/>
+                <w:webHidden/>
+              </w:rPr>
+              <w:tab/>
+            </w:r>
+            <w:r>
+              <w:rPr>
+                <w:noProof/>
+                <w:webHidden/>
+              </w:rPr>
+              <w:fldChar w:fldCharType="begin"/>
+            </w:r>
+            <w:r>
+              <w:rPr>
+                <w:noProof/>
+                <w:webHidden/>
+              </w:rPr>
+              <w:instrText xml:space="preserve"> PAGEREF _Toc211620961 \h </w:instrText>
+            </w:r>
+            <w:r>
+              <w:rPr>
+                <w:noProof/>
+                <w:webHidden/>
+              </w:rPr>
+            </w:r>
+            <w:r>
+              <w:rPr>
+                <w:noProof/>
+                <w:webHidden/>
+              </w:rPr>
+              <w:fldChar w:fldCharType="separate"/>
+            </w:r>
+            <w:r>
+              <w:rPr>
+                <w:noProof/>
+                <w:webHidden/>
+              </w:rPr>
+              <w:t>7</w:t>
+            </w:r>
+            <w:r>
+              <w:rPr>
+                <w:noProof/>
+                <w:webHidden/>
+              </w:rPr>
+              <w:fldChar w:fldCharType="end"/>
+            </w:r>
+          </w:hyperlink>
+        </w:p>
+        <w:p>
+          <w:pPr>
+            <w:pStyle w:val="TOC3"/>
+            <w:tabs>
+              <w:tab w:val="right" w:leader="dot" w:pos="9010"/>
+            </w:tabs>
+            <w:rPr>
+              <w:rFonts w:eastAsiaTheme="minorEastAsia"/>
+              <w:noProof/>
+              <w:sz w:val="22"/>
+              <w:szCs w:val="22"/>
+              <w:lang w:eastAsia="en-ZA"/>
+            </w:rPr>
+          </w:pPr>
+          <w:hyperlink w:anchor="_Toc211620962" w:history="1">
+            <w:r>
+              <w:rPr>
+                <w:rStyle w:val="Hyperlink"/>
+                <w:noProof/>
+                <w:lang w:val="en-US"/>
+              </w:rPr>
+              <w:t xml:space="preserve">1.2.3 </w:t>
+            </w:r>
+            <w:r>
+              <w:rPr>
+                <w:rStyle w:val="Hyperlink"/>
+                <w:noProof/>
+              </w:rPr>
+              <w:t>Custom toast notification</w:t>
+            </w:r>
+            <w:r>
+              <w:rPr>
+                <w:noProof/>
+                <w:webHidden/>
+              </w:rPr>
+              <w:tab/>
+            </w:r>
+            <w:r>
+              <w:rPr>
+                <w:noProof/>
+                <w:webHidden/>
+              </w:rPr>
+              <w:fldChar w:fldCharType="begin"/>
+            </w:r>
+            <w:r>
+              <w:rPr>
+                <w:noProof/>
+                <w:webHidden/>
+              </w:rPr>
+              <w:instrText xml:space="preserve"> PAGEREF _Toc211620962 \h </w:instrText>
+            </w:r>
+            <w:r>
+              <w:rPr>
+                <w:noProof/>
+                <w:webHidden/>
+              </w:rPr>
+            </w:r>
+            <w:r>
+              <w:rPr>
+                <w:noProof/>
+                <w:webHidden/>
+              </w:rPr>
+              <w:fldChar w:fldCharType="separate"/>
+            </w:r>
+            <w:r>
+              <w:rPr>
+                <w:noProof/>
+                <w:webHidden/>
+              </w:rPr>
+              <w:t>8</w:t>
+            </w:r>
+            <w:r>
+              <w:rPr>
+                <w:noProof/>
+                <w:webHidden/>
+              </w:rPr>
+              <w:fldChar w:fldCharType="end"/>
+            </w:r>
+          </w:hyperlink>
+        </w:p>
+        <w:p>
+          <w:pPr>
+            <w:pStyle w:val="TOC1"/>
+            <w:tabs>
+              <w:tab w:val="right" w:leader="dot" w:pos="9010"/>
+            </w:tabs>
+            <w:rPr>
+              <w:rFonts w:eastAsiaTheme="minorEastAsia"/>
+              <w:noProof/>
+              <w:sz w:val="22"/>
+              <w:szCs w:val="22"/>
+              <w:lang w:eastAsia="en-ZA"/>
+            </w:rPr>
+          </w:pPr>
+          <w:hyperlink w:anchor="_Toc211620963" w:history="1">
+            <w:r>
+              <w:rPr>
+                <w:rStyle w:val="Hyperlink"/>
+                <w:noProof/>
+              </w:rPr>
+              <w:t>1.3 Source code references</w:t>
+            </w:r>
+            <w:r>
+              <w:rPr>
+                <w:noProof/>
+                <w:webHidden/>
+              </w:rPr>
+              <w:tab/>
+            </w:r>
+            <w:r>
+              <w:rPr>
+                <w:noProof/>
+                <w:webHidden/>
+              </w:rPr>
+              <w:fldChar w:fldCharType="begin"/>
+            </w:r>
+            <w:r>
+              <w:rPr>
+                <w:noProof/>
+                <w:webHidden/>
+              </w:rPr>
+              <w:instrText xml:space="preserve"> PAGEREF _Toc211620963 \h </w:instrText>
+            </w:r>
+            <w:r>
+              <w:rPr>
+                <w:noProof/>
+                <w:webHidden/>
+              </w:rPr>
+            </w:r>
+            <w:r>
+              <w:rPr>
+                <w:noProof/>
+                <w:webHidden/>
+              </w:rPr>
+              <w:fldChar w:fldCharType="separate"/>
+            </w:r>
+            <w:r>
+              <w:rPr>
+                <w:noProof/>
+                <w:webHidden/>
+              </w:rPr>
+              <w:t>9</w:t>
+            </w:r>
+            <w:r>
+              <w:rPr>
+                <w:noProof/>
+                <w:webHidden/>
+              </w:rPr>
+              <w:fldChar w:fldCharType="end"/>
+            </w:r>
+          </w:hyperlink>
+        </w:p>
+        <w:p>
+          <w:pPr>
+            <w:pStyle w:val="TOC3"/>
+            <w:tabs>
+              <w:tab w:val="right" w:leader="dot" w:pos="9010"/>
+            </w:tabs>
+            <w:rPr>
+              <w:rFonts w:eastAsiaTheme="minorEastAsia"/>
+              <w:noProof/>
+              <w:sz w:val="22"/>
+              <w:szCs w:val="22"/>
+              <w:lang w:eastAsia="en-ZA"/>
+            </w:rPr>
+          </w:pPr>
+          <w:hyperlink w:anchor="_Toc211620964" w:history="1">
+            <w:r>
+              <w:rPr>
+                <w:rStyle w:val="Hyperlink"/>
+                <w:noProof/>
+              </w:rPr>
+              <w:t>1.3.1 Implementing a Fragment-to-Fragment Communication Pattern</w:t>
+            </w:r>
+            <w:r>
+              <w:rPr>
+                <w:noProof/>
+                <w:webHidden/>
+              </w:rPr>
+              <w:tab/>
+            </w:r>
+            <w:r>
+              <w:rPr>
+                <w:noProof/>
+                <w:webHidden/>
+              </w:rPr>
+              <w:fldChar w:fldCharType="begin"/>
+            </w:r>
+            <w:r>
+              <w:rPr>
+                <w:noProof/>
+                <w:webHidden/>
+              </w:rPr>
+              <w:instrText xml:space="preserve"> PAGEREF _Toc211620964 \h </w:instrText>
+            </w:r>
+            <w:r>
+              <w:rPr>
+                <w:noProof/>
+                <w:webHidden/>
+              </w:rPr>
+            </w:r>
+            <w:r>
+              <w:rPr>
+                <w:noProof/>
+                <w:webHidden/>
+              </w:rPr>
+              <w:fldChar w:fldCharType="separate"/>
+            </w:r>
+            <w:r>
+              <w:rPr>
+                <w:noProof/>
+                <w:webHidden/>
+              </w:rPr>
+              <w:t>9</w:t>
+            </w:r>
+            <w:r>
+              <w:rPr>
+                <w:noProof/>
+                <w:webHidden/>
+              </w:rPr>
+              <w:fldChar w:fldCharType="end"/>
+            </w:r>
+          </w:hyperlink>
+        </w:p>
+        <w:p>
+          <w:pPr>
+            <w:pStyle w:val="TOC3"/>
+            <w:tabs>
+              <w:tab w:val="right" w:leader="dot" w:pos="9010"/>
+            </w:tabs>
+            <w:rPr>
+              <w:rFonts w:eastAsiaTheme="minorEastAsia"/>
+              <w:noProof/>
+              <w:sz w:val="22"/>
+              <w:szCs w:val="22"/>
+              <w:lang w:eastAsia="en-ZA"/>
+            </w:rPr>
+          </w:pPr>
+          <w:hyperlink w:anchor="_Toc211620965" w:history="1">
+            <w:r>
+              <w:rPr>
+                <w:rStyle w:val="Hyperlink"/>
+                <w:noProof/>
+                <w:lang w:val="en-US"/>
+              </w:rPr>
+              <w:t>1.3.2 Constructing Time-Based Range Queries in Cloud Firestore</w:t>
+            </w:r>
+            <w:r>
+              <w:rPr>
+                <w:noProof/>
+                <w:webHidden/>
+              </w:rPr>
+              <w:tab/>
+            </w:r>
+            <w:r>
+              <w:rPr>
+                <w:noProof/>
+                <w:webHidden/>
+              </w:rPr>
+              <w:fldChar w:fldCharType="begin"/>
+            </w:r>
+            <w:r>
+              <w:rPr>
+                <w:noProof/>
+                <w:webHidden/>
+              </w:rPr>
+              <w:instrText xml:space="preserve"> PAGEREF _Toc211620965 \h </w:instrText>
+            </w:r>
+            <w:r>
+              <w:rPr>
+                <w:noProof/>
+                <w:webHidden/>
+              </w:rPr>
+            </w:r>
+            <w:r>
+              <w:rPr>
+                <w:noProof/>
+                <w:webHidden/>
+              </w:rPr>
+              <w:fldChar w:fldCharType="separate"/>
+            </w:r>
+            <w:r>
+              <w:rPr>
+                <w:noProof/>
+                <w:webHidden/>
+              </w:rPr>
+              <w:t>10</w:t>
+            </w:r>
+            <w:r>
+              <w:rPr>
+                <w:noProof/>
+                <w:webHidden/>
+              </w:rPr>
+              <w:fldChar w:fldCharType="end"/>
+            </w:r>
+          </w:hyperlink>
+        </w:p>
+        <w:p>
+          <w:pPr>
+            <w:pStyle w:val="TOC1"/>
+            <w:tabs>
+              <w:tab w:val="right" w:leader="dot" w:pos="9010"/>
+            </w:tabs>
+            <w:rPr>
+              <w:rFonts w:eastAsiaTheme="minorEastAsia"/>
+              <w:noProof/>
+              <w:sz w:val="22"/>
+              <w:szCs w:val="22"/>
+              <w:lang w:eastAsia="en-ZA"/>
+            </w:rPr>
+          </w:pPr>
+          <w:hyperlink w:anchor="_Toc211620966" w:history="1">
+            <w:r>
+              <w:rPr>
+                <w:rStyle w:val="Hyperlink"/>
+                <w:noProof/>
+                <w:lang w:val="en-US"/>
+              </w:rPr>
+              <w:t>1.4 Problems encountered</w:t>
+            </w:r>
+            <w:r>
+              <w:rPr>
+                <w:noProof/>
+                <w:webHidden/>
+              </w:rPr>
+              <w:tab/>
+            </w:r>
+            <w:r>
+              <w:rPr>
+                <w:noProof/>
+                <w:webHidden/>
+              </w:rPr>
+              <w:fldChar w:fldCharType="begin"/>
+            </w:r>
+            <w:r>
+              <w:rPr>
+                <w:noProof/>
+                <w:webHidden/>
+              </w:rPr>
+              <w:instrText xml:space="preserve"> PAGEREF _Toc211620966 \h </w:instrText>
+            </w:r>
+            <w:r>
+              <w:rPr>
+                <w:noProof/>
+                <w:webHidden/>
+              </w:rPr>
+            </w:r>
+            <w:r>
+              <w:rPr>
+                <w:noProof/>
+                <w:webHidden/>
+              </w:rPr>
+              <w:fldChar w:fldCharType="separate"/>
+            </w:r>
+            <w:r>
+              <w:rPr>
+                <w:noProof/>
+                <w:webHidden/>
+              </w:rPr>
+              <w:t>10</w:t>
+            </w:r>
+            <w:r>
+              <w:rPr>
+                <w:noProof/>
+                <w:webHidden/>
+              </w:rPr>
+              <w:fldChar w:fldCharType="end"/>
+            </w:r>
+          </w:hyperlink>
+        </w:p>
+        <w:p>
+          <w:pPr>
+            <w:pStyle w:val="TOC3"/>
+            <w:tabs>
+              <w:tab w:val="right" w:leader="dot" w:pos="9010"/>
+            </w:tabs>
+            <w:rPr>
+              <w:rFonts w:eastAsiaTheme="minorEastAsia"/>
+              <w:noProof/>
+              <w:sz w:val="22"/>
+              <w:szCs w:val="22"/>
+              <w:lang w:eastAsia="en-ZA"/>
+            </w:rPr>
+          </w:pPr>
+          <w:hyperlink w:anchor="_Toc211620967" w:history="1">
+            <w:r>
+              <w:rPr>
+                <w:rStyle w:val="Hyperlink"/>
+                <w:noProof/>
+                <w:lang w:val="en-US"/>
+              </w:rPr>
+              <w:t xml:space="preserve">1.4.1 </w:t>
+            </w:r>
+            <w:r>
+              <w:rPr>
+                <w:rStyle w:val="Hyperlink"/>
+                <w:noProof/>
+              </w:rPr>
+              <w:t>Integrating a Functional and Customizable Calendar System</w:t>
+            </w:r>
+            <w:r>
+              <w:rPr>
+                <w:noProof/>
+                <w:webHidden/>
+              </w:rPr>
+              <w:tab/>
+            </w:r>
+            <w:r>
+              <w:rPr>
+                <w:noProof/>
+                <w:webHidden/>
+              </w:rPr>
+              <w:fldChar w:fldCharType="begin"/>
+            </w:r>
+            <w:r>
+              <w:rPr>
+                <w:noProof/>
+                <w:webHidden/>
+              </w:rPr>
+              <w:instrText xml:space="preserve"> PAGEREF _Toc211620967 \h </w:instrText>
+            </w:r>
+            <w:r>
+              <w:rPr>
+                <w:noProof/>
+                <w:webHidden/>
+              </w:rPr>
+            </w:r>
+            <w:r>
+              <w:rPr>
+                <w:noProof/>
+                <w:webHidden/>
+              </w:rPr>
+              <w:fldChar w:fldCharType="separate"/>
+            </w:r>
+            <w:r>
+              <w:rPr>
+                <w:noProof/>
+                <w:webHidden/>
+              </w:rPr>
+              <w:t>10</w:t>
+            </w:r>
+            <w:r>
+              <w:rPr>
+                <w:noProof/>
+                <w:webHidden/>
+              </w:rPr>
+              <w:fldChar w:fldCharType="end"/>
+            </w:r>
+          </w:hyperlink>
+        </w:p>
+        <w:p>
+          <w:pPr>
+            <w:pStyle w:val="TOC3"/>
+            <w:tabs>
+              <w:tab w:val="right" w:leader="dot" w:pos="9010"/>
+            </w:tabs>
+            <w:rPr>
+              <w:rFonts w:eastAsiaTheme="minorEastAsia"/>
+              <w:noProof/>
+              <w:sz w:val="22"/>
+              <w:szCs w:val="22"/>
+              <w:lang w:eastAsia="en-ZA"/>
+            </w:rPr>
+          </w:pPr>
+          <w:hyperlink w:anchor="_Toc211620968" w:history="1">
+            <w:r>
+              <w:rPr>
+                <w:rStyle w:val="Hyperlink"/>
+                <w:noProof/>
+                <w:lang w:val="en-US"/>
+              </w:rPr>
+              <w:t xml:space="preserve">1.4.2 </w:t>
+            </w:r>
+            <w:r>
+              <w:rPr>
+                <w:rStyle w:val="Hyperlink"/>
+                <w:noProof/>
+              </w:rPr>
+              <w:t>Managing Git Version Control and Merge Conflicts</w:t>
+            </w:r>
+            <w:r>
+              <w:rPr>
+                <w:noProof/>
+                <w:webHidden/>
+              </w:rPr>
+              <w:tab/>
+            </w:r>
+            <w:r>
+              <w:rPr>
+                <w:noProof/>
+                <w:webHidden/>
+              </w:rPr>
+              <w:fldChar w:fldCharType="begin"/>
+            </w:r>
+            <w:r>
+              <w:rPr>
+                <w:noProof/>
+                <w:webHidden/>
+              </w:rPr>
+              <w:instrText xml:space="preserve"> PAGEREF _Toc211620968 \h </w:instrText>
+            </w:r>
+            <w:r>
+              <w:rPr>
+                <w:noProof/>
+                <w:webHidden/>
+              </w:rPr>
+            </w:r>
+            <w:r>
+              <w:rPr>
+                <w:noProof/>
+                <w:webHidden/>
+              </w:rPr>
+              <w:fldChar w:fldCharType="separate"/>
+            </w:r>
+            <w:r>
+              <w:rPr>
+                <w:noProof/>
+                <w:webHidden/>
+              </w:rPr>
+              <w:t>11</w:t>
+            </w:r>
+            <w:r>
+              <w:rPr>
+                <w:noProof/>
+                <w:webHidden/>
+              </w:rPr>
+              <w:fldChar w:fldCharType="end"/>
+            </w:r>
+          </w:hyperlink>
+        </w:p>
+        <w:p>
+          <w:pPr>
+            <w:pStyle w:val="TOC3"/>
+            <w:tabs>
+              <w:tab w:val="right" w:leader="dot" w:pos="9010"/>
+            </w:tabs>
+            <w:rPr>
+              <w:rFonts w:eastAsiaTheme="minorEastAsia"/>
+              <w:noProof/>
+              <w:sz w:val="22"/>
+              <w:szCs w:val="22"/>
+              <w:lang w:eastAsia="en-ZA"/>
+            </w:rPr>
+          </w:pPr>
+          <w:hyperlink w:anchor="_Toc211620969" w:history="1">
+            <w:r>
+              <w:rPr>
+                <w:rStyle w:val="Hyperlink"/>
+                <w:noProof/>
+                <w:lang w:val="en-US"/>
+              </w:rPr>
+              <w:t xml:space="preserve">1.4.3 </w:t>
+            </w:r>
+            <w:r>
+              <w:rPr>
+                <w:rStyle w:val="Hyperlink"/>
+                <w:noProof/>
+              </w:rPr>
+              <w:t>Data Dependency and Implementation of Offline Capabilities</w:t>
+            </w:r>
+            <w:r>
+              <w:rPr>
+                <w:noProof/>
+                <w:webHidden/>
+              </w:rPr>
+              <w:tab/>
+            </w:r>
+            <w:r>
+              <w:rPr>
+                <w:noProof/>
+                <w:webHidden/>
+              </w:rPr>
+              <w:fldChar w:fldCharType="begin"/>
+            </w:r>
+            <w:r>
+              <w:rPr>
+                <w:noProof/>
+                <w:webHidden/>
+              </w:rPr>
+              <w:instrText xml:space="preserve"> PAGEREF _Toc211620969 \h </w:instrText>
+            </w:r>
+            <w:r>
+              <w:rPr>
+                <w:noProof/>
+                <w:webHidden/>
+              </w:rPr>
+            </w:r>
+            <w:r>
+              <w:rPr>
+                <w:noProof/>
+                <w:webHidden/>
+              </w:rPr>
+              <w:fldChar w:fldCharType="separate"/>
+            </w:r>
+            <w:r>
+              <w:rPr>
+                <w:noProof/>
+                <w:webHidden/>
+              </w:rPr>
+              <w:t>11</w:t>
+            </w:r>
+            <w:r>
+              <w:rPr>
+                <w:noProof/>
+                <w:webHidden/>
+              </w:rPr>
+              <w:fldChar w:fldCharType="end"/>
+            </w:r>
+          </w:hyperlink>
+        </w:p>
+        <w:p>
+          <w:pPr>
+            <w:pStyle w:val="TOC3"/>
+            <w:tabs>
+              <w:tab w:val="right" w:leader="dot" w:pos="9010"/>
+            </w:tabs>
+            <w:rPr>
+              <w:rFonts w:eastAsiaTheme="minorEastAsia"/>
+              <w:noProof/>
+              <w:sz w:val="22"/>
+              <w:szCs w:val="22"/>
+              <w:lang w:eastAsia="en-ZA"/>
+            </w:rPr>
+          </w:pPr>
+          <w:hyperlink w:anchor="_Toc211620970" w:history="1">
+            <w:r>
+              <w:rPr>
+                <w:rStyle w:val="Hyperlink"/>
+                <w:noProof/>
+                <w:lang w:val="en-US"/>
+              </w:rPr>
+              <w:t xml:space="preserve">1.4.4 </w:t>
+            </w:r>
+            <w:r>
+              <w:rPr>
+                <w:rStyle w:val="Hyperlink"/>
+                <w:noProof/>
+              </w:rPr>
+              <w:t>Storing User Images and Overcoming Firebase Storage Limits</w:t>
+            </w:r>
+            <w:r>
+              <w:rPr>
+                <w:noProof/>
+                <w:webHidden/>
+              </w:rPr>
+              <w:tab/>
+            </w:r>
+            <w:r>
+              <w:rPr>
+                <w:noProof/>
+                <w:webHidden/>
+              </w:rPr>
+              <w:fldChar w:fldCharType="begin"/>
+            </w:r>
+            <w:r>
+              <w:rPr>
+                <w:noProof/>
+                <w:webHidden/>
+              </w:rPr>
+              <w:instrText xml:space="preserve"> PAGEREF _Toc211620970 \h </w:instrText>
+            </w:r>
+            <w:r>
+              <w:rPr>
+                <w:noProof/>
+                <w:webHidden/>
+              </w:rPr>
+            </w:r>
+            <w:r>
+              <w:rPr>
+                <w:noProof/>
+                <w:webHidden/>
+              </w:rPr>
+              <w:fldChar w:fldCharType="separate"/>
+            </w:r>
+            <w:r>
+              <w:rPr>
+                <w:noProof/>
+                <w:webHidden/>
+              </w:rPr>
+              <w:t>11</w:t>
+            </w:r>
+            <w:r>
+              <w:rPr>
+                <w:noProof/>
+                <w:webHidden/>
+              </w:rPr>
+              <w:fldChar w:fldCharType="end"/>
+            </w:r>
+          </w:hyperlink>
+        </w:p>
+        <w:p>
+          <w:pPr>
+            <w:rPr>
+              <w:b/>
+              <w:bCs/>
+              <w:noProof/>
+            </w:rPr>
+          </w:pPr>
+          <w:r>
+            <w:rPr>
+              <w:b/>
+              <w:bCs/>
+              <w:noProof/>
+            </w:rPr>
+            <w:fldChar w:fldCharType="end"/>
+          </w:r>
+        </w:p>
+        <w:p/>
+      </w:sdtContent>
+    </w:sdt>
+    <w:p>
+      <w:pPr>
+        <w:rPr>
+          <w:rFonts w:asciiTheme="majorHAnsi" w:eastAsiaTheme="majorEastAsia" w:hAnsiTheme="majorHAnsi" w:cstheme="majorBidi"/>
+          <w:color w:val="2F5496" w:themeColor="accent1" w:themeShade="BF"/>
+          <w:sz w:val="40"/>
+          <w:szCs w:val="40"/>
+          <w:u w:val="single"/>
+          <w:lang w:val="en-US"/>
+        </w:rPr>
+      </w:pPr>
+      <w:r>
+        <w:br w:type="page"/>
+      </w:r>
+    </w:p>
     <w:p>
       <w:pPr>
         <w:pStyle w:val="Head1"/>
-      </w:pPr>
-      <w:bookmarkStart w:id="0" w:name="_Toc211592043"/>
-      <w:r>
+        <w:rPr>
+          <w:b/>
+          <w:bCs/>
+        </w:rPr>
+      </w:pPr>
+      <w:bookmarkStart w:id="1" w:name="_Toc211620955"/>
+      <w:r>
+        <w:rPr>
+          <w:b/>
+          <w:bCs/>
+        </w:rPr>
         <w:lastRenderedPageBreak/>
         <w:t>Introduction</w:t>
       </w:r>
       <w:bookmarkEnd w:id="0"/>
+      <w:bookmarkEnd w:id="1"/>
     </w:p>
     <w:p>
       <w:pPr>
@@ -114,7 +1404,13 @@
         <w:t>SplashScreen</w:t>
       </w:r>
       <w:r>
-        <w:t>. The primary purpose is to outline the key development tools selected, present complex or critical extracts of our codebase, provide references for third-party code utilized, and offer a reflective summary of the major technical challenges encountered and overcome during the development process. The focal point will be the core concepts and unique solutions employed within the Android environment.</w:t>
+        <w:t xml:space="preserve">. The primary purpose is to outline the key development tools selected, present complex or critical extracts of our codebase, provide references for third-party code utilized, and offer a reflective summary of the major technical challenges encountered and overcome during </w:t>
+      </w:r>
+      <w:r>
+        <w:t>our</w:t>
+      </w:r>
+      <w:r>
+        <w:t xml:space="preserve"> development process. The focal point will be the core concepts and unique solutions employed within the Android environment.</w:t>
       </w:r>
     </w:p>
     <w:p>
@@ -128,15 +1424,29 @@
     <w:p>
       <w:pPr>
         <w:pStyle w:val="Head1"/>
-      </w:pPr>
-      <w:bookmarkStart w:id="1" w:name="_Toc211592044"/>
-      <w:r>
+        <w:rPr>
+          <w:b/>
+          <w:bCs/>
+        </w:rPr>
+      </w:pPr>
+      <w:bookmarkStart w:id="2" w:name="_Toc211592044"/>
+      <w:bookmarkStart w:id="3" w:name="_Toc211620956"/>
+      <w:r>
+        <w:rPr>
+          <w:b/>
+          <w:bCs/>
+        </w:rPr>
         <w:t xml:space="preserve">1.1 </w:t>
       </w:r>
       <w:r>
+        <w:rPr>
+          <w:b/>
+          <w:bCs/>
+        </w:rPr>
         <w:t>Choice of Tools</w:t>
       </w:r>
-      <w:bookmarkEnd w:id="1"/>
+      <w:bookmarkEnd w:id="2"/>
+      <w:bookmarkEnd w:id="3"/>
     </w:p>
     <w:p>
       <w:pPr>
@@ -425,24 +1735,32 @@
       <w:pPr>
         <w:pStyle w:val="Heading3"/>
         <w:rPr>
+          <w:b/>
+          <w:bCs/>
           <w:sz w:val="28"/>
           <w:szCs w:val="28"/>
           <w:u w:val="single"/>
           <w:lang w:val="en-US"/>
         </w:rPr>
       </w:pPr>
-      <w:bookmarkStart w:id="2" w:name="_Toc211592045"/>
-      <w:r>
-        <w:rPr>
+      <w:bookmarkStart w:id="4" w:name="_Toc211592045"/>
+      <w:bookmarkStart w:id="5" w:name="_Toc211620957"/>
+      <w:r>
+        <w:rPr>
+          <w:b/>
+          <w:bCs/>
           <w:sz w:val="28"/>
           <w:szCs w:val="28"/>
           <w:u w:val="single"/>
           <w:lang w:val="en-US"/>
         </w:rPr>
+        <w:lastRenderedPageBreak/>
         <w:t xml:space="preserve">1.1.1 </w:t>
       </w:r>
       <w:r>
         <w:rPr>
+          <w:b/>
+          <w:bCs/>
           <w:sz w:val="28"/>
           <w:szCs w:val="28"/>
           <w:u w:val="single"/>
@@ -450,7 +1768,8 @@
         </w:rPr>
         <w:t>Android Studio</w:t>
       </w:r>
-      <w:bookmarkEnd w:id="2"/>
+      <w:bookmarkEnd w:id="4"/>
+      <w:bookmarkEnd w:id="5"/>
     </w:p>
     <w:p>
       <w:pPr>
@@ -528,7 +1847,19 @@
         <w:rPr>
           <w:lang w:val="en-US"/>
         </w:rPr>
-        <w:t>Android Studio was chosen as the primary Integrated Development Environment (IDE) because it's the official and most comprehensive tool for native Android development. It provides essential features like the Android SDK, an integrated emulator, an intuitive XML layout editor, and robust debugging tools</w:t>
+        <w:t xml:space="preserve">Android Studio was chosen as the primary Integrated Development Environment (IDE) because it's the official and most comprehensive tool for native Android development. It provides essential features </w:t>
+      </w:r>
+      <w:r>
+        <w:rPr>
+          <w:lang w:val="en-US"/>
+        </w:rPr>
+        <w:t>such as the</w:t>
+      </w:r>
+      <w:r>
+        <w:rPr>
+          <w:lang w:val="en-US"/>
+        </w:rPr>
+        <w:t xml:space="preserve"> Android SDK, an integrated emulator, an intuitive XML layout editor, and robust debugging tools</w:t>
       </w:r>
       <w:r>
         <w:rPr>
@@ -605,21 +1936,25 @@
         <w:rPr>
           <w:lang w:val="en-US"/>
         </w:rPr>
-        <w:t xml:space="preserve"> mobile </w:t>
-      </w:r>
-      <w:proofErr w:type="gramStart"/>
-      <w:r>
-        <w:rPr>
-          <w:lang w:val="en-US"/>
-        </w:rPr>
-        <w:t>app</w:t>
-      </w:r>
-      <w:proofErr w:type="gramEnd"/>
-      <w:r>
-        <w:rPr>
-          <w:lang w:val="en-US"/>
-        </w:rPr>
-        <w:t xml:space="preserve"> was a critical decision. It gives us a direct </w:t>
+        <w:t xml:space="preserve"> mobile app</w:t>
+      </w:r>
+      <w:r>
+        <w:rPr>
+          <w:lang w:val="en-US"/>
+        </w:rPr>
+        <w:t xml:space="preserve"> was a critical </w:t>
+      </w:r>
+      <w:r>
+        <w:rPr>
+          <w:lang w:val="en-US"/>
+        </w:rPr>
+        <w:t xml:space="preserve">and important </w:t>
+      </w:r>
+      <w:r>
+        <w:rPr>
+          <w:lang w:val="en-US"/>
+        </w:rPr>
+        <w:t xml:space="preserve">decision. It gives us a direct </w:t>
       </w:r>
       <w:r>
         <w:rPr>
@@ -748,7 +2083,19 @@
         <w:rPr>
           <w:lang w:val="en-US"/>
         </w:rPr>
-        <w:t>. Given the project's timeline, leveraging our existing proficiency in this stack was a pragmatic choice. It allowed us to focus our efforts on implementing robust features and adopting modern architectural patterns, like the Shared ViewModel, rather than learning an entirely new language and UI framework from the ground up.</w:t>
+        <w:t>. Given the project's timeline, leveraging our existing proficiency in this stack was a pragmatic choice. It allowed us to focus our efforts on implementing robust features and adopting modern architectural patterns, like the Shared View</w:t>
+      </w:r>
+      <w:r>
+        <w:rPr>
+          <w:lang w:val="en-US"/>
+        </w:rPr>
+        <w:t xml:space="preserve"> </w:t>
+      </w:r>
+      <w:r>
+        <w:rPr>
+          <w:lang w:val="en-US"/>
+        </w:rPr>
+        <w:t>Model, rather than learning an entirely new language and UI framework from the ground up.</w:t>
       </w:r>
     </w:p>
     <w:p>
@@ -762,15 +2109,20 @@
       <w:pPr>
         <w:pStyle w:val="Heading3"/>
         <w:rPr>
+          <w:b/>
+          <w:bCs/>
           <w:sz w:val="28"/>
           <w:szCs w:val="28"/>
           <w:u w:val="single"/>
           <w:lang w:val="en-US"/>
         </w:rPr>
       </w:pPr>
-      <w:bookmarkStart w:id="3" w:name="_Toc211592046"/>
-      <w:r>
-        <w:rPr>
+      <w:bookmarkStart w:id="6" w:name="_Toc211592046"/>
+      <w:bookmarkStart w:id="7" w:name="_Toc211620958"/>
+      <w:r>
+        <w:rPr>
+          <w:b/>
+          <w:bCs/>
           <w:sz w:val="28"/>
           <w:szCs w:val="28"/>
           <w:u w:val="single"/>
@@ -781,6 +2133,8 @@
       </w:r>
       <w:r>
         <w:rPr>
+          <w:b/>
+          <w:bCs/>
           <w:sz w:val="28"/>
           <w:szCs w:val="28"/>
           <w:u w:val="single"/>
@@ -788,7 +2142,8 @@
         </w:rPr>
         <w:t>Firebase</w:t>
       </w:r>
-      <w:bookmarkEnd w:id="3"/>
+      <w:bookmarkEnd w:id="6"/>
+      <w:bookmarkEnd w:id="7"/>
     </w:p>
     <w:p>
       <w:pPr>
@@ -1020,7 +2375,33 @@
         <w:rPr>
           <w:lang w:val="en-US"/>
         </w:rPr>
-        <w:t>, every read and write operation is tightly coupled to the authenticated user's ID (request.auth.uid), ensuring that a pool owner can only access or modify data belonging to their specific pool document.</w:t>
+        <w:t xml:space="preserve">, every read and write operation is tightly coupled to the authenticated user's ID </w:t>
+      </w:r>
+      <w:r>
+        <w:rPr>
+          <w:rStyle w:val="CodeChar"/>
+        </w:rPr>
+        <w:t>(</w:t>
+      </w:r>
+      <w:proofErr w:type="spellStart"/>
+      <w:r>
+        <w:rPr>
+          <w:rStyle w:val="CodeChar"/>
+        </w:rPr>
+        <w:t>request.auth.uid</w:t>
+      </w:r>
+      <w:proofErr w:type="spellEnd"/>
+      <w:r>
+        <w:rPr>
+          <w:rStyle w:val="CodeChar"/>
+        </w:rPr>
+        <w:t>),</w:t>
+      </w:r>
+      <w:r>
+        <w:rPr>
+          <w:lang w:val="en-US"/>
+        </w:rPr>
+        <w:t xml:space="preserve"> ensuring that a pool owner can only access or modify data belonging to their specific pool document.</w:t>
       </w:r>
     </w:p>
     <w:p>
@@ -1054,7 +2435,7 @@
           <w:lang w:val="en-US"/>
         </w:rPr>
         <w:lastRenderedPageBreak/>
-        <w:t>mitigating denial-of-service (DDoS) and unauthorized access attempts.</w:t>
+        <w:t>mitigating denial-of-service and unauthorized access attempts.</w:t>
       </w:r>
       <w:r>
         <w:rPr>
@@ -1086,16 +2467,34 @@
     <w:p>
       <w:pPr>
         <w:pStyle w:val="Head1"/>
-      </w:pPr>
-      <w:bookmarkStart w:id="4" w:name="_Toc211592047"/>
-      <w:r>
+        <w:rPr>
+          <w:b/>
+          <w:bCs/>
+        </w:rPr>
+      </w:pPr>
+      <w:bookmarkStart w:id="8" w:name="_Toc211592047"/>
+      <w:bookmarkStart w:id="9" w:name="_Toc211620959"/>
+      <w:r>
+        <w:rPr>
+          <w:b/>
+          <w:bCs/>
+        </w:rPr>
         <w:t xml:space="preserve">1.2 </w:t>
       </w:r>
       <w:r>
+        <w:rPr>
+          <w:b/>
+          <w:bCs/>
+        </w:rPr>
         <w:t>Extracts of complex code</w:t>
       </w:r>
-      <w:bookmarkEnd w:id="4"/>
-      <w:r>
+      <w:bookmarkEnd w:id="8"/>
+      <w:bookmarkEnd w:id="9"/>
+      <w:r>
+        <w:rPr>
+          <w:b/>
+          <w:bCs/>
+        </w:rPr>
         <w:t xml:space="preserve"> </w:t>
       </w:r>
     </w:p>
@@ -1149,7 +2548,8 @@
           <w:lang w:val="en-US"/>
         </w:rPr>
       </w:pPr>
-      <w:bookmarkStart w:id="5" w:name="_Toc211592048"/>
+      <w:bookmarkStart w:id="10" w:name="_Toc211592048"/>
+      <w:bookmarkStart w:id="11" w:name="_Toc211620960"/>
       <w:r>
         <w:rPr>
           <w:sz w:val="28"/>
@@ -1186,7 +2586,8 @@
         </w:rPr>
         <w:t>Loading events and rea-time management</w:t>
       </w:r>
-      <w:bookmarkEnd w:id="5"/>
+      <w:bookmarkEnd w:id="10"/>
+      <w:bookmarkEnd w:id="11"/>
     </w:p>
     <w:p>
       <w:pPr>
@@ -1254,15 +2655,14 @@
       <w:r>
         <w:t xml:space="preserve">The </w:t>
       </w:r>
-      <w:r>
-        <w:rPr>
-          <w:rStyle w:val="HTMLCode"/>
-          <w:rFonts w:asciiTheme="minorHAnsi" w:eastAsiaTheme="minorHAnsi" w:hAnsiTheme="minorHAnsi" w:cstheme="minorHAnsi"/>
-          <w:sz w:val="24"/>
-          <w:szCs w:val="24"/>
+      <w:proofErr w:type="spellStart"/>
+      <w:r>
+        <w:rPr>
+          <w:rStyle w:val="CodeChar"/>
         </w:rPr>
         <w:t>loadEventsForSelectedDate</w:t>
       </w:r>
+      <w:proofErr w:type="spellEnd"/>
       <w:r>
         <w:t xml:space="preserve"> </w:t>
       </w:r>
@@ -1361,15 +2761,14 @@
         </w:rPr>
         <w:t xml:space="preserve">The </w:t>
       </w:r>
-      <w:r>
-        <w:rPr>
-          <w:rStyle w:val="HTMLCode"/>
-          <w:rFonts w:asciiTheme="minorHAnsi" w:eastAsiaTheme="minorHAnsi" w:hAnsiTheme="minorHAnsi" w:cstheme="minorHAnsi"/>
-          <w:sz w:val="24"/>
-          <w:szCs w:val="24"/>
+      <w:proofErr w:type="spellStart"/>
+      <w:r>
+        <w:rPr>
+          <w:rStyle w:val="CodeChar"/>
         </w:rPr>
         <w:t>loadEventsForSelectedDate</w:t>
       </w:r>
+      <w:proofErr w:type="spellEnd"/>
       <w:r>
         <w:rPr>
           <w:lang w:val="en-US"/>
@@ -1400,7 +2799,33 @@
         <w:rPr>
           <w:lang w:val="en-US"/>
         </w:rPr>
-        <w:t xml:space="preserve">located within the PO_Calendar Fragment, manages the entire workflow for fetching, filtering, ordering, and displaying pool maintenance events for a specific day. Its complexity </w:t>
+        <w:t xml:space="preserve">located within the </w:t>
+      </w:r>
+      <w:proofErr w:type="spellStart"/>
+      <w:r>
+        <w:rPr>
+          <w:rStyle w:val="CodeChar"/>
+        </w:rPr>
+        <w:t>PO_Calendar</w:t>
+      </w:r>
+      <w:proofErr w:type="spellEnd"/>
+      <w:r>
+        <w:rPr>
+          <w:lang w:val="en-US"/>
+        </w:rPr>
+        <w:t xml:space="preserve"> Fragment, manages the entire workflow for fetching, filtering, ordering, and displaying pool maintenance events for a specific day. </w:t>
+      </w:r>
+      <w:r>
+        <w:rPr>
+          <w:lang w:val="en-US"/>
+        </w:rPr>
+        <w:t xml:space="preserve">For understanding we have added comments in a step-based approach. </w:t>
+      </w:r>
+      <w:r>
+        <w:rPr>
+          <w:lang w:val="en-US"/>
+        </w:rPr>
+        <w:t xml:space="preserve">Its complexity </w:t>
       </w:r>
       <w:r>
         <w:rPr>
@@ -1412,7 +2837,31 @@
         <w:rPr>
           <w:lang w:val="en-US"/>
         </w:rPr>
-        <w:t xml:space="preserve"> from the need to translate a user's date selection (a human-readable day) into a precise, secure, and performant Firestore database query, while also ensuring the data is presented chronologically and updated asynchronously. This functionality is the backbone of our calendar and scheduling system.</w:t>
+        <w:t xml:space="preserve"> from the need to translate a user's date selection</w:t>
+      </w:r>
+      <w:r>
+        <w:rPr>
+          <w:lang w:val="en-US"/>
+        </w:rPr>
+        <w:t>, “</w:t>
+      </w:r>
+      <w:r>
+        <w:rPr>
+          <w:lang w:val="en-US"/>
+        </w:rPr>
+        <w:t>a human-readable day</w:t>
+      </w:r>
+      <w:r>
+        <w:rPr>
+          <w:lang w:val="en-US"/>
+        </w:rPr>
+        <w:t>,</w:t>
+      </w:r>
+      <w:r>
+        <w:rPr>
+          <w:lang w:val="en-US"/>
+        </w:rPr>
+        <w:t xml:space="preserve"> into a precise, secure, and performant Firestore database query, while also ensuring the data is presented chronologically and updated asynchronously. This functionality is the backbone of our calendar and scheduling system.</w:t>
       </w:r>
     </w:p>
     <w:p>
@@ -1550,13 +2999,29 @@
     </w:p>
     <w:p/>
     <w:p>
-      <w:r>
-        <w:t>startOfDay is set to 00:00:00.000</w:t>
-      </w:r>
-    </w:p>
-    <w:p>
-      <w:r>
-        <w:t>endOfDay is set to 23:59:59.999</w:t>
+      <w:proofErr w:type="spellStart"/>
+      <w:r>
+        <w:rPr>
+          <w:rStyle w:val="CodeChar"/>
+        </w:rPr>
+        <w:t>startOfDay</w:t>
+      </w:r>
+      <w:proofErr w:type="spellEnd"/>
+      <w:r>
+        <w:t xml:space="preserve"> is set to 00:00:00.000</w:t>
+      </w:r>
+    </w:p>
+    <w:p>
+      <w:proofErr w:type="spellStart"/>
+      <w:r>
+        <w:rPr>
+          <w:rStyle w:val="CodeChar"/>
+        </w:rPr>
+        <w:t>endOfDay</w:t>
+      </w:r>
+      <w:proofErr w:type="spellEnd"/>
+      <w:r>
+        <w:t xml:space="preserve"> is set to 23:59:59.999</w:t>
       </w:r>
     </w:p>
     <w:p/>
@@ -1587,8 +3052,44 @@
           <w:numId w:val="8"/>
         </w:numPr>
       </w:pPr>
-      <w:r>
-        <w:t>whereEqualTo("poolId", HOME_POOL_ID): Enforces the architectural rule that events are tied to the active pool (not just the user).</w:t>
+      <w:proofErr w:type="spellStart"/>
+      <w:proofErr w:type="gramStart"/>
+      <w:r>
+        <w:rPr>
+          <w:rStyle w:val="CodeChar"/>
+        </w:rPr>
+        <w:t>whereEqualTo</w:t>
+      </w:r>
+      <w:proofErr w:type="spellEnd"/>
+      <w:r>
+        <w:rPr>
+          <w:rStyle w:val="CodeChar"/>
+        </w:rPr>
+        <w:t>(</w:t>
+      </w:r>
+      <w:proofErr w:type="gramEnd"/>
+      <w:r>
+        <w:rPr>
+          <w:rStyle w:val="CodeChar"/>
+        </w:rPr>
+        <w:t>"</w:t>
+      </w:r>
+      <w:proofErr w:type="spellStart"/>
+      <w:r>
+        <w:rPr>
+          <w:rStyle w:val="CodeChar"/>
+        </w:rPr>
+        <w:t>poolId</w:t>
+      </w:r>
+      <w:proofErr w:type="spellEnd"/>
+      <w:r>
+        <w:rPr>
+          <w:rStyle w:val="CodeChar"/>
+        </w:rPr>
+        <w:t>", HOME_POOL_ID)</w:t>
+      </w:r>
+      <w:r>
+        <w:t>: Enforces the architectural rule that events are tied to the active pool (not just the user).</w:t>
       </w:r>
     </w:p>
     <w:p/>
@@ -1600,8 +3101,52 @@
           <w:numId w:val="8"/>
         </w:numPr>
       </w:pPr>
-      <w:r>
-        <w:t>whereGreaterThanOrEqualTo("startDate", startTime)</w:t>
+      <w:proofErr w:type="spellStart"/>
+      <w:proofErr w:type="gramStart"/>
+      <w:r>
+        <w:rPr>
+          <w:rStyle w:val="CodeChar"/>
+        </w:rPr>
+        <w:t>whereGreaterThanOrEqualTo</w:t>
+      </w:r>
+      <w:proofErr w:type="spellEnd"/>
+      <w:r>
+        <w:rPr>
+          <w:rStyle w:val="CodeChar"/>
+        </w:rPr>
+        <w:t>(</w:t>
+      </w:r>
+      <w:proofErr w:type="gramEnd"/>
+      <w:r>
+        <w:rPr>
+          <w:rStyle w:val="CodeChar"/>
+        </w:rPr>
+        <w:t>"</w:t>
+      </w:r>
+      <w:proofErr w:type="spellStart"/>
+      <w:r>
+        <w:rPr>
+          <w:rStyle w:val="CodeChar"/>
+        </w:rPr>
+        <w:t>startDate</w:t>
+      </w:r>
+      <w:proofErr w:type="spellEnd"/>
+      <w:r>
+        <w:rPr>
+          <w:rStyle w:val="CodeChar"/>
+        </w:rPr>
+        <w:t xml:space="preserve">", </w:t>
+      </w:r>
+      <w:proofErr w:type="spellStart"/>
+      <w:r>
+        <w:rPr>
+          <w:rStyle w:val="CodeChar"/>
+        </w:rPr>
+        <w:t>startTime</w:t>
+      </w:r>
+      <w:proofErr w:type="spellEnd"/>
+      <w:r>
+        <w:t>)</w:t>
       </w:r>
     </w:p>
     <w:p/>
@@ -1613,8 +3158,71 @@
           <w:numId w:val="8"/>
         </w:numPr>
       </w:pPr>
-      <w:r>
-        <w:t>whereLessThanOrEqualTo("startDate", endTime): Filters the events to exactly the selected 24-hour period.</w:t>
+      <w:proofErr w:type="spellStart"/>
+      <w:proofErr w:type="gramStart"/>
+      <w:r>
+        <w:rPr>
+          <w:rStyle w:val="CodeChar"/>
+        </w:rPr>
+        <w:t>whereLessThanOrEqualTo</w:t>
+      </w:r>
+      <w:proofErr w:type="spellEnd"/>
+      <w:r>
+        <w:rPr>
+          <w:rStyle w:val="CodeChar"/>
+        </w:rPr>
+        <w:t>(</w:t>
+      </w:r>
+      <w:proofErr w:type="gramEnd"/>
+      <w:r>
+        <w:rPr>
+          <w:rStyle w:val="CodeChar"/>
+        </w:rPr>
+        <w:t>"</w:t>
+      </w:r>
+      <w:proofErr w:type="spellStart"/>
+      <w:r>
+        <w:rPr>
+          <w:rStyle w:val="CodeChar"/>
+        </w:rPr>
+        <w:t>startDate</w:t>
+      </w:r>
+      <w:proofErr w:type="spellEnd"/>
+      <w:r>
+        <w:rPr>
+          <w:rStyle w:val="CodeChar"/>
+        </w:rPr>
+        <w:t xml:space="preserve">", </w:t>
+      </w:r>
+      <w:proofErr w:type="spellStart"/>
+      <w:r>
+        <w:rPr>
+          <w:rStyle w:val="CodeChar"/>
+        </w:rPr>
+        <w:t>endTime</w:t>
+      </w:r>
+      <w:proofErr w:type="spellEnd"/>
+      <w:r>
+        <w:rPr>
+          <w:rStyle w:val="CodeChar"/>
+        </w:rPr>
+        <w:t>)</w:t>
+      </w:r>
+      <w:r>
+        <w:rPr>
+          <w:rStyle w:val="CodeChar"/>
+          <w:rFonts w:asciiTheme="minorHAnsi" w:hAnsiTheme="minorHAnsi" w:cstheme="minorHAnsi"/>
+        </w:rPr>
+        <w:t>:</w:t>
+      </w:r>
+      <w:r>
+        <w:rPr>
+          <w:rFonts w:cstheme="minorHAnsi"/>
+        </w:rPr>
+        <w:t xml:space="preserve"> </w:t>
+      </w:r>
+      <w:r>
+        <w:t>Filters the events to exactly the selected 24-hour period.</w:t>
       </w:r>
     </w:p>
     <w:p/>
@@ -1626,8 +3234,71 @@
           <w:numId w:val="8"/>
         </w:numPr>
       </w:pPr>
-      <w:r>
-        <w:t>orderBy("startDate", Query.Direction.ASCENDING): Crucially sorts the events chronologically, ensuring the schedule appears correctly on the user interface.</w:t>
+      <w:proofErr w:type="spellStart"/>
+      <w:proofErr w:type="gramStart"/>
+      <w:r>
+        <w:rPr>
+          <w:rStyle w:val="CodeChar"/>
+        </w:rPr>
+        <w:t>orderBy</w:t>
+      </w:r>
+      <w:proofErr w:type="spellEnd"/>
+      <w:r>
+        <w:rPr>
+          <w:rStyle w:val="CodeChar"/>
+        </w:rPr>
+        <w:t>(</w:t>
+      </w:r>
+      <w:proofErr w:type="gramEnd"/>
+      <w:r>
+        <w:rPr>
+          <w:rStyle w:val="CodeChar"/>
+        </w:rPr>
+        <w:t>"</w:t>
+      </w:r>
+      <w:proofErr w:type="spellStart"/>
+      <w:r>
+        <w:rPr>
+          <w:rStyle w:val="CodeChar"/>
+        </w:rPr>
+        <w:t>startDate</w:t>
+      </w:r>
+      <w:proofErr w:type="spellEnd"/>
+      <w:r>
+        <w:rPr>
+          <w:rStyle w:val="CodeChar"/>
+        </w:rPr>
+        <w:t xml:space="preserve">", </w:t>
+      </w:r>
+      <w:proofErr w:type="spellStart"/>
+      <w:r>
+        <w:rPr>
+          <w:rStyle w:val="CodeChar"/>
+        </w:rPr>
+        <w:t>Query.Direction.ASCENDING</w:t>
+      </w:r>
+      <w:proofErr w:type="spellEnd"/>
+      <w:r>
+        <w:rPr>
+          <w:rStyle w:val="CodeChar"/>
+        </w:rPr>
+        <w:t>)</w:t>
+      </w:r>
+      <w:r>
+        <w:rPr>
+          <w:rStyle w:val="CodeChar"/>
+          <w:rFonts w:asciiTheme="minorHAnsi" w:hAnsiTheme="minorHAnsi" w:cstheme="minorHAnsi"/>
+        </w:rPr>
+        <w:t>:</w:t>
+      </w:r>
+      <w:r>
+        <w:rPr>
+          <w:rStyle w:val="CodeChar"/>
+        </w:rPr>
+        <w:t xml:space="preserve"> </w:t>
+      </w:r>
+      <w:r>
+        <w:t>Crucially sorts the events chronologically, ensuring the schedule appears correctly on the user interface.</w:t>
       </w:r>
     </w:p>
     <w:p/>
@@ -1640,7 +3311,73 @@
         <w:t>Backend Optimization (Indexing):</w:t>
       </w:r>
       <w:r>
-        <w:t xml:space="preserve"> Combining a range filter (whereGreaterThanOrEqualTo/whereLessThanOrEqualTo) with an equality filter (whereEqualTo) and a sort</w:t>
+        <w:t xml:space="preserve"> Combining a range filter</w:t>
+      </w:r>
+      <w:r>
+        <w:t>:</w:t>
+      </w:r>
+      <w:r>
+        <w:t xml:space="preserve"> </w:t>
+      </w:r>
+      <w:r>
+        <w:rPr>
+          <w:rStyle w:val="CodeChar"/>
+        </w:rPr>
+        <w:t>(</w:t>
+      </w:r>
+      <w:proofErr w:type="spellStart"/>
+      <w:r>
+        <w:rPr>
+          <w:rStyle w:val="CodeChar"/>
+        </w:rPr>
+        <w:t>whereGreaterThanOrEqualTo</w:t>
+      </w:r>
+      <w:proofErr w:type="spellEnd"/>
+      <w:r>
+        <w:rPr>
+          <w:rStyle w:val="CodeChar"/>
+        </w:rPr>
+        <w:t>/</w:t>
+      </w:r>
+      <w:proofErr w:type="spellStart"/>
+      <w:r>
+        <w:rPr>
+          <w:rStyle w:val="CodeChar"/>
+        </w:rPr>
+        <w:t>whereLessThanOrEqualTo</w:t>
+      </w:r>
+      <w:proofErr w:type="spellEnd"/>
+      <w:r>
+        <w:rPr>
+          <w:rStyle w:val="CodeChar"/>
+        </w:rPr>
+        <w:t>)</w:t>
+      </w:r>
+      <w:r>
+        <w:t xml:space="preserve"> with an equality filter </w:t>
+      </w:r>
+      <w:r>
+        <w:rPr>
+          <w:rStyle w:val="CodeChar"/>
+        </w:rPr>
+        <w:t>(</w:t>
+      </w:r>
+      <w:proofErr w:type="spellStart"/>
+      <w:r>
+        <w:rPr>
+          <w:rStyle w:val="CodeChar"/>
+        </w:rPr>
+        <w:t>whereEqualTo</w:t>
+      </w:r>
+      <w:proofErr w:type="spellEnd"/>
+      <w:r>
+        <w:rPr>
+          <w:rStyle w:val="CodeChar"/>
+        </w:rPr>
+        <w:t xml:space="preserve">) </w:t>
+      </w:r>
+      <w:r>
+        <w:t>and a sort</w:t>
       </w:r>
       <w:r>
         <w:t xml:space="preserve"> or order by</w:t>
@@ -1659,46 +3396,1165 @@
         <w:t>Asynchronous Data Handling</w:t>
       </w:r>
       <w:r>
-        <w:t>: The .get() function executes asynchronously, meaning the main app thread is not blocked while fetching data. The result is handled within the .addOnCompleteListener callback. This design ensures the app remains responsive, a key requirement of modern Android development. The retrieved JSON data is automatically mapped to the local EventModel Java object using Firestore's built-in object mapping capabilities.</w:t>
-      </w:r>
-    </w:p>
-    <w:p>
-      <w:pPr>
-        <w:rPr>
-          <w:lang w:val="en-US"/>
-        </w:rPr>
-      </w:pPr>
-    </w:p>
-    <w:p>
-      <w:pPr>
-        <w:rPr>
-          <w:lang w:val="en-US"/>
-        </w:rPr>
-      </w:pPr>
-    </w:p>
-    <w:p>
-      <w:pPr>
-        <w:rPr>
-          <w:lang w:val="en-US"/>
-        </w:rPr>
-      </w:pPr>
-    </w:p>
-    <w:p>
-      <w:pPr>
-        <w:pStyle w:val="Heading1"/>
-      </w:pPr>
-      <w:bookmarkStart w:id="6" w:name="_Toc211592049"/>
-      <w:r>
+        <w:t xml:space="preserve">: </w:t>
+      </w:r>
+      <w:r>
+        <w:t xml:space="preserve">The </w:t>
+      </w:r>
+      <w:proofErr w:type="gramStart"/>
+      <w:r>
+        <w:rPr>
+          <w:rStyle w:val="CodeChar"/>
+        </w:rPr>
+        <w:t>get</w:t>
+      </w:r>
+      <w:r>
+        <w:rPr>
+          <w:rStyle w:val="CodeChar"/>
+        </w:rPr>
+        <w:t>(</w:t>
+      </w:r>
+      <w:proofErr w:type="gramEnd"/>
+      <w:r>
+        <w:rPr>
+          <w:rStyle w:val="CodeChar"/>
+        </w:rPr>
+        <w:t xml:space="preserve">) </w:t>
+      </w:r>
+      <w:r>
+        <w:t xml:space="preserve">function executes asynchronously, meaning the main app thread is not blocked while fetching data. The result is handled within the .addOnCompleteListener callback. This design ensures the app remains responsive, a key requirement of modern Android development. The retrieved JSON data is automatically mapped to the local </w:t>
+      </w:r>
+      <w:proofErr w:type="spellStart"/>
+      <w:r>
+        <w:rPr>
+          <w:rStyle w:val="CodeChar"/>
+        </w:rPr>
+        <w:t>EventModel</w:t>
+      </w:r>
+      <w:r>
+        <w:rPr>
+          <w:rStyle w:val="CodeChar"/>
+        </w:rPr>
+        <w:t>.</w:t>
+      </w:r>
+      <w:r>
+        <w:rPr>
+          <w:rStyle w:val="CodeChar"/>
+        </w:rPr>
+        <w:t>Java</w:t>
+      </w:r>
+      <w:proofErr w:type="spellEnd"/>
+      <w:r>
+        <w:t xml:space="preserve"> object using </w:t>
+      </w:r>
+      <w:proofErr w:type="spellStart"/>
+      <w:r>
+        <w:t>Firestore's</w:t>
+      </w:r>
+      <w:proofErr w:type="spellEnd"/>
+      <w:r>
+        <w:t xml:space="preserve"> built-in object mapping capabilities.</w:t>
+      </w:r>
+    </w:p>
+    <w:p/>
+    <w:p/>
+    <w:p/>
+    <w:p/>
+    <w:p/>
+    <w:p>
+      <w:pPr>
+        <w:pStyle w:val="Heading3"/>
+        <w:rPr>
+          <w:b/>
+          <w:bCs/>
+          <w:u w:val="single"/>
+        </w:rPr>
+      </w:pPr>
+      <w:bookmarkStart w:id="12" w:name="_Toc211620961"/>
+      <w:r>
+        <w:rPr>
+          <w:b/>
+          <w:bCs/>
+          <w:u w:val="single"/>
+          <w:lang w:val="en-US"/>
+        </w:rPr>
+        <w:t xml:space="preserve">1.2.2 </w:t>
+      </w:r>
+      <w:r>
+        <w:rPr>
+          <w:b/>
+          <w:bCs/>
+          <w:u w:val="single"/>
+        </w:rPr>
+        <w:t>Custom navigation logic</w:t>
+      </w:r>
+      <w:bookmarkEnd w:id="12"/>
+    </w:p>
+    <w:p>
+      <w:pPr>
+        <w:jc w:val="both"/>
+        <w:rPr>
+          <w:i/>
+          <w:iCs/>
+          <w:color w:val="4472C4" w:themeColor="accent1"/>
+          <w:lang w:val="en-US"/>
+        </w:rPr>
+      </w:pPr>
+      <w:r>
+        <w:rPr>
+          <w:i/>
+          <w:iCs/>
+          <w:color w:val="4472C4" w:themeColor="accent1"/>
+          <w:lang w:val="en-US"/>
+        </w:rPr>
+        <w:t>Extract</w:t>
+      </w:r>
+      <w:r>
+        <w:rPr>
+          <w:i/>
+          <w:iCs/>
+          <w:color w:val="4472C4" w:themeColor="accent1"/>
+          <w:lang w:val="en-US"/>
+        </w:rPr>
+        <w:t>:</w:t>
+      </w:r>
+      <w:r>
+        <w:rPr>
+          <w:i/>
+          <w:iCs/>
+          <w:color w:val="4472C4" w:themeColor="accent1"/>
+          <w:lang w:val="en-US"/>
+        </w:rPr>
+        <w:t xml:space="preserve"> </w:t>
+      </w:r>
+      <w:r>
+        <w:t xml:space="preserve">The </w:t>
+      </w:r>
+      <w:proofErr w:type="spellStart"/>
+      <w:r>
+        <w:rPr>
+          <w:rStyle w:val="CodeChar"/>
+        </w:rPr>
+        <w:t>setupDrawer</w:t>
+      </w:r>
+      <w:proofErr w:type="spellEnd"/>
+      <w:r>
+        <w:t xml:space="preserve"> and</w:t>
+      </w:r>
+      <w:r>
+        <w:t xml:space="preserve"> </w:t>
+      </w:r>
+      <w:proofErr w:type="spellStart"/>
+      <w:r>
+        <w:rPr>
+          <w:rStyle w:val="CodeChar"/>
+        </w:rPr>
+        <w:t>onNavigationItemSelected</w:t>
+      </w:r>
+      <w:proofErr w:type="spellEnd"/>
+      <w:r>
+        <w:t xml:space="preserve"> Methods </w:t>
+      </w:r>
+      <w:r>
+        <w:t>for System navigation</w:t>
+      </w:r>
+    </w:p>
+    <w:p/>
+    <w:p>
+      <w:r>
+        <w:rPr>
+          <w:noProof/>
+        </w:rPr>
+        <w:drawing>
+          <wp:inline distT="0" distB="0" distL="0" distR="0" wp14:anchorId="77E29A21" wp14:editId="78EAB1D1">
+            <wp:extent cx="5727700" cy="2836545"/>
+            <wp:effectExtent l="0" t="0" r="6350" b="1905"/>
+            <wp:docPr id="5" name="Picture 5"/>
+            <wp:cNvGraphicFramePr>
+              <a:graphicFrameLocks xmlns:a="http://schemas.openxmlformats.org/drawingml/2006/main" noChangeAspect="1"/>
+            </wp:cNvGraphicFramePr>
+            <a:graphic xmlns:a="http://schemas.openxmlformats.org/drawingml/2006/main">
+              <a:graphicData uri="http://schemas.openxmlformats.org/drawingml/2006/picture">
+                <pic:pic xmlns:pic="http://schemas.openxmlformats.org/drawingml/2006/picture">
+                  <pic:nvPicPr>
+                    <pic:cNvPr id="1" name=""/>
+                    <pic:cNvPicPr/>
+                  </pic:nvPicPr>
+                  <pic:blipFill>
+                    <a:blip r:embed="rId12"/>
+                    <a:stretch>
+                      <a:fillRect/>
+                    </a:stretch>
+                  </pic:blipFill>
+                  <pic:spPr>
+                    <a:xfrm>
+                      <a:off x="0" y="0"/>
+                      <a:ext cx="5727700" cy="2836545"/>
+                    </a:xfrm>
+                    <a:prstGeom prst="rect">
+                      <a:avLst/>
+                    </a:prstGeom>
+                  </pic:spPr>
+                </pic:pic>
+              </a:graphicData>
+            </a:graphic>
+          </wp:inline>
+        </w:drawing>
+      </w:r>
+    </w:p>
+    <w:p>
+      <w:pPr>
+        <w:pStyle w:val="Images"/>
+        <w:rPr>
+          <w:sz w:val="23"/>
+          <w:szCs w:val="23"/>
+        </w:rPr>
+      </w:pPr>
+      <w:r>
+        <w:t>Figure 1.4 A code snippet for the navigation logic</w:t>
+      </w:r>
+    </w:p>
+    <w:p/>
+    <w:p>
+      <w:pPr>
+        <w:pStyle w:val="Heading4"/>
+      </w:pPr>
+      <w:r>
+        <w:t>Theoretical Anatomy</w:t>
+      </w:r>
+    </w:p>
+    <w:p>
+      <w:r>
+        <w:t xml:space="preserve">The navigation structure for </w:t>
+      </w:r>
+      <w:proofErr w:type="spellStart"/>
+      <w:r>
+        <w:rPr>
+          <w:i/>
+          <w:iCs/>
+        </w:rPr>
+        <w:t>SplashScreen</w:t>
+      </w:r>
+      <w:proofErr w:type="spellEnd"/>
+      <w:r>
+        <w:t xml:space="preserve"> is inherently complex because it must support </w:t>
+      </w:r>
+      <w:r>
+        <w:t>two distinct user roles</w:t>
+      </w:r>
+      <w:r>
+        <w:t xml:space="preserve">: Pool Owner and Service Provider, each requiring a unique set of menu items and fragment destinations, all triggered from a persistent </w:t>
+      </w:r>
+      <w:r>
+        <w:t>button</w:t>
+      </w:r>
+      <w:r>
+        <w:rPr>
+          <w:b/>
+          <w:bCs/>
+        </w:rPr>
+        <w:t xml:space="preserve"> </w:t>
+      </w:r>
+      <w:r>
+        <w:t>in the main activity, the menu button.  Our initial attempts at implementing the custom drawer were highly inefficient, involving us manually adding the drawer layout to multiple screens and translating it off-screen, leading to memory issues and synchronization problems.</w:t>
+      </w:r>
+    </w:p>
+    <w:p>
+      <w:pPr>
+        <w:pStyle w:val="Heading4"/>
+      </w:pPr>
+      <w:r>
+        <w:t>Technical Anatomy</w:t>
+      </w:r>
+    </w:p>
+    <w:p/>
+    <w:p>
+      <w:r>
+        <w:t>We achieved this custom navigation model that operates based on the drawable navigation, for secondary actions and the bottom navigation for primary actions as such:</w:t>
+      </w:r>
+    </w:p>
+    <w:p>
+      <w:pPr>
+        <w:rPr>
+          <w:lang w:val="en-US"/>
+        </w:rPr>
+      </w:pPr>
+      <w:r>
+        <w:rPr>
+          <w:b/>
+          <w:bCs/>
+          <w:lang w:val="en-US"/>
+        </w:rPr>
+        <w:t>Centralized Initialization:</w:t>
+      </w:r>
+      <w:r>
+        <w:rPr>
+          <w:lang w:val="en-US"/>
+        </w:rPr>
+        <w:t xml:space="preserve"> The </w:t>
+      </w:r>
+      <w:proofErr w:type="spellStart"/>
+      <w:r>
+        <w:rPr>
+          <w:rStyle w:val="CodeChar"/>
+        </w:rPr>
+        <w:t>setupDrawer</w:t>
+      </w:r>
+      <w:proofErr w:type="spellEnd"/>
+      <w:r>
+        <w:rPr>
+          <w:lang w:val="en-US"/>
+        </w:rPr>
+        <w:t xml:space="preserve"> method is called only once upon user login and uses the </w:t>
+      </w:r>
+      <w:proofErr w:type="spellStart"/>
+      <w:r>
+        <w:rPr>
+          <w:rStyle w:val="CodeChar"/>
+        </w:rPr>
+        <w:t>userViewModel</w:t>
+      </w:r>
+      <w:proofErr w:type="spellEnd"/>
+      <w:r>
+        <w:rPr>
+          <w:lang w:val="en-US"/>
+        </w:rPr>
+        <w:t xml:space="preserve"> to determine the user's role. Based on the role, it dynamically loads the appropriate XML layout into the drawer</w:t>
+      </w:r>
+      <w:r>
+        <w:rPr>
+          <w:lang w:val="en-US"/>
+        </w:rPr>
+        <w:t xml:space="preserve"> c</w:t>
+      </w:r>
+      <w:r>
+        <w:rPr>
+          <w:lang w:val="en-US"/>
+        </w:rPr>
+        <w:t>ontainer. This corrected our previous structural error by ensuring the drawer only exists once within the main activity's root layout.</w:t>
+      </w:r>
+    </w:p>
+    <w:p>
+      <w:pPr>
+        <w:rPr>
+          <w:lang w:val="en-US"/>
+        </w:rPr>
+      </w:pPr>
+    </w:p>
+    <w:p>
+      <w:pPr>
+        <w:rPr>
+          <w:lang w:val="en-US"/>
+        </w:rPr>
+      </w:pPr>
+      <w:r>
+        <w:rPr>
+          <w:b/>
+          <w:bCs/>
+          <w:lang w:val="en-US"/>
+        </w:rPr>
+        <w:t>Efficient Menu Trigger:</w:t>
+      </w:r>
+      <w:r>
+        <w:rPr>
+          <w:lang w:val="en-US"/>
+        </w:rPr>
+        <w:t xml:space="preserve"> We intentionally placed the menu trigger on the </w:t>
+      </w:r>
+      <w:proofErr w:type="spellStart"/>
+      <w:r>
+        <w:rPr>
+          <w:rStyle w:val="CodeChar"/>
+        </w:rPr>
+        <w:t>BottomNavigationView</w:t>
+      </w:r>
+      <w:proofErr w:type="spellEnd"/>
+      <w:r>
+        <w:rPr>
+          <w:lang w:val="en-US"/>
+        </w:rPr>
+        <w:t>. The</w:t>
+      </w:r>
+      <w:r>
+        <w:rPr>
+          <w:rStyle w:val="CodeChar"/>
+        </w:rPr>
+        <w:t xml:space="preserve"> </w:t>
+      </w:r>
+      <w:proofErr w:type="spellStart"/>
+      <w:r>
+        <w:rPr>
+          <w:rStyle w:val="CodeChar"/>
+        </w:rPr>
+        <w:t>setOnMenuItemClickListener</w:t>
+      </w:r>
+      <w:proofErr w:type="spellEnd"/>
+      <w:r>
+        <w:rPr>
+          <w:lang w:val="en-US"/>
+        </w:rPr>
+        <w:t xml:space="preserve"> on this specific item is used only to invoke </w:t>
+      </w:r>
+      <w:proofErr w:type="spellStart"/>
+      <w:r>
+        <w:rPr>
+          <w:rStyle w:val="CodeChar"/>
+        </w:rPr>
+        <w:t>drawerLayout.openDrawer</w:t>
+      </w:r>
+      <w:proofErr w:type="spellEnd"/>
+      <w:r>
+        <w:rPr>
+          <w:rStyle w:val="CodeChar"/>
+        </w:rPr>
+        <w:t>().</w:t>
+      </w:r>
+      <w:r>
+        <w:rPr>
+          <w:lang w:val="en-US"/>
+        </w:rPr>
+        <w:t xml:space="preserve"> This separation of concerns ensures the menu button doesn't attempt to load a new fragment, which would be inefficient.</w:t>
+      </w:r>
+    </w:p>
+    <w:p>
+      <w:pPr>
+        <w:rPr>
+          <w:lang w:val="en-US"/>
+        </w:rPr>
+      </w:pPr>
+    </w:p>
+    <w:p>
+      <w:pPr>
+        <w:rPr>
+          <w:lang w:val="en-US"/>
+        </w:rPr>
+      </w:pPr>
+      <w:r>
+        <w:rPr>
+          <w:b/>
+          <w:bCs/>
+          <w:lang w:val="en-US"/>
+        </w:rPr>
         <w:lastRenderedPageBreak/>
+        <w:t>Role-Based Fragment Mapping:</w:t>
+      </w:r>
+      <w:r>
+        <w:rPr>
+          <w:lang w:val="en-US"/>
+        </w:rPr>
+        <w:t xml:space="preserve"> The core complexity is found in </w:t>
+      </w:r>
+      <w:proofErr w:type="spellStart"/>
+      <w:r>
+        <w:rPr>
+          <w:lang w:val="en-US"/>
+        </w:rPr>
+        <w:t>NavigationItemSelected</w:t>
+      </w:r>
+      <w:proofErr w:type="spellEnd"/>
+      <w:r>
+        <w:rPr>
+          <w:lang w:val="en-US"/>
+        </w:rPr>
+        <w:t xml:space="preserve">. This method acts as the main routing logic for the entire application. It first checks the user's role using </w:t>
+      </w:r>
+      <w:proofErr w:type="spellStart"/>
+      <w:r>
+        <w:rPr>
+          <w:rStyle w:val="CodeChar"/>
+        </w:rPr>
+        <w:t>userViewModel.isPoolOwner</w:t>
+      </w:r>
+      <w:proofErr w:type="spellEnd"/>
+      <w:r>
+        <w:rPr>
+          <w:rStyle w:val="CodeChar"/>
+        </w:rPr>
+        <w:t>()</w:t>
+      </w:r>
+      <w:r>
+        <w:rPr>
+          <w:lang w:val="en-US"/>
+        </w:rPr>
+        <w:t xml:space="preserve"> or </w:t>
+      </w:r>
+      <w:proofErr w:type="spellStart"/>
+      <w:r>
+        <w:rPr>
+          <w:rStyle w:val="CodeChar"/>
+        </w:rPr>
+        <w:t>userViewModel.isServiceProvider</w:t>
+      </w:r>
+      <w:proofErr w:type="spellEnd"/>
+      <w:r>
+        <w:rPr>
+          <w:rStyle w:val="CodeChar"/>
+        </w:rPr>
+        <w:t>().</w:t>
+      </w:r>
+      <w:r>
+        <w:rPr>
+          <w:lang w:val="en-US"/>
+        </w:rPr>
+        <w:t xml:space="preserve"> It then uses nested if/else if blocks to map the selected menu item ID to the correct, role-specific Fragment instance</w:t>
+      </w:r>
+      <w:r>
+        <w:rPr>
+          <w:lang w:val="en-US"/>
+        </w:rPr>
+        <w:t xml:space="preserve"> via the </w:t>
+      </w:r>
+      <w:proofErr w:type="spellStart"/>
+      <w:r>
+        <w:rPr>
+          <w:rStyle w:val="CodeChar"/>
+        </w:rPr>
+        <w:t>selectedFragment</w:t>
+      </w:r>
+      <w:proofErr w:type="spellEnd"/>
+      <w:r>
+        <w:rPr>
+          <w:lang w:val="en-US"/>
+        </w:rPr>
+        <w:t xml:space="preserve">, a custom variable. This simplistic structure was then complicated by passed of data for various instances of navigation, such as navigating from the pool owner home screen to the pool pH calculator screen. We reduced the complexity by using shared models, class that store general public data and then triggering the appropriate functionality based on the screen being called. </w:t>
+      </w:r>
+      <w:r>
+        <w:rPr>
+          <w:lang w:val="en-US"/>
+        </w:rPr>
+        <w:t>This guarantees that each user role is contained within its own designated application experience.</w:t>
+      </w:r>
+    </w:p>
+    <w:p>
+      <w:pPr>
+        <w:rPr>
+          <w:lang w:val="en-US"/>
+        </w:rPr>
+      </w:pPr>
+    </w:p>
+    <w:p>
+      <w:pPr>
+        <w:pStyle w:val="Heading3"/>
+        <w:rPr>
+          <w:b/>
+          <w:bCs/>
+          <w:u w:val="single"/>
+        </w:rPr>
+      </w:pPr>
+      <w:bookmarkStart w:id="13" w:name="_Toc211620962"/>
+      <w:r>
+        <w:rPr>
+          <w:b/>
+          <w:bCs/>
+          <w:u w:val="single"/>
+          <w:lang w:val="en-US"/>
+        </w:rPr>
+        <w:t xml:space="preserve">1.2.3 </w:t>
+      </w:r>
+      <w:r>
+        <w:rPr>
+          <w:b/>
+          <w:bCs/>
+          <w:u w:val="single"/>
+        </w:rPr>
+        <w:t>C</w:t>
+      </w:r>
+      <w:r>
+        <w:rPr>
+          <w:b/>
+          <w:bCs/>
+          <w:u w:val="single"/>
+        </w:rPr>
+        <w:t>ustom toast notification</w:t>
+      </w:r>
+      <w:bookmarkEnd w:id="13"/>
+    </w:p>
+    <w:p>
+      <w:pPr>
+        <w:jc w:val="both"/>
+        <w:rPr>
+          <w:i/>
+          <w:iCs/>
+          <w:color w:val="4472C4" w:themeColor="accent1"/>
+          <w:lang w:val="en-US"/>
+        </w:rPr>
+      </w:pPr>
+      <w:r>
+        <w:rPr>
+          <w:i/>
+          <w:iCs/>
+          <w:color w:val="4472C4" w:themeColor="accent1"/>
+          <w:lang w:val="en-US"/>
+        </w:rPr>
+        <w:t>Extract</w:t>
+      </w:r>
+      <w:r>
+        <w:rPr>
+          <w:i/>
+          <w:iCs/>
+          <w:color w:val="4472C4" w:themeColor="accent1"/>
+          <w:lang w:val="en-US"/>
+        </w:rPr>
+        <w:t>:</w:t>
+      </w:r>
+      <w:r>
+        <w:rPr>
+          <w:i/>
+          <w:iCs/>
+          <w:color w:val="4472C4" w:themeColor="accent1"/>
+          <w:lang w:val="en-US"/>
+        </w:rPr>
+        <w:t xml:space="preserve"> </w:t>
+      </w:r>
+      <w:r>
+        <w:t xml:space="preserve">A section of code in the </w:t>
+      </w:r>
+      <w:proofErr w:type="spellStart"/>
+      <w:r>
+        <w:rPr>
+          <w:rStyle w:val="CodeChar"/>
+        </w:rPr>
+        <w:t>NotificationHelper</w:t>
+      </w:r>
+      <w:proofErr w:type="spellEnd"/>
+      <w:r>
+        <w:t xml:space="preserve"> class that shows custom notifications</w:t>
+      </w:r>
+    </w:p>
+    <w:p/>
+    <w:p>
+      <w:r>
+        <w:rPr>
+          <w:noProof/>
+        </w:rPr>
+        <w:drawing>
+          <wp:inline distT="0" distB="0" distL="0" distR="0" wp14:anchorId="7043EBF1" wp14:editId="1E1A5872">
+            <wp:extent cx="5727700" cy="2818765"/>
+            <wp:effectExtent l="0" t="0" r="6350" b="635"/>
+            <wp:docPr id="7" name="Picture 7"/>
+            <wp:cNvGraphicFramePr>
+              <a:graphicFrameLocks xmlns:a="http://schemas.openxmlformats.org/drawingml/2006/main" noChangeAspect="1"/>
+            </wp:cNvGraphicFramePr>
+            <a:graphic xmlns:a="http://schemas.openxmlformats.org/drawingml/2006/main">
+              <a:graphicData uri="http://schemas.openxmlformats.org/drawingml/2006/picture">
+                <pic:pic xmlns:pic="http://schemas.openxmlformats.org/drawingml/2006/picture">
+                  <pic:nvPicPr>
+                    <pic:cNvPr id="1" name=""/>
+                    <pic:cNvPicPr/>
+                  </pic:nvPicPr>
+                  <pic:blipFill>
+                    <a:blip r:embed="rId13"/>
+                    <a:stretch>
+                      <a:fillRect/>
+                    </a:stretch>
+                  </pic:blipFill>
+                  <pic:spPr>
+                    <a:xfrm>
+                      <a:off x="0" y="0"/>
+                      <a:ext cx="5727700" cy="2818765"/>
+                    </a:xfrm>
+                    <a:prstGeom prst="rect">
+                      <a:avLst/>
+                    </a:prstGeom>
+                  </pic:spPr>
+                </pic:pic>
+              </a:graphicData>
+            </a:graphic>
+          </wp:inline>
+        </w:drawing>
+      </w:r>
+    </w:p>
+    <w:p>
+      <w:pPr>
+        <w:pStyle w:val="Images"/>
+        <w:rPr>
+          <w:sz w:val="23"/>
+          <w:szCs w:val="23"/>
+        </w:rPr>
+      </w:pPr>
+      <w:r>
+        <w:t xml:space="preserve">Figure 1.5 A code snippet for </w:t>
+      </w:r>
+      <w:proofErr w:type="spellStart"/>
+      <w:r>
+        <w:t>SplashScreen’s</w:t>
+      </w:r>
+      <w:proofErr w:type="spellEnd"/>
+      <w:r>
+        <w:t xml:space="preserve"> notifier</w:t>
+      </w:r>
+    </w:p>
+    <w:p/>
+    <w:p>
+      <w:pPr>
+        <w:pStyle w:val="Heading4"/>
+      </w:pPr>
+      <w:r>
+        <w:t>Theoretical Anatomy</w:t>
+      </w:r>
+    </w:p>
+    <w:p>
+      <w:r>
+        <w:t xml:space="preserve">To provide a consistent, branded, and non-intrusive feedback mechanism, we chose to replace the standard Android </w:t>
+      </w:r>
+      <w:r>
+        <w:rPr>
+          <w:rStyle w:val="CodeChar"/>
+        </w:rPr>
+        <w:t>Toast</w:t>
+      </w:r>
+      <w:r>
+        <w:t xml:space="preserve"> notifications with a custom, ribbon-style UI component. This required writing a dedicated helper class, </w:t>
+      </w:r>
+      <w:r>
+        <w:rPr>
+          <w:rStyle w:val="HTMLCode"/>
+          <w:rFonts w:eastAsiaTheme="minorHAnsi"/>
+        </w:rPr>
+        <w:t>NotificationHelper.java</w:t>
+      </w:r>
+      <w:r>
+        <w:t xml:space="preserve">, to manage the entire display lifecycle, from injection into the main view hierarchy to timed removal. The design uses an </w:t>
+      </w:r>
+      <w:r>
+        <w:rPr>
+          <w:rStyle w:val="HTMLCode"/>
+          <w:rFonts w:eastAsiaTheme="minorHAnsi"/>
+          <w:b/>
+          <w:bCs/>
+        </w:rPr>
+        <w:t>Enum</w:t>
+      </w:r>
+      <w:r>
+        <w:t xml:space="preserve"> (</w:t>
+      </w:r>
+      <w:proofErr w:type="spellStart"/>
+      <w:r>
+        <w:rPr>
+          <w:rStyle w:val="HTMLCode"/>
+          <w:rFonts w:eastAsiaTheme="minorHAnsi"/>
+        </w:rPr>
+        <w:t>NotificationType</w:t>
+      </w:r>
+      <w:proofErr w:type="spellEnd"/>
+      <w:r>
+        <w:t>) to handle different instances</w:t>
+      </w:r>
+      <w:r>
+        <w:t xml:space="preserve"> </w:t>
+      </w:r>
+      <w:r>
+        <w:t xml:space="preserve">such as </w:t>
+      </w:r>
+      <w:r>
+        <w:rPr>
+          <w:rStyle w:val="HTMLCode"/>
+          <w:rFonts w:eastAsiaTheme="minorHAnsi"/>
+        </w:rPr>
+        <w:t>CONFIRMATION</w:t>
+      </w:r>
+      <w:r>
+        <w:t xml:space="preserve">, </w:t>
+      </w:r>
+      <w:r>
+        <w:rPr>
+          <w:rStyle w:val="HTMLCode"/>
+          <w:rFonts w:eastAsiaTheme="minorHAnsi"/>
+        </w:rPr>
+        <w:t>ERROR</w:t>
+      </w:r>
+      <w:r>
+        <w:t xml:space="preserve">, or </w:t>
+      </w:r>
+      <w:r>
+        <w:rPr>
+          <w:rStyle w:val="HTMLCode"/>
+          <w:rFonts w:eastAsiaTheme="minorHAnsi"/>
+        </w:rPr>
+        <w:t>INFORMATIONAL</w:t>
+      </w:r>
+      <w:r>
+        <w:t xml:space="preserve">, </w:t>
+      </w:r>
+      <w:r>
+        <w:t>allowing the system to automatically select the correct styling for the message being displayed.</w:t>
+      </w:r>
+    </w:p>
+    <w:p>
+      <w:pPr>
+        <w:pStyle w:val="Heading4"/>
+      </w:pPr>
+      <w:r>
+        <w:t>Technical Anatomy</w:t>
+      </w:r>
+    </w:p>
+    <w:p/>
+    <w:p>
+      <w:pPr>
+        <w:rPr>
+          <w:lang w:val="en-US"/>
+        </w:rPr>
+      </w:pPr>
+      <w:r>
+        <w:rPr>
+          <w:b/>
+          <w:bCs/>
+          <w:lang w:val="en-US"/>
+        </w:rPr>
+        <w:t>Dynamic Positioning and Sizing:</w:t>
+      </w:r>
+      <w:r>
+        <w:rPr>
+          <w:lang w:val="en-US"/>
+        </w:rPr>
+        <w:t xml:space="preserve"> Unlike standard UI elements, this notification is added directly to the root view of the activity</w:t>
+      </w:r>
+      <w:r>
+        <w:rPr>
+          <w:rStyle w:val="CodeChar"/>
+        </w:rPr>
+        <w:t xml:space="preserve"> </w:t>
+      </w:r>
+      <w:r>
+        <w:rPr>
+          <w:rStyle w:val="CodeChar"/>
+        </w:rPr>
+        <w:lastRenderedPageBreak/>
+        <w:t>(</w:t>
+      </w:r>
+      <w:proofErr w:type="spellStart"/>
+      <w:r>
+        <w:rPr>
+          <w:rStyle w:val="CodeChar"/>
+        </w:rPr>
+        <w:t>rootView.addView</w:t>
+      </w:r>
+      <w:proofErr w:type="spellEnd"/>
+      <w:r>
+        <w:rPr>
+          <w:rStyle w:val="CodeChar"/>
+        </w:rPr>
+        <w:t>(</w:t>
+      </w:r>
+      <w:proofErr w:type="spellStart"/>
+      <w:r>
+        <w:rPr>
+          <w:rStyle w:val="CodeChar"/>
+        </w:rPr>
+        <w:t>customNotificationView</w:t>
+      </w:r>
+      <w:proofErr w:type="spellEnd"/>
+      <w:r>
+        <w:rPr>
+          <w:rStyle w:val="CodeChar"/>
+        </w:rPr>
+        <w:t>)).</w:t>
+      </w:r>
+      <w:r>
+        <w:rPr>
+          <w:lang w:val="en-US"/>
+        </w:rPr>
+        <w:t xml:space="preserve"> To center and size it correctly on any device, we had to calculate its dimensions dynamically:</w:t>
+      </w:r>
+    </w:p>
+    <w:p>
+      <w:pPr>
+        <w:rPr>
+          <w:lang w:val="en-US"/>
+        </w:rPr>
+      </w:pPr>
+    </w:p>
+    <w:p>
+      <w:pPr>
+        <w:rPr>
+          <w:lang w:val="en-US"/>
+        </w:rPr>
+      </w:pPr>
+      <w:r>
+        <w:rPr>
+          <w:b/>
+          <w:bCs/>
+          <w:lang w:val="en-US"/>
+        </w:rPr>
+        <w:t>Width:</w:t>
+      </w:r>
+      <w:r>
+        <w:rPr>
+          <w:lang w:val="en-US"/>
+        </w:rPr>
+        <w:t xml:space="preserve"> Hardcoded to 80% of the total screen width (</w:t>
+      </w:r>
+      <w:proofErr w:type="spellStart"/>
+      <w:r>
+        <w:rPr>
+          <w:rStyle w:val="CodeChar"/>
+        </w:rPr>
+        <w:t>widthPixels</w:t>
+      </w:r>
+      <w:proofErr w:type="spellEnd"/>
+      <w:r>
+        <w:rPr>
+          <w:lang w:val="en-US"/>
+        </w:rPr>
+        <w:t xml:space="preserve"> * 0.8).</w:t>
+      </w:r>
+    </w:p>
+    <w:p>
+      <w:pPr>
+        <w:rPr>
+          <w:lang w:val="en-US"/>
+        </w:rPr>
+      </w:pPr>
+    </w:p>
+    <w:p>
+      <w:pPr>
+        <w:rPr>
+          <w:lang w:val="en-US"/>
+        </w:rPr>
+      </w:pPr>
+      <w:r>
+        <w:rPr>
+          <w:b/>
+          <w:bCs/>
+          <w:lang w:val="en-US"/>
+        </w:rPr>
+        <w:t>Margins:</w:t>
+      </w:r>
+      <w:r>
+        <w:rPr>
+          <w:lang w:val="en-US"/>
+        </w:rPr>
+        <w:t xml:space="preserve"> The remaining 20% is split equally for the left and right margins (</w:t>
+      </w:r>
+      <w:proofErr w:type="spellStart"/>
+      <w:r>
+        <w:rPr>
+          <w:rStyle w:val="CodeChar"/>
+        </w:rPr>
+        <w:t>widthPixels</w:t>
+      </w:r>
+      <w:proofErr w:type="spellEnd"/>
+      <w:r>
+        <w:rPr>
+          <w:lang w:val="en-US"/>
+        </w:rPr>
+        <w:t xml:space="preserve"> * 0.1), ensuring the notification is perfectly centered.</w:t>
+      </w:r>
+    </w:p>
+    <w:p>
+      <w:pPr>
+        <w:rPr>
+          <w:lang w:val="en-US"/>
+        </w:rPr>
+      </w:pPr>
+    </w:p>
+    <w:p>
+      <w:pPr>
+        <w:rPr>
+          <w:lang w:val="en-US"/>
+        </w:rPr>
+      </w:pPr>
+      <w:r>
+        <w:rPr>
+          <w:b/>
+          <w:bCs/>
+          <w:lang w:val="en-US"/>
+        </w:rPr>
+        <w:t>Top Margin:</w:t>
+      </w:r>
+      <w:r>
+        <w:rPr>
+          <w:lang w:val="en-US"/>
+        </w:rPr>
+        <w:t xml:space="preserve"> To ensure the notification slides down below the device's status bar, we dynamically calculate the height of the status bar and add a small offset </w:t>
+      </w:r>
+      <w:r>
+        <w:rPr>
+          <w:lang w:val="en-US"/>
+        </w:rPr>
+        <w:t>,</w:t>
+      </w:r>
+      <w:r>
+        <w:rPr>
+          <w:lang w:val="en-US"/>
+        </w:rPr>
+        <w:t>16dp, converted to pixels using density for padding. This crucial step prevents the notification from being hidden behind system elements.</w:t>
+      </w:r>
+    </w:p>
+    <w:p>
+      <w:pPr>
+        <w:rPr>
+          <w:lang w:val="en-US"/>
+        </w:rPr>
+      </w:pPr>
+    </w:p>
+    <w:p>
+      <w:pPr>
+        <w:rPr>
+          <w:lang w:val="en-US"/>
+        </w:rPr>
+      </w:pPr>
+      <w:r>
+        <w:rPr>
+          <w:b/>
+          <w:bCs/>
+          <w:lang w:val="en-US"/>
+        </w:rPr>
+        <w:t>Timed Animation Lifecycle:</w:t>
+      </w:r>
+      <w:r>
+        <w:rPr>
+          <w:lang w:val="en-US"/>
+        </w:rPr>
+        <w:t xml:space="preserve"> The component’s appearance and disappearance are managed entirely by custom XML animations (</w:t>
+      </w:r>
+      <w:proofErr w:type="spellStart"/>
+      <w:r>
+        <w:rPr>
+          <w:rStyle w:val="CodeChar"/>
+        </w:rPr>
+        <w:t>slide_down</w:t>
+      </w:r>
+      <w:proofErr w:type="spellEnd"/>
+      <w:r>
+        <w:rPr>
+          <w:rStyle w:val="CodeChar"/>
+        </w:rPr>
+        <w:t xml:space="preserve"> </w:t>
+      </w:r>
+      <w:r>
+        <w:rPr>
+          <w:lang w:val="en-US"/>
+        </w:rPr>
+        <w:t xml:space="preserve">and </w:t>
+      </w:r>
+      <w:proofErr w:type="spellStart"/>
+      <w:r>
+        <w:rPr>
+          <w:rStyle w:val="CodeChar"/>
+        </w:rPr>
+        <w:t>slide_up</w:t>
+      </w:r>
+      <w:proofErr w:type="spellEnd"/>
+      <w:r>
+        <w:rPr>
+          <w:lang w:val="en-US"/>
+        </w:rPr>
+        <w:t xml:space="preserve">). A </w:t>
+      </w:r>
+      <w:proofErr w:type="gramStart"/>
+      <w:r>
+        <w:rPr>
+          <w:rStyle w:val="CodeChar"/>
+        </w:rPr>
+        <w:t>Handler(</w:t>
+      </w:r>
+      <w:proofErr w:type="gramEnd"/>
+      <w:r>
+        <w:rPr>
+          <w:rStyle w:val="CodeChar"/>
+        </w:rPr>
+        <w:t>).post Delayed()</w:t>
+      </w:r>
+      <w:r>
+        <w:rPr>
+          <w:lang w:val="en-US"/>
+        </w:rPr>
+        <w:t xml:space="preserve"> function is used to control the duration</w:t>
+      </w:r>
+      <w:r>
+        <w:rPr>
+          <w:lang w:val="en-US"/>
+        </w:rPr>
+        <w:t xml:space="preserve">, which is </w:t>
+      </w:r>
+      <w:r>
+        <w:rPr>
+          <w:lang w:val="en-US"/>
+        </w:rPr>
+        <w:t>3000ms, and a custom Animation</w:t>
+      </w:r>
+      <w:r>
+        <w:rPr>
+          <w:lang w:val="en-US"/>
+        </w:rPr>
+        <w:t xml:space="preserve"> </w:t>
+      </w:r>
+      <w:r>
+        <w:rPr>
+          <w:lang w:val="en-US"/>
+        </w:rPr>
+        <w:t xml:space="preserve">Listener is implemented. The listener is critical because it ensures the view is only removed from the </w:t>
+      </w:r>
+      <w:proofErr w:type="spellStart"/>
+      <w:r>
+        <w:rPr>
+          <w:lang w:val="en-US"/>
+        </w:rPr>
+        <w:t>rootView</w:t>
+      </w:r>
+      <w:proofErr w:type="spellEnd"/>
+      <w:r>
+        <w:rPr>
+          <w:lang w:val="en-US"/>
+        </w:rPr>
+        <w:t xml:space="preserve"> in the </w:t>
+      </w:r>
+      <w:proofErr w:type="spellStart"/>
+      <w:r>
+        <w:rPr>
+          <w:rStyle w:val="CodeChar"/>
+        </w:rPr>
+        <w:t>onAnimationEnd</w:t>
+      </w:r>
+      <w:proofErr w:type="spellEnd"/>
+      <w:r>
+        <w:rPr>
+          <w:lang w:val="en-US"/>
+        </w:rPr>
+        <w:t xml:space="preserve"> callback. Removing the view before the animation finishes would result in an abrupt disappearance and potential crashes. This provides a smooth, reliable transition that mimics native system notifications.</w:t>
+      </w:r>
+    </w:p>
+    <w:p>
+      <w:pPr>
+        <w:rPr>
+          <w:lang w:val="en-US"/>
+        </w:rPr>
+      </w:pPr>
+    </w:p>
+    <w:p>
+      <w:pPr>
+        <w:pStyle w:val="Head1"/>
+        <w:rPr>
+          <w:b/>
+          <w:bCs/>
+        </w:rPr>
+      </w:pPr>
+      <w:bookmarkStart w:id="14" w:name="_Toc211592049"/>
+      <w:bookmarkStart w:id="15" w:name="_Toc211620963"/>
+      <w:r>
+        <w:rPr>
+          <w:b/>
+          <w:bCs/>
+        </w:rPr>
         <w:t>1.</w:t>
       </w:r>
       <w:r>
+        <w:rPr>
+          <w:b/>
+          <w:bCs/>
+        </w:rPr>
         <w:t>3</w:t>
       </w:r>
       <w:r>
+        <w:rPr>
+          <w:b/>
+          <w:bCs/>
+        </w:rPr>
         <w:t xml:space="preserve"> Source code references</w:t>
       </w:r>
-      <w:bookmarkEnd w:id="6"/>
+      <w:bookmarkEnd w:id="14"/>
+      <w:bookmarkEnd w:id="15"/>
     </w:p>
     <w:p/>
     <w:p>
@@ -1728,8 +4584,21 @@
         <w:rPr>
           <w:lang w:val="en-US"/>
         </w:rPr>
-        <w:t xml:space="preserve">, is a declarative one in nature. We acknowledge and give attribution to the respective entities laid the technical foundation for the development of </w:t>
-      </w:r>
+        <w:t xml:space="preserve">, is a declarative one in nature. We acknowledge and give attribution to the respective entities </w:t>
+      </w:r>
+      <w:r>
+        <w:rPr>
+          <w:lang w:val="en-US"/>
+        </w:rPr>
+        <w:t xml:space="preserve">that </w:t>
+      </w:r>
+      <w:r>
+        <w:rPr>
+          <w:lang w:val="en-US"/>
+        </w:rPr>
+        <w:t xml:space="preserve">laid the technical foundation for the development of </w:t>
+      </w:r>
+      <w:proofErr w:type="spellStart"/>
       <w:r>
         <w:rPr>
           <w:i/>
@@ -1738,12 +4607,19 @@
         </w:rPr>
         <w:t>SplashScreen</w:t>
       </w:r>
+      <w:proofErr w:type="spellEnd"/>
       <w:r>
         <w:rPr>
           <w:lang w:val="en-US"/>
         </w:rPr>
         <w:t>.</w:t>
       </w:r>
+      <w:r>
+        <w:rPr>
+          <w:lang w:val="en-US"/>
+        </w:rPr>
+        <w:t xml:space="preserve"> The format of each source code extract has been adapted from the template. </w:t>
+      </w:r>
     </w:p>
     <w:p>
       <w:pPr>
@@ -1755,42 +4631,48 @@
     </w:p>
     <w:p>
       <w:pPr>
-        <w:pStyle w:val="Heading2"/>
-        <w:rPr>
-          <w:lang w:val="en-US"/>
-        </w:rPr>
-      </w:pPr>
-      <w:bookmarkStart w:id="7" w:name="_Toc211592050"/>
-      <w:r>
-        <w:rPr>
-          <w:lang w:val="en-US"/>
+        <w:pStyle w:val="Heading3"/>
+        <w:rPr>
+          <w:b/>
+          <w:bCs/>
+          <w:u w:val="single"/>
+        </w:rPr>
+      </w:pPr>
+      <w:bookmarkStart w:id="16" w:name="_Toc211592050"/>
+      <w:bookmarkStart w:id="17" w:name="_Toc211620964"/>
+      <w:r>
+        <w:rPr>
+          <w:b/>
+          <w:bCs/>
+          <w:u w:val="single"/>
         </w:rPr>
         <w:t>1.3.1 Implementing a Fragment-to-Fragment Communication Pattern</w:t>
       </w:r>
-      <w:bookmarkEnd w:id="7"/>
-    </w:p>
-    <w:p>
-      <w:pPr>
-        <w:rPr>
-          <w:lang w:val="en-US"/>
-        </w:rPr>
-      </w:pPr>
-    </w:p>
-    <w:p>
-      <w:pPr>
-        <w:pStyle w:val="Heading3"/>
-        <w:rPr>
-          <w:lang w:val="en-US"/>
-        </w:rPr>
-      </w:pPr>
-      <w:bookmarkStart w:id="8" w:name="_Toc211592051"/>
+      <w:bookmarkEnd w:id="16"/>
+      <w:bookmarkEnd w:id="17"/>
+    </w:p>
+    <w:p>
+      <w:pPr>
+        <w:rPr>
+          <w:lang w:val="en-US"/>
+        </w:rPr>
+      </w:pPr>
+    </w:p>
+    <w:p>
+      <w:pPr>
+        <w:pStyle w:val="Heading4"/>
+        <w:rPr>
+          <w:lang w:val="en-US"/>
+        </w:rPr>
+      </w:pPr>
+      <w:bookmarkStart w:id="18" w:name="_Toc211592051"/>
       <w:r>
         <w:rPr>
           <w:lang w:val="en-US"/>
         </w:rPr>
         <w:t>Description</w:t>
       </w:r>
-      <w:bookmarkEnd w:id="8"/>
+      <w:bookmarkEnd w:id="18"/>
     </w:p>
     <w:p>
       <w:pPr>
@@ -1803,7 +4685,35 @@
         <w:rPr>
           <w:lang w:val="en-US"/>
         </w:rPr>
-        <w:t>In modern Android development, the legacy practice of communicating between Fragments using interfaces implemented by the parent Activity is replaced by the official FragmentResultListener API. This mechanism, used to pass data such as confirmation flags or IDs between the PO_AddEvent and PO_Calendar Fragments, is required for reliable, lifecycle-aware communication.</w:t>
+        <w:t xml:space="preserve">In modern Android development, the legacy practice of communicating between Fragments using interfaces implemented by the parent Activity is replaced by the official FragmentResultListener API. This mechanism, used to pass data such as confirmation flags or IDs between the </w:t>
+      </w:r>
+      <w:proofErr w:type="spellStart"/>
+      <w:r>
+        <w:rPr>
+          <w:rStyle w:val="CodeChar"/>
+        </w:rPr>
+        <w:t>PO_AddEvent</w:t>
+      </w:r>
+      <w:proofErr w:type="spellEnd"/>
+      <w:r>
+        <w:rPr>
+          <w:lang w:val="en-US"/>
+        </w:rPr>
+        <w:t xml:space="preserve"> and </w:t>
+      </w:r>
+      <w:proofErr w:type="spellStart"/>
+      <w:r>
+        <w:rPr>
+          <w:rStyle w:val="CodeChar"/>
+        </w:rPr>
+        <w:t>PO_Calendar</w:t>
+      </w:r>
+      <w:proofErr w:type="spellEnd"/>
+      <w:r>
+        <w:rPr>
+          <w:lang w:val="en-US"/>
+        </w:rPr>
+        <w:t xml:space="preserve"> Fragments, is required for reliable, lifecycle-aware communication.</w:t>
       </w:r>
     </w:p>
     <w:p>
@@ -1816,19 +4726,19 @@
     </w:p>
     <w:p>
       <w:pPr>
-        <w:pStyle w:val="Heading3"/>
-        <w:rPr>
-          <w:lang w:val="en-US"/>
-        </w:rPr>
-      </w:pPr>
-      <w:bookmarkStart w:id="9" w:name="_Toc211592052"/>
+        <w:pStyle w:val="Heading4"/>
+        <w:rPr>
+          <w:lang w:val="en-US"/>
+        </w:rPr>
+      </w:pPr>
+      <w:bookmarkStart w:id="19" w:name="_Toc211592052"/>
       <w:r>
         <w:rPr>
           <w:lang w:val="en-US"/>
         </w:rPr>
         <w:t>Usage</w:t>
       </w:r>
-      <w:bookmarkEnd w:id="9"/>
+      <w:bookmarkEnd w:id="19"/>
     </w:p>
     <w:p>
       <w:pPr>
@@ -1841,7 +4751,21 @@
         <w:rPr>
           <w:lang w:val="en-US"/>
         </w:rPr>
-        <w:t>PO_Calendar.java (setupEventResultListener() method) and PO_AddEvent.java</w:t>
+        <w:t>PO_Calendar.java (</w:t>
+      </w:r>
+      <w:proofErr w:type="gramStart"/>
+      <w:r>
+        <w:rPr>
+          <w:lang w:val="en-US"/>
+        </w:rPr>
+        <w:t>setupEventResultListener(</w:t>
+      </w:r>
+      <w:proofErr w:type="gramEnd"/>
+      <w:r>
+        <w:rPr>
+          <w:lang w:val="en-US"/>
+        </w:rPr>
+        <w:t>) method) and PO_AddEvent.java</w:t>
       </w:r>
     </w:p>
     <w:p>
@@ -1854,19 +4778,19 @@
     </w:p>
     <w:p>
       <w:pPr>
-        <w:pStyle w:val="Heading3"/>
-        <w:rPr>
-          <w:lang w:val="en-US"/>
-        </w:rPr>
-      </w:pPr>
-      <w:bookmarkStart w:id="10" w:name="_Toc211592053"/>
+        <w:pStyle w:val="Heading4"/>
+        <w:rPr>
+          <w:lang w:val="en-US"/>
+        </w:rPr>
+      </w:pPr>
+      <w:bookmarkStart w:id="20" w:name="_Toc211592053"/>
       <w:r>
         <w:rPr>
           <w:lang w:val="en-US"/>
         </w:rPr>
         <w:t>Reference</w:t>
       </w:r>
-      <w:bookmarkEnd w:id="10"/>
+      <w:bookmarkEnd w:id="20"/>
     </w:p>
     <w:p>
       <w:pPr>
@@ -1881,7 +4805,7 @@
         </w:rPr>
         <w:t xml:space="preserve">Android Developers. (2024). Pass results between fragments. Retrieved October 10, 2025, from </w:t>
       </w:r>
-      <w:hyperlink r:id="rId12" w:history="1">
+      <w:hyperlink r:id="rId14" w:history="1">
         <w:r>
           <w:rPr>
             <w:rStyle w:val="Hyperlink"/>
@@ -1901,42 +4825,51 @@
     </w:p>
     <w:p>
       <w:pPr>
-        <w:pStyle w:val="Heading2"/>
-        <w:rPr>
-          <w:lang w:val="en-US"/>
-        </w:rPr>
-      </w:pPr>
-      <w:bookmarkStart w:id="11" w:name="_Toc211592054"/>
-      <w:r>
-        <w:rPr>
-          <w:lang w:val="en-US"/>
-        </w:rPr>
+        <w:pStyle w:val="Heading3"/>
+        <w:rPr>
+          <w:b/>
+          <w:bCs/>
+          <w:u w:val="single"/>
+          <w:lang w:val="en-US"/>
+        </w:rPr>
+      </w:pPr>
+      <w:bookmarkStart w:id="21" w:name="_Toc211592054"/>
+      <w:bookmarkStart w:id="22" w:name="_Toc211620965"/>
+      <w:r>
+        <w:rPr>
+          <w:b/>
+          <w:bCs/>
+          <w:u w:val="single"/>
+          <w:lang w:val="en-US"/>
+        </w:rPr>
+        <w:lastRenderedPageBreak/>
         <w:t>1.3.2 Constructing Time-Based Range Queries in Cloud Firestore</w:t>
       </w:r>
-      <w:bookmarkEnd w:id="11"/>
-    </w:p>
-    <w:p>
-      <w:pPr>
-        <w:rPr>
-          <w:lang w:val="en-US"/>
-        </w:rPr>
-      </w:pPr>
-    </w:p>
-    <w:p>
-      <w:pPr>
-        <w:pStyle w:val="Heading3"/>
-        <w:rPr>
-          <w:lang w:val="en-US"/>
-        </w:rPr>
-      </w:pPr>
-      <w:bookmarkStart w:id="12" w:name="_Toc211592055"/>
+      <w:bookmarkEnd w:id="21"/>
+      <w:bookmarkEnd w:id="22"/>
+    </w:p>
+    <w:p>
+      <w:pPr>
+        <w:rPr>
+          <w:lang w:val="en-US"/>
+        </w:rPr>
+      </w:pPr>
+    </w:p>
+    <w:p>
+      <w:pPr>
+        <w:pStyle w:val="Heading4"/>
+        <w:rPr>
+          <w:lang w:val="en-US"/>
+        </w:rPr>
+      </w:pPr>
+      <w:bookmarkStart w:id="23" w:name="_Toc211592055"/>
       <w:r>
         <w:rPr>
           <w:lang w:val="en-US"/>
         </w:rPr>
         <w:t>Description</w:t>
       </w:r>
-      <w:bookmarkEnd w:id="12"/>
+      <w:bookmarkEnd w:id="23"/>
     </w:p>
     <w:p>
       <w:pPr>
@@ -1949,7 +4882,89 @@
         <w:rPr>
           <w:lang w:val="en-US"/>
         </w:rPr>
-        <w:t>To efficiently filter and display maintenance events for a single day, the application uses composite Firestore queries. Specifically, the use of whereGreaterThanOrEqualTo() and whereLessThanOrEqualTo() on the startDate field, combined with the orderBy() clause, is an advanced querying pattern essential for scheduling systems. This requires precise handling of System.currentTimeMillis() timestamps and the creation of specific backend indexes to run successfully and maintain performance.</w:t>
+        <w:t xml:space="preserve">To efficiently filter and display maintenance events for a single day, the application uses composite Firestore queries. Specifically, the use of </w:t>
+      </w:r>
+      <w:proofErr w:type="spellStart"/>
+      <w:proofErr w:type="gramStart"/>
+      <w:r>
+        <w:rPr>
+          <w:rStyle w:val="CodeChar"/>
+        </w:rPr>
+        <w:t>whereGreaterThanOrEqualTo</w:t>
+      </w:r>
+      <w:proofErr w:type="spellEnd"/>
+      <w:r>
+        <w:rPr>
+          <w:rStyle w:val="CodeChar"/>
+        </w:rPr>
+        <w:t>(</w:t>
+      </w:r>
+      <w:proofErr w:type="gramEnd"/>
+      <w:r>
+        <w:rPr>
+          <w:rStyle w:val="CodeChar"/>
+        </w:rPr>
+        <w:t>)</w:t>
+      </w:r>
+      <w:r>
+        <w:rPr>
+          <w:lang w:val="en-US"/>
+        </w:rPr>
+        <w:t xml:space="preserve"> and </w:t>
+      </w:r>
+      <w:proofErr w:type="spellStart"/>
+      <w:r>
+        <w:rPr>
+          <w:rStyle w:val="CodeChar"/>
+        </w:rPr>
+        <w:t>whereLessThanOrEqualTo</w:t>
+      </w:r>
+      <w:proofErr w:type="spellEnd"/>
+      <w:r>
+        <w:rPr>
+          <w:rStyle w:val="CodeChar"/>
+        </w:rPr>
+        <w:t>()</w:t>
+      </w:r>
+      <w:r>
+        <w:rPr>
+          <w:lang w:val="en-US"/>
+        </w:rPr>
+        <w:t xml:space="preserve"> on the </w:t>
+      </w:r>
+      <w:proofErr w:type="spellStart"/>
+      <w:r>
+        <w:rPr>
+          <w:rStyle w:val="CodeChar"/>
+        </w:rPr>
+        <w:t>startDate</w:t>
+      </w:r>
+      <w:proofErr w:type="spellEnd"/>
+      <w:r>
+        <w:rPr>
+          <w:lang w:val="en-US"/>
+        </w:rPr>
+        <w:t xml:space="preserve"> field, combined with the orderBy() clause, is an advanced querying pattern essential for scheduling systems. This requires precise handling of </w:t>
+      </w:r>
+      <w:proofErr w:type="spellStart"/>
+      <w:r>
+        <w:rPr>
+          <w:rStyle w:val="CodeChar"/>
+        </w:rPr>
+        <w:t>System.currentTimeMillis</w:t>
+      </w:r>
+      <w:proofErr w:type="spellEnd"/>
+      <w:r>
+        <w:rPr>
+          <w:rStyle w:val="CodeChar"/>
+        </w:rPr>
+        <w:t>()</w:t>
+      </w:r>
+      <w:r>
+        <w:rPr>
+          <w:lang w:val="en-US"/>
+        </w:rPr>
+        <w:t xml:space="preserve"> timestamps and the creation of specific backend indexes to run successfully and maintain performance.</w:t>
       </w:r>
     </w:p>
     <w:p>
@@ -1962,19 +4977,19 @@
     </w:p>
     <w:p>
       <w:pPr>
-        <w:pStyle w:val="Heading3"/>
-        <w:rPr>
-          <w:lang w:val="en-US"/>
-        </w:rPr>
-      </w:pPr>
-      <w:bookmarkStart w:id="13" w:name="_Toc211592056"/>
+        <w:pStyle w:val="Heading4"/>
+        <w:rPr>
+          <w:lang w:val="en-US"/>
+        </w:rPr>
+      </w:pPr>
+      <w:bookmarkStart w:id="24" w:name="_Toc211592056"/>
       <w:r>
         <w:rPr>
           <w:lang w:val="en-US"/>
         </w:rPr>
         <w:t>Usage</w:t>
       </w:r>
-      <w:bookmarkEnd w:id="13"/>
+      <w:bookmarkEnd w:id="24"/>
     </w:p>
     <w:p>
       <w:pPr>
@@ -1985,9 +5000,43 @@
       </w:pPr>
       <w:r>
         <w:rPr>
-          <w:lang w:val="en-US"/>
-        </w:rPr>
-        <w:t>PO_Calendar.java (loadEventsForSelectedDate() method)</w:t>
+          <w:rStyle w:val="CodeChar"/>
+        </w:rPr>
+        <w:t>PO_Calendar.java</w:t>
+      </w:r>
+      <w:r>
+        <w:rPr>
+          <w:lang w:val="en-US"/>
+        </w:rPr>
+        <w:t xml:space="preserve"> (</w:t>
+      </w:r>
+      <w:proofErr w:type="spellStart"/>
+      <w:proofErr w:type="gramStart"/>
+      <w:r>
+        <w:rPr>
+          <w:rStyle w:val="CodeChar"/>
+        </w:rPr>
+        <w:t>loadEventsForSelectedDate</w:t>
+      </w:r>
+      <w:proofErr w:type="spellEnd"/>
+      <w:r>
+        <w:rPr>
+          <w:rStyle w:val="CodeChar"/>
+        </w:rPr>
+        <w:t>(</w:t>
+      </w:r>
+      <w:proofErr w:type="gramEnd"/>
+      <w:r>
+        <w:rPr>
+          <w:rStyle w:val="CodeChar"/>
+        </w:rPr>
+        <w:t>)</w:t>
+      </w:r>
+      <w:r>
+        <w:rPr>
+          <w:lang w:val="en-US"/>
+        </w:rPr>
+        <w:t xml:space="preserve"> method)</w:t>
       </w:r>
     </w:p>
     <w:p>
@@ -2000,19 +5049,19 @@
     </w:p>
     <w:p>
       <w:pPr>
-        <w:pStyle w:val="Heading3"/>
-        <w:rPr>
-          <w:lang w:val="en-US"/>
-        </w:rPr>
-      </w:pPr>
-      <w:bookmarkStart w:id="14" w:name="_Toc211592057"/>
+        <w:pStyle w:val="Heading4"/>
+        <w:rPr>
+          <w:lang w:val="en-US"/>
+        </w:rPr>
+      </w:pPr>
+      <w:bookmarkStart w:id="25" w:name="_Toc211592057"/>
       <w:r>
         <w:rPr>
           <w:lang w:val="en-US"/>
         </w:rPr>
         <w:t>Reference</w:t>
       </w:r>
-      <w:bookmarkEnd w:id="14"/>
+      <w:bookmarkEnd w:id="25"/>
     </w:p>
     <w:p>
       <w:pPr>
@@ -2027,7 +5076,7 @@
         </w:rPr>
         <w:t xml:space="preserve">Android Developers. (2024). Simple and compound queries in Cloud Firestore. Retrieved October 10, 2025, from </w:t>
       </w:r>
-      <w:hyperlink r:id="rId13" w:history="1">
+      <w:hyperlink r:id="rId15" w:history="1">
         <w:r>
           <w:rPr>
             <w:rStyle w:val="Hyperlink"/>
@@ -2055,67 +5104,41 @@
     </w:p>
     <w:p>
       <w:pPr>
-        <w:jc w:val="both"/>
-        <w:rPr>
-          <w:lang w:val="en-US"/>
-        </w:rPr>
-      </w:pPr>
-    </w:p>
-    <w:p>
-      <w:pPr>
-        <w:jc w:val="both"/>
-        <w:rPr>
-          <w:lang w:val="en-US"/>
-        </w:rPr>
-      </w:pPr>
-    </w:p>
-    <w:p>
-      <w:pPr>
-        <w:jc w:val="both"/>
-        <w:rPr>
-          <w:lang w:val="en-US"/>
-        </w:rPr>
-      </w:pPr>
-    </w:p>
-    <w:p>
-      <w:pPr>
-        <w:jc w:val="both"/>
-        <w:rPr>
-          <w:lang w:val="en-US"/>
-        </w:rPr>
-      </w:pPr>
-    </w:p>
-    <w:p>
-      <w:pPr>
-        <w:pStyle w:val="Heading1"/>
-        <w:rPr>
-          <w:lang w:val="en-US"/>
-        </w:rPr>
-      </w:pPr>
-      <w:bookmarkStart w:id="15" w:name="_Toc211592058"/>
-      <w:r>
-        <w:rPr>
-          <w:lang w:val="en-US"/>
-        </w:rPr>
-        <w:lastRenderedPageBreak/>
+        <w:pStyle w:val="Head1"/>
+        <w:rPr>
+          <w:b/>
+          <w:bCs/>
+        </w:rPr>
+      </w:pPr>
+      <w:bookmarkStart w:id="26" w:name="_Toc211592058"/>
+      <w:bookmarkStart w:id="27" w:name="_Toc211620966"/>
+      <w:r>
+        <w:rPr>
+          <w:b/>
+          <w:bCs/>
+        </w:rPr>
         <w:t>1.</w:t>
       </w:r>
       <w:r>
         <w:rPr>
-          <w:lang w:val="en-US"/>
+          <w:b/>
+          <w:bCs/>
         </w:rPr>
         <w:t>4</w:t>
       </w:r>
       <w:r>
         <w:rPr>
-          <w:lang w:val="en-US"/>
+          <w:b/>
+          <w:bCs/>
         </w:rPr>
         <w:t xml:space="preserve"> Problems encountered</w:t>
       </w:r>
-      <w:bookmarkEnd w:id="15"/>
-      <w:r>
-        <w:rPr>
-          <w:lang w:val="en-US"/>
+      <w:bookmarkEnd w:id="26"/>
+      <w:bookmarkEnd w:id="27"/>
+      <w:r>
+        <w:rPr>
+          <w:b/>
+          <w:bCs/>
         </w:rPr>
         <w:t xml:space="preserve"> </w:t>
       </w:r>
@@ -2149,34 +5172,53 @@
     </w:p>
     <w:p>
       <w:pPr>
-        <w:pStyle w:val="Heading2"/>
-        <w:rPr>
-          <w:lang w:val="en-US"/>
-        </w:rPr>
-      </w:pPr>
-      <w:bookmarkStart w:id="16" w:name="_Toc211592059"/>
-      <w:r>
-        <w:rPr>
+        <w:pStyle w:val="Heading3"/>
+        <w:rPr>
+          <w:b/>
+          <w:bCs/>
+          <w:u w:val="single"/>
+          <w:lang w:val="en-US"/>
+        </w:rPr>
+      </w:pPr>
+      <w:bookmarkStart w:id="28" w:name="_Toc211592059"/>
+      <w:bookmarkStart w:id="29" w:name="_Toc211620967"/>
+      <w:r>
+        <w:rPr>
+          <w:b/>
+          <w:bCs/>
+          <w:u w:val="single"/>
           <w:lang w:val="en-US"/>
         </w:rPr>
         <w:t>1.</w:t>
       </w:r>
       <w:r>
         <w:rPr>
+          <w:b/>
+          <w:bCs/>
+          <w:u w:val="single"/>
           <w:lang w:val="en-US"/>
         </w:rPr>
         <w:t>4</w:t>
       </w:r>
       <w:r>
         <w:rPr>
+          <w:b/>
+          <w:bCs/>
+          <w:u w:val="single"/>
           <w:lang w:val="en-US"/>
         </w:rPr>
         <w:t xml:space="preserve">.1 </w:t>
       </w:r>
       <w:r>
+        <w:rPr>
+          <w:b/>
+          <w:bCs/>
+          <w:u w:val="single"/>
+        </w:rPr>
         <w:t>Integrating a Functional and Customizable Calendar System</w:t>
       </w:r>
-      <w:bookmarkEnd w:id="16"/>
+      <w:bookmarkEnd w:id="28"/>
+      <w:bookmarkEnd w:id="29"/>
     </w:p>
     <w:p>
       <w:pPr>
@@ -2188,30 +5230,243 @@
     </w:p>
     <w:p>
       <w:pPr>
+        <w:pStyle w:val="Heading4"/>
+        <w:rPr>
+          <w:lang w:val="en-US"/>
+        </w:rPr>
+      </w:pPr>
+      <w:bookmarkStart w:id="30" w:name="_Toc211592060"/>
+      <w:r>
+        <w:rPr>
+          <w:lang w:val="en-US"/>
+        </w:rPr>
+        <w:t>Problem</w:t>
+      </w:r>
+      <w:bookmarkEnd w:id="30"/>
+    </w:p>
+    <w:p>
+      <w:pPr>
+        <w:jc w:val="both"/>
+      </w:pPr>
+      <w:r>
+        <w:t>We encountered significant difficulty in establishing a calendar component that was both highly functional for scheduling and fully customizable to fit the SplashScreen user interface. Our initial approach involved evaluating several third-party Android libraries</w:t>
+      </w:r>
+      <w:r>
+        <w:t xml:space="preserve"> and </w:t>
+      </w:r>
+      <w:r>
+        <w:t>packages. While some libraries offered a beautiful calendar view, they often imposed rigid internal structures that made it nearly impossible to integrate our specific Firebase event-fetching logic or customize the event display</w:t>
+      </w:r>
+      <w:r>
+        <w:t xml:space="preserve">, </w:t>
+      </w:r>
+      <w:r>
+        <w:t xml:space="preserve">e.g., </w:t>
+      </w:r>
+      <w:r>
+        <w:t xml:space="preserve">our </w:t>
+      </w:r>
+      <w:r>
+        <w:t>colo</w:t>
+      </w:r>
+      <w:r>
+        <w:t>u</w:t>
+      </w:r>
+      <w:r>
+        <w:t>r-coding</w:t>
+      </w:r>
+      <w:r>
+        <w:t xml:space="preserve"> style</w:t>
+      </w:r>
+      <w:r>
+        <w:t>, custom event titles</w:t>
+      </w:r>
+      <w:r>
+        <w:t>,</w:t>
+      </w:r>
+      <w:r>
+        <w:t xml:space="preserve"> without heavily forking the library code.</w:t>
+      </w:r>
+    </w:p>
+    <w:p>
+      <w:pPr>
+        <w:jc w:val="both"/>
+      </w:pPr>
+    </w:p>
+    <w:p>
+      <w:pPr>
+        <w:pStyle w:val="Heading4"/>
+        <w:rPr>
+          <w:lang w:val="en-US"/>
+        </w:rPr>
+      </w:pPr>
+      <w:bookmarkStart w:id="31" w:name="_Toc211592061"/>
+      <w:r>
+        <w:t>Solution</w:t>
+      </w:r>
+      <w:bookmarkEnd w:id="31"/>
+    </w:p>
+    <w:p>
+      <w:pPr>
+        <w:jc w:val="both"/>
+        <w:rPr>
+          <w:lang w:val="en-US"/>
+        </w:rPr>
+      </w:pPr>
+      <w:r>
+        <w:rPr>
+          <w:lang w:val="en-US"/>
+        </w:rPr>
+        <w:t xml:space="preserve">We resolved this by abandoning external libraries and leveraging the built-in Android CalendarView component. This component provided the basic month view. Crucially, we custom-wrote all the related logic, including the time manipulation, database </w:t>
+      </w:r>
+      <w:r>
+        <w:rPr>
+          <w:lang w:val="en-US"/>
+        </w:rPr>
+        <w:t>querying,</w:t>
+      </w:r>
+      <w:r>
+        <w:rPr>
+          <w:lang w:val="en-US"/>
+        </w:rPr>
+        <w:t xml:space="preserve"> </w:t>
+      </w:r>
+      <w:r>
+        <w:rPr>
+          <w:lang w:val="en-US"/>
+        </w:rPr>
+        <w:t xml:space="preserve">as seen in Section </w:t>
+      </w:r>
+      <w:r>
+        <w:rPr>
+          <w:lang w:val="en-US"/>
+        </w:rPr>
+        <w:t>1.2</w:t>
+      </w:r>
+      <w:r>
+        <w:rPr>
+          <w:lang w:val="en-US"/>
+        </w:rPr>
+        <w:t>,</w:t>
+      </w:r>
+      <w:r>
+        <w:rPr>
+          <w:lang w:val="en-US"/>
+        </w:rPr>
+        <w:t xml:space="preserve"> and the display of the events list</w:t>
+      </w:r>
+      <w:r>
+        <w:rPr>
+          <w:lang w:val="en-US"/>
+        </w:rPr>
+        <w:t xml:space="preserve">, </w:t>
+      </w:r>
+      <w:proofErr w:type="spellStart"/>
+      <w:r>
+        <w:rPr>
+          <w:rStyle w:val="CodeChar"/>
+        </w:rPr>
+        <w:t>RecyclerView</w:t>
+      </w:r>
+      <w:proofErr w:type="spellEnd"/>
+      <w:r>
+        <w:rPr>
+          <w:lang w:val="en-US"/>
+        </w:rPr>
+        <w:t>. This allowed us to maintain full control over the UI/UX and integrate our complex data architecture seamlessly.</w:t>
+      </w:r>
+    </w:p>
+    <w:p>
+      <w:pPr>
+        <w:jc w:val="both"/>
+        <w:rPr>
+          <w:lang w:val="en-US"/>
+        </w:rPr>
+      </w:pPr>
+    </w:p>
+    <w:p>
+      <w:pPr>
+        <w:jc w:val="both"/>
+        <w:rPr>
+          <w:lang w:val="en-US"/>
+        </w:rPr>
+      </w:pPr>
+    </w:p>
+    <w:p>
+      <w:pPr>
+        <w:jc w:val="both"/>
+        <w:rPr>
+          <w:lang w:val="en-US"/>
+        </w:rPr>
+      </w:pPr>
+    </w:p>
+    <w:p>
+      <w:pPr>
         <w:pStyle w:val="Heading3"/>
         <w:rPr>
-          <w:i/>
-          <w:iCs/>
-          <w:lang w:val="en-US"/>
-        </w:rPr>
-      </w:pPr>
-      <w:bookmarkStart w:id="17" w:name="_Toc211592060"/>
-      <w:r>
-        <w:rPr>
-          <w:i/>
-          <w:iCs/>
+          <w:b/>
+          <w:bCs/>
+          <w:u w:val="single"/>
+        </w:rPr>
+      </w:pPr>
+      <w:bookmarkStart w:id="32" w:name="_Toc211592062"/>
+      <w:bookmarkStart w:id="33" w:name="_Toc211620968"/>
+      <w:r>
+        <w:rPr>
+          <w:b/>
+          <w:bCs/>
+          <w:u w:val="single"/>
+          <w:lang w:val="en-US"/>
+        </w:rPr>
+        <w:lastRenderedPageBreak/>
+        <w:t xml:space="preserve">1.4.2 </w:t>
+      </w:r>
+      <w:r>
+        <w:rPr>
+          <w:b/>
+          <w:bCs/>
+          <w:u w:val="single"/>
+        </w:rPr>
+        <w:t>Managing Git Version Control and Merge Conflicts</w:t>
+      </w:r>
+      <w:bookmarkEnd w:id="32"/>
+      <w:bookmarkEnd w:id="33"/>
+    </w:p>
+    <w:p/>
+    <w:p>
+      <w:pPr>
+        <w:pStyle w:val="Heading4"/>
+        <w:rPr>
+          <w:lang w:val="en-US"/>
+        </w:rPr>
+      </w:pPr>
+      <w:bookmarkStart w:id="34" w:name="_Toc211592063"/>
+      <w:r>
+        <w:rPr>
           <w:lang w:val="en-US"/>
         </w:rPr>
         <w:t>Problem</w:t>
       </w:r>
-      <w:bookmarkEnd w:id="17"/>
+      <w:bookmarkEnd w:id="34"/>
     </w:p>
     <w:p>
       <w:pPr>
         <w:jc w:val="both"/>
       </w:pPr>
       <w:r>
-        <w:t>We encountered significant difficulty in establishing a calendar component that was both highly functional for scheduling and fully customizable to fit the SplashScreen user interface. Our initial approach involved evaluating several third-party Android libraries/packages. While some libraries offered a beautiful calendar view, they often imposed rigid internal structures that made it nearly impossible to integrate our specific Firebase event-fetching logic or customize the event display (e.g., color-coding, custom event titles) without heavily forking the library code.</w:t>
+        <w:t xml:space="preserve">Throughout the development phase, particularly when transitioning between personal and campus workstations, we frequently encountered </w:t>
+      </w:r>
+      <w:r>
+        <w:rPr>
+          <w:bCs/>
+        </w:rPr>
+        <w:t>Git merge conflicts</w:t>
+      </w:r>
+      <w:r>
+        <w:t>.</w:t>
+      </w:r>
+      <w:r>
+        <w:t xml:space="preserve"> These were usually due to us forgetting to pull the latest changes or commit local modifications before switching work environments. While our system utilized separate development and production branches, human error caused these inconsistencies in the local environment, leading to frustrating conflicts upon attempting a final push or merge.</w:t>
       </w:r>
     </w:p>
     <w:p>
@@ -2221,401 +5476,256 @@
     </w:p>
     <w:p>
       <w:pPr>
+        <w:pStyle w:val="Heading4"/>
+        <w:rPr>
+          <w:lang w:val="en-US"/>
+        </w:rPr>
+      </w:pPr>
+      <w:bookmarkStart w:id="35" w:name="_Toc211592064"/>
+      <w:r>
+        <w:t>Solution</w:t>
+      </w:r>
+      <w:bookmarkEnd w:id="35"/>
+    </w:p>
+    <w:p>
+      <w:pPr>
+        <w:jc w:val="both"/>
+      </w:pPr>
+      <w:r>
+        <w:t>To resolve these issues efficiently, we relied heavily on Git</w:t>
+      </w:r>
+      <w:r>
+        <w:t>Hub desktop</w:t>
+      </w:r>
+      <w:r>
+        <w:t xml:space="preserve">'s history tool. We would often use </w:t>
+      </w:r>
+      <w:r>
+        <w:t xml:space="preserve">the logs and check the differences </w:t>
+      </w:r>
+      <w:r>
+        <w:t>to precisely identify the conflicting changes. The common resolution involved checking out specific commits, comparing the applicable code fragments manually, and then compiling the required changes into a single, converged version. This rigorous manual process, while time-consuming, ensured no critical logic was accidentally discarded.</w:t>
+      </w:r>
+    </w:p>
+    <w:p>
+      <w:pPr>
+        <w:jc w:val="both"/>
+        <w:rPr>
+          <w:lang w:val="en-US"/>
+        </w:rPr>
+      </w:pPr>
+    </w:p>
+    <w:p>
+      <w:pPr>
         <w:pStyle w:val="Heading3"/>
         <w:rPr>
-          <w:i/>
-          <w:iCs/>
-          <w:lang w:val="en-US"/>
-        </w:rPr>
-      </w:pPr>
-      <w:bookmarkStart w:id="18" w:name="_Toc211592061"/>
-      <w:r>
-        <w:rPr>
-          <w:i/>
-          <w:iCs/>
-        </w:rPr>
+          <w:b/>
+          <w:bCs/>
+          <w:u w:val="single"/>
+        </w:rPr>
+      </w:pPr>
+      <w:bookmarkStart w:id="36" w:name="_Toc211592065"/>
+      <w:bookmarkStart w:id="37" w:name="_Toc211620969"/>
+      <w:r>
+        <w:rPr>
+          <w:b/>
+          <w:bCs/>
+          <w:u w:val="single"/>
+          <w:lang w:val="en-US"/>
+        </w:rPr>
+        <w:t xml:space="preserve">1.4.3 </w:t>
+      </w:r>
+      <w:r>
+        <w:rPr>
+          <w:b/>
+          <w:bCs/>
+          <w:u w:val="single"/>
+        </w:rPr>
+        <w:t>Data Dependency and Implementation of Offline Capabilities</w:t>
+      </w:r>
+      <w:bookmarkEnd w:id="36"/>
+      <w:bookmarkEnd w:id="37"/>
+    </w:p>
+    <w:p>
+      <w:pPr>
+        <w:rPr>
+          <w:lang w:val="en-US"/>
+        </w:rPr>
+      </w:pPr>
+    </w:p>
+    <w:p>
+      <w:pPr>
+        <w:pStyle w:val="Heading4"/>
+        <w:rPr>
+          <w:lang w:val="en-US"/>
+        </w:rPr>
+      </w:pPr>
+      <w:bookmarkStart w:id="38" w:name="_Toc211592066"/>
+      <w:r>
+        <w:rPr>
+          <w:lang w:val="en-US"/>
+        </w:rPr>
+        <w:t>Problem</w:t>
+      </w:r>
+      <w:bookmarkEnd w:id="38"/>
+    </w:p>
+    <w:p>
+      <w:r>
+        <w:t xml:space="preserve">A persistent challenge has been managing the application's reliance on a stable internet connection. While Firebase is </w:t>
+      </w:r>
+      <w:r>
+        <w:t>strong</w:t>
+      </w:r>
+      <w:r>
+        <w:t>, users need to view recent pool logs or maintenance schedules even when temporarily offline</w:t>
+      </w:r>
+      <w:r>
+        <w:t xml:space="preserve">. </w:t>
+      </w:r>
+      <w:r>
+        <w:t>Achieving a complete, reliable offline-first state is complex due to the asynchronous nature of</w:t>
+      </w:r>
+      <w:r>
+        <w:t xml:space="preserve"> Fibebase</w:t>
+      </w:r>
+      <w:r>
+        <w:t xml:space="preserve"> Firestore's data synchronization.</w:t>
+      </w:r>
+    </w:p>
+    <w:p/>
+    <w:p>
+      <w:pPr>
+        <w:pStyle w:val="Heading4"/>
+        <w:rPr>
+          <w:lang w:val="en-US"/>
+        </w:rPr>
+      </w:pPr>
+      <w:bookmarkStart w:id="39" w:name="_Toc211592067"/>
+      <w:r>
         <w:t>Solution</w:t>
       </w:r>
-      <w:bookmarkEnd w:id="18"/>
-    </w:p>
-    <w:p>
-      <w:pPr>
-        <w:jc w:val="both"/>
-        <w:rPr>
-          <w:lang w:val="en-US"/>
-        </w:rPr>
-      </w:pPr>
-      <w:r>
-        <w:rPr>
-          <w:lang w:val="en-US"/>
-        </w:rPr>
-        <w:t>We resolved this by abandoning external libraries and leveraging the built-in Android CalendarView component. This component provided the basic month view. Crucially, we custom-wrote all the related logic, including the time manipulation, database querying (as seen in Section 1.2), and the display of the events list (</w:t>
+      <w:bookmarkEnd w:id="39"/>
+    </w:p>
+    <w:p>
+      <w:r>
+        <w:t xml:space="preserve">Our current strategy focuses on </w:t>
+      </w:r>
+      <w:r>
+        <w:rPr>
+          <w:bCs/>
+        </w:rPr>
+        <w:t>managing cache dependency</w:t>
+      </w:r>
+      <w:r>
+        <w:t>.</w:t>
+      </w:r>
+      <w:r>
+        <w:t xml:space="preserve"> We utilize</w:t>
+      </w:r>
+      <w:r>
+        <w:t>d</w:t>
+      </w:r>
+      <w:r>
+        <w:t xml:space="preserve"> </w:t>
       </w:r>
       <w:proofErr w:type="spellStart"/>
       <w:r>
-        <w:rPr>
-          <w:lang w:val="en-US"/>
-        </w:rPr>
-        <w:t>RecyclerView</w:t>
+        <w:t>Firestore's</w:t>
       </w:r>
       <w:proofErr w:type="spellEnd"/>
       <w:r>
-        <w:rPr>
-          <w:lang w:val="en-US"/>
-        </w:rPr>
-        <w:t>). This allowed us to maintain full control over the UI/UX and integrate our complex data architecture seamlessly.</w:t>
-      </w:r>
-    </w:p>
-    <w:p>
-      <w:pPr>
-        <w:jc w:val="both"/>
-        <w:rPr>
-          <w:lang w:val="en-US"/>
-        </w:rPr>
-      </w:pPr>
-    </w:p>
-    <w:p>
-      <w:pPr>
-        <w:pStyle w:val="Heading2"/>
-      </w:pPr>
-      <w:bookmarkStart w:id="19" w:name="_Toc211592062"/>
-      <w:r>
-        <w:rPr>
-          <w:lang w:val="en-US"/>
-        </w:rPr>
-        <w:t>1.4.</w:t>
-      </w:r>
-      <w:r>
-        <w:rPr>
-          <w:lang w:val="en-US"/>
-        </w:rPr>
-        <w:t>2</w:t>
-      </w:r>
-      <w:r>
-        <w:rPr>
-          <w:lang w:val="en-US"/>
-        </w:rPr>
+        <w:t xml:space="preserve"> built-in offline capabilities, which allow the app to cache data it has recently accessed while online. This provides limited offline functionality. For future iterations, the goal is to implement a more comprehensive cache-management layer</w:t>
+      </w:r>
+      <w:r>
         <w:t xml:space="preserve"> </w:t>
       </w:r>
       <w:r>
-        <w:t>Managing Git Version Control and Merge Conflicts</w:t>
-      </w:r>
-      <w:bookmarkEnd w:id="19"/>
+        <w:t xml:space="preserve">potentially using the </w:t>
+      </w:r>
+      <w:r>
+        <w:rPr>
+          <w:bCs/>
+        </w:rPr>
+        <w:t>Repository pattern</w:t>
+      </w:r>
+      <w:r>
+        <w:t xml:space="preserve"> </w:t>
+      </w:r>
+      <w:r>
+        <w:t>to actively store and serve data like event logs during offline periods, with synchronization only occurring when connectivity is restored.</w:t>
+      </w:r>
     </w:p>
     <w:p/>
     <w:p>
       <w:pPr>
         <w:pStyle w:val="Heading3"/>
         <w:rPr>
-          <w:i/>
-          <w:iCs/>
-          <w:lang w:val="en-US"/>
-        </w:rPr>
-      </w:pPr>
-      <w:bookmarkStart w:id="20" w:name="_Toc211592063"/>
-      <w:r>
-        <w:rPr>
-          <w:i/>
-          <w:iCs/>
-          <w:lang w:val="en-US"/>
-        </w:rPr>
+          <w:b/>
+          <w:bCs/>
+          <w:u w:val="single"/>
+        </w:rPr>
+      </w:pPr>
+      <w:bookmarkStart w:id="40" w:name="_Toc211592068"/>
+      <w:bookmarkStart w:id="41" w:name="_Toc211620970"/>
+      <w:r>
+        <w:rPr>
+          <w:b/>
+          <w:bCs/>
+          <w:u w:val="single"/>
+          <w:lang w:val="en-US"/>
+        </w:rPr>
+        <w:t xml:space="preserve">1.4.4 </w:t>
+      </w:r>
+      <w:r>
+        <w:rPr>
+          <w:b/>
+          <w:bCs/>
+          <w:u w:val="single"/>
+        </w:rPr>
+        <w:t>Storing User Images and Overcoming Firebase Storage Limits</w:t>
+      </w:r>
+      <w:bookmarkEnd w:id="40"/>
+      <w:bookmarkEnd w:id="41"/>
+    </w:p>
+    <w:p/>
+    <w:p>
+      <w:pPr>
+        <w:pStyle w:val="Heading4"/>
+      </w:pPr>
+      <w:bookmarkStart w:id="42" w:name="_Toc211592069"/>
+      <w:r>
         <w:t>Problem</w:t>
       </w:r>
-      <w:bookmarkEnd w:id="20"/>
-    </w:p>
-    <w:p>
-      <w:pPr>
-        <w:jc w:val="both"/>
-      </w:pPr>
-      <w:r>
-        <w:t xml:space="preserve">Throughout the development phase, particularly when transitioning between personal and campus workstations, we frequently encountered </w:t>
+      <w:bookmarkEnd w:id="42"/>
+    </w:p>
+    <w:p>
+      <w:r>
+        <w:t xml:space="preserve">We faced a logistical hurdle regarding the storage of large binary data, specifically user-uploaded pool images, necessary for both pool owners and service providers. While Cloud Firestore is ideal for transactional data, it is not designed to store images. Images must be stored in </w:t>
       </w:r>
       <w:r>
         <w:rPr>
           <w:bCs/>
         </w:rPr>
-        <w:t>Git merge conflicts</w:t>
+        <w:t>Firebase Cloud Storage Buckets</w:t>
       </w:r>
       <w:r>
         <w:t>.</w:t>
       </w:r>
       <w:r>
-        <w:t xml:space="preserve"> These were usually due to us forgetting to pull the latest changes or commit local modifications before switching work environments. While our system utilized separate development and production branches, human error caused these inconsistencies in the local environment, leading to frustrating conflicts upon attempting a final push or merge.</w:t>
-      </w:r>
-    </w:p>
-    <w:p>
-      <w:pPr>
-        <w:jc w:val="both"/>
-      </w:pPr>
-    </w:p>
-    <w:p>
-      <w:pPr>
-        <w:pStyle w:val="Heading3"/>
-        <w:rPr>
-          <w:i/>
-          <w:iCs/>
-          <w:lang w:val="en-US"/>
-        </w:rPr>
-      </w:pPr>
-      <w:bookmarkStart w:id="21" w:name="_Toc211592064"/>
-      <w:r>
-        <w:rPr>
-          <w:i/>
-          <w:iCs/>
-        </w:rPr>
+        <w:t xml:space="preserve"> The free tier of Firebase Storage imposes rate limits and bandwidth restrictions, which, combined with the administrative requirement of linking a credit card for initial configuration even for the free tier, presented a barrier since the project is currently unfunded.</w:t>
+      </w:r>
+    </w:p>
+    <w:p/>
+    <w:p>
+      <w:pPr>
+        <w:pStyle w:val="Heading4"/>
+      </w:pPr>
+      <w:bookmarkStart w:id="43" w:name="_Toc211592070"/>
+      <w:r>
+        <w:lastRenderedPageBreak/>
         <w:t>Solution</w:t>
       </w:r>
-      <w:bookmarkEnd w:id="21"/>
-    </w:p>
-    <w:p>
-      <w:pPr>
-        <w:jc w:val="both"/>
-      </w:pPr>
-      <w:r>
-        <w:t>To resolve these issues efficiently, we relied heavily on Git</w:t>
-      </w:r>
-      <w:r>
-        <w:t>Hub desktop</w:t>
-      </w:r>
-      <w:r>
-        <w:t xml:space="preserve">'s history tool. We would often use </w:t>
-      </w:r>
-      <w:r>
-        <w:t xml:space="preserve">the logs and check the differences </w:t>
-      </w:r>
-      <w:r>
-        <w:t>to precisely identify the conflicting changes. The common resolution involved checking out specific commits, comparing the applicable code fragments manually, and then compiling the required changes into a single, converged version. This rigorous manual process, while time-consuming, ensured no critical logic was accidentally discarded.</w:t>
-      </w:r>
-    </w:p>
-    <w:p>
-      <w:pPr>
-        <w:jc w:val="both"/>
-      </w:pPr>
-    </w:p>
-    <w:p>
-      <w:pPr>
-        <w:jc w:val="both"/>
-      </w:pPr>
-    </w:p>
-    <w:p>
-      <w:pPr>
-        <w:jc w:val="both"/>
-        <w:rPr>
-          <w:lang w:val="en-US"/>
-        </w:rPr>
-      </w:pPr>
-    </w:p>
-    <w:p>
-      <w:pPr>
-        <w:pStyle w:val="Heading2"/>
-      </w:pPr>
-      <w:bookmarkStart w:id="22" w:name="_Toc211592065"/>
-      <w:r>
-        <w:rPr>
-          <w:lang w:val="en-US"/>
-        </w:rPr>
-        <w:lastRenderedPageBreak/>
-        <w:t>1.4.</w:t>
-      </w:r>
-      <w:r>
-        <w:rPr>
-          <w:lang w:val="en-US"/>
-        </w:rPr>
-        <w:t>3</w:t>
-      </w:r>
-      <w:r>
-        <w:rPr>
-          <w:lang w:val="en-US"/>
-        </w:rPr>
-        <w:t xml:space="preserve"> </w:t>
-      </w:r>
-      <w:r>
-        <w:t>Data Dependency and Implementation of Offline Capabilities</w:t>
-      </w:r>
-      <w:bookmarkEnd w:id="22"/>
-    </w:p>
-    <w:p>
-      <w:pPr>
-        <w:rPr>
-          <w:lang w:val="en-US"/>
-        </w:rPr>
-      </w:pPr>
-    </w:p>
-    <w:p>
-      <w:pPr>
-        <w:pStyle w:val="Heading3"/>
-        <w:rPr>
-          <w:i/>
-          <w:iCs/>
-          <w:lang w:val="en-US"/>
-        </w:rPr>
-      </w:pPr>
-      <w:bookmarkStart w:id="23" w:name="_Toc211592066"/>
-      <w:r>
-        <w:rPr>
-          <w:i/>
-          <w:iCs/>
-          <w:lang w:val="en-US"/>
-        </w:rPr>
-        <w:t>Problem</w:t>
-      </w:r>
-      <w:bookmarkEnd w:id="23"/>
-    </w:p>
-    <w:p>
-      <w:r>
-        <w:t xml:space="preserve">A persistent challenge has been managing the application's reliance on a stable internet connection. While Firebase is </w:t>
-      </w:r>
-      <w:r>
-        <w:t>strong</w:t>
-      </w:r>
-      <w:r>
-        <w:t xml:space="preserve">, users need to view recent pool logs or maintenance schedules even when temporarily offline </w:t>
-      </w:r>
-      <w:r>
-        <w:t>.</w:t>
-      </w:r>
-      <w:r>
-        <w:t>Achieving a complete, reliable offline-first state is complex due to the asynchronous nature of</w:t>
-      </w:r>
-      <w:r>
-        <w:t xml:space="preserve"> Fibebase</w:t>
-      </w:r>
-      <w:r>
-        <w:t xml:space="preserve"> Firestore's data synchronization.</w:t>
-      </w:r>
-    </w:p>
-    <w:p/>
-    <w:p>
-      <w:pPr>
-        <w:pStyle w:val="Heading3"/>
-        <w:rPr>
-          <w:i/>
-          <w:iCs/>
-          <w:lang w:val="en-US"/>
-        </w:rPr>
-      </w:pPr>
-      <w:bookmarkStart w:id="24" w:name="_Toc211592067"/>
-      <w:r>
-        <w:rPr>
-          <w:i/>
-          <w:iCs/>
-        </w:rPr>
-        <w:t>Solution</w:t>
-      </w:r>
-      <w:bookmarkEnd w:id="24"/>
-    </w:p>
-    <w:p>
-      <w:r>
-        <w:t xml:space="preserve">Our current strategy focuses on </w:t>
-      </w:r>
-      <w:r>
-        <w:rPr>
-          <w:bCs/>
-        </w:rPr>
-        <w:t>managing cache dependency</w:t>
-      </w:r>
-      <w:r>
-        <w:t>.</w:t>
-      </w:r>
-      <w:r>
-        <w:t xml:space="preserve"> We utilize Firestore's built-in offline capabilities, which allow the app to cache data it has recently accessed while online. This provides limited offline functionality. For future iterations, the goal is to implement a more comprehensive cache-management layer</w:t>
-      </w:r>
-      <w:r>
-        <w:t xml:space="preserve"> </w:t>
-      </w:r>
-      <w:r>
-        <w:t xml:space="preserve">potentially using the </w:t>
-      </w:r>
-      <w:r>
-        <w:rPr>
-          <w:bCs/>
-        </w:rPr>
-        <w:t>Repository pattern</w:t>
-      </w:r>
-      <w:r>
-        <w:t xml:space="preserve"> </w:t>
-      </w:r>
-      <w:r>
-        <w:t>to actively store and serve data like event logs during offline periods, with synchronization only occurring when connectivity is restored.</w:t>
-      </w:r>
-    </w:p>
-    <w:p/>
-    <w:p>
-      <w:pPr>
-        <w:pStyle w:val="Heading2"/>
-      </w:pPr>
-      <w:bookmarkStart w:id="25" w:name="_Toc211592068"/>
-      <w:r>
-        <w:rPr>
-          <w:lang w:val="en-US"/>
-        </w:rPr>
-        <w:t>1.4.</w:t>
-      </w:r>
-      <w:r>
-        <w:rPr>
-          <w:lang w:val="en-US"/>
-        </w:rPr>
-        <w:t xml:space="preserve">4 </w:t>
-      </w:r>
-      <w:r>
-        <w:t>Storing User Images and Overcoming Firebase Storage Limits</w:t>
-      </w:r>
-      <w:bookmarkEnd w:id="25"/>
-    </w:p>
-    <w:p/>
-    <w:p>
-      <w:pPr>
-        <w:pStyle w:val="Heading3"/>
-        <w:rPr>
-          <w:i/>
-          <w:iCs/>
-        </w:rPr>
-      </w:pPr>
-      <w:bookmarkStart w:id="26" w:name="_Toc211592069"/>
-      <w:r>
-        <w:rPr>
-          <w:i/>
-          <w:iCs/>
-        </w:rPr>
-        <w:t>Problem</w:t>
-      </w:r>
-      <w:bookmarkEnd w:id="26"/>
-    </w:p>
-    <w:p>
-      <w:r>
-        <w:t xml:space="preserve">We faced a logistical hurdle regarding the storage of large binary data, specifically user-uploaded pool images, necessary for both pool owners and service providers. While Cloud Firestore is ideal for transactional data, it is not designed to store images. Images must be stored in </w:t>
-      </w:r>
-      <w:r>
-        <w:rPr>
-          <w:bCs/>
-        </w:rPr>
-        <w:t>Firebase Cloud Storage Buckets</w:t>
-      </w:r>
-      <w:r>
-        <w:t>.</w:t>
-      </w:r>
-      <w:r>
-        <w:t xml:space="preserve"> The free tier of Firebase Storage imposes rate limits and bandwidth restrictions, which, combined with the administrative requirement of linking a credit card for initial configuration even for the free tier, presented a barrier since the project is currently unfunded.</w:t>
-      </w:r>
-    </w:p>
-    <w:p/>
-    <w:p>
-      <w:pPr>
-        <w:pStyle w:val="Heading3"/>
-        <w:rPr>
-          <w:i/>
-          <w:iCs/>
-        </w:rPr>
-      </w:pPr>
-      <w:bookmarkStart w:id="27" w:name="_Toc211592070"/>
-      <w:r>
-        <w:rPr>
-          <w:i/>
-          <w:iCs/>
-        </w:rPr>
-        <w:t>Solution</w:t>
-      </w:r>
-      <w:bookmarkEnd w:id="27"/>
+      <w:bookmarkEnd w:id="43"/>
     </w:p>
     <w:p>
       <w:r>
@@ -2668,7 +5778,19 @@
         </w:numPr>
       </w:pPr>
       <w:r>
-        <w:t>This URL (not the image itself) is stored in the corresponding pool document in Cloud Firestore.</w:t>
+        <w:t>This URL</w:t>
+      </w:r>
+      <w:r>
+        <w:t xml:space="preserve">, </w:t>
+      </w:r>
+      <w:r>
+        <w:t>not the image itself</w:t>
+      </w:r>
+      <w:r>
+        <w:t>,</w:t>
+      </w:r>
+      <w:r>
+        <w:t xml:space="preserve"> is stored in the corresponding pool document in Cloud Firestore.</w:t>
       </w:r>
     </w:p>
     <w:p>
@@ -2704,8 +5826,8 @@
       </w:pPr>
     </w:p>
     <w:sectPr>
-      <w:footerReference w:type="default" r:id="rId14"/>
-      <w:footerReference w:type="first" r:id="rId15"/>
+      <w:footerReference w:type="default" r:id="rId16"/>
+      <w:footerReference w:type="first" r:id="rId17"/>
       <w:pgSz w:w="11900" w:h="16840"/>
       <w:pgMar w:top="1440" w:right="1440" w:bottom="1440" w:left="1440" w:header="708" w:footer="708" w:gutter="0"/>
       <w:pgNumType w:start="1"/>
@@ -2718,7 +5840,7 @@
 </file>
 
 <file path=word/endnotes.xml><?xml version="1.0" encoding="utf-8"?>
-<w:endnotes xmlns:wpc="http://schemas.microsoft.com/office/word/2010/wordprocessingCanvas" xmlns:cx="http://schemas.microsoft.com/office/drawing/2014/chartex" xmlns:cx1="http://schemas.microsoft.com/office/drawing/2015/9/8/chartex" xmlns:cx2="http://schemas.microsoft.com/office/drawing/2015/10/21/chartex" xmlns:cx3="http://schemas.microsoft.com/office/drawing/2016/5/9/chartex" xmlns:cx4="http://schemas.microsoft.com/office/drawing/2016/5/10/chartex" xmlns:cx5="http://schemas.microsoft.com/office/drawing/2016/5/11/chartex" xmlns:cx6="http://schemas.microsoft.com/office/drawing/2016/5/12/chartex" xmlns:cx7="http://schemas.microsoft.com/office/drawing/2016/5/13/chartex" xmlns:cx8="http://schemas.microsoft.com/office/drawing/2016/5/14/chartex" xmlns:mc="http://schemas.openxmlformats.org/markup-compatibility/2006" xmlns:aink="http://schemas.microsoft.com/office/drawing/2016/ink" xmlns:am3d="http://schemas.microsoft.com/office/drawing/2017/model3d" xmlns:o="urn:schemas-microsoft-com:office:office" xmlns:oel="http://schemas.microsoft.com/office/2019/extlst" xmlns:r="http://schemas.openxmlformats.org/officeDocument/2006/relationships" xmlns:m="http://schemas.openxmlformats.org/officeDocument/2006/math" xmlns:v="urn:schemas-microsoft-com:vml" xmlns:wp14="http://schemas.microsoft.com/office/word/2010/wordprocessingDrawing" xmlns:wp="http://schemas.openxmlformats.org/drawingml/2006/wordprocessingDrawing" xmlns:w10="urn:schemas-microsoft-com:office:word" xmlns:w="http://schemas.openxmlformats.org/wordprocessingml/2006/main" xmlns:w14="http://schemas.microsoft.com/office/word/2010/wordml" xmlns:w15="http://schemas.microsoft.com/office/word/2012/wordml" xmlns:w16cex="http://schemas.microsoft.com/office/word/2018/wordml/cex" xmlns:w16cid="http://schemas.microsoft.com/office/word/2016/wordml/cid" xmlns:w16="http://schemas.microsoft.com/office/word/2018/wordml" xmlns:w16du="http://schemas.microsoft.com/office/word/2023/wordml/word16du" xmlns:w16sdtdh="http://schemas.microsoft.com/office/word/2020/wordml/sdtdatahash" xmlns:w16sdtfl="http://schemas.microsoft.com/office/word/2024/wordml/sdtformatlock" xmlns:w16se="http://schemas.microsoft.com/office/word/2015/wordml/symex" xmlns:wpg="http://schemas.microsoft.com/office/word/2010/wordprocessingGroup" xmlns:wpi="http://schemas.microsoft.com/office/word/2010/wordprocessingInk" xmlns:wne="http://schemas.microsoft.com/office/word/2006/wordml" xmlns:wps="http://schemas.microsoft.com/office/word/2010/wordprocessingShape" mc:Ignorable="w14 w15 w16se w16cid w16 w16cex w16sdtdh w16sdtfl w16du wp14">
+<w:endnotes xmlns:wpc="http://schemas.microsoft.com/office/word/2010/wordprocessingCanvas" xmlns:cx="http://schemas.microsoft.com/office/drawing/2014/chartex" xmlns:cx1="http://schemas.microsoft.com/office/drawing/2015/9/8/chartex" xmlns:cx2="http://schemas.microsoft.com/office/drawing/2015/10/21/chartex" xmlns:cx3="http://schemas.microsoft.com/office/drawing/2016/5/9/chartex" xmlns:cx4="http://schemas.microsoft.com/office/drawing/2016/5/10/chartex" xmlns:cx5="http://schemas.microsoft.com/office/drawing/2016/5/11/chartex" xmlns:cx6="http://schemas.microsoft.com/office/drawing/2016/5/12/chartex" xmlns:cx7="http://schemas.microsoft.com/office/drawing/2016/5/13/chartex" xmlns:cx8="http://schemas.microsoft.com/office/drawing/2016/5/14/chartex" xmlns:mc="http://schemas.openxmlformats.org/markup-compatibility/2006" xmlns:aink="http://schemas.microsoft.com/office/drawing/2016/ink" xmlns:am3d="http://schemas.microsoft.com/office/drawing/2017/model3d" xmlns:o="urn:schemas-microsoft-com:office:office" xmlns:r="http://schemas.openxmlformats.org/officeDocument/2006/relationships" xmlns:m="http://schemas.openxmlformats.org/officeDocument/2006/math" xmlns:v="urn:schemas-microsoft-com:vml" xmlns:wp14="http://schemas.microsoft.com/office/word/2010/wordprocessingDrawing" xmlns:wp="http://schemas.openxmlformats.org/drawingml/2006/wordprocessingDrawing" xmlns:w10="urn:schemas-microsoft-com:office:word" xmlns:w="http://schemas.openxmlformats.org/wordprocessingml/2006/main" xmlns:w14="http://schemas.microsoft.com/office/word/2010/wordml" xmlns:w15="http://schemas.microsoft.com/office/word/2012/wordml" xmlns:w16cex="http://schemas.microsoft.com/office/word/2018/wordml/cex" xmlns:w16cid="http://schemas.microsoft.com/office/word/2016/wordml/cid" xmlns:w16="http://schemas.microsoft.com/office/word/2018/wordml" xmlns:w16sdtdh="http://schemas.microsoft.com/office/word/2020/wordml/sdtdatahash" xmlns:w16se="http://schemas.microsoft.com/office/word/2015/wordml/symex" xmlns:wpg="http://schemas.microsoft.com/office/word/2010/wordprocessingGroup" xmlns:wpi="http://schemas.microsoft.com/office/word/2010/wordprocessingInk" xmlns:wne="http://schemas.microsoft.com/office/word/2006/wordml" xmlns:wps="http://schemas.microsoft.com/office/word/2010/wordprocessingShape" mc:Ignorable="w14 w15 w16se w16cid w16 w16cex w16sdtdh wp14">
   <w:endnote w:type="separator" w:id="-1">
     <w:p>
       <w:r>
@@ -2737,7 +5859,7 @@
 </file>
 
 <file path=word/footer1.xml><?xml version="1.0" encoding="utf-8"?>
-<w:ftr xmlns:wpc="http://schemas.microsoft.com/office/word/2010/wordprocessingCanvas" xmlns:cx="http://schemas.microsoft.com/office/drawing/2014/chartex" xmlns:cx1="http://schemas.microsoft.com/office/drawing/2015/9/8/chartex" xmlns:cx2="http://schemas.microsoft.com/office/drawing/2015/10/21/chartex" xmlns:cx3="http://schemas.microsoft.com/office/drawing/2016/5/9/chartex" xmlns:cx4="http://schemas.microsoft.com/office/drawing/2016/5/10/chartex" xmlns:cx5="http://schemas.microsoft.com/office/drawing/2016/5/11/chartex" xmlns:cx6="http://schemas.microsoft.com/office/drawing/2016/5/12/chartex" xmlns:cx7="http://schemas.microsoft.com/office/drawing/2016/5/13/chartex" xmlns:cx8="http://schemas.microsoft.com/office/drawing/2016/5/14/chartex" xmlns:mc="http://schemas.openxmlformats.org/markup-compatibility/2006" xmlns:aink="http://schemas.microsoft.com/office/drawing/2016/ink" xmlns:am3d="http://schemas.microsoft.com/office/drawing/2017/model3d" xmlns:o="urn:schemas-microsoft-com:office:office" xmlns:oel="http://schemas.microsoft.com/office/2019/extlst" xmlns:r="http://schemas.openxmlformats.org/officeDocument/2006/relationships" xmlns:m="http://schemas.openxmlformats.org/officeDocument/2006/math" xmlns:v="urn:schemas-microsoft-com:vml" xmlns:wp14="http://schemas.microsoft.com/office/word/2010/wordprocessingDrawing" xmlns:wp="http://schemas.openxmlformats.org/drawingml/2006/wordprocessingDrawing" xmlns:w10="urn:schemas-microsoft-com:office:word" xmlns:w="http://schemas.openxmlformats.org/wordprocessingml/2006/main" xmlns:w14="http://schemas.microsoft.com/office/word/2010/wordml" xmlns:w15="http://schemas.microsoft.com/office/word/2012/wordml" xmlns:w16cex="http://schemas.microsoft.com/office/word/2018/wordml/cex" xmlns:w16cid="http://schemas.microsoft.com/office/word/2016/wordml/cid" xmlns:w16="http://schemas.microsoft.com/office/word/2018/wordml" xmlns:w16du="http://schemas.microsoft.com/office/word/2023/wordml/word16du" xmlns:w16sdtdh="http://schemas.microsoft.com/office/word/2020/wordml/sdtdatahash" xmlns:w16sdtfl="http://schemas.microsoft.com/office/word/2024/wordml/sdtformatlock" xmlns:w16se="http://schemas.microsoft.com/office/word/2015/wordml/symex" xmlns:wpg="http://schemas.microsoft.com/office/word/2010/wordprocessingGroup" xmlns:wpi="http://schemas.microsoft.com/office/word/2010/wordprocessingInk" xmlns:wne="http://schemas.microsoft.com/office/word/2006/wordml" xmlns:wps="http://schemas.microsoft.com/office/word/2010/wordprocessingShape" mc:Ignorable="w14 w15 w16se w16cid w16 w16cex w16sdtdh w16sdtfl w16du wp14">
+<w:ftr xmlns:wpc="http://schemas.microsoft.com/office/word/2010/wordprocessingCanvas" xmlns:cx="http://schemas.microsoft.com/office/drawing/2014/chartex" xmlns:cx1="http://schemas.microsoft.com/office/drawing/2015/9/8/chartex" xmlns:cx2="http://schemas.microsoft.com/office/drawing/2015/10/21/chartex" xmlns:cx3="http://schemas.microsoft.com/office/drawing/2016/5/9/chartex" xmlns:cx4="http://schemas.microsoft.com/office/drawing/2016/5/10/chartex" xmlns:cx5="http://schemas.microsoft.com/office/drawing/2016/5/11/chartex" xmlns:cx6="http://schemas.microsoft.com/office/drawing/2016/5/12/chartex" xmlns:cx7="http://schemas.microsoft.com/office/drawing/2016/5/13/chartex" xmlns:cx8="http://schemas.microsoft.com/office/drawing/2016/5/14/chartex" xmlns:mc="http://schemas.openxmlformats.org/markup-compatibility/2006" xmlns:aink="http://schemas.microsoft.com/office/drawing/2016/ink" xmlns:am3d="http://schemas.microsoft.com/office/drawing/2017/model3d" xmlns:o="urn:schemas-microsoft-com:office:office" xmlns:r="http://schemas.openxmlformats.org/officeDocument/2006/relationships" xmlns:m="http://schemas.openxmlformats.org/officeDocument/2006/math" xmlns:v="urn:schemas-microsoft-com:vml" xmlns:wp14="http://schemas.microsoft.com/office/word/2010/wordprocessingDrawing" xmlns:wp="http://schemas.openxmlformats.org/drawingml/2006/wordprocessingDrawing" xmlns:w10="urn:schemas-microsoft-com:office:word" xmlns:w="http://schemas.openxmlformats.org/wordprocessingml/2006/main" xmlns:w14="http://schemas.microsoft.com/office/word/2010/wordml" xmlns:w15="http://schemas.microsoft.com/office/word/2012/wordml" xmlns:w16cex="http://schemas.microsoft.com/office/word/2018/wordml/cex" xmlns:w16cid="http://schemas.microsoft.com/office/word/2016/wordml/cid" xmlns:w16="http://schemas.microsoft.com/office/word/2018/wordml" xmlns:w16sdtdh="http://schemas.microsoft.com/office/word/2020/wordml/sdtdatahash" xmlns:w16se="http://schemas.microsoft.com/office/word/2015/wordml/symex" xmlns:wpg="http://schemas.microsoft.com/office/word/2010/wordprocessingGroup" xmlns:wpi="http://schemas.microsoft.com/office/word/2010/wordprocessingInk" xmlns:wne="http://schemas.microsoft.com/office/word/2006/wordml" xmlns:wps="http://schemas.microsoft.com/office/word/2010/wordprocessingShape" mc:Ignorable="w14 w15 w16se w16cid w16 w16cex w16sdtdh wp14">
   <w:sdt>
     <w:sdtPr>
       <w:id w:val="-1767219425"/>
@@ -2790,7 +5912,7 @@
 </file>
 
 <file path=word/footer2.xml><?xml version="1.0" encoding="utf-8"?>
-<w:ftr xmlns:wpc="http://schemas.microsoft.com/office/word/2010/wordprocessingCanvas" xmlns:cx="http://schemas.microsoft.com/office/drawing/2014/chartex" xmlns:cx1="http://schemas.microsoft.com/office/drawing/2015/9/8/chartex" xmlns:cx2="http://schemas.microsoft.com/office/drawing/2015/10/21/chartex" xmlns:cx3="http://schemas.microsoft.com/office/drawing/2016/5/9/chartex" xmlns:cx4="http://schemas.microsoft.com/office/drawing/2016/5/10/chartex" xmlns:cx5="http://schemas.microsoft.com/office/drawing/2016/5/11/chartex" xmlns:cx6="http://schemas.microsoft.com/office/drawing/2016/5/12/chartex" xmlns:cx7="http://schemas.microsoft.com/office/drawing/2016/5/13/chartex" xmlns:cx8="http://schemas.microsoft.com/office/drawing/2016/5/14/chartex" xmlns:mc="http://schemas.openxmlformats.org/markup-compatibility/2006" xmlns:aink="http://schemas.microsoft.com/office/drawing/2016/ink" xmlns:am3d="http://schemas.microsoft.com/office/drawing/2017/model3d" xmlns:o="urn:schemas-microsoft-com:office:office" xmlns:oel="http://schemas.microsoft.com/office/2019/extlst" xmlns:r="http://schemas.openxmlformats.org/officeDocument/2006/relationships" xmlns:m="http://schemas.openxmlformats.org/officeDocument/2006/math" xmlns:v="urn:schemas-microsoft-com:vml" xmlns:wp14="http://schemas.microsoft.com/office/word/2010/wordprocessingDrawing" xmlns:wp="http://schemas.openxmlformats.org/drawingml/2006/wordprocessingDrawing" xmlns:w10="urn:schemas-microsoft-com:office:word" xmlns:w="http://schemas.openxmlformats.org/wordprocessingml/2006/main" xmlns:w14="http://schemas.microsoft.com/office/word/2010/wordml" xmlns:w15="http://schemas.microsoft.com/office/word/2012/wordml" xmlns:w16cex="http://schemas.microsoft.com/office/word/2018/wordml/cex" xmlns:w16cid="http://schemas.microsoft.com/office/word/2016/wordml/cid" xmlns:w16="http://schemas.microsoft.com/office/word/2018/wordml" xmlns:w16du="http://schemas.microsoft.com/office/word/2023/wordml/word16du" xmlns:w16sdtdh="http://schemas.microsoft.com/office/word/2020/wordml/sdtdatahash" xmlns:w16sdtfl="http://schemas.microsoft.com/office/word/2024/wordml/sdtformatlock" xmlns:w16se="http://schemas.microsoft.com/office/word/2015/wordml/symex" xmlns:wpg="http://schemas.microsoft.com/office/word/2010/wordprocessingGroup" xmlns:wpi="http://schemas.microsoft.com/office/word/2010/wordprocessingInk" xmlns:wne="http://schemas.microsoft.com/office/word/2006/wordml" xmlns:wps="http://schemas.microsoft.com/office/word/2010/wordprocessingShape" mc:Ignorable="w14 w15 w16se w16cid w16 w16cex w16sdtdh w16sdtfl w16du wp14">
+<w:ftr xmlns:wpc="http://schemas.microsoft.com/office/word/2010/wordprocessingCanvas" xmlns:cx="http://schemas.microsoft.com/office/drawing/2014/chartex" xmlns:cx1="http://schemas.microsoft.com/office/drawing/2015/9/8/chartex" xmlns:cx2="http://schemas.microsoft.com/office/drawing/2015/10/21/chartex" xmlns:cx3="http://schemas.microsoft.com/office/drawing/2016/5/9/chartex" xmlns:cx4="http://schemas.microsoft.com/office/drawing/2016/5/10/chartex" xmlns:cx5="http://schemas.microsoft.com/office/drawing/2016/5/11/chartex" xmlns:cx6="http://schemas.microsoft.com/office/drawing/2016/5/12/chartex" xmlns:cx7="http://schemas.microsoft.com/office/drawing/2016/5/13/chartex" xmlns:cx8="http://schemas.microsoft.com/office/drawing/2016/5/14/chartex" xmlns:mc="http://schemas.openxmlformats.org/markup-compatibility/2006" xmlns:aink="http://schemas.microsoft.com/office/drawing/2016/ink" xmlns:am3d="http://schemas.microsoft.com/office/drawing/2017/model3d" xmlns:o="urn:schemas-microsoft-com:office:office" xmlns:r="http://schemas.openxmlformats.org/officeDocument/2006/relationships" xmlns:m="http://schemas.openxmlformats.org/officeDocument/2006/math" xmlns:v="urn:schemas-microsoft-com:vml" xmlns:wp14="http://schemas.microsoft.com/office/word/2010/wordprocessingDrawing" xmlns:wp="http://schemas.openxmlformats.org/drawingml/2006/wordprocessingDrawing" xmlns:w10="urn:schemas-microsoft-com:office:word" xmlns:w="http://schemas.openxmlformats.org/wordprocessingml/2006/main" xmlns:w14="http://schemas.microsoft.com/office/word/2010/wordml" xmlns:w15="http://schemas.microsoft.com/office/word/2012/wordml" xmlns:w16cex="http://schemas.microsoft.com/office/word/2018/wordml/cex" xmlns:w16cid="http://schemas.microsoft.com/office/word/2016/wordml/cid" xmlns:w16="http://schemas.microsoft.com/office/word/2018/wordml" xmlns:w16sdtdh="http://schemas.microsoft.com/office/word/2020/wordml/sdtdatahash" xmlns:w16se="http://schemas.microsoft.com/office/word/2015/wordml/symex" xmlns:wpg="http://schemas.microsoft.com/office/word/2010/wordprocessingGroup" xmlns:wpi="http://schemas.microsoft.com/office/word/2010/wordprocessingInk" xmlns:wne="http://schemas.microsoft.com/office/word/2006/wordml" xmlns:wps="http://schemas.microsoft.com/office/word/2010/wordprocessingShape" mc:Ignorable="w14 w15 w16se w16cid w16 w16cex w16sdtdh wp14">
   <w:sdt>
     <w:sdtPr>
       <w:id w:val="-383260592"/>
@@ -2843,7 +5965,7 @@
 </file>
 
 <file path=word/footnotes.xml><?xml version="1.0" encoding="utf-8"?>
-<w:footnotes xmlns:wpc="http://schemas.microsoft.com/office/word/2010/wordprocessingCanvas" xmlns:cx="http://schemas.microsoft.com/office/drawing/2014/chartex" xmlns:cx1="http://schemas.microsoft.com/office/drawing/2015/9/8/chartex" xmlns:cx2="http://schemas.microsoft.com/office/drawing/2015/10/21/chartex" xmlns:cx3="http://schemas.microsoft.com/office/drawing/2016/5/9/chartex" xmlns:cx4="http://schemas.microsoft.com/office/drawing/2016/5/10/chartex" xmlns:cx5="http://schemas.microsoft.com/office/drawing/2016/5/11/chartex" xmlns:cx6="http://schemas.microsoft.com/office/drawing/2016/5/12/chartex" xmlns:cx7="http://schemas.microsoft.com/office/drawing/2016/5/13/chartex" xmlns:cx8="http://schemas.microsoft.com/office/drawing/2016/5/14/chartex" xmlns:mc="http://schemas.openxmlformats.org/markup-compatibility/2006" xmlns:aink="http://schemas.microsoft.com/office/drawing/2016/ink" xmlns:am3d="http://schemas.microsoft.com/office/drawing/2017/model3d" xmlns:o="urn:schemas-microsoft-com:office:office" xmlns:oel="http://schemas.microsoft.com/office/2019/extlst" xmlns:r="http://schemas.openxmlformats.org/officeDocument/2006/relationships" xmlns:m="http://schemas.openxmlformats.org/officeDocument/2006/math" xmlns:v="urn:schemas-microsoft-com:vml" xmlns:wp14="http://schemas.microsoft.com/office/word/2010/wordprocessingDrawing" xmlns:wp="http://schemas.openxmlformats.org/drawingml/2006/wordprocessingDrawing" xmlns:w10="urn:schemas-microsoft-com:office:word" xmlns:w="http://schemas.openxmlformats.org/wordprocessingml/2006/main" xmlns:w14="http://schemas.microsoft.com/office/word/2010/wordml" xmlns:w15="http://schemas.microsoft.com/office/word/2012/wordml" xmlns:w16cex="http://schemas.microsoft.com/office/word/2018/wordml/cex" xmlns:w16cid="http://schemas.microsoft.com/office/word/2016/wordml/cid" xmlns:w16="http://schemas.microsoft.com/office/word/2018/wordml" xmlns:w16du="http://schemas.microsoft.com/office/word/2023/wordml/word16du" xmlns:w16sdtdh="http://schemas.microsoft.com/office/word/2020/wordml/sdtdatahash" xmlns:w16sdtfl="http://schemas.microsoft.com/office/word/2024/wordml/sdtformatlock" xmlns:w16se="http://schemas.microsoft.com/office/word/2015/wordml/symex" xmlns:wpg="http://schemas.microsoft.com/office/word/2010/wordprocessingGroup" xmlns:wpi="http://schemas.microsoft.com/office/word/2010/wordprocessingInk" xmlns:wne="http://schemas.microsoft.com/office/word/2006/wordml" xmlns:wps="http://schemas.microsoft.com/office/word/2010/wordprocessingShape" mc:Ignorable="w14 w15 w16se w16cid w16 w16cex w16sdtdh w16sdtfl w16du wp14">
+<w:footnotes xmlns:wpc="http://schemas.microsoft.com/office/word/2010/wordprocessingCanvas" xmlns:cx="http://schemas.microsoft.com/office/drawing/2014/chartex" xmlns:cx1="http://schemas.microsoft.com/office/drawing/2015/9/8/chartex" xmlns:cx2="http://schemas.microsoft.com/office/drawing/2015/10/21/chartex" xmlns:cx3="http://schemas.microsoft.com/office/drawing/2016/5/9/chartex" xmlns:cx4="http://schemas.microsoft.com/office/drawing/2016/5/10/chartex" xmlns:cx5="http://schemas.microsoft.com/office/drawing/2016/5/11/chartex" xmlns:cx6="http://schemas.microsoft.com/office/drawing/2016/5/12/chartex" xmlns:cx7="http://schemas.microsoft.com/office/drawing/2016/5/13/chartex" xmlns:cx8="http://schemas.microsoft.com/office/drawing/2016/5/14/chartex" xmlns:mc="http://schemas.openxmlformats.org/markup-compatibility/2006" xmlns:aink="http://schemas.microsoft.com/office/drawing/2016/ink" xmlns:am3d="http://schemas.microsoft.com/office/drawing/2017/model3d" xmlns:o="urn:schemas-microsoft-com:office:office" xmlns:r="http://schemas.openxmlformats.org/officeDocument/2006/relationships" xmlns:m="http://schemas.openxmlformats.org/officeDocument/2006/math" xmlns:v="urn:schemas-microsoft-com:vml" xmlns:wp14="http://schemas.microsoft.com/office/word/2010/wordprocessingDrawing" xmlns:wp="http://schemas.openxmlformats.org/drawingml/2006/wordprocessingDrawing" xmlns:w10="urn:schemas-microsoft-com:office:word" xmlns:w="http://schemas.openxmlformats.org/wordprocessingml/2006/main" xmlns:w14="http://schemas.microsoft.com/office/word/2010/wordml" xmlns:w15="http://schemas.microsoft.com/office/word/2012/wordml" xmlns:w16cex="http://schemas.microsoft.com/office/word/2018/wordml/cex" xmlns:w16cid="http://schemas.microsoft.com/office/word/2016/wordml/cid" xmlns:w16="http://schemas.microsoft.com/office/word/2018/wordml" xmlns:w16sdtdh="http://schemas.microsoft.com/office/word/2020/wordml/sdtdatahash" xmlns:w16se="http://schemas.microsoft.com/office/word/2015/wordml/symex" xmlns:wpg="http://schemas.microsoft.com/office/word/2010/wordprocessingGroup" xmlns:wpi="http://schemas.microsoft.com/office/word/2010/wordprocessingInk" xmlns:wne="http://schemas.microsoft.com/office/word/2006/wordml" xmlns:wps="http://schemas.microsoft.com/office/word/2010/wordprocessingShape" mc:Ignorable="w14 w15 w16se w16cid w16 w16cex w16sdtdh wp14">
   <w:footnote w:type="separator" w:id="-1">
     <w:p>
       <w:r>
@@ -2862,7 +5984,7 @@
 </file>
 
 <file path=word/numbering.xml><?xml version="1.0" encoding="utf-8"?>
-<w:numbering xmlns:wpc="http://schemas.microsoft.com/office/word/2010/wordprocessingCanvas" xmlns:cx="http://schemas.microsoft.com/office/drawing/2014/chartex" xmlns:cx1="http://schemas.microsoft.com/office/drawing/2015/9/8/chartex" xmlns:cx2="http://schemas.microsoft.com/office/drawing/2015/10/21/chartex" xmlns:cx3="http://schemas.microsoft.com/office/drawing/2016/5/9/chartex" xmlns:cx4="http://schemas.microsoft.com/office/drawing/2016/5/10/chartex" xmlns:cx5="http://schemas.microsoft.com/office/drawing/2016/5/11/chartex" xmlns:cx6="http://schemas.microsoft.com/office/drawing/2016/5/12/chartex" xmlns:cx7="http://schemas.microsoft.com/office/drawing/2016/5/13/chartex" xmlns:cx8="http://schemas.microsoft.com/office/drawing/2016/5/14/chartex" xmlns:mc="http://schemas.openxmlformats.org/markup-compatibility/2006" xmlns:aink="http://schemas.microsoft.com/office/drawing/2016/ink" xmlns:am3d="http://schemas.microsoft.com/office/drawing/2017/model3d" xmlns:o="urn:schemas-microsoft-com:office:office" xmlns:oel="http://schemas.microsoft.com/office/2019/extlst" xmlns:r="http://schemas.openxmlformats.org/officeDocument/2006/relationships" xmlns:m="http://schemas.openxmlformats.org/officeDocument/2006/math" xmlns:v="urn:schemas-microsoft-com:vml" xmlns:wp14="http://schemas.microsoft.com/office/word/2010/wordprocessingDrawing" xmlns:wp="http://schemas.openxmlformats.org/drawingml/2006/wordprocessingDrawing" xmlns:w10="urn:schemas-microsoft-com:office:word" xmlns:w="http://schemas.openxmlformats.org/wordprocessingml/2006/main" xmlns:w14="http://schemas.microsoft.com/office/word/2010/wordml" xmlns:w15="http://schemas.microsoft.com/office/word/2012/wordml" xmlns:w16cex="http://schemas.microsoft.com/office/word/2018/wordml/cex" xmlns:w16cid="http://schemas.microsoft.com/office/word/2016/wordml/cid" xmlns:w16="http://schemas.microsoft.com/office/word/2018/wordml" xmlns:w16du="http://schemas.microsoft.com/office/word/2023/wordml/word16du" xmlns:w16sdtdh="http://schemas.microsoft.com/office/word/2020/wordml/sdtdatahash" xmlns:w16sdtfl="http://schemas.microsoft.com/office/word/2024/wordml/sdtformatlock" xmlns:w16se="http://schemas.microsoft.com/office/word/2015/wordml/symex" xmlns:wpg="http://schemas.microsoft.com/office/word/2010/wordprocessingGroup" xmlns:wpi="http://schemas.microsoft.com/office/word/2010/wordprocessingInk" xmlns:wne="http://schemas.microsoft.com/office/word/2006/wordml" xmlns:wps="http://schemas.microsoft.com/office/word/2010/wordprocessingShape" mc:Ignorable="w14 w15 w16se w16cid w16 w16cex w16sdtdh w16sdtfl w16du wp14">
+<w:numbering xmlns:wpc="http://schemas.microsoft.com/office/word/2010/wordprocessingCanvas" xmlns:cx="http://schemas.microsoft.com/office/drawing/2014/chartex" xmlns:cx1="http://schemas.microsoft.com/office/drawing/2015/9/8/chartex" xmlns:cx2="http://schemas.microsoft.com/office/drawing/2015/10/21/chartex" xmlns:cx3="http://schemas.microsoft.com/office/drawing/2016/5/9/chartex" xmlns:cx4="http://schemas.microsoft.com/office/drawing/2016/5/10/chartex" xmlns:cx5="http://schemas.microsoft.com/office/drawing/2016/5/11/chartex" xmlns:cx6="http://schemas.microsoft.com/office/drawing/2016/5/12/chartex" xmlns:cx7="http://schemas.microsoft.com/office/drawing/2016/5/13/chartex" xmlns:cx8="http://schemas.microsoft.com/office/drawing/2016/5/14/chartex" xmlns:mc="http://schemas.openxmlformats.org/markup-compatibility/2006" xmlns:aink="http://schemas.microsoft.com/office/drawing/2016/ink" xmlns:am3d="http://schemas.microsoft.com/office/drawing/2017/model3d" xmlns:o="urn:schemas-microsoft-com:office:office" xmlns:r="http://schemas.openxmlformats.org/officeDocument/2006/relationships" xmlns:m="http://schemas.openxmlformats.org/officeDocument/2006/math" xmlns:v="urn:schemas-microsoft-com:vml" xmlns:wp14="http://schemas.microsoft.com/office/word/2010/wordprocessingDrawing" xmlns:wp="http://schemas.openxmlformats.org/drawingml/2006/wordprocessingDrawing" xmlns:w10="urn:schemas-microsoft-com:office:word" xmlns:w="http://schemas.openxmlformats.org/wordprocessingml/2006/main" xmlns:w14="http://schemas.microsoft.com/office/word/2010/wordml" xmlns:w15="http://schemas.microsoft.com/office/word/2012/wordml" xmlns:w16cex="http://schemas.microsoft.com/office/word/2018/wordml/cex" xmlns:w16cid="http://schemas.microsoft.com/office/word/2016/wordml/cid" xmlns:w16="http://schemas.microsoft.com/office/word/2018/wordml" xmlns:w16sdtdh="http://schemas.microsoft.com/office/word/2020/wordml/sdtdatahash" xmlns:w16se="http://schemas.microsoft.com/office/word/2015/wordml/symex" xmlns:wpg="http://schemas.microsoft.com/office/word/2010/wordprocessingGroup" xmlns:wpi="http://schemas.microsoft.com/office/word/2010/wordprocessingInk" xmlns:wne="http://schemas.microsoft.com/office/word/2006/wordml" xmlns:wps="http://schemas.microsoft.com/office/word/2010/wordprocessingShape" mc:Ignorable="w14 w15 w16se w16cid w16 w16cex w16sdtdh wp14">
   <w:abstractNum w:abstractNumId="0" w15:restartNumberingAfterBreak="0">
     <w:nsid w:val="04F9736E"/>
     <w:multiLevelType w:val="hybridMultilevel"/>
@@ -3853,38 +6975,38 @@
       </w:rPr>
     </w:lvl>
   </w:abstractNum>
-  <w:num w:numId="1" w16cid:durableId="1840195114">
+  <w:num w:numId="1">
     <w:abstractNumId w:val="4"/>
   </w:num>
-  <w:num w:numId="2" w16cid:durableId="1334337635">
+  <w:num w:numId="2">
     <w:abstractNumId w:val="2"/>
   </w:num>
-  <w:num w:numId="3" w16cid:durableId="1422481941">
+  <w:num w:numId="3">
     <w:abstractNumId w:val="8"/>
   </w:num>
-  <w:num w:numId="4" w16cid:durableId="745735468">
+  <w:num w:numId="4">
     <w:abstractNumId w:val="7"/>
   </w:num>
-  <w:num w:numId="5" w16cid:durableId="1608151383">
+  <w:num w:numId="5">
     <w:abstractNumId w:val="1"/>
   </w:num>
-  <w:num w:numId="6" w16cid:durableId="1818112861">
+  <w:num w:numId="6">
     <w:abstractNumId w:val="3"/>
   </w:num>
-  <w:num w:numId="7" w16cid:durableId="694772628">
+  <w:num w:numId="7">
     <w:abstractNumId w:val="5"/>
   </w:num>
-  <w:num w:numId="8" w16cid:durableId="2099978427">
+  <w:num w:numId="8">
     <w:abstractNumId w:val="0"/>
   </w:num>
-  <w:num w:numId="9" w16cid:durableId="19287449">
+  <w:num w:numId="9">
     <w:abstractNumId w:val="6"/>
   </w:num>
 </w:numbering>
 </file>
 
 <file path=word/styles.xml><?xml version="1.0" encoding="utf-8"?>
-<w:styles xmlns:mc="http://schemas.openxmlformats.org/markup-compatibility/2006" xmlns:r="http://schemas.openxmlformats.org/officeDocument/2006/relationships" xmlns:w="http://schemas.openxmlformats.org/wordprocessingml/2006/main" xmlns:w14="http://schemas.microsoft.com/office/word/2010/wordml" xmlns:w15="http://schemas.microsoft.com/office/word/2012/wordml" xmlns:w16cex="http://schemas.microsoft.com/office/word/2018/wordml/cex" xmlns:w16cid="http://schemas.microsoft.com/office/word/2016/wordml/cid" xmlns:w16="http://schemas.microsoft.com/office/word/2018/wordml" xmlns:w16du="http://schemas.microsoft.com/office/word/2023/wordml/word16du" xmlns:w16sdtdh="http://schemas.microsoft.com/office/word/2020/wordml/sdtdatahash" xmlns:w16sdtfl="http://schemas.microsoft.com/office/word/2024/wordml/sdtformatlock" xmlns:w16se="http://schemas.microsoft.com/office/word/2015/wordml/symex" mc:Ignorable="w14 w15 w16se w16cid w16 w16cex w16sdtdh w16sdtfl w16du">
+<w:styles xmlns:mc="http://schemas.openxmlformats.org/markup-compatibility/2006" xmlns:r="http://schemas.openxmlformats.org/officeDocument/2006/relationships" xmlns:w="http://schemas.openxmlformats.org/wordprocessingml/2006/main" xmlns:w14="http://schemas.microsoft.com/office/word/2010/wordml" xmlns:w15="http://schemas.microsoft.com/office/word/2012/wordml" xmlns:w16cex="http://schemas.microsoft.com/office/word/2018/wordml/cex" xmlns:w16cid="http://schemas.microsoft.com/office/word/2016/wordml/cid" xmlns:w16="http://schemas.microsoft.com/office/word/2018/wordml" xmlns:w16sdtdh="http://schemas.microsoft.com/office/word/2020/wordml/sdtdatahash" xmlns:w16se="http://schemas.microsoft.com/office/word/2015/wordml/symex" mc:Ignorable="w14 w15 w16se w16cid w16 w16cex w16sdtdh">
   <w:docDefaults>
     <w:rPrDefault>
       <w:rPr>
@@ -4730,6 +7852,27 @@
     <w:uiPriority w:val="99"/>
     <w:rsid w:val="00A50650"/>
   </w:style>
+  <w:style w:type="paragraph" w:customStyle="1" w:styleId="Code">
+    <w:name w:val="Code"/>
+    <w:basedOn w:val="Normal"/>
+    <w:link w:val="CodeChar"/>
+    <w:qFormat/>
+    <w:rsid w:val="008433D9"/>
+    <w:rPr>
+      <w:rFonts w:ascii="Courier New" w:hAnsi="Courier New" w:cs="Courier New"/>
+      <w:lang w:val="en-US"/>
+    </w:rPr>
+  </w:style>
+  <w:style w:type="character" w:customStyle="1" w:styleId="CodeChar">
+    <w:name w:val="Code Char"/>
+    <w:basedOn w:val="DefaultParagraphFont"/>
+    <w:link w:val="Code"/>
+    <w:rsid w:val="008433D9"/>
+    <w:rPr>
+      <w:rFonts w:ascii="Courier New" w:hAnsi="Courier New" w:cs="Courier New"/>
+      <w:lang w:val="en-US"/>
+    </w:rPr>
+  </w:style>
 </w:styles>
 </file>
 

--- a/Documentation/The Ripple Effect - IMPLEMENTATION DOCUMENT.docx
+++ b/Documentation/The Ripple Effect - IMPLEMENTATION DOCUMENT.docx
@@ -140,7 +140,7 @@
           <w:r>
             <w:fldChar w:fldCharType="separate"/>
           </w:r>
-          <w:hyperlink w:anchor="_Toc211620955" w:history="1">
+          <w:hyperlink w:anchor="_Toc211689416" w:history="1">
             <w:r>
               <w:rPr>
                 <w:rStyle w:val="Hyperlink"/>
@@ -167,7 +167,7 @@
                 <w:noProof/>
                 <w:webHidden/>
               </w:rPr>
-              <w:instrText xml:space="preserve"> PAGEREF _Toc211620955 \h </w:instrText>
+              <w:instrText xml:space="preserve"> PAGEREF _Toc211689416 \h </w:instrText>
             </w:r>
             <w:r>
               <w:rPr>
@@ -212,7 +212,7 @@
               <w:lang w:eastAsia="en-ZA"/>
             </w:rPr>
           </w:pPr>
-          <w:hyperlink w:anchor="_Toc211620956" w:history="1">
+          <w:hyperlink w:anchor="_Toc211689417" w:history="1">
             <w:r>
               <w:rPr>
                 <w:rStyle w:val="Hyperlink"/>
@@ -239,7 +239,7 @@
                 <w:noProof/>
                 <w:webHidden/>
               </w:rPr>
-              <w:instrText xml:space="preserve"> PAGEREF _Toc211620956 \h </w:instrText>
+              <w:instrText xml:space="preserve"> PAGEREF _Toc211689417 \h </w:instrText>
             </w:r>
             <w:r>
               <w:rPr>
@@ -284,7 +284,7 @@
               <w:lang w:eastAsia="en-ZA"/>
             </w:rPr>
           </w:pPr>
-          <w:hyperlink w:anchor="_Toc211620957" w:history="1">
+          <w:hyperlink w:anchor="_Toc211689418" w:history="1">
             <w:r>
               <w:rPr>
                 <w:rStyle w:val="Hyperlink"/>
@@ -312,7 +312,7 @@
                 <w:noProof/>
                 <w:webHidden/>
               </w:rPr>
-              <w:instrText xml:space="preserve"> PAGEREF _Toc211620957 \h </w:instrText>
+              <w:instrText xml:space="preserve"> PAGEREF _Toc211689418 \h </w:instrText>
             </w:r>
             <w:r>
               <w:rPr>
@@ -357,7 +357,7 @@
               <w:lang w:eastAsia="en-ZA"/>
             </w:rPr>
           </w:pPr>
-          <w:hyperlink w:anchor="_Toc211620958" w:history="1">
+          <w:hyperlink w:anchor="_Toc211689419" w:history="1">
             <w:r>
               <w:rPr>
                 <w:rStyle w:val="Hyperlink"/>
@@ -385,7 +385,7 @@
                 <w:noProof/>
                 <w:webHidden/>
               </w:rPr>
-              <w:instrText xml:space="preserve"> PAGEREF _Toc211620958 \h </w:instrText>
+              <w:instrText xml:space="preserve"> PAGEREF _Toc211689419 \h </w:instrText>
             </w:r>
             <w:r>
               <w:rPr>
@@ -430,7 +430,7 @@
               <w:lang w:eastAsia="en-ZA"/>
             </w:rPr>
           </w:pPr>
-          <w:hyperlink w:anchor="_Toc211620959" w:history="1">
+          <w:hyperlink w:anchor="_Toc211689420" w:history="1">
             <w:r>
               <w:rPr>
                 <w:rStyle w:val="Hyperlink"/>
@@ -457,7 +457,7 @@
                 <w:noProof/>
                 <w:webHidden/>
               </w:rPr>
-              <w:instrText xml:space="preserve"> PAGEREF _Toc211620959 \h </w:instrText>
+              <w:instrText xml:space="preserve"> PAGEREF _Toc211689420 \h </w:instrText>
             </w:r>
             <w:r>
               <w:rPr>
@@ -502,14 +502,14 @@
               <w:lang w:eastAsia="en-ZA"/>
             </w:rPr>
           </w:pPr>
-          <w:hyperlink w:anchor="_Toc211620960" w:history="1">
+          <w:hyperlink w:anchor="_Toc211689421" w:history="1">
             <w:r>
               <w:rPr>
                 <w:rStyle w:val="Hyperlink"/>
                 <w:noProof/>
                 <w:lang w:val="en-US"/>
               </w:rPr>
-              <w:t>1.2.1 Loading events and rea-time management</w:t>
+              <w:t>1.2.1 Loading events and real-time management</w:t>
             </w:r>
             <w:r>
               <w:rPr>
@@ -530,7 +530,7 @@
                 <w:noProof/>
                 <w:webHidden/>
               </w:rPr>
-              <w:instrText xml:space="preserve"> PAGEREF _Toc211620960 \h </w:instrText>
+              <w:instrText xml:space="preserve"> PAGEREF _Toc211689421 \h </w:instrText>
             </w:r>
             <w:r>
               <w:rPr>
@@ -575,7 +575,7 @@
               <w:lang w:eastAsia="en-ZA"/>
             </w:rPr>
           </w:pPr>
-          <w:hyperlink w:anchor="_Toc211620961" w:history="1">
+          <w:hyperlink w:anchor="_Toc211689422" w:history="1">
             <w:r>
               <w:rPr>
                 <w:rStyle w:val="Hyperlink"/>
@@ -610,7 +610,7 @@
                 <w:noProof/>
                 <w:webHidden/>
               </w:rPr>
-              <w:instrText xml:space="preserve"> PAGEREF _Toc211620961 \h </w:instrText>
+              <w:instrText xml:space="preserve"> PAGEREF _Toc211689422 \h </w:instrText>
             </w:r>
             <w:r>
               <w:rPr>
@@ -655,7 +655,7 @@
               <w:lang w:eastAsia="en-ZA"/>
             </w:rPr>
           </w:pPr>
-          <w:hyperlink w:anchor="_Toc211620962" w:history="1">
+          <w:hyperlink w:anchor="_Toc211689423" w:history="1">
             <w:r>
               <w:rPr>
                 <w:rStyle w:val="Hyperlink"/>
@@ -690,7 +690,7 @@
                 <w:noProof/>
                 <w:webHidden/>
               </w:rPr>
-              <w:instrText xml:space="preserve"> PAGEREF _Toc211620962 \h </w:instrText>
+              <w:instrText xml:space="preserve"> PAGEREF _Toc211689423 \h </w:instrText>
             </w:r>
             <w:r>
               <w:rPr>
@@ -735,7 +735,7 @@
               <w:lang w:eastAsia="en-ZA"/>
             </w:rPr>
           </w:pPr>
-          <w:hyperlink w:anchor="_Toc211620963" w:history="1">
+          <w:hyperlink w:anchor="_Toc211689424" w:history="1">
             <w:r>
               <w:rPr>
                 <w:rStyle w:val="Hyperlink"/>
@@ -762,7 +762,7 @@
                 <w:noProof/>
                 <w:webHidden/>
               </w:rPr>
-              <w:instrText xml:space="preserve"> PAGEREF _Toc211620963 \h </w:instrText>
+              <w:instrText xml:space="preserve"> PAGEREF _Toc211689424 \h </w:instrText>
             </w:r>
             <w:r>
               <w:rPr>
@@ -807,7 +807,7 @@
               <w:lang w:eastAsia="en-ZA"/>
             </w:rPr>
           </w:pPr>
-          <w:hyperlink w:anchor="_Toc211620964" w:history="1">
+          <w:hyperlink w:anchor="_Toc211689425" w:history="1">
             <w:r>
               <w:rPr>
                 <w:rStyle w:val="Hyperlink"/>
@@ -834,7 +834,7 @@
                 <w:noProof/>
                 <w:webHidden/>
               </w:rPr>
-              <w:instrText xml:space="preserve"> PAGEREF _Toc211620964 \h </w:instrText>
+              <w:instrText xml:space="preserve"> PAGEREF _Toc211689425 \h </w:instrText>
             </w:r>
             <w:r>
               <w:rPr>
@@ -879,7 +879,7 @@
               <w:lang w:eastAsia="en-ZA"/>
             </w:rPr>
           </w:pPr>
-          <w:hyperlink w:anchor="_Toc211620965" w:history="1">
+          <w:hyperlink w:anchor="_Toc211689426" w:history="1">
             <w:r>
               <w:rPr>
                 <w:rStyle w:val="Hyperlink"/>
@@ -907,7 +907,7 @@
                 <w:noProof/>
                 <w:webHidden/>
               </w:rPr>
-              <w:instrText xml:space="preserve"> PAGEREF _Toc211620965 \h </w:instrText>
+              <w:instrText xml:space="preserve"> PAGEREF _Toc211689426 \h </w:instrText>
             </w:r>
             <w:r>
               <w:rPr>
@@ -952,12 +952,11 @@
               <w:lang w:eastAsia="en-ZA"/>
             </w:rPr>
           </w:pPr>
-          <w:hyperlink w:anchor="_Toc211620966" w:history="1">
+          <w:hyperlink w:anchor="_Toc211689427" w:history="1">
             <w:r>
               <w:rPr>
                 <w:rStyle w:val="Hyperlink"/>
                 <w:noProof/>
-                <w:lang w:val="en-US"/>
               </w:rPr>
               <w:t>1.4 Problems encountered</w:t>
             </w:r>
@@ -980,7 +979,7 @@
                 <w:noProof/>
                 <w:webHidden/>
               </w:rPr>
-              <w:instrText xml:space="preserve"> PAGEREF _Toc211620966 \h </w:instrText>
+              <w:instrText xml:space="preserve"> PAGEREF _Toc211689427 \h </w:instrText>
             </w:r>
             <w:r>
               <w:rPr>
@@ -1025,7 +1024,7 @@
               <w:lang w:eastAsia="en-ZA"/>
             </w:rPr>
           </w:pPr>
-          <w:hyperlink w:anchor="_Toc211620967" w:history="1">
+          <w:hyperlink w:anchor="_Toc211689428" w:history="1">
             <w:r>
               <w:rPr>
                 <w:rStyle w:val="Hyperlink"/>
@@ -1060,7 +1059,7 @@
                 <w:noProof/>
                 <w:webHidden/>
               </w:rPr>
-              <w:instrText xml:space="preserve"> PAGEREF _Toc211620967 \h </w:instrText>
+              <w:instrText xml:space="preserve"> PAGEREF _Toc211689428 \h </w:instrText>
             </w:r>
             <w:r>
               <w:rPr>
@@ -1105,7 +1104,7 @@
               <w:lang w:eastAsia="en-ZA"/>
             </w:rPr>
           </w:pPr>
-          <w:hyperlink w:anchor="_Toc211620968" w:history="1">
+          <w:hyperlink w:anchor="_Toc211689429" w:history="1">
             <w:r>
               <w:rPr>
                 <w:rStyle w:val="Hyperlink"/>
@@ -1140,7 +1139,7 @@
                 <w:noProof/>
                 <w:webHidden/>
               </w:rPr>
-              <w:instrText xml:space="preserve"> PAGEREF _Toc211620968 \h </w:instrText>
+              <w:instrText xml:space="preserve"> PAGEREF _Toc211689429 \h </w:instrText>
             </w:r>
             <w:r>
               <w:rPr>
@@ -1185,7 +1184,7 @@
               <w:lang w:eastAsia="en-ZA"/>
             </w:rPr>
           </w:pPr>
-          <w:hyperlink w:anchor="_Toc211620969" w:history="1">
+          <w:hyperlink w:anchor="_Toc211689430" w:history="1">
             <w:r>
               <w:rPr>
                 <w:rStyle w:val="Hyperlink"/>
@@ -1220,7 +1219,7 @@
                 <w:noProof/>
                 <w:webHidden/>
               </w:rPr>
-              <w:instrText xml:space="preserve"> PAGEREF _Toc211620969 \h </w:instrText>
+              <w:instrText xml:space="preserve"> PAGEREF _Toc211689430 \h </w:instrText>
             </w:r>
             <w:r>
               <w:rPr>
@@ -1265,7 +1264,7 @@
               <w:lang w:eastAsia="en-ZA"/>
             </w:rPr>
           </w:pPr>
-          <w:hyperlink w:anchor="_Toc211620970" w:history="1">
+          <w:hyperlink w:anchor="_Toc211689431" w:history="1">
             <w:r>
               <w:rPr>
                 <w:rStyle w:val="Hyperlink"/>
@@ -1300,7 +1299,7 @@
                 <w:noProof/>
                 <w:webHidden/>
               </w:rPr>
-              <w:instrText xml:space="preserve"> PAGEREF _Toc211620970 \h </w:instrText>
+              <w:instrText xml:space="preserve"> PAGEREF _Toc211689431 \h </w:instrText>
             </w:r>
             <w:r>
               <w:rPr>
@@ -1321,6 +1320,78 @@
                 <w:webHidden/>
               </w:rPr>
               <w:t>11</w:t>
+            </w:r>
+            <w:r>
+              <w:rPr>
+                <w:noProof/>
+                <w:webHidden/>
+              </w:rPr>
+              <w:fldChar w:fldCharType="end"/>
+            </w:r>
+          </w:hyperlink>
+        </w:p>
+        <w:p>
+          <w:pPr>
+            <w:pStyle w:val="TOC1"/>
+            <w:tabs>
+              <w:tab w:val="right" w:leader="dot" w:pos="9010"/>
+            </w:tabs>
+            <w:rPr>
+              <w:rFonts w:eastAsiaTheme="minorEastAsia"/>
+              <w:noProof/>
+              <w:sz w:val="22"/>
+              <w:szCs w:val="22"/>
+              <w:lang w:eastAsia="en-ZA"/>
+            </w:rPr>
+          </w:pPr>
+          <w:hyperlink w:anchor="_Toc211689432" w:history="1">
+            <w:r>
+              <w:rPr>
+                <w:rStyle w:val="Hyperlink"/>
+                <w:noProof/>
+              </w:rPr>
+              <w:t>1.5 References</w:t>
+            </w:r>
+            <w:r>
+              <w:rPr>
+                <w:noProof/>
+                <w:webHidden/>
+              </w:rPr>
+              <w:tab/>
+            </w:r>
+            <w:r>
+              <w:rPr>
+                <w:noProof/>
+                <w:webHidden/>
+              </w:rPr>
+              <w:fldChar w:fldCharType="begin"/>
+            </w:r>
+            <w:r>
+              <w:rPr>
+                <w:noProof/>
+                <w:webHidden/>
+              </w:rPr>
+              <w:instrText xml:space="preserve"> PAGEREF _Toc211689432 \h </w:instrText>
+            </w:r>
+            <w:r>
+              <w:rPr>
+                <w:noProof/>
+                <w:webHidden/>
+              </w:rPr>
+            </w:r>
+            <w:r>
+              <w:rPr>
+                <w:noProof/>
+                <w:webHidden/>
+              </w:rPr>
+              <w:fldChar w:fldCharType="separate"/>
+            </w:r>
+            <w:r>
+              <w:rPr>
+                <w:noProof/>
+                <w:webHidden/>
+              </w:rPr>
+              <w:t>13</w:t>
             </w:r>
             <w:r>
               <w:rPr>
@@ -1369,17 +1440,9 @@
     <w:p>
       <w:pPr>
         <w:pStyle w:val="Head1"/>
-        <w:rPr>
-          <w:b/>
-          <w:bCs/>
-        </w:rPr>
-      </w:pPr>
-      <w:bookmarkStart w:id="1" w:name="_Toc211620955"/>
-      <w:r>
-        <w:rPr>
-          <w:b/>
-          <w:bCs/>
-        </w:rPr>
+      </w:pPr>
+      <w:bookmarkStart w:id="1" w:name="_Toc211689416"/>
+      <w:r>
         <w:lastRenderedPageBreak/>
         <w:t>Introduction</w:t>
       </w:r>
@@ -1424,25 +1487,13 @@
     <w:p>
       <w:pPr>
         <w:pStyle w:val="Head1"/>
-        <w:rPr>
-          <w:b/>
-          <w:bCs/>
-        </w:rPr>
       </w:pPr>
       <w:bookmarkStart w:id="2" w:name="_Toc211592044"/>
-      <w:bookmarkStart w:id="3" w:name="_Toc211620956"/>
-      <w:r>
-        <w:rPr>
-          <w:b/>
-          <w:bCs/>
-        </w:rPr>
+      <w:bookmarkStart w:id="3" w:name="_Toc211689417"/>
+      <w:r>
         <w:t xml:space="preserve">1.1 </w:t>
       </w:r>
       <w:r>
-        <w:rPr>
-          <w:b/>
-          <w:bCs/>
-        </w:rPr>
         <w:t>Choice of Tools</w:t>
       </w:r>
       <w:bookmarkEnd w:id="2"/>
@@ -1735,8 +1786,6 @@
       <w:pPr>
         <w:pStyle w:val="Heading3"/>
         <w:rPr>
-          <w:b/>
-          <w:bCs/>
           <w:sz w:val="28"/>
           <w:szCs w:val="28"/>
           <w:u w:val="single"/>
@@ -1744,11 +1793,9 @@
         </w:rPr>
       </w:pPr>
       <w:bookmarkStart w:id="4" w:name="_Toc211592045"/>
-      <w:bookmarkStart w:id="5" w:name="_Toc211620957"/>
-      <w:r>
-        <w:rPr>
-          <w:b/>
-          <w:bCs/>
+      <w:bookmarkStart w:id="5" w:name="_Toc211689418"/>
+      <w:r>
+        <w:rPr>
           <w:sz w:val="28"/>
           <w:szCs w:val="28"/>
           <w:u w:val="single"/>
@@ -1759,8 +1806,6 @@
       </w:r>
       <w:r>
         <w:rPr>
-          <w:b/>
-          <w:bCs/>
           <w:sz w:val="28"/>
           <w:szCs w:val="28"/>
           <w:u w:val="single"/>
@@ -2046,7 +2091,19 @@
         <w:rPr>
           <w:lang w:val="en-US"/>
         </w:rPr>
-        <w:t xml:space="preserve">We opted for the traditional stack of Java and XML. While modern alternatives like Kotlin and Jetpack Compose offer powerful features, Java's long-standing stability and immense library support provided </w:t>
+        <w:t xml:space="preserve">We </w:t>
+      </w:r>
+      <w:r>
+        <w:rPr>
+          <w:lang w:val="en-US"/>
+        </w:rPr>
+        <w:t>decided to go</w:t>
+      </w:r>
+      <w:r>
+        <w:rPr>
+          <w:lang w:val="en-US"/>
+        </w:rPr>
+        <w:t xml:space="preserve"> for the traditional stack of Java and XML. While modern alternatives like Kotlin and Jetpack Compose offer powerful features, Java's long-standing stability and immense library support provided </w:t>
       </w:r>
       <w:r>
         <w:rPr>
@@ -2058,8 +2115,32 @@
         <w:rPr>
           <w:lang w:val="en-US"/>
         </w:rPr>
-        <w:t xml:space="preserve">a reliable foundation. The visual XML Layout Editor was also incredibly valuable for rapidly designing and iterating on </w:t>
-      </w:r>
+        <w:t>a reliable foundation.</w:t>
+      </w:r>
+      <w:r>
+        <w:rPr>
+          <w:lang w:val="en-US"/>
+        </w:rPr>
+        <w:t xml:space="preserve"> This decision was also met after consulting some tutorials (</w:t>
+      </w:r>
+      <w:proofErr w:type="spellStart"/>
+      <w:r>
+        <w:t>Vogella</w:t>
+      </w:r>
+      <w:proofErr w:type="spellEnd"/>
+      <w:r>
+        <w:t>, 2023)</w:t>
+      </w:r>
+      <w:r>
+        <w:t>.</w:t>
+      </w:r>
+      <w:r>
+        <w:rPr>
+          <w:lang w:val="en-US"/>
+        </w:rPr>
+        <w:t xml:space="preserve"> The visual XML Layout Editor was also incredibly valuable for rapidly designing and iterating on </w:t>
+      </w:r>
+      <w:proofErr w:type="spellStart"/>
       <w:r>
         <w:rPr>
           <w:i/>
@@ -2067,6 +2148,7 @@
         </w:rPr>
         <w:t>SplashScreen's</w:t>
       </w:r>
+      <w:proofErr w:type="spellEnd"/>
       <w:r>
         <w:rPr>
           <w:lang w:val="en-US"/>
@@ -2077,7 +2159,47 @@
         <w:rPr>
           <w:lang w:val="en-US"/>
         </w:rPr>
-        <w:t>, developing our designs was made easier</w:t>
+        <w:t>, developing our designs</w:t>
+      </w:r>
+      <w:r>
+        <w:rPr>
+          <w:lang w:val="en-US"/>
+        </w:rPr>
+        <w:t xml:space="preserve">, which some were based on </w:t>
+      </w:r>
+      <w:proofErr w:type="spellStart"/>
+      <w:r>
+        <w:rPr>
+          <w:lang w:val="en-US"/>
+        </w:rPr>
+        <w:t>UiLover</w:t>
+      </w:r>
+      <w:proofErr w:type="spellEnd"/>
+      <w:r>
+        <w:rPr>
+          <w:lang w:val="en-US"/>
+        </w:rPr>
+        <w:t>,</w:t>
+      </w:r>
+      <w:r>
+        <w:rPr>
+          <w:lang w:val="en-US"/>
+        </w:rPr>
+        <w:t xml:space="preserve"> was made easier</w:t>
+      </w:r>
+      <w:r>
+        <w:t xml:space="preserve"> </w:t>
+      </w:r>
+      <w:r>
+        <w:t>(</w:t>
+      </w:r>
+      <w:proofErr w:type="spellStart"/>
+      <w:r>
+        <w:t>UiLover</w:t>
+      </w:r>
+      <w:proofErr w:type="spellEnd"/>
+      <w:r>
+        <w:t>, n.d.)</w:t>
       </w:r>
       <w:r>
         <w:rPr>
@@ -2095,7 +2217,19 @@
         <w:rPr>
           <w:lang w:val="en-US"/>
         </w:rPr>
-        <w:t>Model, rather than learning an entirely new language and UI framework from the ground up.</w:t>
+        <w:t>Model, rather than learning an entirely new language and UI framework from the ground up</w:t>
+      </w:r>
+      <w:r>
+        <w:rPr>
+          <w:lang w:val="en-US"/>
+        </w:rPr>
+        <w:t xml:space="preserve"> (Android Developers, 2025)</w:t>
+      </w:r>
+      <w:r>
+        <w:rPr>
+          <w:lang w:val="en-US"/>
+        </w:rPr>
+        <w:t>.</w:t>
       </w:r>
     </w:p>
     <w:p>
@@ -2109,8 +2243,6 @@
       <w:pPr>
         <w:pStyle w:val="Heading3"/>
         <w:rPr>
-          <w:b/>
-          <w:bCs/>
           <w:sz w:val="28"/>
           <w:szCs w:val="28"/>
           <w:u w:val="single"/>
@@ -2118,23 +2250,18 @@
         </w:rPr>
       </w:pPr>
       <w:bookmarkStart w:id="6" w:name="_Toc211592046"/>
-      <w:bookmarkStart w:id="7" w:name="_Toc211620958"/>
-      <w:r>
-        <w:rPr>
-          <w:b/>
-          <w:bCs/>
+      <w:bookmarkStart w:id="7" w:name="_Toc211689419"/>
+      <w:r>
+        <w:rPr>
           <w:sz w:val="28"/>
           <w:szCs w:val="28"/>
           <w:u w:val="single"/>
           <w:lang w:val="en-US"/>
         </w:rPr>
-        <w:lastRenderedPageBreak/>
         <w:t xml:space="preserve">1.1.2 </w:t>
       </w:r>
       <w:r>
         <w:rPr>
-          <w:b/>
-          <w:bCs/>
           <w:sz w:val="28"/>
           <w:szCs w:val="28"/>
           <w:u w:val="single"/>
@@ -2454,7 +2581,19 @@
         <w:rPr>
           <w:lang w:val="en-US"/>
         </w:rPr>
-        <w:t>This robust framework ensures the application is not only fast and responsive but also highly secure and scalable as the user base grows.</w:t>
+        <w:t>This robust framework ensures the application is not only fast and responsive but also highly secure and scalable as the user base grows</w:t>
+      </w:r>
+      <w:r>
+        <w:rPr>
+          <w:lang w:val="en-US"/>
+        </w:rPr>
+        <w:t xml:space="preserve"> (Firebase Developers, 2025)</w:t>
+      </w:r>
+      <w:r>
+        <w:rPr>
+          <w:lang w:val="en-US"/>
+        </w:rPr>
+        <w:t>.</w:t>
       </w:r>
     </w:p>
     <w:p>
@@ -2467,34 +2606,18 @@
     <w:p>
       <w:pPr>
         <w:pStyle w:val="Head1"/>
-        <w:rPr>
-          <w:b/>
-          <w:bCs/>
-        </w:rPr>
       </w:pPr>
       <w:bookmarkStart w:id="8" w:name="_Toc211592047"/>
-      <w:bookmarkStart w:id="9" w:name="_Toc211620959"/>
-      <w:r>
-        <w:rPr>
-          <w:b/>
-          <w:bCs/>
-        </w:rPr>
+      <w:bookmarkStart w:id="9" w:name="_Toc211689420"/>
+      <w:r>
         <w:t xml:space="preserve">1.2 </w:t>
       </w:r>
       <w:r>
-        <w:rPr>
-          <w:b/>
-          <w:bCs/>
-        </w:rPr>
         <w:t>Extracts of complex code</w:t>
       </w:r>
       <w:bookmarkEnd w:id="8"/>
       <w:bookmarkEnd w:id="9"/>
       <w:r>
-        <w:rPr>
-          <w:b/>
-          <w:bCs/>
-        </w:rPr>
         <w:t xml:space="preserve"> </w:t>
       </w:r>
     </w:p>
@@ -2549,7 +2672,7 @@
         </w:rPr>
       </w:pPr>
       <w:bookmarkStart w:id="10" w:name="_Toc211592048"/>
-      <w:bookmarkStart w:id="11" w:name="_Toc211620960"/>
+      <w:bookmarkStart w:id="11" w:name="_Toc211689421"/>
       <w:r>
         <w:rPr>
           <w:sz w:val="28"/>
@@ -2584,7 +2707,25 @@
           <w:u w:val="single"/>
           <w:lang w:val="en-US"/>
         </w:rPr>
-        <w:t>Loading events and rea-time management</w:t>
+        <w:t>Loading events and rea</w:t>
+      </w:r>
+      <w:r>
+        <w:rPr>
+          <w:sz w:val="28"/>
+          <w:szCs w:val="28"/>
+          <w:u w:val="single"/>
+          <w:lang w:val="en-US"/>
+        </w:rPr>
+        <w:t>l</w:t>
+      </w:r>
+      <w:r>
+        <w:rPr>
+          <w:sz w:val="28"/>
+          <w:szCs w:val="28"/>
+          <w:u w:val="single"/>
+          <w:lang w:val="en-US"/>
+        </w:rPr>
+        <w:t>-time management</w:t>
       </w:r>
       <w:bookmarkEnd w:id="10"/>
       <w:bookmarkEnd w:id="11"/>
@@ -2884,7 +3025,21 @@
         <w:rPr>
           <w:lang w:val="en-US"/>
         </w:rPr>
-        <w:t xml:space="preserve">The initial challenge was establishing a security architecture where events are tightly linked to a specific poolId, which is itself tied to the authenticated user. This was complicated </w:t>
+        <w:t xml:space="preserve">The initial challenge was establishing a security architecture where events are tightly linked to a specific </w:t>
+      </w:r>
+      <w:proofErr w:type="spellStart"/>
+      <w:r>
+        <w:rPr>
+          <w:rStyle w:val="CodeChar"/>
+        </w:rPr>
+        <w:t>poolId</w:t>
+      </w:r>
+      <w:proofErr w:type="spellEnd"/>
+      <w:r>
+        <w:rPr>
+          <w:lang w:val="en-US"/>
+        </w:rPr>
+        <w:t xml:space="preserve">, which is itself tied to the authenticated user. This was complicated </w:t>
       </w:r>
       <w:r>
         <w:rPr>
@@ -2932,14 +3087,14 @@
         <w:rPr>
           <w:lang w:val="en-US"/>
         </w:rPr>
-        <w:t xml:space="preserve">to also read and </w:t>
+        <w:t xml:space="preserve">to also read </w:t>
       </w:r>
       <w:r>
         <w:rPr>
           <w:lang w:val="en-US"/>
         </w:rPr>
         <w:lastRenderedPageBreak/>
-        <w:t xml:space="preserve">write events for that pool, necessitating careful design of the database rules </w:t>
+        <w:t xml:space="preserve">and write events for that pool, necessitating careful design of the database rules </w:t>
       </w:r>
       <w:r>
         <w:rPr>
@@ -3465,16 +3620,12 @@
       <w:pPr>
         <w:pStyle w:val="Heading3"/>
         <w:rPr>
-          <w:b/>
-          <w:bCs/>
           <w:u w:val="single"/>
         </w:rPr>
       </w:pPr>
-      <w:bookmarkStart w:id="12" w:name="_Toc211620961"/>
-      <w:r>
-        <w:rPr>
-          <w:b/>
-          <w:bCs/>
+      <w:bookmarkStart w:id="12" w:name="_Toc211689422"/>
+      <w:r>
+        <w:rPr>
           <w:u w:val="single"/>
           <w:lang w:val="en-US"/>
         </w:rPr>
@@ -3482,8 +3633,6 @@
       </w:r>
       <w:r>
         <w:rPr>
-          <w:b/>
-          <w:bCs/>
           <w:u w:val="single"/>
         </w:rPr>
         <w:t>Custom navigation logic</w:t>
@@ -3731,7 +3880,45 @@
         <w:rPr>
           <w:lang w:val="en-US"/>
         </w:rPr>
-        <w:t>ontainer. This corrected our previous structural error by ensuring the drawer only exists once within the main activity's root layout.</w:t>
+        <w:t>ontainer. This corrected our previous structural error by ensuring the drawer only exists once within the main activity's root layout</w:t>
+      </w:r>
+      <w:r>
+        <w:t xml:space="preserve"> </w:t>
+      </w:r>
+      <w:r>
+        <w:t>(Android Developers, 202</w:t>
+      </w:r>
+      <w:r>
+        <w:t>5</w:t>
+      </w:r>
+      <w:r>
+        <w:t xml:space="preserve">; </w:t>
+      </w:r>
+      <w:proofErr w:type="spellStart"/>
+      <w:r>
+        <w:t>Vogella</w:t>
+      </w:r>
+      <w:proofErr w:type="spellEnd"/>
+      <w:r>
+        <w:t>, 2023)</w:t>
+      </w:r>
+      <w:r>
+        <w:rPr>
+          <w:lang w:val="en-US"/>
+        </w:rPr>
+        <w:t>.</w:t>
+      </w:r>
+      <w:r>
+        <w:rPr>
+          <w:lang w:val="en-US"/>
+        </w:rPr>
+        <w:t xml:space="preserve"> This efficient architecture was adapted based on the Singleton pattern: only one navigation drawer for every screen (</w:t>
+      </w:r>
+      <w:r>
+        <w:t>Gamma et al., 1994</w:t>
+      </w:r>
+      <w:r>
+        <w:t>).</w:t>
       </w:r>
     </w:p>
     <w:p>
@@ -3813,7 +4000,14 @@
         <w:rPr>
           <w:lang w:val="en-US"/>
         </w:rPr>
-        <w:t xml:space="preserve"> This separation of concerns ensures the menu button doesn't attempt to load a new fragment, which would be inefficient.</w:t>
+        <w:t xml:space="preserve"> This separation of </w:t>
+      </w:r>
+      <w:r>
+        <w:rPr>
+          <w:lang w:val="en-US"/>
+        </w:rPr>
+        <w:lastRenderedPageBreak/>
+        <w:t>concerns ensures the menu button doesn't attempt to load a new fragment, which would be inefficient.</w:t>
       </w:r>
     </w:p>
     <w:p>
@@ -3835,7 +4029,6 @@
           <w:bCs/>
           <w:lang w:val="en-US"/>
         </w:rPr>
-        <w:lastRenderedPageBreak/>
         <w:t>Role-Based Fragment Mapping:</w:t>
       </w:r>
       <w:r>
@@ -3916,7 +4109,19 @@
         <w:rPr>
           <w:lang w:val="en-US"/>
         </w:rPr>
-        <w:t xml:space="preserve">, a custom variable. This simplistic structure was then complicated by passed of data for various instances of navigation, such as navigating from the pool owner home screen to the pool pH calculator screen. We reduced the complexity by using shared models, class that store general public data and then triggering the appropriate functionality based on the screen being called. </w:t>
+        <w:t xml:space="preserve">, a custom variable. This simplistic structure was then complicated by passed of data for various instances of navigation, such as navigating from the pool owner home screen to the pool pH calculator screen. We reduced the complexity by using shared models, class that store general public data and then triggering the appropriate functionality based on the screen being </w:t>
+      </w:r>
+      <w:r>
+        <w:rPr>
+          <w:lang w:val="en-US"/>
+        </w:rPr>
+        <w:t>called.</w:t>
+      </w:r>
+      <w:r>
+        <w:rPr>
+          <w:lang w:val="en-US"/>
+        </w:rPr>
+        <w:t xml:space="preserve"> </w:t>
       </w:r>
       <w:r>
         <w:rPr>
@@ -3924,6 +4129,63 @@
         </w:rPr>
         <w:t>This guarantees that each user role is contained within its own designated application experience.</w:t>
       </w:r>
+      <w:r>
+        <w:rPr>
+          <w:lang w:val="en-US"/>
+        </w:rPr>
+        <w:t xml:space="preserve"> This good practice is accredited to </w:t>
+      </w:r>
+      <w:proofErr w:type="spellStart"/>
+      <w:r>
+        <w:t>Liskov</w:t>
+      </w:r>
+      <w:proofErr w:type="spellEnd"/>
+      <w:r>
+        <w:t xml:space="preserve"> &amp; Zilles </w:t>
+      </w:r>
+      <w:r>
+        <w:t>(</w:t>
+      </w:r>
+      <w:r>
+        <w:t>1974</w:t>
+      </w:r>
+      <w:r>
+        <w:t>)</w:t>
+      </w:r>
+      <w:r>
+        <w:rPr>
+          <w:lang w:val="en-US"/>
+        </w:rPr>
+        <w:t xml:space="preserve"> for efficient abstraction of data types, allowing us to maintain data integrity throughout </w:t>
+      </w:r>
+      <w:proofErr w:type="spellStart"/>
+      <w:r>
+        <w:rPr>
+          <w:lang w:val="en-US"/>
+        </w:rPr>
+        <w:t>SplashScreen</w:t>
+      </w:r>
+      <w:proofErr w:type="spellEnd"/>
+      <w:r>
+        <w:rPr>
+          <w:lang w:val="en-US"/>
+        </w:rPr>
+        <w:t xml:space="preserve"> </w:t>
+      </w:r>
+      <w:r>
+        <w:t>(</w:t>
+      </w:r>
+      <w:proofErr w:type="spellStart"/>
+      <w:r>
+        <w:t>Liskov</w:t>
+      </w:r>
+      <w:proofErr w:type="spellEnd"/>
+      <w:r>
+        <w:t xml:space="preserve"> &amp; Zilles, 1974</w:t>
+      </w:r>
+      <w:r>
+        <w:t>)</w:t>
+      </w:r>
     </w:p>
     <w:p>
       <w:pPr>
@@ -3936,16 +4198,12 @@
       <w:pPr>
         <w:pStyle w:val="Heading3"/>
         <w:rPr>
-          <w:b/>
-          <w:bCs/>
           <w:u w:val="single"/>
         </w:rPr>
       </w:pPr>
-      <w:bookmarkStart w:id="13" w:name="_Toc211620962"/>
-      <w:r>
-        <w:rPr>
-          <w:b/>
-          <w:bCs/>
+      <w:bookmarkStart w:id="13" w:name="_Toc211689423"/>
+      <w:r>
+        <w:rPr>
           <w:u w:val="single"/>
           <w:lang w:val="en-US"/>
         </w:rPr>
@@ -3953,16 +4211,12 @@
       </w:r>
       <w:r>
         <w:rPr>
-          <w:b/>
-          <w:bCs/>
           <w:u w:val="single"/>
         </w:rPr>
         <w:t>C</w:t>
       </w:r>
       <w:r>
         <w:rPr>
-          <w:b/>
-          <w:bCs/>
           <w:u w:val="single"/>
         </w:rPr>
         <w:t>ustom toast notification</w:t>
@@ -4185,6 +4439,7 @@
         <w:pStyle w:val="Heading4"/>
       </w:pPr>
       <w:r>
+        <w:lastRenderedPageBreak/>
         <w:t>Technical Anatomy</w:t>
       </w:r>
     </w:p>
@@ -4213,13 +4468,20 @@
         <w:rPr>
           <w:rStyle w:val="CodeChar"/>
         </w:rPr>
-        <w:t xml:space="preserve"> </w:t>
-      </w:r>
-      <w:r>
-        <w:rPr>
-          <w:rStyle w:val="CodeChar"/>
-        </w:rPr>
-        <w:lastRenderedPageBreak/>
+        <w:t xml:space="preserve"> (</w:t>
+      </w:r>
+      <w:proofErr w:type="spellStart"/>
+      <w:r>
+        <w:rPr>
+          <w:rStyle w:val="CodeChar"/>
+        </w:rPr>
+        <w:t>rootView.addView</w:t>
+      </w:r>
+      <w:proofErr w:type="spellEnd"/>
+      <w:r>
+        <w:rPr>
+          <w:rStyle w:val="CodeChar"/>
+        </w:rPr>
         <w:t>(</w:t>
       </w:r>
       <w:proofErr w:type="spellStart"/>
@@ -4227,28 +4489,62 @@
         <w:rPr>
           <w:rStyle w:val="CodeChar"/>
         </w:rPr>
-        <w:t>rootView.addView</w:t>
+        <w:t>customNotificationView</w:t>
       </w:r>
       <w:proofErr w:type="spellEnd"/>
+      <w:proofErr w:type="gramStart"/>
+      <w:r>
+        <w:rPr>
+          <w:rStyle w:val="CodeChar"/>
+        </w:rPr>
+        <w:t>))</w:t>
+      </w:r>
+      <w:r>
+        <w:rPr>
+          <w:rStyle w:val="CodeChar"/>
+          <w:rFonts w:asciiTheme="minorHAnsi" w:hAnsiTheme="minorHAnsi" w:cstheme="minorHAnsi"/>
+        </w:rPr>
+        <w:t>which</w:t>
+      </w:r>
+      <w:proofErr w:type="gramEnd"/>
+      <w:r>
+        <w:rPr>
+          <w:rStyle w:val="CodeChar"/>
+          <w:rFonts w:asciiTheme="minorHAnsi" w:hAnsiTheme="minorHAnsi" w:cstheme="minorHAnsi"/>
+        </w:rPr>
+        <w:t xml:space="preserve"> is a bit more </w:t>
+      </w:r>
+      <w:r>
+        <w:rPr>
+          <w:rStyle w:val="CodeChar"/>
+          <w:rFonts w:asciiTheme="minorHAnsi" w:hAnsiTheme="minorHAnsi" w:cstheme="minorHAnsi"/>
+        </w:rPr>
+        <w:t>complex</w:t>
+      </w:r>
+      <w:r>
+        <w:rPr>
+          <w:rStyle w:val="CodeChar"/>
+          <w:rFonts w:asciiTheme="minorHAnsi" w:hAnsiTheme="minorHAnsi" w:cstheme="minorHAnsi"/>
+        </w:rPr>
+        <w:t xml:space="preserve"> to achieve</w:t>
+      </w:r>
       <w:r>
         <w:rPr>
           <w:rStyle w:val="CodeChar"/>
         </w:rPr>
         <w:t>(</w:t>
       </w:r>
-      <w:proofErr w:type="spellStart"/>
-      <w:r>
-        <w:rPr>
-          <w:rStyle w:val="CodeChar"/>
-        </w:rPr>
-        <w:t>customNotificationView</w:t>
-      </w:r>
-      <w:proofErr w:type="spellEnd"/>
-      <w:r>
-        <w:rPr>
-          <w:rStyle w:val="CodeChar"/>
-        </w:rPr>
-        <w:t>)).</w:t>
+      <w:r>
+        <w:t>Chen, 2023</w:t>
+      </w:r>
+      <w:r>
+        <w:t>)</w:t>
+      </w:r>
+      <w:r>
+        <w:rPr>
+          <w:rStyle w:val="CodeChar"/>
+        </w:rPr>
+        <w:t>.</w:t>
       </w:r>
       <w:r>
         <w:rPr>
@@ -4525,32 +4821,16 @@
     <w:p>
       <w:pPr>
         <w:pStyle w:val="Head1"/>
-        <w:rPr>
-          <w:b/>
-          <w:bCs/>
-        </w:rPr>
       </w:pPr>
       <w:bookmarkStart w:id="14" w:name="_Toc211592049"/>
-      <w:bookmarkStart w:id="15" w:name="_Toc211620963"/>
-      <w:r>
-        <w:rPr>
-          <w:b/>
-          <w:bCs/>
-        </w:rPr>
+      <w:bookmarkStart w:id="15" w:name="_Toc211689424"/>
+      <w:r>
         <w:t>1.</w:t>
       </w:r>
       <w:r>
-        <w:rPr>
-          <w:b/>
-          <w:bCs/>
-        </w:rPr>
         <w:t>3</w:t>
       </w:r>
       <w:r>
-        <w:rPr>
-          <w:b/>
-          <w:bCs/>
-        </w:rPr>
         <w:t xml:space="preserve"> Source code references</w:t>
       </w:r>
       <w:bookmarkEnd w:id="14"/>
@@ -4633,17 +4913,13 @@
       <w:pPr>
         <w:pStyle w:val="Heading3"/>
         <w:rPr>
-          <w:b/>
-          <w:bCs/>
           <w:u w:val="single"/>
         </w:rPr>
       </w:pPr>
       <w:bookmarkStart w:id="16" w:name="_Toc211592050"/>
-      <w:bookmarkStart w:id="17" w:name="_Toc211620964"/>
-      <w:r>
-        <w:rPr>
-          <w:b/>
-          <w:bCs/>
+      <w:bookmarkStart w:id="17" w:name="_Toc211689425"/>
+      <w:r>
+        <w:rPr>
           <w:u w:val="single"/>
         </w:rPr>
         <w:t>1.3.1 Implementing a Fragment-to-Fragment Communication Pattern</w:t>
@@ -4713,7 +4989,43 @@
         <w:rPr>
           <w:lang w:val="en-US"/>
         </w:rPr>
-        <w:t xml:space="preserve"> Fragments, is required for reliable, lifecycle-aware communication.</w:t>
+        <w:t xml:space="preserve"> Fragments, is required for reliable, lifecycle-aware communication</w:t>
+      </w:r>
+      <w:r>
+        <w:rPr>
+          <w:lang w:val="en-US"/>
+        </w:rPr>
+        <w:t xml:space="preserve"> (</w:t>
+      </w:r>
+      <w:r>
+        <w:rPr>
+          <w:lang w:val="en-US"/>
+        </w:rPr>
+        <w:t>Android Developers</w:t>
+      </w:r>
+      <w:r>
+        <w:rPr>
+          <w:lang w:val="en-US"/>
+        </w:rPr>
+        <w:t xml:space="preserve">, </w:t>
+      </w:r>
+      <w:r>
+        <w:rPr>
+          <w:lang w:val="en-US"/>
+        </w:rPr>
+        <w:t>202</w:t>
+      </w:r>
+      <w:r>
+        <w:rPr>
+          <w:lang w:val="en-US"/>
+        </w:rPr>
+        <w:t>5</w:t>
+      </w:r>
+      <w:r>
+        <w:rPr>
+          <w:lang w:val="en-US"/>
+        </w:rPr>
+        <w:t>).</w:t>
       </w:r>
     </w:p>
     <w:p>
@@ -4778,19 +5090,79 @@
     </w:p>
     <w:p>
       <w:pPr>
+        <w:jc w:val="both"/>
+        <w:rPr>
+          <w:lang w:val="en-US"/>
+        </w:rPr>
+      </w:pPr>
+    </w:p>
+    <w:p>
+      <w:pPr>
+        <w:jc w:val="both"/>
+        <w:rPr>
+          <w:lang w:val="en-US"/>
+        </w:rPr>
+      </w:pPr>
+    </w:p>
+    <w:p>
+      <w:pPr>
+        <w:jc w:val="both"/>
+        <w:rPr>
+          <w:lang w:val="en-US"/>
+        </w:rPr>
+      </w:pPr>
+    </w:p>
+    <w:p>
+      <w:pPr>
+        <w:pStyle w:val="Heading3"/>
+        <w:rPr>
+          <w:u w:val="single"/>
+          <w:lang w:val="en-US"/>
+        </w:rPr>
+      </w:pPr>
+      <w:bookmarkStart w:id="20" w:name="_Toc211592054"/>
+      <w:bookmarkStart w:id="21" w:name="_Toc211689426"/>
+      <w:r>
+        <w:rPr>
+          <w:u w:val="single"/>
+          <w:lang w:val="en-US"/>
+        </w:rPr>
+        <w:t xml:space="preserve">1.3.2 Constructing Time-Based Range Queries in Cloud </w:t>
+      </w:r>
+      <w:proofErr w:type="spellStart"/>
+      <w:r>
+        <w:rPr>
+          <w:u w:val="single"/>
+          <w:lang w:val="en-US"/>
+        </w:rPr>
+        <w:t>Firestore</w:t>
+      </w:r>
+      <w:bookmarkEnd w:id="20"/>
+      <w:bookmarkEnd w:id="21"/>
+      <w:proofErr w:type="spellEnd"/>
+    </w:p>
+    <w:p>
+      <w:pPr>
+        <w:rPr>
+          <w:lang w:val="en-US"/>
+        </w:rPr>
+      </w:pPr>
+    </w:p>
+    <w:p>
+      <w:pPr>
         <w:pStyle w:val="Heading4"/>
         <w:rPr>
           <w:lang w:val="en-US"/>
         </w:rPr>
       </w:pPr>
-      <w:bookmarkStart w:id="20" w:name="_Toc211592053"/>
-      <w:r>
-        <w:rPr>
-          <w:lang w:val="en-US"/>
-        </w:rPr>
-        <w:t>Reference</w:t>
-      </w:r>
-      <w:bookmarkEnd w:id="20"/>
+      <w:bookmarkStart w:id="22" w:name="_Toc211592055"/>
+      <w:r>
+        <w:rPr>
+          <w:lang w:val="en-US"/>
+        </w:rPr>
+        <w:t>Description</w:t>
+      </w:r>
+      <w:bookmarkEnd w:id="22"/>
     </w:p>
     <w:p>
       <w:pPr>
@@ -4803,7 +5175,1031 @@
         <w:rPr>
           <w:lang w:val="en-US"/>
         </w:rPr>
-        <w:t xml:space="preserve">Android Developers. (2024). Pass results between fragments. Retrieved October 10, 2025, from </w:t>
+        <w:t xml:space="preserve">To efficiently filter and display maintenance events for a single day, the application uses composite Firestore queries. Specifically, the use of </w:t>
+      </w:r>
+      <w:proofErr w:type="spellStart"/>
+      <w:proofErr w:type="gramStart"/>
+      <w:r>
+        <w:rPr>
+          <w:rStyle w:val="CodeChar"/>
+        </w:rPr>
+        <w:t>whereGreaterThanOrEqualTo</w:t>
+      </w:r>
+      <w:proofErr w:type="spellEnd"/>
+      <w:r>
+        <w:rPr>
+          <w:rStyle w:val="CodeChar"/>
+        </w:rPr>
+        <w:t>(</w:t>
+      </w:r>
+      <w:proofErr w:type="gramEnd"/>
+      <w:r>
+        <w:rPr>
+          <w:rStyle w:val="CodeChar"/>
+        </w:rPr>
+        <w:t>)</w:t>
+      </w:r>
+      <w:r>
+        <w:rPr>
+          <w:lang w:val="en-US"/>
+        </w:rPr>
+        <w:t xml:space="preserve"> and </w:t>
+      </w:r>
+      <w:proofErr w:type="spellStart"/>
+      <w:r>
+        <w:rPr>
+          <w:rStyle w:val="CodeChar"/>
+        </w:rPr>
+        <w:t>whereLessThanOrEqualTo</w:t>
+      </w:r>
+      <w:proofErr w:type="spellEnd"/>
+      <w:r>
+        <w:rPr>
+          <w:rStyle w:val="CodeChar"/>
+        </w:rPr>
+        <w:t>()</w:t>
+      </w:r>
+      <w:r>
+        <w:rPr>
+          <w:lang w:val="en-US"/>
+        </w:rPr>
+        <w:t xml:space="preserve"> on the </w:t>
+      </w:r>
+      <w:proofErr w:type="spellStart"/>
+      <w:r>
+        <w:rPr>
+          <w:rStyle w:val="CodeChar"/>
+        </w:rPr>
+        <w:t>startDate</w:t>
+      </w:r>
+      <w:proofErr w:type="spellEnd"/>
+      <w:r>
+        <w:rPr>
+          <w:lang w:val="en-US"/>
+        </w:rPr>
+        <w:t xml:space="preserve"> field, combined with the orderBy() clause, is an advanced querying pattern essential for scheduling systems. This requires precise handling of </w:t>
+      </w:r>
+      <w:proofErr w:type="spellStart"/>
+      <w:r>
+        <w:rPr>
+          <w:rStyle w:val="CodeChar"/>
+        </w:rPr>
+        <w:t>System.currentTimeMillis</w:t>
+      </w:r>
+      <w:proofErr w:type="spellEnd"/>
+      <w:r>
+        <w:rPr>
+          <w:rStyle w:val="CodeChar"/>
+        </w:rPr>
+        <w:t>()</w:t>
+      </w:r>
+      <w:r>
+        <w:rPr>
+          <w:lang w:val="en-US"/>
+        </w:rPr>
+        <w:t xml:space="preserve"> timestamps and the creation of specific backend indexes to run successfully and maintain performance</w:t>
+      </w:r>
+      <w:r>
+        <w:rPr>
+          <w:lang w:val="en-US"/>
+        </w:rPr>
+        <w:t xml:space="preserve"> </w:t>
+      </w:r>
+      <w:r>
+        <w:t>(Android Developers, 202</w:t>
+      </w:r>
+      <w:r>
+        <w:t>5</w:t>
+      </w:r>
+      <w:r>
+        <w:t>; Firebase Developers, 202</w:t>
+      </w:r>
+      <w:r>
+        <w:t>)</w:t>
+      </w:r>
+      <w:r>
+        <w:rPr>
+          <w:lang w:val="en-US"/>
+        </w:rPr>
+        <w:t>.</w:t>
+      </w:r>
+    </w:p>
+    <w:p>
+      <w:pPr>
+        <w:jc w:val="both"/>
+        <w:rPr>
+          <w:lang w:val="en-US"/>
+        </w:rPr>
+      </w:pPr>
+    </w:p>
+    <w:p>
+      <w:pPr>
+        <w:pStyle w:val="Heading4"/>
+        <w:rPr>
+          <w:lang w:val="en-US"/>
+        </w:rPr>
+      </w:pPr>
+      <w:bookmarkStart w:id="23" w:name="_Toc211592056"/>
+      <w:r>
+        <w:rPr>
+          <w:lang w:val="en-US"/>
+        </w:rPr>
+        <w:t>Usage</w:t>
+      </w:r>
+      <w:bookmarkEnd w:id="23"/>
+    </w:p>
+    <w:p>
+      <w:pPr>
+        <w:jc w:val="both"/>
+        <w:rPr>
+          <w:lang w:val="en-US"/>
+        </w:rPr>
+      </w:pPr>
+      <w:r>
+        <w:rPr>
+          <w:rStyle w:val="CodeChar"/>
+        </w:rPr>
+        <w:t>PO_Calendar.java</w:t>
+      </w:r>
+      <w:r>
+        <w:rPr>
+          <w:lang w:val="en-US"/>
+        </w:rPr>
+        <w:t xml:space="preserve"> (</w:t>
+      </w:r>
+      <w:proofErr w:type="spellStart"/>
+      <w:proofErr w:type="gramStart"/>
+      <w:r>
+        <w:rPr>
+          <w:rStyle w:val="CodeChar"/>
+        </w:rPr>
+        <w:t>loadEventsForSelectedDate</w:t>
+      </w:r>
+      <w:proofErr w:type="spellEnd"/>
+      <w:r>
+        <w:rPr>
+          <w:rStyle w:val="CodeChar"/>
+        </w:rPr>
+        <w:t>(</w:t>
+      </w:r>
+      <w:proofErr w:type="gramEnd"/>
+      <w:r>
+        <w:rPr>
+          <w:rStyle w:val="CodeChar"/>
+        </w:rPr>
+        <w:t>)</w:t>
+      </w:r>
+      <w:r>
+        <w:rPr>
+          <w:lang w:val="en-US"/>
+        </w:rPr>
+        <w:t xml:space="preserve"> method)</w:t>
+      </w:r>
+    </w:p>
+    <w:p>
+      <w:pPr>
+        <w:jc w:val="both"/>
+        <w:rPr>
+          <w:lang w:val="en-US"/>
+        </w:rPr>
+      </w:pPr>
+    </w:p>
+    <w:p>
+      <w:pPr>
+        <w:jc w:val="both"/>
+        <w:rPr>
+          <w:lang w:val="en-US"/>
+        </w:rPr>
+      </w:pPr>
+    </w:p>
+    <w:p>
+      <w:pPr>
+        <w:pStyle w:val="Head1"/>
+      </w:pPr>
+      <w:bookmarkStart w:id="24" w:name="_Toc211592058"/>
+      <w:bookmarkStart w:id="25" w:name="_Toc211689427"/>
+      <w:r>
+        <w:t>1.</w:t>
+      </w:r>
+      <w:r>
+        <w:t>4</w:t>
+      </w:r>
+      <w:r>
+        <w:t xml:space="preserve"> Problems encountered</w:t>
+      </w:r>
+      <w:bookmarkEnd w:id="24"/>
+      <w:bookmarkEnd w:id="25"/>
+      <w:r>
+        <w:t xml:space="preserve"> </w:t>
+      </w:r>
+    </w:p>
+    <w:p>
+      <w:pPr>
+        <w:rPr>
+          <w:b/>
+          <w:sz w:val="28"/>
+          <w:szCs w:val="28"/>
+          <w:lang w:val="en-US"/>
+        </w:rPr>
+      </w:pPr>
+    </w:p>
+    <w:p>
+      <w:pPr>
+        <w:jc w:val="both"/>
+      </w:pPr>
+      <w:r>
+        <w:t>This section provides a reflection on the technical and logistical difficulties encountered during the project's development, outlining the challenges and the eventual strategies we employed to overcome them.</w:t>
+      </w:r>
+    </w:p>
+    <w:p>
+      <w:pPr>
+        <w:jc w:val="both"/>
+        <w:rPr>
+          <w:color w:val="4472C4" w:themeColor="accent1"/>
+          <w:lang w:val="en-US"/>
+        </w:rPr>
+      </w:pPr>
+    </w:p>
+    <w:p>
+      <w:pPr>
+        <w:pStyle w:val="Heading3"/>
+        <w:rPr>
+          <w:u w:val="single"/>
+          <w:lang w:val="en-US"/>
+        </w:rPr>
+      </w:pPr>
+      <w:bookmarkStart w:id="26" w:name="_Toc211592059"/>
+      <w:bookmarkStart w:id="27" w:name="_Toc211689428"/>
+      <w:r>
+        <w:rPr>
+          <w:u w:val="single"/>
+          <w:lang w:val="en-US"/>
+        </w:rPr>
+        <w:t>1.</w:t>
+      </w:r>
+      <w:r>
+        <w:rPr>
+          <w:u w:val="single"/>
+          <w:lang w:val="en-US"/>
+        </w:rPr>
+        <w:t>4</w:t>
+      </w:r>
+      <w:r>
+        <w:rPr>
+          <w:u w:val="single"/>
+          <w:lang w:val="en-US"/>
+        </w:rPr>
+        <w:t xml:space="preserve">.1 </w:t>
+      </w:r>
+      <w:r>
+        <w:rPr>
+          <w:u w:val="single"/>
+        </w:rPr>
+        <w:t>Integrating a Functional and Customizable Calendar System</w:t>
+      </w:r>
+      <w:bookmarkEnd w:id="26"/>
+      <w:bookmarkEnd w:id="27"/>
+    </w:p>
+    <w:p>
+      <w:pPr>
+        <w:jc w:val="both"/>
+        <w:rPr>
+          <w:lang w:val="en-US"/>
+        </w:rPr>
+      </w:pPr>
+    </w:p>
+    <w:p>
+      <w:pPr>
+        <w:pStyle w:val="Heading4"/>
+        <w:rPr>
+          <w:lang w:val="en-US"/>
+        </w:rPr>
+      </w:pPr>
+      <w:bookmarkStart w:id="28" w:name="_Toc211592060"/>
+      <w:r>
+        <w:rPr>
+          <w:lang w:val="en-US"/>
+        </w:rPr>
+        <w:t>Problem</w:t>
+      </w:r>
+      <w:bookmarkEnd w:id="28"/>
+    </w:p>
+    <w:p>
+      <w:pPr>
+        <w:jc w:val="both"/>
+      </w:pPr>
+      <w:r>
+        <w:t>We encountered significant difficulty in establishing a calendar component that was both highly functional for scheduling and fully customizable to fit the SplashScreen user interface. Our initial approach involved evaluating several third-party Android libraries</w:t>
+      </w:r>
+      <w:r>
+        <w:t xml:space="preserve"> and </w:t>
+      </w:r>
+      <w:r>
+        <w:t>packages. While some libraries offered a beautiful calendar view, they often imposed rigid internal structures that made it nearly impossible to integrate our specific Firebase event-fetching logic or customize the event display</w:t>
+      </w:r>
+      <w:r>
+        <w:t xml:space="preserve">, </w:t>
+      </w:r>
+      <w:r>
+        <w:t xml:space="preserve">e.g., </w:t>
+      </w:r>
+      <w:r>
+        <w:t xml:space="preserve">our </w:t>
+      </w:r>
+      <w:r>
+        <w:t>colo</w:t>
+      </w:r>
+      <w:r>
+        <w:t>u</w:t>
+      </w:r>
+      <w:r>
+        <w:t>r-coding</w:t>
+      </w:r>
+      <w:r>
+        <w:t xml:space="preserve"> style</w:t>
+      </w:r>
+      <w:r>
+        <w:t>, custom event titles</w:t>
+      </w:r>
+      <w:r>
+        <w:t>,</w:t>
+      </w:r>
+      <w:r>
+        <w:t xml:space="preserve"> without heavily forking the library code.</w:t>
+      </w:r>
+    </w:p>
+    <w:p>
+      <w:pPr>
+        <w:jc w:val="both"/>
+      </w:pPr>
+    </w:p>
+    <w:p>
+      <w:pPr>
+        <w:pStyle w:val="Heading4"/>
+        <w:rPr>
+          <w:lang w:val="en-US"/>
+        </w:rPr>
+      </w:pPr>
+      <w:bookmarkStart w:id="29" w:name="_Toc211592061"/>
+      <w:r>
+        <w:t>Solution</w:t>
+      </w:r>
+      <w:bookmarkEnd w:id="29"/>
+    </w:p>
+    <w:p>
+      <w:pPr>
+        <w:jc w:val="both"/>
+        <w:rPr>
+          <w:lang w:val="en-US"/>
+        </w:rPr>
+      </w:pPr>
+      <w:r>
+        <w:rPr>
+          <w:lang w:val="en-US"/>
+        </w:rPr>
+        <w:t xml:space="preserve">We resolved this by abandoning external libraries and leveraging the built-in Android CalendarView component. This component provided the basic month view. Crucially, we custom-wrote all the related logic, including the time manipulation, database </w:t>
+      </w:r>
+      <w:r>
+        <w:rPr>
+          <w:lang w:val="en-US"/>
+        </w:rPr>
+        <w:t>querying,</w:t>
+      </w:r>
+      <w:r>
+        <w:rPr>
+          <w:lang w:val="en-US"/>
+        </w:rPr>
+        <w:t xml:space="preserve"> </w:t>
+      </w:r>
+      <w:r>
+        <w:rPr>
+          <w:lang w:val="en-US"/>
+        </w:rPr>
+        <w:t xml:space="preserve">as seen in Section </w:t>
+      </w:r>
+      <w:r>
+        <w:rPr>
+          <w:lang w:val="en-US"/>
+        </w:rPr>
+        <w:t>1.2</w:t>
+      </w:r>
+      <w:r>
+        <w:rPr>
+          <w:lang w:val="en-US"/>
+        </w:rPr>
+        <w:t>,</w:t>
+      </w:r>
+      <w:r>
+        <w:rPr>
+          <w:lang w:val="en-US"/>
+        </w:rPr>
+        <w:t xml:space="preserve"> and the display of the events list</w:t>
+      </w:r>
+      <w:r>
+        <w:rPr>
+          <w:lang w:val="en-US"/>
+        </w:rPr>
+        <w:t xml:space="preserve">, </w:t>
+      </w:r>
+      <w:proofErr w:type="spellStart"/>
+      <w:r>
+        <w:rPr>
+          <w:rStyle w:val="CodeChar"/>
+        </w:rPr>
+        <w:t>RecyclerView</w:t>
+      </w:r>
+      <w:proofErr w:type="spellEnd"/>
+      <w:r>
+        <w:rPr>
+          <w:lang w:val="en-US"/>
+        </w:rPr>
+        <w:t>. This allowed us to maintain full control over the UI/UX and integrate our complex data architecture seamlessly.</w:t>
+      </w:r>
+    </w:p>
+    <w:p>
+      <w:pPr>
+        <w:jc w:val="both"/>
+        <w:rPr>
+          <w:lang w:val="en-US"/>
+        </w:rPr>
+      </w:pPr>
+    </w:p>
+    <w:p>
+      <w:pPr>
+        <w:jc w:val="both"/>
+        <w:rPr>
+          <w:lang w:val="en-US"/>
+        </w:rPr>
+      </w:pPr>
+    </w:p>
+    <w:p>
+      <w:pPr>
+        <w:jc w:val="both"/>
+        <w:rPr>
+          <w:lang w:val="en-US"/>
+        </w:rPr>
+      </w:pPr>
+    </w:p>
+    <w:p>
+      <w:pPr>
+        <w:jc w:val="both"/>
+        <w:rPr>
+          <w:lang w:val="en-US"/>
+        </w:rPr>
+      </w:pPr>
+    </w:p>
+    <w:p>
+      <w:pPr>
+        <w:jc w:val="both"/>
+        <w:rPr>
+          <w:lang w:val="en-US"/>
+        </w:rPr>
+      </w:pPr>
+    </w:p>
+    <w:p>
+      <w:pPr>
+        <w:jc w:val="both"/>
+        <w:rPr>
+          <w:lang w:val="en-US"/>
+        </w:rPr>
+      </w:pPr>
+    </w:p>
+    <w:p>
+      <w:pPr>
+        <w:jc w:val="both"/>
+        <w:rPr>
+          <w:lang w:val="en-US"/>
+        </w:rPr>
+      </w:pPr>
+    </w:p>
+    <w:p>
+      <w:pPr>
+        <w:pStyle w:val="Heading3"/>
+        <w:rPr>
+          <w:u w:val="single"/>
+        </w:rPr>
+      </w:pPr>
+      <w:bookmarkStart w:id="30" w:name="_Toc211592062"/>
+      <w:bookmarkStart w:id="31" w:name="_Toc211689429"/>
+      <w:r>
+        <w:rPr>
+          <w:u w:val="single"/>
+          <w:lang w:val="en-US"/>
+        </w:rPr>
+        <w:t xml:space="preserve">1.4.2 </w:t>
+      </w:r>
+      <w:r>
+        <w:rPr>
+          <w:u w:val="single"/>
+        </w:rPr>
+        <w:t>Managing Git Version Control and Merge Conflicts</w:t>
+      </w:r>
+      <w:bookmarkEnd w:id="30"/>
+      <w:bookmarkEnd w:id="31"/>
+    </w:p>
+    <w:p/>
+    <w:p>
+      <w:pPr>
+        <w:pStyle w:val="Heading4"/>
+        <w:rPr>
+          <w:lang w:val="en-US"/>
+        </w:rPr>
+      </w:pPr>
+      <w:bookmarkStart w:id="32" w:name="_Toc211592063"/>
+      <w:r>
+        <w:rPr>
+          <w:lang w:val="en-US"/>
+        </w:rPr>
+        <w:t>Problem</w:t>
+      </w:r>
+      <w:bookmarkEnd w:id="32"/>
+    </w:p>
+    <w:p>
+      <w:pPr>
+        <w:jc w:val="both"/>
+      </w:pPr>
+      <w:r>
+        <w:t xml:space="preserve">Throughout the development phase, particularly when transitioning between personal and campus workstations, we frequently encountered </w:t>
+      </w:r>
+      <w:r>
+        <w:rPr>
+          <w:bCs/>
+        </w:rPr>
+        <w:t>Git merge conflicts</w:t>
+      </w:r>
+      <w:r>
+        <w:t>.</w:t>
+      </w:r>
+      <w:r>
+        <w:t xml:space="preserve"> These were usually due to us forgetting to pull the latest changes or commit local modifications before switching work environments. While our system utilized separate development and production branches, human error caused these inconsistencies in the local environment, leading to frustrating conflicts upon attempting a final push or merge.</w:t>
+      </w:r>
+    </w:p>
+    <w:p>
+      <w:pPr>
+        <w:jc w:val="both"/>
+      </w:pPr>
+    </w:p>
+    <w:p>
+      <w:pPr>
+        <w:pStyle w:val="Heading4"/>
+        <w:rPr>
+          <w:lang w:val="en-US"/>
+        </w:rPr>
+      </w:pPr>
+      <w:bookmarkStart w:id="33" w:name="_Toc211592064"/>
+      <w:r>
+        <w:t>Solution</w:t>
+      </w:r>
+      <w:bookmarkEnd w:id="33"/>
+    </w:p>
+    <w:p>
+      <w:pPr>
+        <w:jc w:val="both"/>
+      </w:pPr>
+      <w:r>
+        <w:t>To resolve these issues efficiently, we relied heavily on Git</w:t>
+      </w:r>
+      <w:r>
+        <w:t>Hub desktop</w:t>
+      </w:r>
+      <w:r>
+        <w:t xml:space="preserve">'s history tool. We would often use </w:t>
+      </w:r>
+      <w:r>
+        <w:t xml:space="preserve">the logs and check the differences </w:t>
+      </w:r>
+      <w:r>
+        <w:t>to precisely identify the conflicting changes</w:t>
+      </w:r>
+      <w:r>
+        <w:t xml:space="preserve"> </w:t>
+      </w:r>
+      <w:r>
+        <w:t>(GitHub Docs, 202</w:t>
+      </w:r>
+      <w:r>
+        <w:t>5</w:t>
+      </w:r>
+      <w:r>
+        <w:t>)</w:t>
+      </w:r>
+      <w:r>
+        <w:t>. The common resolution involved checking out specific commits, comparing the applicable code fragments manually, and then compiling the required changes into a single, converged version. This rigorous manual process, while time-consuming, ensured no critical logic was accidentally discarded.</w:t>
+      </w:r>
+    </w:p>
+    <w:p>
+      <w:pPr>
+        <w:jc w:val="both"/>
+        <w:rPr>
+          <w:lang w:val="en-US"/>
+        </w:rPr>
+      </w:pPr>
+    </w:p>
+    <w:p>
+      <w:pPr>
+        <w:pStyle w:val="Heading3"/>
+        <w:rPr>
+          <w:u w:val="single"/>
+        </w:rPr>
+      </w:pPr>
+      <w:bookmarkStart w:id="34" w:name="_Toc211592065"/>
+      <w:bookmarkStart w:id="35" w:name="_Toc211689430"/>
+      <w:r>
+        <w:rPr>
+          <w:u w:val="single"/>
+          <w:lang w:val="en-US"/>
+        </w:rPr>
+        <w:t xml:space="preserve">1.4.3 </w:t>
+      </w:r>
+      <w:r>
+        <w:rPr>
+          <w:u w:val="single"/>
+        </w:rPr>
+        <w:t>Data Dependency and Implementation of Offline Capabilities</w:t>
+      </w:r>
+      <w:bookmarkEnd w:id="34"/>
+      <w:bookmarkEnd w:id="35"/>
+    </w:p>
+    <w:p>
+      <w:pPr>
+        <w:rPr>
+          <w:lang w:val="en-US"/>
+        </w:rPr>
+      </w:pPr>
+    </w:p>
+    <w:p>
+      <w:pPr>
+        <w:pStyle w:val="Heading4"/>
+        <w:rPr>
+          <w:lang w:val="en-US"/>
+        </w:rPr>
+      </w:pPr>
+      <w:bookmarkStart w:id="36" w:name="_Toc211592066"/>
+      <w:r>
+        <w:rPr>
+          <w:lang w:val="en-US"/>
+        </w:rPr>
+        <w:t>Problem</w:t>
+      </w:r>
+      <w:bookmarkEnd w:id="36"/>
+    </w:p>
+    <w:p>
+      <w:r>
+        <w:t xml:space="preserve">A persistent challenge has been managing the application's reliance on a stable internet connection. While Firebase is </w:t>
+      </w:r>
+      <w:r>
+        <w:t>strong</w:t>
+      </w:r>
+      <w:r>
+        <w:t>, users need to view recent pool logs or maintenance schedules even when temporarily offline</w:t>
+      </w:r>
+      <w:r>
+        <w:t xml:space="preserve">. </w:t>
+      </w:r>
+      <w:r>
+        <w:t>Achieving a complete, reliable offline-first state is complex due to the asynchronous nature of</w:t>
+      </w:r>
+      <w:r>
+        <w:t xml:space="preserve"> Fibebase</w:t>
+      </w:r>
+      <w:r>
+        <w:t xml:space="preserve"> Firestore's data synchronization.</w:t>
+      </w:r>
+    </w:p>
+    <w:p/>
+    <w:p>
+      <w:pPr>
+        <w:pStyle w:val="Heading4"/>
+        <w:rPr>
+          <w:lang w:val="en-US"/>
+        </w:rPr>
+      </w:pPr>
+      <w:bookmarkStart w:id="37" w:name="_Toc211592067"/>
+      <w:r>
+        <w:t>Solution</w:t>
+      </w:r>
+      <w:bookmarkEnd w:id="37"/>
+    </w:p>
+    <w:p>
+      <w:r>
+        <w:t xml:space="preserve">Our current strategy focuses on </w:t>
+      </w:r>
+      <w:r>
+        <w:rPr>
+          <w:bCs/>
+        </w:rPr>
+        <w:t>managing cache dependency</w:t>
+      </w:r>
+      <w:r>
+        <w:t>.</w:t>
+      </w:r>
+      <w:r>
+        <w:t xml:space="preserve"> We utilize</w:t>
+      </w:r>
+      <w:r>
+        <w:t>d</w:t>
+      </w:r>
+      <w:r>
+        <w:t xml:space="preserve"> </w:t>
+      </w:r>
+      <w:proofErr w:type="spellStart"/>
+      <w:r>
+        <w:t>Firestore's</w:t>
+      </w:r>
+      <w:proofErr w:type="spellEnd"/>
+      <w:r>
+        <w:t xml:space="preserve"> built-in offline capabilities, which allow the app to cache data it has recently accessed while online</w:t>
+      </w:r>
+      <w:r>
+        <w:t xml:space="preserve"> (Firebase Developers, 202</w:t>
+      </w:r>
+      <w:r>
+        <w:t>5</w:t>
+      </w:r>
+      <w:r>
+        <w:t>)</w:t>
+      </w:r>
+      <w:r>
+        <w:t>. This provides limited offline functionality. For future iterations, the goal is to implement a more comprehensive cache-management layer</w:t>
+      </w:r>
+      <w:r>
+        <w:t xml:space="preserve"> </w:t>
+      </w:r>
+      <w:r>
+        <w:t xml:space="preserve">potentially using the </w:t>
+      </w:r>
+      <w:r>
+        <w:rPr>
+          <w:bCs/>
+        </w:rPr>
+        <w:t>Repository pattern</w:t>
+      </w:r>
+      <w:r>
+        <w:t xml:space="preserve"> </w:t>
+      </w:r>
+      <w:r>
+        <w:t>to actively store and serve data like event logs during offline periods, with synchronization only occurring when connectivity is restored</w:t>
+      </w:r>
+      <w:r>
+        <w:t xml:space="preserve"> </w:t>
+      </w:r>
+      <w:r>
+        <w:t>(Gamma et al., 1994)</w:t>
+      </w:r>
+      <w:r>
+        <w:t>.</w:t>
+      </w:r>
+    </w:p>
+    <w:p/>
+    <w:p>
+      <w:pPr>
+        <w:pStyle w:val="Heading3"/>
+        <w:rPr>
+          <w:u w:val="single"/>
+        </w:rPr>
+      </w:pPr>
+      <w:bookmarkStart w:id="38" w:name="_Toc211592068"/>
+      <w:bookmarkStart w:id="39" w:name="_Toc211689431"/>
+      <w:r>
+        <w:rPr>
+          <w:u w:val="single"/>
+          <w:lang w:val="en-US"/>
+        </w:rPr>
+        <w:t xml:space="preserve">1.4.4 </w:t>
+      </w:r>
+      <w:r>
+        <w:rPr>
+          <w:u w:val="single"/>
+        </w:rPr>
+        <w:t>Storing User Images and Overcoming Firebase Storage Limits</w:t>
+      </w:r>
+      <w:bookmarkEnd w:id="38"/>
+      <w:bookmarkEnd w:id="39"/>
+    </w:p>
+    <w:p/>
+    <w:p>
+      <w:pPr>
+        <w:pStyle w:val="Heading4"/>
+      </w:pPr>
+      <w:bookmarkStart w:id="40" w:name="_Toc211592069"/>
+      <w:r>
+        <w:t>Problem</w:t>
+      </w:r>
+      <w:bookmarkEnd w:id="40"/>
+    </w:p>
+    <w:p>
+      <w:r>
+        <w:t xml:space="preserve">We faced a logistical hurdle regarding the storage of large binary data, specifically user-uploaded pool images, necessary for both pool owners and service providers. While Cloud Firestore is ideal for transactional data, it is not designed to store images. Images must be stored in </w:t>
+      </w:r>
+      <w:r>
+        <w:rPr>
+          <w:bCs/>
+        </w:rPr>
+        <w:t>Firebase Cloud Storage Buckets</w:t>
+      </w:r>
+      <w:r>
+        <w:t>.</w:t>
+      </w:r>
+      <w:r>
+        <w:t xml:space="preserve"> The free tier of Firebase Storage imposes rate limits and bandwidth restrictions, which, combined with the administrative requirement of </w:t>
+      </w:r>
+      <w:r>
+        <w:lastRenderedPageBreak/>
+        <w:t>linking a credit card for initial configuration even for the free tier, presented a barrier since the project is currently unfunded.</w:t>
+      </w:r>
+    </w:p>
+    <w:p/>
+    <w:p>
+      <w:pPr>
+        <w:pStyle w:val="Heading4"/>
+      </w:pPr>
+      <w:bookmarkStart w:id="41" w:name="_Toc211592070"/>
+      <w:r>
+        <w:t>Solution</w:t>
+      </w:r>
+      <w:bookmarkEnd w:id="41"/>
+    </w:p>
+    <w:p>
+      <w:r>
+        <w:t>We devised a conceptual workaround involving an external cloud provider, Cloudinary, to handle the image hosting</w:t>
+      </w:r>
+      <w:r>
+        <w:t xml:space="preserve"> </w:t>
+      </w:r>
+      <w:r>
+        <w:t>(</w:t>
+      </w:r>
+      <w:proofErr w:type="spellStart"/>
+      <w:r>
+        <w:t>Cloudinary</w:t>
+      </w:r>
+      <w:proofErr w:type="spellEnd"/>
+      <w:r>
+        <w:t xml:space="preserve"> Documentation, 202</w:t>
+      </w:r>
+      <w:r>
+        <w:t>5</w:t>
+      </w:r>
+      <w:r>
+        <w:t>)</w:t>
+      </w:r>
+      <w:r>
+        <w:t>. The conceptual flow involves:</w:t>
+      </w:r>
+    </w:p>
+    <w:p/>
+    <w:p>
+      <w:pPr>
+        <w:pStyle w:val="ListParagraph"/>
+        <w:numPr>
+          <w:ilvl w:val="0"/>
+          <w:numId w:val="9"/>
+        </w:numPr>
+      </w:pPr>
+      <w:r>
+        <w:t>The user uploads a pool image from the app.</w:t>
+      </w:r>
+    </w:p>
+    <w:p>
+      <w:pPr>
+        <w:pStyle w:val="ListParagraph"/>
+        <w:numPr>
+          <w:ilvl w:val="0"/>
+          <w:numId w:val="9"/>
+        </w:numPr>
+      </w:pPr>
+      <w:r>
+        <w:t>The app sends the image directly to Cloudinary.</w:t>
+      </w:r>
+    </w:p>
+    <w:p>
+      <w:pPr>
+        <w:pStyle w:val="ListParagraph"/>
+        <w:numPr>
+          <w:ilvl w:val="0"/>
+          <w:numId w:val="9"/>
+        </w:numPr>
+      </w:pPr>
+      <w:r>
+        <w:t>Cloudinary returns a secure URL.</w:t>
+      </w:r>
+    </w:p>
+    <w:p>
+      <w:pPr>
+        <w:pStyle w:val="ListParagraph"/>
+        <w:numPr>
+          <w:ilvl w:val="0"/>
+          <w:numId w:val="9"/>
+        </w:numPr>
+      </w:pPr>
+      <w:r>
+        <w:t>This URL</w:t>
+      </w:r>
+      <w:r>
+        <w:t xml:space="preserve">, </w:t>
+      </w:r>
+      <w:r>
+        <w:t>not the image itself</w:t>
+      </w:r>
+      <w:r>
+        <w:t>,</w:t>
+      </w:r>
+      <w:r>
+        <w:t xml:space="preserve"> is stored in the corresponding pool document in Cloud Firestore.</w:t>
+      </w:r>
+    </w:p>
+    <w:p>
+      <w:pPr>
+        <w:pStyle w:val="ListParagraph"/>
+        <w:numPr>
+          <w:ilvl w:val="0"/>
+          <w:numId w:val="9"/>
+        </w:numPr>
+      </w:pPr>
+      <w:r>
+        <w:t>When a user</w:t>
+      </w:r>
+      <w:r>
+        <w:t xml:space="preserve">, </w:t>
+      </w:r>
+      <w:r>
+        <w:t>owner or service provider</w:t>
+      </w:r>
+      <w:r>
+        <w:t>,</w:t>
+      </w:r>
+      <w:r>
+        <w:t xml:space="preserve"> views the pool, the app fetches the URL from Firestore and downloads the image from Cloudinary. This decentralized approach allows us to manage image storage and delivery independently of Firebase's immediate financial constraints.</w:t>
+      </w:r>
+    </w:p>
+    <w:p/>
+    <w:p>
+      <w:pPr>
+        <w:rPr>
+          <w:lang w:val="en-US"/>
+        </w:rPr>
+      </w:pPr>
+      <w:r>
+        <w:rPr>
+          <w:lang w:val="en-US"/>
+        </w:rPr>
+        <w:br w:type="page"/>
+      </w:r>
+    </w:p>
+    <w:p>
+      <w:pPr>
+        <w:pStyle w:val="Head1"/>
+      </w:pPr>
+      <w:bookmarkStart w:id="42" w:name="_Toc211689432"/>
+      <w:r>
+        <w:lastRenderedPageBreak/>
+        <w:t>1.5 References</w:t>
+      </w:r>
+      <w:bookmarkEnd w:id="42"/>
+    </w:p>
+    <w:p/>
+    <w:p>
+      <w:pPr>
+        <w:jc w:val="both"/>
+        <w:rPr>
+          <w:lang w:val="en-US"/>
+        </w:rPr>
+      </w:pPr>
+      <w:r>
+        <w:rPr>
+          <w:lang w:val="en-US"/>
+        </w:rPr>
+        <w:t>Android Developers. (202</w:t>
+      </w:r>
+      <w:r>
+        <w:rPr>
+          <w:lang w:val="en-US"/>
+        </w:rPr>
+        <w:t>5</w:t>
+      </w:r>
+      <w:r>
+        <w:rPr>
+          <w:lang w:val="en-US"/>
+        </w:rPr>
+        <w:t xml:space="preserve">). Pass results between fragments. Retrieved </w:t>
+      </w:r>
+      <w:r>
+        <w:rPr>
+          <w:lang w:val="en-US"/>
+        </w:rPr>
+        <w:t xml:space="preserve">September </w:t>
+      </w:r>
+      <w:r>
+        <w:rPr>
+          <w:lang w:val="en-US"/>
+        </w:rPr>
+        <w:t>14</w:t>
+      </w:r>
+      <w:r>
+        <w:rPr>
+          <w:lang w:val="en-US"/>
+        </w:rPr>
+        <w:t xml:space="preserve">, 2025, from </w:t>
       </w:r>
       <w:hyperlink r:id="rId14" w:history="1">
         <w:r>
@@ -4815,266 +6211,64 @@
         </w:r>
       </w:hyperlink>
     </w:p>
+    <w:p/>
     <w:p>
       <w:pPr>
         <w:jc w:val="both"/>
         <w:rPr>
-          <w:lang w:val="en-US"/>
-        </w:rPr>
-      </w:pPr>
-    </w:p>
-    <w:p>
-      <w:pPr>
-        <w:pStyle w:val="Heading3"/>
-        <w:rPr>
-          <w:b/>
-          <w:bCs/>
-          <w:u w:val="single"/>
-          <w:lang w:val="en-US"/>
-        </w:rPr>
-      </w:pPr>
-      <w:bookmarkStart w:id="21" w:name="_Toc211592054"/>
-      <w:bookmarkStart w:id="22" w:name="_Toc211620965"/>
-      <w:r>
-        <w:rPr>
-          <w:b/>
-          <w:bCs/>
-          <w:u w:val="single"/>
-          <w:lang w:val="en-US"/>
-        </w:rPr>
-        <w:lastRenderedPageBreak/>
-        <w:t>1.3.2 Constructing Time-Based Range Queries in Cloud Firestore</w:t>
-      </w:r>
-      <w:bookmarkEnd w:id="21"/>
-      <w:bookmarkEnd w:id="22"/>
-    </w:p>
-    <w:p>
-      <w:pPr>
-        <w:rPr>
-          <w:lang w:val="en-US"/>
-        </w:rPr>
-      </w:pPr>
-    </w:p>
-    <w:p>
-      <w:pPr>
-        <w:pStyle w:val="Heading4"/>
-        <w:rPr>
-          <w:lang w:val="en-US"/>
-        </w:rPr>
-      </w:pPr>
-      <w:bookmarkStart w:id="23" w:name="_Toc211592055"/>
-      <w:r>
-        <w:rPr>
-          <w:lang w:val="en-US"/>
-        </w:rPr>
-        <w:t>Description</w:t>
-      </w:r>
-      <w:bookmarkEnd w:id="23"/>
-    </w:p>
-    <w:p>
-      <w:pPr>
-        <w:jc w:val="both"/>
-        <w:rPr>
-          <w:lang w:val="en-US"/>
-        </w:rPr>
-      </w:pPr>
-      <w:r>
-        <w:rPr>
-          <w:lang w:val="en-US"/>
-        </w:rPr>
-        <w:t xml:space="preserve">To efficiently filter and display maintenance events for a single day, the application uses composite Firestore queries. Specifically, the use of </w:t>
+          <w:rStyle w:val="Hyperlink"/>
+          <w:lang w:val="en-US"/>
+        </w:rPr>
+      </w:pPr>
+      <w:r>
+        <w:rPr>
+          <w:lang w:val="en-US"/>
+        </w:rPr>
+        <w:t>Android Developers. (202</w:t>
+      </w:r>
+      <w:r>
+        <w:rPr>
+          <w:lang w:val="en-US"/>
+        </w:rPr>
+        <w:t>5</w:t>
+      </w:r>
+      <w:r>
+        <w:rPr>
+          <w:lang w:val="en-US"/>
+        </w:rPr>
+        <w:t xml:space="preserve">). Simple and compound queries in Cloud </w:t>
       </w:r>
       <w:proofErr w:type="spellStart"/>
-      <w:proofErr w:type="gramStart"/>
-      <w:r>
-        <w:rPr>
-          <w:rStyle w:val="CodeChar"/>
-        </w:rPr>
-        <w:t>whereGreaterThanOrEqualTo</w:t>
+      <w:r>
+        <w:rPr>
+          <w:lang w:val="en-US"/>
+        </w:rPr>
+        <w:t>Firestore</w:t>
       </w:r>
       <w:proofErr w:type="spellEnd"/>
       <w:r>
         <w:rPr>
-          <w:rStyle w:val="CodeChar"/>
-        </w:rPr>
-        <w:t>(</w:t>
-      </w:r>
-      <w:proofErr w:type="gramEnd"/>
-      <w:r>
-        <w:rPr>
-          <w:rStyle w:val="CodeChar"/>
-        </w:rPr>
-        <w:t>)</w:t>
-      </w:r>
-      <w:r>
-        <w:rPr>
-          <w:lang w:val="en-US"/>
-        </w:rPr>
-        <w:t xml:space="preserve"> and </w:t>
-      </w:r>
-      <w:proofErr w:type="spellStart"/>
-      <w:r>
-        <w:rPr>
-          <w:rStyle w:val="CodeChar"/>
-        </w:rPr>
-        <w:t>whereLessThanOrEqualTo</w:t>
-      </w:r>
-      <w:proofErr w:type="spellEnd"/>
-      <w:r>
-        <w:rPr>
-          <w:rStyle w:val="CodeChar"/>
-        </w:rPr>
-        <w:t>()</w:t>
-      </w:r>
-      <w:r>
-        <w:rPr>
-          <w:lang w:val="en-US"/>
-        </w:rPr>
-        <w:t xml:space="preserve"> on the </w:t>
-      </w:r>
-      <w:proofErr w:type="spellStart"/>
-      <w:r>
-        <w:rPr>
-          <w:rStyle w:val="CodeChar"/>
-        </w:rPr>
-        <w:t>startDate</w:t>
-      </w:r>
-      <w:proofErr w:type="spellEnd"/>
-      <w:r>
-        <w:rPr>
-          <w:lang w:val="en-US"/>
-        </w:rPr>
-        <w:t xml:space="preserve"> field, combined with the orderBy() clause, is an advanced querying pattern essential for scheduling systems. This requires precise handling of </w:t>
-      </w:r>
-      <w:proofErr w:type="spellStart"/>
-      <w:r>
-        <w:rPr>
-          <w:rStyle w:val="CodeChar"/>
-        </w:rPr>
-        <w:t>System.currentTimeMillis</w:t>
-      </w:r>
-      <w:proofErr w:type="spellEnd"/>
-      <w:r>
-        <w:rPr>
-          <w:rStyle w:val="CodeChar"/>
-        </w:rPr>
-        <w:t>()</w:t>
-      </w:r>
-      <w:r>
-        <w:rPr>
-          <w:lang w:val="en-US"/>
-        </w:rPr>
-        <w:t xml:space="preserve"> timestamps and the creation of specific backend indexes to run successfully and maintain performance.</w:t>
-      </w:r>
-    </w:p>
-    <w:p>
-      <w:pPr>
-        <w:jc w:val="both"/>
-        <w:rPr>
-          <w:lang w:val="en-US"/>
-        </w:rPr>
-      </w:pPr>
-    </w:p>
-    <w:p>
-      <w:pPr>
-        <w:pStyle w:val="Heading4"/>
-        <w:rPr>
-          <w:lang w:val="en-US"/>
-        </w:rPr>
-      </w:pPr>
-      <w:bookmarkStart w:id="24" w:name="_Toc211592056"/>
-      <w:r>
-        <w:rPr>
-          <w:lang w:val="en-US"/>
-        </w:rPr>
-        <w:t>Usage</w:t>
-      </w:r>
-      <w:bookmarkEnd w:id="24"/>
-    </w:p>
-    <w:p>
-      <w:pPr>
-        <w:jc w:val="both"/>
-        <w:rPr>
-          <w:lang w:val="en-US"/>
-        </w:rPr>
-      </w:pPr>
-      <w:r>
-        <w:rPr>
-          <w:rStyle w:val="CodeChar"/>
-        </w:rPr>
-        <w:t>PO_Calendar.java</w:t>
-      </w:r>
-      <w:r>
-        <w:rPr>
-          <w:lang w:val="en-US"/>
-        </w:rPr>
-        <w:t xml:space="preserve"> (</w:t>
-      </w:r>
-      <w:proofErr w:type="spellStart"/>
-      <w:proofErr w:type="gramStart"/>
-      <w:r>
-        <w:rPr>
-          <w:rStyle w:val="CodeChar"/>
-        </w:rPr>
-        <w:t>loadEventsForSelectedDate</w:t>
-      </w:r>
-      <w:proofErr w:type="spellEnd"/>
-      <w:r>
-        <w:rPr>
-          <w:rStyle w:val="CodeChar"/>
-        </w:rPr>
-        <w:t>(</w:t>
-      </w:r>
-      <w:proofErr w:type="gramEnd"/>
-      <w:r>
-        <w:rPr>
-          <w:rStyle w:val="CodeChar"/>
-        </w:rPr>
-        <w:t>)</w:t>
-      </w:r>
-      <w:r>
-        <w:rPr>
-          <w:lang w:val="en-US"/>
-        </w:rPr>
-        <w:t xml:space="preserve"> method)</w:t>
-      </w:r>
-    </w:p>
-    <w:p>
-      <w:pPr>
-        <w:jc w:val="both"/>
-        <w:rPr>
-          <w:lang w:val="en-US"/>
-        </w:rPr>
-      </w:pPr>
-    </w:p>
-    <w:p>
-      <w:pPr>
-        <w:pStyle w:val="Heading4"/>
-        <w:rPr>
-          <w:lang w:val="en-US"/>
-        </w:rPr>
-      </w:pPr>
-      <w:bookmarkStart w:id="25" w:name="_Toc211592057"/>
-      <w:r>
-        <w:rPr>
-          <w:lang w:val="en-US"/>
-        </w:rPr>
-        <w:t>Reference</w:t>
-      </w:r>
-      <w:bookmarkEnd w:id="25"/>
-    </w:p>
-    <w:p>
-      <w:pPr>
-        <w:jc w:val="both"/>
-        <w:rPr>
-          <w:lang w:val="en-US"/>
-        </w:rPr>
-      </w:pPr>
-      <w:r>
-        <w:rPr>
-          <w:lang w:val="en-US"/>
-        </w:rPr>
-        <w:t xml:space="preserve">Android Developers. (2024). Simple and compound queries in Cloud Firestore. Retrieved October 10, 2025, from </w:t>
+          <w:lang w:val="en-US"/>
+        </w:rPr>
+        <w:t xml:space="preserve">. Retrieved </w:t>
+      </w:r>
+      <w:r>
+        <w:rPr>
+          <w:lang w:val="en-US"/>
+        </w:rPr>
+        <w:t xml:space="preserve">September </w:t>
+      </w:r>
+      <w:r>
+        <w:rPr>
+          <w:lang w:val="en-US"/>
+        </w:rPr>
+        <w:t>23</w:t>
+      </w:r>
+      <w:r>
+        <w:rPr>
+          <w:lang w:val="en-US"/>
+        </w:rPr>
+        <w:t xml:space="preserve">, 2025, from </w:t>
       </w:r>
       <w:hyperlink r:id="rId15" w:history="1">
         <w:r>
@@ -5097,737 +6291,495 @@
     <w:p>
       <w:pPr>
         <w:jc w:val="both"/>
-        <w:rPr>
-          <w:lang w:val="en-US"/>
-        </w:rPr>
-      </w:pPr>
-    </w:p>
-    <w:p>
-      <w:pPr>
-        <w:pStyle w:val="Head1"/>
+      </w:pPr>
+      <w:r>
+        <w:t>Android Developers.</w:t>
+      </w:r>
+      <w:r>
+        <w:t xml:space="preserve"> (202</w:t>
+      </w:r>
+      <w:r>
+        <w:t>5</w:t>
+      </w:r>
+      <w:r>
+        <w:t xml:space="preserve">). </w:t>
+      </w:r>
+      <w:r>
+        <w:rPr>
+          <w:i/>
+          <w:iCs/>
+        </w:rPr>
+        <w:t xml:space="preserve">Build responsive UI with </w:t>
+      </w:r>
+      <w:proofErr w:type="spellStart"/>
+      <w:r>
+        <w:rPr>
+          <w:i/>
+          <w:iCs/>
+        </w:rPr>
+        <w:t>ConstraintLayout</w:t>
+      </w:r>
+      <w:proofErr w:type="spellEnd"/>
+      <w:r>
+        <w:t xml:space="preserve">. Retrieved October 10, 2025, from </w:t>
+      </w:r>
+      <w:hyperlink r:id="rId16" w:history="1">
+        <w:r>
+          <w:rPr>
+            <w:rStyle w:val="Hyperlink"/>
+          </w:rPr>
+          <w:t>https://developer.android.com/develop/ui/views/layout/constraint-layout</w:t>
+        </w:r>
+      </w:hyperlink>
+    </w:p>
+    <w:p>
+      <w:pPr>
+        <w:jc w:val="both"/>
+      </w:pPr>
+    </w:p>
+    <w:p>
+      <w:pPr>
+        <w:jc w:val="both"/>
+      </w:pPr>
+      <w:r>
+        <w:t>Chen, B.</w:t>
+      </w:r>
+      <w:r>
+        <w:t xml:space="preserve"> (2023). </w:t>
+      </w:r>
+      <w:r>
+        <w:rPr>
+          <w:i/>
+          <w:iCs/>
+        </w:rPr>
+        <w:t>Understanding the Android View Hierarchy and Drawing</w:t>
+      </w:r>
+      <w:r>
+        <w:t xml:space="preserve">. Retrieved </w:t>
+      </w:r>
+      <w:r>
+        <w:t>September 18</w:t>
+      </w:r>
+      <w:r>
+        <w:t xml:space="preserve">, 2025, from </w:t>
+      </w:r>
+      <w:hyperlink r:id="rId17" w:history="1">
+        <w:r>
+          <w:rPr>
+            <w:rStyle w:val="Hyperlink"/>
+          </w:rPr>
+          <w:t>https://medium.com/androiddevelopers/understanding-the-android-view-hierarchy</w:t>
+        </w:r>
+      </w:hyperlink>
+    </w:p>
+    <w:p>
+      <w:pPr>
+        <w:jc w:val="both"/>
+      </w:pPr>
+    </w:p>
+    <w:p>
+      <w:pPr>
+        <w:jc w:val="both"/>
+      </w:pPr>
+      <w:proofErr w:type="spellStart"/>
+      <w:r>
+        <w:t>Cloudinary</w:t>
+      </w:r>
+      <w:proofErr w:type="spellEnd"/>
+      <w:r>
+        <w:t xml:space="preserve"> Documentation.</w:t>
+      </w:r>
+      <w:r>
+        <w:t xml:space="preserve"> (202</w:t>
+      </w:r>
+      <w:r>
+        <w:t>5</w:t>
+      </w:r>
+      <w:r>
+        <w:t xml:space="preserve">). </w:t>
+      </w:r>
+      <w:proofErr w:type="spellStart"/>
+      <w:r>
+        <w:rPr>
+          <w:i/>
+          <w:iCs/>
+        </w:rPr>
+        <w:t>Cloudinary</w:t>
+      </w:r>
+      <w:proofErr w:type="spellEnd"/>
+      <w:r>
+        <w:rPr>
+          <w:i/>
+          <w:iCs/>
+        </w:rPr>
+        <w:t xml:space="preserve"> SDK for Android</w:t>
+      </w:r>
+      <w:r>
+        <w:t xml:space="preserve">. Retrieved October </w:t>
+      </w:r>
+      <w:r>
+        <w:t>09</w:t>
+      </w:r>
+      <w:r>
+        <w:t xml:space="preserve">, 2025, from </w:t>
+      </w:r>
+      <w:hyperlink r:id="rId18" w:history="1">
+        <w:r>
+          <w:rPr>
+            <w:rStyle w:val="Hyperlink"/>
+          </w:rPr>
+          <w:t>https://cloudinary.com/documentation/android</w:t>
+        </w:r>
+      </w:hyperlink>
+    </w:p>
+    <w:p>
+      <w:pPr>
+        <w:jc w:val="both"/>
+      </w:pPr>
+    </w:p>
+    <w:p>
+      <w:pPr>
+        <w:jc w:val="both"/>
+      </w:pPr>
+      <w:r>
+        <w:t>Firebase Developers.</w:t>
+      </w:r>
+      <w:r>
+        <w:t xml:space="preserve"> (202</w:t>
+      </w:r>
+      <w:r>
+        <w:t>5</w:t>
+      </w:r>
+      <w:r>
+        <w:t xml:space="preserve">). </w:t>
+      </w:r>
+      <w:r>
+        <w:rPr>
+          <w:i/>
+          <w:iCs/>
+        </w:rPr>
+        <w:t>Add Firebase to your Android project</w:t>
+      </w:r>
+      <w:r>
+        <w:t>. Retrieved</w:t>
+      </w:r>
+      <w:r>
+        <w:t xml:space="preserve"> </w:t>
+      </w:r>
+      <w:r>
+        <w:rPr>
+          <w:lang w:val="en-US"/>
+        </w:rPr>
+        <w:t>September 2</w:t>
+      </w:r>
+      <w:r>
+        <w:rPr>
+          <w:lang w:val="en-US"/>
+        </w:rPr>
+        <w:t>5</w:t>
+      </w:r>
+      <w:r>
+        <w:t xml:space="preserve">, 2025, from </w:t>
+      </w:r>
+      <w:hyperlink r:id="rId19" w:history="1">
+        <w:r>
+          <w:rPr>
+            <w:rStyle w:val="Hyperlink"/>
+          </w:rPr>
+          <w:t>https://firebase.google.com/docs/android/setup</w:t>
+        </w:r>
+      </w:hyperlink>
+    </w:p>
+    <w:p>
+      <w:pPr>
+        <w:jc w:val="both"/>
+      </w:pPr>
+    </w:p>
+    <w:p>
+      <w:pPr>
+        <w:jc w:val="both"/>
+        <w:rPr>
+          <w:lang w:val="en-US"/>
+        </w:rPr>
+      </w:pPr>
+      <w:r>
+        <w:t>Firebase Developers.</w:t>
+      </w:r>
+      <w:r>
+        <w:t xml:space="preserve"> (202</w:t>
+      </w:r>
+      <w:r>
+        <w:t>5</w:t>
+      </w:r>
+      <w:r>
+        <w:t xml:space="preserve">). </w:t>
+      </w:r>
+      <w:r>
+        <w:rPr>
+          <w:i/>
+          <w:iCs/>
+        </w:rPr>
+        <w:t xml:space="preserve">Secure your data in Cloud </w:t>
+      </w:r>
+      <w:proofErr w:type="spellStart"/>
+      <w:r>
+        <w:rPr>
+          <w:i/>
+          <w:iCs/>
+        </w:rPr>
+        <w:t>Firestore</w:t>
+      </w:r>
+      <w:proofErr w:type="spellEnd"/>
+      <w:r>
+        <w:t xml:space="preserve">. Retrieved </w:t>
+      </w:r>
+      <w:r>
+        <w:rPr>
+          <w:lang w:val="en-US"/>
+        </w:rPr>
+        <w:t xml:space="preserve">September </w:t>
+      </w:r>
+      <w:r>
+        <w:rPr>
+          <w:lang w:val="en-US"/>
+        </w:rPr>
+        <w:t>26</w:t>
+      </w:r>
+      <w:r>
+        <w:t>,</w:t>
+      </w:r>
+      <w:r>
+        <w:t xml:space="preserve"> 2025, from </w:t>
+      </w:r>
+      <w:hyperlink r:id="rId20" w:history="1">
+        <w:r>
+          <w:rPr>
+            <w:rStyle w:val="Hyperlink"/>
+          </w:rPr>
+          <w:t>https://firebase.google.com/docs/firestore/security/overview</w:t>
+        </w:r>
+      </w:hyperlink>
+    </w:p>
+    <w:p/>
+    <w:p>
+      <w:r>
+        <w:t xml:space="preserve">Gamma, E., Helm, R., Johnson, R., &amp; </w:t>
+      </w:r>
+      <w:proofErr w:type="spellStart"/>
+      <w:r>
+        <w:t>Vlissides</w:t>
+      </w:r>
+      <w:proofErr w:type="spellEnd"/>
+      <w:r>
+        <w:t>, J</w:t>
+      </w:r>
+      <w:r>
         <w:rPr>
           <w:b/>
           <w:bCs/>
         </w:rPr>
-      </w:pPr>
-      <w:bookmarkStart w:id="26" w:name="_Toc211592058"/>
-      <w:bookmarkStart w:id="27" w:name="_Toc211620966"/>
-      <w:r>
-        <w:rPr>
-          <w:b/>
-          <w:bCs/>
-        </w:rPr>
-        <w:t>1.</w:t>
-      </w:r>
-      <w:r>
-        <w:rPr>
-          <w:b/>
-          <w:bCs/>
-        </w:rPr>
-        <w:t>4</w:t>
-      </w:r>
-      <w:r>
-        <w:rPr>
-          <w:b/>
-          <w:bCs/>
-        </w:rPr>
-        <w:t xml:space="preserve"> Problems encountered</w:t>
-      </w:r>
-      <w:bookmarkEnd w:id="26"/>
-      <w:bookmarkEnd w:id="27"/>
-      <w:r>
-        <w:rPr>
-          <w:b/>
-          <w:bCs/>
-        </w:rPr>
+        <w:t>.</w:t>
+      </w:r>
+      <w:r>
+        <w:t xml:space="preserve"> (1994). </w:t>
+      </w:r>
+      <w:r>
+        <w:rPr>
+          <w:i/>
+          <w:iCs/>
+        </w:rPr>
+        <w:t>Design patterns: Elements of reusable object-oriented software</w:t>
+      </w:r>
+      <w:r>
+        <w:t>. Addison-Wesley.</w:t>
+      </w:r>
+    </w:p>
+    <w:p/>
+    <w:p>
+      <w:r>
+        <w:t>GitHub Docs. (202</w:t>
+      </w:r>
+      <w:r>
+        <w:t>5</w:t>
+      </w:r>
+      <w:r>
+        <w:t xml:space="preserve">). </w:t>
+      </w:r>
+      <w:r>
+        <w:rPr>
+          <w:i/>
+          <w:iCs/>
+        </w:rPr>
+        <w:t>Resolving a merge conflict using the command line</w:t>
+      </w:r>
+      <w:r>
+        <w:t xml:space="preserve">. Retrieved </w:t>
+      </w:r>
+      <w:r>
+        <w:t>September 21</w:t>
+      </w:r>
+      <w:r>
+        <w:t xml:space="preserve">, 2025, from </w:t>
+      </w:r>
+      <w:hyperlink r:id="rId21" w:history="1">
+        <w:r>
+          <w:rPr>
+            <w:rStyle w:val="Hyperlink"/>
+          </w:rPr>
+          <w:t>https://docs.github.com/articles/resolving-a-merge-conflict-using-the-command-line</w:t>
+        </w:r>
+      </w:hyperlink>
+    </w:p>
+    <w:p/>
+    <w:p>
+      <w:proofErr w:type="spellStart"/>
+      <w:r>
+        <w:t>Liskov</w:t>
+      </w:r>
+      <w:proofErr w:type="spellEnd"/>
+      <w:r>
+        <w:t>, B. H., &amp; Zilles, S.</w:t>
+      </w:r>
+      <w:r>
+        <w:t xml:space="preserve"> (1974). Programming with abstract data types. </w:t>
+      </w:r>
+      <w:r>
+        <w:rPr>
+          <w:i/>
+          <w:iCs/>
+        </w:rPr>
+        <w:t xml:space="preserve">ACM </w:t>
+      </w:r>
+      <w:proofErr w:type="spellStart"/>
+      <w:r>
+        <w:rPr>
+          <w:i/>
+          <w:iCs/>
+        </w:rPr>
+        <w:t>Sigplan</w:t>
+      </w:r>
+      <w:proofErr w:type="spellEnd"/>
+      <w:r>
+        <w:rPr>
+          <w:i/>
+          <w:iCs/>
+        </w:rPr>
+        <w:t xml:space="preserve"> Notices</w:t>
+      </w:r>
+      <w:r>
+        <w:t xml:space="preserve">, </w:t>
+      </w:r>
+      <w:r>
+        <w:rPr>
+          <w:i/>
+          <w:iCs/>
+        </w:rPr>
+        <w:t>9</w:t>
+      </w:r>
+      <w:r>
+        <w:t>(4), 50–59.</w:t>
+      </w:r>
+    </w:p>
+    <w:p/>
+    <w:p>
+      <w:proofErr w:type="spellStart"/>
+      <w:r>
+        <w:t>UiLover</w:t>
+      </w:r>
+      <w:proofErr w:type="spellEnd"/>
+      <w:r>
+        <w:t xml:space="preserve">. (n.d.). </w:t>
+      </w:r>
+      <w:r>
+        <w:rPr>
+          <w:i/>
+          <w:iCs/>
+        </w:rPr>
+        <w:t>Android UI Lover</w:t>
+      </w:r>
+      <w:r>
+        <w:t xml:space="preserve"> [YouTube channel]. Retrieved </w:t>
+      </w:r>
+      <w:r>
+        <w:rPr>
+          <w:lang w:val="en-US"/>
+        </w:rPr>
+        <w:t xml:space="preserve">September </w:t>
+      </w:r>
+      <w:r>
+        <w:rPr>
+          <w:lang w:val="en-US"/>
+        </w:rPr>
+        <w:t>14</w:t>
+      </w:r>
+      <w:r>
+        <w:t>, 2025, from</w:t>
+      </w:r>
+      <w:r>
         <w:t xml:space="preserve"> </w:t>
       </w:r>
-    </w:p>
-    <w:p>
-      <w:pPr>
-        <w:rPr>
-          <w:b/>
-          <w:sz w:val="28"/>
-          <w:szCs w:val="28"/>
-          <w:lang w:val="en-US"/>
-        </w:rPr>
-      </w:pPr>
-    </w:p>
-    <w:p>
-      <w:pPr>
-        <w:jc w:val="both"/>
-      </w:pPr>
-      <w:r>
-        <w:t>This section provides a reflection on the technical and logistical difficulties encountered during the project's development, outlining the challenges and the eventual strategies we employed to overcome them.</w:t>
-      </w:r>
-    </w:p>
-    <w:p>
-      <w:pPr>
-        <w:jc w:val="both"/>
-        <w:rPr>
-          <w:color w:val="4472C4" w:themeColor="accent1"/>
-          <w:lang w:val="en-US"/>
-        </w:rPr>
-      </w:pPr>
-    </w:p>
-    <w:p>
-      <w:pPr>
-        <w:pStyle w:val="Heading3"/>
-        <w:rPr>
-          <w:b/>
-          <w:bCs/>
-          <w:u w:val="single"/>
-          <w:lang w:val="en-US"/>
-        </w:rPr>
-      </w:pPr>
-      <w:bookmarkStart w:id="28" w:name="_Toc211592059"/>
-      <w:bookmarkStart w:id="29" w:name="_Toc211620967"/>
-      <w:r>
-        <w:rPr>
-          <w:b/>
-          <w:bCs/>
-          <w:u w:val="single"/>
-          <w:lang w:val="en-US"/>
-        </w:rPr>
-        <w:t>1.</w:t>
-      </w:r>
-      <w:r>
-        <w:rPr>
-          <w:b/>
-          <w:bCs/>
-          <w:u w:val="single"/>
-          <w:lang w:val="en-US"/>
-        </w:rPr>
-        <w:t>4</w:t>
-      </w:r>
-      <w:r>
-        <w:rPr>
-          <w:b/>
-          <w:bCs/>
-          <w:u w:val="single"/>
-          <w:lang w:val="en-US"/>
-        </w:rPr>
-        <w:t xml:space="preserve">.1 </w:t>
-      </w:r>
-      <w:r>
-        <w:rPr>
-          <w:b/>
-          <w:bCs/>
-          <w:u w:val="single"/>
-        </w:rPr>
-        <w:t>Integrating a Functional and Customizable Calendar System</w:t>
-      </w:r>
-      <w:bookmarkEnd w:id="28"/>
-      <w:bookmarkEnd w:id="29"/>
-    </w:p>
-    <w:p>
-      <w:pPr>
-        <w:jc w:val="both"/>
-        <w:rPr>
-          <w:lang w:val="en-US"/>
-        </w:rPr>
-      </w:pPr>
-    </w:p>
-    <w:p>
-      <w:pPr>
-        <w:pStyle w:val="Heading4"/>
-        <w:rPr>
-          <w:lang w:val="en-US"/>
-        </w:rPr>
-      </w:pPr>
-      <w:bookmarkStart w:id="30" w:name="_Toc211592060"/>
-      <w:r>
-        <w:rPr>
-          <w:lang w:val="en-US"/>
-        </w:rPr>
-        <w:t>Problem</w:t>
-      </w:r>
-      <w:bookmarkEnd w:id="30"/>
-    </w:p>
-    <w:p>
-      <w:pPr>
-        <w:jc w:val="both"/>
-      </w:pPr>
-      <w:r>
-        <w:t>We encountered significant difficulty in establishing a calendar component that was both highly functional for scheduling and fully customizable to fit the SplashScreen user interface. Our initial approach involved evaluating several third-party Android libraries</w:t>
-      </w:r>
-      <w:r>
-        <w:t xml:space="preserve"> and </w:t>
-      </w:r>
-      <w:r>
-        <w:t>packages. While some libraries offered a beautiful calendar view, they often imposed rigid internal structures that made it nearly impossible to integrate our specific Firebase event-fetching logic or customize the event display</w:t>
-      </w:r>
-      <w:r>
-        <w:t xml:space="preserve">, </w:t>
-      </w:r>
-      <w:r>
-        <w:t xml:space="preserve">e.g., </w:t>
-      </w:r>
-      <w:r>
-        <w:t xml:space="preserve">our </w:t>
-      </w:r>
-      <w:r>
-        <w:t>colo</w:t>
-      </w:r>
-      <w:r>
-        <w:t>u</w:t>
-      </w:r>
-      <w:r>
-        <w:t>r-coding</w:t>
-      </w:r>
-      <w:r>
-        <w:t xml:space="preserve"> style</w:t>
-      </w:r>
-      <w:r>
-        <w:t>, custom event titles</w:t>
-      </w:r>
-      <w:r>
-        <w:t>,</w:t>
-      </w:r>
-      <w:r>
-        <w:t xml:space="preserve"> without heavily forking the library code.</w:t>
-      </w:r>
-    </w:p>
-    <w:p>
-      <w:pPr>
-        <w:jc w:val="both"/>
-      </w:pPr>
-    </w:p>
-    <w:p>
-      <w:pPr>
-        <w:pStyle w:val="Heading4"/>
-        <w:rPr>
-          <w:lang w:val="en-US"/>
-        </w:rPr>
-      </w:pPr>
-      <w:bookmarkStart w:id="31" w:name="_Toc211592061"/>
-      <w:r>
-        <w:t>Solution</w:t>
-      </w:r>
-      <w:bookmarkEnd w:id="31"/>
-    </w:p>
-    <w:p>
-      <w:pPr>
-        <w:jc w:val="both"/>
-        <w:rPr>
-          <w:lang w:val="en-US"/>
-        </w:rPr>
-      </w:pPr>
-      <w:r>
-        <w:rPr>
-          <w:lang w:val="en-US"/>
-        </w:rPr>
-        <w:t xml:space="preserve">We resolved this by abandoning external libraries and leveraging the built-in Android CalendarView component. This component provided the basic month view. Crucially, we custom-wrote all the related logic, including the time manipulation, database </w:t>
-      </w:r>
-      <w:r>
-        <w:rPr>
-          <w:lang w:val="en-US"/>
-        </w:rPr>
-        <w:t>querying,</w:t>
-      </w:r>
-      <w:r>
-        <w:rPr>
-          <w:lang w:val="en-US"/>
-        </w:rPr>
+      <w:hyperlink r:id="rId22" w:history="1">
+        <w:r>
+          <w:rPr>
+            <w:rStyle w:val="Hyperlink"/>
+          </w:rPr>
+          <w:t>https://www.youtube.com/@UiLover</w:t>
+        </w:r>
+      </w:hyperlink>
+    </w:p>
+    <w:p/>
+    <w:p>
+      <w:proofErr w:type="spellStart"/>
+      <w:r>
+        <w:t>Vogella</w:t>
+      </w:r>
+      <w:proofErr w:type="spellEnd"/>
+      <w:r>
+        <w:t>, L.</w:t>
+      </w:r>
+      <w:r>
+        <w:t xml:space="preserve"> (2023). </w:t>
+      </w:r>
+      <w:r>
+        <w:rPr>
+          <w:i/>
+          <w:iCs/>
+        </w:rPr>
+        <w:t>Android Development Tutorial: Fragments</w:t>
+      </w:r>
+      <w:r>
+        <w:t>. Retrieved</w:t>
+      </w:r>
+      <w:r>
         <w:t xml:space="preserve"> </w:t>
       </w:r>
       <w:r>
         <w:rPr>
           <w:lang w:val="en-US"/>
         </w:rPr>
-        <w:t xml:space="preserve">as seen in Section </w:t>
-      </w:r>
-      <w:r>
-        <w:rPr>
-          <w:lang w:val="en-US"/>
-        </w:rPr>
-        <w:t>1.2</w:t>
-      </w:r>
-      <w:r>
-        <w:rPr>
-          <w:lang w:val="en-US"/>
-        </w:rPr>
-        <w:t>,</w:t>
-      </w:r>
-      <w:r>
-        <w:rPr>
-          <w:lang w:val="en-US"/>
-        </w:rPr>
-        <w:t xml:space="preserve"> and the display of the events list</w:t>
-      </w:r>
-      <w:r>
-        <w:rPr>
-          <w:lang w:val="en-US"/>
-        </w:rPr>
-        <w:t xml:space="preserve">, </w:t>
-      </w:r>
-      <w:proofErr w:type="spellStart"/>
-      <w:r>
-        <w:rPr>
-          <w:rStyle w:val="CodeChar"/>
-        </w:rPr>
-        <w:t>RecyclerView</w:t>
-      </w:r>
-      <w:proofErr w:type="spellEnd"/>
-      <w:r>
-        <w:rPr>
-          <w:lang w:val="en-US"/>
-        </w:rPr>
-        <w:t>. This allowed us to maintain full control over the UI/UX and integrate our complex data architecture seamlessly.</w:t>
-      </w:r>
-    </w:p>
-    <w:p>
-      <w:pPr>
-        <w:jc w:val="both"/>
-        <w:rPr>
-          <w:lang w:val="en-US"/>
-        </w:rPr>
-      </w:pPr>
-    </w:p>
-    <w:p>
-      <w:pPr>
-        <w:jc w:val="both"/>
-        <w:rPr>
-          <w:lang w:val="en-US"/>
-        </w:rPr>
-      </w:pPr>
-    </w:p>
-    <w:p>
-      <w:pPr>
-        <w:jc w:val="both"/>
-        <w:rPr>
-          <w:lang w:val="en-US"/>
-        </w:rPr>
-      </w:pPr>
-    </w:p>
-    <w:p>
-      <w:pPr>
-        <w:pStyle w:val="Heading3"/>
-        <w:rPr>
-          <w:b/>
-          <w:bCs/>
-          <w:u w:val="single"/>
-        </w:rPr>
-      </w:pPr>
-      <w:bookmarkStart w:id="32" w:name="_Toc211592062"/>
-      <w:bookmarkStart w:id="33" w:name="_Toc211620968"/>
-      <w:r>
-        <w:rPr>
-          <w:b/>
-          <w:bCs/>
-          <w:u w:val="single"/>
-          <w:lang w:val="en-US"/>
-        </w:rPr>
-        <w:lastRenderedPageBreak/>
-        <w:t xml:space="preserve">1.4.2 </w:t>
-      </w:r>
-      <w:r>
-        <w:rPr>
-          <w:b/>
-          <w:bCs/>
-          <w:u w:val="single"/>
-        </w:rPr>
-        <w:t>Managing Git Version Control and Merge Conflicts</w:t>
-      </w:r>
-      <w:bookmarkEnd w:id="32"/>
-      <w:bookmarkEnd w:id="33"/>
-    </w:p>
-    <w:p/>
-    <w:p>
-      <w:pPr>
-        <w:pStyle w:val="Heading4"/>
-        <w:rPr>
-          <w:lang w:val="en-US"/>
-        </w:rPr>
-      </w:pPr>
-      <w:bookmarkStart w:id="34" w:name="_Toc211592063"/>
-      <w:r>
-        <w:rPr>
-          <w:lang w:val="en-US"/>
-        </w:rPr>
-        <w:t>Problem</w:t>
-      </w:r>
-      <w:bookmarkEnd w:id="34"/>
-    </w:p>
-    <w:p>
-      <w:pPr>
-        <w:jc w:val="both"/>
-      </w:pPr>
-      <w:r>
-        <w:t xml:space="preserve">Throughout the development phase, particularly when transitioning between personal and campus workstations, we frequently encountered </w:t>
-      </w:r>
-      <w:r>
-        <w:rPr>
-          <w:bCs/>
-        </w:rPr>
-        <w:t>Git merge conflicts</w:t>
-      </w:r>
-      <w:r>
-        <w:t>.</w:t>
-      </w:r>
-      <w:r>
-        <w:t xml:space="preserve"> These were usually due to us forgetting to pull the latest changes or commit local modifications before switching work environments. While our system utilized separate development and production branches, human error caused these inconsistencies in the local environment, leading to frustrating conflicts upon attempting a final push or merge.</w:t>
-      </w:r>
-    </w:p>
-    <w:p>
-      <w:pPr>
-        <w:jc w:val="both"/>
-      </w:pPr>
-    </w:p>
-    <w:p>
-      <w:pPr>
-        <w:pStyle w:val="Heading4"/>
-        <w:rPr>
-          <w:lang w:val="en-US"/>
-        </w:rPr>
-      </w:pPr>
-      <w:bookmarkStart w:id="35" w:name="_Toc211592064"/>
-      <w:r>
-        <w:t>Solution</w:t>
-      </w:r>
-      <w:bookmarkEnd w:id="35"/>
-    </w:p>
-    <w:p>
-      <w:pPr>
-        <w:jc w:val="both"/>
-      </w:pPr>
-      <w:r>
-        <w:t>To resolve these issues efficiently, we relied heavily on Git</w:t>
-      </w:r>
-      <w:r>
-        <w:t>Hub desktop</w:t>
-      </w:r>
-      <w:r>
-        <w:t xml:space="preserve">'s history tool. We would often use </w:t>
-      </w:r>
-      <w:r>
-        <w:t xml:space="preserve">the logs and check the differences </w:t>
-      </w:r>
-      <w:r>
-        <w:t>to precisely identify the conflicting changes. The common resolution involved checking out specific commits, comparing the applicable code fragments manually, and then compiling the required changes into a single, converged version. This rigorous manual process, while time-consuming, ensured no critical logic was accidentally discarded.</w:t>
-      </w:r>
-    </w:p>
-    <w:p>
-      <w:pPr>
-        <w:jc w:val="both"/>
-        <w:rPr>
-          <w:lang w:val="en-US"/>
-        </w:rPr>
-      </w:pPr>
-    </w:p>
-    <w:p>
-      <w:pPr>
-        <w:pStyle w:val="Heading3"/>
-        <w:rPr>
-          <w:b/>
-          <w:bCs/>
-          <w:u w:val="single"/>
-        </w:rPr>
-      </w:pPr>
-      <w:bookmarkStart w:id="36" w:name="_Toc211592065"/>
-      <w:bookmarkStart w:id="37" w:name="_Toc211620969"/>
-      <w:r>
-        <w:rPr>
-          <w:b/>
-          <w:bCs/>
-          <w:u w:val="single"/>
-          <w:lang w:val="en-US"/>
-        </w:rPr>
-        <w:t xml:space="preserve">1.4.3 </w:t>
-      </w:r>
-      <w:r>
-        <w:rPr>
-          <w:b/>
-          <w:bCs/>
-          <w:u w:val="single"/>
-        </w:rPr>
-        <w:t>Data Dependency and Implementation of Offline Capabilities</w:t>
-      </w:r>
-      <w:bookmarkEnd w:id="36"/>
-      <w:bookmarkEnd w:id="37"/>
-    </w:p>
-    <w:p>
-      <w:pPr>
-        <w:rPr>
-          <w:lang w:val="en-US"/>
-        </w:rPr>
-      </w:pPr>
-    </w:p>
-    <w:p>
-      <w:pPr>
-        <w:pStyle w:val="Heading4"/>
-        <w:rPr>
-          <w:lang w:val="en-US"/>
-        </w:rPr>
-      </w:pPr>
-      <w:bookmarkStart w:id="38" w:name="_Toc211592066"/>
-      <w:r>
-        <w:rPr>
-          <w:lang w:val="en-US"/>
-        </w:rPr>
-        <w:t>Problem</w:t>
-      </w:r>
-      <w:bookmarkEnd w:id="38"/>
-    </w:p>
-    <w:p>
-      <w:r>
-        <w:t xml:space="preserve">A persistent challenge has been managing the application's reliance on a stable internet connection. While Firebase is </w:t>
-      </w:r>
-      <w:r>
-        <w:t>strong</w:t>
-      </w:r>
-      <w:r>
-        <w:t>, users need to view recent pool logs or maintenance schedules even when temporarily offline</w:t>
-      </w:r>
-      <w:r>
-        <w:t xml:space="preserve">. </w:t>
-      </w:r>
-      <w:r>
-        <w:t>Achieving a complete, reliable offline-first state is complex due to the asynchronous nature of</w:t>
-      </w:r>
-      <w:r>
-        <w:t xml:space="preserve"> Fibebase</w:t>
-      </w:r>
-      <w:r>
-        <w:t xml:space="preserve"> Firestore's data synchronization.</w:t>
-      </w:r>
-    </w:p>
-    <w:p/>
-    <w:p>
-      <w:pPr>
-        <w:pStyle w:val="Heading4"/>
-        <w:rPr>
-          <w:lang w:val="en-US"/>
-        </w:rPr>
-      </w:pPr>
-      <w:bookmarkStart w:id="39" w:name="_Toc211592067"/>
-      <w:r>
-        <w:t>Solution</w:t>
-      </w:r>
-      <w:bookmarkEnd w:id="39"/>
-    </w:p>
-    <w:p>
-      <w:r>
-        <w:t xml:space="preserve">Our current strategy focuses on </w:t>
-      </w:r>
-      <w:r>
-        <w:rPr>
-          <w:bCs/>
-        </w:rPr>
-        <w:t>managing cache dependency</w:t>
-      </w:r>
-      <w:r>
-        <w:t>.</w:t>
-      </w:r>
-      <w:r>
-        <w:t xml:space="preserve"> We utilize</w:t>
-      </w:r>
-      <w:r>
-        <w:t>d</w:t>
-      </w:r>
-      <w:r>
-        <w:t xml:space="preserve"> </w:t>
-      </w:r>
-      <w:proofErr w:type="spellStart"/>
-      <w:r>
-        <w:t>Firestore's</w:t>
-      </w:r>
-      <w:proofErr w:type="spellEnd"/>
-      <w:r>
-        <w:t xml:space="preserve"> built-in offline capabilities, which allow the app to cache data it has recently accessed while online. This provides limited offline functionality. For future iterations, the goal is to implement a more comprehensive cache-management layer</w:t>
-      </w:r>
-      <w:r>
-        <w:t xml:space="preserve"> </w:t>
-      </w:r>
-      <w:r>
-        <w:t xml:space="preserve">potentially using the </w:t>
-      </w:r>
-      <w:r>
-        <w:rPr>
-          <w:bCs/>
-        </w:rPr>
-        <w:t>Repository pattern</w:t>
-      </w:r>
-      <w:r>
-        <w:t xml:space="preserve"> </w:t>
-      </w:r>
-      <w:r>
-        <w:t>to actively store and serve data like event logs during offline periods, with synchronization only occurring when connectivity is restored.</w:t>
-      </w:r>
-    </w:p>
-    <w:p/>
-    <w:p>
-      <w:pPr>
-        <w:pStyle w:val="Heading3"/>
-        <w:rPr>
-          <w:b/>
-          <w:bCs/>
-          <w:u w:val="single"/>
-        </w:rPr>
-      </w:pPr>
-      <w:bookmarkStart w:id="40" w:name="_Toc211592068"/>
-      <w:bookmarkStart w:id="41" w:name="_Toc211620970"/>
-      <w:r>
-        <w:rPr>
-          <w:b/>
-          <w:bCs/>
-          <w:u w:val="single"/>
-          <w:lang w:val="en-US"/>
-        </w:rPr>
-        <w:t xml:space="preserve">1.4.4 </w:t>
-      </w:r>
-      <w:r>
-        <w:rPr>
-          <w:b/>
-          <w:bCs/>
-          <w:u w:val="single"/>
-        </w:rPr>
-        <w:t>Storing User Images and Overcoming Firebase Storage Limits</w:t>
-      </w:r>
-      <w:bookmarkEnd w:id="40"/>
-      <w:bookmarkEnd w:id="41"/>
-    </w:p>
-    <w:p/>
-    <w:p>
-      <w:pPr>
-        <w:pStyle w:val="Heading4"/>
-      </w:pPr>
-      <w:bookmarkStart w:id="42" w:name="_Toc211592069"/>
-      <w:r>
-        <w:t>Problem</w:t>
-      </w:r>
-      <w:bookmarkEnd w:id="42"/>
-    </w:p>
-    <w:p>
-      <w:r>
-        <w:t xml:space="preserve">We faced a logistical hurdle regarding the storage of large binary data, specifically user-uploaded pool images, necessary for both pool owners and service providers. While Cloud Firestore is ideal for transactional data, it is not designed to store images. Images must be stored in </w:t>
-      </w:r>
-      <w:r>
-        <w:rPr>
-          <w:bCs/>
-        </w:rPr>
-        <w:t>Firebase Cloud Storage Buckets</w:t>
-      </w:r>
-      <w:r>
-        <w:t>.</w:t>
-      </w:r>
-      <w:r>
-        <w:t xml:space="preserve"> The free tier of Firebase Storage imposes rate limits and bandwidth restrictions, which, combined with the administrative requirement of linking a credit card for initial configuration even for the free tier, presented a barrier since the project is currently unfunded.</w:t>
-      </w:r>
-    </w:p>
-    <w:p/>
-    <w:p>
-      <w:pPr>
-        <w:pStyle w:val="Heading4"/>
-      </w:pPr>
-      <w:bookmarkStart w:id="43" w:name="_Toc211592070"/>
-      <w:r>
-        <w:lastRenderedPageBreak/>
-        <w:t>Solution</w:t>
-      </w:r>
-      <w:bookmarkEnd w:id="43"/>
-    </w:p>
-    <w:p>
-      <w:r>
-        <w:t>We devised a conceptual workaround involving an external cloud provider, Cloudinary, to handle the image hosting. The conceptual flow involves:</w:t>
-      </w:r>
-    </w:p>
-    <w:p/>
-    <w:p>
-      <w:pPr>
-        <w:pStyle w:val="ListParagraph"/>
-        <w:numPr>
-          <w:ilvl w:val="0"/>
-          <w:numId w:val="9"/>
-        </w:numPr>
-      </w:pPr>
-      <w:r>
-        <w:t>The user uploads a pool image from the app.</w:t>
-      </w:r>
-    </w:p>
-    <w:p>
-      <w:pPr>
-        <w:pStyle w:val="ListParagraph"/>
-        <w:numPr>
-          <w:ilvl w:val="0"/>
-          <w:numId w:val="9"/>
-        </w:numPr>
-      </w:pPr>
-      <w:r>
-        <w:t>The app sends the image directly to Cloudinary.</w:t>
-      </w:r>
-    </w:p>
-    <w:p>
-      <w:pPr>
-        <w:pStyle w:val="ListParagraph"/>
-        <w:numPr>
-          <w:ilvl w:val="0"/>
-          <w:numId w:val="9"/>
-        </w:numPr>
-      </w:pPr>
-      <w:r>
-        <w:t>Cloudinary returns a secure URL.</w:t>
-      </w:r>
-    </w:p>
-    <w:p>
-      <w:pPr>
-        <w:pStyle w:val="ListParagraph"/>
-        <w:numPr>
-          <w:ilvl w:val="0"/>
-          <w:numId w:val="9"/>
-        </w:numPr>
-      </w:pPr>
-      <w:r>
-        <w:t>This URL</w:t>
-      </w:r>
-      <w:r>
-        <w:t xml:space="preserve">, </w:t>
-      </w:r>
-      <w:r>
-        <w:t>not the image itself</w:t>
-      </w:r>
-      <w:r>
-        <w:t>,</w:t>
-      </w:r>
-      <w:r>
-        <w:t xml:space="preserve"> is stored in the corresponding pool document in Cloud Firestore.</w:t>
-      </w:r>
-    </w:p>
-    <w:p>
-      <w:pPr>
-        <w:pStyle w:val="ListParagraph"/>
-        <w:numPr>
-          <w:ilvl w:val="0"/>
-          <w:numId w:val="9"/>
-        </w:numPr>
-      </w:pPr>
-      <w:r>
-        <w:t>When a user</w:t>
-      </w:r>
-      <w:r>
-        <w:t xml:space="preserve">, </w:t>
-      </w:r>
-      <w:r>
-        <w:t>owner or service provider</w:t>
-      </w:r>
-      <w:r>
-        <w:t>,</w:t>
-      </w:r>
-      <w:r>
-        <w:t xml:space="preserve"> views the pool, the app fetches the URL from Firestore and downloads the image from Cloudinary. This decentralized approach allows us to manage image storage and delivery independently of Firebase's immediate financial constraints.</w:t>
-      </w:r>
-    </w:p>
-    <w:p/>
-    <w:p>
-      <w:pPr>
-        <w:rPr>
-          <w:lang w:val="en-US"/>
-        </w:rPr>
-      </w:pPr>
+        <w:t>September 2</w:t>
+      </w:r>
+      <w:r>
+        <w:rPr>
+          <w:lang w:val="en-US"/>
+        </w:rPr>
+        <w:t>3</w:t>
+      </w:r>
+      <w:r>
+        <w:t xml:space="preserve">, 2025, from </w:t>
+      </w:r>
+      <w:hyperlink r:id="rId23" w:history="1">
+        <w:r>
+          <w:rPr>
+            <w:rStyle w:val="Hyperlink"/>
+          </w:rPr>
+          <w:t>https://www.vogella.com/tutorials/AndroidFragments/article.html</w:t>
+        </w:r>
+      </w:hyperlink>
     </w:p>
     <w:sectPr>
-      <w:footerReference w:type="default" r:id="rId16"/>
-      <w:footerReference w:type="first" r:id="rId17"/>
+      <w:footerReference w:type="default" r:id="rId24"/>
+      <w:footerReference w:type="first" r:id="rId25"/>
       <w:pgSz w:w="11900" w:h="16840"/>
       <w:pgMar w:top="1440" w:right="1440" w:bottom="1440" w:left="1440" w:header="708" w:footer="708" w:gutter="0"/>
       <w:pgNumType w:start="1"/>
